--- a/Interview NOtes.docx
+++ b/Interview NOtes.docx
@@ -619,7 +619,7 @@
           <w:szCs w:val="28"/>
         </w:rPr>
         <w:pict w14:anchorId="5CA91BCD">
-          <v:rect id="_x0000_i1086" style="width:0;height:1.5pt" o:hralign="center" o:hrstd="t" o:hr="t" fillcolor="#a0a0a0" stroked="f"/>
+          <v:rect id="_x0000_i1025" style="width:0;height:1.5pt" o:hralign="center" o:hrstd="t" o:hr="t" fillcolor="#a0a0a0" stroked="f"/>
         </w:pict>
       </w:r>
     </w:p>
@@ -680,7 +680,7 @@
           <w:szCs w:val="28"/>
         </w:rPr>
         <w:pict w14:anchorId="5E9C697A">
-          <v:rect id="_x0000_i1087" style="width:0;height:1.5pt" o:hralign="center" o:hrstd="t" o:hr="t" fillcolor="#a0a0a0" stroked="f"/>
+          <v:rect id="_x0000_i1026" style="width:0;height:1.5pt" o:hralign="center" o:hrstd="t" o:hr="t" fillcolor="#a0a0a0" stroked="f"/>
         </w:pict>
       </w:r>
     </w:p>
@@ -879,7 +879,7 @@
           <w:szCs w:val="28"/>
         </w:rPr>
         <w:pict w14:anchorId="31875DA4">
-          <v:rect id="_x0000_i1088" style="width:0;height:1.5pt" o:hralign="center" o:hrstd="t" o:hr="t" fillcolor="#a0a0a0" stroked="f"/>
+          <v:rect id="_x0000_i1027" style="width:0;height:1.5pt" o:hralign="center" o:hrstd="t" o:hr="t" fillcolor="#a0a0a0" stroked="f"/>
         </w:pict>
       </w:r>
     </w:p>
@@ -1363,7 +1363,7 @@
           <w:szCs w:val="28"/>
         </w:rPr>
         <w:pict w14:anchorId="31201AC5">
-          <v:rect id="_x0000_i1089" style="width:0;height:1.5pt" o:hralign="center" o:hrstd="t" o:hr="t" fillcolor="#a0a0a0" stroked="f"/>
+          <v:rect id="_x0000_i1028" style="width:0;height:1.5pt" o:hralign="center" o:hrstd="t" o:hr="t" fillcolor="#a0a0a0" stroked="f"/>
         </w:pict>
       </w:r>
     </w:p>
@@ -1425,7 +1425,7 @@
           <w:szCs w:val="28"/>
         </w:rPr>
         <w:pict w14:anchorId="37AFC844">
-          <v:rect id="_x0000_i1090" style="width:0;height:1.5pt" o:hralign="center" o:hrstd="t" o:hr="t" fillcolor="#a0a0a0" stroked="f"/>
+          <v:rect id="_x0000_i1029" style="width:0;height:1.5pt" o:hralign="center" o:hrstd="t" o:hr="t" fillcolor="#a0a0a0" stroked="f"/>
         </w:pict>
       </w:r>
     </w:p>
@@ -1578,7 +1578,7 @@
           <w:szCs w:val="28"/>
         </w:rPr>
         <w:pict w14:anchorId="6DA2A43A">
-          <v:rect id="_x0000_i1091" style="width:0;height:1.5pt" o:hralign="center" o:hrstd="t" o:hr="t" fillcolor="#a0a0a0" stroked="f"/>
+          <v:rect id="_x0000_i1030" style="width:0;height:1.5pt" o:hralign="center" o:hrstd="t" o:hr="t" fillcolor="#a0a0a0" stroked="f"/>
         </w:pict>
       </w:r>
     </w:p>
@@ -2016,7 +2016,7 @@
           <w:szCs w:val="28"/>
         </w:rPr>
         <w:pict w14:anchorId="138348DF">
-          <v:rect id="_x0000_i1092" style="width:0;height:1.5pt" o:hralign="center" o:hrstd="t" o:hr="t" fillcolor="#a0a0a0" stroked="f"/>
+          <v:rect id="_x0000_i1031" style="width:0;height:1.5pt" o:hralign="center" o:hrstd="t" o:hr="t" fillcolor="#a0a0a0" stroked="f"/>
         </w:pict>
       </w:r>
     </w:p>
@@ -2384,7 +2384,7 @@
           <w:szCs w:val="28"/>
         </w:rPr>
         <w:pict w14:anchorId="2E8F59F8">
-          <v:rect id="_x0000_i1093" style="width:0;height:1.5pt" o:hralign="center" o:hrstd="t" o:hr="t" fillcolor="#a0a0a0" stroked="f"/>
+          <v:rect id="_x0000_i1032" style="width:0;height:1.5pt" o:hralign="center" o:hrstd="t" o:hr="t" fillcolor="#a0a0a0" stroked="f"/>
         </w:pict>
       </w:r>
     </w:p>
@@ -3108,7 +3108,7 @@
           <w:szCs w:val="28"/>
         </w:rPr>
         <w:pict w14:anchorId="769D1090">
-          <v:rect id="_x0000_i1113" style="width:0;height:1.5pt" o:hralign="center" o:hrstd="t" o:hr="t" fillcolor="#a0a0a0" stroked="f"/>
+          <v:rect id="_x0000_i1033" style="width:0;height:1.5pt" o:hralign="center" o:hrstd="t" o:hr="t" fillcolor="#a0a0a0" stroked="f"/>
         </w:pict>
       </w:r>
     </w:p>
@@ -3892,7 +3892,7 @@
           <w:szCs w:val="28"/>
         </w:rPr>
         <w:pict w14:anchorId="6F4E1C8F">
-          <v:rect id="_x0000_i1121" style="width:0;height:1.5pt" o:hralign="center" o:hrstd="t" o:hr="t" fillcolor="#a0a0a0" stroked="f"/>
+          <v:rect id="_x0000_i1034" style="width:0;height:1.5pt" o:hralign="center" o:hrstd="t" o:hr="t" fillcolor="#a0a0a0" stroked="f"/>
         </w:pict>
       </w:r>
     </w:p>
@@ -3955,6 +3955,2865 @@
           <w:szCs w:val="28"/>
         </w:rPr>
       </w:pPr>
+    </w:p>
+    <w:p>
+      <w:pPr>
+        <w:rPr>
+          <w:b/>
+          <w:bCs/>
+          <w:sz w:val="28"/>
+          <w:szCs w:val="28"/>
+        </w:rPr>
+      </w:pPr>
+      <w:r>
+        <w:rPr>
+          <w:rFonts w:ascii="Segoe UI Emoji" w:hAnsi="Segoe UI Emoji" w:cs="Segoe UI Emoji"/>
+          <w:b/>
+          <w:bCs/>
+          <w:sz w:val="28"/>
+          <w:szCs w:val="28"/>
+        </w:rPr>
+        <w:t>❓</w:t>
+      </w:r>
+      <w:r>
+        <w:rPr>
+          <w:b/>
+          <w:bCs/>
+          <w:sz w:val="28"/>
+          <w:szCs w:val="28"/>
+        </w:rPr>
+        <w:t>Q1. What is Stateless Widget?</w:t>
+      </w:r>
+    </w:p>
+    <w:p>
+      <w:pPr>
+        <w:rPr>
+          <w:b/>
+          <w:bCs/>
+          <w:sz w:val="28"/>
+          <w:szCs w:val="28"/>
+        </w:rPr>
+      </w:pPr>
+      <w:r>
+        <w:rPr>
+          <w:rFonts w:ascii="Segoe UI Emoji" w:hAnsi="Segoe UI Emoji" w:cs="Segoe UI Emoji"/>
+          <w:b/>
+          <w:bCs/>
+          <w:sz w:val="28"/>
+          <w:szCs w:val="28"/>
+        </w:rPr>
+        <w:t>📖</w:t>
+      </w:r>
+      <w:r>
+        <w:rPr>
+          <w:b/>
+          <w:bCs/>
+          <w:sz w:val="28"/>
+          <w:szCs w:val="28"/>
+        </w:rPr>
+        <w:t xml:space="preserve"> Simple Explanation</w:t>
+      </w:r>
+    </w:p>
+    <w:p>
+      <w:pPr>
+        <w:rPr>
+          <w:sz w:val="28"/>
+          <w:szCs w:val="28"/>
+        </w:rPr>
+      </w:pPr>
+      <w:r>
+        <w:rPr>
+          <w:sz w:val="28"/>
+          <w:szCs w:val="28"/>
+        </w:rPr>
+        <w:t xml:space="preserve">Stateless Widget wo widget </w:t>
+      </w:r>
+      <w:proofErr w:type="spellStart"/>
+      <w:r>
+        <w:rPr>
+          <w:sz w:val="28"/>
+          <w:szCs w:val="28"/>
+        </w:rPr>
+        <w:t>hota</w:t>
+      </w:r>
+      <w:proofErr w:type="spellEnd"/>
+      <w:r>
+        <w:rPr>
+          <w:sz w:val="28"/>
+          <w:szCs w:val="28"/>
+        </w:rPr>
+        <w:t xml:space="preserve"> </w:t>
+      </w:r>
+      <w:proofErr w:type="spellStart"/>
+      <w:r>
+        <w:rPr>
+          <w:sz w:val="28"/>
+          <w:szCs w:val="28"/>
+        </w:rPr>
+        <w:t>hai</w:t>
+      </w:r>
+      <w:proofErr w:type="spellEnd"/>
+      <w:r>
+        <w:rPr>
+          <w:sz w:val="28"/>
+          <w:szCs w:val="28"/>
+        </w:rPr>
+        <w:t xml:space="preserve"> </w:t>
+      </w:r>
+      <w:proofErr w:type="spellStart"/>
+      <w:r>
+        <w:rPr>
+          <w:b/>
+          <w:bCs/>
+          <w:sz w:val="28"/>
+          <w:szCs w:val="28"/>
+        </w:rPr>
+        <w:t>jiska</w:t>
+      </w:r>
+      <w:proofErr w:type="spellEnd"/>
+      <w:r>
+        <w:rPr>
+          <w:b/>
+          <w:bCs/>
+          <w:sz w:val="28"/>
+          <w:szCs w:val="28"/>
+        </w:rPr>
+        <w:t xml:space="preserve"> data create hone </w:t>
+      </w:r>
+      <w:proofErr w:type="spellStart"/>
+      <w:r>
+        <w:rPr>
+          <w:b/>
+          <w:bCs/>
+          <w:sz w:val="28"/>
+          <w:szCs w:val="28"/>
+        </w:rPr>
+        <w:t>ke</w:t>
+      </w:r>
+      <w:proofErr w:type="spellEnd"/>
+      <w:r>
+        <w:rPr>
+          <w:b/>
+          <w:bCs/>
+          <w:sz w:val="28"/>
+          <w:szCs w:val="28"/>
+        </w:rPr>
+        <w:t xml:space="preserve"> </w:t>
+      </w:r>
+      <w:proofErr w:type="spellStart"/>
+      <w:r>
+        <w:rPr>
+          <w:b/>
+          <w:bCs/>
+          <w:sz w:val="28"/>
+          <w:szCs w:val="28"/>
+        </w:rPr>
+        <w:t>baad</w:t>
+      </w:r>
+      <w:proofErr w:type="spellEnd"/>
+      <w:r>
+        <w:rPr>
+          <w:b/>
+          <w:bCs/>
+          <w:sz w:val="28"/>
+          <w:szCs w:val="28"/>
+        </w:rPr>
+        <w:t xml:space="preserve"> change </w:t>
+      </w:r>
+      <w:proofErr w:type="spellStart"/>
+      <w:r>
+        <w:rPr>
+          <w:b/>
+          <w:bCs/>
+          <w:sz w:val="28"/>
+          <w:szCs w:val="28"/>
+        </w:rPr>
+        <w:t>nahi</w:t>
+      </w:r>
+      <w:proofErr w:type="spellEnd"/>
+      <w:r>
+        <w:rPr>
+          <w:b/>
+          <w:bCs/>
+          <w:sz w:val="28"/>
+          <w:szCs w:val="28"/>
+        </w:rPr>
+        <w:t xml:space="preserve"> </w:t>
+      </w:r>
+      <w:proofErr w:type="spellStart"/>
+      <w:r>
+        <w:rPr>
+          <w:b/>
+          <w:bCs/>
+          <w:sz w:val="28"/>
+          <w:szCs w:val="28"/>
+        </w:rPr>
+        <w:t>hota</w:t>
+      </w:r>
+      <w:proofErr w:type="spellEnd"/>
+      <w:r>
+        <w:rPr>
+          <w:b/>
+          <w:bCs/>
+          <w:sz w:val="28"/>
+          <w:szCs w:val="28"/>
+        </w:rPr>
+        <w:t>.</w:t>
+      </w:r>
+    </w:p>
+    <w:p>
+      <w:pPr>
+        <w:rPr>
+          <w:sz w:val="28"/>
+          <w:szCs w:val="28"/>
+        </w:rPr>
+      </w:pPr>
+      <w:proofErr w:type="spellStart"/>
+      <w:r>
+        <w:rPr>
+          <w:sz w:val="28"/>
+          <w:szCs w:val="28"/>
+        </w:rPr>
+        <w:t>Matlab</w:t>
+      </w:r>
+      <w:proofErr w:type="spellEnd"/>
+      <w:r>
+        <w:rPr>
+          <w:sz w:val="28"/>
+          <w:szCs w:val="28"/>
+        </w:rPr>
+        <w:t xml:space="preserve"> screen ek </w:t>
+      </w:r>
+      <w:proofErr w:type="spellStart"/>
+      <w:r>
+        <w:rPr>
+          <w:sz w:val="28"/>
+          <w:szCs w:val="28"/>
+        </w:rPr>
+        <w:t>baar</w:t>
+      </w:r>
+      <w:proofErr w:type="spellEnd"/>
+      <w:r>
+        <w:rPr>
+          <w:sz w:val="28"/>
+          <w:szCs w:val="28"/>
+        </w:rPr>
+        <w:t xml:space="preserve"> ban </w:t>
+      </w:r>
+      <w:proofErr w:type="spellStart"/>
+      <w:r>
+        <w:rPr>
+          <w:sz w:val="28"/>
+          <w:szCs w:val="28"/>
+        </w:rPr>
+        <w:t>gayi</w:t>
+      </w:r>
+      <w:proofErr w:type="spellEnd"/>
+      <w:r>
+        <w:rPr>
+          <w:sz w:val="28"/>
+          <w:szCs w:val="28"/>
+        </w:rPr>
+        <w:t xml:space="preserve">, to </w:t>
+      </w:r>
+      <w:proofErr w:type="spellStart"/>
+      <w:r>
+        <w:rPr>
+          <w:sz w:val="28"/>
+          <w:szCs w:val="28"/>
+        </w:rPr>
+        <w:t>uska</w:t>
+      </w:r>
+      <w:proofErr w:type="spellEnd"/>
+      <w:r>
+        <w:rPr>
+          <w:sz w:val="28"/>
+          <w:szCs w:val="28"/>
+        </w:rPr>
+        <w:t xml:space="preserve"> UI same </w:t>
+      </w:r>
+      <w:proofErr w:type="spellStart"/>
+      <w:r>
+        <w:rPr>
+          <w:sz w:val="28"/>
+          <w:szCs w:val="28"/>
+        </w:rPr>
+        <w:t>rahega</w:t>
+      </w:r>
+      <w:proofErr w:type="spellEnd"/>
+      <w:r>
+        <w:rPr>
+          <w:sz w:val="28"/>
+          <w:szCs w:val="28"/>
+        </w:rPr>
+        <w:t>.</w:t>
+      </w:r>
+    </w:p>
+    <w:p>
+      <w:pPr>
+        <w:rPr>
+          <w:sz w:val="28"/>
+          <w:szCs w:val="28"/>
+        </w:rPr>
+      </w:pPr>
+      <w:r>
+        <w:rPr>
+          <w:sz w:val="28"/>
+          <w:szCs w:val="28"/>
+        </w:rPr>
+        <w:t>Example:</w:t>
+      </w:r>
+    </w:p>
+    <w:p>
+      <w:pPr>
+        <w:numPr>
+          <w:ilvl w:val="0"/>
+          <w:numId w:val="8"/>
+        </w:numPr>
+        <w:rPr>
+          <w:sz w:val="28"/>
+          <w:szCs w:val="28"/>
+        </w:rPr>
+      </w:pPr>
+      <w:r>
+        <w:rPr>
+          <w:sz w:val="28"/>
+          <w:szCs w:val="28"/>
+        </w:rPr>
+        <w:t>Logo</w:t>
+      </w:r>
+    </w:p>
+    <w:p>
+      <w:pPr>
+        <w:numPr>
+          <w:ilvl w:val="0"/>
+          <w:numId w:val="8"/>
+        </w:numPr>
+        <w:rPr>
+          <w:sz w:val="28"/>
+          <w:szCs w:val="28"/>
+        </w:rPr>
+      </w:pPr>
+      <w:r>
+        <w:rPr>
+          <w:sz w:val="28"/>
+          <w:szCs w:val="28"/>
+        </w:rPr>
+        <w:t>Static Text</w:t>
+      </w:r>
+    </w:p>
+    <w:p>
+      <w:pPr>
+        <w:numPr>
+          <w:ilvl w:val="0"/>
+          <w:numId w:val="8"/>
+        </w:numPr>
+        <w:rPr>
+          <w:sz w:val="28"/>
+          <w:szCs w:val="28"/>
+        </w:rPr>
+      </w:pPr>
+      <w:r>
+        <w:rPr>
+          <w:sz w:val="28"/>
+          <w:szCs w:val="28"/>
+        </w:rPr>
+        <w:t>App Icon</w:t>
+      </w:r>
+    </w:p>
+    <w:p>
+      <w:pPr>
+        <w:numPr>
+          <w:ilvl w:val="0"/>
+          <w:numId w:val="8"/>
+        </w:numPr>
+        <w:rPr>
+          <w:sz w:val="28"/>
+          <w:szCs w:val="28"/>
+        </w:rPr>
+      </w:pPr>
+      <w:r>
+        <w:rPr>
+          <w:sz w:val="28"/>
+          <w:szCs w:val="28"/>
+        </w:rPr>
+        <w:t>About Page Heading</w:t>
+      </w:r>
+    </w:p>
+    <w:p>
+      <w:pPr>
+        <w:rPr>
+          <w:sz w:val="28"/>
+          <w:szCs w:val="28"/>
+        </w:rPr>
+      </w:pPr>
+      <w:r>
+        <w:rPr>
+          <w:sz w:val="28"/>
+          <w:szCs w:val="28"/>
+        </w:rPr>
+        <w:lastRenderedPageBreak/>
+        <w:t xml:space="preserve">Ye normally change </w:t>
+      </w:r>
+      <w:proofErr w:type="spellStart"/>
+      <w:r>
+        <w:rPr>
+          <w:sz w:val="28"/>
+          <w:szCs w:val="28"/>
+        </w:rPr>
+        <w:t>nahi</w:t>
+      </w:r>
+      <w:proofErr w:type="spellEnd"/>
+      <w:r>
+        <w:rPr>
+          <w:sz w:val="28"/>
+          <w:szCs w:val="28"/>
+        </w:rPr>
+        <w:t xml:space="preserve"> </w:t>
+      </w:r>
+      <w:proofErr w:type="spellStart"/>
+      <w:r>
+        <w:rPr>
+          <w:sz w:val="28"/>
+          <w:szCs w:val="28"/>
+        </w:rPr>
+        <w:t>hote</w:t>
+      </w:r>
+      <w:proofErr w:type="spellEnd"/>
+      <w:r>
+        <w:rPr>
+          <w:sz w:val="28"/>
+          <w:szCs w:val="28"/>
+        </w:rPr>
+        <w:t>.</w:t>
+      </w:r>
+    </w:p>
+    <w:p>
+      <w:pPr>
+        <w:rPr>
+          <w:sz w:val="28"/>
+          <w:szCs w:val="28"/>
+        </w:rPr>
+      </w:pPr>
+      <w:r>
+        <w:rPr>
+          <w:rFonts w:ascii="Segoe UI Emoji" w:hAnsi="Segoe UI Emoji" w:cs="Segoe UI Emoji"/>
+          <w:sz w:val="28"/>
+          <w:szCs w:val="28"/>
+        </w:rPr>
+        <w:t>👉</w:t>
+      </w:r>
+      <w:r>
+        <w:rPr>
+          <w:sz w:val="28"/>
+          <w:szCs w:val="28"/>
+        </w:rPr>
+        <w:t xml:space="preserve"> </w:t>
+      </w:r>
+      <w:r>
+        <w:rPr>
+          <w:b/>
+          <w:bCs/>
+          <w:sz w:val="28"/>
+          <w:szCs w:val="28"/>
+        </w:rPr>
+        <w:t>Simple Line:</w:t>
+      </w:r>
+      <w:r>
+        <w:rPr>
+          <w:sz w:val="28"/>
+          <w:szCs w:val="28"/>
+        </w:rPr>
+        <w:t xml:space="preserve"> </w:t>
+      </w:r>
+      <w:r>
+        <w:rPr>
+          <w:i/>
+          <w:iCs/>
+          <w:sz w:val="28"/>
+          <w:szCs w:val="28"/>
+        </w:rPr>
+        <w:t>Stateless Widget = Fixed UI</w:t>
+      </w:r>
+    </w:p>
+    <w:p>
+      <w:pPr>
+        <w:rPr>
+          <w:sz w:val="28"/>
+          <w:szCs w:val="28"/>
+        </w:rPr>
+      </w:pPr>
+      <w:r>
+        <w:rPr>
+          <w:sz w:val="28"/>
+          <w:szCs w:val="28"/>
+        </w:rPr>
+        <w:pict w14:anchorId="5A47EFBD">
+          <v:rect id="_x0000_i1041" style="width:0;height:1.5pt" o:hralign="center" o:hrstd="t" o:hr="t" fillcolor="#a0a0a0" stroked="f"/>
+        </w:pict>
+      </w:r>
+    </w:p>
+    <w:p>
+      <w:pPr>
+        <w:rPr>
+          <w:b/>
+          <w:bCs/>
+          <w:sz w:val="28"/>
+          <w:szCs w:val="28"/>
+        </w:rPr>
+      </w:pPr>
+      <w:r>
+        <w:rPr>
+          <w:rFonts w:ascii="Segoe UI Emoji" w:hAnsi="Segoe UI Emoji" w:cs="Segoe UI Emoji"/>
+          <w:b/>
+          <w:bCs/>
+          <w:sz w:val="28"/>
+          <w:szCs w:val="28"/>
+        </w:rPr>
+        <w:t>💼</w:t>
+      </w:r>
+      <w:r>
+        <w:rPr>
+          <w:b/>
+          <w:bCs/>
+          <w:sz w:val="28"/>
+          <w:szCs w:val="28"/>
+        </w:rPr>
+        <w:t xml:space="preserve"> Interview Answer</w:t>
+      </w:r>
+    </w:p>
+    <w:p>
+      <w:pPr>
+        <w:rPr>
+          <w:sz w:val="28"/>
+          <w:szCs w:val="28"/>
+        </w:rPr>
+      </w:pPr>
+      <w:r>
+        <w:rPr>
+          <w:sz w:val="28"/>
+          <w:szCs w:val="28"/>
+        </w:rPr>
+        <w:t>A Stateless Widget is a widget whose state cannot change after it is created. It is used for static user interface elements.</w:t>
+      </w:r>
+    </w:p>
+    <w:p>
+      <w:pPr>
+        <w:rPr>
+          <w:sz w:val="28"/>
+          <w:szCs w:val="28"/>
+        </w:rPr>
+      </w:pPr>
+    </w:p>
+    <w:p>
+      <w:pPr>
+        <w:rPr>
+          <w:b/>
+          <w:bCs/>
+          <w:sz w:val="28"/>
+          <w:szCs w:val="28"/>
+        </w:rPr>
+      </w:pPr>
+      <w:r>
+        <w:rPr>
+          <w:rFonts w:ascii="Segoe UI Emoji" w:hAnsi="Segoe UI Emoji" w:cs="Segoe UI Emoji"/>
+          <w:b/>
+          <w:bCs/>
+          <w:sz w:val="28"/>
+          <w:szCs w:val="28"/>
+        </w:rPr>
+        <w:t>❓</w:t>
+      </w:r>
+      <w:r>
+        <w:rPr>
+          <w:b/>
+          <w:bCs/>
+          <w:sz w:val="28"/>
+          <w:szCs w:val="28"/>
+        </w:rPr>
+        <w:t>Q2. What is Stateful Widget?</w:t>
+      </w:r>
+    </w:p>
+    <w:p>
+      <w:pPr>
+        <w:rPr>
+          <w:b/>
+          <w:bCs/>
+          <w:sz w:val="28"/>
+          <w:szCs w:val="28"/>
+        </w:rPr>
+      </w:pPr>
+      <w:r>
+        <w:rPr>
+          <w:rFonts w:ascii="Segoe UI Emoji" w:hAnsi="Segoe UI Emoji" w:cs="Segoe UI Emoji"/>
+          <w:b/>
+          <w:bCs/>
+          <w:sz w:val="28"/>
+          <w:szCs w:val="28"/>
+        </w:rPr>
+        <w:t>📖</w:t>
+      </w:r>
+      <w:r>
+        <w:rPr>
+          <w:b/>
+          <w:bCs/>
+          <w:sz w:val="28"/>
+          <w:szCs w:val="28"/>
+        </w:rPr>
+        <w:t xml:space="preserve"> Simple Explanation</w:t>
+      </w:r>
+    </w:p>
+    <w:p>
+      <w:pPr>
+        <w:rPr>
+          <w:sz w:val="28"/>
+          <w:szCs w:val="28"/>
+        </w:rPr>
+      </w:pPr>
+      <w:r>
+        <w:rPr>
+          <w:sz w:val="28"/>
+          <w:szCs w:val="28"/>
+        </w:rPr>
+        <w:t xml:space="preserve">Stateful Widget wo widget </w:t>
+      </w:r>
+      <w:proofErr w:type="spellStart"/>
+      <w:r>
+        <w:rPr>
+          <w:sz w:val="28"/>
+          <w:szCs w:val="28"/>
+        </w:rPr>
+        <w:t>hota</w:t>
+      </w:r>
+      <w:proofErr w:type="spellEnd"/>
+      <w:r>
+        <w:rPr>
+          <w:sz w:val="28"/>
+          <w:szCs w:val="28"/>
+        </w:rPr>
+        <w:t xml:space="preserve"> </w:t>
+      </w:r>
+      <w:proofErr w:type="spellStart"/>
+      <w:r>
+        <w:rPr>
+          <w:sz w:val="28"/>
+          <w:szCs w:val="28"/>
+        </w:rPr>
+        <w:t>hai</w:t>
+      </w:r>
+      <w:proofErr w:type="spellEnd"/>
+      <w:r>
+        <w:rPr>
+          <w:sz w:val="28"/>
+          <w:szCs w:val="28"/>
+        </w:rPr>
+        <w:t xml:space="preserve"> </w:t>
+      </w:r>
+      <w:proofErr w:type="spellStart"/>
+      <w:r>
+        <w:rPr>
+          <w:b/>
+          <w:bCs/>
+          <w:sz w:val="28"/>
+          <w:szCs w:val="28"/>
+        </w:rPr>
+        <w:t>jiska</w:t>
+      </w:r>
+      <w:proofErr w:type="spellEnd"/>
+      <w:r>
+        <w:rPr>
+          <w:b/>
+          <w:bCs/>
+          <w:sz w:val="28"/>
+          <w:szCs w:val="28"/>
+        </w:rPr>
+        <w:t xml:space="preserve"> data runtime me change ho </w:t>
+      </w:r>
+      <w:proofErr w:type="spellStart"/>
+      <w:r>
+        <w:rPr>
+          <w:b/>
+          <w:bCs/>
+          <w:sz w:val="28"/>
+          <w:szCs w:val="28"/>
+        </w:rPr>
+        <w:t>sakta</w:t>
+      </w:r>
+      <w:proofErr w:type="spellEnd"/>
+      <w:r>
+        <w:rPr>
+          <w:b/>
+          <w:bCs/>
+          <w:sz w:val="28"/>
+          <w:szCs w:val="28"/>
+        </w:rPr>
+        <w:t xml:space="preserve"> </w:t>
+      </w:r>
+      <w:proofErr w:type="spellStart"/>
+      <w:r>
+        <w:rPr>
+          <w:b/>
+          <w:bCs/>
+          <w:sz w:val="28"/>
+          <w:szCs w:val="28"/>
+        </w:rPr>
+        <w:t>hai</w:t>
+      </w:r>
+      <w:proofErr w:type="spellEnd"/>
+      <w:r>
+        <w:rPr>
+          <w:b/>
+          <w:bCs/>
+          <w:sz w:val="28"/>
+          <w:szCs w:val="28"/>
+        </w:rPr>
+        <w:t>.</w:t>
+      </w:r>
+    </w:p>
+    <w:p>
+      <w:pPr>
+        <w:rPr>
+          <w:sz w:val="28"/>
+          <w:szCs w:val="28"/>
+        </w:rPr>
+      </w:pPr>
+      <w:r>
+        <w:rPr>
+          <w:sz w:val="28"/>
+          <w:szCs w:val="28"/>
+        </w:rPr>
+        <w:t xml:space="preserve">Jab data change </w:t>
+      </w:r>
+      <w:proofErr w:type="spellStart"/>
+      <w:r>
+        <w:rPr>
+          <w:sz w:val="28"/>
+          <w:szCs w:val="28"/>
+        </w:rPr>
+        <w:t>hota</w:t>
+      </w:r>
+      <w:proofErr w:type="spellEnd"/>
+      <w:r>
+        <w:rPr>
+          <w:sz w:val="28"/>
+          <w:szCs w:val="28"/>
+        </w:rPr>
+        <w:t xml:space="preserve"> </w:t>
+      </w:r>
+      <w:proofErr w:type="spellStart"/>
+      <w:r>
+        <w:rPr>
+          <w:sz w:val="28"/>
+          <w:szCs w:val="28"/>
+        </w:rPr>
+        <w:t>hai</w:t>
+      </w:r>
+      <w:proofErr w:type="spellEnd"/>
+      <w:r>
+        <w:rPr>
+          <w:sz w:val="28"/>
+          <w:szCs w:val="28"/>
+        </w:rPr>
+        <w:t xml:space="preserve"> to UI </w:t>
+      </w:r>
+      <w:proofErr w:type="spellStart"/>
+      <w:r>
+        <w:rPr>
+          <w:sz w:val="28"/>
+          <w:szCs w:val="28"/>
+        </w:rPr>
+        <w:t>bhi</w:t>
+      </w:r>
+      <w:proofErr w:type="spellEnd"/>
+      <w:r>
+        <w:rPr>
+          <w:sz w:val="28"/>
+          <w:szCs w:val="28"/>
+        </w:rPr>
+        <w:t xml:space="preserve"> update ho jati </w:t>
+      </w:r>
+      <w:proofErr w:type="spellStart"/>
+      <w:r>
+        <w:rPr>
+          <w:sz w:val="28"/>
+          <w:szCs w:val="28"/>
+        </w:rPr>
+        <w:t>hai</w:t>
+      </w:r>
+      <w:proofErr w:type="spellEnd"/>
+      <w:r>
+        <w:rPr>
+          <w:sz w:val="28"/>
+          <w:szCs w:val="28"/>
+        </w:rPr>
+        <w:t>.</w:t>
+      </w:r>
+    </w:p>
+    <w:p>
+      <w:pPr>
+        <w:rPr>
+          <w:sz w:val="28"/>
+          <w:szCs w:val="28"/>
+        </w:rPr>
+      </w:pPr>
+      <w:r>
+        <w:rPr>
+          <w:sz w:val="28"/>
+          <w:szCs w:val="28"/>
+        </w:rPr>
+        <w:t>Example:</w:t>
+      </w:r>
+    </w:p>
+    <w:p>
+      <w:pPr>
+        <w:numPr>
+          <w:ilvl w:val="0"/>
+          <w:numId w:val="9"/>
+        </w:numPr>
+        <w:rPr>
+          <w:sz w:val="28"/>
+          <w:szCs w:val="28"/>
+        </w:rPr>
+      </w:pPr>
+      <w:r>
+        <w:rPr>
+          <w:sz w:val="28"/>
+          <w:szCs w:val="28"/>
+        </w:rPr>
+        <w:t>Counter App</w:t>
+      </w:r>
+    </w:p>
+    <w:p>
+      <w:pPr>
+        <w:numPr>
+          <w:ilvl w:val="0"/>
+          <w:numId w:val="9"/>
+        </w:numPr>
+        <w:rPr>
+          <w:sz w:val="28"/>
+          <w:szCs w:val="28"/>
+        </w:rPr>
+      </w:pPr>
+      <w:r>
+        <w:rPr>
+          <w:sz w:val="28"/>
+          <w:szCs w:val="28"/>
+        </w:rPr>
+        <w:t xml:space="preserve">Like Button </w:t>
+      </w:r>
+      <w:r>
+        <w:rPr>
+          <w:rFonts w:ascii="Segoe UI Emoji" w:hAnsi="Segoe UI Emoji" w:cs="Segoe UI Emoji"/>
+          <w:sz w:val="28"/>
+          <w:szCs w:val="28"/>
+        </w:rPr>
+        <w:t>❤️</w:t>
+      </w:r>
+    </w:p>
+    <w:p>
+      <w:pPr>
+        <w:numPr>
+          <w:ilvl w:val="0"/>
+          <w:numId w:val="9"/>
+        </w:numPr>
+        <w:rPr>
+          <w:sz w:val="28"/>
+          <w:szCs w:val="28"/>
+        </w:rPr>
+      </w:pPr>
+      <w:r>
+        <w:rPr>
+          <w:sz w:val="28"/>
+          <w:szCs w:val="28"/>
+        </w:rPr>
+        <w:t>Login Form</w:t>
+      </w:r>
+    </w:p>
+    <w:p>
+      <w:pPr>
+        <w:numPr>
+          <w:ilvl w:val="0"/>
+          <w:numId w:val="9"/>
+        </w:numPr>
+        <w:rPr>
+          <w:sz w:val="28"/>
+          <w:szCs w:val="28"/>
+        </w:rPr>
+      </w:pPr>
+      <w:r>
+        <w:rPr>
+          <w:sz w:val="28"/>
+          <w:szCs w:val="28"/>
+        </w:rPr>
+        <w:t>Checkbox</w:t>
+      </w:r>
+    </w:p>
+    <w:p>
+      <w:pPr>
+        <w:numPr>
+          <w:ilvl w:val="0"/>
+          <w:numId w:val="9"/>
+        </w:numPr>
+        <w:rPr>
+          <w:sz w:val="28"/>
+          <w:szCs w:val="28"/>
+        </w:rPr>
+      </w:pPr>
+      <w:r>
+        <w:rPr>
+          <w:sz w:val="28"/>
+          <w:szCs w:val="28"/>
+        </w:rPr>
+        <w:t>Loading Screen</w:t>
+      </w:r>
+    </w:p>
+    <w:p>
+      <w:pPr>
+        <w:rPr>
+          <w:sz w:val="28"/>
+          <w:szCs w:val="28"/>
+        </w:rPr>
+      </w:pPr>
+      <w:r>
+        <w:rPr>
+          <w:rFonts w:ascii="Segoe UI Emoji" w:hAnsi="Segoe UI Emoji" w:cs="Segoe UI Emoji"/>
+          <w:sz w:val="28"/>
+          <w:szCs w:val="28"/>
+        </w:rPr>
+        <w:t>👉</w:t>
+      </w:r>
+      <w:r>
+        <w:rPr>
+          <w:sz w:val="28"/>
+          <w:szCs w:val="28"/>
+        </w:rPr>
+        <w:t xml:space="preserve"> </w:t>
+      </w:r>
+      <w:r>
+        <w:rPr>
+          <w:b/>
+          <w:bCs/>
+          <w:sz w:val="28"/>
+          <w:szCs w:val="28"/>
+        </w:rPr>
+        <w:t>Simple Line:</w:t>
+      </w:r>
+      <w:r>
+        <w:rPr>
+          <w:sz w:val="28"/>
+          <w:szCs w:val="28"/>
+        </w:rPr>
+        <w:t xml:space="preserve"> </w:t>
+      </w:r>
+      <w:r>
+        <w:rPr>
+          <w:i/>
+          <w:iCs/>
+          <w:sz w:val="28"/>
+          <w:szCs w:val="28"/>
+        </w:rPr>
+        <w:t>Stateful Widget = Changeable UI</w:t>
+      </w:r>
+    </w:p>
+    <w:p>
+      <w:pPr>
+        <w:rPr>
+          <w:sz w:val="28"/>
+          <w:szCs w:val="28"/>
+        </w:rPr>
+      </w:pPr>
+      <w:r>
+        <w:rPr>
+          <w:sz w:val="28"/>
+          <w:szCs w:val="28"/>
+        </w:rPr>
+        <w:pict w14:anchorId="0C17AB1C">
+          <v:rect id="_x0000_i1049" style="width:0;height:1.5pt" o:hralign="center" o:hrstd="t" o:hr="t" fillcolor="#a0a0a0" stroked="f"/>
+        </w:pict>
+      </w:r>
+    </w:p>
+    <w:p>
+      <w:pPr>
+        <w:rPr>
+          <w:b/>
+          <w:bCs/>
+          <w:sz w:val="28"/>
+          <w:szCs w:val="28"/>
+        </w:rPr>
+      </w:pPr>
+      <w:r>
+        <w:rPr>
+          <w:rFonts w:ascii="Segoe UI Emoji" w:hAnsi="Segoe UI Emoji" w:cs="Segoe UI Emoji"/>
+          <w:b/>
+          <w:bCs/>
+          <w:sz w:val="28"/>
+          <w:szCs w:val="28"/>
+        </w:rPr>
+        <w:t>💼</w:t>
+      </w:r>
+      <w:r>
+        <w:rPr>
+          <w:b/>
+          <w:bCs/>
+          <w:sz w:val="28"/>
+          <w:szCs w:val="28"/>
+        </w:rPr>
+        <w:t xml:space="preserve"> Interview Answer</w:t>
+      </w:r>
+    </w:p>
+    <w:p>
+      <w:pPr>
+        <w:rPr>
+          <w:sz w:val="28"/>
+          <w:szCs w:val="28"/>
+        </w:rPr>
+      </w:pPr>
+      <w:r>
+        <w:rPr>
+          <w:sz w:val="28"/>
+          <w:szCs w:val="28"/>
+        </w:rPr>
+        <w:t>A Stateful Widget is a widget whose state can change during runtime. Whenever the state changes, the widget rebuilds and updates the UI.</w:t>
+      </w:r>
+    </w:p>
+    <w:p>
+      <w:pPr>
+        <w:rPr>
+          <w:sz w:val="28"/>
+          <w:szCs w:val="28"/>
+        </w:rPr>
+      </w:pPr>
+    </w:p>
+    <w:p>
+      <w:pPr>
+        <w:rPr>
+          <w:b/>
+          <w:bCs/>
+          <w:sz w:val="28"/>
+          <w:szCs w:val="28"/>
+        </w:rPr>
+      </w:pPr>
+      <w:r>
+        <w:rPr>
+          <w:b/>
+          <w:bCs/>
+          <w:sz w:val="28"/>
+          <w:szCs w:val="28"/>
+        </w:rPr>
+        <w:lastRenderedPageBreak/>
+        <w:t>Q. What is Hot Reload?</w:t>
+      </w:r>
+    </w:p>
+    <w:p>
+      <w:pPr>
+        <w:rPr>
+          <w:sz w:val="28"/>
+          <w:szCs w:val="28"/>
+        </w:rPr>
+      </w:pPr>
+      <w:r>
+        <w:rPr>
+          <w:sz w:val="28"/>
+          <w:szCs w:val="28"/>
+        </w:rPr>
+        <w:pict w14:anchorId="750329C6">
+          <v:rect id="_x0000_i1057" style="width:0;height:1.5pt" o:hralign="center" o:hrstd="t" o:hr="t" fillcolor="#a0a0a0" stroked="f"/>
+        </w:pict>
+      </w:r>
+    </w:p>
+    <w:p>
+      <w:pPr>
+        <w:rPr>
+          <w:b/>
+          <w:bCs/>
+          <w:sz w:val="28"/>
+          <w:szCs w:val="28"/>
+        </w:rPr>
+      </w:pPr>
+      <w:r>
+        <w:rPr>
+          <w:rFonts w:ascii="Segoe UI Emoji" w:hAnsi="Segoe UI Emoji" w:cs="Segoe UI Emoji"/>
+          <w:b/>
+          <w:bCs/>
+          <w:sz w:val="28"/>
+          <w:szCs w:val="28"/>
+        </w:rPr>
+        <w:t>📖</w:t>
+      </w:r>
+      <w:r>
+        <w:rPr>
+          <w:b/>
+          <w:bCs/>
+          <w:sz w:val="28"/>
+          <w:szCs w:val="28"/>
+        </w:rPr>
+        <w:t xml:space="preserve"> Simple Explanation</w:t>
+      </w:r>
+    </w:p>
+    <w:p>
+      <w:pPr>
+        <w:rPr>
+          <w:sz w:val="28"/>
+          <w:szCs w:val="28"/>
+        </w:rPr>
+      </w:pPr>
+      <w:r>
+        <w:rPr>
+          <w:sz w:val="28"/>
+          <w:szCs w:val="28"/>
+        </w:rPr>
+        <w:t xml:space="preserve">Jab tum Flutter app me code change </w:t>
+      </w:r>
+      <w:proofErr w:type="spellStart"/>
+      <w:r>
+        <w:rPr>
+          <w:sz w:val="28"/>
+          <w:szCs w:val="28"/>
+        </w:rPr>
+        <w:t>karte</w:t>
+      </w:r>
+      <w:proofErr w:type="spellEnd"/>
+      <w:r>
+        <w:rPr>
+          <w:sz w:val="28"/>
+          <w:szCs w:val="28"/>
+        </w:rPr>
+        <w:t xml:space="preserve"> ho aur </w:t>
+      </w:r>
+      <w:r>
+        <w:rPr>
+          <w:b/>
+          <w:bCs/>
+          <w:sz w:val="28"/>
+          <w:szCs w:val="28"/>
+        </w:rPr>
+        <w:t>Save (Ctrl + S)</w:t>
+      </w:r>
+      <w:r>
+        <w:rPr>
+          <w:sz w:val="28"/>
+          <w:szCs w:val="28"/>
+        </w:rPr>
+        <w:t xml:space="preserve"> </w:t>
+      </w:r>
+      <w:proofErr w:type="spellStart"/>
+      <w:r>
+        <w:rPr>
+          <w:sz w:val="28"/>
+          <w:szCs w:val="28"/>
+        </w:rPr>
+        <w:t>karte</w:t>
+      </w:r>
+      <w:proofErr w:type="spellEnd"/>
+      <w:r>
+        <w:rPr>
+          <w:sz w:val="28"/>
+          <w:szCs w:val="28"/>
+        </w:rPr>
+        <w:t xml:space="preserve"> ho,</w:t>
+      </w:r>
+    </w:p>
+    <w:p>
+      <w:pPr>
+        <w:rPr>
+          <w:sz w:val="28"/>
+          <w:szCs w:val="28"/>
+        </w:rPr>
+      </w:pPr>
+      <w:r>
+        <w:rPr>
+          <w:sz w:val="28"/>
+          <w:szCs w:val="28"/>
+        </w:rPr>
+        <w:t xml:space="preserve">Flutter </w:t>
+      </w:r>
+      <w:proofErr w:type="spellStart"/>
+      <w:r>
+        <w:rPr>
+          <w:sz w:val="28"/>
+          <w:szCs w:val="28"/>
+        </w:rPr>
+        <w:t>bina</w:t>
+      </w:r>
+      <w:proofErr w:type="spellEnd"/>
+      <w:r>
+        <w:rPr>
+          <w:sz w:val="28"/>
+          <w:szCs w:val="28"/>
+        </w:rPr>
+        <w:t xml:space="preserve"> app ko band </w:t>
+      </w:r>
+      <w:proofErr w:type="spellStart"/>
+      <w:r>
+        <w:rPr>
+          <w:sz w:val="28"/>
+          <w:szCs w:val="28"/>
+        </w:rPr>
+        <w:t>kiye</w:t>
+      </w:r>
+      <w:proofErr w:type="spellEnd"/>
+      <w:r>
+        <w:rPr>
+          <w:sz w:val="28"/>
+          <w:szCs w:val="28"/>
+        </w:rPr>
+        <w:t xml:space="preserve"> </w:t>
+      </w:r>
+      <w:proofErr w:type="spellStart"/>
+      <w:r>
+        <w:rPr>
+          <w:b/>
+          <w:bCs/>
+          <w:sz w:val="28"/>
+          <w:szCs w:val="28"/>
+        </w:rPr>
+        <w:t>sirf</w:t>
+      </w:r>
+      <w:proofErr w:type="spellEnd"/>
+      <w:r>
+        <w:rPr>
+          <w:b/>
+          <w:bCs/>
+          <w:sz w:val="28"/>
+          <w:szCs w:val="28"/>
+        </w:rPr>
+        <w:t xml:space="preserve"> updated UI ko refresh </w:t>
+      </w:r>
+      <w:proofErr w:type="spellStart"/>
+      <w:r>
+        <w:rPr>
+          <w:b/>
+          <w:bCs/>
+          <w:sz w:val="28"/>
+          <w:szCs w:val="28"/>
+        </w:rPr>
+        <w:t>kar</w:t>
+      </w:r>
+      <w:proofErr w:type="spellEnd"/>
+      <w:r>
+        <w:rPr>
+          <w:b/>
+          <w:bCs/>
+          <w:sz w:val="28"/>
+          <w:szCs w:val="28"/>
+        </w:rPr>
+        <w:t xml:space="preserve"> </w:t>
+      </w:r>
+      <w:proofErr w:type="spellStart"/>
+      <w:r>
+        <w:rPr>
+          <w:b/>
+          <w:bCs/>
+          <w:sz w:val="28"/>
+          <w:szCs w:val="28"/>
+        </w:rPr>
+        <w:t>deta</w:t>
+      </w:r>
+      <w:proofErr w:type="spellEnd"/>
+      <w:r>
+        <w:rPr>
+          <w:b/>
+          <w:bCs/>
+          <w:sz w:val="28"/>
+          <w:szCs w:val="28"/>
+        </w:rPr>
+        <w:t xml:space="preserve"> </w:t>
+      </w:r>
+      <w:proofErr w:type="spellStart"/>
+      <w:r>
+        <w:rPr>
+          <w:b/>
+          <w:bCs/>
+          <w:sz w:val="28"/>
+          <w:szCs w:val="28"/>
+        </w:rPr>
+        <w:t>hai</w:t>
+      </w:r>
+      <w:proofErr w:type="spellEnd"/>
+      <w:r>
+        <w:rPr>
+          <w:b/>
+          <w:bCs/>
+          <w:sz w:val="28"/>
+          <w:szCs w:val="28"/>
+        </w:rPr>
+        <w:t>.</w:t>
+      </w:r>
+    </w:p>
+    <w:p>
+      <w:pPr>
+        <w:rPr>
+          <w:sz w:val="28"/>
+          <w:szCs w:val="28"/>
+        </w:rPr>
+      </w:pPr>
+      <w:r>
+        <w:rPr>
+          <w:sz w:val="28"/>
+          <w:szCs w:val="28"/>
+        </w:rPr>
+        <w:t xml:space="preserve">Is feature ko </w:t>
+      </w:r>
+      <w:r>
+        <w:rPr>
+          <w:b/>
+          <w:bCs/>
+          <w:sz w:val="28"/>
+          <w:szCs w:val="28"/>
+        </w:rPr>
+        <w:t>Hot Reload</w:t>
+      </w:r>
+      <w:r>
+        <w:rPr>
+          <w:sz w:val="28"/>
+          <w:szCs w:val="28"/>
+        </w:rPr>
+        <w:t xml:space="preserve"> </w:t>
+      </w:r>
+      <w:proofErr w:type="spellStart"/>
+      <w:r>
+        <w:rPr>
+          <w:sz w:val="28"/>
+          <w:szCs w:val="28"/>
+        </w:rPr>
+        <w:t>kehte</w:t>
+      </w:r>
+      <w:proofErr w:type="spellEnd"/>
+      <w:r>
+        <w:rPr>
+          <w:sz w:val="28"/>
+          <w:szCs w:val="28"/>
+        </w:rPr>
+        <w:t xml:space="preserve"> </w:t>
+      </w:r>
+      <w:proofErr w:type="spellStart"/>
+      <w:r>
+        <w:rPr>
+          <w:sz w:val="28"/>
+          <w:szCs w:val="28"/>
+        </w:rPr>
+        <w:t>hain</w:t>
+      </w:r>
+      <w:proofErr w:type="spellEnd"/>
+      <w:r>
+        <w:rPr>
+          <w:sz w:val="28"/>
+          <w:szCs w:val="28"/>
+        </w:rPr>
+        <w:t>.</w:t>
+      </w:r>
+    </w:p>
+    <w:p>
+      <w:pPr>
+        <w:rPr>
+          <w:sz w:val="28"/>
+          <w:szCs w:val="28"/>
+        </w:rPr>
+      </w:pPr>
+      <w:r>
+        <w:rPr>
+          <w:rFonts w:ascii="Segoe UI Emoji" w:hAnsi="Segoe UI Emoji" w:cs="Segoe UI Emoji"/>
+          <w:sz w:val="28"/>
+          <w:szCs w:val="28"/>
+        </w:rPr>
+        <w:t>👉</w:t>
+      </w:r>
+      <w:r>
+        <w:rPr>
+          <w:sz w:val="28"/>
+          <w:szCs w:val="28"/>
+        </w:rPr>
+        <w:t xml:space="preserve"> Isse development bahut fast ho </w:t>
+      </w:r>
+      <w:proofErr w:type="spellStart"/>
+      <w:r>
+        <w:rPr>
+          <w:sz w:val="28"/>
+          <w:szCs w:val="28"/>
+        </w:rPr>
+        <w:t>jata</w:t>
+      </w:r>
+      <w:proofErr w:type="spellEnd"/>
+      <w:r>
+        <w:rPr>
+          <w:sz w:val="28"/>
+          <w:szCs w:val="28"/>
+        </w:rPr>
+        <w:t xml:space="preserve"> </w:t>
+      </w:r>
+      <w:proofErr w:type="spellStart"/>
+      <w:r>
+        <w:rPr>
+          <w:sz w:val="28"/>
+          <w:szCs w:val="28"/>
+        </w:rPr>
+        <w:t>hai</w:t>
+      </w:r>
+      <w:proofErr w:type="spellEnd"/>
+      <w:r>
+        <w:rPr>
+          <w:sz w:val="28"/>
+          <w:szCs w:val="28"/>
+        </w:rPr>
+        <w:t>.</w:t>
+      </w:r>
+    </w:p>
+    <w:p>
+      <w:pPr>
+        <w:rPr>
+          <w:b/>
+          <w:bCs/>
+          <w:sz w:val="28"/>
+          <w:szCs w:val="28"/>
+        </w:rPr>
+      </w:pPr>
+      <w:r>
+        <w:rPr>
+          <w:b/>
+          <w:bCs/>
+          <w:sz w:val="28"/>
+          <w:szCs w:val="28"/>
+        </w:rPr>
+        <w:t>Interview Answer</w:t>
+      </w:r>
+    </w:p>
+    <w:p>
+      <w:pPr>
+        <w:rPr>
+          <w:sz w:val="28"/>
+          <w:szCs w:val="28"/>
+        </w:rPr>
+      </w:pPr>
+      <w:r>
+        <w:rPr>
+          <w:sz w:val="28"/>
+          <w:szCs w:val="28"/>
+        </w:rPr>
+        <w:t>Hot Reload is a Flutter feature that instantly updates the application's UI after code changes without restarting the entire application.</w:t>
+      </w:r>
+    </w:p>
+    <w:p>
+      <w:pPr>
+        <w:rPr>
+          <w:b/>
+          <w:bCs/>
+          <w:sz w:val="28"/>
+          <w:szCs w:val="28"/>
+        </w:rPr>
+      </w:pPr>
+      <w:r>
+        <w:rPr>
+          <w:b/>
+          <w:bCs/>
+          <w:sz w:val="28"/>
+          <w:szCs w:val="28"/>
+        </w:rPr>
+        <w:t>Q. What is Hot Restart?</w:t>
+      </w:r>
+    </w:p>
+    <w:p>
+      <w:pPr>
+        <w:rPr>
+          <w:b/>
+          <w:bCs/>
+          <w:sz w:val="28"/>
+          <w:szCs w:val="28"/>
+        </w:rPr>
+      </w:pPr>
+      <w:r>
+        <w:rPr>
+          <w:rFonts w:ascii="Segoe UI Emoji" w:hAnsi="Segoe UI Emoji" w:cs="Segoe UI Emoji"/>
+          <w:b/>
+          <w:bCs/>
+          <w:sz w:val="28"/>
+          <w:szCs w:val="28"/>
+        </w:rPr>
+        <w:t>📖</w:t>
+      </w:r>
+      <w:r>
+        <w:rPr>
+          <w:b/>
+          <w:bCs/>
+          <w:sz w:val="28"/>
+          <w:szCs w:val="28"/>
+        </w:rPr>
+        <w:t xml:space="preserve"> Simple Explanation</w:t>
+      </w:r>
+    </w:p>
+    <w:p>
+      <w:pPr>
+        <w:rPr>
+          <w:sz w:val="28"/>
+          <w:szCs w:val="28"/>
+        </w:rPr>
+      </w:pPr>
+      <w:r>
+        <w:rPr>
+          <w:sz w:val="28"/>
+          <w:szCs w:val="28"/>
+        </w:rPr>
+        <w:t xml:space="preserve">Hot Restart app ko </w:t>
+      </w:r>
+      <w:proofErr w:type="spellStart"/>
+      <w:r>
+        <w:rPr>
+          <w:b/>
+          <w:bCs/>
+          <w:sz w:val="28"/>
+          <w:szCs w:val="28"/>
+        </w:rPr>
+        <w:t>dobara</w:t>
+      </w:r>
+      <w:proofErr w:type="spellEnd"/>
+      <w:r>
+        <w:rPr>
+          <w:b/>
+          <w:bCs/>
+          <w:sz w:val="28"/>
+          <w:szCs w:val="28"/>
+        </w:rPr>
+        <w:t xml:space="preserve"> start</w:t>
+      </w:r>
+      <w:r>
+        <w:rPr>
+          <w:sz w:val="28"/>
+          <w:szCs w:val="28"/>
+        </w:rPr>
+        <w:t xml:space="preserve"> </w:t>
+      </w:r>
+      <w:proofErr w:type="spellStart"/>
+      <w:r>
+        <w:rPr>
+          <w:sz w:val="28"/>
+          <w:szCs w:val="28"/>
+        </w:rPr>
+        <w:t>karta</w:t>
+      </w:r>
+      <w:proofErr w:type="spellEnd"/>
+      <w:r>
+        <w:rPr>
+          <w:sz w:val="28"/>
+          <w:szCs w:val="28"/>
+        </w:rPr>
+        <w:t xml:space="preserve"> </w:t>
+      </w:r>
+      <w:proofErr w:type="spellStart"/>
+      <w:r>
+        <w:rPr>
+          <w:sz w:val="28"/>
+          <w:szCs w:val="28"/>
+        </w:rPr>
+        <w:t>hai</w:t>
+      </w:r>
+      <w:proofErr w:type="spellEnd"/>
+      <w:r>
+        <w:rPr>
+          <w:sz w:val="28"/>
+          <w:szCs w:val="28"/>
+        </w:rPr>
+        <w:t>.</w:t>
+      </w:r>
+    </w:p>
+    <w:p>
+      <w:pPr>
+        <w:rPr>
+          <w:sz w:val="28"/>
+          <w:szCs w:val="28"/>
+        </w:rPr>
+      </w:pPr>
+      <w:r>
+        <w:rPr>
+          <w:sz w:val="28"/>
+          <w:szCs w:val="28"/>
+        </w:rPr>
+        <w:t xml:space="preserve">Saari temporary state reset ho </w:t>
+      </w:r>
+      <w:proofErr w:type="spellStart"/>
+      <w:r>
+        <w:rPr>
+          <w:sz w:val="28"/>
+          <w:szCs w:val="28"/>
+        </w:rPr>
+        <w:t>jaati</w:t>
+      </w:r>
+      <w:proofErr w:type="spellEnd"/>
+      <w:r>
+        <w:rPr>
+          <w:sz w:val="28"/>
+          <w:szCs w:val="28"/>
+        </w:rPr>
+        <w:t xml:space="preserve"> </w:t>
+      </w:r>
+      <w:proofErr w:type="spellStart"/>
+      <w:r>
+        <w:rPr>
+          <w:sz w:val="28"/>
+          <w:szCs w:val="28"/>
+        </w:rPr>
+        <w:t>hai</w:t>
+      </w:r>
+      <w:proofErr w:type="spellEnd"/>
+      <w:r>
+        <w:rPr>
+          <w:sz w:val="28"/>
+          <w:szCs w:val="28"/>
+        </w:rPr>
+        <w:t>.</w:t>
+      </w:r>
+    </w:p>
+    <w:p>
+      <w:pPr>
+        <w:rPr>
+          <w:sz w:val="28"/>
+          <w:szCs w:val="28"/>
+        </w:rPr>
+      </w:pPr>
+      <w:r>
+        <w:rPr>
+          <w:sz w:val="28"/>
+          <w:szCs w:val="28"/>
+        </w:rPr>
+        <w:t>Hot Restart restarts the Flutter application from the beginning and resets the application's state.</w:t>
+      </w:r>
+    </w:p>
+    <w:p>
+      <w:pPr>
+        <w:rPr>
+          <w:b/>
+          <w:bCs/>
+          <w:sz w:val="28"/>
+          <w:szCs w:val="28"/>
+        </w:rPr>
+      </w:pPr>
+      <w:r>
+        <w:rPr>
+          <w:b/>
+          <w:bCs/>
+          <w:sz w:val="28"/>
+          <w:szCs w:val="28"/>
+        </w:rPr>
+        <w:t>Flutter - Topic 5</w:t>
+      </w:r>
+    </w:p>
+    <w:p>
+      <w:pPr>
+        <w:rPr>
+          <w:b/>
+          <w:bCs/>
+          <w:sz w:val="28"/>
+          <w:szCs w:val="28"/>
+        </w:rPr>
+      </w:pPr>
+      <w:r>
+        <w:rPr>
+          <w:rFonts w:ascii="Segoe UI Emoji" w:hAnsi="Segoe UI Emoji" w:cs="Segoe UI Emoji"/>
+          <w:b/>
+          <w:bCs/>
+          <w:sz w:val="28"/>
+          <w:szCs w:val="28"/>
+        </w:rPr>
+        <w:t>❓</w:t>
+      </w:r>
+      <w:r>
+        <w:rPr>
+          <w:b/>
+          <w:bCs/>
+          <w:sz w:val="28"/>
+          <w:szCs w:val="28"/>
+        </w:rPr>
+        <w:t xml:space="preserve">Q1. What is </w:t>
+      </w:r>
+      <w:proofErr w:type="gramStart"/>
+      <w:r>
+        <w:rPr>
+          <w:b/>
+          <w:bCs/>
+          <w:sz w:val="28"/>
+          <w:szCs w:val="28"/>
+        </w:rPr>
+        <w:t>build(</w:t>
+      </w:r>
+      <w:proofErr w:type="gramEnd"/>
+      <w:r>
+        <w:rPr>
+          <w:b/>
+          <w:bCs/>
+          <w:sz w:val="28"/>
+          <w:szCs w:val="28"/>
+        </w:rPr>
+        <w:t>)?</w:t>
+      </w:r>
+    </w:p>
+    <w:p>
+      <w:pPr>
+        <w:rPr>
+          <w:b/>
+          <w:bCs/>
+          <w:sz w:val="28"/>
+          <w:szCs w:val="28"/>
+        </w:rPr>
+      </w:pPr>
+      <w:r>
+        <w:rPr>
+          <w:rFonts w:ascii="Segoe UI Emoji" w:hAnsi="Segoe UI Emoji" w:cs="Segoe UI Emoji"/>
+          <w:b/>
+          <w:bCs/>
+          <w:sz w:val="28"/>
+          <w:szCs w:val="28"/>
+        </w:rPr>
+        <w:t>📖</w:t>
+      </w:r>
+      <w:r>
+        <w:rPr>
+          <w:b/>
+          <w:bCs/>
+          <w:sz w:val="28"/>
+          <w:szCs w:val="28"/>
+        </w:rPr>
+        <w:t xml:space="preserve"> Simple Explanation</w:t>
+      </w:r>
+    </w:p>
+    <w:p>
+      <w:pPr>
+        <w:rPr>
+          <w:sz w:val="28"/>
+          <w:szCs w:val="28"/>
+        </w:rPr>
+      </w:pPr>
+      <w:proofErr w:type="gramStart"/>
+      <w:r>
+        <w:rPr>
+          <w:sz w:val="28"/>
+          <w:szCs w:val="28"/>
+        </w:rPr>
+        <w:t>build(</w:t>
+      </w:r>
+      <w:proofErr w:type="gramEnd"/>
+      <w:r>
+        <w:rPr>
+          <w:sz w:val="28"/>
+          <w:szCs w:val="28"/>
+        </w:rPr>
+        <w:t xml:space="preserve">) method ka </w:t>
+      </w:r>
+      <w:proofErr w:type="spellStart"/>
+      <w:r>
+        <w:rPr>
+          <w:sz w:val="28"/>
+          <w:szCs w:val="28"/>
+        </w:rPr>
+        <w:t>kaam</w:t>
+      </w:r>
+      <w:proofErr w:type="spellEnd"/>
+      <w:r>
+        <w:rPr>
+          <w:sz w:val="28"/>
+          <w:szCs w:val="28"/>
+        </w:rPr>
+        <w:t xml:space="preserve"> </w:t>
+      </w:r>
+      <w:r>
+        <w:rPr>
+          <w:b/>
+          <w:bCs/>
+          <w:sz w:val="28"/>
+          <w:szCs w:val="28"/>
+        </w:rPr>
+        <w:t>UI (Screen)</w:t>
+      </w:r>
+      <w:r>
+        <w:rPr>
+          <w:sz w:val="28"/>
+          <w:szCs w:val="28"/>
+        </w:rPr>
+        <w:t xml:space="preserve"> banana </w:t>
+      </w:r>
+      <w:proofErr w:type="spellStart"/>
+      <w:r>
+        <w:rPr>
+          <w:sz w:val="28"/>
+          <w:szCs w:val="28"/>
+        </w:rPr>
+        <w:t>hota</w:t>
+      </w:r>
+      <w:proofErr w:type="spellEnd"/>
+      <w:r>
+        <w:rPr>
+          <w:sz w:val="28"/>
+          <w:szCs w:val="28"/>
+        </w:rPr>
+        <w:t xml:space="preserve"> </w:t>
+      </w:r>
+      <w:proofErr w:type="spellStart"/>
+      <w:r>
+        <w:rPr>
+          <w:sz w:val="28"/>
+          <w:szCs w:val="28"/>
+        </w:rPr>
+        <w:t>hai</w:t>
+      </w:r>
+      <w:proofErr w:type="spellEnd"/>
+      <w:r>
+        <w:rPr>
+          <w:sz w:val="28"/>
+          <w:szCs w:val="28"/>
+        </w:rPr>
+        <w:t>.</w:t>
+      </w:r>
+    </w:p>
+    <w:p>
+      <w:pPr>
+        <w:rPr>
+          <w:sz w:val="28"/>
+          <w:szCs w:val="28"/>
+        </w:rPr>
+      </w:pPr>
+      <w:r>
+        <w:rPr>
+          <w:sz w:val="28"/>
+          <w:szCs w:val="28"/>
+        </w:rPr>
+        <w:t xml:space="preserve">Jab </w:t>
+      </w:r>
+      <w:proofErr w:type="spellStart"/>
+      <w:r>
+        <w:rPr>
+          <w:sz w:val="28"/>
+          <w:szCs w:val="28"/>
+        </w:rPr>
+        <w:t>bhi</w:t>
+      </w:r>
+      <w:proofErr w:type="spellEnd"/>
+      <w:r>
+        <w:rPr>
+          <w:sz w:val="28"/>
+          <w:szCs w:val="28"/>
+        </w:rPr>
+        <w:t xml:space="preserve"> Flutter ko screen </w:t>
+      </w:r>
+      <w:proofErr w:type="spellStart"/>
+      <w:r>
+        <w:rPr>
+          <w:sz w:val="28"/>
+          <w:szCs w:val="28"/>
+        </w:rPr>
+        <w:t>dikhani</w:t>
+      </w:r>
+      <w:proofErr w:type="spellEnd"/>
+      <w:r>
+        <w:rPr>
+          <w:sz w:val="28"/>
+          <w:szCs w:val="28"/>
+        </w:rPr>
+        <w:t xml:space="preserve"> </w:t>
+      </w:r>
+      <w:proofErr w:type="spellStart"/>
+      <w:r>
+        <w:rPr>
+          <w:sz w:val="28"/>
+          <w:szCs w:val="28"/>
+        </w:rPr>
+        <w:t>ya</w:t>
+      </w:r>
+      <w:proofErr w:type="spellEnd"/>
+      <w:r>
+        <w:rPr>
+          <w:sz w:val="28"/>
+          <w:szCs w:val="28"/>
+        </w:rPr>
+        <w:t xml:space="preserve"> update </w:t>
+      </w:r>
+      <w:proofErr w:type="spellStart"/>
+      <w:r>
+        <w:rPr>
+          <w:sz w:val="28"/>
+          <w:szCs w:val="28"/>
+        </w:rPr>
+        <w:t>karni</w:t>
+      </w:r>
+      <w:proofErr w:type="spellEnd"/>
+      <w:r>
+        <w:rPr>
+          <w:sz w:val="28"/>
+          <w:szCs w:val="28"/>
+        </w:rPr>
+        <w:t xml:space="preserve"> </w:t>
+      </w:r>
+      <w:proofErr w:type="spellStart"/>
+      <w:r>
+        <w:rPr>
+          <w:sz w:val="28"/>
+          <w:szCs w:val="28"/>
+        </w:rPr>
+        <w:t>hoti</w:t>
+      </w:r>
+      <w:proofErr w:type="spellEnd"/>
+      <w:r>
+        <w:rPr>
+          <w:sz w:val="28"/>
+          <w:szCs w:val="28"/>
+        </w:rPr>
+        <w:t xml:space="preserve"> </w:t>
+      </w:r>
+      <w:proofErr w:type="spellStart"/>
+      <w:r>
+        <w:rPr>
+          <w:sz w:val="28"/>
+          <w:szCs w:val="28"/>
+        </w:rPr>
+        <w:t>hai</w:t>
+      </w:r>
+      <w:proofErr w:type="spellEnd"/>
+      <w:r>
+        <w:rPr>
+          <w:sz w:val="28"/>
+          <w:szCs w:val="28"/>
+        </w:rPr>
+        <w:t xml:space="preserve">, wo </w:t>
+      </w:r>
+      <w:proofErr w:type="gramStart"/>
+      <w:r>
+        <w:rPr>
+          <w:sz w:val="28"/>
+          <w:szCs w:val="28"/>
+        </w:rPr>
+        <w:t>build(</w:t>
+      </w:r>
+      <w:proofErr w:type="gramEnd"/>
+      <w:r>
+        <w:rPr>
+          <w:sz w:val="28"/>
+          <w:szCs w:val="28"/>
+        </w:rPr>
+        <w:t xml:space="preserve">) method ko automatically call </w:t>
+      </w:r>
+      <w:proofErr w:type="spellStart"/>
+      <w:r>
+        <w:rPr>
+          <w:sz w:val="28"/>
+          <w:szCs w:val="28"/>
+        </w:rPr>
+        <w:t>karta</w:t>
+      </w:r>
+      <w:proofErr w:type="spellEnd"/>
+      <w:r>
+        <w:rPr>
+          <w:sz w:val="28"/>
+          <w:szCs w:val="28"/>
+        </w:rPr>
+        <w:t xml:space="preserve"> </w:t>
+      </w:r>
+      <w:proofErr w:type="spellStart"/>
+      <w:r>
+        <w:rPr>
+          <w:sz w:val="28"/>
+          <w:szCs w:val="28"/>
+        </w:rPr>
+        <w:t>hai</w:t>
+      </w:r>
+      <w:proofErr w:type="spellEnd"/>
+      <w:r>
+        <w:rPr>
+          <w:sz w:val="28"/>
+          <w:szCs w:val="28"/>
+        </w:rPr>
+        <w:t>.</w:t>
+      </w:r>
+    </w:p>
+    <w:p>
+      <w:pPr>
+        <w:rPr>
+          <w:sz w:val="28"/>
+          <w:szCs w:val="28"/>
+        </w:rPr>
+      </w:pPr>
+      <w:r>
+        <w:rPr>
+          <w:rFonts w:ascii="Segoe UI Emoji" w:hAnsi="Segoe UI Emoji" w:cs="Segoe UI Emoji"/>
+          <w:sz w:val="28"/>
+          <w:szCs w:val="28"/>
+        </w:rPr>
+        <w:t>👉</w:t>
+      </w:r>
+      <w:r>
+        <w:rPr>
+          <w:sz w:val="28"/>
+          <w:szCs w:val="28"/>
+        </w:rPr>
+        <w:t xml:space="preserve"> </w:t>
+      </w:r>
+      <w:r>
+        <w:rPr>
+          <w:b/>
+          <w:bCs/>
+          <w:sz w:val="28"/>
+          <w:szCs w:val="28"/>
+        </w:rPr>
+        <w:t>Simple Line:</w:t>
+      </w:r>
+      <w:r>
+        <w:rPr>
+          <w:sz w:val="28"/>
+          <w:szCs w:val="28"/>
+        </w:rPr>
+        <w:t xml:space="preserve"> </w:t>
+      </w:r>
+      <w:proofErr w:type="gramStart"/>
+      <w:r>
+        <w:rPr>
+          <w:i/>
+          <w:iCs/>
+          <w:sz w:val="28"/>
+          <w:szCs w:val="28"/>
+        </w:rPr>
+        <w:t>build(</w:t>
+      </w:r>
+      <w:proofErr w:type="gramEnd"/>
+      <w:r>
+        <w:rPr>
+          <w:i/>
+          <w:iCs/>
+          <w:sz w:val="28"/>
+          <w:szCs w:val="28"/>
+        </w:rPr>
+        <w:t xml:space="preserve">) UI </w:t>
+      </w:r>
+      <w:proofErr w:type="spellStart"/>
+      <w:r>
+        <w:rPr>
+          <w:i/>
+          <w:iCs/>
+          <w:sz w:val="28"/>
+          <w:szCs w:val="28"/>
+        </w:rPr>
+        <w:t>banata</w:t>
+      </w:r>
+      <w:proofErr w:type="spellEnd"/>
+      <w:r>
+        <w:rPr>
+          <w:i/>
+          <w:iCs/>
+          <w:sz w:val="28"/>
+          <w:szCs w:val="28"/>
+        </w:rPr>
+        <w:t xml:space="preserve"> aur rebuild </w:t>
+      </w:r>
+      <w:proofErr w:type="spellStart"/>
+      <w:r>
+        <w:rPr>
+          <w:i/>
+          <w:iCs/>
+          <w:sz w:val="28"/>
+          <w:szCs w:val="28"/>
+        </w:rPr>
+        <w:t>karta</w:t>
+      </w:r>
+      <w:proofErr w:type="spellEnd"/>
+      <w:r>
+        <w:rPr>
+          <w:i/>
+          <w:iCs/>
+          <w:sz w:val="28"/>
+          <w:szCs w:val="28"/>
+        </w:rPr>
+        <w:t xml:space="preserve"> </w:t>
+      </w:r>
+      <w:proofErr w:type="spellStart"/>
+      <w:r>
+        <w:rPr>
+          <w:i/>
+          <w:iCs/>
+          <w:sz w:val="28"/>
+          <w:szCs w:val="28"/>
+        </w:rPr>
+        <w:t>hai</w:t>
+      </w:r>
+      <w:proofErr w:type="spellEnd"/>
+      <w:r>
+        <w:rPr>
+          <w:i/>
+          <w:iCs/>
+          <w:sz w:val="28"/>
+          <w:szCs w:val="28"/>
+        </w:rPr>
+        <w:t>.</w:t>
+      </w:r>
+    </w:p>
+    <w:p>
+      <w:pPr>
+        <w:rPr>
+          <w:sz w:val="28"/>
+          <w:szCs w:val="28"/>
+        </w:rPr>
+      </w:pPr>
+      <w:r>
+        <w:rPr>
+          <w:sz w:val="28"/>
+          <w:szCs w:val="28"/>
+        </w:rPr>
+        <w:pict w14:anchorId="4FAA3CE5">
+          <v:rect id="_x0000_i1065" style="width:0;height:1.5pt" o:hralign="center" o:hrstd="t" o:hr="t" fillcolor="#a0a0a0" stroked="f"/>
+        </w:pict>
+      </w:r>
+    </w:p>
+    <w:p>
+      <w:pPr>
+        <w:rPr>
+          <w:b/>
+          <w:bCs/>
+          <w:sz w:val="28"/>
+          <w:szCs w:val="28"/>
+        </w:rPr>
+      </w:pPr>
+      <w:r>
+        <w:rPr>
+          <w:rFonts w:ascii="Segoe UI Emoji" w:hAnsi="Segoe UI Emoji" w:cs="Segoe UI Emoji"/>
+          <w:b/>
+          <w:bCs/>
+          <w:sz w:val="28"/>
+          <w:szCs w:val="28"/>
+        </w:rPr>
+        <w:lastRenderedPageBreak/>
+        <w:t>💼</w:t>
+      </w:r>
+      <w:r>
+        <w:rPr>
+          <w:b/>
+          <w:bCs/>
+          <w:sz w:val="28"/>
+          <w:szCs w:val="28"/>
+        </w:rPr>
+        <w:t xml:space="preserve"> Interview Answer</w:t>
+      </w:r>
+    </w:p>
+    <w:p>
+      <w:pPr>
+        <w:rPr>
+          <w:sz w:val="28"/>
+          <w:szCs w:val="28"/>
+        </w:rPr>
+      </w:pPr>
+      <w:r>
+        <w:rPr>
+          <w:sz w:val="28"/>
+          <w:szCs w:val="28"/>
+        </w:rPr>
+        <w:t xml:space="preserve">The </w:t>
+      </w:r>
+      <w:proofErr w:type="gramStart"/>
+      <w:r>
+        <w:rPr>
+          <w:sz w:val="28"/>
+          <w:szCs w:val="28"/>
+        </w:rPr>
+        <w:t>build(</w:t>
+      </w:r>
+      <w:proofErr w:type="gramEnd"/>
+      <w:r>
+        <w:rPr>
+          <w:sz w:val="28"/>
+          <w:szCs w:val="28"/>
+        </w:rPr>
+        <w:t>) method is responsible for creating and returning the widget tree (UI). Flutter automatically calls it whenever the UI needs to be built or rebuilt.</w:t>
+      </w:r>
+    </w:p>
+    <w:p>
+      <w:pPr>
+        <w:rPr>
+          <w:b/>
+          <w:bCs/>
+          <w:sz w:val="28"/>
+          <w:szCs w:val="28"/>
+        </w:rPr>
+      </w:pPr>
+      <w:r>
+        <w:rPr>
+          <w:rFonts w:ascii="Segoe UI Emoji" w:hAnsi="Segoe UI Emoji" w:cs="Segoe UI Emoji"/>
+          <w:b/>
+          <w:bCs/>
+          <w:sz w:val="28"/>
+          <w:szCs w:val="28"/>
+        </w:rPr>
+        <w:t>❓</w:t>
+      </w:r>
+      <w:r>
+        <w:rPr>
+          <w:b/>
+          <w:bCs/>
+          <w:sz w:val="28"/>
+          <w:szCs w:val="28"/>
+        </w:rPr>
+        <w:t xml:space="preserve">Q2. What is </w:t>
+      </w:r>
+      <w:proofErr w:type="spellStart"/>
+      <w:proofErr w:type="gramStart"/>
+      <w:r>
+        <w:rPr>
+          <w:b/>
+          <w:bCs/>
+          <w:sz w:val="28"/>
+          <w:szCs w:val="28"/>
+        </w:rPr>
+        <w:t>setState</w:t>
+      </w:r>
+      <w:proofErr w:type="spellEnd"/>
+      <w:r>
+        <w:rPr>
+          <w:b/>
+          <w:bCs/>
+          <w:sz w:val="28"/>
+          <w:szCs w:val="28"/>
+        </w:rPr>
+        <w:t>(</w:t>
+      </w:r>
+      <w:proofErr w:type="gramEnd"/>
+      <w:r>
+        <w:rPr>
+          <w:b/>
+          <w:bCs/>
+          <w:sz w:val="28"/>
+          <w:szCs w:val="28"/>
+        </w:rPr>
+        <w:t>)?</w:t>
+      </w:r>
+    </w:p>
+    <w:p>
+      <w:pPr>
+        <w:rPr>
+          <w:b/>
+          <w:bCs/>
+          <w:sz w:val="28"/>
+          <w:szCs w:val="28"/>
+        </w:rPr>
+      </w:pPr>
+      <w:r>
+        <w:rPr>
+          <w:rFonts w:ascii="Segoe UI Emoji" w:hAnsi="Segoe UI Emoji" w:cs="Segoe UI Emoji"/>
+          <w:b/>
+          <w:bCs/>
+          <w:sz w:val="28"/>
+          <w:szCs w:val="28"/>
+        </w:rPr>
+        <w:t>📖</w:t>
+      </w:r>
+      <w:r>
+        <w:rPr>
+          <w:b/>
+          <w:bCs/>
+          <w:sz w:val="28"/>
+          <w:szCs w:val="28"/>
+        </w:rPr>
+        <w:t xml:space="preserve"> Simple Explanation</w:t>
+      </w:r>
+    </w:p>
+    <w:p>
+      <w:pPr>
+        <w:rPr>
+          <w:sz w:val="28"/>
+          <w:szCs w:val="28"/>
+        </w:rPr>
+      </w:pPr>
+      <w:proofErr w:type="spellStart"/>
+      <w:proofErr w:type="gramStart"/>
+      <w:r>
+        <w:rPr>
+          <w:sz w:val="28"/>
+          <w:szCs w:val="28"/>
+        </w:rPr>
+        <w:t>setState</w:t>
+      </w:r>
+      <w:proofErr w:type="spellEnd"/>
+      <w:r>
+        <w:rPr>
+          <w:sz w:val="28"/>
+          <w:szCs w:val="28"/>
+        </w:rPr>
+        <w:t>(</w:t>
+      </w:r>
+      <w:proofErr w:type="gramEnd"/>
+      <w:r>
+        <w:rPr>
+          <w:sz w:val="28"/>
+          <w:szCs w:val="28"/>
+        </w:rPr>
+        <w:t xml:space="preserve">) Flutter ko batata </w:t>
+      </w:r>
+      <w:proofErr w:type="spellStart"/>
+      <w:r>
+        <w:rPr>
+          <w:sz w:val="28"/>
+          <w:szCs w:val="28"/>
+        </w:rPr>
+        <w:t>hai</w:t>
+      </w:r>
+      <w:proofErr w:type="spellEnd"/>
+      <w:r>
+        <w:rPr>
+          <w:sz w:val="28"/>
+          <w:szCs w:val="28"/>
+        </w:rPr>
+        <w:t>:</w:t>
+      </w:r>
+    </w:p>
+    <w:p>
+      <w:pPr>
+        <w:rPr>
+          <w:sz w:val="28"/>
+          <w:szCs w:val="28"/>
+        </w:rPr>
+      </w:pPr>
+      <w:r>
+        <w:rPr>
+          <w:b/>
+          <w:bCs/>
+          <w:sz w:val="28"/>
+          <w:szCs w:val="28"/>
+        </w:rPr>
+        <w:t xml:space="preserve">"Mera data change ho </w:t>
+      </w:r>
+      <w:proofErr w:type="spellStart"/>
+      <w:r>
+        <w:rPr>
+          <w:b/>
+          <w:bCs/>
+          <w:sz w:val="28"/>
+          <w:szCs w:val="28"/>
+        </w:rPr>
+        <w:t>gaya</w:t>
+      </w:r>
+      <w:proofErr w:type="spellEnd"/>
+      <w:r>
+        <w:rPr>
+          <w:b/>
+          <w:bCs/>
+          <w:sz w:val="28"/>
+          <w:szCs w:val="28"/>
+        </w:rPr>
+        <w:t xml:space="preserve"> </w:t>
+      </w:r>
+      <w:proofErr w:type="spellStart"/>
+      <w:r>
+        <w:rPr>
+          <w:b/>
+          <w:bCs/>
+          <w:sz w:val="28"/>
+          <w:szCs w:val="28"/>
+        </w:rPr>
+        <w:t>hai</w:t>
+      </w:r>
+      <w:proofErr w:type="spellEnd"/>
+      <w:r>
+        <w:rPr>
+          <w:b/>
+          <w:bCs/>
+          <w:sz w:val="28"/>
+          <w:szCs w:val="28"/>
+        </w:rPr>
+        <w:t xml:space="preserve">, ab </w:t>
+      </w:r>
+      <w:proofErr w:type="gramStart"/>
+      <w:r>
+        <w:rPr>
+          <w:b/>
+          <w:bCs/>
+          <w:sz w:val="28"/>
+          <w:szCs w:val="28"/>
+        </w:rPr>
+        <w:t>build(</w:t>
+      </w:r>
+      <w:proofErr w:type="gramEnd"/>
+      <w:r>
+        <w:rPr>
+          <w:b/>
+          <w:bCs/>
+          <w:sz w:val="28"/>
+          <w:szCs w:val="28"/>
+        </w:rPr>
+        <w:t xml:space="preserve">) ko </w:t>
+      </w:r>
+      <w:proofErr w:type="spellStart"/>
+      <w:r>
+        <w:rPr>
+          <w:b/>
+          <w:bCs/>
+          <w:sz w:val="28"/>
+          <w:szCs w:val="28"/>
+        </w:rPr>
+        <w:t>dobara</w:t>
+      </w:r>
+      <w:proofErr w:type="spellEnd"/>
+      <w:r>
+        <w:rPr>
+          <w:b/>
+          <w:bCs/>
+          <w:sz w:val="28"/>
+          <w:szCs w:val="28"/>
+        </w:rPr>
+        <w:t xml:space="preserve"> </w:t>
+      </w:r>
+      <w:proofErr w:type="spellStart"/>
+      <w:r>
+        <w:rPr>
+          <w:b/>
+          <w:bCs/>
+          <w:sz w:val="28"/>
+          <w:szCs w:val="28"/>
+        </w:rPr>
+        <w:t>chalao</w:t>
+      </w:r>
+      <w:proofErr w:type="spellEnd"/>
+      <w:r>
+        <w:rPr>
+          <w:b/>
+          <w:bCs/>
+          <w:sz w:val="28"/>
+          <w:szCs w:val="28"/>
+        </w:rPr>
+        <w:t>."</w:t>
+      </w:r>
+    </w:p>
+    <w:p>
+      <w:pPr>
+        <w:rPr>
+          <w:sz w:val="28"/>
+          <w:szCs w:val="28"/>
+        </w:rPr>
+      </w:pPr>
+      <w:r>
+        <w:rPr>
+          <w:sz w:val="28"/>
+          <w:szCs w:val="28"/>
+        </w:rPr>
+        <w:t xml:space="preserve">Ye </w:t>
+      </w:r>
+      <w:r>
+        <w:rPr>
+          <w:b/>
+          <w:bCs/>
+          <w:sz w:val="28"/>
+          <w:szCs w:val="28"/>
+        </w:rPr>
+        <w:t xml:space="preserve">data change </w:t>
+      </w:r>
+      <w:proofErr w:type="spellStart"/>
+      <w:r>
+        <w:rPr>
+          <w:b/>
+          <w:bCs/>
+          <w:sz w:val="28"/>
+          <w:szCs w:val="28"/>
+        </w:rPr>
+        <w:t>nahi</w:t>
+      </w:r>
+      <w:proofErr w:type="spellEnd"/>
+      <w:r>
+        <w:rPr>
+          <w:b/>
+          <w:bCs/>
+          <w:sz w:val="28"/>
+          <w:szCs w:val="28"/>
+        </w:rPr>
+        <w:t xml:space="preserve"> </w:t>
+      </w:r>
+      <w:proofErr w:type="spellStart"/>
+      <w:r>
+        <w:rPr>
+          <w:b/>
+          <w:bCs/>
+          <w:sz w:val="28"/>
+          <w:szCs w:val="28"/>
+        </w:rPr>
+        <w:t>karta</w:t>
+      </w:r>
+      <w:proofErr w:type="spellEnd"/>
+      <w:r>
+        <w:rPr>
+          <w:sz w:val="28"/>
+          <w:szCs w:val="28"/>
+        </w:rPr>
+        <w:t xml:space="preserve">, </w:t>
+      </w:r>
+      <w:proofErr w:type="spellStart"/>
+      <w:r>
+        <w:rPr>
+          <w:sz w:val="28"/>
+          <w:szCs w:val="28"/>
+        </w:rPr>
+        <w:t>sirf</w:t>
+      </w:r>
+      <w:proofErr w:type="spellEnd"/>
+      <w:r>
+        <w:rPr>
+          <w:sz w:val="28"/>
+          <w:szCs w:val="28"/>
+        </w:rPr>
+        <w:t xml:space="preserve"> Flutter ko UI update </w:t>
+      </w:r>
+      <w:proofErr w:type="spellStart"/>
+      <w:r>
+        <w:rPr>
+          <w:sz w:val="28"/>
+          <w:szCs w:val="28"/>
+        </w:rPr>
+        <w:t>karne</w:t>
+      </w:r>
+      <w:proofErr w:type="spellEnd"/>
+      <w:r>
+        <w:rPr>
+          <w:sz w:val="28"/>
+          <w:szCs w:val="28"/>
+        </w:rPr>
+        <w:t xml:space="preserve"> </w:t>
+      </w:r>
+      <w:proofErr w:type="spellStart"/>
+      <w:r>
+        <w:rPr>
+          <w:sz w:val="28"/>
+          <w:szCs w:val="28"/>
+        </w:rPr>
+        <w:t>ke</w:t>
+      </w:r>
+      <w:proofErr w:type="spellEnd"/>
+      <w:r>
+        <w:rPr>
+          <w:sz w:val="28"/>
+          <w:szCs w:val="28"/>
+        </w:rPr>
+        <w:t xml:space="preserve"> </w:t>
+      </w:r>
+      <w:proofErr w:type="spellStart"/>
+      <w:r>
+        <w:rPr>
+          <w:sz w:val="28"/>
+          <w:szCs w:val="28"/>
+        </w:rPr>
+        <w:t>liye</w:t>
+      </w:r>
+      <w:proofErr w:type="spellEnd"/>
+      <w:r>
+        <w:rPr>
+          <w:sz w:val="28"/>
+          <w:szCs w:val="28"/>
+        </w:rPr>
+        <w:t xml:space="preserve"> notify </w:t>
+      </w:r>
+      <w:proofErr w:type="spellStart"/>
+      <w:r>
+        <w:rPr>
+          <w:sz w:val="28"/>
+          <w:szCs w:val="28"/>
+        </w:rPr>
+        <w:t>karta</w:t>
+      </w:r>
+      <w:proofErr w:type="spellEnd"/>
+      <w:r>
+        <w:rPr>
+          <w:sz w:val="28"/>
+          <w:szCs w:val="28"/>
+        </w:rPr>
+        <w:t xml:space="preserve"> </w:t>
+      </w:r>
+      <w:proofErr w:type="spellStart"/>
+      <w:r>
+        <w:rPr>
+          <w:sz w:val="28"/>
+          <w:szCs w:val="28"/>
+        </w:rPr>
+        <w:t>hai</w:t>
+      </w:r>
+      <w:proofErr w:type="spellEnd"/>
+      <w:r>
+        <w:rPr>
+          <w:sz w:val="28"/>
+          <w:szCs w:val="28"/>
+        </w:rPr>
+        <w:t>.</w:t>
+      </w:r>
+    </w:p>
+    <w:p>
+      <w:pPr>
+        <w:rPr>
+          <w:sz w:val="28"/>
+          <w:szCs w:val="28"/>
+        </w:rPr>
+      </w:pPr>
+      <w:r>
+        <w:rPr>
+          <w:rFonts w:ascii="Segoe UI Emoji" w:hAnsi="Segoe UI Emoji" w:cs="Segoe UI Emoji"/>
+          <w:sz w:val="28"/>
+          <w:szCs w:val="28"/>
+        </w:rPr>
+        <w:t>👉</w:t>
+      </w:r>
+      <w:r>
+        <w:rPr>
+          <w:sz w:val="28"/>
+          <w:szCs w:val="28"/>
+        </w:rPr>
+        <w:t xml:space="preserve"> </w:t>
+      </w:r>
+      <w:r>
+        <w:rPr>
+          <w:b/>
+          <w:bCs/>
+          <w:sz w:val="28"/>
+          <w:szCs w:val="28"/>
+        </w:rPr>
+        <w:t>Simple Line:</w:t>
+      </w:r>
+      <w:r>
+        <w:rPr>
+          <w:sz w:val="28"/>
+          <w:szCs w:val="28"/>
+        </w:rPr>
+        <w:t xml:space="preserve"> </w:t>
+      </w:r>
+      <w:proofErr w:type="spellStart"/>
+      <w:proofErr w:type="gramStart"/>
+      <w:r>
+        <w:rPr>
+          <w:i/>
+          <w:iCs/>
+          <w:sz w:val="28"/>
+          <w:szCs w:val="28"/>
+        </w:rPr>
+        <w:t>setState</w:t>
+      </w:r>
+      <w:proofErr w:type="spellEnd"/>
+      <w:r>
+        <w:rPr>
+          <w:i/>
+          <w:iCs/>
+          <w:sz w:val="28"/>
+          <w:szCs w:val="28"/>
+        </w:rPr>
+        <w:t>(</w:t>
+      </w:r>
+      <w:proofErr w:type="gramEnd"/>
+      <w:r>
+        <w:rPr>
+          <w:i/>
+          <w:iCs/>
+          <w:sz w:val="28"/>
+          <w:szCs w:val="28"/>
+        </w:rPr>
+        <w:t xml:space="preserve">) UI update </w:t>
+      </w:r>
+      <w:proofErr w:type="spellStart"/>
+      <w:r>
+        <w:rPr>
+          <w:i/>
+          <w:iCs/>
+          <w:sz w:val="28"/>
+          <w:szCs w:val="28"/>
+        </w:rPr>
+        <w:t>karne</w:t>
+      </w:r>
+      <w:proofErr w:type="spellEnd"/>
+      <w:r>
+        <w:rPr>
+          <w:i/>
+          <w:iCs/>
+          <w:sz w:val="28"/>
+          <w:szCs w:val="28"/>
+        </w:rPr>
+        <w:t xml:space="preserve"> </w:t>
+      </w:r>
+      <w:proofErr w:type="spellStart"/>
+      <w:r>
+        <w:rPr>
+          <w:i/>
+          <w:iCs/>
+          <w:sz w:val="28"/>
+          <w:szCs w:val="28"/>
+        </w:rPr>
+        <w:t>ke</w:t>
+      </w:r>
+      <w:proofErr w:type="spellEnd"/>
+      <w:r>
+        <w:rPr>
+          <w:i/>
+          <w:iCs/>
+          <w:sz w:val="28"/>
+          <w:szCs w:val="28"/>
+        </w:rPr>
+        <w:t xml:space="preserve"> </w:t>
+      </w:r>
+      <w:proofErr w:type="spellStart"/>
+      <w:r>
+        <w:rPr>
+          <w:i/>
+          <w:iCs/>
+          <w:sz w:val="28"/>
+          <w:szCs w:val="28"/>
+        </w:rPr>
+        <w:t>liye</w:t>
+      </w:r>
+      <w:proofErr w:type="spellEnd"/>
+      <w:r>
+        <w:rPr>
+          <w:i/>
+          <w:iCs/>
+          <w:sz w:val="28"/>
+          <w:szCs w:val="28"/>
+        </w:rPr>
+        <w:t xml:space="preserve"> </w:t>
+      </w:r>
+      <w:proofErr w:type="gramStart"/>
+      <w:r>
+        <w:rPr>
+          <w:i/>
+          <w:iCs/>
+          <w:sz w:val="28"/>
+          <w:szCs w:val="28"/>
+        </w:rPr>
+        <w:t>build(</w:t>
+      </w:r>
+      <w:proofErr w:type="gramEnd"/>
+      <w:r>
+        <w:rPr>
+          <w:i/>
+          <w:iCs/>
+          <w:sz w:val="28"/>
+          <w:szCs w:val="28"/>
+        </w:rPr>
+        <w:t xml:space="preserve">) ko trigger </w:t>
+      </w:r>
+      <w:proofErr w:type="spellStart"/>
+      <w:r>
+        <w:rPr>
+          <w:i/>
+          <w:iCs/>
+          <w:sz w:val="28"/>
+          <w:szCs w:val="28"/>
+        </w:rPr>
+        <w:t>karta</w:t>
+      </w:r>
+      <w:proofErr w:type="spellEnd"/>
+      <w:r>
+        <w:rPr>
+          <w:i/>
+          <w:iCs/>
+          <w:sz w:val="28"/>
+          <w:szCs w:val="28"/>
+        </w:rPr>
+        <w:t xml:space="preserve"> </w:t>
+      </w:r>
+      <w:proofErr w:type="spellStart"/>
+      <w:r>
+        <w:rPr>
+          <w:i/>
+          <w:iCs/>
+          <w:sz w:val="28"/>
+          <w:szCs w:val="28"/>
+        </w:rPr>
+        <w:t>hai</w:t>
+      </w:r>
+      <w:proofErr w:type="spellEnd"/>
+      <w:r>
+        <w:rPr>
+          <w:i/>
+          <w:iCs/>
+          <w:sz w:val="28"/>
+          <w:szCs w:val="28"/>
+        </w:rPr>
+        <w:t>.</w:t>
+      </w:r>
+    </w:p>
+    <w:p>
+      <w:pPr>
+        <w:rPr>
+          <w:sz w:val="28"/>
+          <w:szCs w:val="28"/>
+        </w:rPr>
+      </w:pPr>
+      <w:r>
+        <w:rPr>
+          <w:sz w:val="28"/>
+          <w:szCs w:val="28"/>
+        </w:rPr>
+        <w:pict w14:anchorId="5CCE981F">
+          <v:rect id="_x0000_i1073" style="width:0;height:1.5pt" o:hralign="center" o:hrstd="t" o:hr="t" fillcolor="#a0a0a0" stroked="f"/>
+        </w:pict>
+      </w:r>
+    </w:p>
+    <w:p>
+      <w:pPr>
+        <w:rPr>
+          <w:b/>
+          <w:bCs/>
+          <w:sz w:val="28"/>
+          <w:szCs w:val="28"/>
+        </w:rPr>
+      </w:pPr>
+      <w:r>
+        <w:rPr>
+          <w:rFonts w:ascii="Segoe UI Emoji" w:hAnsi="Segoe UI Emoji" w:cs="Segoe UI Emoji"/>
+          <w:b/>
+          <w:bCs/>
+          <w:sz w:val="28"/>
+          <w:szCs w:val="28"/>
+        </w:rPr>
+        <w:t>💼</w:t>
+      </w:r>
+      <w:r>
+        <w:rPr>
+          <w:b/>
+          <w:bCs/>
+          <w:sz w:val="28"/>
+          <w:szCs w:val="28"/>
+        </w:rPr>
+        <w:t xml:space="preserve"> Interview Answer</w:t>
+      </w:r>
+    </w:p>
+    <w:p>
+      <w:pPr>
+        <w:rPr>
+          <w:sz w:val="28"/>
+          <w:szCs w:val="28"/>
+        </w:rPr>
+      </w:pPr>
+      <w:proofErr w:type="spellStart"/>
+      <w:proofErr w:type="gramStart"/>
+      <w:r>
+        <w:rPr>
+          <w:sz w:val="28"/>
+          <w:szCs w:val="28"/>
+        </w:rPr>
+        <w:t>setState</w:t>
+      </w:r>
+      <w:proofErr w:type="spellEnd"/>
+      <w:r>
+        <w:rPr>
+          <w:sz w:val="28"/>
+          <w:szCs w:val="28"/>
+        </w:rPr>
+        <w:t>(</w:t>
+      </w:r>
+      <w:proofErr w:type="gramEnd"/>
+      <w:r>
+        <w:rPr>
+          <w:sz w:val="28"/>
+          <w:szCs w:val="28"/>
+        </w:rPr>
+        <w:t xml:space="preserve">) is a method used in Stateful Widgets to notify Flutter that the state has changed. Flutter then calls the </w:t>
+      </w:r>
+      <w:proofErr w:type="gramStart"/>
+      <w:r>
+        <w:rPr>
+          <w:sz w:val="28"/>
+          <w:szCs w:val="28"/>
+        </w:rPr>
+        <w:t>build(</w:t>
+      </w:r>
+      <w:proofErr w:type="gramEnd"/>
+      <w:r>
+        <w:rPr>
+          <w:sz w:val="28"/>
+          <w:szCs w:val="28"/>
+        </w:rPr>
+        <w:t>) method to rebuild the UI.</w:t>
+      </w:r>
     </w:p>
     <w:p>
       <w:pPr>
@@ -4275,9 +7134,9 @@
     </w:lvl>
   </w:abstractNum>
   <w:abstractNum w:abstractNumId="2" w15:restartNumberingAfterBreak="0">
-    <w:nsid w:val="3B7F2EAD"/>
+    <w:nsid w:val="214C1D84"/>
     <w:multiLevelType w:val="multilevel"/>
-    <w:tmpl w:val="A500A3EC"/>
+    <w:tmpl w:val="0B761DCE"/>
     <w:lvl w:ilvl="0">
       <w:start w:val="1"/>
       <w:numFmt w:val="bullet"/>
@@ -4424,122 +7283,9 @@
     </w:lvl>
   </w:abstractNum>
   <w:abstractNum w:abstractNumId="3" w15:restartNumberingAfterBreak="0">
-    <w:nsid w:val="3D604D4B"/>
+    <w:nsid w:val="3B7F2EAD"/>
     <w:multiLevelType w:val="multilevel"/>
-    <w:tmpl w:val="F620C036"/>
-    <w:lvl w:ilvl="0">
-      <w:start w:val="1"/>
-      <w:numFmt w:val="decimal"/>
-      <w:lvlText w:val="%1."/>
-      <w:lvlJc w:val="left"/>
-      <w:pPr>
-        <w:tabs>
-          <w:tab w:val="num" w:pos="720"/>
-        </w:tabs>
-        <w:ind w:left="720" w:hanging="360"/>
-      </w:pPr>
-    </w:lvl>
-    <w:lvl w:ilvl="1" w:tentative="1">
-      <w:start w:val="1"/>
-      <w:numFmt w:val="decimal"/>
-      <w:lvlText w:val="%2."/>
-      <w:lvlJc w:val="left"/>
-      <w:pPr>
-        <w:tabs>
-          <w:tab w:val="num" w:pos="1440"/>
-        </w:tabs>
-        <w:ind w:left="1440" w:hanging="360"/>
-      </w:pPr>
-    </w:lvl>
-    <w:lvl w:ilvl="2" w:tentative="1">
-      <w:start w:val="1"/>
-      <w:numFmt w:val="decimal"/>
-      <w:lvlText w:val="%3."/>
-      <w:lvlJc w:val="left"/>
-      <w:pPr>
-        <w:tabs>
-          <w:tab w:val="num" w:pos="2160"/>
-        </w:tabs>
-        <w:ind w:left="2160" w:hanging="360"/>
-      </w:pPr>
-    </w:lvl>
-    <w:lvl w:ilvl="3" w:tentative="1">
-      <w:start w:val="1"/>
-      <w:numFmt w:val="decimal"/>
-      <w:lvlText w:val="%4."/>
-      <w:lvlJc w:val="left"/>
-      <w:pPr>
-        <w:tabs>
-          <w:tab w:val="num" w:pos="2880"/>
-        </w:tabs>
-        <w:ind w:left="2880" w:hanging="360"/>
-      </w:pPr>
-    </w:lvl>
-    <w:lvl w:ilvl="4" w:tentative="1">
-      <w:start w:val="1"/>
-      <w:numFmt w:val="decimal"/>
-      <w:lvlText w:val="%5."/>
-      <w:lvlJc w:val="left"/>
-      <w:pPr>
-        <w:tabs>
-          <w:tab w:val="num" w:pos="3600"/>
-        </w:tabs>
-        <w:ind w:left="3600" w:hanging="360"/>
-      </w:pPr>
-    </w:lvl>
-    <w:lvl w:ilvl="5" w:tentative="1">
-      <w:start w:val="1"/>
-      <w:numFmt w:val="decimal"/>
-      <w:lvlText w:val="%6."/>
-      <w:lvlJc w:val="left"/>
-      <w:pPr>
-        <w:tabs>
-          <w:tab w:val="num" w:pos="4320"/>
-        </w:tabs>
-        <w:ind w:left="4320" w:hanging="360"/>
-      </w:pPr>
-    </w:lvl>
-    <w:lvl w:ilvl="6" w:tentative="1">
-      <w:start w:val="1"/>
-      <w:numFmt w:val="decimal"/>
-      <w:lvlText w:val="%7."/>
-      <w:lvlJc w:val="left"/>
-      <w:pPr>
-        <w:tabs>
-          <w:tab w:val="num" w:pos="5040"/>
-        </w:tabs>
-        <w:ind w:left="5040" w:hanging="360"/>
-      </w:pPr>
-    </w:lvl>
-    <w:lvl w:ilvl="7" w:tentative="1">
-      <w:start w:val="1"/>
-      <w:numFmt w:val="decimal"/>
-      <w:lvlText w:val="%8."/>
-      <w:lvlJc w:val="left"/>
-      <w:pPr>
-        <w:tabs>
-          <w:tab w:val="num" w:pos="5760"/>
-        </w:tabs>
-        <w:ind w:left="5760" w:hanging="360"/>
-      </w:pPr>
-    </w:lvl>
-    <w:lvl w:ilvl="8" w:tentative="1">
-      <w:start w:val="1"/>
-      <w:numFmt w:val="decimal"/>
-      <w:lvlText w:val="%9."/>
-      <w:lvlJc w:val="left"/>
-      <w:pPr>
-        <w:tabs>
-          <w:tab w:val="num" w:pos="6480"/>
-        </w:tabs>
-        <w:ind w:left="6480" w:hanging="360"/>
-      </w:pPr>
-    </w:lvl>
-  </w:abstractNum>
-  <w:abstractNum w:abstractNumId="4" w15:restartNumberingAfterBreak="0">
-    <w:nsid w:val="3EC70800"/>
-    <w:multiLevelType w:val="multilevel"/>
-    <w:tmpl w:val="4FE44500"/>
+    <w:tmpl w:val="A500A3EC"/>
     <w:lvl w:ilvl="0">
       <w:start w:val="1"/>
       <w:numFmt w:val="bullet"/>
@@ -4685,10 +7431,10 @@
       </w:rPr>
     </w:lvl>
   </w:abstractNum>
-  <w:abstractNum w:abstractNumId="5" w15:restartNumberingAfterBreak="0">
-    <w:nsid w:val="60B54ACE"/>
+  <w:abstractNum w:abstractNumId="4" w15:restartNumberingAfterBreak="0">
+    <w:nsid w:val="3D604D4B"/>
     <w:multiLevelType w:val="multilevel"/>
-    <w:tmpl w:val="09485858"/>
+    <w:tmpl w:val="F620C036"/>
     <w:lvl w:ilvl="0">
       <w:start w:val="1"/>
       <w:numFmt w:val="decimal"/>
@@ -4798,10 +7544,10 @@
       </w:pPr>
     </w:lvl>
   </w:abstractNum>
-  <w:abstractNum w:abstractNumId="6" w15:restartNumberingAfterBreak="0">
-    <w:nsid w:val="64293837"/>
+  <w:abstractNum w:abstractNumId="5" w15:restartNumberingAfterBreak="0">
+    <w:nsid w:val="3EC70800"/>
     <w:multiLevelType w:val="multilevel"/>
-    <w:tmpl w:val="AA2CEFE8"/>
+    <w:tmpl w:val="4FE44500"/>
     <w:lvl w:ilvl="0">
       <w:start w:val="1"/>
       <w:numFmt w:val="bullet"/>
@@ -4947,26 +7693,443 @@
       </w:rPr>
     </w:lvl>
   </w:abstractNum>
+  <w:abstractNum w:abstractNumId="6" w15:restartNumberingAfterBreak="0">
+    <w:nsid w:val="5C155FE2"/>
+    <w:multiLevelType w:val="multilevel"/>
+    <w:tmpl w:val="548E66A4"/>
+    <w:lvl w:ilvl="0">
+      <w:start w:val="1"/>
+      <w:numFmt w:val="bullet"/>
+      <w:lvlText w:val=""/>
+      <w:lvlJc w:val="left"/>
+      <w:pPr>
+        <w:tabs>
+          <w:tab w:val="num" w:pos="720"/>
+        </w:tabs>
+        <w:ind w:left="720" w:hanging="360"/>
+      </w:pPr>
+      <w:rPr>
+        <w:rFonts w:ascii="Symbol" w:hAnsi="Symbol" w:hint="default"/>
+        <w:sz w:val="20"/>
+      </w:rPr>
+    </w:lvl>
+    <w:lvl w:ilvl="1" w:tentative="1">
+      <w:start w:val="1"/>
+      <w:numFmt w:val="bullet"/>
+      <w:lvlText w:val="o"/>
+      <w:lvlJc w:val="left"/>
+      <w:pPr>
+        <w:tabs>
+          <w:tab w:val="num" w:pos="1440"/>
+        </w:tabs>
+        <w:ind w:left="1440" w:hanging="360"/>
+      </w:pPr>
+      <w:rPr>
+        <w:rFonts w:ascii="Courier New" w:hAnsi="Courier New" w:hint="default"/>
+        <w:sz w:val="20"/>
+      </w:rPr>
+    </w:lvl>
+    <w:lvl w:ilvl="2" w:tentative="1">
+      <w:start w:val="1"/>
+      <w:numFmt w:val="bullet"/>
+      <w:lvlText w:val=""/>
+      <w:lvlJc w:val="left"/>
+      <w:pPr>
+        <w:tabs>
+          <w:tab w:val="num" w:pos="2160"/>
+        </w:tabs>
+        <w:ind w:left="2160" w:hanging="360"/>
+      </w:pPr>
+      <w:rPr>
+        <w:rFonts w:ascii="Wingdings" w:hAnsi="Wingdings" w:hint="default"/>
+        <w:sz w:val="20"/>
+      </w:rPr>
+    </w:lvl>
+    <w:lvl w:ilvl="3" w:tentative="1">
+      <w:start w:val="1"/>
+      <w:numFmt w:val="bullet"/>
+      <w:lvlText w:val=""/>
+      <w:lvlJc w:val="left"/>
+      <w:pPr>
+        <w:tabs>
+          <w:tab w:val="num" w:pos="2880"/>
+        </w:tabs>
+        <w:ind w:left="2880" w:hanging="360"/>
+      </w:pPr>
+      <w:rPr>
+        <w:rFonts w:ascii="Wingdings" w:hAnsi="Wingdings" w:hint="default"/>
+        <w:sz w:val="20"/>
+      </w:rPr>
+    </w:lvl>
+    <w:lvl w:ilvl="4" w:tentative="1">
+      <w:start w:val="1"/>
+      <w:numFmt w:val="bullet"/>
+      <w:lvlText w:val=""/>
+      <w:lvlJc w:val="left"/>
+      <w:pPr>
+        <w:tabs>
+          <w:tab w:val="num" w:pos="3600"/>
+        </w:tabs>
+        <w:ind w:left="3600" w:hanging="360"/>
+      </w:pPr>
+      <w:rPr>
+        <w:rFonts w:ascii="Wingdings" w:hAnsi="Wingdings" w:hint="default"/>
+        <w:sz w:val="20"/>
+      </w:rPr>
+    </w:lvl>
+    <w:lvl w:ilvl="5" w:tentative="1">
+      <w:start w:val="1"/>
+      <w:numFmt w:val="bullet"/>
+      <w:lvlText w:val=""/>
+      <w:lvlJc w:val="left"/>
+      <w:pPr>
+        <w:tabs>
+          <w:tab w:val="num" w:pos="4320"/>
+        </w:tabs>
+        <w:ind w:left="4320" w:hanging="360"/>
+      </w:pPr>
+      <w:rPr>
+        <w:rFonts w:ascii="Wingdings" w:hAnsi="Wingdings" w:hint="default"/>
+        <w:sz w:val="20"/>
+      </w:rPr>
+    </w:lvl>
+    <w:lvl w:ilvl="6" w:tentative="1">
+      <w:start w:val="1"/>
+      <w:numFmt w:val="bullet"/>
+      <w:lvlText w:val=""/>
+      <w:lvlJc w:val="left"/>
+      <w:pPr>
+        <w:tabs>
+          <w:tab w:val="num" w:pos="5040"/>
+        </w:tabs>
+        <w:ind w:left="5040" w:hanging="360"/>
+      </w:pPr>
+      <w:rPr>
+        <w:rFonts w:ascii="Wingdings" w:hAnsi="Wingdings" w:hint="default"/>
+        <w:sz w:val="20"/>
+      </w:rPr>
+    </w:lvl>
+    <w:lvl w:ilvl="7" w:tentative="1">
+      <w:start w:val="1"/>
+      <w:numFmt w:val="bullet"/>
+      <w:lvlText w:val=""/>
+      <w:lvlJc w:val="left"/>
+      <w:pPr>
+        <w:tabs>
+          <w:tab w:val="num" w:pos="5760"/>
+        </w:tabs>
+        <w:ind w:left="5760" w:hanging="360"/>
+      </w:pPr>
+      <w:rPr>
+        <w:rFonts w:ascii="Wingdings" w:hAnsi="Wingdings" w:hint="default"/>
+        <w:sz w:val="20"/>
+      </w:rPr>
+    </w:lvl>
+    <w:lvl w:ilvl="8" w:tentative="1">
+      <w:start w:val="1"/>
+      <w:numFmt w:val="bullet"/>
+      <w:lvlText w:val=""/>
+      <w:lvlJc w:val="left"/>
+      <w:pPr>
+        <w:tabs>
+          <w:tab w:val="num" w:pos="6480"/>
+        </w:tabs>
+        <w:ind w:left="6480" w:hanging="360"/>
+      </w:pPr>
+      <w:rPr>
+        <w:rFonts w:ascii="Wingdings" w:hAnsi="Wingdings" w:hint="default"/>
+        <w:sz w:val="20"/>
+      </w:rPr>
+    </w:lvl>
+  </w:abstractNum>
+  <w:abstractNum w:abstractNumId="7" w15:restartNumberingAfterBreak="0">
+    <w:nsid w:val="60B54ACE"/>
+    <w:multiLevelType w:val="multilevel"/>
+    <w:tmpl w:val="09485858"/>
+    <w:lvl w:ilvl="0">
+      <w:start w:val="1"/>
+      <w:numFmt w:val="decimal"/>
+      <w:lvlText w:val="%1."/>
+      <w:lvlJc w:val="left"/>
+      <w:pPr>
+        <w:tabs>
+          <w:tab w:val="num" w:pos="720"/>
+        </w:tabs>
+        <w:ind w:left="720" w:hanging="360"/>
+      </w:pPr>
+    </w:lvl>
+    <w:lvl w:ilvl="1" w:tentative="1">
+      <w:start w:val="1"/>
+      <w:numFmt w:val="decimal"/>
+      <w:lvlText w:val="%2."/>
+      <w:lvlJc w:val="left"/>
+      <w:pPr>
+        <w:tabs>
+          <w:tab w:val="num" w:pos="1440"/>
+        </w:tabs>
+        <w:ind w:left="1440" w:hanging="360"/>
+      </w:pPr>
+    </w:lvl>
+    <w:lvl w:ilvl="2" w:tentative="1">
+      <w:start w:val="1"/>
+      <w:numFmt w:val="decimal"/>
+      <w:lvlText w:val="%3."/>
+      <w:lvlJc w:val="left"/>
+      <w:pPr>
+        <w:tabs>
+          <w:tab w:val="num" w:pos="2160"/>
+        </w:tabs>
+        <w:ind w:left="2160" w:hanging="360"/>
+      </w:pPr>
+    </w:lvl>
+    <w:lvl w:ilvl="3" w:tentative="1">
+      <w:start w:val="1"/>
+      <w:numFmt w:val="decimal"/>
+      <w:lvlText w:val="%4."/>
+      <w:lvlJc w:val="left"/>
+      <w:pPr>
+        <w:tabs>
+          <w:tab w:val="num" w:pos="2880"/>
+        </w:tabs>
+        <w:ind w:left="2880" w:hanging="360"/>
+      </w:pPr>
+    </w:lvl>
+    <w:lvl w:ilvl="4" w:tentative="1">
+      <w:start w:val="1"/>
+      <w:numFmt w:val="decimal"/>
+      <w:lvlText w:val="%5."/>
+      <w:lvlJc w:val="left"/>
+      <w:pPr>
+        <w:tabs>
+          <w:tab w:val="num" w:pos="3600"/>
+        </w:tabs>
+        <w:ind w:left="3600" w:hanging="360"/>
+      </w:pPr>
+    </w:lvl>
+    <w:lvl w:ilvl="5" w:tentative="1">
+      <w:start w:val="1"/>
+      <w:numFmt w:val="decimal"/>
+      <w:lvlText w:val="%6."/>
+      <w:lvlJc w:val="left"/>
+      <w:pPr>
+        <w:tabs>
+          <w:tab w:val="num" w:pos="4320"/>
+        </w:tabs>
+        <w:ind w:left="4320" w:hanging="360"/>
+      </w:pPr>
+    </w:lvl>
+    <w:lvl w:ilvl="6" w:tentative="1">
+      <w:start w:val="1"/>
+      <w:numFmt w:val="decimal"/>
+      <w:lvlText w:val="%7."/>
+      <w:lvlJc w:val="left"/>
+      <w:pPr>
+        <w:tabs>
+          <w:tab w:val="num" w:pos="5040"/>
+        </w:tabs>
+        <w:ind w:left="5040" w:hanging="360"/>
+      </w:pPr>
+    </w:lvl>
+    <w:lvl w:ilvl="7" w:tentative="1">
+      <w:start w:val="1"/>
+      <w:numFmt w:val="decimal"/>
+      <w:lvlText w:val="%8."/>
+      <w:lvlJc w:val="left"/>
+      <w:pPr>
+        <w:tabs>
+          <w:tab w:val="num" w:pos="5760"/>
+        </w:tabs>
+        <w:ind w:left="5760" w:hanging="360"/>
+      </w:pPr>
+    </w:lvl>
+    <w:lvl w:ilvl="8" w:tentative="1">
+      <w:start w:val="1"/>
+      <w:numFmt w:val="decimal"/>
+      <w:lvlText w:val="%9."/>
+      <w:lvlJc w:val="left"/>
+      <w:pPr>
+        <w:tabs>
+          <w:tab w:val="num" w:pos="6480"/>
+        </w:tabs>
+        <w:ind w:left="6480" w:hanging="360"/>
+      </w:pPr>
+    </w:lvl>
+  </w:abstractNum>
+  <w:abstractNum w:abstractNumId="8" w15:restartNumberingAfterBreak="0">
+    <w:nsid w:val="64293837"/>
+    <w:multiLevelType w:val="multilevel"/>
+    <w:tmpl w:val="AA2CEFE8"/>
+    <w:lvl w:ilvl="0">
+      <w:start w:val="1"/>
+      <w:numFmt w:val="bullet"/>
+      <w:lvlText w:val=""/>
+      <w:lvlJc w:val="left"/>
+      <w:pPr>
+        <w:tabs>
+          <w:tab w:val="num" w:pos="720"/>
+        </w:tabs>
+        <w:ind w:left="720" w:hanging="360"/>
+      </w:pPr>
+      <w:rPr>
+        <w:rFonts w:ascii="Symbol" w:hAnsi="Symbol" w:hint="default"/>
+        <w:sz w:val="20"/>
+      </w:rPr>
+    </w:lvl>
+    <w:lvl w:ilvl="1" w:tentative="1">
+      <w:start w:val="1"/>
+      <w:numFmt w:val="bullet"/>
+      <w:lvlText w:val="o"/>
+      <w:lvlJc w:val="left"/>
+      <w:pPr>
+        <w:tabs>
+          <w:tab w:val="num" w:pos="1440"/>
+        </w:tabs>
+        <w:ind w:left="1440" w:hanging="360"/>
+      </w:pPr>
+      <w:rPr>
+        <w:rFonts w:ascii="Courier New" w:hAnsi="Courier New" w:hint="default"/>
+        <w:sz w:val="20"/>
+      </w:rPr>
+    </w:lvl>
+    <w:lvl w:ilvl="2" w:tentative="1">
+      <w:start w:val="1"/>
+      <w:numFmt w:val="bullet"/>
+      <w:lvlText w:val=""/>
+      <w:lvlJc w:val="left"/>
+      <w:pPr>
+        <w:tabs>
+          <w:tab w:val="num" w:pos="2160"/>
+        </w:tabs>
+        <w:ind w:left="2160" w:hanging="360"/>
+      </w:pPr>
+      <w:rPr>
+        <w:rFonts w:ascii="Wingdings" w:hAnsi="Wingdings" w:hint="default"/>
+        <w:sz w:val="20"/>
+      </w:rPr>
+    </w:lvl>
+    <w:lvl w:ilvl="3" w:tentative="1">
+      <w:start w:val="1"/>
+      <w:numFmt w:val="bullet"/>
+      <w:lvlText w:val=""/>
+      <w:lvlJc w:val="left"/>
+      <w:pPr>
+        <w:tabs>
+          <w:tab w:val="num" w:pos="2880"/>
+        </w:tabs>
+        <w:ind w:left="2880" w:hanging="360"/>
+      </w:pPr>
+      <w:rPr>
+        <w:rFonts w:ascii="Wingdings" w:hAnsi="Wingdings" w:hint="default"/>
+        <w:sz w:val="20"/>
+      </w:rPr>
+    </w:lvl>
+    <w:lvl w:ilvl="4" w:tentative="1">
+      <w:start w:val="1"/>
+      <w:numFmt w:val="bullet"/>
+      <w:lvlText w:val=""/>
+      <w:lvlJc w:val="left"/>
+      <w:pPr>
+        <w:tabs>
+          <w:tab w:val="num" w:pos="3600"/>
+        </w:tabs>
+        <w:ind w:left="3600" w:hanging="360"/>
+      </w:pPr>
+      <w:rPr>
+        <w:rFonts w:ascii="Wingdings" w:hAnsi="Wingdings" w:hint="default"/>
+        <w:sz w:val="20"/>
+      </w:rPr>
+    </w:lvl>
+    <w:lvl w:ilvl="5" w:tentative="1">
+      <w:start w:val="1"/>
+      <w:numFmt w:val="bullet"/>
+      <w:lvlText w:val=""/>
+      <w:lvlJc w:val="left"/>
+      <w:pPr>
+        <w:tabs>
+          <w:tab w:val="num" w:pos="4320"/>
+        </w:tabs>
+        <w:ind w:left="4320" w:hanging="360"/>
+      </w:pPr>
+      <w:rPr>
+        <w:rFonts w:ascii="Wingdings" w:hAnsi="Wingdings" w:hint="default"/>
+        <w:sz w:val="20"/>
+      </w:rPr>
+    </w:lvl>
+    <w:lvl w:ilvl="6" w:tentative="1">
+      <w:start w:val="1"/>
+      <w:numFmt w:val="bullet"/>
+      <w:lvlText w:val=""/>
+      <w:lvlJc w:val="left"/>
+      <w:pPr>
+        <w:tabs>
+          <w:tab w:val="num" w:pos="5040"/>
+        </w:tabs>
+        <w:ind w:left="5040" w:hanging="360"/>
+      </w:pPr>
+      <w:rPr>
+        <w:rFonts w:ascii="Wingdings" w:hAnsi="Wingdings" w:hint="default"/>
+        <w:sz w:val="20"/>
+      </w:rPr>
+    </w:lvl>
+    <w:lvl w:ilvl="7" w:tentative="1">
+      <w:start w:val="1"/>
+      <w:numFmt w:val="bullet"/>
+      <w:lvlText w:val=""/>
+      <w:lvlJc w:val="left"/>
+      <w:pPr>
+        <w:tabs>
+          <w:tab w:val="num" w:pos="5760"/>
+        </w:tabs>
+        <w:ind w:left="5760" w:hanging="360"/>
+      </w:pPr>
+      <w:rPr>
+        <w:rFonts w:ascii="Wingdings" w:hAnsi="Wingdings" w:hint="default"/>
+        <w:sz w:val="20"/>
+      </w:rPr>
+    </w:lvl>
+    <w:lvl w:ilvl="8" w:tentative="1">
+      <w:start w:val="1"/>
+      <w:numFmt w:val="bullet"/>
+      <w:lvlText w:val=""/>
+      <w:lvlJc w:val="left"/>
+      <w:pPr>
+        <w:tabs>
+          <w:tab w:val="num" w:pos="6480"/>
+        </w:tabs>
+        <w:ind w:left="6480" w:hanging="360"/>
+      </w:pPr>
+      <w:rPr>
+        <w:rFonts w:ascii="Wingdings" w:hAnsi="Wingdings" w:hint="default"/>
+        <w:sz w:val="20"/>
+      </w:rPr>
+    </w:lvl>
+  </w:abstractNum>
   <w:num w:numId="1" w16cid:durableId="742798983">
-    <w:abstractNumId w:val="3"/>
+    <w:abstractNumId w:val="4"/>
   </w:num>
   <w:num w:numId="2" w16cid:durableId="1524321544">
     <w:abstractNumId w:val="1"/>
   </w:num>
   <w:num w:numId="3" w16cid:durableId="714742576">
-    <w:abstractNumId w:val="6"/>
+    <w:abstractNumId w:val="8"/>
   </w:num>
   <w:num w:numId="4" w16cid:durableId="1432168088">
-    <w:abstractNumId w:val="5"/>
+    <w:abstractNumId w:val="7"/>
   </w:num>
   <w:num w:numId="5" w16cid:durableId="1148740550">
-    <w:abstractNumId w:val="4"/>
+    <w:abstractNumId w:val="5"/>
   </w:num>
   <w:num w:numId="6" w16cid:durableId="1607344968">
     <w:abstractNumId w:val="0"/>
   </w:num>
   <w:num w:numId="7" w16cid:durableId="2123379676">
+    <w:abstractNumId w:val="3"/>
+  </w:num>
+  <w:num w:numId="8" w16cid:durableId="1988705245">
     <w:abstractNumId w:val="2"/>
+  </w:num>
+  <w:num w:numId="9" w16cid:durableId="330523589">
+    <w:abstractNumId w:val="6"/>
   </w:num>
 </w:numbering>
 </file>

--- a/Interview NOtes.docx
+++ b/Interview NOtes.docx
@@ -3780,7 +3780,7 @@
           <w:szCs w:val="28"/>
         </w:rPr>
         <w:pict w14:anchorId="0CD25ABA">
-          <v:rect id="_x0000_i1094" style="width:0;height:1.5pt" o:hralign="center" o:hrstd="t" o:hr="t" fillcolor="#a0a0a0" stroked="f"/>
+          <v:rect id="_x0000_i1040" style="width:0;height:1.5pt" o:hralign="center" o:hrstd="t" o:hr="t" fillcolor="#a0a0a0" stroked="f"/>
         </w:pict>
       </w:r>
     </w:p>
@@ -4154,7 +4154,7 @@
           <w:szCs w:val="28"/>
         </w:rPr>
         <w:pict w14:anchorId="7CEF4438">
-          <v:rect id="_x0000_i1095" style="width:0;height:1.5pt" o:hralign="center" o:hrstd="t" o:hr="t" fillcolor="#a0a0a0" stroked="f"/>
+          <v:rect id="_x0000_i1041" style="width:0;height:1.5pt" o:hralign="center" o:hrstd="t" o:hr="t" fillcolor="#a0a0a0" stroked="f"/>
         </w:pict>
       </w:r>
     </w:p>
@@ -4499,7 +4499,7 @@
           <w:szCs w:val="28"/>
         </w:rPr>
         <w:pict w14:anchorId="02191075">
-          <v:rect id="_x0000_i1096" style="width:0;height:1.5pt" o:hralign="center" o:hrstd="t" o:hr="t" fillcolor="#a0a0a0" stroked="f"/>
+          <v:rect id="_x0000_i1042" style="width:0;height:1.5pt" o:hralign="center" o:hrstd="t" o:hr="t" fillcolor="#a0a0a0" stroked="f"/>
         </w:pict>
       </w:r>
     </w:p>
@@ -4850,7 +4850,7 @@
           <w:szCs w:val="28"/>
         </w:rPr>
         <w:pict w14:anchorId="16991294">
-          <v:rect id="_x0000_i1097" style="width:0;height:1.5pt" o:hralign="center" o:hrstd="t" o:hr="t" fillcolor="#a0a0a0" stroked="f"/>
+          <v:rect id="_x0000_i1043" style="width:0;height:1.5pt" o:hralign="center" o:hrstd="t" o:hr="t" fillcolor="#a0a0a0" stroked="f"/>
         </w:pict>
       </w:r>
     </w:p>
@@ -5222,7 +5222,7 @@
           <w:szCs w:val="28"/>
         </w:rPr>
         <w:pict w14:anchorId="096A627B">
-          <v:rect id="_x0000_i1098" style="width:0;height:1.5pt" o:hralign="center" o:hrstd="t" o:hr="t" fillcolor="#a0a0a0" stroked="f"/>
+          <v:rect id="_x0000_i1044" style="width:0;height:1.5pt" o:hralign="center" o:hrstd="t" o:hr="t" fillcolor="#a0a0a0" stroked="f"/>
         </w:pict>
       </w:r>
     </w:p>
@@ -5636,7 +5636,7 @@
           <w:szCs w:val="28"/>
         </w:rPr>
         <w:pict w14:anchorId="5150C154">
-          <v:rect id="_x0000_i1099" style="width:0;height:1.5pt" o:hralign="center" o:hrstd="t" o:hr="t" fillcolor="#a0a0a0" stroked="f"/>
+          <v:rect id="_x0000_i1045" style="width:0;height:1.5pt" o:hralign="center" o:hrstd="t" o:hr="t" fillcolor="#a0a0a0" stroked="f"/>
         </w:pict>
       </w:r>
     </w:p>
@@ -5743,7 +5743,7 @@
           <w:szCs w:val="28"/>
         </w:rPr>
         <w:pict w14:anchorId="221599A5">
-          <v:rect id="_x0000_i1100" style="width:0;height:1.5pt" o:hralign="center" o:hrstd="t" o:hr="t" fillcolor="#a0a0a0" stroked="f"/>
+          <v:rect id="_x0000_i1046" style="width:0;height:1.5pt" o:hralign="center" o:hrstd="t" o:hr="t" fillcolor="#a0a0a0" stroked="f"/>
         </w:pict>
       </w:r>
     </w:p>
@@ -6000,7 +6000,7 @@
           <w:szCs w:val="28"/>
         </w:rPr>
         <w:pict w14:anchorId="31B41886">
-          <v:rect id="_x0000_i1101" style="width:0;height:1.5pt" o:hralign="center" o:hrstd="t" o:hr="t" fillcolor="#a0a0a0" stroked="f"/>
+          <v:rect id="_x0000_i1047" style="width:0;height:1.5pt" o:hralign="center" o:hrstd="t" o:hr="t" fillcolor="#a0a0a0" stroked="f"/>
         </w:pict>
       </w:r>
     </w:p>
@@ -6174,7 +6174,7 @@
           <w:szCs w:val="28"/>
         </w:rPr>
         <w:pict w14:anchorId="651D8E64">
-          <v:rect id="_x0000_i1102" style="width:0;height:1.5pt" o:hralign="center" o:hrstd="t" o:hr="t" fillcolor="#a0a0a0" stroked="f"/>
+          <v:rect id="_x0000_i1048" style="width:0;height:1.5pt" o:hralign="center" o:hrstd="t" o:hr="t" fillcolor="#a0a0a0" stroked="f"/>
         </w:pict>
       </w:r>
     </w:p>
@@ -6426,7 +6426,7 @@
           <w:szCs w:val="28"/>
         </w:rPr>
         <w:pict w14:anchorId="261F957D">
-          <v:rect id="_x0000_i1196" style="width:0;height:1.5pt" o:hralign="center" o:hrstd="t" o:hr="t" fillcolor="#a0a0a0" stroked="f"/>
+          <v:rect id="_x0000_i1049" style="width:0;height:1.5pt" o:hralign="center" o:hrstd="t" o:hr="t" fillcolor="#a0a0a0" stroked="f"/>
         </w:pict>
       </w:r>
     </w:p>
@@ -6585,7 +6585,7 @@
           <w:szCs w:val="28"/>
         </w:rPr>
         <w:pict w14:anchorId="24B69223">
-          <v:rect id="_x0000_i1197" style="width:0;height:1.5pt" o:hralign="center" o:hrstd="t" o:hr="t" fillcolor="#a0a0a0" stroked="f"/>
+          <v:rect id="_x0000_i1050" style="width:0;height:1.5pt" o:hralign="center" o:hrstd="t" o:hr="t" fillcolor="#a0a0a0" stroked="f"/>
         </w:pict>
       </w:r>
     </w:p>
@@ -6821,7 +6821,7 @@
           <w:szCs w:val="28"/>
         </w:rPr>
         <w:pict w14:anchorId="0B110543">
-          <v:rect id="_x0000_i1198" style="width:0;height:1.5pt" o:hralign="center" o:hrstd="t" o:hr="t" fillcolor="#a0a0a0" stroked="f"/>
+          <v:rect id="_x0000_i1051" style="width:0;height:1.5pt" o:hralign="center" o:hrstd="t" o:hr="t" fillcolor="#a0a0a0" stroked="f"/>
         </w:pict>
       </w:r>
     </w:p>
@@ -6882,7 +6882,7 @@
           <w:szCs w:val="28"/>
         </w:rPr>
         <w:pict w14:anchorId="270385D3">
-          <v:rect id="_x0000_i1199" style="width:0;height:1.5pt" o:hralign="center" o:hrstd="t" o:hr="t" fillcolor="#a0a0a0" stroked="f"/>
+          <v:rect id="_x0000_i1052" style="width:0;height:1.5pt" o:hralign="center" o:hrstd="t" o:hr="t" fillcolor="#a0a0a0" stroked="f"/>
         </w:pict>
       </w:r>
     </w:p>
@@ -7019,7 +7019,7 @@
           <w:szCs w:val="28"/>
         </w:rPr>
         <w:pict w14:anchorId="4D31C91E">
-          <v:rect id="_x0000_i1200" style="width:0;height:1.5pt" o:hralign="center" o:hrstd="t" o:hr="t" fillcolor="#a0a0a0" stroked="f"/>
+          <v:rect id="_x0000_i1053" style="width:0;height:1.5pt" o:hralign="center" o:hrstd="t" o:hr="t" fillcolor="#a0a0a0" stroked="f"/>
         </w:pict>
       </w:r>
     </w:p>
@@ -7134,7 +7134,7 @@
           <w:szCs w:val="28"/>
         </w:rPr>
         <w:pict w14:anchorId="09FD5918">
-          <v:rect id="_x0000_i1201" style="width:0;height:1.5pt" o:hralign="center" o:hrstd="t" o:hr="t" fillcolor="#a0a0a0" stroked="f"/>
+          <v:rect id="_x0000_i1054" style="width:0;height:1.5pt" o:hralign="center" o:hrstd="t" o:hr="t" fillcolor="#a0a0a0" stroked="f"/>
         </w:pict>
       </w:r>
     </w:p>
@@ -7451,7 +7451,7 @@
           <w:szCs w:val="28"/>
         </w:rPr>
         <w:pict w14:anchorId="574FB559">
-          <v:rect id="_x0000_i1202" style="width:0;height:1.5pt" o:hralign="center" o:hrstd="t" o:hr="t" fillcolor="#a0a0a0" stroked="f"/>
+          <v:rect id="_x0000_i1055" style="width:0;height:1.5pt" o:hralign="center" o:hrstd="t" o:hr="t" fillcolor="#a0a0a0" stroked="f"/>
         </w:pict>
       </w:r>
     </w:p>
@@ -7605,7 +7605,7 @@
           <w:szCs w:val="28"/>
         </w:rPr>
         <w:pict w14:anchorId="27ED0A0D">
-          <v:rect id="_x0000_i1203" style="width:0;height:1.5pt" o:hralign="center" o:hrstd="t" o:hr="t" fillcolor="#a0a0a0" stroked="f"/>
+          <v:rect id="_x0000_i1056" style="width:0;height:1.5pt" o:hralign="center" o:hrstd="t" o:hr="t" fillcolor="#a0a0a0" stroked="f"/>
         </w:pict>
       </w:r>
     </w:p>
@@ -7668,7 +7668,7 @@
           <w:szCs w:val="28"/>
         </w:rPr>
         <w:pict w14:anchorId="4BA74BB8">
-          <v:rect id="_x0000_i1204" style="width:0;height:1.5pt" o:hralign="center" o:hrstd="t" o:hr="t" fillcolor="#a0a0a0" stroked="f"/>
+          <v:rect id="_x0000_i1057" style="width:0;height:1.5pt" o:hralign="center" o:hrstd="t" o:hr="t" fillcolor="#a0a0a0" stroked="f"/>
         </w:pict>
       </w:r>
     </w:p>
@@ -7765,7 +7765,7 @@
           <w:szCs w:val="28"/>
         </w:rPr>
         <w:pict w14:anchorId="6C10B81E">
-          <v:rect id="_x0000_i1205" style="width:0;height:1.5pt" o:hralign="center" o:hrstd="t" o:hr="t" fillcolor="#a0a0a0" stroked="f"/>
+          <v:rect id="_x0000_i1058" style="width:0;height:1.5pt" o:hralign="center" o:hrstd="t" o:hr="t" fillcolor="#a0a0a0" stroked="f"/>
         </w:pict>
       </w:r>
     </w:p>
@@ -7833,7 +7833,7 @@
           <w:szCs w:val="28"/>
         </w:rPr>
         <w:pict w14:anchorId="587454C7">
-          <v:rect id="_x0000_i1206" style="width:0;height:1.5pt" o:hralign="center" o:hrstd="t" o:hr="t" fillcolor="#a0a0a0" stroked="f"/>
+          <v:rect id="_x0000_i1059" style="width:0;height:1.5pt" o:hralign="center" o:hrstd="t" o:hr="t" fillcolor="#a0a0a0" stroked="f"/>
         </w:pict>
       </w:r>
     </w:p>
@@ -7954,6 +7954,7 @@
           <w:sz w:val="28"/>
           <w:szCs w:val="28"/>
         </w:rPr>
+        <w:lastRenderedPageBreak/>
         <w:t>Large App</w:t>
       </w:r>
     </w:p>
@@ -8030,7 +8031,7 @@
           <w:szCs w:val="28"/>
         </w:rPr>
         <w:pict w14:anchorId="01E53621">
-          <v:rect id="_x0000_i1207" style="width:0;height:1.5pt" o:hralign="center" o:hrstd="t" o:hr="t" fillcolor="#a0a0a0" stroked="f"/>
+          <v:rect id="_x0000_i1060" style="width:0;height:1.5pt" o:hralign="center" o:hrstd="t" o:hr="t" fillcolor="#a0a0a0" stroked="f"/>
         </w:pict>
       </w:r>
     </w:p>
@@ -8229,7 +8230,7 @@
           <w:szCs w:val="28"/>
         </w:rPr>
         <w:pict w14:anchorId="515A4FAD">
-          <v:rect id="_x0000_i1208" style="width:0;height:1.5pt" o:hralign="center" o:hrstd="t" o:hr="t" fillcolor="#a0a0a0" stroked="f"/>
+          <v:rect id="_x0000_i1061" style="width:0;height:1.5pt" o:hralign="center" o:hrstd="t" o:hr="t" fillcolor="#a0a0a0" stroked="f"/>
         </w:pict>
       </w:r>
     </w:p>
@@ -8276,6 +8277,7 @@
           <w:sz w:val="28"/>
           <w:szCs w:val="28"/>
         </w:rPr>
+        <w:lastRenderedPageBreak/>
         <w:t>State Management manages application data from a central place and updates all widgets that depend on that data.</w:t>
       </w:r>
     </w:p>
@@ -8292,24 +8294,4552 @@
           <w:szCs w:val="28"/>
         </w:rPr>
         <w:pict w14:anchorId="10AF88D4">
-          <v:rect id="_x0000_i1209" style="width:0;height:1.5pt" o:hralign="center" o:hrstd="t" o:hr="t" fillcolor="#a0a0a0" stroked="f"/>
+          <v:rect id="_x0000_i1062" style="width:0;height:1.5pt" o:hralign="center" o:hrstd="t" o:hr="t" fillcolor="#a0a0a0" stroked="f"/>
         </w:pict>
       </w:r>
     </w:p>
     <w:p>
       <w:pPr>
         <w:rPr>
-          <w:sz w:val="28"/>
-          <w:szCs w:val="28"/>
-        </w:rPr>
-      </w:pPr>
-      <w:r>
-        <w:rPr>
           <w:rFonts w:ascii="Segoe UI Emoji" w:hAnsi="Segoe UI Emoji" w:cs="Segoe UI Emoji"/>
           <w:sz w:val="28"/>
           <w:szCs w:val="28"/>
         </w:rPr>
-        <w:t>🔥</w:t>
+      </w:pPr>
+    </w:p>
+    <w:p>
+      <w:pPr>
+        <w:rPr>
+          <w:rFonts w:ascii="Segoe UI Emoji" w:hAnsi="Segoe UI Emoji" w:cs="Segoe UI Emoji"/>
+          <w:sz w:val="28"/>
+          <w:szCs w:val="28"/>
+        </w:rPr>
+      </w:pPr>
+    </w:p>
+    <w:p>
+      <w:pPr>
+        <w:rPr>
+          <w:sz w:val="28"/>
+          <w:szCs w:val="28"/>
+        </w:rPr>
+      </w:pPr>
+      <w:r>
+        <w:rPr>
+          <w:sz w:val="28"/>
+          <w:szCs w:val="28"/>
+        </w:rPr>
+        <w:t xml:space="preserve">Perfect. Ye </w:t>
+      </w:r>
+      <w:r>
+        <w:rPr>
+          <w:b/>
+          <w:bCs/>
+          <w:sz w:val="28"/>
+          <w:szCs w:val="28"/>
+        </w:rPr>
+        <w:t>MS Word ready notes</w:t>
+      </w:r>
+      <w:r>
+        <w:rPr>
+          <w:sz w:val="28"/>
+          <w:szCs w:val="28"/>
+        </w:rPr>
+        <w:t xml:space="preserve"> hain. Simple language + interview + revision. Sirf important points.</w:t>
+      </w:r>
+    </w:p>
+    <w:p>
+      <w:pPr>
+        <w:rPr>
+          <w:sz w:val="28"/>
+          <w:szCs w:val="28"/>
+        </w:rPr>
+      </w:pPr>
+      <w:r>
+        <w:rPr>
+          <w:sz w:val="28"/>
+          <w:szCs w:val="28"/>
+        </w:rPr>
+        <w:pict w14:anchorId="7A2D7E47">
+          <v:rect id="_x0000_i1213" style="width:0;height:1.5pt" o:hralign="center" o:hrstd="t" o:hr="t" fillcolor="#a0a0a0" stroked="f"/>
+        </w:pict>
+      </w:r>
+    </w:p>
+    <w:p>
+      <w:pPr>
+        <w:rPr>
+          <w:b/>
+          <w:bCs/>
+          <w:sz w:val="28"/>
+          <w:szCs w:val="28"/>
+        </w:rPr>
+      </w:pPr>
+      <w:r>
+        <w:rPr>
+          <w:rFonts w:ascii="Segoe UI Emoji" w:hAnsi="Segoe UI Emoji" w:cs="Segoe UI Emoji"/>
+          <w:b/>
+          <w:bCs/>
+          <w:sz w:val="28"/>
+          <w:szCs w:val="28"/>
+        </w:rPr>
+        <w:t>📘</w:t>
+      </w:r>
+      <w:r>
+        <w:rPr>
+          <w:b/>
+          <w:bCs/>
+          <w:sz w:val="28"/>
+          <w:szCs w:val="28"/>
+        </w:rPr>
+        <w:t xml:space="preserve"> Flutter Interview Notes</w:t>
+      </w:r>
+    </w:p>
+    <w:p>
+      <w:pPr>
+        <w:rPr>
+          <w:b/>
+          <w:bCs/>
+          <w:sz w:val="28"/>
+          <w:szCs w:val="28"/>
+        </w:rPr>
+      </w:pPr>
+      <w:r>
+        <w:rPr>
+          <w:b/>
+          <w:bCs/>
+          <w:sz w:val="28"/>
+          <w:szCs w:val="28"/>
+        </w:rPr>
+        <w:t>Topic: API</w:t>
+      </w:r>
+    </w:p>
+    <w:p>
+      <w:pPr>
+        <w:rPr>
+          <w:b/>
+          <w:bCs/>
+          <w:sz w:val="28"/>
+          <w:szCs w:val="28"/>
+        </w:rPr>
+      </w:pPr>
+      <w:r>
+        <w:rPr>
+          <w:rFonts w:ascii="Segoe UI Emoji" w:hAnsi="Segoe UI Emoji" w:cs="Segoe UI Emoji"/>
+          <w:b/>
+          <w:bCs/>
+          <w:sz w:val="28"/>
+          <w:szCs w:val="28"/>
+        </w:rPr>
+        <w:t>❓</w:t>
+      </w:r>
+      <w:r>
+        <w:rPr>
+          <w:b/>
+          <w:bCs/>
+          <w:sz w:val="28"/>
+          <w:szCs w:val="28"/>
+        </w:rPr>
+        <w:t>What is API?</w:t>
+      </w:r>
+    </w:p>
+    <w:p>
+      <w:pPr>
+        <w:rPr>
+          <w:b/>
+          <w:bCs/>
+          <w:sz w:val="28"/>
+          <w:szCs w:val="28"/>
+        </w:rPr>
+      </w:pPr>
+      <w:r>
+        <w:rPr>
+          <w:rFonts w:ascii="Segoe UI Emoji" w:hAnsi="Segoe UI Emoji" w:cs="Segoe UI Emoji"/>
+          <w:b/>
+          <w:bCs/>
+          <w:sz w:val="28"/>
+          <w:szCs w:val="28"/>
+        </w:rPr>
+        <w:t>📖</w:t>
+      </w:r>
+      <w:r>
+        <w:rPr>
+          <w:b/>
+          <w:bCs/>
+          <w:sz w:val="28"/>
+          <w:szCs w:val="28"/>
+        </w:rPr>
+        <w:t xml:space="preserve"> Simple Explanation</w:t>
+      </w:r>
+    </w:p>
+    <w:p>
+      <w:pPr>
+        <w:rPr>
+          <w:sz w:val="28"/>
+          <w:szCs w:val="28"/>
+        </w:rPr>
+      </w:pPr>
+      <w:r>
+        <w:rPr>
+          <w:sz w:val="28"/>
+          <w:szCs w:val="28"/>
+        </w:rPr>
+        <w:t>Flutter App directly Database se baat nahi kar sakti.</w:t>
+      </w:r>
+    </w:p>
+    <w:p>
+      <w:pPr>
+        <w:rPr>
+          <w:sz w:val="28"/>
+          <w:szCs w:val="28"/>
+        </w:rPr>
+      </w:pPr>
+      <w:r>
+        <w:rPr>
+          <w:sz w:val="28"/>
+          <w:szCs w:val="28"/>
+        </w:rPr>
+        <w:t xml:space="preserve">Frontend (Flutter) aur Backend ke beech communication karwane ke liye </w:t>
+      </w:r>
+      <w:r>
+        <w:rPr>
+          <w:b/>
+          <w:bCs/>
+          <w:sz w:val="28"/>
+          <w:szCs w:val="28"/>
+        </w:rPr>
+        <w:t>API</w:t>
+      </w:r>
+      <w:r>
+        <w:rPr>
+          <w:sz w:val="28"/>
+          <w:szCs w:val="28"/>
+        </w:rPr>
+        <w:t xml:space="preserve"> use hoti hai.</w:t>
+      </w:r>
+    </w:p>
+    <w:p>
+      <w:pPr>
+        <w:rPr>
+          <w:sz w:val="28"/>
+          <w:szCs w:val="28"/>
+        </w:rPr>
+      </w:pPr>
+      <w:r>
+        <w:rPr>
+          <w:b/>
+          <w:bCs/>
+          <w:sz w:val="28"/>
+          <w:szCs w:val="28"/>
+        </w:rPr>
+        <w:t>Simple Line:</w:t>
+      </w:r>
+    </w:p>
+    <w:p>
+      <w:pPr>
+        <w:rPr>
+          <w:sz w:val="28"/>
+          <w:szCs w:val="28"/>
+        </w:rPr>
+      </w:pPr>
+      <w:r>
+        <w:rPr>
+          <w:b/>
+          <w:bCs/>
+          <w:sz w:val="28"/>
+          <w:szCs w:val="28"/>
+        </w:rPr>
+        <w:t>API is a bridge between Frontend and Backend.</w:t>
+      </w:r>
+    </w:p>
+    <w:p>
+      <w:pPr>
+        <w:rPr>
+          <w:sz w:val="28"/>
+          <w:szCs w:val="28"/>
+        </w:rPr>
+      </w:pPr>
+      <w:r>
+        <w:rPr>
+          <w:sz w:val="28"/>
+          <w:szCs w:val="28"/>
+        </w:rPr>
+        <w:pict w14:anchorId="3E526400">
+          <v:rect id="_x0000_i1214" style="width:0;height:1.5pt" o:hralign="center" o:hrstd="t" o:hr="t" fillcolor="#a0a0a0" stroked="f"/>
+        </w:pict>
+      </w:r>
+    </w:p>
+    <w:p>
+      <w:pPr>
+        <w:rPr>
+          <w:b/>
+          <w:bCs/>
+          <w:sz w:val="28"/>
+          <w:szCs w:val="28"/>
+        </w:rPr>
+      </w:pPr>
+      <w:r>
+        <w:rPr>
+          <w:rFonts w:ascii="Segoe UI Emoji" w:hAnsi="Segoe UI Emoji" w:cs="Segoe UI Emoji"/>
+          <w:b/>
+          <w:bCs/>
+          <w:sz w:val="28"/>
+          <w:szCs w:val="28"/>
+        </w:rPr>
+        <w:t>🧠</w:t>
+      </w:r>
+      <w:r>
+        <w:rPr>
+          <w:b/>
+          <w:bCs/>
+          <w:sz w:val="28"/>
+          <w:szCs w:val="28"/>
+        </w:rPr>
+        <w:t xml:space="preserve"> Why do we need API?</w:t>
+      </w:r>
+    </w:p>
+    <w:p>
+      <w:pPr>
+        <w:rPr>
+          <w:sz w:val="28"/>
+          <w:szCs w:val="28"/>
+        </w:rPr>
+      </w:pPr>
+      <w:r>
+        <w:rPr>
+          <w:sz w:val="28"/>
+          <w:szCs w:val="28"/>
+        </w:rPr>
+        <w:t>Flutter sirf UI banata hai.</w:t>
+      </w:r>
+    </w:p>
+    <w:p>
+      <w:pPr>
+        <w:rPr>
+          <w:sz w:val="28"/>
+          <w:szCs w:val="28"/>
+        </w:rPr>
+      </w:pPr>
+      <w:r>
+        <w:rPr>
+          <w:sz w:val="28"/>
+          <w:szCs w:val="28"/>
+        </w:rPr>
+        <w:t>Database server par hota hai.</w:t>
+      </w:r>
+    </w:p>
+    <w:p>
+      <w:pPr>
+        <w:rPr>
+          <w:sz w:val="28"/>
+          <w:szCs w:val="28"/>
+        </w:rPr>
+      </w:pPr>
+      <w:r>
+        <w:rPr>
+          <w:sz w:val="28"/>
+          <w:szCs w:val="28"/>
+        </w:rPr>
+        <w:t>Isliye data bhejne aur lane ke liye API ki zarurat hoti hai.</w:t>
+      </w:r>
+    </w:p>
+    <w:p>
+      <w:pPr>
+        <w:rPr>
+          <w:sz w:val="28"/>
+          <w:szCs w:val="28"/>
+        </w:rPr>
+      </w:pPr>
+      <w:r>
+        <w:rPr>
+          <w:sz w:val="28"/>
+          <w:szCs w:val="28"/>
+        </w:rPr>
+        <w:pict w14:anchorId="79D337BA">
+          <v:rect id="_x0000_i1215" style="width:0;height:1.5pt" o:hralign="center" o:hrstd="t" o:hr="t" fillcolor="#a0a0a0" stroked="f"/>
+        </w:pict>
+      </w:r>
+    </w:p>
+    <w:p>
+      <w:pPr>
+        <w:rPr>
+          <w:b/>
+          <w:bCs/>
+          <w:sz w:val="28"/>
+          <w:szCs w:val="28"/>
+        </w:rPr>
+      </w:pPr>
+      <w:r>
+        <w:rPr>
+          <w:rFonts w:ascii="Segoe UI Emoji" w:hAnsi="Segoe UI Emoji" w:cs="Segoe UI Emoji"/>
+          <w:b/>
+          <w:bCs/>
+          <w:sz w:val="28"/>
+          <w:szCs w:val="28"/>
+        </w:rPr>
+        <w:t>🌍</w:t>
+      </w:r>
+      <w:r>
+        <w:rPr>
+          <w:b/>
+          <w:bCs/>
+          <w:sz w:val="28"/>
+          <w:szCs w:val="28"/>
+        </w:rPr>
+        <w:t xml:space="preserve"> Real Flow</w:t>
+      </w:r>
+    </w:p>
+    <w:p>
+      <w:pPr>
+        <w:rPr>
+          <w:sz w:val="28"/>
+          <w:szCs w:val="28"/>
+        </w:rPr>
+      </w:pPr>
+      <w:r>
+        <w:rPr>
+          <w:sz w:val="28"/>
+          <w:szCs w:val="28"/>
+        </w:rPr>
+        <w:lastRenderedPageBreak/>
+        <w:t>Flutter App</w:t>
+      </w:r>
+    </w:p>
+    <w:p>
+      <w:pPr>
+        <w:rPr>
+          <w:sz w:val="28"/>
+          <w:szCs w:val="28"/>
+        </w:rPr>
+      </w:pPr>
+    </w:p>
+    <w:p>
+      <w:pPr>
+        <w:rPr>
+          <w:sz w:val="28"/>
+          <w:szCs w:val="28"/>
+        </w:rPr>
+      </w:pPr>
+      <w:r>
+        <w:rPr>
+          <w:sz w:val="28"/>
+          <w:szCs w:val="28"/>
+        </w:rPr>
+        <w:t>↓</w:t>
+      </w:r>
+    </w:p>
+    <w:p>
+      <w:pPr>
+        <w:rPr>
+          <w:sz w:val="28"/>
+          <w:szCs w:val="28"/>
+        </w:rPr>
+      </w:pPr>
+    </w:p>
+    <w:p>
+      <w:pPr>
+        <w:rPr>
+          <w:sz w:val="28"/>
+          <w:szCs w:val="28"/>
+        </w:rPr>
+      </w:pPr>
+      <w:r>
+        <w:rPr>
+          <w:sz w:val="28"/>
+          <w:szCs w:val="28"/>
+        </w:rPr>
+        <w:t>API</w:t>
+      </w:r>
+    </w:p>
+    <w:p>
+      <w:pPr>
+        <w:rPr>
+          <w:sz w:val="28"/>
+          <w:szCs w:val="28"/>
+        </w:rPr>
+      </w:pPr>
+    </w:p>
+    <w:p>
+      <w:pPr>
+        <w:rPr>
+          <w:sz w:val="28"/>
+          <w:szCs w:val="28"/>
+        </w:rPr>
+      </w:pPr>
+      <w:r>
+        <w:rPr>
+          <w:sz w:val="28"/>
+          <w:szCs w:val="28"/>
+        </w:rPr>
+        <w:t>↓</w:t>
+      </w:r>
+    </w:p>
+    <w:p>
+      <w:pPr>
+        <w:rPr>
+          <w:sz w:val="28"/>
+          <w:szCs w:val="28"/>
+        </w:rPr>
+      </w:pPr>
+    </w:p>
+    <w:p>
+      <w:pPr>
+        <w:rPr>
+          <w:sz w:val="28"/>
+          <w:szCs w:val="28"/>
+        </w:rPr>
+      </w:pPr>
+      <w:r>
+        <w:rPr>
+          <w:sz w:val="28"/>
+          <w:szCs w:val="28"/>
+        </w:rPr>
+        <w:t>Backend</w:t>
+      </w:r>
+    </w:p>
+    <w:p>
+      <w:pPr>
+        <w:rPr>
+          <w:sz w:val="28"/>
+          <w:szCs w:val="28"/>
+        </w:rPr>
+      </w:pPr>
+    </w:p>
+    <w:p>
+      <w:pPr>
+        <w:rPr>
+          <w:sz w:val="28"/>
+          <w:szCs w:val="28"/>
+        </w:rPr>
+      </w:pPr>
+      <w:r>
+        <w:rPr>
+          <w:sz w:val="28"/>
+          <w:szCs w:val="28"/>
+        </w:rPr>
+        <w:t>↓</w:t>
+      </w:r>
+    </w:p>
+    <w:p>
+      <w:pPr>
+        <w:rPr>
+          <w:sz w:val="28"/>
+          <w:szCs w:val="28"/>
+        </w:rPr>
+      </w:pPr>
+    </w:p>
+    <w:p>
+      <w:pPr>
+        <w:rPr>
+          <w:sz w:val="28"/>
+          <w:szCs w:val="28"/>
+        </w:rPr>
+      </w:pPr>
+      <w:r>
+        <w:rPr>
+          <w:sz w:val="28"/>
+          <w:szCs w:val="28"/>
+        </w:rPr>
+        <w:t>Database</w:t>
+      </w:r>
+    </w:p>
+    <w:p>
+      <w:pPr>
+        <w:rPr>
+          <w:sz w:val="28"/>
+          <w:szCs w:val="28"/>
+        </w:rPr>
+      </w:pPr>
+    </w:p>
+    <w:p>
+      <w:pPr>
+        <w:rPr>
+          <w:sz w:val="28"/>
+          <w:szCs w:val="28"/>
+        </w:rPr>
+      </w:pPr>
+      <w:r>
+        <w:rPr>
+          <w:sz w:val="28"/>
+          <w:szCs w:val="28"/>
+        </w:rPr>
+        <w:t>↓</w:t>
+      </w:r>
+    </w:p>
+    <w:p>
+      <w:pPr>
+        <w:rPr>
+          <w:sz w:val="28"/>
+          <w:szCs w:val="28"/>
+        </w:rPr>
+      </w:pPr>
+    </w:p>
+    <w:p>
+      <w:pPr>
+        <w:rPr>
+          <w:sz w:val="28"/>
+          <w:szCs w:val="28"/>
+        </w:rPr>
+      </w:pPr>
+      <w:r>
+        <w:rPr>
+          <w:sz w:val="28"/>
+          <w:szCs w:val="28"/>
+        </w:rPr>
+        <w:t>API</w:t>
+      </w:r>
+    </w:p>
+    <w:p>
+      <w:pPr>
+        <w:rPr>
+          <w:sz w:val="28"/>
+          <w:szCs w:val="28"/>
+        </w:rPr>
+      </w:pPr>
+    </w:p>
+    <w:p>
+      <w:pPr>
+        <w:rPr>
+          <w:sz w:val="28"/>
+          <w:szCs w:val="28"/>
+        </w:rPr>
+      </w:pPr>
+      <w:r>
+        <w:rPr>
+          <w:sz w:val="28"/>
+          <w:szCs w:val="28"/>
+        </w:rPr>
+        <w:t>↓</w:t>
+      </w:r>
+    </w:p>
+    <w:p>
+      <w:pPr>
+        <w:rPr>
+          <w:sz w:val="28"/>
+          <w:szCs w:val="28"/>
+        </w:rPr>
+      </w:pPr>
+    </w:p>
+    <w:p>
+      <w:pPr>
+        <w:rPr>
+          <w:sz w:val="28"/>
+          <w:szCs w:val="28"/>
+        </w:rPr>
+      </w:pPr>
+      <w:r>
+        <w:rPr>
+          <w:sz w:val="28"/>
+          <w:szCs w:val="28"/>
+        </w:rPr>
+        <w:t>Flutter App</w:t>
+      </w:r>
+    </w:p>
+    <w:p>
+      <w:pPr>
+        <w:rPr>
+          <w:sz w:val="28"/>
+          <w:szCs w:val="28"/>
+        </w:rPr>
+      </w:pPr>
+      <w:r>
+        <w:rPr>
+          <w:sz w:val="28"/>
+          <w:szCs w:val="28"/>
+        </w:rPr>
+        <w:pict w14:anchorId="370DD1B5">
+          <v:rect id="_x0000_i1216" style="width:0;height:1.5pt" o:hralign="center" o:hrstd="t" o:hr="t" fillcolor="#a0a0a0" stroked="f"/>
+        </w:pict>
+      </w:r>
+    </w:p>
+    <w:p>
+      <w:pPr>
+        <w:rPr>
+          <w:b/>
+          <w:bCs/>
+          <w:sz w:val="28"/>
+          <w:szCs w:val="28"/>
+        </w:rPr>
+      </w:pPr>
+      <w:r>
+        <w:rPr>
+          <w:rFonts w:ascii="Segoe UI Emoji" w:hAnsi="Segoe UI Emoji" w:cs="Segoe UI Emoji"/>
+          <w:b/>
+          <w:bCs/>
+          <w:sz w:val="28"/>
+          <w:szCs w:val="28"/>
+        </w:rPr>
+        <w:t>💼</w:t>
+      </w:r>
+      <w:r>
+        <w:rPr>
+          <w:b/>
+          <w:bCs/>
+          <w:sz w:val="28"/>
+          <w:szCs w:val="28"/>
+        </w:rPr>
+        <w:t xml:space="preserve"> Interview Answer</w:t>
+      </w:r>
+    </w:p>
+    <w:p>
+      <w:pPr>
+        <w:rPr>
+          <w:sz w:val="28"/>
+          <w:szCs w:val="28"/>
+        </w:rPr>
+      </w:pPr>
+      <w:r>
+        <w:rPr>
+          <w:sz w:val="28"/>
+          <w:szCs w:val="28"/>
+        </w:rPr>
+        <w:lastRenderedPageBreak/>
+        <w:t>API (Application Programming Interface) is a bridge that allows the frontend and backend to communicate and exchange data.</w:t>
+      </w:r>
+    </w:p>
+    <w:p>
+      <w:pPr>
+        <w:rPr>
+          <w:sz w:val="28"/>
+          <w:szCs w:val="28"/>
+        </w:rPr>
+      </w:pPr>
+      <w:r>
+        <w:rPr>
+          <w:sz w:val="28"/>
+          <w:szCs w:val="28"/>
+        </w:rPr>
+        <w:pict w14:anchorId="2832DF67">
+          <v:rect id="_x0000_i1217" style="width:0;height:1.5pt" o:hralign="center" o:hrstd="t" o:hr="t" fillcolor="#a0a0a0" stroked="f"/>
+        </w:pict>
+      </w:r>
+    </w:p>
+    <w:p>
+      <w:pPr>
+        <w:rPr>
+          <w:b/>
+          <w:bCs/>
+          <w:sz w:val="28"/>
+          <w:szCs w:val="28"/>
+        </w:rPr>
+      </w:pPr>
+      <w:r>
+        <w:rPr>
+          <w:rFonts w:ascii="Segoe UI Emoji" w:hAnsi="Segoe UI Emoji" w:cs="Segoe UI Emoji"/>
+          <w:b/>
+          <w:bCs/>
+          <w:sz w:val="28"/>
+          <w:szCs w:val="28"/>
+        </w:rPr>
+        <w:t>🧠</w:t>
+      </w:r>
+      <w:r>
+        <w:rPr>
+          <w:b/>
+          <w:bCs/>
+          <w:sz w:val="28"/>
+          <w:szCs w:val="28"/>
+        </w:rPr>
+        <w:t xml:space="preserve"> Memory Trick</w:t>
+      </w:r>
+    </w:p>
+    <w:p>
+      <w:pPr>
+        <w:rPr>
+          <w:sz w:val="28"/>
+          <w:szCs w:val="28"/>
+        </w:rPr>
+      </w:pPr>
+      <w:r>
+        <w:rPr>
+          <w:sz w:val="28"/>
+          <w:szCs w:val="28"/>
+        </w:rPr>
+        <w:t>Frontend</w:t>
+      </w:r>
+    </w:p>
+    <w:p>
+      <w:pPr>
+        <w:rPr>
+          <w:sz w:val="28"/>
+          <w:szCs w:val="28"/>
+        </w:rPr>
+      </w:pPr>
+    </w:p>
+    <w:p>
+      <w:pPr>
+        <w:rPr>
+          <w:sz w:val="28"/>
+          <w:szCs w:val="28"/>
+        </w:rPr>
+      </w:pPr>
+      <w:r>
+        <w:rPr>
+          <w:sz w:val="28"/>
+          <w:szCs w:val="28"/>
+        </w:rPr>
+        <w:t>↓</w:t>
+      </w:r>
+    </w:p>
+    <w:p>
+      <w:pPr>
+        <w:rPr>
+          <w:sz w:val="28"/>
+          <w:szCs w:val="28"/>
+        </w:rPr>
+      </w:pPr>
+    </w:p>
+    <w:p>
+      <w:pPr>
+        <w:rPr>
+          <w:sz w:val="28"/>
+          <w:szCs w:val="28"/>
+        </w:rPr>
+      </w:pPr>
+      <w:r>
+        <w:rPr>
+          <w:sz w:val="28"/>
+          <w:szCs w:val="28"/>
+        </w:rPr>
+        <w:t>API</w:t>
+      </w:r>
+    </w:p>
+    <w:p>
+      <w:pPr>
+        <w:rPr>
+          <w:sz w:val="28"/>
+          <w:szCs w:val="28"/>
+        </w:rPr>
+      </w:pPr>
+    </w:p>
+    <w:p>
+      <w:pPr>
+        <w:rPr>
+          <w:sz w:val="28"/>
+          <w:szCs w:val="28"/>
+        </w:rPr>
+      </w:pPr>
+      <w:r>
+        <w:rPr>
+          <w:sz w:val="28"/>
+          <w:szCs w:val="28"/>
+        </w:rPr>
+        <w:t>↓</w:t>
+      </w:r>
+    </w:p>
+    <w:p>
+      <w:pPr>
+        <w:rPr>
+          <w:sz w:val="28"/>
+          <w:szCs w:val="28"/>
+        </w:rPr>
+      </w:pPr>
+    </w:p>
+    <w:p>
+      <w:pPr>
+        <w:rPr>
+          <w:sz w:val="28"/>
+          <w:szCs w:val="28"/>
+        </w:rPr>
+      </w:pPr>
+      <w:r>
+        <w:rPr>
+          <w:sz w:val="28"/>
+          <w:szCs w:val="28"/>
+        </w:rPr>
+        <w:t>Backend</w:t>
+      </w:r>
+    </w:p>
+    <w:p>
+      <w:pPr>
+        <w:rPr>
+          <w:sz w:val="28"/>
+          <w:szCs w:val="28"/>
+        </w:rPr>
+      </w:pPr>
+      <w:r>
+        <w:rPr>
+          <w:sz w:val="28"/>
+          <w:szCs w:val="28"/>
+        </w:rPr>
+        <w:pict w14:anchorId="42B1334E">
+          <v:rect id="_x0000_i1218" style="width:0;height:1.5pt" o:hralign="center" o:hrstd="t" o:hr="t" fillcolor="#a0a0a0" stroked="f"/>
+        </w:pict>
+      </w:r>
+    </w:p>
+    <w:p>
+      <w:pPr>
+        <w:rPr>
+          <w:b/>
+          <w:bCs/>
+          <w:sz w:val="28"/>
+          <w:szCs w:val="28"/>
+        </w:rPr>
+      </w:pPr>
+      <w:r>
+        <w:rPr>
+          <w:b/>
+          <w:bCs/>
+          <w:sz w:val="28"/>
+          <w:szCs w:val="28"/>
+        </w:rPr>
+        <w:t>Topic: REST API</w:t>
+      </w:r>
+    </w:p>
+    <w:p>
+      <w:pPr>
+        <w:rPr>
+          <w:b/>
+          <w:bCs/>
+          <w:sz w:val="28"/>
+          <w:szCs w:val="28"/>
+        </w:rPr>
+      </w:pPr>
+      <w:r>
+        <w:rPr>
+          <w:rFonts w:ascii="Segoe UI Emoji" w:hAnsi="Segoe UI Emoji" w:cs="Segoe UI Emoji"/>
+          <w:b/>
+          <w:bCs/>
+          <w:sz w:val="28"/>
+          <w:szCs w:val="28"/>
+        </w:rPr>
+        <w:t>❓</w:t>
+      </w:r>
+      <w:r>
+        <w:rPr>
+          <w:b/>
+          <w:bCs/>
+          <w:sz w:val="28"/>
+          <w:szCs w:val="28"/>
+        </w:rPr>
+        <w:t>What is REST API?</w:t>
+      </w:r>
+    </w:p>
+    <w:p>
+      <w:pPr>
+        <w:rPr>
+          <w:b/>
+          <w:bCs/>
+          <w:sz w:val="28"/>
+          <w:szCs w:val="28"/>
+        </w:rPr>
+      </w:pPr>
+      <w:r>
+        <w:rPr>
+          <w:rFonts w:ascii="Segoe UI Emoji" w:hAnsi="Segoe UI Emoji" w:cs="Segoe UI Emoji"/>
+          <w:b/>
+          <w:bCs/>
+          <w:sz w:val="28"/>
+          <w:szCs w:val="28"/>
+        </w:rPr>
+        <w:t>📖</w:t>
+      </w:r>
+      <w:r>
+        <w:rPr>
+          <w:b/>
+          <w:bCs/>
+          <w:sz w:val="28"/>
+          <w:szCs w:val="28"/>
+        </w:rPr>
+        <w:t xml:space="preserve"> Simple Explanation</w:t>
+      </w:r>
+    </w:p>
+    <w:p>
+      <w:pPr>
+        <w:rPr>
+          <w:sz w:val="28"/>
+          <w:szCs w:val="28"/>
+        </w:rPr>
+      </w:pPr>
+      <w:r>
+        <w:rPr>
+          <w:sz w:val="28"/>
+          <w:szCs w:val="28"/>
+        </w:rPr>
+        <w:t>REST API ek standard way hai jisse Frontend aur Backend HTTP methods ka use karke communicate karte hain.</w:t>
+      </w:r>
+    </w:p>
+    <w:p>
+      <w:pPr>
+        <w:rPr>
+          <w:sz w:val="28"/>
+          <w:szCs w:val="28"/>
+        </w:rPr>
+      </w:pPr>
+      <w:r>
+        <w:rPr>
+          <w:sz w:val="28"/>
+          <w:szCs w:val="28"/>
+        </w:rPr>
+        <w:pict w14:anchorId="230A1CB7">
+          <v:rect id="_x0000_i1219" style="width:0;height:1.5pt" o:hralign="center" o:hrstd="t" o:hr="t" fillcolor="#a0a0a0" stroked="f"/>
+        </w:pict>
+      </w:r>
+    </w:p>
+    <w:p>
+      <w:pPr>
+        <w:rPr>
+          <w:b/>
+          <w:bCs/>
+          <w:sz w:val="28"/>
+          <w:szCs w:val="28"/>
+        </w:rPr>
+      </w:pPr>
+      <w:r>
+        <w:rPr>
+          <w:b/>
+          <w:bCs/>
+          <w:sz w:val="28"/>
+          <w:szCs w:val="28"/>
+        </w:rPr>
+        <w:t>HTTP Methods</w:t>
+      </w:r>
+    </w:p>
+    <w:p>
+      <w:pPr>
+        <w:rPr>
+          <w:b/>
+          <w:bCs/>
+          <w:sz w:val="28"/>
+          <w:szCs w:val="28"/>
+        </w:rPr>
+      </w:pPr>
+      <w:r>
+        <w:rPr>
+          <w:b/>
+          <w:bCs/>
+          <w:sz w:val="28"/>
+          <w:szCs w:val="28"/>
+        </w:rPr>
+        <w:t>GET</w:t>
+      </w:r>
+    </w:p>
+    <w:p>
+      <w:pPr>
+        <w:rPr>
+          <w:sz w:val="28"/>
+          <w:szCs w:val="28"/>
+        </w:rPr>
+      </w:pPr>
+      <w:r>
+        <w:rPr>
+          <w:rFonts w:ascii="Segoe UI Emoji" w:hAnsi="Segoe UI Emoji" w:cs="Segoe UI Emoji"/>
+          <w:sz w:val="28"/>
+          <w:szCs w:val="28"/>
+        </w:rPr>
+        <w:t>👉</w:t>
+      </w:r>
+      <w:r>
+        <w:rPr>
+          <w:sz w:val="28"/>
+          <w:szCs w:val="28"/>
+        </w:rPr>
+        <w:t xml:space="preserve"> Data Read / Fetch</w:t>
+      </w:r>
+    </w:p>
+    <w:p>
+      <w:pPr>
+        <w:rPr>
+          <w:sz w:val="28"/>
+          <w:szCs w:val="28"/>
+        </w:rPr>
+      </w:pPr>
+      <w:r>
+        <w:rPr>
+          <w:sz w:val="28"/>
+          <w:szCs w:val="28"/>
+        </w:rPr>
+        <w:lastRenderedPageBreak/>
+        <w:t>Example:</w:t>
+      </w:r>
+    </w:p>
+    <w:p>
+      <w:pPr>
+        <w:rPr>
+          <w:sz w:val="28"/>
+          <w:szCs w:val="28"/>
+        </w:rPr>
+      </w:pPr>
+      <w:r>
+        <w:rPr>
+          <w:sz w:val="28"/>
+          <w:szCs w:val="28"/>
+        </w:rPr>
+        <w:t>GET /users</w:t>
+      </w:r>
+    </w:p>
+    <w:p>
+      <w:pPr>
+        <w:rPr>
+          <w:sz w:val="28"/>
+          <w:szCs w:val="28"/>
+        </w:rPr>
+      </w:pPr>
+      <w:r>
+        <w:rPr>
+          <w:sz w:val="28"/>
+          <w:szCs w:val="28"/>
+        </w:rPr>
+        <w:pict w14:anchorId="55FC691A">
+          <v:rect id="_x0000_i1220" style="width:0;height:1.5pt" o:hralign="center" o:hrstd="t" o:hr="t" fillcolor="#a0a0a0" stroked="f"/>
+        </w:pict>
+      </w:r>
+    </w:p>
+    <w:p>
+      <w:pPr>
+        <w:rPr>
+          <w:b/>
+          <w:bCs/>
+          <w:sz w:val="28"/>
+          <w:szCs w:val="28"/>
+        </w:rPr>
+      </w:pPr>
+      <w:r>
+        <w:rPr>
+          <w:b/>
+          <w:bCs/>
+          <w:sz w:val="28"/>
+          <w:szCs w:val="28"/>
+        </w:rPr>
+        <w:t>POST</w:t>
+      </w:r>
+    </w:p>
+    <w:p>
+      <w:pPr>
+        <w:rPr>
+          <w:sz w:val="28"/>
+          <w:szCs w:val="28"/>
+        </w:rPr>
+      </w:pPr>
+      <w:r>
+        <w:rPr>
+          <w:rFonts w:ascii="Segoe UI Emoji" w:hAnsi="Segoe UI Emoji" w:cs="Segoe UI Emoji"/>
+          <w:sz w:val="28"/>
+          <w:szCs w:val="28"/>
+        </w:rPr>
+        <w:t>👉</w:t>
+      </w:r>
+      <w:r>
+        <w:rPr>
+          <w:sz w:val="28"/>
+          <w:szCs w:val="28"/>
+        </w:rPr>
+        <w:t xml:space="preserve"> New Data Create</w:t>
+      </w:r>
+    </w:p>
+    <w:p>
+      <w:pPr>
+        <w:rPr>
+          <w:sz w:val="28"/>
+          <w:szCs w:val="28"/>
+        </w:rPr>
+      </w:pPr>
+      <w:r>
+        <w:rPr>
+          <w:sz w:val="28"/>
+          <w:szCs w:val="28"/>
+        </w:rPr>
+        <w:t>Example:</w:t>
+      </w:r>
+    </w:p>
+    <w:p>
+      <w:pPr>
+        <w:rPr>
+          <w:sz w:val="28"/>
+          <w:szCs w:val="28"/>
+        </w:rPr>
+      </w:pPr>
+      <w:r>
+        <w:rPr>
+          <w:sz w:val="28"/>
+          <w:szCs w:val="28"/>
+        </w:rPr>
+        <w:t>POST /login</w:t>
+      </w:r>
+    </w:p>
+    <w:p>
+      <w:pPr>
+        <w:rPr>
+          <w:sz w:val="28"/>
+          <w:szCs w:val="28"/>
+        </w:rPr>
+      </w:pPr>
+      <w:r>
+        <w:rPr>
+          <w:sz w:val="28"/>
+          <w:szCs w:val="28"/>
+        </w:rPr>
+        <w:pict w14:anchorId="4F58F55E">
+          <v:rect id="_x0000_i1221" style="width:0;height:1.5pt" o:hralign="center" o:hrstd="t" o:hr="t" fillcolor="#a0a0a0" stroked="f"/>
+        </w:pict>
+      </w:r>
+    </w:p>
+    <w:p>
+      <w:pPr>
+        <w:rPr>
+          <w:b/>
+          <w:bCs/>
+          <w:sz w:val="28"/>
+          <w:szCs w:val="28"/>
+        </w:rPr>
+      </w:pPr>
+      <w:r>
+        <w:rPr>
+          <w:b/>
+          <w:bCs/>
+          <w:sz w:val="28"/>
+          <w:szCs w:val="28"/>
+        </w:rPr>
+        <w:t>PUT</w:t>
+      </w:r>
+    </w:p>
+    <w:p>
+      <w:pPr>
+        <w:rPr>
+          <w:sz w:val="28"/>
+          <w:szCs w:val="28"/>
+        </w:rPr>
+      </w:pPr>
+      <w:r>
+        <w:rPr>
+          <w:rFonts w:ascii="Segoe UI Emoji" w:hAnsi="Segoe UI Emoji" w:cs="Segoe UI Emoji"/>
+          <w:sz w:val="28"/>
+          <w:szCs w:val="28"/>
+        </w:rPr>
+        <w:t>👉</w:t>
+      </w:r>
+      <w:r>
+        <w:rPr>
+          <w:sz w:val="28"/>
+          <w:szCs w:val="28"/>
+        </w:rPr>
+        <w:t xml:space="preserve"> Existing Data Update</w:t>
+      </w:r>
+    </w:p>
+    <w:p>
+      <w:pPr>
+        <w:rPr>
+          <w:sz w:val="28"/>
+          <w:szCs w:val="28"/>
+        </w:rPr>
+      </w:pPr>
+      <w:r>
+        <w:rPr>
+          <w:sz w:val="28"/>
+          <w:szCs w:val="28"/>
+        </w:rPr>
+        <w:t>Example:</w:t>
+      </w:r>
+    </w:p>
+    <w:p>
+      <w:pPr>
+        <w:rPr>
+          <w:sz w:val="28"/>
+          <w:szCs w:val="28"/>
+        </w:rPr>
+      </w:pPr>
+      <w:r>
+        <w:rPr>
+          <w:sz w:val="28"/>
+          <w:szCs w:val="28"/>
+        </w:rPr>
+        <w:t>PUT /profile</w:t>
+      </w:r>
+    </w:p>
+    <w:p>
+      <w:pPr>
+        <w:rPr>
+          <w:sz w:val="28"/>
+          <w:szCs w:val="28"/>
+        </w:rPr>
+      </w:pPr>
+      <w:r>
+        <w:rPr>
+          <w:sz w:val="28"/>
+          <w:szCs w:val="28"/>
+        </w:rPr>
+        <w:pict w14:anchorId="22C9F8B5">
+          <v:rect id="_x0000_i1222" style="width:0;height:1.5pt" o:hralign="center" o:hrstd="t" o:hr="t" fillcolor="#a0a0a0" stroked="f"/>
+        </w:pict>
+      </w:r>
+    </w:p>
+    <w:p>
+      <w:pPr>
+        <w:rPr>
+          <w:b/>
+          <w:bCs/>
+          <w:sz w:val="28"/>
+          <w:szCs w:val="28"/>
+        </w:rPr>
+      </w:pPr>
+      <w:r>
+        <w:rPr>
+          <w:b/>
+          <w:bCs/>
+          <w:sz w:val="28"/>
+          <w:szCs w:val="28"/>
+        </w:rPr>
+        <w:t>DELETE</w:t>
+      </w:r>
+    </w:p>
+    <w:p>
+      <w:pPr>
+        <w:rPr>
+          <w:sz w:val="28"/>
+          <w:szCs w:val="28"/>
+        </w:rPr>
+      </w:pPr>
+      <w:r>
+        <w:rPr>
+          <w:rFonts w:ascii="Segoe UI Emoji" w:hAnsi="Segoe UI Emoji" w:cs="Segoe UI Emoji"/>
+          <w:sz w:val="28"/>
+          <w:szCs w:val="28"/>
+        </w:rPr>
+        <w:t>👉</w:t>
+      </w:r>
+      <w:r>
+        <w:rPr>
+          <w:sz w:val="28"/>
+          <w:szCs w:val="28"/>
+        </w:rPr>
+        <w:t xml:space="preserve"> Data Delete</w:t>
+      </w:r>
+    </w:p>
+    <w:p>
+      <w:pPr>
+        <w:rPr>
+          <w:sz w:val="28"/>
+          <w:szCs w:val="28"/>
+        </w:rPr>
+      </w:pPr>
+      <w:r>
+        <w:rPr>
+          <w:sz w:val="28"/>
+          <w:szCs w:val="28"/>
+        </w:rPr>
+        <w:t>Example:</w:t>
+      </w:r>
+    </w:p>
+    <w:p>
+      <w:pPr>
+        <w:rPr>
+          <w:sz w:val="28"/>
+          <w:szCs w:val="28"/>
+        </w:rPr>
+      </w:pPr>
+      <w:r>
+        <w:rPr>
+          <w:sz w:val="28"/>
+          <w:szCs w:val="28"/>
+        </w:rPr>
+        <w:t>DELETE /message/10</w:t>
+      </w:r>
+    </w:p>
+    <w:p>
+      <w:pPr>
+        <w:rPr>
+          <w:sz w:val="28"/>
+          <w:szCs w:val="28"/>
+        </w:rPr>
+      </w:pPr>
+      <w:r>
+        <w:rPr>
+          <w:sz w:val="28"/>
+          <w:szCs w:val="28"/>
+        </w:rPr>
+        <w:pict w14:anchorId="3956FE43">
+          <v:rect id="_x0000_i1223" style="width:0;height:1.5pt" o:hralign="center" o:hrstd="t" o:hr="t" fillcolor="#a0a0a0" stroked="f"/>
+        </w:pict>
+      </w:r>
+    </w:p>
+    <w:p>
+      <w:pPr>
+        <w:rPr>
+          <w:b/>
+          <w:bCs/>
+          <w:sz w:val="28"/>
+          <w:szCs w:val="28"/>
+        </w:rPr>
+      </w:pPr>
+      <w:r>
+        <w:rPr>
+          <w:rFonts w:ascii="Segoe UI Emoji" w:hAnsi="Segoe UI Emoji" w:cs="Segoe UI Emoji"/>
+          <w:b/>
+          <w:bCs/>
+          <w:sz w:val="28"/>
+          <w:szCs w:val="28"/>
+        </w:rPr>
+        <w:t>🧠</w:t>
+      </w:r>
+      <w:r>
+        <w:rPr>
+          <w:b/>
+          <w:bCs/>
+          <w:sz w:val="28"/>
+          <w:szCs w:val="28"/>
+        </w:rPr>
+        <w:t xml:space="preserve"> Memory Trick</w:t>
+      </w:r>
+    </w:p>
+    <w:p>
+      <w:pPr>
+        <w:rPr>
+          <w:sz w:val="28"/>
+          <w:szCs w:val="28"/>
+        </w:rPr>
+      </w:pPr>
+      <w:r>
+        <w:rPr>
+          <w:sz w:val="28"/>
+          <w:szCs w:val="28"/>
+        </w:rPr>
+        <w:t>GET</w:t>
+      </w:r>
+    </w:p>
+    <w:p>
+      <w:pPr>
+        <w:rPr>
+          <w:sz w:val="28"/>
+          <w:szCs w:val="28"/>
+        </w:rPr>
+      </w:pPr>
+    </w:p>
+    <w:p>
+      <w:pPr>
+        <w:rPr>
+          <w:sz w:val="28"/>
+          <w:szCs w:val="28"/>
+        </w:rPr>
+      </w:pPr>
+      <w:r>
+        <w:rPr>
+          <w:sz w:val="28"/>
+          <w:szCs w:val="28"/>
+        </w:rPr>
+        <w:t>↓</w:t>
+      </w:r>
+    </w:p>
+    <w:p>
+      <w:pPr>
+        <w:rPr>
+          <w:sz w:val="28"/>
+          <w:szCs w:val="28"/>
+        </w:rPr>
+      </w:pPr>
+    </w:p>
+    <w:p>
+      <w:pPr>
+        <w:rPr>
+          <w:sz w:val="28"/>
+          <w:szCs w:val="28"/>
+        </w:rPr>
+      </w:pPr>
+      <w:r>
+        <w:rPr>
+          <w:sz w:val="28"/>
+          <w:szCs w:val="28"/>
+        </w:rPr>
+        <w:lastRenderedPageBreak/>
+        <w:t>Read</w:t>
+      </w:r>
+    </w:p>
+    <w:p>
+      <w:pPr>
+        <w:rPr>
+          <w:sz w:val="28"/>
+          <w:szCs w:val="28"/>
+        </w:rPr>
+      </w:pPr>
+    </w:p>
+    <w:p>
+      <w:pPr>
+        <w:rPr>
+          <w:sz w:val="28"/>
+          <w:szCs w:val="28"/>
+        </w:rPr>
+      </w:pPr>
+      <w:r>
+        <w:rPr>
+          <w:sz w:val="28"/>
+          <w:szCs w:val="28"/>
+        </w:rPr>
+        <w:t>----------------</w:t>
+      </w:r>
+    </w:p>
+    <w:p>
+      <w:pPr>
+        <w:rPr>
+          <w:sz w:val="28"/>
+          <w:szCs w:val="28"/>
+        </w:rPr>
+      </w:pPr>
+    </w:p>
+    <w:p>
+      <w:pPr>
+        <w:rPr>
+          <w:sz w:val="28"/>
+          <w:szCs w:val="28"/>
+        </w:rPr>
+      </w:pPr>
+      <w:r>
+        <w:rPr>
+          <w:sz w:val="28"/>
+          <w:szCs w:val="28"/>
+        </w:rPr>
+        <w:t>POST</w:t>
+      </w:r>
+    </w:p>
+    <w:p>
+      <w:pPr>
+        <w:rPr>
+          <w:sz w:val="28"/>
+          <w:szCs w:val="28"/>
+        </w:rPr>
+      </w:pPr>
+    </w:p>
+    <w:p>
+      <w:pPr>
+        <w:rPr>
+          <w:sz w:val="28"/>
+          <w:szCs w:val="28"/>
+        </w:rPr>
+      </w:pPr>
+      <w:r>
+        <w:rPr>
+          <w:sz w:val="28"/>
+          <w:szCs w:val="28"/>
+        </w:rPr>
+        <w:t>↓</w:t>
+      </w:r>
+    </w:p>
+    <w:p>
+      <w:pPr>
+        <w:rPr>
+          <w:sz w:val="28"/>
+          <w:szCs w:val="28"/>
+        </w:rPr>
+      </w:pPr>
+    </w:p>
+    <w:p>
+      <w:pPr>
+        <w:rPr>
+          <w:sz w:val="28"/>
+          <w:szCs w:val="28"/>
+        </w:rPr>
+      </w:pPr>
+      <w:r>
+        <w:rPr>
+          <w:sz w:val="28"/>
+          <w:szCs w:val="28"/>
+        </w:rPr>
+        <w:t>Create</w:t>
+      </w:r>
+    </w:p>
+    <w:p>
+      <w:pPr>
+        <w:rPr>
+          <w:sz w:val="28"/>
+          <w:szCs w:val="28"/>
+        </w:rPr>
+      </w:pPr>
+    </w:p>
+    <w:p>
+      <w:pPr>
+        <w:rPr>
+          <w:sz w:val="28"/>
+          <w:szCs w:val="28"/>
+        </w:rPr>
+      </w:pPr>
+      <w:r>
+        <w:rPr>
+          <w:sz w:val="28"/>
+          <w:szCs w:val="28"/>
+        </w:rPr>
+        <w:t>----------------</w:t>
+      </w:r>
+    </w:p>
+    <w:p>
+      <w:pPr>
+        <w:rPr>
+          <w:sz w:val="28"/>
+          <w:szCs w:val="28"/>
+        </w:rPr>
+      </w:pPr>
+    </w:p>
+    <w:p>
+      <w:pPr>
+        <w:rPr>
+          <w:sz w:val="28"/>
+          <w:szCs w:val="28"/>
+        </w:rPr>
+      </w:pPr>
+      <w:r>
+        <w:rPr>
+          <w:sz w:val="28"/>
+          <w:szCs w:val="28"/>
+        </w:rPr>
+        <w:t>PUT</w:t>
+      </w:r>
+    </w:p>
+    <w:p>
+      <w:pPr>
+        <w:rPr>
+          <w:sz w:val="28"/>
+          <w:szCs w:val="28"/>
+        </w:rPr>
+      </w:pPr>
+    </w:p>
+    <w:p>
+      <w:pPr>
+        <w:rPr>
+          <w:sz w:val="28"/>
+          <w:szCs w:val="28"/>
+        </w:rPr>
+      </w:pPr>
+      <w:r>
+        <w:rPr>
+          <w:sz w:val="28"/>
+          <w:szCs w:val="28"/>
+        </w:rPr>
+        <w:t>↓</w:t>
+      </w:r>
+    </w:p>
+    <w:p>
+      <w:pPr>
+        <w:rPr>
+          <w:sz w:val="28"/>
+          <w:szCs w:val="28"/>
+        </w:rPr>
+      </w:pPr>
+    </w:p>
+    <w:p>
+      <w:pPr>
+        <w:rPr>
+          <w:sz w:val="28"/>
+          <w:szCs w:val="28"/>
+        </w:rPr>
+      </w:pPr>
+      <w:r>
+        <w:rPr>
+          <w:sz w:val="28"/>
+          <w:szCs w:val="28"/>
+        </w:rPr>
+        <w:t>Update</w:t>
+      </w:r>
+    </w:p>
+    <w:p>
+      <w:pPr>
+        <w:rPr>
+          <w:sz w:val="28"/>
+          <w:szCs w:val="28"/>
+        </w:rPr>
+      </w:pPr>
+    </w:p>
+    <w:p>
+      <w:pPr>
+        <w:rPr>
+          <w:sz w:val="28"/>
+          <w:szCs w:val="28"/>
+        </w:rPr>
+      </w:pPr>
+      <w:r>
+        <w:rPr>
+          <w:sz w:val="28"/>
+          <w:szCs w:val="28"/>
+        </w:rPr>
+        <w:t>----------------</w:t>
+      </w:r>
+    </w:p>
+    <w:p>
+      <w:pPr>
+        <w:rPr>
+          <w:sz w:val="28"/>
+          <w:szCs w:val="28"/>
+        </w:rPr>
+      </w:pPr>
+    </w:p>
+    <w:p>
+      <w:pPr>
+        <w:rPr>
+          <w:sz w:val="28"/>
+          <w:szCs w:val="28"/>
+        </w:rPr>
+      </w:pPr>
+      <w:r>
+        <w:rPr>
+          <w:sz w:val="28"/>
+          <w:szCs w:val="28"/>
+        </w:rPr>
+        <w:t>DELETE</w:t>
+      </w:r>
+    </w:p>
+    <w:p>
+      <w:pPr>
+        <w:rPr>
+          <w:sz w:val="28"/>
+          <w:szCs w:val="28"/>
+        </w:rPr>
+      </w:pPr>
+    </w:p>
+    <w:p>
+      <w:pPr>
+        <w:rPr>
+          <w:sz w:val="28"/>
+          <w:szCs w:val="28"/>
+        </w:rPr>
+      </w:pPr>
+      <w:r>
+        <w:rPr>
+          <w:sz w:val="28"/>
+          <w:szCs w:val="28"/>
+        </w:rPr>
+        <w:t>↓</w:t>
+      </w:r>
+    </w:p>
+    <w:p>
+      <w:pPr>
+        <w:rPr>
+          <w:sz w:val="28"/>
+          <w:szCs w:val="28"/>
+        </w:rPr>
+      </w:pPr>
+    </w:p>
+    <w:p>
+      <w:pPr>
+        <w:rPr>
+          <w:sz w:val="28"/>
+          <w:szCs w:val="28"/>
+        </w:rPr>
+      </w:pPr>
+      <w:r>
+        <w:rPr>
+          <w:sz w:val="28"/>
+          <w:szCs w:val="28"/>
+        </w:rPr>
+        <w:t>Delete</w:t>
+      </w:r>
+    </w:p>
+    <w:p>
+      <w:pPr>
+        <w:rPr>
+          <w:sz w:val="28"/>
+          <w:szCs w:val="28"/>
+        </w:rPr>
+      </w:pPr>
+      <w:r>
+        <w:rPr>
+          <w:sz w:val="28"/>
+          <w:szCs w:val="28"/>
+        </w:rPr>
+        <w:pict w14:anchorId="59652741">
+          <v:rect id="_x0000_i1224" style="width:0;height:1.5pt" o:hralign="center" o:hrstd="t" o:hr="t" fillcolor="#a0a0a0" stroked="f"/>
+        </w:pict>
+      </w:r>
+    </w:p>
+    <w:p>
+      <w:pPr>
+        <w:rPr>
+          <w:b/>
+          <w:bCs/>
+          <w:sz w:val="28"/>
+          <w:szCs w:val="28"/>
+        </w:rPr>
+      </w:pPr>
+      <w:r>
+        <w:rPr>
+          <w:rFonts w:ascii="Segoe UI Emoji" w:hAnsi="Segoe UI Emoji" w:cs="Segoe UI Emoji"/>
+          <w:b/>
+          <w:bCs/>
+          <w:sz w:val="28"/>
+          <w:szCs w:val="28"/>
+        </w:rPr>
+        <w:t>💼</w:t>
+      </w:r>
+      <w:r>
+        <w:rPr>
+          <w:b/>
+          <w:bCs/>
+          <w:sz w:val="28"/>
+          <w:szCs w:val="28"/>
+        </w:rPr>
+        <w:t xml:space="preserve"> Interview Answer</w:t>
+      </w:r>
+    </w:p>
+    <w:p>
+      <w:pPr>
+        <w:rPr>
+          <w:sz w:val="28"/>
+          <w:szCs w:val="28"/>
+        </w:rPr>
+      </w:pPr>
+      <w:r>
+        <w:rPr>
+          <w:sz w:val="28"/>
+          <w:szCs w:val="28"/>
+        </w:rPr>
+        <w:t>REST API is an API that follows REST principles and uses HTTP methods such as GET, POST, PUT, and DELETE for communication.</w:t>
+      </w:r>
+    </w:p>
+    <w:p>
+      <w:pPr>
+        <w:rPr>
+          <w:sz w:val="28"/>
+          <w:szCs w:val="28"/>
+        </w:rPr>
+      </w:pPr>
+      <w:r>
+        <w:rPr>
+          <w:sz w:val="28"/>
+          <w:szCs w:val="28"/>
+        </w:rPr>
+        <w:pict w14:anchorId="189FDD6E">
+          <v:rect id="_x0000_i1225" style="width:0;height:1.5pt" o:hralign="center" o:hrstd="t" o:hr="t" fillcolor="#a0a0a0" stroked="f"/>
+        </w:pict>
+      </w:r>
+    </w:p>
+    <w:p>
+      <w:pPr>
+        <w:rPr>
+          <w:b/>
+          <w:bCs/>
+          <w:sz w:val="28"/>
+          <w:szCs w:val="28"/>
+        </w:rPr>
+      </w:pPr>
+      <w:r>
+        <w:rPr>
+          <w:b/>
+          <w:bCs/>
+          <w:sz w:val="28"/>
+          <w:szCs w:val="28"/>
+        </w:rPr>
+        <w:t>Topic: HTTP</w:t>
+      </w:r>
+    </w:p>
+    <w:p>
+      <w:pPr>
+        <w:rPr>
+          <w:b/>
+          <w:bCs/>
+          <w:sz w:val="28"/>
+          <w:szCs w:val="28"/>
+        </w:rPr>
+      </w:pPr>
+      <w:r>
+        <w:rPr>
+          <w:rFonts w:ascii="Segoe UI Emoji" w:hAnsi="Segoe UI Emoji" w:cs="Segoe UI Emoji"/>
+          <w:b/>
+          <w:bCs/>
+          <w:sz w:val="28"/>
+          <w:szCs w:val="28"/>
+        </w:rPr>
+        <w:t>❓</w:t>
+      </w:r>
+      <w:r>
+        <w:rPr>
+          <w:b/>
+          <w:bCs/>
+          <w:sz w:val="28"/>
+          <w:szCs w:val="28"/>
+        </w:rPr>
+        <w:t>What is HTTP?</w:t>
+      </w:r>
+    </w:p>
+    <w:p>
+      <w:pPr>
+        <w:rPr>
+          <w:b/>
+          <w:bCs/>
+          <w:sz w:val="28"/>
+          <w:szCs w:val="28"/>
+        </w:rPr>
+      </w:pPr>
+      <w:r>
+        <w:rPr>
+          <w:rFonts w:ascii="Segoe UI Emoji" w:hAnsi="Segoe UI Emoji" w:cs="Segoe UI Emoji"/>
+          <w:b/>
+          <w:bCs/>
+          <w:sz w:val="28"/>
+          <w:szCs w:val="28"/>
+        </w:rPr>
+        <w:t>📖</w:t>
+      </w:r>
+      <w:r>
+        <w:rPr>
+          <w:b/>
+          <w:bCs/>
+          <w:sz w:val="28"/>
+          <w:szCs w:val="28"/>
+        </w:rPr>
+        <w:t xml:space="preserve"> Simple Explanation</w:t>
+      </w:r>
+    </w:p>
+    <w:p>
+      <w:pPr>
+        <w:rPr>
+          <w:sz w:val="28"/>
+          <w:szCs w:val="28"/>
+        </w:rPr>
+      </w:pPr>
+      <w:r>
+        <w:rPr>
+          <w:sz w:val="28"/>
+          <w:szCs w:val="28"/>
+        </w:rPr>
+        <w:t>HTTP (HyperText Transfer Protocol) internet par Client aur Server ke beech data bhejne aur receive karne ke rules define karta hai.</w:t>
+      </w:r>
+    </w:p>
+    <w:p>
+      <w:pPr>
+        <w:rPr>
+          <w:sz w:val="28"/>
+          <w:szCs w:val="28"/>
+        </w:rPr>
+      </w:pPr>
+      <w:r>
+        <w:rPr>
+          <w:b/>
+          <w:bCs/>
+          <w:sz w:val="28"/>
+          <w:szCs w:val="28"/>
+        </w:rPr>
+        <w:t>Simple Line:</w:t>
+      </w:r>
+    </w:p>
+    <w:p>
+      <w:pPr>
+        <w:rPr>
+          <w:sz w:val="28"/>
+          <w:szCs w:val="28"/>
+        </w:rPr>
+      </w:pPr>
+      <w:r>
+        <w:rPr>
+          <w:b/>
+          <w:bCs/>
+          <w:sz w:val="28"/>
+          <w:szCs w:val="28"/>
+        </w:rPr>
+        <w:t>HTTP is the communication protocol between Client and Server.</w:t>
+      </w:r>
+    </w:p>
+    <w:p>
+      <w:pPr>
+        <w:rPr>
+          <w:sz w:val="28"/>
+          <w:szCs w:val="28"/>
+        </w:rPr>
+      </w:pPr>
+      <w:r>
+        <w:rPr>
+          <w:sz w:val="28"/>
+          <w:szCs w:val="28"/>
+        </w:rPr>
+        <w:pict w14:anchorId="47FE7F41">
+          <v:rect id="_x0000_i1226" style="width:0;height:1.5pt" o:hralign="center" o:hrstd="t" o:hr="t" fillcolor="#a0a0a0" stroked="f"/>
+        </w:pict>
+      </w:r>
+    </w:p>
+    <w:p>
+      <w:pPr>
+        <w:rPr>
+          <w:b/>
+          <w:bCs/>
+          <w:sz w:val="28"/>
+          <w:szCs w:val="28"/>
+        </w:rPr>
+      </w:pPr>
+      <w:r>
+        <w:rPr>
+          <w:rFonts w:ascii="Segoe UI Emoji" w:hAnsi="Segoe UI Emoji" w:cs="Segoe UI Emoji"/>
+          <w:b/>
+          <w:bCs/>
+          <w:sz w:val="28"/>
+          <w:szCs w:val="28"/>
+        </w:rPr>
+        <w:t>🌍</w:t>
+      </w:r>
+      <w:r>
+        <w:rPr>
+          <w:b/>
+          <w:bCs/>
+          <w:sz w:val="28"/>
+          <w:szCs w:val="28"/>
+        </w:rPr>
+        <w:t xml:space="preserve"> Flow</w:t>
+      </w:r>
+    </w:p>
+    <w:p>
+      <w:pPr>
+        <w:rPr>
+          <w:sz w:val="28"/>
+          <w:szCs w:val="28"/>
+        </w:rPr>
+      </w:pPr>
+      <w:r>
+        <w:rPr>
+          <w:sz w:val="28"/>
+          <w:szCs w:val="28"/>
+        </w:rPr>
+        <w:t>Flutter (Client)</w:t>
+      </w:r>
+    </w:p>
+    <w:p>
+      <w:pPr>
+        <w:rPr>
+          <w:sz w:val="28"/>
+          <w:szCs w:val="28"/>
+        </w:rPr>
+      </w:pPr>
+    </w:p>
+    <w:p>
+      <w:pPr>
+        <w:rPr>
+          <w:sz w:val="28"/>
+          <w:szCs w:val="28"/>
+        </w:rPr>
+      </w:pPr>
+      <w:r>
+        <w:rPr>
+          <w:sz w:val="28"/>
+          <w:szCs w:val="28"/>
+        </w:rPr>
+        <w:t>↓</w:t>
+      </w:r>
+    </w:p>
+    <w:p>
+      <w:pPr>
+        <w:rPr>
+          <w:sz w:val="28"/>
+          <w:szCs w:val="28"/>
+        </w:rPr>
+      </w:pPr>
+    </w:p>
+    <w:p>
+      <w:pPr>
+        <w:rPr>
+          <w:sz w:val="28"/>
+          <w:szCs w:val="28"/>
+        </w:rPr>
+      </w:pPr>
+      <w:r>
+        <w:rPr>
+          <w:sz w:val="28"/>
+          <w:szCs w:val="28"/>
+        </w:rPr>
+        <w:t>HTTP Request</w:t>
+      </w:r>
+    </w:p>
+    <w:p>
+      <w:pPr>
+        <w:rPr>
+          <w:sz w:val="28"/>
+          <w:szCs w:val="28"/>
+        </w:rPr>
+      </w:pPr>
+    </w:p>
+    <w:p>
+      <w:pPr>
+        <w:rPr>
+          <w:sz w:val="28"/>
+          <w:szCs w:val="28"/>
+        </w:rPr>
+      </w:pPr>
+      <w:r>
+        <w:rPr>
+          <w:sz w:val="28"/>
+          <w:szCs w:val="28"/>
+        </w:rPr>
+        <w:t>↓</w:t>
+      </w:r>
+    </w:p>
+    <w:p>
+      <w:pPr>
+        <w:rPr>
+          <w:sz w:val="28"/>
+          <w:szCs w:val="28"/>
+        </w:rPr>
+      </w:pPr>
+    </w:p>
+    <w:p>
+      <w:pPr>
+        <w:rPr>
+          <w:sz w:val="28"/>
+          <w:szCs w:val="28"/>
+        </w:rPr>
+      </w:pPr>
+      <w:r>
+        <w:rPr>
+          <w:sz w:val="28"/>
+          <w:szCs w:val="28"/>
+        </w:rPr>
+        <w:t>Server</w:t>
+      </w:r>
+    </w:p>
+    <w:p>
+      <w:pPr>
+        <w:rPr>
+          <w:sz w:val="28"/>
+          <w:szCs w:val="28"/>
+        </w:rPr>
+      </w:pPr>
+    </w:p>
+    <w:p>
+      <w:pPr>
+        <w:rPr>
+          <w:sz w:val="28"/>
+          <w:szCs w:val="28"/>
+        </w:rPr>
+      </w:pPr>
+      <w:r>
+        <w:rPr>
+          <w:sz w:val="28"/>
+          <w:szCs w:val="28"/>
+        </w:rPr>
+        <w:t>↓</w:t>
+      </w:r>
+    </w:p>
+    <w:p>
+      <w:pPr>
+        <w:rPr>
+          <w:sz w:val="28"/>
+          <w:szCs w:val="28"/>
+        </w:rPr>
+      </w:pPr>
+    </w:p>
+    <w:p>
+      <w:pPr>
+        <w:rPr>
+          <w:sz w:val="28"/>
+          <w:szCs w:val="28"/>
+        </w:rPr>
+      </w:pPr>
+      <w:r>
+        <w:rPr>
+          <w:sz w:val="28"/>
+          <w:szCs w:val="28"/>
+        </w:rPr>
+        <w:t>HTTP Response</w:t>
+      </w:r>
+    </w:p>
+    <w:p>
+      <w:pPr>
+        <w:rPr>
+          <w:sz w:val="28"/>
+          <w:szCs w:val="28"/>
+        </w:rPr>
+      </w:pPr>
+    </w:p>
+    <w:p>
+      <w:pPr>
+        <w:rPr>
+          <w:sz w:val="28"/>
+          <w:szCs w:val="28"/>
+        </w:rPr>
+      </w:pPr>
+      <w:r>
+        <w:rPr>
+          <w:sz w:val="28"/>
+          <w:szCs w:val="28"/>
+        </w:rPr>
+        <w:t>↓</w:t>
+      </w:r>
+    </w:p>
+    <w:p>
+      <w:pPr>
+        <w:rPr>
+          <w:sz w:val="28"/>
+          <w:szCs w:val="28"/>
+        </w:rPr>
+      </w:pPr>
+    </w:p>
+    <w:p>
+      <w:pPr>
+        <w:rPr>
+          <w:sz w:val="28"/>
+          <w:szCs w:val="28"/>
+        </w:rPr>
+      </w:pPr>
+      <w:r>
+        <w:rPr>
+          <w:sz w:val="28"/>
+          <w:szCs w:val="28"/>
+        </w:rPr>
+        <w:t>Flutter</w:t>
+      </w:r>
+    </w:p>
+    <w:p>
+      <w:pPr>
+        <w:rPr>
+          <w:sz w:val="28"/>
+          <w:szCs w:val="28"/>
+        </w:rPr>
+      </w:pPr>
+      <w:r>
+        <w:rPr>
+          <w:sz w:val="28"/>
+          <w:szCs w:val="28"/>
+        </w:rPr>
+        <w:pict w14:anchorId="0964C698">
+          <v:rect id="_x0000_i1227" style="width:0;height:1.5pt" o:hralign="center" o:hrstd="t" o:hr="t" fillcolor="#a0a0a0" stroked="f"/>
+        </w:pict>
+      </w:r>
+    </w:p>
+    <w:p>
+      <w:pPr>
+        <w:rPr>
+          <w:b/>
+          <w:bCs/>
+          <w:sz w:val="28"/>
+          <w:szCs w:val="28"/>
+        </w:rPr>
+      </w:pPr>
+      <w:r>
+        <w:rPr>
+          <w:rFonts w:ascii="Segoe UI Emoji" w:hAnsi="Segoe UI Emoji" w:cs="Segoe UI Emoji"/>
+          <w:b/>
+          <w:bCs/>
+          <w:sz w:val="28"/>
+          <w:szCs w:val="28"/>
+        </w:rPr>
+        <w:t>💼</w:t>
+      </w:r>
+      <w:r>
+        <w:rPr>
+          <w:b/>
+          <w:bCs/>
+          <w:sz w:val="28"/>
+          <w:szCs w:val="28"/>
+        </w:rPr>
+        <w:t xml:space="preserve"> Interview Answer</w:t>
+      </w:r>
+    </w:p>
+    <w:p>
+      <w:pPr>
+        <w:rPr>
+          <w:sz w:val="28"/>
+          <w:szCs w:val="28"/>
+        </w:rPr>
+      </w:pPr>
+      <w:r>
+        <w:rPr>
+          <w:sz w:val="28"/>
+          <w:szCs w:val="28"/>
+        </w:rPr>
+        <w:t>HTTP is a communication protocol used to transfer data between a client and a server over the internet.</w:t>
+      </w:r>
+    </w:p>
+    <w:p>
+      <w:pPr>
+        <w:rPr>
+          <w:sz w:val="28"/>
+          <w:szCs w:val="28"/>
+        </w:rPr>
+      </w:pPr>
+      <w:r>
+        <w:rPr>
+          <w:sz w:val="28"/>
+          <w:szCs w:val="28"/>
+        </w:rPr>
+        <w:pict w14:anchorId="7A2370DC">
+          <v:rect id="_x0000_i1228" style="width:0;height:1.5pt" o:hralign="center" o:hrstd="t" o:hr="t" fillcolor="#a0a0a0" stroked="f"/>
+        </w:pict>
+      </w:r>
+    </w:p>
+    <w:p>
+      <w:pPr>
+        <w:rPr>
+          <w:b/>
+          <w:bCs/>
+          <w:sz w:val="28"/>
+          <w:szCs w:val="28"/>
+        </w:rPr>
+      </w:pPr>
+      <w:r>
+        <w:rPr>
+          <w:rFonts w:ascii="Segoe UI Emoji" w:hAnsi="Segoe UI Emoji" w:cs="Segoe UI Emoji"/>
+          <w:b/>
+          <w:bCs/>
+          <w:sz w:val="28"/>
+          <w:szCs w:val="28"/>
+        </w:rPr>
+        <w:t>🧠</w:t>
+      </w:r>
+      <w:r>
+        <w:rPr>
+          <w:b/>
+          <w:bCs/>
+          <w:sz w:val="28"/>
+          <w:szCs w:val="28"/>
+        </w:rPr>
+        <w:t xml:space="preserve"> Memory Trick</w:t>
+      </w:r>
+    </w:p>
+    <w:p>
+      <w:pPr>
+        <w:rPr>
+          <w:sz w:val="28"/>
+          <w:szCs w:val="28"/>
+        </w:rPr>
+      </w:pPr>
+      <w:r>
+        <w:rPr>
+          <w:sz w:val="28"/>
+          <w:szCs w:val="28"/>
+        </w:rPr>
+        <w:t>Client</w:t>
+      </w:r>
+    </w:p>
+    <w:p>
+      <w:pPr>
+        <w:rPr>
+          <w:sz w:val="28"/>
+          <w:szCs w:val="28"/>
+        </w:rPr>
+      </w:pPr>
+    </w:p>
+    <w:p>
+      <w:pPr>
+        <w:rPr>
+          <w:sz w:val="28"/>
+          <w:szCs w:val="28"/>
+        </w:rPr>
+      </w:pPr>
+      <w:r>
+        <w:rPr>
+          <w:sz w:val="28"/>
+          <w:szCs w:val="28"/>
+        </w:rPr>
+        <w:t>↓</w:t>
+      </w:r>
+    </w:p>
+    <w:p>
+      <w:pPr>
+        <w:rPr>
+          <w:sz w:val="28"/>
+          <w:szCs w:val="28"/>
+        </w:rPr>
+      </w:pPr>
+    </w:p>
+    <w:p>
+      <w:pPr>
+        <w:rPr>
+          <w:sz w:val="28"/>
+          <w:szCs w:val="28"/>
+        </w:rPr>
+      </w:pPr>
+      <w:r>
+        <w:rPr>
+          <w:sz w:val="28"/>
+          <w:szCs w:val="28"/>
+        </w:rPr>
+        <w:t>HTTP</w:t>
+      </w:r>
+    </w:p>
+    <w:p>
+      <w:pPr>
+        <w:rPr>
+          <w:sz w:val="28"/>
+          <w:szCs w:val="28"/>
+        </w:rPr>
+      </w:pPr>
+    </w:p>
+    <w:p>
+      <w:pPr>
+        <w:rPr>
+          <w:sz w:val="28"/>
+          <w:szCs w:val="28"/>
+        </w:rPr>
+      </w:pPr>
+      <w:r>
+        <w:rPr>
+          <w:sz w:val="28"/>
+          <w:szCs w:val="28"/>
+        </w:rPr>
+        <w:t>↓</w:t>
+      </w:r>
+    </w:p>
+    <w:p>
+      <w:pPr>
+        <w:rPr>
+          <w:sz w:val="28"/>
+          <w:szCs w:val="28"/>
+        </w:rPr>
+      </w:pPr>
+    </w:p>
+    <w:p>
+      <w:pPr>
+        <w:rPr>
+          <w:sz w:val="28"/>
+          <w:szCs w:val="28"/>
+        </w:rPr>
+      </w:pPr>
+      <w:r>
+        <w:rPr>
+          <w:sz w:val="28"/>
+          <w:szCs w:val="28"/>
+        </w:rPr>
+        <w:t>Server</w:t>
+      </w:r>
+    </w:p>
+    <w:p>
+      <w:pPr>
+        <w:rPr>
+          <w:sz w:val="28"/>
+          <w:szCs w:val="28"/>
+        </w:rPr>
+      </w:pPr>
+      <w:r>
+        <w:rPr>
+          <w:sz w:val="28"/>
+          <w:szCs w:val="28"/>
+        </w:rPr>
+        <w:pict w14:anchorId="3CAD983D">
+          <v:rect id="_x0000_i1229" style="width:0;height:1.5pt" o:hralign="center" o:hrstd="t" o:hr="t" fillcolor="#a0a0a0" stroked="f"/>
+        </w:pict>
+      </w:r>
+    </w:p>
+    <w:p>
+      <w:pPr>
+        <w:rPr>
+          <w:b/>
+          <w:bCs/>
+          <w:sz w:val="28"/>
+          <w:szCs w:val="28"/>
+        </w:rPr>
+      </w:pPr>
+      <w:r>
+        <w:rPr>
+          <w:b/>
+          <w:bCs/>
+          <w:sz w:val="28"/>
+          <w:szCs w:val="28"/>
+        </w:rPr>
+        <w:t>Topic: JSON</w:t>
+      </w:r>
+    </w:p>
+    <w:p>
+      <w:pPr>
+        <w:rPr>
+          <w:b/>
+          <w:bCs/>
+          <w:sz w:val="28"/>
+          <w:szCs w:val="28"/>
+        </w:rPr>
+      </w:pPr>
+      <w:r>
+        <w:rPr>
+          <w:rFonts w:ascii="Segoe UI Emoji" w:hAnsi="Segoe UI Emoji" w:cs="Segoe UI Emoji"/>
+          <w:b/>
+          <w:bCs/>
+          <w:sz w:val="28"/>
+          <w:szCs w:val="28"/>
+        </w:rPr>
+        <w:t>❓</w:t>
+      </w:r>
+      <w:r>
+        <w:rPr>
+          <w:b/>
+          <w:bCs/>
+          <w:sz w:val="28"/>
+          <w:szCs w:val="28"/>
+        </w:rPr>
+        <w:t>What is JSON?</w:t>
+      </w:r>
+    </w:p>
+    <w:p>
+      <w:pPr>
+        <w:rPr>
+          <w:b/>
+          <w:bCs/>
+          <w:sz w:val="28"/>
+          <w:szCs w:val="28"/>
+        </w:rPr>
+      </w:pPr>
+      <w:r>
+        <w:rPr>
+          <w:rFonts w:ascii="Segoe UI Emoji" w:hAnsi="Segoe UI Emoji" w:cs="Segoe UI Emoji"/>
+          <w:b/>
+          <w:bCs/>
+          <w:sz w:val="28"/>
+          <w:szCs w:val="28"/>
+        </w:rPr>
+        <w:t>📖</w:t>
+      </w:r>
+      <w:r>
+        <w:rPr>
+          <w:b/>
+          <w:bCs/>
+          <w:sz w:val="28"/>
+          <w:szCs w:val="28"/>
+        </w:rPr>
+        <w:t xml:space="preserve"> Simple Explanation</w:t>
+      </w:r>
+    </w:p>
+    <w:p>
+      <w:pPr>
+        <w:rPr>
+          <w:sz w:val="28"/>
+          <w:szCs w:val="28"/>
+        </w:rPr>
+      </w:pPr>
+      <w:r>
+        <w:rPr>
+          <w:sz w:val="28"/>
+          <w:szCs w:val="28"/>
+        </w:rPr>
+        <w:t>JSON (JavaScript Object Notation) ek lightweight data format hai jo Client aur Server ke beech data exchange karne ke liye use hota hai.</w:t>
+      </w:r>
+    </w:p>
+    <w:p>
+      <w:pPr>
+        <w:rPr>
+          <w:sz w:val="28"/>
+          <w:szCs w:val="28"/>
+        </w:rPr>
+      </w:pPr>
+      <w:r>
+        <w:rPr>
+          <w:b/>
+          <w:bCs/>
+          <w:sz w:val="28"/>
+          <w:szCs w:val="28"/>
+        </w:rPr>
+        <w:t>Simple Line:</w:t>
+      </w:r>
+    </w:p>
+    <w:p>
+      <w:pPr>
+        <w:rPr>
+          <w:sz w:val="28"/>
+          <w:szCs w:val="28"/>
+        </w:rPr>
+      </w:pPr>
+      <w:r>
+        <w:rPr>
+          <w:b/>
+          <w:bCs/>
+          <w:sz w:val="28"/>
+          <w:szCs w:val="28"/>
+        </w:rPr>
+        <w:t>JSON is a data format used to exchange information between Client and Server.</w:t>
+      </w:r>
+    </w:p>
+    <w:p>
+      <w:pPr>
+        <w:rPr>
+          <w:sz w:val="28"/>
+          <w:szCs w:val="28"/>
+        </w:rPr>
+      </w:pPr>
+      <w:r>
+        <w:rPr>
+          <w:sz w:val="28"/>
+          <w:szCs w:val="28"/>
+        </w:rPr>
+        <w:pict w14:anchorId="6AB640C9">
+          <v:rect id="_x0000_i1230" style="width:0;height:1.5pt" o:hralign="center" o:hrstd="t" o:hr="t" fillcolor="#a0a0a0" stroked="f"/>
+        </w:pict>
+      </w:r>
+    </w:p>
+    <w:p>
+      <w:pPr>
+        <w:rPr>
+          <w:b/>
+          <w:bCs/>
+          <w:sz w:val="28"/>
+          <w:szCs w:val="28"/>
+        </w:rPr>
+      </w:pPr>
+      <w:r>
+        <w:rPr>
+          <w:b/>
+          <w:bCs/>
+          <w:sz w:val="28"/>
+          <w:szCs w:val="28"/>
+        </w:rPr>
+        <w:t>Example JSON</w:t>
+      </w:r>
+    </w:p>
+    <w:p>
+      <w:pPr>
+        <w:rPr>
+          <w:sz w:val="28"/>
+          <w:szCs w:val="28"/>
+        </w:rPr>
+      </w:pPr>
+      <w:r>
+        <w:rPr>
+          <w:sz w:val="28"/>
+          <w:szCs w:val="28"/>
+        </w:rPr>
+        <w:t>{</w:t>
+      </w:r>
+    </w:p>
+    <w:p>
+      <w:pPr>
+        <w:rPr>
+          <w:sz w:val="28"/>
+          <w:szCs w:val="28"/>
+        </w:rPr>
+      </w:pPr>
+      <w:r>
+        <w:rPr>
+          <w:sz w:val="28"/>
+          <w:szCs w:val="28"/>
+        </w:rPr>
+        <w:t xml:space="preserve">  "name": "Kartik",</w:t>
+      </w:r>
+    </w:p>
+    <w:p>
+      <w:pPr>
+        <w:rPr>
+          <w:sz w:val="28"/>
+          <w:szCs w:val="28"/>
+        </w:rPr>
+      </w:pPr>
+      <w:r>
+        <w:rPr>
+          <w:sz w:val="28"/>
+          <w:szCs w:val="28"/>
+        </w:rPr>
+        <w:t xml:space="preserve">  "email": "kartik@gmail.com",</w:t>
+      </w:r>
+    </w:p>
+    <w:p>
+      <w:pPr>
+        <w:rPr>
+          <w:sz w:val="28"/>
+          <w:szCs w:val="28"/>
+        </w:rPr>
+      </w:pPr>
+      <w:r>
+        <w:rPr>
+          <w:sz w:val="28"/>
+          <w:szCs w:val="28"/>
+        </w:rPr>
+        <w:t xml:space="preserve">  "age": 19</w:t>
+      </w:r>
+    </w:p>
+    <w:p>
+      <w:pPr>
+        <w:rPr>
+          <w:sz w:val="28"/>
+          <w:szCs w:val="28"/>
+        </w:rPr>
+      </w:pPr>
+      <w:r>
+        <w:rPr>
+          <w:sz w:val="28"/>
+          <w:szCs w:val="28"/>
+        </w:rPr>
+        <w:t>}</w:t>
+      </w:r>
+    </w:p>
+    <w:p>
+      <w:pPr>
+        <w:rPr>
+          <w:sz w:val="28"/>
+          <w:szCs w:val="28"/>
+        </w:rPr>
+      </w:pPr>
+      <w:r>
+        <w:rPr>
+          <w:sz w:val="28"/>
+          <w:szCs w:val="28"/>
+        </w:rPr>
+        <w:pict w14:anchorId="6CE05D0C">
+          <v:rect id="_x0000_i1231" style="width:0;height:1.5pt" o:hralign="center" o:hrstd="t" o:hr="t" fillcolor="#a0a0a0" stroked="f"/>
+        </w:pict>
+      </w:r>
+    </w:p>
+    <w:p>
+      <w:pPr>
+        <w:rPr>
+          <w:b/>
+          <w:bCs/>
+          <w:sz w:val="28"/>
+          <w:szCs w:val="28"/>
+        </w:rPr>
+      </w:pPr>
+      <w:r>
+        <w:rPr>
+          <w:b/>
+          <w:bCs/>
+          <w:sz w:val="28"/>
+          <w:szCs w:val="28"/>
+        </w:rPr>
+        <w:t>Flutter Code</w:t>
+      </w:r>
+    </w:p>
+    <w:p>
+      <w:pPr>
+        <w:rPr>
+          <w:sz w:val="28"/>
+          <w:szCs w:val="28"/>
+        </w:rPr>
+      </w:pPr>
+      <w:r>
+        <w:rPr>
+          <w:sz w:val="28"/>
+          <w:szCs w:val="28"/>
+        </w:rPr>
+        <w:t>final data = jsonDecode(response.body);</w:t>
+      </w:r>
+    </w:p>
+    <w:p>
+      <w:pPr>
+        <w:rPr>
+          <w:sz w:val="28"/>
+          <w:szCs w:val="28"/>
+        </w:rPr>
+      </w:pPr>
+    </w:p>
+    <w:p>
+      <w:pPr>
+        <w:rPr>
+          <w:sz w:val="28"/>
+          <w:szCs w:val="28"/>
+        </w:rPr>
+      </w:pPr>
+      <w:r>
+        <w:rPr>
+          <w:sz w:val="28"/>
+          <w:szCs w:val="28"/>
+        </w:rPr>
+        <w:t>print(data["name"]);</w:t>
+      </w:r>
+    </w:p>
+    <w:p>
+      <w:pPr>
+        <w:rPr>
+          <w:sz w:val="28"/>
+          <w:szCs w:val="28"/>
+        </w:rPr>
+      </w:pPr>
+      <w:r>
+        <w:rPr>
+          <w:sz w:val="28"/>
+          <w:szCs w:val="28"/>
+        </w:rPr>
+        <w:t>Output</w:t>
+      </w:r>
+    </w:p>
+    <w:p>
+      <w:pPr>
+        <w:rPr>
+          <w:sz w:val="28"/>
+          <w:szCs w:val="28"/>
+        </w:rPr>
+      </w:pPr>
+      <w:r>
+        <w:rPr>
+          <w:sz w:val="28"/>
+          <w:szCs w:val="28"/>
+        </w:rPr>
+        <w:lastRenderedPageBreak/>
+        <w:t>Kartik</w:t>
+      </w:r>
+    </w:p>
+    <w:p>
+      <w:pPr>
+        <w:rPr>
+          <w:sz w:val="28"/>
+          <w:szCs w:val="28"/>
+        </w:rPr>
+      </w:pPr>
+      <w:r>
+        <w:rPr>
+          <w:sz w:val="28"/>
+          <w:szCs w:val="28"/>
+        </w:rPr>
+        <w:pict w14:anchorId="765E8320">
+          <v:rect id="_x0000_i1232" style="width:0;height:1.5pt" o:hralign="center" o:hrstd="t" o:hr="t" fillcolor="#a0a0a0" stroked="f"/>
+        </w:pict>
+      </w:r>
+    </w:p>
+    <w:p>
+      <w:pPr>
+        <w:rPr>
+          <w:b/>
+          <w:bCs/>
+          <w:sz w:val="28"/>
+          <w:szCs w:val="28"/>
+        </w:rPr>
+      </w:pPr>
+      <w:r>
+        <w:rPr>
+          <w:rFonts w:ascii="Segoe UI Emoji" w:hAnsi="Segoe UI Emoji" w:cs="Segoe UI Emoji"/>
+          <w:b/>
+          <w:bCs/>
+          <w:sz w:val="28"/>
+          <w:szCs w:val="28"/>
+        </w:rPr>
+        <w:t>💼</w:t>
+      </w:r>
+      <w:r>
+        <w:rPr>
+          <w:b/>
+          <w:bCs/>
+          <w:sz w:val="28"/>
+          <w:szCs w:val="28"/>
+        </w:rPr>
+        <w:t xml:space="preserve"> Interview Answer</w:t>
+      </w:r>
+    </w:p>
+    <w:p>
+      <w:pPr>
+        <w:rPr>
+          <w:sz w:val="28"/>
+          <w:szCs w:val="28"/>
+        </w:rPr>
+      </w:pPr>
+      <w:r>
+        <w:rPr>
+          <w:sz w:val="28"/>
+          <w:szCs w:val="28"/>
+        </w:rPr>
+        <w:t>JSON is a lightweight data format used to exchange data between the client and the server.</w:t>
+      </w:r>
+    </w:p>
+    <w:p>
+      <w:pPr>
+        <w:rPr>
+          <w:sz w:val="28"/>
+          <w:szCs w:val="28"/>
+        </w:rPr>
+      </w:pPr>
+      <w:r>
+        <w:rPr>
+          <w:sz w:val="28"/>
+          <w:szCs w:val="28"/>
+        </w:rPr>
+        <w:pict w14:anchorId="22D966E0">
+          <v:rect id="_x0000_i1233" style="width:0;height:1.5pt" o:hralign="center" o:hrstd="t" o:hr="t" fillcolor="#a0a0a0" stroked="f"/>
+        </w:pict>
+      </w:r>
+    </w:p>
+    <w:p>
+      <w:pPr>
+        <w:rPr>
+          <w:b/>
+          <w:bCs/>
+          <w:sz w:val="28"/>
+          <w:szCs w:val="28"/>
+        </w:rPr>
+      </w:pPr>
+      <w:r>
+        <w:rPr>
+          <w:rFonts w:ascii="Segoe UI Emoji" w:hAnsi="Segoe UI Emoji" w:cs="Segoe UI Emoji"/>
+          <w:b/>
+          <w:bCs/>
+          <w:sz w:val="28"/>
+          <w:szCs w:val="28"/>
+        </w:rPr>
+        <w:t>🧠</w:t>
+      </w:r>
+      <w:r>
+        <w:rPr>
+          <w:b/>
+          <w:bCs/>
+          <w:sz w:val="28"/>
+          <w:szCs w:val="28"/>
+        </w:rPr>
+        <w:t xml:space="preserve"> Memory Trick</w:t>
+      </w:r>
+    </w:p>
+    <w:p>
+      <w:pPr>
+        <w:rPr>
+          <w:sz w:val="28"/>
+          <w:szCs w:val="28"/>
+        </w:rPr>
+      </w:pPr>
+      <w:r>
+        <w:rPr>
+          <w:sz w:val="28"/>
+          <w:szCs w:val="28"/>
+        </w:rPr>
+        <w:t>Server</w:t>
+      </w:r>
+    </w:p>
+    <w:p>
+      <w:pPr>
+        <w:rPr>
+          <w:sz w:val="28"/>
+          <w:szCs w:val="28"/>
+        </w:rPr>
+      </w:pPr>
+    </w:p>
+    <w:p>
+      <w:pPr>
+        <w:rPr>
+          <w:sz w:val="28"/>
+          <w:szCs w:val="28"/>
+        </w:rPr>
+      </w:pPr>
+      <w:r>
+        <w:rPr>
+          <w:sz w:val="28"/>
+          <w:szCs w:val="28"/>
+        </w:rPr>
+        <w:t>↓</w:t>
+      </w:r>
+    </w:p>
+    <w:p>
+      <w:pPr>
+        <w:rPr>
+          <w:sz w:val="28"/>
+          <w:szCs w:val="28"/>
+        </w:rPr>
+      </w:pPr>
+    </w:p>
+    <w:p>
+      <w:pPr>
+        <w:rPr>
+          <w:sz w:val="28"/>
+          <w:szCs w:val="28"/>
+        </w:rPr>
+      </w:pPr>
+      <w:r>
+        <w:rPr>
+          <w:sz w:val="28"/>
+          <w:szCs w:val="28"/>
+        </w:rPr>
+        <w:t>JSON</w:t>
+      </w:r>
+    </w:p>
+    <w:p>
+      <w:pPr>
+        <w:rPr>
+          <w:sz w:val="28"/>
+          <w:szCs w:val="28"/>
+        </w:rPr>
+      </w:pPr>
+    </w:p>
+    <w:p>
+      <w:pPr>
+        <w:rPr>
+          <w:sz w:val="28"/>
+          <w:szCs w:val="28"/>
+        </w:rPr>
+      </w:pPr>
+      <w:r>
+        <w:rPr>
+          <w:sz w:val="28"/>
+          <w:szCs w:val="28"/>
+        </w:rPr>
+        <w:t>↓</w:t>
+      </w:r>
+    </w:p>
+    <w:p>
+      <w:pPr>
+        <w:rPr>
+          <w:sz w:val="28"/>
+          <w:szCs w:val="28"/>
+        </w:rPr>
+      </w:pPr>
+    </w:p>
+    <w:p>
+      <w:pPr>
+        <w:rPr>
+          <w:sz w:val="28"/>
+          <w:szCs w:val="28"/>
+        </w:rPr>
+      </w:pPr>
+      <w:r>
+        <w:rPr>
+          <w:sz w:val="28"/>
+          <w:szCs w:val="28"/>
+        </w:rPr>
+        <w:t>Flutter</w:t>
+      </w:r>
+    </w:p>
+    <w:p>
+      <w:pPr>
+        <w:rPr>
+          <w:sz w:val="28"/>
+          <w:szCs w:val="28"/>
+        </w:rPr>
+      </w:pPr>
+      <w:r>
+        <w:rPr>
+          <w:sz w:val="28"/>
+          <w:szCs w:val="28"/>
+        </w:rPr>
+        <w:pict w14:anchorId="094C69C8">
+          <v:rect id="_x0000_i1234" style="width:0;height:1.5pt" o:hralign="center" o:hrstd="t" o:hr="t" fillcolor="#a0a0a0" stroked="f"/>
+        </w:pict>
+      </w:r>
+    </w:p>
+    <w:p>
+      <w:pPr>
+        <w:rPr>
+          <w:b/>
+          <w:bCs/>
+          <w:sz w:val="28"/>
+          <w:szCs w:val="28"/>
+        </w:rPr>
+      </w:pPr>
+      <w:r>
+        <w:rPr>
+          <w:rFonts w:ascii="Segoe UI Emoji" w:hAnsi="Segoe UI Emoji" w:cs="Segoe UI Emoji"/>
+          <w:b/>
+          <w:bCs/>
+          <w:sz w:val="28"/>
+          <w:szCs w:val="28"/>
+        </w:rPr>
+        <w:t>⭐</w:t>
+      </w:r>
+      <w:r>
+        <w:rPr>
+          <w:b/>
+          <w:bCs/>
+          <w:sz w:val="28"/>
+          <w:szCs w:val="28"/>
+        </w:rPr>
+        <w:t xml:space="preserve"> Complete Login Flow (Most Important)</w:t>
+      </w:r>
+    </w:p>
+    <w:p>
+      <w:pPr>
+        <w:rPr>
+          <w:sz w:val="28"/>
+          <w:szCs w:val="28"/>
+        </w:rPr>
+      </w:pPr>
+      <w:r>
+        <w:rPr>
+          <w:sz w:val="28"/>
+          <w:szCs w:val="28"/>
+        </w:rPr>
+        <w:t>User</w:t>
+      </w:r>
+    </w:p>
+    <w:p>
+      <w:pPr>
+        <w:rPr>
+          <w:sz w:val="28"/>
+          <w:szCs w:val="28"/>
+        </w:rPr>
+      </w:pPr>
+    </w:p>
+    <w:p>
+      <w:pPr>
+        <w:rPr>
+          <w:sz w:val="28"/>
+          <w:szCs w:val="28"/>
+        </w:rPr>
+      </w:pPr>
+      <w:r>
+        <w:rPr>
+          <w:sz w:val="28"/>
+          <w:szCs w:val="28"/>
+        </w:rPr>
+        <w:t>↓</w:t>
+      </w:r>
+    </w:p>
+    <w:p>
+      <w:pPr>
+        <w:rPr>
+          <w:sz w:val="28"/>
+          <w:szCs w:val="28"/>
+        </w:rPr>
+      </w:pPr>
+    </w:p>
+    <w:p>
+      <w:pPr>
+        <w:rPr>
+          <w:sz w:val="28"/>
+          <w:szCs w:val="28"/>
+        </w:rPr>
+      </w:pPr>
+      <w:r>
+        <w:rPr>
+          <w:sz w:val="28"/>
+          <w:szCs w:val="28"/>
+        </w:rPr>
+        <w:t>Login Button</w:t>
+      </w:r>
+    </w:p>
+    <w:p>
+      <w:pPr>
+        <w:rPr>
+          <w:sz w:val="28"/>
+          <w:szCs w:val="28"/>
+        </w:rPr>
+      </w:pPr>
+    </w:p>
+    <w:p>
+      <w:pPr>
+        <w:rPr>
+          <w:sz w:val="28"/>
+          <w:szCs w:val="28"/>
+        </w:rPr>
+      </w:pPr>
+      <w:r>
+        <w:rPr>
+          <w:sz w:val="28"/>
+          <w:szCs w:val="28"/>
+        </w:rPr>
+        <w:t>↓</w:t>
+      </w:r>
+    </w:p>
+    <w:p>
+      <w:pPr>
+        <w:rPr>
+          <w:sz w:val="28"/>
+          <w:szCs w:val="28"/>
+        </w:rPr>
+      </w:pPr>
+    </w:p>
+    <w:p>
+      <w:pPr>
+        <w:rPr>
+          <w:sz w:val="28"/>
+          <w:szCs w:val="28"/>
+        </w:rPr>
+      </w:pPr>
+      <w:r>
+        <w:rPr>
+          <w:sz w:val="28"/>
+          <w:szCs w:val="28"/>
+        </w:rPr>
+        <w:t>Function</w:t>
+      </w:r>
+    </w:p>
+    <w:p>
+      <w:pPr>
+        <w:rPr>
+          <w:sz w:val="28"/>
+          <w:szCs w:val="28"/>
+        </w:rPr>
+      </w:pPr>
+    </w:p>
+    <w:p>
+      <w:pPr>
+        <w:rPr>
+          <w:sz w:val="28"/>
+          <w:szCs w:val="28"/>
+        </w:rPr>
+      </w:pPr>
+      <w:r>
+        <w:rPr>
+          <w:sz w:val="28"/>
+          <w:szCs w:val="28"/>
+        </w:rPr>
+        <w:t>↓</w:t>
+      </w:r>
+    </w:p>
+    <w:p>
+      <w:pPr>
+        <w:rPr>
+          <w:sz w:val="28"/>
+          <w:szCs w:val="28"/>
+        </w:rPr>
+      </w:pPr>
+    </w:p>
+    <w:p>
+      <w:pPr>
+        <w:rPr>
+          <w:sz w:val="28"/>
+          <w:szCs w:val="28"/>
+        </w:rPr>
+      </w:pPr>
+      <w:r>
+        <w:rPr>
+          <w:sz w:val="28"/>
+          <w:szCs w:val="28"/>
+        </w:rPr>
+        <w:t>HTTP Request</w:t>
+      </w:r>
+    </w:p>
+    <w:p>
+      <w:pPr>
+        <w:rPr>
+          <w:sz w:val="28"/>
+          <w:szCs w:val="28"/>
+        </w:rPr>
+      </w:pPr>
+    </w:p>
+    <w:p>
+      <w:pPr>
+        <w:rPr>
+          <w:sz w:val="28"/>
+          <w:szCs w:val="28"/>
+        </w:rPr>
+      </w:pPr>
+      <w:r>
+        <w:rPr>
+          <w:sz w:val="28"/>
+          <w:szCs w:val="28"/>
+        </w:rPr>
+        <w:t>↓</w:t>
+      </w:r>
+    </w:p>
+    <w:p>
+      <w:pPr>
+        <w:rPr>
+          <w:sz w:val="28"/>
+          <w:szCs w:val="28"/>
+        </w:rPr>
+      </w:pPr>
+    </w:p>
+    <w:p>
+      <w:pPr>
+        <w:rPr>
+          <w:sz w:val="28"/>
+          <w:szCs w:val="28"/>
+        </w:rPr>
+      </w:pPr>
+      <w:r>
+        <w:rPr>
+          <w:sz w:val="28"/>
+          <w:szCs w:val="28"/>
+        </w:rPr>
+        <w:t>REST API</w:t>
+      </w:r>
+    </w:p>
+    <w:p>
+      <w:pPr>
+        <w:rPr>
+          <w:sz w:val="28"/>
+          <w:szCs w:val="28"/>
+        </w:rPr>
+      </w:pPr>
+    </w:p>
+    <w:p>
+      <w:pPr>
+        <w:rPr>
+          <w:sz w:val="28"/>
+          <w:szCs w:val="28"/>
+        </w:rPr>
+      </w:pPr>
+      <w:r>
+        <w:rPr>
+          <w:sz w:val="28"/>
+          <w:szCs w:val="28"/>
+        </w:rPr>
+        <w:t>↓</w:t>
+      </w:r>
+    </w:p>
+    <w:p>
+      <w:pPr>
+        <w:rPr>
+          <w:sz w:val="28"/>
+          <w:szCs w:val="28"/>
+        </w:rPr>
+      </w:pPr>
+    </w:p>
+    <w:p>
+      <w:pPr>
+        <w:rPr>
+          <w:sz w:val="28"/>
+          <w:szCs w:val="28"/>
+        </w:rPr>
+      </w:pPr>
+      <w:r>
+        <w:rPr>
+          <w:sz w:val="28"/>
+          <w:szCs w:val="28"/>
+        </w:rPr>
+        <w:t>Backend</w:t>
+      </w:r>
+    </w:p>
+    <w:p>
+      <w:pPr>
+        <w:rPr>
+          <w:sz w:val="28"/>
+          <w:szCs w:val="28"/>
+        </w:rPr>
+      </w:pPr>
+    </w:p>
+    <w:p>
+      <w:pPr>
+        <w:rPr>
+          <w:sz w:val="28"/>
+          <w:szCs w:val="28"/>
+        </w:rPr>
+      </w:pPr>
+      <w:r>
+        <w:rPr>
+          <w:sz w:val="28"/>
+          <w:szCs w:val="28"/>
+        </w:rPr>
+        <w:t>↓</w:t>
+      </w:r>
+    </w:p>
+    <w:p>
+      <w:pPr>
+        <w:rPr>
+          <w:sz w:val="28"/>
+          <w:szCs w:val="28"/>
+        </w:rPr>
+      </w:pPr>
+    </w:p>
+    <w:p>
+      <w:pPr>
+        <w:rPr>
+          <w:sz w:val="28"/>
+          <w:szCs w:val="28"/>
+        </w:rPr>
+      </w:pPr>
+      <w:r>
+        <w:rPr>
+          <w:sz w:val="28"/>
+          <w:szCs w:val="28"/>
+        </w:rPr>
+        <w:t>Database</w:t>
+      </w:r>
+    </w:p>
+    <w:p>
+      <w:pPr>
+        <w:rPr>
+          <w:sz w:val="28"/>
+          <w:szCs w:val="28"/>
+        </w:rPr>
+      </w:pPr>
+    </w:p>
+    <w:p>
+      <w:pPr>
+        <w:rPr>
+          <w:sz w:val="28"/>
+          <w:szCs w:val="28"/>
+        </w:rPr>
+      </w:pPr>
+      <w:r>
+        <w:rPr>
+          <w:sz w:val="28"/>
+          <w:szCs w:val="28"/>
+        </w:rPr>
+        <w:t>↓</w:t>
+      </w:r>
+    </w:p>
+    <w:p>
+      <w:pPr>
+        <w:rPr>
+          <w:sz w:val="28"/>
+          <w:szCs w:val="28"/>
+        </w:rPr>
+      </w:pPr>
+    </w:p>
+    <w:p>
+      <w:pPr>
+        <w:rPr>
+          <w:sz w:val="28"/>
+          <w:szCs w:val="28"/>
+        </w:rPr>
+      </w:pPr>
+      <w:r>
+        <w:rPr>
+          <w:sz w:val="28"/>
+          <w:szCs w:val="28"/>
+        </w:rPr>
+        <w:lastRenderedPageBreak/>
+        <w:t>JSON Response</w:t>
+      </w:r>
+    </w:p>
+    <w:p>
+      <w:pPr>
+        <w:rPr>
+          <w:sz w:val="28"/>
+          <w:szCs w:val="28"/>
+        </w:rPr>
+      </w:pPr>
+    </w:p>
+    <w:p>
+      <w:pPr>
+        <w:rPr>
+          <w:sz w:val="28"/>
+          <w:szCs w:val="28"/>
+        </w:rPr>
+      </w:pPr>
+      <w:r>
+        <w:rPr>
+          <w:sz w:val="28"/>
+          <w:szCs w:val="28"/>
+        </w:rPr>
+        <w:t>↓</w:t>
+      </w:r>
+    </w:p>
+    <w:p>
+      <w:pPr>
+        <w:rPr>
+          <w:sz w:val="28"/>
+          <w:szCs w:val="28"/>
+        </w:rPr>
+      </w:pPr>
+    </w:p>
+    <w:p>
+      <w:pPr>
+        <w:rPr>
+          <w:sz w:val="28"/>
+          <w:szCs w:val="28"/>
+        </w:rPr>
+      </w:pPr>
+      <w:r>
+        <w:rPr>
+          <w:sz w:val="28"/>
+          <w:szCs w:val="28"/>
+        </w:rPr>
+        <w:t>Flutter</w:t>
+      </w:r>
+    </w:p>
+    <w:p>
+      <w:pPr>
+        <w:rPr>
+          <w:sz w:val="28"/>
+          <w:szCs w:val="28"/>
+        </w:rPr>
+      </w:pPr>
+    </w:p>
+    <w:p>
+      <w:pPr>
+        <w:rPr>
+          <w:sz w:val="28"/>
+          <w:szCs w:val="28"/>
+        </w:rPr>
+      </w:pPr>
+      <w:r>
+        <w:rPr>
+          <w:sz w:val="28"/>
+          <w:szCs w:val="28"/>
+        </w:rPr>
+        <w:t>↓</w:t>
+      </w:r>
+    </w:p>
+    <w:p>
+      <w:pPr>
+        <w:rPr>
+          <w:sz w:val="28"/>
+          <w:szCs w:val="28"/>
+        </w:rPr>
+      </w:pPr>
+    </w:p>
+    <w:p>
+      <w:pPr>
+        <w:rPr>
+          <w:sz w:val="28"/>
+          <w:szCs w:val="28"/>
+        </w:rPr>
+      </w:pPr>
+      <w:r>
+        <w:rPr>
+          <w:sz w:val="28"/>
+          <w:szCs w:val="28"/>
+        </w:rPr>
+        <w:t>Model</w:t>
+      </w:r>
+    </w:p>
+    <w:p>
+      <w:pPr>
+        <w:rPr>
+          <w:sz w:val="28"/>
+          <w:szCs w:val="28"/>
+        </w:rPr>
+      </w:pPr>
+    </w:p>
+    <w:p>
+      <w:pPr>
+        <w:rPr>
+          <w:sz w:val="28"/>
+          <w:szCs w:val="28"/>
+        </w:rPr>
+      </w:pPr>
+      <w:r>
+        <w:rPr>
+          <w:sz w:val="28"/>
+          <w:szCs w:val="28"/>
+        </w:rPr>
+        <w:t>↓</w:t>
+      </w:r>
+    </w:p>
+    <w:p>
+      <w:pPr>
+        <w:rPr>
+          <w:sz w:val="28"/>
+          <w:szCs w:val="28"/>
+        </w:rPr>
+      </w:pPr>
+    </w:p>
+    <w:p>
+      <w:pPr>
+        <w:rPr>
+          <w:sz w:val="28"/>
+          <w:szCs w:val="28"/>
+        </w:rPr>
+      </w:pPr>
+      <w:r>
+        <w:rPr>
+          <w:sz w:val="28"/>
+          <w:szCs w:val="28"/>
+        </w:rPr>
+        <w:t>Riverpod</w:t>
+      </w:r>
+    </w:p>
+    <w:p>
+      <w:pPr>
+        <w:rPr>
+          <w:sz w:val="28"/>
+          <w:szCs w:val="28"/>
+        </w:rPr>
+      </w:pPr>
+    </w:p>
+    <w:p>
+      <w:pPr>
+        <w:rPr>
+          <w:sz w:val="28"/>
+          <w:szCs w:val="28"/>
+        </w:rPr>
+      </w:pPr>
+      <w:r>
+        <w:rPr>
+          <w:sz w:val="28"/>
+          <w:szCs w:val="28"/>
+        </w:rPr>
+        <w:t>↓</w:t>
+      </w:r>
+    </w:p>
+    <w:p>
+      <w:pPr>
+        <w:rPr>
+          <w:sz w:val="28"/>
+          <w:szCs w:val="28"/>
+        </w:rPr>
+      </w:pPr>
+    </w:p>
+    <w:p>
+      <w:pPr>
+        <w:rPr>
+          <w:sz w:val="28"/>
+          <w:szCs w:val="28"/>
+        </w:rPr>
+      </w:pPr>
+      <w:r>
+        <w:rPr>
+          <w:sz w:val="28"/>
+          <w:szCs w:val="28"/>
+        </w:rPr>
+        <w:t>UI Update</w:t>
+      </w:r>
+    </w:p>
+    <w:p>
+      <w:pPr>
+        <w:rPr>
+          <w:sz w:val="28"/>
+          <w:szCs w:val="28"/>
+        </w:rPr>
+      </w:pPr>
+    </w:p>
+    <w:p>
+      <w:pPr>
+        <w:rPr>
+          <w:sz w:val="28"/>
+          <w:szCs w:val="28"/>
+        </w:rPr>
+      </w:pPr>
+      <w:r>
+        <w:rPr>
+          <w:sz w:val="28"/>
+          <w:szCs w:val="28"/>
+        </w:rPr>
+        <w:t>↓</w:t>
+      </w:r>
+    </w:p>
+    <w:p>
+      <w:pPr>
+        <w:rPr>
+          <w:sz w:val="28"/>
+          <w:szCs w:val="28"/>
+        </w:rPr>
+      </w:pPr>
+    </w:p>
+    <w:p>
+      <w:pPr>
+        <w:rPr>
+          <w:sz w:val="28"/>
+          <w:szCs w:val="28"/>
+        </w:rPr>
+      </w:pPr>
+      <w:r>
+        <w:rPr>
+          <w:sz w:val="28"/>
+          <w:szCs w:val="28"/>
+        </w:rPr>
+        <w:t>Home Screen</w:t>
+      </w:r>
+    </w:p>
+    <w:p>
+      <w:pPr>
+        <w:rPr>
+          <w:sz w:val="28"/>
+          <w:szCs w:val="28"/>
+        </w:rPr>
+      </w:pPr>
+      <w:r>
+        <w:rPr>
+          <w:sz w:val="28"/>
+          <w:szCs w:val="28"/>
+        </w:rPr>
+        <w:pict w14:anchorId="5382DF4B">
+          <v:rect id="_x0000_i1235" style="width:0;height:1.5pt" o:hralign="center" o:hrstd="t" o:hr="t" fillcolor="#a0a0a0" stroked="f"/>
+        </w:pict>
+      </w:r>
+    </w:p>
+    <w:p>
+      <w:pPr>
+        <w:rPr>
+          <w:b/>
+          <w:bCs/>
+          <w:sz w:val="28"/>
+          <w:szCs w:val="28"/>
+        </w:rPr>
+      </w:pPr>
+      <w:r>
+        <w:rPr>
+          <w:rFonts w:ascii="Segoe UI Emoji" w:hAnsi="Segoe UI Emoji" w:cs="Segoe UI Emoji"/>
+          <w:b/>
+          <w:bCs/>
+          <w:sz w:val="28"/>
+          <w:szCs w:val="28"/>
+        </w:rPr>
+        <w:t>📌</w:t>
+      </w:r>
+      <w:r>
+        <w:rPr>
+          <w:b/>
+          <w:bCs/>
+          <w:sz w:val="28"/>
+          <w:szCs w:val="28"/>
+        </w:rPr>
+        <w:t xml:space="preserve"> Quick Revision</w:t>
+      </w:r>
+    </w:p>
+    <w:tbl>
+      <w:tblPr>
+        <w:tblW w:w="0" w:type="auto"/>
+        <w:tblCellSpacing w:w="15" w:type="dxa"/>
+        <w:tblCellMar>
+          <w:top w:w="15" w:type="dxa"/>
+          <w:left w:w="15" w:type="dxa"/>
+          <w:bottom w:w="15" w:type="dxa"/>
+          <w:right w:w="15" w:type="dxa"/>
+        </w:tblCellMar>
+        <w:tblLook w:val="04A0" w:firstRow="1" w:lastRow="0" w:firstColumn="1" w:lastColumn="0" w:noHBand="0" w:noVBand="1"/>
+      </w:tblPr>
+      <w:tblGrid>
+        <w:gridCol w:w="1144"/>
+        <w:gridCol w:w="6343"/>
+      </w:tblGrid>
+      <w:tr>
+        <w:trPr>
+          <w:tblHeader/>
+          <w:tblCellSpacing w:w="15" w:type="dxa"/>
+        </w:trPr>
+        <w:tc>
+          <w:tcPr>
+            <w:tcW w:w="0" w:type="auto"/>
+            <w:vAlign w:val="center"/>
+            <w:hideMark/>
+          </w:tcPr>
+          <w:p>
+            <w:pPr>
+              <w:rPr>
+                <w:b/>
+                <w:bCs/>
+                <w:sz w:val="28"/>
+                <w:szCs w:val="28"/>
+              </w:rPr>
+            </w:pPr>
+            <w:r>
+              <w:rPr>
+                <w:b/>
+                <w:bCs/>
+                <w:sz w:val="28"/>
+                <w:szCs w:val="28"/>
+              </w:rPr>
+              <w:lastRenderedPageBreak/>
+              <w:t>Topic</w:t>
+            </w:r>
+          </w:p>
+        </w:tc>
+        <w:tc>
+          <w:tcPr>
+            <w:tcW w:w="0" w:type="auto"/>
+            <w:vAlign w:val="center"/>
+            <w:hideMark/>
+          </w:tcPr>
+          <w:p>
+            <w:pPr>
+              <w:rPr>
+                <w:b/>
+                <w:bCs/>
+                <w:sz w:val="28"/>
+                <w:szCs w:val="28"/>
+              </w:rPr>
+            </w:pPr>
+            <w:r>
+              <w:rPr>
+                <w:b/>
+                <w:bCs/>
+                <w:sz w:val="28"/>
+                <w:szCs w:val="28"/>
+              </w:rPr>
+              <w:t>One-Line Revision</w:t>
+            </w:r>
+          </w:p>
+        </w:tc>
+      </w:tr>
+      <w:tr>
+        <w:trPr>
+          <w:tblCellSpacing w:w="15" w:type="dxa"/>
+        </w:trPr>
+        <w:tc>
+          <w:tcPr>
+            <w:tcW w:w="0" w:type="auto"/>
+            <w:vAlign w:val="center"/>
+            <w:hideMark/>
+          </w:tcPr>
+          <w:p>
+            <w:pPr>
+              <w:rPr>
+                <w:sz w:val="28"/>
+                <w:szCs w:val="28"/>
+              </w:rPr>
+            </w:pPr>
+            <w:r>
+              <w:rPr>
+                <w:sz w:val="28"/>
+                <w:szCs w:val="28"/>
+              </w:rPr>
+              <w:t>API</w:t>
+            </w:r>
+          </w:p>
+        </w:tc>
+        <w:tc>
+          <w:tcPr>
+            <w:tcW w:w="0" w:type="auto"/>
+            <w:vAlign w:val="center"/>
+            <w:hideMark/>
+          </w:tcPr>
+          <w:p>
+            <w:pPr>
+              <w:rPr>
+                <w:sz w:val="28"/>
+                <w:szCs w:val="28"/>
+              </w:rPr>
+            </w:pPr>
+            <w:r>
+              <w:rPr>
+                <w:sz w:val="28"/>
+                <w:szCs w:val="28"/>
+              </w:rPr>
+              <w:t>Bridge between Frontend and Backend</w:t>
+            </w:r>
+          </w:p>
+        </w:tc>
+      </w:tr>
+      <w:tr>
+        <w:trPr>
+          <w:tblCellSpacing w:w="15" w:type="dxa"/>
+        </w:trPr>
+        <w:tc>
+          <w:tcPr>
+            <w:tcW w:w="0" w:type="auto"/>
+            <w:vAlign w:val="center"/>
+            <w:hideMark/>
+          </w:tcPr>
+          <w:p>
+            <w:pPr>
+              <w:rPr>
+                <w:sz w:val="28"/>
+                <w:szCs w:val="28"/>
+              </w:rPr>
+            </w:pPr>
+            <w:r>
+              <w:rPr>
+                <w:sz w:val="28"/>
+                <w:szCs w:val="28"/>
+              </w:rPr>
+              <w:t>REST API</w:t>
+            </w:r>
+          </w:p>
+        </w:tc>
+        <w:tc>
+          <w:tcPr>
+            <w:tcW w:w="0" w:type="auto"/>
+            <w:vAlign w:val="center"/>
+            <w:hideMark/>
+          </w:tcPr>
+          <w:p>
+            <w:pPr>
+              <w:rPr>
+                <w:sz w:val="28"/>
+                <w:szCs w:val="28"/>
+              </w:rPr>
+            </w:pPr>
+            <w:r>
+              <w:rPr>
+                <w:sz w:val="28"/>
+                <w:szCs w:val="28"/>
+              </w:rPr>
+              <w:t>Standard way to use APIs with HTTP methods</w:t>
+            </w:r>
+          </w:p>
+        </w:tc>
+      </w:tr>
+      <w:tr>
+        <w:trPr>
+          <w:tblCellSpacing w:w="15" w:type="dxa"/>
+        </w:trPr>
+        <w:tc>
+          <w:tcPr>
+            <w:tcW w:w="0" w:type="auto"/>
+            <w:vAlign w:val="center"/>
+            <w:hideMark/>
+          </w:tcPr>
+          <w:p>
+            <w:pPr>
+              <w:rPr>
+                <w:sz w:val="28"/>
+                <w:szCs w:val="28"/>
+              </w:rPr>
+            </w:pPr>
+            <w:r>
+              <w:rPr>
+                <w:sz w:val="28"/>
+                <w:szCs w:val="28"/>
+              </w:rPr>
+              <w:t>HTTP</w:t>
+            </w:r>
+          </w:p>
+        </w:tc>
+        <w:tc>
+          <w:tcPr>
+            <w:tcW w:w="0" w:type="auto"/>
+            <w:vAlign w:val="center"/>
+            <w:hideMark/>
+          </w:tcPr>
+          <w:p>
+            <w:pPr>
+              <w:rPr>
+                <w:sz w:val="28"/>
+                <w:szCs w:val="28"/>
+              </w:rPr>
+            </w:pPr>
+            <w:r>
+              <w:rPr>
+                <w:sz w:val="28"/>
+                <w:szCs w:val="28"/>
+              </w:rPr>
+              <w:t>Communication protocol between Client and Server</w:t>
+            </w:r>
+          </w:p>
+        </w:tc>
+      </w:tr>
+      <w:tr>
+        <w:trPr>
+          <w:tblCellSpacing w:w="15" w:type="dxa"/>
+        </w:trPr>
+        <w:tc>
+          <w:tcPr>
+            <w:tcW w:w="0" w:type="auto"/>
+            <w:vAlign w:val="center"/>
+            <w:hideMark/>
+          </w:tcPr>
+          <w:p>
+            <w:pPr>
+              <w:rPr>
+                <w:sz w:val="28"/>
+                <w:szCs w:val="28"/>
+              </w:rPr>
+            </w:pPr>
+            <w:r>
+              <w:rPr>
+                <w:sz w:val="28"/>
+                <w:szCs w:val="28"/>
+              </w:rPr>
+              <w:t>JSON</w:t>
+            </w:r>
+          </w:p>
+        </w:tc>
+        <w:tc>
+          <w:tcPr>
+            <w:tcW w:w="0" w:type="auto"/>
+            <w:vAlign w:val="center"/>
+            <w:hideMark/>
+          </w:tcPr>
+          <w:p>
+            <w:pPr>
+              <w:rPr>
+                <w:sz w:val="28"/>
+                <w:szCs w:val="28"/>
+              </w:rPr>
+            </w:pPr>
+            <w:r>
+              <w:rPr>
+                <w:sz w:val="28"/>
+                <w:szCs w:val="28"/>
+              </w:rPr>
+              <w:t>Data format used to exchange information</w:t>
+            </w:r>
+          </w:p>
+        </w:tc>
+      </w:tr>
+      <w:tr>
+        <w:trPr>
+          <w:tblCellSpacing w:w="15" w:type="dxa"/>
+        </w:trPr>
+        <w:tc>
+          <w:tcPr>
+            <w:tcW w:w="0" w:type="auto"/>
+            <w:vAlign w:val="center"/>
+            <w:hideMark/>
+          </w:tcPr>
+          <w:p>
+            <w:pPr>
+              <w:rPr>
+                <w:sz w:val="28"/>
+                <w:szCs w:val="28"/>
+              </w:rPr>
+            </w:pPr>
+            <w:r>
+              <w:rPr>
+                <w:sz w:val="28"/>
+                <w:szCs w:val="28"/>
+              </w:rPr>
+              <w:t>GET</w:t>
+            </w:r>
+          </w:p>
+        </w:tc>
+        <w:tc>
+          <w:tcPr>
+            <w:tcW w:w="0" w:type="auto"/>
+            <w:vAlign w:val="center"/>
+            <w:hideMark/>
+          </w:tcPr>
+          <w:p>
+            <w:pPr>
+              <w:rPr>
+                <w:sz w:val="28"/>
+                <w:szCs w:val="28"/>
+              </w:rPr>
+            </w:pPr>
+            <w:r>
+              <w:rPr>
+                <w:sz w:val="28"/>
+                <w:szCs w:val="28"/>
+              </w:rPr>
+              <w:t>Read Data</w:t>
+            </w:r>
+          </w:p>
+        </w:tc>
+      </w:tr>
+      <w:tr>
+        <w:trPr>
+          <w:tblCellSpacing w:w="15" w:type="dxa"/>
+        </w:trPr>
+        <w:tc>
+          <w:tcPr>
+            <w:tcW w:w="0" w:type="auto"/>
+            <w:vAlign w:val="center"/>
+            <w:hideMark/>
+          </w:tcPr>
+          <w:p>
+            <w:pPr>
+              <w:rPr>
+                <w:sz w:val="28"/>
+                <w:szCs w:val="28"/>
+              </w:rPr>
+            </w:pPr>
+            <w:r>
+              <w:rPr>
+                <w:sz w:val="28"/>
+                <w:szCs w:val="28"/>
+              </w:rPr>
+              <w:t>POST</w:t>
+            </w:r>
+          </w:p>
+        </w:tc>
+        <w:tc>
+          <w:tcPr>
+            <w:tcW w:w="0" w:type="auto"/>
+            <w:vAlign w:val="center"/>
+            <w:hideMark/>
+          </w:tcPr>
+          <w:p>
+            <w:pPr>
+              <w:rPr>
+                <w:sz w:val="28"/>
+                <w:szCs w:val="28"/>
+              </w:rPr>
+            </w:pPr>
+            <w:r>
+              <w:rPr>
+                <w:sz w:val="28"/>
+                <w:szCs w:val="28"/>
+              </w:rPr>
+              <w:t>Create / Send Data</w:t>
+            </w:r>
+          </w:p>
+        </w:tc>
+      </w:tr>
+      <w:tr>
+        <w:trPr>
+          <w:tblCellSpacing w:w="15" w:type="dxa"/>
+        </w:trPr>
+        <w:tc>
+          <w:tcPr>
+            <w:tcW w:w="0" w:type="auto"/>
+            <w:vAlign w:val="center"/>
+            <w:hideMark/>
+          </w:tcPr>
+          <w:p>
+            <w:pPr>
+              <w:rPr>
+                <w:sz w:val="28"/>
+                <w:szCs w:val="28"/>
+              </w:rPr>
+            </w:pPr>
+            <w:r>
+              <w:rPr>
+                <w:sz w:val="28"/>
+                <w:szCs w:val="28"/>
+              </w:rPr>
+              <w:t>PUT</w:t>
+            </w:r>
+          </w:p>
+        </w:tc>
+        <w:tc>
+          <w:tcPr>
+            <w:tcW w:w="0" w:type="auto"/>
+            <w:vAlign w:val="center"/>
+            <w:hideMark/>
+          </w:tcPr>
+          <w:p>
+            <w:pPr>
+              <w:rPr>
+                <w:sz w:val="28"/>
+                <w:szCs w:val="28"/>
+              </w:rPr>
+            </w:pPr>
+            <w:r>
+              <w:rPr>
+                <w:sz w:val="28"/>
+                <w:szCs w:val="28"/>
+              </w:rPr>
+              <w:t>Update Data</w:t>
+            </w:r>
+          </w:p>
+        </w:tc>
+      </w:tr>
+      <w:tr>
+        <w:trPr>
+          <w:tblCellSpacing w:w="15" w:type="dxa"/>
+        </w:trPr>
+        <w:tc>
+          <w:tcPr>
+            <w:tcW w:w="0" w:type="auto"/>
+            <w:vAlign w:val="center"/>
+            <w:hideMark/>
+          </w:tcPr>
+          <w:p>
+            <w:pPr>
+              <w:rPr>
+                <w:sz w:val="28"/>
+                <w:szCs w:val="28"/>
+              </w:rPr>
+            </w:pPr>
+            <w:r>
+              <w:rPr>
+                <w:sz w:val="28"/>
+                <w:szCs w:val="28"/>
+              </w:rPr>
+              <w:t>DELETE</w:t>
+            </w:r>
+          </w:p>
+        </w:tc>
+        <w:tc>
+          <w:tcPr>
+            <w:tcW w:w="0" w:type="auto"/>
+            <w:vAlign w:val="center"/>
+            <w:hideMark/>
+          </w:tcPr>
+          <w:p>
+            <w:pPr>
+              <w:rPr>
+                <w:sz w:val="28"/>
+                <w:szCs w:val="28"/>
+              </w:rPr>
+            </w:pPr>
+            <w:r>
+              <w:rPr>
+                <w:sz w:val="28"/>
+                <w:szCs w:val="28"/>
+              </w:rPr>
+              <w:t>Delete Data</w:t>
+            </w:r>
+          </w:p>
+        </w:tc>
+      </w:tr>
+    </w:tbl>
+    <w:p>
+      <w:pPr>
+        <w:rPr>
+          <w:sz w:val="28"/>
+          <w:szCs w:val="28"/>
+        </w:rPr>
+      </w:pPr>
+      <w:r>
+        <w:rPr>
+          <w:sz w:val="28"/>
+          <w:szCs w:val="28"/>
+        </w:rPr>
+        <w:pict w14:anchorId="5EBD1E94">
+          <v:rect id="_x0000_i1236" style="width:0;height:1.5pt" o:hralign="center" o:hrstd="t" o:hr="t" fillcolor="#a0a0a0" stroked="f"/>
+        </w:pict>
+      </w:r>
+    </w:p>
+    <w:p>
+      <w:pPr>
+        <w:rPr>
+          <w:b/>
+          <w:bCs/>
+          <w:sz w:val="28"/>
+          <w:szCs w:val="28"/>
+        </w:rPr>
+      </w:pPr>
+      <w:r>
+        <w:rPr>
+          <w:rFonts w:ascii="Segoe UI Emoji" w:hAnsi="Segoe UI Emoji" w:cs="Segoe UI Emoji"/>
+          <w:b/>
+          <w:bCs/>
+          <w:sz w:val="28"/>
+          <w:szCs w:val="28"/>
+        </w:rPr>
+        <w:t>🎯</w:t>
+      </w:r>
+      <w:r>
+        <w:rPr>
+          <w:b/>
+          <w:bCs/>
+          <w:sz w:val="28"/>
+          <w:szCs w:val="28"/>
+        </w:rPr>
+        <w:t xml:space="preserve"> Interview Rapid Fire</w:t>
+      </w:r>
+    </w:p>
+    <w:p>
+      <w:pPr>
+        <w:rPr>
+          <w:sz w:val="28"/>
+          <w:szCs w:val="28"/>
+        </w:rPr>
+      </w:pPr>
+      <w:r>
+        <w:rPr>
+          <w:b/>
+          <w:bCs/>
+          <w:sz w:val="28"/>
+          <w:szCs w:val="28"/>
+        </w:rPr>
+        <w:t>Q. What is API?</w:t>
+      </w:r>
+      <w:r>
+        <w:rPr>
+          <w:sz w:val="28"/>
+          <w:szCs w:val="28"/>
+        </w:rPr>
+        <w:br/>
+      </w:r>
+      <w:r>
+        <w:rPr>
+          <w:b/>
+          <w:bCs/>
+          <w:sz w:val="28"/>
+          <w:szCs w:val="28"/>
+        </w:rPr>
+        <w:t>Ans:</w:t>
+      </w:r>
+      <w:r>
+        <w:rPr>
+          <w:sz w:val="28"/>
+          <w:szCs w:val="28"/>
+        </w:rPr>
+        <w:t xml:space="preserve"> API is a bridge between the frontend and backend.</w:t>
+      </w:r>
+    </w:p>
+    <w:p>
+      <w:pPr>
+        <w:rPr>
+          <w:sz w:val="28"/>
+          <w:szCs w:val="28"/>
+        </w:rPr>
+      </w:pPr>
+      <w:r>
+        <w:rPr>
+          <w:b/>
+          <w:bCs/>
+          <w:sz w:val="28"/>
+          <w:szCs w:val="28"/>
+        </w:rPr>
+        <w:t>Q. What is REST API?</w:t>
+      </w:r>
+      <w:r>
+        <w:rPr>
+          <w:sz w:val="28"/>
+          <w:szCs w:val="28"/>
+        </w:rPr>
+        <w:br/>
+      </w:r>
+      <w:r>
+        <w:rPr>
+          <w:b/>
+          <w:bCs/>
+          <w:sz w:val="28"/>
+          <w:szCs w:val="28"/>
+        </w:rPr>
+        <w:t>Ans:</w:t>
+      </w:r>
+      <w:r>
+        <w:rPr>
+          <w:sz w:val="28"/>
+          <w:szCs w:val="28"/>
+        </w:rPr>
+        <w:t xml:space="preserve"> REST API is a standard API that uses HTTP methods like GET, POST, PUT, and DELETE.</w:t>
+      </w:r>
+    </w:p>
+    <w:p>
+      <w:pPr>
+        <w:rPr>
+          <w:sz w:val="28"/>
+          <w:szCs w:val="28"/>
+        </w:rPr>
+      </w:pPr>
+      <w:r>
+        <w:rPr>
+          <w:b/>
+          <w:bCs/>
+          <w:sz w:val="28"/>
+          <w:szCs w:val="28"/>
+        </w:rPr>
+        <w:t>Q. What is HTTP?</w:t>
+      </w:r>
+      <w:r>
+        <w:rPr>
+          <w:sz w:val="28"/>
+          <w:szCs w:val="28"/>
+        </w:rPr>
+        <w:br/>
+      </w:r>
+      <w:r>
+        <w:rPr>
+          <w:b/>
+          <w:bCs/>
+          <w:sz w:val="28"/>
+          <w:szCs w:val="28"/>
+        </w:rPr>
+        <w:t>Ans:</w:t>
+      </w:r>
+      <w:r>
+        <w:rPr>
+          <w:sz w:val="28"/>
+          <w:szCs w:val="28"/>
+        </w:rPr>
+        <w:t xml:space="preserve"> HTTP is the communication protocol between a client and a server.</w:t>
+      </w:r>
+    </w:p>
+    <w:p>
+      <w:pPr>
+        <w:rPr>
+          <w:sz w:val="28"/>
+          <w:szCs w:val="28"/>
+        </w:rPr>
+      </w:pPr>
+      <w:r>
+        <w:rPr>
+          <w:b/>
+          <w:bCs/>
+          <w:sz w:val="28"/>
+          <w:szCs w:val="28"/>
+        </w:rPr>
+        <w:t>Q. What is JSON?</w:t>
+      </w:r>
+      <w:r>
+        <w:rPr>
+          <w:sz w:val="28"/>
+          <w:szCs w:val="28"/>
+        </w:rPr>
+        <w:br/>
+      </w:r>
+      <w:r>
+        <w:rPr>
+          <w:b/>
+          <w:bCs/>
+          <w:sz w:val="28"/>
+          <w:szCs w:val="28"/>
+        </w:rPr>
+        <w:t>Ans:</w:t>
+      </w:r>
+      <w:r>
+        <w:rPr>
+          <w:sz w:val="28"/>
+          <w:szCs w:val="28"/>
+        </w:rPr>
+        <w:t xml:space="preserve"> JSON is a lightweight data format used to exchange data between the client and the server.</w:t>
+      </w:r>
+    </w:p>
+    <w:p>
+      <w:pPr>
+        <w:rPr>
+          <w:sz w:val="28"/>
+          <w:szCs w:val="28"/>
+        </w:rPr>
+      </w:pPr>
+      <w:r>
+        <w:rPr>
+          <w:b/>
+          <w:bCs/>
+          <w:sz w:val="28"/>
+          <w:szCs w:val="28"/>
+        </w:rPr>
+        <w:t>Q. Difference between API and REST API?</w:t>
+      </w:r>
+      <w:r>
+        <w:rPr>
+          <w:sz w:val="28"/>
+          <w:szCs w:val="28"/>
+        </w:rPr>
+        <w:br/>
+      </w:r>
+      <w:r>
+        <w:rPr>
+          <w:b/>
+          <w:bCs/>
+          <w:sz w:val="28"/>
+          <w:szCs w:val="28"/>
+        </w:rPr>
+        <w:t>Ans:</w:t>
+      </w:r>
+      <w:r>
+        <w:rPr>
+          <w:sz w:val="28"/>
+          <w:szCs w:val="28"/>
+        </w:rPr>
+        <w:t xml:space="preserve"> API is a general concept for communication between software systems. REST API is a type of API that follows REST principles and uses HTTP methods.</w:t>
+      </w:r>
+    </w:p>
+    <w:p>
+      <w:pPr>
+        <w:rPr>
+          <w:sz w:val="28"/>
+          <w:szCs w:val="28"/>
+        </w:rPr>
+      </w:pPr>
+      <w:r>
+        <w:rPr>
+          <w:sz w:val="28"/>
+          <w:szCs w:val="28"/>
+        </w:rPr>
+        <w:lastRenderedPageBreak/>
+        <w:pict w14:anchorId="184B07E8">
+          <v:rect id="_x0000_i1237" style="width:0;height:1.5pt" o:hralign="center" o:hrstd="t" o:hr="t" fillcolor="#a0a0a0" stroked="f"/>
+        </w:pict>
+      </w:r>
+    </w:p>
+    <w:p>
+      <w:pPr>
+        <w:rPr>
+          <w:b/>
+          <w:bCs/>
+          <w:sz w:val="28"/>
+          <w:szCs w:val="28"/>
+        </w:rPr>
+      </w:pPr>
+      <w:r>
+        <w:rPr>
+          <w:rFonts w:ascii="Segoe UI Emoji" w:hAnsi="Segoe UI Emoji" w:cs="Segoe UI Emoji"/>
+          <w:b/>
+          <w:bCs/>
+          <w:sz w:val="28"/>
+          <w:szCs w:val="28"/>
+        </w:rPr>
+        <w:t>✅</w:t>
+      </w:r>
+      <w:r>
+        <w:rPr>
+          <w:b/>
+          <w:bCs/>
+          <w:sz w:val="28"/>
+          <w:szCs w:val="28"/>
+        </w:rPr>
+        <w:t xml:space="preserve"> Today's Concepts Covered</w:t>
+      </w:r>
+    </w:p>
+    <w:p>
+      <w:pPr>
+        <w:numPr>
+          <w:ilvl w:val="0"/>
+          <w:numId w:val="11"/>
+        </w:numPr>
+        <w:rPr>
+          <w:sz w:val="28"/>
+          <w:szCs w:val="28"/>
+        </w:rPr>
+      </w:pPr>
+      <w:r>
+        <w:rPr>
+          <w:sz w:val="28"/>
+          <w:szCs w:val="28"/>
+        </w:rPr>
+        <w:t>Flutter Frontend</w:t>
+      </w:r>
+    </w:p>
+    <w:p>
+      <w:pPr>
+        <w:numPr>
+          <w:ilvl w:val="0"/>
+          <w:numId w:val="11"/>
+        </w:numPr>
+        <w:rPr>
+          <w:sz w:val="28"/>
+          <w:szCs w:val="28"/>
+        </w:rPr>
+      </w:pPr>
+      <w:r>
+        <w:rPr>
+          <w:sz w:val="28"/>
+          <w:szCs w:val="28"/>
+        </w:rPr>
+        <w:t>Backend</w:t>
+      </w:r>
+    </w:p>
+    <w:p>
+      <w:pPr>
+        <w:numPr>
+          <w:ilvl w:val="0"/>
+          <w:numId w:val="11"/>
+        </w:numPr>
+        <w:rPr>
+          <w:sz w:val="28"/>
+          <w:szCs w:val="28"/>
+        </w:rPr>
+      </w:pPr>
+      <w:r>
+        <w:rPr>
+          <w:sz w:val="28"/>
+          <w:szCs w:val="28"/>
+        </w:rPr>
+        <w:t>API</w:t>
+      </w:r>
+    </w:p>
+    <w:p>
+      <w:pPr>
+        <w:numPr>
+          <w:ilvl w:val="0"/>
+          <w:numId w:val="11"/>
+        </w:numPr>
+        <w:rPr>
+          <w:sz w:val="28"/>
+          <w:szCs w:val="28"/>
+        </w:rPr>
+      </w:pPr>
+      <w:r>
+        <w:rPr>
+          <w:sz w:val="28"/>
+          <w:szCs w:val="28"/>
+        </w:rPr>
+        <w:t>REST API</w:t>
+      </w:r>
+    </w:p>
+    <w:p>
+      <w:pPr>
+        <w:numPr>
+          <w:ilvl w:val="0"/>
+          <w:numId w:val="11"/>
+        </w:numPr>
+        <w:rPr>
+          <w:sz w:val="28"/>
+          <w:szCs w:val="28"/>
+        </w:rPr>
+      </w:pPr>
+      <w:r>
+        <w:rPr>
+          <w:sz w:val="28"/>
+          <w:szCs w:val="28"/>
+        </w:rPr>
+        <w:t>HTTP</w:t>
+      </w:r>
+    </w:p>
+    <w:p>
+      <w:pPr>
+        <w:numPr>
+          <w:ilvl w:val="0"/>
+          <w:numId w:val="11"/>
+        </w:numPr>
+        <w:rPr>
+          <w:sz w:val="28"/>
+          <w:szCs w:val="28"/>
+        </w:rPr>
+      </w:pPr>
+      <w:r>
+        <w:rPr>
+          <w:sz w:val="28"/>
+          <w:szCs w:val="28"/>
+        </w:rPr>
+        <w:t>HTTP Methods (GET, POST, PUT, DELETE)</w:t>
+      </w:r>
+    </w:p>
+    <w:p>
+      <w:pPr>
+        <w:numPr>
+          <w:ilvl w:val="0"/>
+          <w:numId w:val="11"/>
+        </w:numPr>
+        <w:rPr>
+          <w:sz w:val="28"/>
+          <w:szCs w:val="28"/>
+        </w:rPr>
+      </w:pPr>
+      <w:r>
+        <w:rPr>
+          <w:sz w:val="28"/>
+          <w:szCs w:val="28"/>
+        </w:rPr>
+        <w:t>JSON</w:t>
+      </w:r>
+    </w:p>
+    <w:p>
+      <w:pPr>
+        <w:numPr>
+          <w:ilvl w:val="0"/>
+          <w:numId w:val="11"/>
+        </w:numPr>
+        <w:rPr>
+          <w:sz w:val="28"/>
+          <w:szCs w:val="28"/>
+        </w:rPr>
+      </w:pPr>
+      <w:r>
+        <w:rPr>
+          <w:sz w:val="28"/>
+          <w:szCs w:val="28"/>
+        </w:rPr>
+        <w:t>Complete Login Request → Response Flow</w:t>
+      </w:r>
+    </w:p>
+    <w:p>
+      <w:pPr>
+        <w:rPr>
+          <w:sz w:val="28"/>
+          <w:szCs w:val="28"/>
+        </w:rPr>
+      </w:pPr>
+      <w:r>
+        <w:rPr>
+          <w:rFonts w:ascii="Segoe UI Emoji" w:hAnsi="Segoe UI Emoji" w:cs="Segoe UI Emoji"/>
+          <w:sz w:val="28"/>
+          <w:szCs w:val="28"/>
+        </w:rPr>
+        <w:t>🎯</w:t>
       </w:r>
       <w:r>
         <w:rPr>
@@ -8325,7 +12855,7 @@
           <w:sz w:val="28"/>
           <w:szCs w:val="28"/>
         </w:rPr>
-        <w:t>Next Topic:</w:t>
+        <w:t>Next topic:</w:t>
       </w:r>
       <w:r>
         <w:rPr>
@@ -8341,14 +12871,14 @@
           <w:sz w:val="28"/>
           <w:szCs w:val="28"/>
         </w:rPr>
-        <w:t>What is Riverpod?</w:t>
-      </w:r>
-      <w:r>
-        <w:rPr>
-          <w:sz w:val="28"/>
-          <w:szCs w:val="28"/>
-        </w:rPr>
-        <w:t xml:space="preserve"> (Ye tumhare interview ka sabse important topic hai, aur hum ise bhi isi simple + practical style me padhenge.)</w:t>
+        <w:t>Model</w:t>
+      </w:r>
+      <w:r>
+        <w:rPr>
+          <w:sz w:val="28"/>
+          <w:szCs w:val="28"/>
+        </w:rPr>
+        <w:t xml:space="preserve"> (JSON → Model → Dart Object → UI). Ye topic samajh gaye to tum API integration ko production level par samajhne lagoge.</w:t>
       </w:r>
     </w:p>
     <w:p>
@@ -8521,9 +13051,9 @@
     </w:lvl>
   </w:abstractNum>
   <w:abstractNum w:abstractNumId="1" w15:restartNumberingAfterBreak="0">
-    <w:nsid w:val="1A5F52C9"/>
+    <w:nsid w:val="18AA70DC"/>
     <w:multiLevelType w:val="multilevel"/>
-    <w:tmpl w:val="750E1A0C"/>
+    <w:tmpl w:val="0E4249D4"/>
     <w:lvl w:ilvl="0">
       <w:start w:val="1"/>
       <w:numFmt w:val="bullet"/>
@@ -8670,9 +13200,9 @@
     </w:lvl>
   </w:abstractNum>
   <w:abstractNum w:abstractNumId="2" w15:restartNumberingAfterBreak="0">
-    <w:nsid w:val="214C1D84"/>
+    <w:nsid w:val="1A5F52C9"/>
     <w:multiLevelType w:val="multilevel"/>
-    <w:tmpl w:val="0B761DCE"/>
+    <w:tmpl w:val="750E1A0C"/>
     <w:lvl w:ilvl="0">
       <w:start w:val="1"/>
       <w:numFmt w:val="bullet"/>
@@ -8819,9 +13349,9 @@
     </w:lvl>
   </w:abstractNum>
   <w:abstractNum w:abstractNumId="3" w15:restartNumberingAfterBreak="0">
-    <w:nsid w:val="3B7F2EAD"/>
+    <w:nsid w:val="214C1D84"/>
     <w:multiLevelType w:val="multilevel"/>
-    <w:tmpl w:val="A500A3EC"/>
+    <w:tmpl w:val="0B761DCE"/>
     <w:lvl w:ilvl="0">
       <w:start w:val="1"/>
       <w:numFmt w:val="bullet"/>
@@ -8968,9 +13498,9 @@
     </w:lvl>
   </w:abstractNum>
   <w:abstractNum w:abstractNumId="4" w15:restartNumberingAfterBreak="0">
-    <w:nsid w:val="3CF71397"/>
+    <w:nsid w:val="3B7F2EAD"/>
     <w:multiLevelType w:val="multilevel"/>
-    <w:tmpl w:val="51E2CD64"/>
+    <w:tmpl w:val="A500A3EC"/>
     <w:lvl w:ilvl="0">
       <w:start w:val="1"/>
       <w:numFmt w:val="bullet"/>
@@ -9117,122 +13647,9 @@
     </w:lvl>
   </w:abstractNum>
   <w:abstractNum w:abstractNumId="5" w15:restartNumberingAfterBreak="0">
-    <w:nsid w:val="3D604D4B"/>
+    <w:nsid w:val="3CF71397"/>
     <w:multiLevelType w:val="multilevel"/>
-    <w:tmpl w:val="F620C036"/>
-    <w:lvl w:ilvl="0">
-      <w:start w:val="1"/>
-      <w:numFmt w:val="decimal"/>
-      <w:lvlText w:val="%1."/>
-      <w:lvlJc w:val="left"/>
-      <w:pPr>
-        <w:tabs>
-          <w:tab w:val="num" w:pos="720"/>
-        </w:tabs>
-        <w:ind w:left="720" w:hanging="360"/>
-      </w:pPr>
-    </w:lvl>
-    <w:lvl w:ilvl="1" w:tentative="1">
-      <w:start w:val="1"/>
-      <w:numFmt w:val="decimal"/>
-      <w:lvlText w:val="%2."/>
-      <w:lvlJc w:val="left"/>
-      <w:pPr>
-        <w:tabs>
-          <w:tab w:val="num" w:pos="1440"/>
-        </w:tabs>
-        <w:ind w:left="1440" w:hanging="360"/>
-      </w:pPr>
-    </w:lvl>
-    <w:lvl w:ilvl="2" w:tentative="1">
-      <w:start w:val="1"/>
-      <w:numFmt w:val="decimal"/>
-      <w:lvlText w:val="%3."/>
-      <w:lvlJc w:val="left"/>
-      <w:pPr>
-        <w:tabs>
-          <w:tab w:val="num" w:pos="2160"/>
-        </w:tabs>
-        <w:ind w:left="2160" w:hanging="360"/>
-      </w:pPr>
-    </w:lvl>
-    <w:lvl w:ilvl="3" w:tentative="1">
-      <w:start w:val="1"/>
-      <w:numFmt w:val="decimal"/>
-      <w:lvlText w:val="%4."/>
-      <w:lvlJc w:val="left"/>
-      <w:pPr>
-        <w:tabs>
-          <w:tab w:val="num" w:pos="2880"/>
-        </w:tabs>
-        <w:ind w:left="2880" w:hanging="360"/>
-      </w:pPr>
-    </w:lvl>
-    <w:lvl w:ilvl="4" w:tentative="1">
-      <w:start w:val="1"/>
-      <w:numFmt w:val="decimal"/>
-      <w:lvlText w:val="%5."/>
-      <w:lvlJc w:val="left"/>
-      <w:pPr>
-        <w:tabs>
-          <w:tab w:val="num" w:pos="3600"/>
-        </w:tabs>
-        <w:ind w:left="3600" w:hanging="360"/>
-      </w:pPr>
-    </w:lvl>
-    <w:lvl w:ilvl="5" w:tentative="1">
-      <w:start w:val="1"/>
-      <w:numFmt w:val="decimal"/>
-      <w:lvlText w:val="%6."/>
-      <w:lvlJc w:val="left"/>
-      <w:pPr>
-        <w:tabs>
-          <w:tab w:val="num" w:pos="4320"/>
-        </w:tabs>
-        <w:ind w:left="4320" w:hanging="360"/>
-      </w:pPr>
-    </w:lvl>
-    <w:lvl w:ilvl="6" w:tentative="1">
-      <w:start w:val="1"/>
-      <w:numFmt w:val="decimal"/>
-      <w:lvlText w:val="%7."/>
-      <w:lvlJc w:val="left"/>
-      <w:pPr>
-        <w:tabs>
-          <w:tab w:val="num" w:pos="5040"/>
-        </w:tabs>
-        <w:ind w:left="5040" w:hanging="360"/>
-      </w:pPr>
-    </w:lvl>
-    <w:lvl w:ilvl="7" w:tentative="1">
-      <w:start w:val="1"/>
-      <w:numFmt w:val="decimal"/>
-      <w:lvlText w:val="%8."/>
-      <w:lvlJc w:val="left"/>
-      <w:pPr>
-        <w:tabs>
-          <w:tab w:val="num" w:pos="5760"/>
-        </w:tabs>
-        <w:ind w:left="5760" w:hanging="360"/>
-      </w:pPr>
-    </w:lvl>
-    <w:lvl w:ilvl="8" w:tentative="1">
-      <w:start w:val="1"/>
-      <w:numFmt w:val="decimal"/>
-      <w:lvlText w:val="%9."/>
-      <w:lvlJc w:val="left"/>
-      <w:pPr>
-        <w:tabs>
-          <w:tab w:val="num" w:pos="6480"/>
-        </w:tabs>
-        <w:ind w:left="6480" w:hanging="360"/>
-      </w:pPr>
-    </w:lvl>
-  </w:abstractNum>
-  <w:abstractNum w:abstractNumId="6" w15:restartNumberingAfterBreak="0">
-    <w:nsid w:val="3EC70800"/>
-    <w:multiLevelType w:val="multilevel"/>
-    <w:tmpl w:val="4FE44500"/>
+    <w:tmpl w:val="51E2CD64"/>
     <w:lvl w:ilvl="0">
       <w:start w:val="1"/>
       <w:numFmt w:val="bullet"/>
@@ -9378,10 +13795,123 @@
       </w:rPr>
     </w:lvl>
   </w:abstractNum>
+  <w:abstractNum w:abstractNumId="6" w15:restartNumberingAfterBreak="0">
+    <w:nsid w:val="3D604D4B"/>
+    <w:multiLevelType w:val="multilevel"/>
+    <w:tmpl w:val="F620C036"/>
+    <w:lvl w:ilvl="0">
+      <w:start w:val="1"/>
+      <w:numFmt w:val="decimal"/>
+      <w:lvlText w:val="%1."/>
+      <w:lvlJc w:val="left"/>
+      <w:pPr>
+        <w:tabs>
+          <w:tab w:val="num" w:pos="720"/>
+        </w:tabs>
+        <w:ind w:left="720" w:hanging="360"/>
+      </w:pPr>
+    </w:lvl>
+    <w:lvl w:ilvl="1" w:tentative="1">
+      <w:start w:val="1"/>
+      <w:numFmt w:val="decimal"/>
+      <w:lvlText w:val="%2."/>
+      <w:lvlJc w:val="left"/>
+      <w:pPr>
+        <w:tabs>
+          <w:tab w:val="num" w:pos="1440"/>
+        </w:tabs>
+        <w:ind w:left="1440" w:hanging="360"/>
+      </w:pPr>
+    </w:lvl>
+    <w:lvl w:ilvl="2" w:tentative="1">
+      <w:start w:val="1"/>
+      <w:numFmt w:val="decimal"/>
+      <w:lvlText w:val="%3."/>
+      <w:lvlJc w:val="left"/>
+      <w:pPr>
+        <w:tabs>
+          <w:tab w:val="num" w:pos="2160"/>
+        </w:tabs>
+        <w:ind w:left="2160" w:hanging="360"/>
+      </w:pPr>
+    </w:lvl>
+    <w:lvl w:ilvl="3" w:tentative="1">
+      <w:start w:val="1"/>
+      <w:numFmt w:val="decimal"/>
+      <w:lvlText w:val="%4."/>
+      <w:lvlJc w:val="left"/>
+      <w:pPr>
+        <w:tabs>
+          <w:tab w:val="num" w:pos="2880"/>
+        </w:tabs>
+        <w:ind w:left="2880" w:hanging="360"/>
+      </w:pPr>
+    </w:lvl>
+    <w:lvl w:ilvl="4" w:tentative="1">
+      <w:start w:val="1"/>
+      <w:numFmt w:val="decimal"/>
+      <w:lvlText w:val="%5."/>
+      <w:lvlJc w:val="left"/>
+      <w:pPr>
+        <w:tabs>
+          <w:tab w:val="num" w:pos="3600"/>
+        </w:tabs>
+        <w:ind w:left="3600" w:hanging="360"/>
+      </w:pPr>
+    </w:lvl>
+    <w:lvl w:ilvl="5" w:tentative="1">
+      <w:start w:val="1"/>
+      <w:numFmt w:val="decimal"/>
+      <w:lvlText w:val="%6."/>
+      <w:lvlJc w:val="left"/>
+      <w:pPr>
+        <w:tabs>
+          <w:tab w:val="num" w:pos="4320"/>
+        </w:tabs>
+        <w:ind w:left="4320" w:hanging="360"/>
+      </w:pPr>
+    </w:lvl>
+    <w:lvl w:ilvl="6" w:tentative="1">
+      <w:start w:val="1"/>
+      <w:numFmt w:val="decimal"/>
+      <w:lvlText w:val="%7."/>
+      <w:lvlJc w:val="left"/>
+      <w:pPr>
+        <w:tabs>
+          <w:tab w:val="num" w:pos="5040"/>
+        </w:tabs>
+        <w:ind w:left="5040" w:hanging="360"/>
+      </w:pPr>
+    </w:lvl>
+    <w:lvl w:ilvl="7" w:tentative="1">
+      <w:start w:val="1"/>
+      <w:numFmt w:val="decimal"/>
+      <w:lvlText w:val="%8."/>
+      <w:lvlJc w:val="left"/>
+      <w:pPr>
+        <w:tabs>
+          <w:tab w:val="num" w:pos="5760"/>
+        </w:tabs>
+        <w:ind w:left="5760" w:hanging="360"/>
+      </w:pPr>
+    </w:lvl>
+    <w:lvl w:ilvl="8" w:tentative="1">
+      <w:start w:val="1"/>
+      <w:numFmt w:val="decimal"/>
+      <w:lvlText w:val="%9."/>
+      <w:lvlJc w:val="left"/>
+      <w:pPr>
+        <w:tabs>
+          <w:tab w:val="num" w:pos="6480"/>
+        </w:tabs>
+        <w:ind w:left="6480" w:hanging="360"/>
+      </w:pPr>
+    </w:lvl>
+  </w:abstractNum>
   <w:abstractNum w:abstractNumId="7" w15:restartNumberingAfterBreak="0">
-    <w:nsid w:val="5C155FE2"/>
+    <w:nsid w:val="3EC70800"/>
     <w:multiLevelType w:val="multilevel"/>
-    <w:tmpl w:val="548E66A4"/>
+    <w:tmpl w:val="4FE44500"/>
     <w:lvl w:ilvl="0">
       <w:start w:val="1"/>
       <w:numFmt w:val="bullet"/>
@@ -9528,122 +14058,9 @@
     </w:lvl>
   </w:abstractNum>
   <w:abstractNum w:abstractNumId="8" w15:restartNumberingAfterBreak="0">
-    <w:nsid w:val="60B54ACE"/>
+    <w:nsid w:val="5C155FE2"/>
     <w:multiLevelType w:val="multilevel"/>
-    <w:tmpl w:val="09485858"/>
-    <w:lvl w:ilvl="0">
-      <w:start w:val="1"/>
-      <w:numFmt w:val="decimal"/>
-      <w:lvlText w:val="%1."/>
-      <w:lvlJc w:val="left"/>
-      <w:pPr>
-        <w:tabs>
-          <w:tab w:val="num" w:pos="720"/>
-        </w:tabs>
-        <w:ind w:left="720" w:hanging="360"/>
-      </w:pPr>
-    </w:lvl>
-    <w:lvl w:ilvl="1" w:tentative="1">
-      <w:start w:val="1"/>
-      <w:numFmt w:val="decimal"/>
-      <w:lvlText w:val="%2."/>
-      <w:lvlJc w:val="left"/>
-      <w:pPr>
-        <w:tabs>
-          <w:tab w:val="num" w:pos="1440"/>
-        </w:tabs>
-        <w:ind w:left="1440" w:hanging="360"/>
-      </w:pPr>
-    </w:lvl>
-    <w:lvl w:ilvl="2" w:tentative="1">
-      <w:start w:val="1"/>
-      <w:numFmt w:val="decimal"/>
-      <w:lvlText w:val="%3."/>
-      <w:lvlJc w:val="left"/>
-      <w:pPr>
-        <w:tabs>
-          <w:tab w:val="num" w:pos="2160"/>
-        </w:tabs>
-        <w:ind w:left="2160" w:hanging="360"/>
-      </w:pPr>
-    </w:lvl>
-    <w:lvl w:ilvl="3" w:tentative="1">
-      <w:start w:val="1"/>
-      <w:numFmt w:val="decimal"/>
-      <w:lvlText w:val="%4."/>
-      <w:lvlJc w:val="left"/>
-      <w:pPr>
-        <w:tabs>
-          <w:tab w:val="num" w:pos="2880"/>
-        </w:tabs>
-        <w:ind w:left="2880" w:hanging="360"/>
-      </w:pPr>
-    </w:lvl>
-    <w:lvl w:ilvl="4" w:tentative="1">
-      <w:start w:val="1"/>
-      <w:numFmt w:val="decimal"/>
-      <w:lvlText w:val="%5."/>
-      <w:lvlJc w:val="left"/>
-      <w:pPr>
-        <w:tabs>
-          <w:tab w:val="num" w:pos="3600"/>
-        </w:tabs>
-        <w:ind w:left="3600" w:hanging="360"/>
-      </w:pPr>
-    </w:lvl>
-    <w:lvl w:ilvl="5" w:tentative="1">
-      <w:start w:val="1"/>
-      <w:numFmt w:val="decimal"/>
-      <w:lvlText w:val="%6."/>
-      <w:lvlJc w:val="left"/>
-      <w:pPr>
-        <w:tabs>
-          <w:tab w:val="num" w:pos="4320"/>
-        </w:tabs>
-        <w:ind w:left="4320" w:hanging="360"/>
-      </w:pPr>
-    </w:lvl>
-    <w:lvl w:ilvl="6" w:tentative="1">
-      <w:start w:val="1"/>
-      <w:numFmt w:val="decimal"/>
-      <w:lvlText w:val="%7."/>
-      <w:lvlJc w:val="left"/>
-      <w:pPr>
-        <w:tabs>
-          <w:tab w:val="num" w:pos="5040"/>
-        </w:tabs>
-        <w:ind w:left="5040" w:hanging="360"/>
-      </w:pPr>
-    </w:lvl>
-    <w:lvl w:ilvl="7" w:tentative="1">
-      <w:start w:val="1"/>
-      <w:numFmt w:val="decimal"/>
-      <w:lvlText w:val="%8."/>
-      <w:lvlJc w:val="left"/>
-      <w:pPr>
-        <w:tabs>
-          <w:tab w:val="num" w:pos="5760"/>
-        </w:tabs>
-        <w:ind w:left="5760" w:hanging="360"/>
-      </w:pPr>
-    </w:lvl>
-    <w:lvl w:ilvl="8" w:tentative="1">
-      <w:start w:val="1"/>
-      <w:numFmt w:val="decimal"/>
-      <w:lvlText w:val="%9."/>
-      <w:lvlJc w:val="left"/>
-      <w:pPr>
-        <w:tabs>
-          <w:tab w:val="num" w:pos="6480"/>
-        </w:tabs>
-        <w:ind w:left="6480" w:hanging="360"/>
-      </w:pPr>
-    </w:lvl>
-  </w:abstractNum>
-  <w:abstractNum w:abstractNumId="9" w15:restartNumberingAfterBreak="0">
-    <w:nsid w:val="64293837"/>
-    <w:multiLevelType w:val="multilevel"/>
-    <w:tmpl w:val="AA2CEFE8"/>
+    <w:tmpl w:val="548E66A4"/>
     <w:lvl w:ilvl="0">
       <w:start w:val="1"/>
       <w:numFmt w:val="bullet"/>
@@ -9789,35 +14206,300 @@
       </w:rPr>
     </w:lvl>
   </w:abstractNum>
+  <w:abstractNum w:abstractNumId="9" w15:restartNumberingAfterBreak="0">
+    <w:nsid w:val="60B54ACE"/>
+    <w:multiLevelType w:val="multilevel"/>
+    <w:tmpl w:val="09485858"/>
+    <w:lvl w:ilvl="0">
+      <w:start w:val="1"/>
+      <w:numFmt w:val="decimal"/>
+      <w:lvlText w:val="%1."/>
+      <w:lvlJc w:val="left"/>
+      <w:pPr>
+        <w:tabs>
+          <w:tab w:val="num" w:pos="720"/>
+        </w:tabs>
+        <w:ind w:left="720" w:hanging="360"/>
+      </w:pPr>
+    </w:lvl>
+    <w:lvl w:ilvl="1" w:tentative="1">
+      <w:start w:val="1"/>
+      <w:numFmt w:val="decimal"/>
+      <w:lvlText w:val="%2."/>
+      <w:lvlJc w:val="left"/>
+      <w:pPr>
+        <w:tabs>
+          <w:tab w:val="num" w:pos="1440"/>
+        </w:tabs>
+        <w:ind w:left="1440" w:hanging="360"/>
+      </w:pPr>
+    </w:lvl>
+    <w:lvl w:ilvl="2" w:tentative="1">
+      <w:start w:val="1"/>
+      <w:numFmt w:val="decimal"/>
+      <w:lvlText w:val="%3."/>
+      <w:lvlJc w:val="left"/>
+      <w:pPr>
+        <w:tabs>
+          <w:tab w:val="num" w:pos="2160"/>
+        </w:tabs>
+        <w:ind w:left="2160" w:hanging="360"/>
+      </w:pPr>
+    </w:lvl>
+    <w:lvl w:ilvl="3" w:tentative="1">
+      <w:start w:val="1"/>
+      <w:numFmt w:val="decimal"/>
+      <w:lvlText w:val="%4."/>
+      <w:lvlJc w:val="left"/>
+      <w:pPr>
+        <w:tabs>
+          <w:tab w:val="num" w:pos="2880"/>
+        </w:tabs>
+        <w:ind w:left="2880" w:hanging="360"/>
+      </w:pPr>
+    </w:lvl>
+    <w:lvl w:ilvl="4" w:tentative="1">
+      <w:start w:val="1"/>
+      <w:numFmt w:val="decimal"/>
+      <w:lvlText w:val="%5."/>
+      <w:lvlJc w:val="left"/>
+      <w:pPr>
+        <w:tabs>
+          <w:tab w:val="num" w:pos="3600"/>
+        </w:tabs>
+        <w:ind w:left="3600" w:hanging="360"/>
+      </w:pPr>
+    </w:lvl>
+    <w:lvl w:ilvl="5" w:tentative="1">
+      <w:start w:val="1"/>
+      <w:numFmt w:val="decimal"/>
+      <w:lvlText w:val="%6."/>
+      <w:lvlJc w:val="left"/>
+      <w:pPr>
+        <w:tabs>
+          <w:tab w:val="num" w:pos="4320"/>
+        </w:tabs>
+        <w:ind w:left="4320" w:hanging="360"/>
+      </w:pPr>
+    </w:lvl>
+    <w:lvl w:ilvl="6" w:tentative="1">
+      <w:start w:val="1"/>
+      <w:numFmt w:val="decimal"/>
+      <w:lvlText w:val="%7."/>
+      <w:lvlJc w:val="left"/>
+      <w:pPr>
+        <w:tabs>
+          <w:tab w:val="num" w:pos="5040"/>
+        </w:tabs>
+        <w:ind w:left="5040" w:hanging="360"/>
+      </w:pPr>
+    </w:lvl>
+    <w:lvl w:ilvl="7" w:tentative="1">
+      <w:start w:val="1"/>
+      <w:numFmt w:val="decimal"/>
+      <w:lvlText w:val="%8."/>
+      <w:lvlJc w:val="left"/>
+      <w:pPr>
+        <w:tabs>
+          <w:tab w:val="num" w:pos="5760"/>
+        </w:tabs>
+        <w:ind w:left="5760" w:hanging="360"/>
+      </w:pPr>
+    </w:lvl>
+    <w:lvl w:ilvl="8" w:tentative="1">
+      <w:start w:val="1"/>
+      <w:numFmt w:val="decimal"/>
+      <w:lvlText w:val="%9."/>
+      <w:lvlJc w:val="left"/>
+      <w:pPr>
+        <w:tabs>
+          <w:tab w:val="num" w:pos="6480"/>
+        </w:tabs>
+        <w:ind w:left="6480" w:hanging="360"/>
+      </w:pPr>
+    </w:lvl>
+  </w:abstractNum>
+  <w:abstractNum w:abstractNumId="10" w15:restartNumberingAfterBreak="0">
+    <w:nsid w:val="64293837"/>
+    <w:multiLevelType w:val="multilevel"/>
+    <w:tmpl w:val="AA2CEFE8"/>
+    <w:lvl w:ilvl="0">
+      <w:start w:val="1"/>
+      <w:numFmt w:val="bullet"/>
+      <w:lvlText w:val=""/>
+      <w:lvlJc w:val="left"/>
+      <w:pPr>
+        <w:tabs>
+          <w:tab w:val="num" w:pos="720"/>
+        </w:tabs>
+        <w:ind w:left="720" w:hanging="360"/>
+      </w:pPr>
+      <w:rPr>
+        <w:rFonts w:ascii="Symbol" w:hAnsi="Symbol" w:hint="default"/>
+        <w:sz w:val="20"/>
+      </w:rPr>
+    </w:lvl>
+    <w:lvl w:ilvl="1" w:tentative="1">
+      <w:start w:val="1"/>
+      <w:numFmt w:val="bullet"/>
+      <w:lvlText w:val="o"/>
+      <w:lvlJc w:val="left"/>
+      <w:pPr>
+        <w:tabs>
+          <w:tab w:val="num" w:pos="1440"/>
+        </w:tabs>
+        <w:ind w:left="1440" w:hanging="360"/>
+      </w:pPr>
+      <w:rPr>
+        <w:rFonts w:ascii="Courier New" w:hAnsi="Courier New" w:hint="default"/>
+        <w:sz w:val="20"/>
+      </w:rPr>
+    </w:lvl>
+    <w:lvl w:ilvl="2" w:tentative="1">
+      <w:start w:val="1"/>
+      <w:numFmt w:val="bullet"/>
+      <w:lvlText w:val=""/>
+      <w:lvlJc w:val="left"/>
+      <w:pPr>
+        <w:tabs>
+          <w:tab w:val="num" w:pos="2160"/>
+        </w:tabs>
+        <w:ind w:left="2160" w:hanging="360"/>
+      </w:pPr>
+      <w:rPr>
+        <w:rFonts w:ascii="Wingdings" w:hAnsi="Wingdings" w:hint="default"/>
+        <w:sz w:val="20"/>
+      </w:rPr>
+    </w:lvl>
+    <w:lvl w:ilvl="3" w:tentative="1">
+      <w:start w:val="1"/>
+      <w:numFmt w:val="bullet"/>
+      <w:lvlText w:val=""/>
+      <w:lvlJc w:val="left"/>
+      <w:pPr>
+        <w:tabs>
+          <w:tab w:val="num" w:pos="2880"/>
+        </w:tabs>
+        <w:ind w:left="2880" w:hanging="360"/>
+      </w:pPr>
+      <w:rPr>
+        <w:rFonts w:ascii="Wingdings" w:hAnsi="Wingdings" w:hint="default"/>
+        <w:sz w:val="20"/>
+      </w:rPr>
+    </w:lvl>
+    <w:lvl w:ilvl="4" w:tentative="1">
+      <w:start w:val="1"/>
+      <w:numFmt w:val="bullet"/>
+      <w:lvlText w:val=""/>
+      <w:lvlJc w:val="left"/>
+      <w:pPr>
+        <w:tabs>
+          <w:tab w:val="num" w:pos="3600"/>
+        </w:tabs>
+        <w:ind w:left="3600" w:hanging="360"/>
+      </w:pPr>
+      <w:rPr>
+        <w:rFonts w:ascii="Wingdings" w:hAnsi="Wingdings" w:hint="default"/>
+        <w:sz w:val="20"/>
+      </w:rPr>
+    </w:lvl>
+    <w:lvl w:ilvl="5" w:tentative="1">
+      <w:start w:val="1"/>
+      <w:numFmt w:val="bullet"/>
+      <w:lvlText w:val=""/>
+      <w:lvlJc w:val="left"/>
+      <w:pPr>
+        <w:tabs>
+          <w:tab w:val="num" w:pos="4320"/>
+        </w:tabs>
+        <w:ind w:left="4320" w:hanging="360"/>
+      </w:pPr>
+      <w:rPr>
+        <w:rFonts w:ascii="Wingdings" w:hAnsi="Wingdings" w:hint="default"/>
+        <w:sz w:val="20"/>
+      </w:rPr>
+    </w:lvl>
+    <w:lvl w:ilvl="6" w:tentative="1">
+      <w:start w:val="1"/>
+      <w:numFmt w:val="bullet"/>
+      <w:lvlText w:val=""/>
+      <w:lvlJc w:val="left"/>
+      <w:pPr>
+        <w:tabs>
+          <w:tab w:val="num" w:pos="5040"/>
+        </w:tabs>
+        <w:ind w:left="5040" w:hanging="360"/>
+      </w:pPr>
+      <w:rPr>
+        <w:rFonts w:ascii="Wingdings" w:hAnsi="Wingdings" w:hint="default"/>
+        <w:sz w:val="20"/>
+      </w:rPr>
+    </w:lvl>
+    <w:lvl w:ilvl="7" w:tentative="1">
+      <w:start w:val="1"/>
+      <w:numFmt w:val="bullet"/>
+      <w:lvlText w:val=""/>
+      <w:lvlJc w:val="left"/>
+      <w:pPr>
+        <w:tabs>
+          <w:tab w:val="num" w:pos="5760"/>
+        </w:tabs>
+        <w:ind w:left="5760" w:hanging="360"/>
+      </w:pPr>
+      <w:rPr>
+        <w:rFonts w:ascii="Wingdings" w:hAnsi="Wingdings" w:hint="default"/>
+        <w:sz w:val="20"/>
+      </w:rPr>
+    </w:lvl>
+    <w:lvl w:ilvl="8" w:tentative="1">
+      <w:start w:val="1"/>
+      <w:numFmt w:val="bullet"/>
+      <w:lvlText w:val=""/>
+      <w:lvlJc w:val="left"/>
+      <w:pPr>
+        <w:tabs>
+          <w:tab w:val="num" w:pos="6480"/>
+        </w:tabs>
+        <w:ind w:left="6480" w:hanging="360"/>
+      </w:pPr>
+      <w:rPr>
+        <w:rFonts w:ascii="Wingdings" w:hAnsi="Wingdings" w:hint="default"/>
+        <w:sz w:val="20"/>
+      </w:rPr>
+    </w:lvl>
+  </w:abstractNum>
   <w:num w:numId="1" w16cid:durableId="742798983">
-    <w:abstractNumId w:val="5"/>
+    <w:abstractNumId w:val="6"/>
   </w:num>
   <w:num w:numId="2" w16cid:durableId="1524321544">
-    <w:abstractNumId w:val="1"/>
+    <w:abstractNumId w:val="2"/>
   </w:num>
   <w:num w:numId="3" w16cid:durableId="714742576">
+    <w:abstractNumId w:val="10"/>
+  </w:num>
+  <w:num w:numId="4" w16cid:durableId="1432168088">
     <w:abstractNumId w:val="9"/>
   </w:num>
-  <w:num w:numId="4" w16cid:durableId="1432168088">
-    <w:abstractNumId w:val="8"/>
-  </w:num>
   <w:num w:numId="5" w16cid:durableId="1148740550">
-    <w:abstractNumId w:val="6"/>
+    <w:abstractNumId w:val="7"/>
   </w:num>
   <w:num w:numId="6" w16cid:durableId="1607344968">
     <w:abstractNumId w:val="0"/>
   </w:num>
   <w:num w:numId="7" w16cid:durableId="2123379676">
+    <w:abstractNumId w:val="4"/>
+  </w:num>
+  <w:num w:numId="8" w16cid:durableId="1988705245">
     <w:abstractNumId w:val="3"/>
   </w:num>
-  <w:num w:numId="8" w16cid:durableId="1988705245">
-    <w:abstractNumId w:val="2"/>
-  </w:num>
   <w:num w:numId="9" w16cid:durableId="330523589">
-    <w:abstractNumId w:val="7"/>
+    <w:abstractNumId w:val="8"/>
   </w:num>
   <w:num w:numId="10" w16cid:durableId="246967013">
-    <w:abstractNumId w:val="4"/>
+    <w:abstractNumId w:val="5"/>
+  </w:num>
+  <w:num w:numId="11" w16cid:durableId="1391884139">
+    <w:abstractNumId w:val="1"/>
   </w:num>
 </w:numbering>
 </file>

--- a/Interview NOtes.docx
+++ b/Interview NOtes.docx
@@ -8360,7 +8360,7 @@
           <w:szCs w:val="28"/>
         </w:rPr>
         <w:pict w14:anchorId="7A2D7E47">
-          <v:rect id="_x0000_i1213" style="width:0;height:1.5pt" o:hralign="center" o:hrstd="t" o:hr="t" fillcolor="#a0a0a0" stroked="f"/>
+          <v:rect id="_x0000_i1063" style="width:0;height:1.5pt" o:hralign="center" o:hrstd="t" o:hr="t" fillcolor="#a0a0a0" stroked="f"/>
         </w:pict>
       </w:r>
     </w:p>
@@ -8563,7 +8563,7 @@
           <w:szCs w:val="28"/>
         </w:rPr>
         <w:pict w14:anchorId="3E526400">
-          <v:rect id="_x0000_i1214" style="width:0;height:1.5pt" o:hralign="center" o:hrstd="t" o:hr="t" fillcolor="#a0a0a0" stroked="f"/>
+          <v:rect id="_x0000_i1064" style="width:0;height:1.5pt" o:hralign="center" o:hrstd="t" o:hr="t" fillcolor="#a0a0a0" stroked="f"/>
         </w:pict>
       </w:r>
     </w:p>
@@ -8654,7 +8654,7 @@
           <w:szCs w:val="28"/>
         </w:rPr>
         <w:pict w14:anchorId="79D337BA">
-          <v:rect id="_x0000_i1215" style="width:0;height:1.5pt" o:hralign="center" o:hrstd="t" o:hr="t" fillcolor="#a0a0a0" stroked="f"/>
+          <v:rect id="_x0000_i1065" style="width:0;height:1.5pt" o:hralign="center" o:hrstd="t" o:hr="t" fillcolor="#a0a0a0" stroked="f"/>
         </w:pict>
       </w:r>
     </w:p>
@@ -8946,7 +8946,7 @@
           <w:szCs w:val="28"/>
         </w:rPr>
         <w:pict w14:anchorId="370DD1B5">
-          <v:rect id="_x0000_i1216" style="width:0;height:1.5pt" o:hralign="center" o:hrstd="t" o:hr="t" fillcolor="#a0a0a0" stroked="f"/>
+          <v:rect id="_x0000_i1066" style="width:0;height:1.5pt" o:hralign="center" o:hrstd="t" o:hr="t" fillcolor="#a0a0a0" stroked="f"/>
         </w:pict>
       </w:r>
     </w:p>
@@ -9008,7 +9008,7 @@
           <w:szCs w:val="28"/>
         </w:rPr>
         <w:pict w14:anchorId="2832DF67">
-          <v:rect id="_x0000_i1217" style="width:0;height:1.5pt" o:hralign="center" o:hrstd="t" o:hr="t" fillcolor="#a0a0a0" stroked="f"/>
+          <v:rect id="_x0000_i1067" style="width:0;height:1.5pt" o:hralign="center" o:hrstd="t" o:hr="t" fillcolor="#a0a0a0" stroked="f"/>
         </w:pict>
       </w:r>
     </w:p>
@@ -9161,7 +9161,7 @@
           <w:szCs w:val="28"/>
         </w:rPr>
         <w:pict w14:anchorId="42B1334E">
-          <v:rect id="_x0000_i1218" style="width:0;height:1.5pt" o:hralign="center" o:hrstd="t" o:hr="t" fillcolor="#a0a0a0" stroked="f"/>
+          <v:rect id="_x0000_i1068" style="width:0;height:1.5pt" o:hralign="center" o:hrstd="t" o:hr="t" fillcolor="#a0a0a0" stroked="f"/>
         </w:pict>
       </w:r>
     </w:p>
@@ -9270,7 +9270,7 @@
           <w:szCs w:val="28"/>
         </w:rPr>
         <w:pict w14:anchorId="230A1CB7">
-          <v:rect id="_x0000_i1219" style="width:0;height:1.5pt" o:hralign="center" o:hrstd="t" o:hr="t" fillcolor="#a0a0a0" stroked="f"/>
+          <v:rect id="_x0000_i1069" style="width:0;height:1.5pt" o:hralign="center" o:hrstd="t" o:hr="t" fillcolor="#a0a0a0" stroked="f"/>
         </w:pict>
       </w:r>
     </w:p>
@@ -9379,7 +9379,7 @@
           <w:szCs w:val="28"/>
         </w:rPr>
         <w:pict w14:anchorId="55FC691A">
-          <v:rect id="_x0000_i1220" style="width:0;height:1.5pt" o:hralign="center" o:hrstd="t" o:hr="t" fillcolor="#a0a0a0" stroked="f"/>
+          <v:rect id="_x0000_i1070" style="width:0;height:1.5pt" o:hralign="center" o:hrstd="t" o:hr="t" fillcolor="#a0a0a0" stroked="f"/>
         </w:pict>
       </w:r>
     </w:p>
@@ -9468,7 +9468,7 @@
           <w:szCs w:val="28"/>
         </w:rPr>
         <w:pict w14:anchorId="4F58F55E">
-          <v:rect id="_x0000_i1221" style="width:0;height:1.5pt" o:hralign="center" o:hrstd="t" o:hr="t" fillcolor="#a0a0a0" stroked="f"/>
+          <v:rect id="_x0000_i1071" style="width:0;height:1.5pt" o:hralign="center" o:hrstd="t" o:hr="t" fillcolor="#a0a0a0" stroked="f"/>
         </w:pict>
       </w:r>
     </w:p>
@@ -9557,7 +9557,7 @@
           <w:szCs w:val="28"/>
         </w:rPr>
         <w:pict w14:anchorId="22C9F8B5">
-          <v:rect id="_x0000_i1222" style="width:0;height:1.5pt" o:hralign="center" o:hrstd="t" o:hr="t" fillcolor="#a0a0a0" stroked="f"/>
+          <v:rect id="_x0000_i1072" style="width:0;height:1.5pt" o:hralign="center" o:hrstd="t" o:hr="t" fillcolor="#a0a0a0" stroked="f"/>
         </w:pict>
       </w:r>
     </w:p>
@@ -9646,7 +9646,7 @@
           <w:szCs w:val="28"/>
         </w:rPr>
         <w:pict w14:anchorId="3956FE43">
-          <v:rect id="_x0000_i1223" style="width:0;height:1.5pt" o:hralign="center" o:hrstd="t" o:hr="t" fillcolor="#a0a0a0" stroked="f"/>
+          <v:rect id="_x0000_i1073" style="width:0;height:1.5pt" o:hralign="center" o:hrstd="t" o:hr="t" fillcolor="#a0a0a0" stroked="f"/>
         </w:pict>
       </w:r>
     </w:p>
@@ -10030,7 +10030,7 @@
           <w:szCs w:val="28"/>
         </w:rPr>
         <w:pict w14:anchorId="59652741">
-          <v:rect id="_x0000_i1224" style="width:0;height:1.5pt" o:hralign="center" o:hrstd="t" o:hr="t" fillcolor="#a0a0a0" stroked="f"/>
+          <v:rect id="_x0000_i1074" style="width:0;height:1.5pt" o:hralign="center" o:hrstd="t" o:hr="t" fillcolor="#a0a0a0" stroked="f"/>
         </w:pict>
       </w:r>
     </w:p>
@@ -10091,7 +10091,7 @@
           <w:szCs w:val="28"/>
         </w:rPr>
         <w:pict w14:anchorId="189FDD6E">
-          <v:rect id="_x0000_i1225" style="width:0;height:1.5pt" o:hralign="center" o:hrstd="t" o:hr="t" fillcolor="#a0a0a0" stroked="f"/>
+          <v:rect id="_x0000_i1075" style="width:0;height:1.5pt" o:hralign="center" o:hrstd="t" o:hr="t" fillcolor="#a0a0a0" stroked="f"/>
         </w:pict>
       </w:r>
     </w:p>
@@ -10234,7 +10234,7 @@
           <w:szCs w:val="28"/>
         </w:rPr>
         <w:pict w14:anchorId="47FE7F41">
-          <v:rect id="_x0000_i1226" style="width:0;height:1.5pt" o:hralign="center" o:hrstd="t" o:hr="t" fillcolor="#a0a0a0" stroked="f"/>
+          <v:rect id="_x0000_i1076" style="width:0;height:1.5pt" o:hralign="center" o:hrstd="t" o:hr="t" fillcolor="#a0a0a0" stroked="f"/>
         </w:pict>
       </w:r>
     </w:p>
@@ -10479,7 +10479,7 @@
           <w:szCs w:val="28"/>
         </w:rPr>
         <w:pict w14:anchorId="0964C698">
-          <v:rect id="_x0000_i1227" style="width:0;height:1.5pt" o:hralign="center" o:hrstd="t" o:hr="t" fillcolor="#a0a0a0" stroked="f"/>
+          <v:rect id="_x0000_i1077" style="width:0;height:1.5pt" o:hralign="center" o:hrstd="t" o:hr="t" fillcolor="#a0a0a0" stroked="f"/>
         </w:pict>
       </w:r>
     </w:p>
@@ -10540,7 +10540,7 @@
           <w:szCs w:val="28"/>
         </w:rPr>
         <w:pict w14:anchorId="7A2370DC">
-          <v:rect id="_x0000_i1228" style="width:0;height:1.5pt" o:hralign="center" o:hrstd="t" o:hr="t" fillcolor="#a0a0a0" stroked="f"/>
+          <v:rect id="_x0000_i1078" style="width:0;height:1.5pt" o:hralign="center" o:hrstd="t" o:hr="t" fillcolor="#a0a0a0" stroked="f"/>
         </w:pict>
       </w:r>
     </w:p>
@@ -10693,7 +10693,7 @@
           <w:szCs w:val="28"/>
         </w:rPr>
         <w:pict w14:anchorId="3CAD983D">
-          <v:rect id="_x0000_i1229" style="width:0;height:1.5pt" o:hralign="center" o:hrstd="t" o:hr="t" fillcolor="#a0a0a0" stroked="f"/>
+          <v:rect id="_x0000_i1079" style="width:0;height:1.5pt" o:hralign="center" o:hrstd="t" o:hr="t" fillcolor="#a0a0a0" stroked="f"/>
         </w:pict>
       </w:r>
     </w:p>
@@ -10836,7 +10836,7 @@
           <w:szCs w:val="28"/>
         </w:rPr>
         <w:pict w14:anchorId="6AB640C9">
-          <v:rect id="_x0000_i1230" style="width:0;height:1.5pt" o:hralign="center" o:hrstd="t" o:hr="t" fillcolor="#a0a0a0" stroked="f"/>
+          <v:rect id="_x0000_i1080" style="width:0;height:1.5pt" o:hralign="center" o:hrstd="t" o:hr="t" fillcolor="#a0a0a0" stroked="f"/>
         </w:pict>
       </w:r>
     </w:p>
@@ -10947,7 +10947,7 @@
           <w:szCs w:val="28"/>
         </w:rPr>
         <w:pict w14:anchorId="6CE05D0C">
-          <v:rect id="_x0000_i1231" style="width:0;height:1.5pt" o:hralign="center" o:hrstd="t" o:hr="t" fillcolor="#a0a0a0" stroked="f"/>
+          <v:rect id="_x0000_i1081" style="width:0;height:1.5pt" o:hralign="center" o:hrstd="t" o:hr="t" fillcolor="#a0a0a0" stroked="f"/>
         </w:pict>
       </w:r>
     </w:p>
@@ -11052,7 +11052,7 @@
           <w:szCs w:val="28"/>
         </w:rPr>
         <w:pict w14:anchorId="765E8320">
-          <v:rect id="_x0000_i1232" style="width:0;height:1.5pt" o:hralign="center" o:hrstd="t" o:hr="t" fillcolor="#a0a0a0" stroked="f"/>
+          <v:rect id="_x0000_i1082" style="width:0;height:1.5pt" o:hralign="center" o:hrstd="t" o:hr="t" fillcolor="#a0a0a0" stroked="f"/>
         </w:pict>
       </w:r>
     </w:p>
@@ -11113,7 +11113,7 @@
           <w:szCs w:val="28"/>
         </w:rPr>
         <w:pict w14:anchorId="22D966E0">
-          <v:rect id="_x0000_i1233" style="width:0;height:1.5pt" o:hralign="center" o:hrstd="t" o:hr="t" fillcolor="#a0a0a0" stroked="f"/>
+          <v:rect id="_x0000_i1083" style="width:0;height:1.5pt" o:hralign="center" o:hrstd="t" o:hr="t" fillcolor="#a0a0a0" stroked="f"/>
         </w:pict>
       </w:r>
     </w:p>
@@ -11266,7 +11266,7 @@
           <w:szCs w:val="28"/>
         </w:rPr>
         <w:pict w14:anchorId="094C69C8">
-          <v:rect id="_x0000_i1234" style="width:0;height:1.5pt" o:hralign="center" o:hrstd="t" o:hr="t" fillcolor="#a0a0a0" stroked="f"/>
+          <v:rect id="_x0000_i1084" style="width:0;height:1.5pt" o:hralign="center" o:hrstd="t" o:hr="t" fillcolor="#a0a0a0" stroked="f"/>
         </w:pict>
       </w:r>
     </w:p>
@@ -11880,7 +11880,7 @@
           <w:szCs w:val="28"/>
         </w:rPr>
         <w:pict w14:anchorId="5382DF4B">
-          <v:rect id="_x0000_i1235" style="width:0;height:1.5pt" o:hralign="center" o:hrstd="t" o:hr="t" fillcolor="#a0a0a0" stroked="f"/>
+          <v:rect id="_x0000_i1085" style="width:0;height:1.5pt" o:hralign="center" o:hrstd="t" o:hr="t" fillcolor="#a0a0a0" stroked="f"/>
         </w:pict>
       </w:r>
     </w:p>
@@ -12394,7 +12394,7 @@
           <w:szCs w:val="28"/>
         </w:rPr>
         <w:pict w14:anchorId="5EBD1E94">
-          <v:rect id="_x0000_i1236" style="width:0;height:1.5pt" o:hralign="center" o:hrstd="t" o:hr="t" fillcolor="#a0a0a0" stroked="f"/>
+          <v:rect id="_x0000_i1086" style="width:0;height:1.5pt" o:hralign="center" o:hrstd="t" o:hr="t" fillcolor="#a0a0a0" stroked="f"/>
         </w:pict>
       </w:r>
     </w:p>
@@ -12641,7 +12641,7 @@
         </w:rPr>
         <w:lastRenderedPageBreak/>
         <w:pict w14:anchorId="184B07E8">
-          <v:rect id="_x0000_i1237" style="width:0;height:1.5pt" o:hralign="center" o:hrstd="t" o:hr="t" fillcolor="#a0a0a0" stroked="f"/>
+          <v:rect id="_x0000_i1087" style="width:0;height:1.5pt" o:hralign="center" o:hrstd="t" o:hr="t" fillcolor="#a0a0a0" stroked="f"/>
         </w:pict>
       </w:r>
     </w:p>
@@ -12879,6 +12879,6021 @@
           <w:szCs w:val="28"/>
         </w:rPr>
         <w:t xml:space="preserve"> (JSON → Model → Dart Object → UI). Ye topic samajh gaye to tum API integration ko production level par samajhne lagoge.</w:t>
+      </w:r>
+    </w:p>
+    <w:p>
+      <w:pPr>
+        <w:rPr>
+          <w:sz w:val="28"/>
+          <w:szCs w:val="28"/>
+        </w:rPr>
+      </w:pPr>
+      <w:r>
+        <w:rPr>
+          <w:sz w:val="28"/>
+          <w:szCs w:val="28"/>
+        </w:rPr>
+        <w:t xml:space="preserve">Perfect. </w:t>
+      </w:r>
+      <w:r>
+        <w:rPr>
+          <w:rFonts w:ascii="Segoe UI Emoji" w:hAnsi="Segoe UI Emoji" w:cs="Segoe UI Emoji"/>
+          <w:sz w:val="28"/>
+          <w:szCs w:val="28"/>
+        </w:rPr>
+        <w:t>👌</w:t>
+      </w:r>
+      <w:r>
+        <w:rPr>
+          <w:sz w:val="28"/>
+          <w:szCs w:val="28"/>
+        </w:rPr>
+        <w:t xml:space="preserve"> Ye </w:t>
+      </w:r>
+      <w:r>
+        <w:rPr>
+          <w:b/>
+          <w:bCs/>
+          <w:sz w:val="28"/>
+          <w:szCs w:val="28"/>
+        </w:rPr>
+        <w:t>MS Word Ready Notes</w:t>
+      </w:r>
+      <w:r>
+        <w:rPr>
+          <w:sz w:val="28"/>
+          <w:szCs w:val="28"/>
+        </w:rPr>
+        <w:t xml:space="preserve"> hain. Inhe tum directly Word me paste kar sakte ho.</w:t>
+      </w:r>
+    </w:p>
+    <w:p>
+      <w:pPr>
+        <w:rPr>
+          <w:sz w:val="28"/>
+          <w:szCs w:val="28"/>
+        </w:rPr>
+      </w:pPr>
+      <w:r>
+        <w:rPr>
+          <w:sz w:val="28"/>
+          <w:szCs w:val="28"/>
+        </w:rPr>
+        <w:pict w14:anchorId="6E145EF2">
+          <v:rect id="_x0000_i1298" style="width:0;height:1.5pt" o:hralign="center" o:hrstd="t" o:hr="t" fillcolor="#a0a0a0" stroked="f"/>
+        </w:pict>
+      </w:r>
+    </w:p>
+    <w:p>
+      <w:pPr>
+        <w:rPr>
+          <w:b/>
+          <w:bCs/>
+          <w:sz w:val="28"/>
+          <w:szCs w:val="28"/>
+        </w:rPr>
+      </w:pPr>
+      <w:r>
+        <w:rPr>
+          <w:rFonts w:ascii="Segoe UI Emoji" w:hAnsi="Segoe UI Emoji" w:cs="Segoe UI Emoji"/>
+          <w:b/>
+          <w:bCs/>
+          <w:sz w:val="28"/>
+          <w:szCs w:val="28"/>
+        </w:rPr>
+        <w:t>📘</w:t>
+      </w:r>
+      <w:r>
+        <w:rPr>
+          <w:b/>
+          <w:bCs/>
+          <w:sz w:val="28"/>
+          <w:szCs w:val="28"/>
+        </w:rPr>
+        <w:t xml:space="preserve"> Flutter Notes</w:t>
+      </w:r>
+    </w:p>
+    <w:p>
+      <w:pPr>
+        <w:rPr>
+          <w:b/>
+          <w:bCs/>
+          <w:sz w:val="28"/>
+          <w:szCs w:val="28"/>
+        </w:rPr>
+      </w:pPr>
+      <w:r>
+        <w:rPr>
+          <w:b/>
+          <w:bCs/>
+          <w:sz w:val="28"/>
+          <w:szCs w:val="28"/>
+        </w:rPr>
+        <w:t>Topic 1: Model</w:t>
+      </w:r>
+    </w:p>
+    <w:p>
+      <w:pPr>
+        <w:rPr>
+          <w:b/>
+          <w:bCs/>
+          <w:sz w:val="28"/>
+          <w:szCs w:val="28"/>
+        </w:rPr>
+      </w:pPr>
+      <w:r>
+        <w:rPr>
+          <w:rFonts w:ascii="Segoe UI Emoji" w:hAnsi="Segoe UI Emoji" w:cs="Segoe UI Emoji"/>
+          <w:b/>
+          <w:bCs/>
+          <w:sz w:val="28"/>
+          <w:szCs w:val="28"/>
+        </w:rPr>
+        <w:t>❓</w:t>
+      </w:r>
+      <w:r>
+        <w:rPr>
+          <w:b/>
+          <w:bCs/>
+          <w:sz w:val="28"/>
+          <w:szCs w:val="28"/>
+        </w:rPr>
+        <w:t>What is a Model?</w:t>
+      </w:r>
+    </w:p>
+    <w:p>
+      <w:pPr>
+        <w:rPr>
+          <w:b/>
+          <w:bCs/>
+          <w:sz w:val="28"/>
+          <w:szCs w:val="28"/>
+        </w:rPr>
+      </w:pPr>
+      <w:r>
+        <w:rPr>
+          <w:rFonts w:ascii="Segoe UI Emoji" w:hAnsi="Segoe UI Emoji" w:cs="Segoe UI Emoji"/>
+          <w:b/>
+          <w:bCs/>
+          <w:sz w:val="28"/>
+          <w:szCs w:val="28"/>
+        </w:rPr>
+        <w:t>📖</w:t>
+      </w:r>
+      <w:r>
+        <w:rPr>
+          <w:b/>
+          <w:bCs/>
+          <w:sz w:val="28"/>
+          <w:szCs w:val="28"/>
+        </w:rPr>
+        <w:t xml:space="preserve"> Simple Explanation</w:t>
+      </w:r>
+    </w:p>
+    <w:p>
+      <w:pPr>
+        <w:rPr>
+          <w:sz w:val="28"/>
+          <w:szCs w:val="28"/>
+        </w:rPr>
+      </w:pPr>
+      <w:r>
+        <w:rPr>
+          <w:sz w:val="28"/>
+          <w:szCs w:val="28"/>
+        </w:rPr>
+        <w:t xml:space="preserve">Model ek Dart class hoti hai jo API ya Database se aane wale data ko </w:t>
+      </w:r>
+      <w:r>
+        <w:rPr>
+          <w:b/>
+          <w:bCs/>
+          <w:sz w:val="28"/>
+          <w:szCs w:val="28"/>
+        </w:rPr>
+        <w:t>structured form</w:t>
+      </w:r>
+      <w:r>
+        <w:rPr>
+          <w:sz w:val="28"/>
+          <w:szCs w:val="28"/>
+        </w:rPr>
+        <w:t xml:space="preserve"> me store karti hai.</w:t>
+      </w:r>
+    </w:p>
+    <w:p>
+      <w:pPr>
+        <w:rPr>
+          <w:sz w:val="28"/>
+          <w:szCs w:val="28"/>
+        </w:rPr>
+      </w:pPr>
+      <w:r>
+        <w:rPr>
+          <w:sz w:val="28"/>
+          <w:szCs w:val="28"/>
+        </w:rPr>
+        <w:t>Model code ko clean, reusable aur easy to manage banata hai.</w:t>
+      </w:r>
+    </w:p>
+    <w:p>
+      <w:pPr>
+        <w:rPr>
+          <w:sz w:val="28"/>
+          <w:szCs w:val="28"/>
+        </w:rPr>
+      </w:pPr>
+      <w:r>
+        <w:rPr>
+          <w:sz w:val="28"/>
+          <w:szCs w:val="28"/>
+        </w:rPr>
+        <w:pict w14:anchorId="1E8B560A">
+          <v:rect id="_x0000_i1299" style="width:0;height:1.5pt" o:hralign="center" o:hrstd="t" o:hr="t" fillcolor="#a0a0a0" stroked="f"/>
+        </w:pict>
+      </w:r>
+    </w:p>
+    <w:p>
+      <w:pPr>
+        <w:rPr>
+          <w:b/>
+          <w:bCs/>
+          <w:sz w:val="28"/>
+          <w:szCs w:val="28"/>
+        </w:rPr>
+      </w:pPr>
+      <w:r>
+        <w:rPr>
+          <w:b/>
+          <w:bCs/>
+          <w:sz w:val="28"/>
+          <w:szCs w:val="28"/>
+        </w:rPr>
+        <w:t>Why do we need a Model?</w:t>
+      </w:r>
+    </w:p>
+    <w:p>
+      <w:pPr>
+        <w:rPr>
+          <w:sz w:val="28"/>
+          <w:szCs w:val="28"/>
+        </w:rPr>
+      </w:pPr>
+      <w:r>
+        <w:rPr>
+          <w:sz w:val="28"/>
+          <w:szCs w:val="28"/>
+        </w:rPr>
+        <w:lastRenderedPageBreak/>
+        <w:t>Without Model</w:t>
+      </w:r>
+    </w:p>
+    <w:p>
+      <w:pPr>
+        <w:rPr>
+          <w:sz w:val="28"/>
+          <w:szCs w:val="28"/>
+        </w:rPr>
+      </w:pPr>
+      <w:r>
+        <w:rPr>
+          <w:sz w:val="28"/>
+          <w:szCs w:val="28"/>
+        </w:rPr>
+        <w:t>data["name"];</w:t>
+      </w:r>
+    </w:p>
+    <w:p>
+      <w:pPr>
+        <w:rPr>
+          <w:sz w:val="28"/>
+          <w:szCs w:val="28"/>
+        </w:rPr>
+      </w:pPr>
+      <w:r>
+        <w:rPr>
+          <w:sz w:val="28"/>
+          <w:szCs w:val="28"/>
+        </w:rPr>
+        <w:t>data["email"];</w:t>
+      </w:r>
+    </w:p>
+    <w:p>
+      <w:pPr>
+        <w:rPr>
+          <w:sz w:val="28"/>
+          <w:szCs w:val="28"/>
+        </w:rPr>
+      </w:pPr>
+      <w:r>
+        <w:rPr>
+          <w:sz w:val="28"/>
+          <w:szCs w:val="28"/>
+        </w:rPr>
+        <w:t>data["bio"];</w:t>
+      </w:r>
+    </w:p>
+    <w:p>
+      <w:pPr>
+        <w:rPr>
+          <w:sz w:val="28"/>
+          <w:szCs w:val="28"/>
+        </w:rPr>
+      </w:pPr>
+      <w:r>
+        <w:rPr>
+          <w:sz w:val="28"/>
+          <w:szCs w:val="28"/>
+        </w:rPr>
+        <w:t>Har jagah string keys likhni padti hain.</w:t>
+      </w:r>
+    </w:p>
+    <w:p>
+      <w:pPr>
+        <w:rPr>
+          <w:sz w:val="28"/>
+          <w:szCs w:val="28"/>
+        </w:rPr>
+      </w:pPr>
+      <w:r>
+        <w:rPr>
+          <w:sz w:val="28"/>
+          <w:szCs w:val="28"/>
+        </w:rPr>
+        <w:t>With Model</w:t>
+      </w:r>
+    </w:p>
+    <w:p>
+      <w:pPr>
+        <w:rPr>
+          <w:sz w:val="28"/>
+          <w:szCs w:val="28"/>
+        </w:rPr>
+      </w:pPr>
+      <w:r>
+        <w:rPr>
+          <w:sz w:val="28"/>
+          <w:szCs w:val="28"/>
+        </w:rPr>
+        <w:t>user.name;</w:t>
+      </w:r>
+    </w:p>
+    <w:p>
+      <w:pPr>
+        <w:rPr>
+          <w:sz w:val="28"/>
+          <w:szCs w:val="28"/>
+        </w:rPr>
+      </w:pPr>
+      <w:r>
+        <w:rPr>
+          <w:sz w:val="28"/>
+          <w:szCs w:val="28"/>
+        </w:rPr>
+        <w:t>user.email;</w:t>
+      </w:r>
+    </w:p>
+    <w:p>
+      <w:pPr>
+        <w:rPr>
+          <w:sz w:val="28"/>
+          <w:szCs w:val="28"/>
+        </w:rPr>
+      </w:pPr>
+      <w:r>
+        <w:rPr>
+          <w:sz w:val="28"/>
+          <w:szCs w:val="28"/>
+        </w:rPr>
+        <w:t>user.bio;</w:t>
+      </w:r>
+    </w:p>
+    <w:p>
+      <w:pPr>
+        <w:rPr>
+          <w:sz w:val="28"/>
+          <w:szCs w:val="28"/>
+        </w:rPr>
+      </w:pPr>
+      <w:r>
+        <w:rPr>
+          <w:sz w:val="28"/>
+          <w:szCs w:val="28"/>
+        </w:rPr>
+        <w:t>Code clean aur readable ho jata hai.</w:t>
+      </w:r>
+    </w:p>
+    <w:p>
+      <w:pPr>
+        <w:rPr>
+          <w:sz w:val="28"/>
+          <w:szCs w:val="28"/>
+        </w:rPr>
+      </w:pPr>
+      <w:r>
+        <w:rPr>
+          <w:sz w:val="28"/>
+          <w:szCs w:val="28"/>
+        </w:rPr>
+        <w:pict w14:anchorId="6270754E">
+          <v:rect id="_x0000_i1300" style="width:0;height:1.5pt" o:hralign="center" o:hrstd="t" o:hr="t" fillcolor="#a0a0a0" stroked="f"/>
+        </w:pict>
+      </w:r>
+    </w:p>
+    <w:p>
+      <w:pPr>
+        <w:rPr>
+          <w:b/>
+          <w:bCs/>
+          <w:sz w:val="28"/>
+          <w:szCs w:val="28"/>
+        </w:rPr>
+      </w:pPr>
+      <w:r>
+        <w:rPr>
+          <w:b/>
+          <w:bCs/>
+          <w:sz w:val="28"/>
+          <w:szCs w:val="28"/>
+        </w:rPr>
+        <w:t>Example</w:t>
+      </w:r>
+    </w:p>
+    <w:p>
+      <w:pPr>
+        <w:rPr>
+          <w:sz w:val="28"/>
+          <w:szCs w:val="28"/>
+        </w:rPr>
+      </w:pPr>
+      <w:r>
+        <w:rPr>
+          <w:sz w:val="28"/>
+          <w:szCs w:val="28"/>
+        </w:rPr>
+        <w:t>class UserModel {</w:t>
+      </w:r>
+    </w:p>
+    <w:p>
+      <w:pPr>
+        <w:rPr>
+          <w:sz w:val="28"/>
+          <w:szCs w:val="28"/>
+        </w:rPr>
+      </w:pPr>
+    </w:p>
+    <w:p>
+      <w:pPr>
+        <w:rPr>
+          <w:sz w:val="28"/>
+          <w:szCs w:val="28"/>
+        </w:rPr>
+      </w:pPr>
+      <w:r>
+        <w:rPr>
+          <w:sz w:val="28"/>
+          <w:szCs w:val="28"/>
+        </w:rPr>
+        <w:t xml:space="preserve">  String name;</w:t>
+      </w:r>
+    </w:p>
+    <w:p>
+      <w:pPr>
+        <w:rPr>
+          <w:sz w:val="28"/>
+          <w:szCs w:val="28"/>
+        </w:rPr>
+      </w:pPr>
+      <w:r>
+        <w:rPr>
+          <w:sz w:val="28"/>
+          <w:szCs w:val="28"/>
+        </w:rPr>
+        <w:t xml:space="preserve">  String email;</w:t>
+      </w:r>
+    </w:p>
+    <w:p>
+      <w:pPr>
+        <w:rPr>
+          <w:sz w:val="28"/>
+          <w:szCs w:val="28"/>
+        </w:rPr>
+      </w:pPr>
+    </w:p>
+    <w:p>
+      <w:pPr>
+        <w:rPr>
+          <w:sz w:val="28"/>
+          <w:szCs w:val="28"/>
+        </w:rPr>
+      </w:pPr>
+      <w:r>
+        <w:rPr>
+          <w:sz w:val="28"/>
+          <w:szCs w:val="28"/>
+        </w:rPr>
+        <w:t xml:space="preserve">  UserModel({</w:t>
+      </w:r>
+    </w:p>
+    <w:p>
+      <w:pPr>
+        <w:rPr>
+          <w:sz w:val="28"/>
+          <w:szCs w:val="28"/>
+        </w:rPr>
+      </w:pPr>
+      <w:r>
+        <w:rPr>
+          <w:sz w:val="28"/>
+          <w:szCs w:val="28"/>
+        </w:rPr>
+        <w:t xml:space="preserve">    required this.name,</w:t>
+      </w:r>
+    </w:p>
+    <w:p>
+      <w:pPr>
+        <w:rPr>
+          <w:sz w:val="28"/>
+          <w:szCs w:val="28"/>
+        </w:rPr>
+      </w:pPr>
+      <w:r>
+        <w:rPr>
+          <w:sz w:val="28"/>
+          <w:szCs w:val="28"/>
+        </w:rPr>
+        <w:t xml:space="preserve">    required this.email,</w:t>
+      </w:r>
+    </w:p>
+    <w:p>
+      <w:pPr>
+        <w:rPr>
+          <w:sz w:val="28"/>
+          <w:szCs w:val="28"/>
+        </w:rPr>
+      </w:pPr>
+      <w:r>
+        <w:rPr>
+          <w:sz w:val="28"/>
+          <w:szCs w:val="28"/>
+        </w:rPr>
+        <w:t xml:space="preserve">  });</w:t>
+      </w:r>
+    </w:p>
+    <w:p>
+      <w:pPr>
+        <w:rPr>
+          <w:sz w:val="28"/>
+          <w:szCs w:val="28"/>
+        </w:rPr>
+      </w:pPr>
+    </w:p>
+    <w:p>
+      <w:pPr>
+        <w:rPr>
+          <w:sz w:val="28"/>
+          <w:szCs w:val="28"/>
+        </w:rPr>
+      </w:pPr>
+      <w:r>
+        <w:rPr>
+          <w:sz w:val="28"/>
+          <w:szCs w:val="28"/>
+        </w:rPr>
+        <w:t>}</w:t>
+      </w:r>
+    </w:p>
+    <w:p>
+      <w:pPr>
+        <w:rPr>
+          <w:sz w:val="28"/>
+          <w:szCs w:val="28"/>
+        </w:rPr>
+      </w:pPr>
+      <w:r>
+        <w:rPr>
+          <w:sz w:val="28"/>
+          <w:szCs w:val="28"/>
+        </w:rPr>
+        <w:lastRenderedPageBreak/>
+        <w:pict w14:anchorId="0F51099B">
+          <v:rect id="_x0000_i1301" style="width:0;height:1.5pt" o:hralign="center" o:hrstd="t" o:hr="t" fillcolor="#a0a0a0" stroked="f"/>
+        </w:pict>
+      </w:r>
+    </w:p>
+    <w:p>
+      <w:pPr>
+        <w:rPr>
+          <w:b/>
+          <w:bCs/>
+          <w:sz w:val="28"/>
+          <w:szCs w:val="28"/>
+        </w:rPr>
+      </w:pPr>
+      <w:r>
+        <w:rPr>
+          <w:b/>
+          <w:bCs/>
+          <w:sz w:val="28"/>
+          <w:szCs w:val="28"/>
+        </w:rPr>
+        <w:t>Interview Answer</w:t>
+      </w:r>
+    </w:p>
+    <w:p>
+      <w:pPr>
+        <w:rPr>
+          <w:sz w:val="28"/>
+          <w:szCs w:val="28"/>
+        </w:rPr>
+      </w:pPr>
+      <w:r>
+        <w:rPr>
+          <w:sz w:val="28"/>
+          <w:szCs w:val="28"/>
+        </w:rPr>
+        <w:t>A Model is a Dart class used to represent and organize data received from APIs or databases in a structured way.</w:t>
+      </w:r>
+    </w:p>
+    <w:p>
+      <w:pPr>
+        <w:rPr>
+          <w:sz w:val="28"/>
+          <w:szCs w:val="28"/>
+        </w:rPr>
+      </w:pPr>
+      <w:r>
+        <w:rPr>
+          <w:sz w:val="28"/>
+          <w:szCs w:val="28"/>
+        </w:rPr>
+        <w:pict w14:anchorId="32EA31BD">
+          <v:rect id="_x0000_i1302" style="width:0;height:1.5pt" o:hralign="center" o:hrstd="t" o:hr="t" fillcolor="#a0a0a0" stroked="f"/>
+        </w:pict>
+      </w:r>
+    </w:p>
+    <w:p>
+      <w:pPr>
+        <w:rPr>
+          <w:b/>
+          <w:bCs/>
+          <w:sz w:val="28"/>
+          <w:szCs w:val="28"/>
+        </w:rPr>
+      </w:pPr>
+      <w:r>
+        <w:rPr>
+          <w:b/>
+          <w:bCs/>
+          <w:sz w:val="28"/>
+          <w:szCs w:val="28"/>
+        </w:rPr>
+        <w:t>Memory Trick</w:t>
+      </w:r>
+    </w:p>
+    <w:p>
+      <w:pPr>
+        <w:rPr>
+          <w:sz w:val="28"/>
+          <w:szCs w:val="28"/>
+        </w:rPr>
+      </w:pPr>
+      <w:r>
+        <w:rPr>
+          <w:sz w:val="28"/>
+          <w:szCs w:val="28"/>
+        </w:rPr>
+        <w:t>Backend</w:t>
+      </w:r>
+    </w:p>
+    <w:p>
+      <w:pPr>
+        <w:rPr>
+          <w:sz w:val="28"/>
+          <w:szCs w:val="28"/>
+        </w:rPr>
+      </w:pPr>
+    </w:p>
+    <w:p>
+      <w:pPr>
+        <w:rPr>
+          <w:sz w:val="28"/>
+          <w:szCs w:val="28"/>
+        </w:rPr>
+      </w:pPr>
+      <w:r>
+        <w:rPr>
+          <w:sz w:val="28"/>
+          <w:szCs w:val="28"/>
+        </w:rPr>
+        <w:t>↓</w:t>
+      </w:r>
+    </w:p>
+    <w:p>
+      <w:pPr>
+        <w:rPr>
+          <w:sz w:val="28"/>
+          <w:szCs w:val="28"/>
+        </w:rPr>
+      </w:pPr>
+    </w:p>
+    <w:p>
+      <w:pPr>
+        <w:rPr>
+          <w:sz w:val="28"/>
+          <w:szCs w:val="28"/>
+        </w:rPr>
+      </w:pPr>
+      <w:r>
+        <w:rPr>
+          <w:sz w:val="28"/>
+          <w:szCs w:val="28"/>
+        </w:rPr>
+        <w:t>JSON</w:t>
+      </w:r>
+    </w:p>
+    <w:p>
+      <w:pPr>
+        <w:rPr>
+          <w:sz w:val="28"/>
+          <w:szCs w:val="28"/>
+        </w:rPr>
+      </w:pPr>
+    </w:p>
+    <w:p>
+      <w:pPr>
+        <w:rPr>
+          <w:sz w:val="28"/>
+          <w:szCs w:val="28"/>
+        </w:rPr>
+      </w:pPr>
+      <w:r>
+        <w:rPr>
+          <w:sz w:val="28"/>
+          <w:szCs w:val="28"/>
+        </w:rPr>
+        <w:t>↓</w:t>
+      </w:r>
+    </w:p>
+    <w:p>
+      <w:pPr>
+        <w:rPr>
+          <w:sz w:val="28"/>
+          <w:szCs w:val="28"/>
+        </w:rPr>
+      </w:pPr>
+    </w:p>
+    <w:p>
+      <w:pPr>
+        <w:rPr>
+          <w:sz w:val="28"/>
+          <w:szCs w:val="28"/>
+        </w:rPr>
+      </w:pPr>
+      <w:r>
+        <w:rPr>
+          <w:sz w:val="28"/>
+          <w:szCs w:val="28"/>
+        </w:rPr>
+        <w:t>Model</w:t>
+      </w:r>
+    </w:p>
+    <w:p>
+      <w:pPr>
+        <w:rPr>
+          <w:sz w:val="28"/>
+          <w:szCs w:val="28"/>
+        </w:rPr>
+      </w:pPr>
+    </w:p>
+    <w:p>
+      <w:pPr>
+        <w:rPr>
+          <w:sz w:val="28"/>
+          <w:szCs w:val="28"/>
+        </w:rPr>
+      </w:pPr>
+      <w:r>
+        <w:rPr>
+          <w:sz w:val="28"/>
+          <w:szCs w:val="28"/>
+        </w:rPr>
+        <w:t>↓</w:t>
+      </w:r>
+    </w:p>
+    <w:p>
+      <w:pPr>
+        <w:rPr>
+          <w:sz w:val="28"/>
+          <w:szCs w:val="28"/>
+        </w:rPr>
+      </w:pPr>
+    </w:p>
+    <w:p>
+      <w:pPr>
+        <w:rPr>
+          <w:sz w:val="28"/>
+          <w:szCs w:val="28"/>
+        </w:rPr>
+      </w:pPr>
+      <w:r>
+        <w:rPr>
+          <w:sz w:val="28"/>
+          <w:szCs w:val="28"/>
+        </w:rPr>
+        <w:t>Flutter UI</w:t>
+      </w:r>
+    </w:p>
+    <w:p>
+      <w:pPr>
+        <w:rPr>
+          <w:sz w:val="28"/>
+          <w:szCs w:val="28"/>
+        </w:rPr>
+      </w:pPr>
+      <w:r>
+        <w:rPr>
+          <w:sz w:val="28"/>
+          <w:szCs w:val="28"/>
+        </w:rPr>
+        <w:pict w14:anchorId="5D82DC80">
+          <v:rect id="_x0000_i1303" style="width:0;height:1.5pt" o:hralign="center" o:hrstd="t" o:hr="t" fillcolor="#a0a0a0" stroked="f"/>
+        </w:pict>
+      </w:r>
+    </w:p>
+    <w:p>
+      <w:pPr>
+        <w:rPr>
+          <w:b/>
+          <w:bCs/>
+          <w:sz w:val="28"/>
+          <w:szCs w:val="28"/>
+        </w:rPr>
+      </w:pPr>
+      <w:r>
+        <w:rPr>
+          <w:b/>
+          <w:bCs/>
+          <w:sz w:val="28"/>
+          <w:szCs w:val="28"/>
+        </w:rPr>
+        <w:t>Topic 2: Constructor</w:t>
+      </w:r>
+    </w:p>
+    <w:p>
+      <w:pPr>
+        <w:rPr>
+          <w:b/>
+          <w:bCs/>
+          <w:sz w:val="28"/>
+          <w:szCs w:val="28"/>
+        </w:rPr>
+      </w:pPr>
+      <w:r>
+        <w:rPr>
+          <w:rFonts w:ascii="Segoe UI Emoji" w:hAnsi="Segoe UI Emoji" w:cs="Segoe UI Emoji"/>
+          <w:b/>
+          <w:bCs/>
+          <w:sz w:val="28"/>
+          <w:szCs w:val="28"/>
+        </w:rPr>
+        <w:t>❓</w:t>
+      </w:r>
+      <w:r>
+        <w:rPr>
+          <w:b/>
+          <w:bCs/>
+          <w:sz w:val="28"/>
+          <w:szCs w:val="28"/>
+        </w:rPr>
+        <w:t>What is a Constructor?</w:t>
+      </w:r>
+    </w:p>
+    <w:p>
+      <w:pPr>
+        <w:rPr>
+          <w:b/>
+          <w:bCs/>
+          <w:sz w:val="28"/>
+          <w:szCs w:val="28"/>
+        </w:rPr>
+      </w:pPr>
+      <w:r>
+        <w:rPr>
+          <w:rFonts w:ascii="Segoe UI Emoji" w:hAnsi="Segoe UI Emoji" w:cs="Segoe UI Emoji"/>
+          <w:b/>
+          <w:bCs/>
+          <w:sz w:val="28"/>
+          <w:szCs w:val="28"/>
+        </w:rPr>
+        <w:t>📖</w:t>
+      </w:r>
+      <w:r>
+        <w:rPr>
+          <w:b/>
+          <w:bCs/>
+          <w:sz w:val="28"/>
+          <w:szCs w:val="28"/>
+        </w:rPr>
+        <w:t xml:space="preserve"> Simple Explanation</w:t>
+      </w:r>
+    </w:p>
+    <w:p>
+      <w:pPr>
+        <w:rPr>
+          <w:sz w:val="28"/>
+          <w:szCs w:val="28"/>
+        </w:rPr>
+      </w:pPr>
+      <w:r>
+        <w:rPr>
+          <w:sz w:val="28"/>
+          <w:szCs w:val="28"/>
+        </w:rPr>
+        <w:lastRenderedPageBreak/>
+        <w:t>Constructor ek special method hota hai jo object create hote hi automatically call hota hai.</w:t>
+      </w:r>
+    </w:p>
+    <w:p>
+      <w:pPr>
+        <w:rPr>
+          <w:sz w:val="28"/>
+          <w:szCs w:val="28"/>
+        </w:rPr>
+      </w:pPr>
+      <w:r>
+        <w:rPr>
+          <w:sz w:val="28"/>
+          <w:szCs w:val="28"/>
+        </w:rPr>
+        <w:t>Iska kaam object ko initial values dena hota hai.</w:t>
+      </w:r>
+    </w:p>
+    <w:p>
+      <w:pPr>
+        <w:rPr>
+          <w:sz w:val="28"/>
+          <w:szCs w:val="28"/>
+        </w:rPr>
+      </w:pPr>
+      <w:r>
+        <w:rPr>
+          <w:sz w:val="28"/>
+          <w:szCs w:val="28"/>
+        </w:rPr>
+        <w:pict w14:anchorId="0052073A">
+          <v:rect id="_x0000_i1304" style="width:0;height:1.5pt" o:hralign="center" o:hrstd="t" o:hr="t" fillcolor="#a0a0a0" stroked="f"/>
+        </w:pict>
+      </w:r>
+    </w:p>
+    <w:p>
+      <w:pPr>
+        <w:rPr>
+          <w:b/>
+          <w:bCs/>
+          <w:sz w:val="28"/>
+          <w:szCs w:val="28"/>
+        </w:rPr>
+      </w:pPr>
+      <w:r>
+        <w:rPr>
+          <w:b/>
+          <w:bCs/>
+          <w:sz w:val="28"/>
+          <w:szCs w:val="28"/>
+        </w:rPr>
+        <w:t>Example</w:t>
+      </w:r>
+    </w:p>
+    <w:p>
+      <w:pPr>
+        <w:rPr>
+          <w:sz w:val="28"/>
+          <w:szCs w:val="28"/>
+        </w:rPr>
+      </w:pPr>
+      <w:r>
+        <w:rPr>
+          <w:sz w:val="28"/>
+          <w:szCs w:val="28"/>
+        </w:rPr>
+        <w:t>UserModel user = UserModel(</w:t>
+      </w:r>
+    </w:p>
+    <w:p>
+      <w:pPr>
+        <w:rPr>
+          <w:sz w:val="28"/>
+          <w:szCs w:val="28"/>
+        </w:rPr>
+      </w:pPr>
+      <w:r>
+        <w:rPr>
+          <w:sz w:val="28"/>
+          <w:szCs w:val="28"/>
+        </w:rPr>
+        <w:t xml:space="preserve">  name: "Kartik",</w:t>
+      </w:r>
+    </w:p>
+    <w:p>
+      <w:pPr>
+        <w:rPr>
+          <w:sz w:val="28"/>
+          <w:szCs w:val="28"/>
+        </w:rPr>
+      </w:pPr>
+      <w:r>
+        <w:rPr>
+          <w:sz w:val="28"/>
+          <w:szCs w:val="28"/>
+        </w:rPr>
+        <w:t xml:space="preserve">  email: "kartik@gmail.com",</w:t>
+      </w:r>
+    </w:p>
+    <w:p>
+      <w:pPr>
+        <w:rPr>
+          <w:sz w:val="28"/>
+          <w:szCs w:val="28"/>
+        </w:rPr>
+      </w:pPr>
+      <w:r>
+        <w:rPr>
+          <w:sz w:val="28"/>
+          <w:szCs w:val="28"/>
+        </w:rPr>
+        <w:t>);</w:t>
+      </w:r>
+    </w:p>
+    <w:p>
+      <w:pPr>
+        <w:rPr>
+          <w:sz w:val="28"/>
+          <w:szCs w:val="28"/>
+        </w:rPr>
+      </w:pPr>
+      <w:r>
+        <w:rPr>
+          <w:sz w:val="28"/>
+          <w:szCs w:val="28"/>
+        </w:rPr>
+        <w:t>Object create hote hi constructor automatically run hota hai.</w:t>
+      </w:r>
+    </w:p>
+    <w:p>
+      <w:pPr>
+        <w:rPr>
+          <w:sz w:val="28"/>
+          <w:szCs w:val="28"/>
+        </w:rPr>
+      </w:pPr>
+      <w:r>
+        <w:rPr>
+          <w:sz w:val="28"/>
+          <w:szCs w:val="28"/>
+        </w:rPr>
+        <w:pict w14:anchorId="65EBDEAF">
+          <v:rect id="_x0000_i1305" style="width:0;height:1.5pt" o:hralign="center" o:hrstd="t" o:hr="t" fillcolor="#a0a0a0" stroked="f"/>
+        </w:pict>
+      </w:r>
+    </w:p>
+    <w:p>
+      <w:pPr>
+        <w:rPr>
+          <w:b/>
+          <w:bCs/>
+          <w:sz w:val="28"/>
+          <w:szCs w:val="28"/>
+        </w:rPr>
+      </w:pPr>
+      <w:r>
+        <w:rPr>
+          <w:b/>
+          <w:bCs/>
+          <w:sz w:val="28"/>
+          <w:szCs w:val="28"/>
+        </w:rPr>
+        <w:t>Memory Trick</w:t>
+      </w:r>
+    </w:p>
+    <w:p>
+      <w:pPr>
+        <w:rPr>
+          <w:sz w:val="28"/>
+          <w:szCs w:val="28"/>
+        </w:rPr>
+      </w:pPr>
+      <w:r>
+        <w:rPr>
+          <w:sz w:val="28"/>
+          <w:szCs w:val="28"/>
+        </w:rPr>
+        <w:t>Object Create</w:t>
+      </w:r>
+    </w:p>
+    <w:p>
+      <w:pPr>
+        <w:rPr>
+          <w:sz w:val="28"/>
+          <w:szCs w:val="28"/>
+        </w:rPr>
+      </w:pPr>
+    </w:p>
+    <w:p>
+      <w:pPr>
+        <w:rPr>
+          <w:sz w:val="28"/>
+          <w:szCs w:val="28"/>
+        </w:rPr>
+      </w:pPr>
+      <w:r>
+        <w:rPr>
+          <w:sz w:val="28"/>
+          <w:szCs w:val="28"/>
+        </w:rPr>
+        <w:t>↓</w:t>
+      </w:r>
+    </w:p>
+    <w:p>
+      <w:pPr>
+        <w:rPr>
+          <w:sz w:val="28"/>
+          <w:szCs w:val="28"/>
+        </w:rPr>
+      </w:pPr>
+    </w:p>
+    <w:p>
+      <w:pPr>
+        <w:rPr>
+          <w:sz w:val="28"/>
+          <w:szCs w:val="28"/>
+        </w:rPr>
+      </w:pPr>
+      <w:r>
+        <w:rPr>
+          <w:sz w:val="28"/>
+          <w:szCs w:val="28"/>
+        </w:rPr>
+        <w:t>Constructor</w:t>
+      </w:r>
+    </w:p>
+    <w:p>
+      <w:pPr>
+        <w:rPr>
+          <w:sz w:val="28"/>
+          <w:szCs w:val="28"/>
+        </w:rPr>
+      </w:pPr>
+    </w:p>
+    <w:p>
+      <w:pPr>
+        <w:rPr>
+          <w:sz w:val="28"/>
+          <w:szCs w:val="28"/>
+        </w:rPr>
+      </w:pPr>
+      <w:r>
+        <w:rPr>
+          <w:sz w:val="28"/>
+          <w:szCs w:val="28"/>
+        </w:rPr>
+        <w:t>↓</w:t>
+      </w:r>
+    </w:p>
+    <w:p>
+      <w:pPr>
+        <w:rPr>
+          <w:sz w:val="28"/>
+          <w:szCs w:val="28"/>
+        </w:rPr>
+      </w:pPr>
+    </w:p>
+    <w:p>
+      <w:pPr>
+        <w:rPr>
+          <w:sz w:val="28"/>
+          <w:szCs w:val="28"/>
+        </w:rPr>
+      </w:pPr>
+      <w:r>
+        <w:rPr>
+          <w:sz w:val="28"/>
+          <w:szCs w:val="28"/>
+        </w:rPr>
+        <w:t>Data Store</w:t>
+      </w:r>
+    </w:p>
+    <w:p>
+      <w:pPr>
+        <w:rPr>
+          <w:sz w:val="28"/>
+          <w:szCs w:val="28"/>
+        </w:rPr>
+      </w:pPr>
+    </w:p>
+    <w:p>
+      <w:pPr>
+        <w:rPr>
+          <w:sz w:val="28"/>
+          <w:szCs w:val="28"/>
+        </w:rPr>
+      </w:pPr>
+      <w:r>
+        <w:rPr>
+          <w:sz w:val="28"/>
+          <w:szCs w:val="28"/>
+        </w:rPr>
+        <w:t>↓</w:t>
+      </w:r>
+    </w:p>
+    <w:p>
+      <w:pPr>
+        <w:rPr>
+          <w:sz w:val="28"/>
+          <w:szCs w:val="28"/>
+        </w:rPr>
+      </w:pPr>
+    </w:p>
+    <w:p>
+      <w:pPr>
+        <w:rPr>
+          <w:sz w:val="28"/>
+          <w:szCs w:val="28"/>
+        </w:rPr>
+      </w:pPr>
+      <w:r>
+        <w:rPr>
+          <w:sz w:val="28"/>
+          <w:szCs w:val="28"/>
+        </w:rPr>
+        <w:t>Object Ready</w:t>
+      </w:r>
+    </w:p>
+    <w:p>
+      <w:pPr>
+        <w:rPr>
+          <w:sz w:val="28"/>
+          <w:szCs w:val="28"/>
+        </w:rPr>
+      </w:pPr>
+      <w:r>
+        <w:rPr>
+          <w:sz w:val="28"/>
+          <w:szCs w:val="28"/>
+        </w:rPr>
+        <w:pict w14:anchorId="24CADCA2">
+          <v:rect id="_x0000_i1306" style="width:0;height:1.5pt" o:hralign="center" o:hrstd="t" o:hr="t" fillcolor="#a0a0a0" stroked="f"/>
+        </w:pict>
+      </w:r>
+    </w:p>
+    <w:p>
+      <w:pPr>
+        <w:rPr>
+          <w:b/>
+          <w:bCs/>
+          <w:sz w:val="28"/>
+          <w:szCs w:val="28"/>
+        </w:rPr>
+      </w:pPr>
+      <w:r>
+        <w:rPr>
+          <w:b/>
+          <w:bCs/>
+          <w:sz w:val="28"/>
+          <w:szCs w:val="28"/>
+        </w:rPr>
+        <w:t>Interview Answer</w:t>
+      </w:r>
+    </w:p>
+    <w:p>
+      <w:pPr>
+        <w:rPr>
+          <w:sz w:val="28"/>
+          <w:szCs w:val="28"/>
+        </w:rPr>
+      </w:pPr>
+      <w:r>
+        <w:rPr>
+          <w:sz w:val="28"/>
+          <w:szCs w:val="28"/>
+        </w:rPr>
+        <w:t>A constructor is a special method that is automatically called when an object is created. It is used to initialize object data.</w:t>
+      </w:r>
+    </w:p>
+    <w:p>
+      <w:pPr>
+        <w:rPr>
+          <w:sz w:val="28"/>
+          <w:szCs w:val="28"/>
+        </w:rPr>
+      </w:pPr>
+      <w:r>
+        <w:rPr>
+          <w:sz w:val="28"/>
+          <w:szCs w:val="28"/>
+        </w:rPr>
+        <w:pict w14:anchorId="157EFAC9">
+          <v:rect id="_x0000_i1307" style="width:0;height:1.5pt" o:hralign="center" o:hrstd="t" o:hr="t" fillcolor="#a0a0a0" stroked="f"/>
+        </w:pict>
+      </w:r>
+    </w:p>
+    <w:p>
+      <w:pPr>
+        <w:rPr>
+          <w:b/>
+          <w:bCs/>
+          <w:sz w:val="28"/>
+          <w:szCs w:val="28"/>
+        </w:rPr>
+      </w:pPr>
+      <w:r>
+        <w:rPr>
+          <w:b/>
+          <w:bCs/>
+          <w:sz w:val="28"/>
+          <w:szCs w:val="28"/>
+        </w:rPr>
+        <w:t>Topic 3: this Keyword</w:t>
+      </w:r>
+    </w:p>
+    <w:p>
+      <w:pPr>
+        <w:rPr>
+          <w:b/>
+          <w:bCs/>
+          <w:sz w:val="28"/>
+          <w:szCs w:val="28"/>
+        </w:rPr>
+      </w:pPr>
+      <w:r>
+        <w:rPr>
+          <w:rFonts w:ascii="Segoe UI Emoji" w:hAnsi="Segoe UI Emoji" w:cs="Segoe UI Emoji"/>
+          <w:b/>
+          <w:bCs/>
+          <w:sz w:val="28"/>
+          <w:szCs w:val="28"/>
+        </w:rPr>
+        <w:t>❓</w:t>
+      </w:r>
+      <w:r>
+        <w:rPr>
+          <w:b/>
+          <w:bCs/>
+          <w:sz w:val="28"/>
+          <w:szCs w:val="28"/>
+        </w:rPr>
+        <w:t>What is this?</w:t>
+      </w:r>
+    </w:p>
+    <w:p>
+      <w:pPr>
+        <w:rPr>
+          <w:b/>
+          <w:bCs/>
+          <w:sz w:val="28"/>
+          <w:szCs w:val="28"/>
+        </w:rPr>
+      </w:pPr>
+      <w:r>
+        <w:rPr>
+          <w:rFonts w:ascii="Segoe UI Emoji" w:hAnsi="Segoe UI Emoji" w:cs="Segoe UI Emoji"/>
+          <w:b/>
+          <w:bCs/>
+          <w:sz w:val="28"/>
+          <w:szCs w:val="28"/>
+        </w:rPr>
+        <w:t>📖</w:t>
+      </w:r>
+      <w:r>
+        <w:rPr>
+          <w:b/>
+          <w:bCs/>
+          <w:sz w:val="28"/>
+          <w:szCs w:val="28"/>
+        </w:rPr>
+        <w:t xml:space="preserve"> Simple Explanation</w:t>
+      </w:r>
+    </w:p>
+    <w:p>
+      <w:pPr>
+        <w:rPr>
+          <w:sz w:val="28"/>
+          <w:szCs w:val="28"/>
+        </w:rPr>
+      </w:pPr>
+      <w:r>
+        <w:rPr>
+          <w:sz w:val="28"/>
+          <w:szCs w:val="28"/>
+        </w:rPr>
+        <w:t>this current object ko refer karta hai.</w:t>
+      </w:r>
+    </w:p>
+    <w:p>
+      <w:pPr>
+        <w:rPr>
+          <w:sz w:val="28"/>
+          <w:szCs w:val="28"/>
+        </w:rPr>
+      </w:pPr>
+      <w:r>
+        <w:rPr>
+          <w:sz w:val="28"/>
+          <w:szCs w:val="28"/>
+        </w:rPr>
+        <w:t>Ye constructor ke parameter ki value ko class variable me store karta hai.</w:t>
+      </w:r>
+    </w:p>
+    <w:p>
+      <w:pPr>
+        <w:rPr>
+          <w:sz w:val="28"/>
+          <w:szCs w:val="28"/>
+        </w:rPr>
+      </w:pPr>
+      <w:r>
+        <w:rPr>
+          <w:sz w:val="28"/>
+          <w:szCs w:val="28"/>
+        </w:rPr>
+        <w:pict w14:anchorId="4367B2E2">
+          <v:rect id="_x0000_i1308" style="width:0;height:1.5pt" o:hralign="center" o:hrstd="t" o:hr="t" fillcolor="#a0a0a0" stroked="f"/>
+        </w:pict>
+      </w:r>
+    </w:p>
+    <w:p>
+      <w:pPr>
+        <w:rPr>
+          <w:b/>
+          <w:bCs/>
+          <w:sz w:val="28"/>
+          <w:szCs w:val="28"/>
+        </w:rPr>
+      </w:pPr>
+      <w:r>
+        <w:rPr>
+          <w:b/>
+          <w:bCs/>
+          <w:sz w:val="28"/>
+          <w:szCs w:val="28"/>
+        </w:rPr>
+        <w:t>Example</w:t>
+      </w:r>
+    </w:p>
+    <w:p>
+      <w:pPr>
+        <w:rPr>
+          <w:sz w:val="28"/>
+          <w:szCs w:val="28"/>
+        </w:rPr>
+      </w:pPr>
+      <w:r>
+        <w:rPr>
+          <w:sz w:val="28"/>
+          <w:szCs w:val="28"/>
+        </w:rPr>
+        <w:t>class UserModel {</w:t>
+      </w:r>
+    </w:p>
+    <w:p>
+      <w:pPr>
+        <w:rPr>
+          <w:sz w:val="28"/>
+          <w:szCs w:val="28"/>
+        </w:rPr>
+      </w:pPr>
+    </w:p>
+    <w:p>
+      <w:pPr>
+        <w:rPr>
+          <w:sz w:val="28"/>
+          <w:szCs w:val="28"/>
+        </w:rPr>
+      </w:pPr>
+      <w:r>
+        <w:rPr>
+          <w:sz w:val="28"/>
+          <w:szCs w:val="28"/>
+        </w:rPr>
+        <w:t xml:space="preserve">  String name;</w:t>
+      </w:r>
+    </w:p>
+    <w:p>
+      <w:pPr>
+        <w:rPr>
+          <w:sz w:val="28"/>
+          <w:szCs w:val="28"/>
+        </w:rPr>
+      </w:pPr>
+    </w:p>
+    <w:p>
+      <w:pPr>
+        <w:rPr>
+          <w:sz w:val="28"/>
+          <w:szCs w:val="28"/>
+        </w:rPr>
+      </w:pPr>
+      <w:r>
+        <w:rPr>
+          <w:sz w:val="28"/>
+          <w:szCs w:val="28"/>
+        </w:rPr>
+        <w:t xml:space="preserve">  UserModel({</w:t>
+      </w:r>
+    </w:p>
+    <w:p>
+      <w:pPr>
+        <w:rPr>
+          <w:sz w:val="28"/>
+          <w:szCs w:val="28"/>
+        </w:rPr>
+      </w:pPr>
+      <w:r>
+        <w:rPr>
+          <w:sz w:val="28"/>
+          <w:szCs w:val="28"/>
+        </w:rPr>
+        <w:t xml:space="preserve">    required this.name,</w:t>
+      </w:r>
+    </w:p>
+    <w:p>
+      <w:pPr>
+        <w:rPr>
+          <w:sz w:val="28"/>
+          <w:szCs w:val="28"/>
+        </w:rPr>
+      </w:pPr>
+      <w:r>
+        <w:rPr>
+          <w:sz w:val="28"/>
+          <w:szCs w:val="28"/>
+        </w:rPr>
+        <w:t xml:space="preserve">  });</w:t>
+      </w:r>
+    </w:p>
+    <w:p>
+      <w:pPr>
+        <w:rPr>
+          <w:sz w:val="28"/>
+          <w:szCs w:val="28"/>
+        </w:rPr>
+      </w:pPr>
+    </w:p>
+    <w:p>
+      <w:pPr>
+        <w:rPr>
+          <w:sz w:val="28"/>
+          <w:szCs w:val="28"/>
+        </w:rPr>
+      </w:pPr>
+      <w:r>
+        <w:rPr>
+          <w:sz w:val="28"/>
+          <w:szCs w:val="28"/>
+        </w:rPr>
+        <w:t>}</w:t>
+      </w:r>
+    </w:p>
+    <w:p>
+      <w:pPr>
+        <w:rPr>
+          <w:sz w:val="28"/>
+          <w:szCs w:val="28"/>
+        </w:rPr>
+      </w:pPr>
+      <w:r>
+        <w:rPr>
+          <w:sz w:val="28"/>
+          <w:szCs w:val="28"/>
+        </w:rPr>
+        <w:lastRenderedPageBreak/>
+        <w:t>Behind the scenes</w:t>
+      </w:r>
+    </w:p>
+    <w:p>
+      <w:pPr>
+        <w:rPr>
+          <w:sz w:val="28"/>
+          <w:szCs w:val="28"/>
+        </w:rPr>
+      </w:pPr>
+      <w:r>
+        <w:rPr>
+          <w:sz w:val="28"/>
+          <w:szCs w:val="28"/>
+        </w:rPr>
+        <w:t>this.name = name;</w:t>
+      </w:r>
+    </w:p>
+    <w:p>
+      <w:pPr>
+        <w:rPr>
+          <w:sz w:val="28"/>
+          <w:szCs w:val="28"/>
+        </w:rPr>
+      </w:pPr>
+      <w:r>
+        <w:rPr>
+          <w:sz w:val="28"/>
+          <w:szCs w:val="28"/>
+        </w:rPr>
+        <w:pict w14:anchorId="7C4654FA">
+          <v:rect id="_x0000_i1309" style="width:0;height:1.5pt" o:hralign="center" o:hrstd="t" o:hr="t" fillcolor="#a0a0a0" stroked="f"/>
+        </w:pict>
+      </w:r>
+    </w:p>
+    <w:p>
+      <w:pPr>
+        <w:rPr>
+          <w:b/>
+          <w:bCs/>
+          <w:sz w:val="28"/>
+          <w:szCs w:val="28"/>
+        </w:rPr>
+      </w:pPr>
+      <w:r>
+        <w:rPr>
+          <w:b/>
+          <w:bCs/>
+          <w:sz w:val="28"/>
+          <w:szCs w:val="28"/>
+        </w:rPr>
+        <w:t>Memory Trick</w:t>
+      </w:r>
+    </w:p>
+    <w:p>
+      <w:pPr>
+        <w:rPr>
+          <w:sz w:val="28"/>
+          <w:szCs w:val="28"/>
+        </w:rPr>
+      </w:pPr>
+      <w:r>
+        <w:rPr>
+          <w:sz w:val="28"/>
+          <w:szCs w:val="28"/>
+        </w:rPr>
+        <w:t>Parameter</w:t>
+      </w:r>
+    </w:p>
+    <w:p>
+      <w:pPr>
+        <w:rPr>
+          <w:sz w:val="28"/>
+          <w:szCs w:val="28"/>
+        </w:rPr>
+      </w:pPr>
+    </w:p>
+    <w:p>
+      <w:pPr>
+        <w:rPr>
+          <w:sz w:val="28"/>
+          <w:szCs w:val="28"/>
+        </w:rPr>
+      </w:pPr>
+      <w:r>
+        <w:rPr>
+          <w:sz w:val="28"/>
+          <w:szCs w:val="28"/>
+        </w:rPr>
+        <w:t>↓</w:t>
+      </w:r>
+    </w:p>
+    <w:p>
+      <w:pPr>
+        <w:rPr>
+          <w:sz w:val="28"/>
+          <w:szCs w:val="28"/>
+        </w:rPr>
+      </w:pPr>
+    </w:p>
+    <w:p>
+      <w:pPr>
+        <w:rPr>
+          <w:sz w:val="28"/>
+          <w:szCs w:val="28"/>
+        </w:rPr>
+      </w:pPr>
+      <w:r>
+        <w:rPr>
+          <w:sz w:val="28"/>
+          <w:szCs w:val="28"/>
+        </w:rPr>
+        <w:t>this</w:t>
+      </w:r>
+    </w:p>
+    <w:p>
+      <w:pPr>
+        <w:rPr>
+          <w:sz w:val="28"/>
+          <w:szCs w:val="28"/>
+        </w:rPr>
+      </w:pPr>
+    </w:p>
+    <w:p>
+      <w:pPr>
+        <w:rPr>
+          <w:sz w:val="28"/>
+          <w:szCs w:val="28"/>
+        </w:rPr>
+      </w:pPr>
+      <w:r>
+        <w:rPr>
+          <w:sz w:val="28"/>
+          <w:szCs w:val="28"/>
+        </w:rPr>
+        <w:t>↓</w:t>
+      </w:r>
+    </w:p>
+    <w:p>
+      <w:pPr>
+        <w:rPr>
+          <w:sz w:val="28"/>
+          <w:szCs w:val="28"/>
+        </w:rPr>
+      </w:pPr>
+    </w:p>
+    <w:p>
+      <w:pPr>
+        <w:rPr>
+          <w:sz w:val="28"/>
+          <w:szCs w:val="28"/>
+        </w:rPr>
+      </w:pPr>
+      <w:r>
+        <w:rPr>
+          <w:sz w:val="28"/>
+          <w:szCs w:val="28"/>
+        </w:rPr>
+        <w:t>Class Variable</w:t>
+      </w:r>
+    </w:p>
+    <w:p>
+      <w:pPr>
+        <w:rPr>
+          <w:sz w:val="28"/>
+          <w:szCs w:val="28"/>
+        </w:rPr>
+      </w:pPr>
+      <w:r>
+        <w:rPr>
+          <w:sz w:val="28"/>
+          <w:szCs w:val="28"/>
+        </w:rPr>
+        <w:pict w14:anchorId="3136E299">
+          <v:rect id="_x0000_i1310" style="width:0;height:1.5pt" o:hralign="center" o:hrstd="t" o:hr="t" fillcolor="#a0a0a0" stroked="f"/>
+        </w:pict>
+      </w:r>
+    </w:p>
+    <w:p>
+      <w:pPr>
+        <w:rPr>
+          <w:b/>
+          <w:bCs/>
+          <w:sz w:val="28"/>
+          <w:szCs w:val="28"/>
+        </w:rPr>
+      </w:pPr>
+      <w:r>
+        <w:rPr>
+          <w:b/>
+          <w:bCs/>
+          <w:sz w:val="28"/>
+          <w:szCs w:val="28"/>
+        </w:rPr>
+        <w:t>Interview Answer</w:t>
+      </w:r>
+    </w:p>
+    <w:p>
+      <w:pPr>
+        <w:rPr>
+          <w:sz w:val="28"/>
+          <w:szCs w:val="28"/>
+        </w:rPr>
+      </w:pPr>
+      <w:r>
+        <w:rPr>
+          <w:sz w:val="28"/>
+          <w:szCs w:val="28"/>
+        </w:rPr>
+        <w:t>this refers to the current object and is used to access class variables.</w:t>
+      </w:r>
+    </w:p>
+    <w:p>
+      <w:pPr>
+        <w:rPr>
+          <w:sz w:val="28"/>
+          <w:szCs w:val="28"/>
+        </w:rPr>
+      </w:pPr>
+      <w:r>
+        <w:rPr>
+          <w:sz w:val="28"/>
+          <w:szCs w:val="28"/>
+        </w:rPr>
+        <w:pict w14:anchorId="219FD117">
+          <v:rect id="_x0000_i1311" style="width:0;height:1.5pt" o:hralign="center" o:hrstd="t" o:hr="t" fillcolor="#a0a0a0" stroked="f"/>
+        </w:pict>
+      </w:r>
+    </w:p>
+    <w:p>
+      <w:pPr>
+        <w:rPr>
+          <w:b/>
+          <w:bCs/>
+          <w:sz w:val="28"/>
+          <w:szCs w:val="28"/>
+        </w:rPr>
+      </w:pPr>
+      <w:r>
+        <w:rPr>
+          <w:b/>
+          <w:bCs/>
+          <w:sz w:val="28"/>
+          <w:szCs w:val="28"/>
+        </w:rPr>
+        <w:t>Topic 4: Named Parameters</w:t>
+      </w:r>
+    </w:p>
+    <w:p>
+      <w:pPr>
+        <w:rPr>
+          <w:b/>
+          <w:bCs/>
+          <w:sz w:val="28"/>
+          <w:szCs w:val="28"/>
+        </w:rPr>
+      </w:pPr>
+      <w:r>
+        <w:rPr>
+          <w:rFonts w:ascii="Segoe UI Emoji" w:hAnsi="Segoe UI Emoji" w:cs="Segoe UI Emoji"/>
+          <w:b/>
+          <w:bCs/>
+          <w:sz w:val="28"/>
+          <w:szCs w:val="28"/>
+        </w:rPr>
+        <w:t>❓</w:t>
+      </w:r>
+      <w:r>
+        <w:rPr>
+          <w:b/>
+          <w:bCs/>
+          <w:sz w:val="28"/>
+          <w:szCs w:val="28"/>
+        </w:rPr>
+        <w:t>What are Named Parameters?</w:t>
+      </w:r>
+    </w:p>
+    <w:p>
+      <w:pPr>
+        <w:rPr>
+          <w:b/>
+          <w:bCs/>
+          <w:sz w:val="28"/>
+          <w:szCs w:val="28"/>
+        </w:rPr>
+      </w:pPr>
+      <w:r>
+        <w:rPr>
+          <w:rFonts w:ascii="Segoe UI Emoji" w:hAnsi="Segoe UI Emoji" w:cs="Segoe UI Emoji"/>
+          <w:b/>
+          <w:bCs/>
+          <w:sz w:val="28"/>
+          <w:szCs w:val="28"/>
+        </w:rPr>
+        <w:t>📖</w:t>
+      </w:r>
+      <w:r>
+        <w:rPr>
+          <w:b/>
+          <w:bCs/>
+          <w:sz w:val="28"/>
+          <w:szCs w:val="28"/>
+        </w:rPr>
+        <w:t xml:space="preserve"> Simple Explanation</w:t>
+      </w:r>
+    </w:p>
+    <w:p>
+      <w:pPr>
+        <w:rPr>
+          <w:sz w:val="28"/>
+          <w:szCs w:val="28"/>
+        </w:rPr>
+      </w:pPr>
+      <w:r>
+        <w:rPr>
+          <w:sz w:val="28"/>
+          <w:szCs w:val="28"/>
+        </w:rPr>
+        <w:t>Named Parameters me parameter ka naam likhkar value pass ki jati hai.</w:t>
+      </w:r>
+    </w:p>
+    <w:p>
+      <w:pPr>
+        <w:rPr>
+          <w:sz w:val="28"/>
+          <w:szCs w:val="28"/>
+        </w:rPr>
+      </w:pPr>
+      <w:r>
+        <w:rPr>
+          <w:sz w:val="28"/>
+          <w:szCs w:val="28"/>
+        </w:rPr>
+        <w:t>Ye code ko readable banata hai.</w:t>
+      </w:r>
+    </w:p>
+    <w:p>
+      <w:pPr>
+        <w:rPr>
+          <w:sz w:val="28"/>
+          <w:szCs w:val="28"/>
+        </w:rPr>
+      </w:pPr>
+      <w:r>
+        <w:rPr>
+          <w:sz w:val="28"/>
+          <w:szCs w:val="28"/>
+        </w:rPr>
+        <w:pict w14:anchorId="0B251A1A">
+          <v:rect id="_x0000_i1312" style="width:0;height:1.5pt" o:hralign="center" o:hrstd="t" o:hr="t" fillcolor="#a0a0a0" stroked="f"/>
+        </w:pict>
+      </w:r>
+    </w:p>
+    <w:p>
+      <w:pPr>
+        <w:rPr>
+          <w:b/>
+          <w:bCs/>
+          <w:sz w:val="28"/>
+          <w:szCs w:val="28"/>
+        </w:rPr>
+      </w:pPr>
+      <w:r>
+        <w:rPr>
+          <w:b/>
+          <w:bCs/>
+          <w:sz w:val="28"/>
+          <w:szCs w:val="28"/>
+        </w:rPr>
+        <w:lastRenderedPageBreak/>
+        <w:t>Example</w:t>
+      </w:r>
+    </w:p>
+    <w:p>
+      <w:pPr>
+        <w:rPr>
+          <w:sz w:val="28"/>
+          <w:szCs w:val="28"/>
+        </w:rPr>
+      </w:pPr>
+      <w:r>
+        <w:rPr>
+          <w:sz w:val="28"/>
+          <w:szCs w:val="28"/>
+        </w:rPr>
+        <w:t>UserModel(</w:t>
+      </w:r>
+    </w:p>
+    <w:p>
+      <w:pPr>
+        <w:rPr>
+          <w:sz w:val="28"/>
+          <w:szCs w:val="28"/>
+        </w:rPr>
+      </w:pPr>
+      <w:r>
+        <w:rPr>
+          <w:sz w:val="28"/>
+          <w:szCs w:val="28"/>
+        </w:rPr>
+        <w:t xml:space="preserve">  name: "Kartik",</w:t>
+      </w:r>
+    </w:p>
+    <w:p>
+      <w:pPr>
+        <w:rPr>
+          <w:sz w:val="28"/>
+          <w:szCs w:val="28"/>
+        </w:rPr>
+      </w:pPr>
+      <w:r>
+        <w:rPr>
+          <w:sz w:val="28"/>
+          <w:szCs w:val="28"/>
+        </w:rPr>
+        <w:t xml:space="preserve">  email: "kartik@gmail.com",</w:t>
+      </w:r>
+    </w:p>
+    <w:p>
+      <w:pPr>
+        <w:rPr>
+          <w:sz w:val="28"/>
+          <w:szCs w:val="28"/>
+        </w:rPr>
+      </w:pPr>
+      <w:r>
+        <w:rPr>
+          <w:sz w:val="28"/>
+          <w:szCs w:val="28"/>
+        </w:rPr>
+        <w:t>);</w:t>
+      </w:r>
+    </w:p>
+    <w:p>
+      <w:pPr>
+        <w:rPr>
+          <w:sz w:val="28"/>
+          <w:szCs w:val="28"/>
+        </w:rPr>
+      </w:pPr>
+      <w:r>
+        <w:rPr>
+          <w:sz w:val="28"/>
+          <w:szCs w:val="28"/>
+        </w:rPr>
+        <w:pict w14:anchorId="29671A82">
+          <v:rect id="_x0000_i1313" style="width:0;height:1.5pt" o:hralign="center" o:hrstd="t" o:hr="t" fillcolor="#a0a0a0" stroked="f"/>
+        </w:pict>
+      </w:r>
+    </w:p>
+    <w:p>
+      <w:pPr>
+        <w:rPr>
+          <w:b/>
+          <w:bCs/>
+          <w:sz w:val="28"/>
+          <w:szCs w:val="28"/>
+        </w:rPr>
+      </w:pPr>
+      <w:r>
+        <w:rPr>
+          <w:b/>
+          <w:bCs/>
+          <w:sz w:val="28"/>
+          <w:szCs w:val="28"/>
+        </w:rPr>
+        <w:t>Interview Answer</w:t>
+      </w:r>
+    </w:p>
+    <w:p>
+      <w:pPr>
+        <w:rPr>
+          <w:sz w:val="28"/>
+          <w:szCs w:val="28"/>
+        </w:rPr>
+      </w:pPr>
+      <w:r>
+        <w:rPr>
+          <w:sz w:val="28"/>
+          <w:szCs w:val="28"/>
+        </w:rPr>
+        <w:t>Named parameters allow passing values using parameter names, making the code more readable.</w:t>
+      </w:r>
+    </w:p>
+    <w:p>
+      <w:pPr>
+        <w:rPr>
+          <w:sz w:val="28"/>
+          <w:szCs w:val="28"/>
+        </w:rPr>
+      </w:pPr>
+      <w:r>
+        <w:rPr>
+          <w:sz w:val="28"/>
+          <w:szCs w:val="28"/>
+        </w:rPr>
+        <w:pict w14:anchorId="7370B681">
+          <v:rect id="_x0000_i1314" style="width:0;height:1.5pt" o:hralign="center" o:hrstd="t" o:hr="t" fillcolor="#a0a0a0" stroked="f"/>
+        </w:pict>
+      </w:r>
+    </w:p>
+    <w:p>
+      <w:pPr>
+        <w:rPr>
+          <w:b/>
+          <w:bCs/>
+          <w:sz w:val="28"/>
+          <w:szCs w:val="28"/>
+        </w:rPr>
+      </w:pPr>
+      <w:r>
+        <w:rPr>
+          <w:b/>
+          <w:bCs/>
+          <w:sz w:val="28"/>
+          <w:szCs w:val="28"/>
+        </w:rPr>
+        <w:t>Topic 5: required Keyword</w:t>
+      </w:r>
+    </w:p>
+    <w:p>
+      <w:pPr>
+        <w:rPr>
+          <w:b/>
+          <w:bCs/>
+          <w:sz w:val="28"/>
+          <w:szCs w:val="28"/>
+        </w:rPr>
+      </w:pPr>
+      <w:r>
+        <w:rPr>
+          <w:rFonts w:ascii="Segoe UI Emoji" w:hAnsi="Segoe UI Emoji" w:cs="Segoe UI Emoji"/>
+          <w:b/>
+          <w:bCs/>
+          <w:sz w:val="28"/>
+          <w:szCs w:val="28"/>
+        </w:rPr>
+        <w:t>❓</w:t>
+      </w:r>
+      <w:r>
+        <w:rPr>
+          <w:b/>
+          <w:bCs/>
+          <w:sz w:val="28"/>
+          <w:szCs w:val="28"/>
+        </w:rPr>
+        <w:t>What is required?</w:t>
+      </w:r>
+    </w:p>
+    <w:p>
+      <w:pPr>
+        <w:rPr>
+          <w:b/>
+          <w:bCs/>
+          <w:sz w:val="28"/>
+          <w:szCs w:val="28"/>
+        </w:rPr>
+      </w:pPr>
+      <w:r>
+        <w:rPr>
+          <w:rFonts w:ascii="Segoe UI Emoji" w:hAnsi="Segoe UI Emoji" w:cs="Segoe UI Emoji"/>
+          <w:b/>
+          <w:bCs/>
+          <w:sz w:val="28"/>
+          <w:szCs w:val="28"/>
+        </w:rPr>
+        <w:t>📖</w:t>
+      </w:r>
+      <w:r>
+        <w:rPr>
+          <w:b/>
+          <w:bCs/>
+          <w:sz w:val="28"/>
+          <w:szCs w:val="28"/>
+        </w:rPr>
+        <w:t xml:space="preserve"> Simple Explanation</w:t>
+      </w:r>
+    </w:p>
+    <w:p>
+      <w:pPr>
+        <w:rPr>
+          <w:sz w:val="28"/>
+          <w:szCs w:val="28"/>
+        </w:rPr>
+      </w:pPr>
+      <w:r>
+        <w:rPr>
+          <w:sz w:val="28"/>
+          <w:szCs w:val="28"/>
+        </w:rPr>
+        <w:t>required keyword kisi parameter ko compulsory bana deta hai.</w:t>
+      </w:r>
+    </w:p>
+    <w:p>
+      <w:pPr>
+        <w:rPr>
+          <w:sz w:val="28"/>
+          <w:szCs w:val="28"/>
+        </w:rPr>
+      </w:pPr>
+      <w:r>
+        <w:rPr>
+          <w:sz w:val="28"/>
+          <w:szCs w:val="28"/>
+        </w:rPr>
+        <w:t>Us value ke bina object create nahi ho sakta.</w:t>
+      </w:r>
+    </w:p>
+    <w:p>
+      <w:pPr>
+        <w:rPr>
+          <w:sz w:val="28"/>
+          <w:szCs w:val="28"/>
+        </w:rPr>
+      </w:pPr>
+      <w:r>
+        <w:rPr>
+          <w:sz w:val="28"/>
+          <w:szCs w:val="28"/>
+        </w:rPr>
+        <w:pict w14:anchorId="4616656E">
+          <v:rect id="_x0000_i1315" style="width:0;height:1.5pt" o:hralign="center" o:hrstd="t" o:hr="t" fillcolor="#a0a0a0" stroked="f"/>
+        </w:pict>
+      </w:r>
+    </w:p>
+    <w:p>
+      <w:pPr>
+        <w:rPr>
+          <w:b/>
+          <w:bCs/>
+          <w:sz w:val="28"/>
+          <w:szCs w:val="28"/>
+        </w:rPr>
+      </w:pPr>
+      <w:r>
+        <w:rPr>
+          <w:b/>
+          <w:bCs/>
+          <w:sz w:val="28"/>
+          <w:szCs w:val="28"/>
+        </w:rPr>
+        <w:t>Example</w:t>
+      </w:r>
+    </w:p>
+    <w:p>
+      <w:pPr>
+        <w:rPr>
+          <w:sz w:val="28"/>
+          <w:szCs w:val="28"/>
+        </w:rPr>
+      </w:pPr>
+      <w:r>
+        <w:rPr>
+          <w:sz w:val="28"/>
+          <w:szCs w:val="28"/>
+        </w:rPr>
+        <w:t>Correct</w:t>
+      </w:r>
+    </w:p>
+    <w:p>
+      <w:pPr>
+        <w:rPr>
+          <w:sz w:val="28"/>
+          <w:szCs w:val="28"/>
+        </w:rPr>
+      </w:pPr>
+      <w:r>
+        <w:rPr>
+          <w:sz w:val="28"/>
+          <w:szCs w:val="28"/>
+        </w:rPr>
+        <w:t>Student(</w:t>
+      </w:r>
+    </w:p>
+    <w:p>
+      <w:pPr>
+        <w:rPr>
+          <w:sz w:val="28"/>
+          <w:szCs w:val="28"/>
+        </w:rPr>
+      </w:pPr>
+      <w:r>
+        <w:rPr>
+          <w:sz w:val="28"/>
+          <w:szCs w:val="28"/>
+        </w:rPr>
+        <w:t xml:space="preserve">  name: "Rahul",</w:t>
+      </w:r>
+    </w:p>
+    <w:p>
+      <w:pPr>
+        <w:rPr>
+          <w:sz w:val="28"/>
+          <w:szCs w:val="28"/>
+        </w:rPr>
+      </w:pPr>
+      <w:r>
+        <w:rPr>
+          <w:sz w:val="28"/>
+          <w:szCs w:val="28"/>
+        </w:rPr>
+        <w:t xml:space="preserve">  age: 20,</w:t>
+      </w:r>
+    </w:p>
+    <w:p>
+      <w:pPr>
+        <w:rPr>
+          <w:sz w:val="28"/>
+          <w:szCs w:val="28"/>
+        </w:rPr>
+      </w:pPr>
+      <w:r>
+        <w:rPr>
+          <w:sz w:val="28"/>
+          <w:szCs w:val="28"/>
+        </w:rPr>
+        <w:t>);</w:t>
+      </w:r>
+    </w:p>
+    <w:p>
+      <w:pPr>
+        <w:rPr>
+          <w:sz w:val="28"/>
+          <w:szCs w:val="28"/>
+        </w:rPr>
+      </w:pPr>
+      <w:r>
+        <w:rPr>
+          <w:sz w:val="28"/>
+          <w:szCs w:val="28"/>
+        </w:rPr>
+        <w:t>Wrong</w:t>
+      </w:r>
+    </w:p>
+    <w:p>
+      <w:pPr>
+        <w:rPr>
+          <w:sz w:val="28"/>
+          <w:szCs w:val="28"/>
+        </w:rPr>
+      </w:pPr>
+      <w:r>
+        <w:rPr>
+          <w:sz w:val="28"/>
+          <w:szCs w:val="28"/>
+        </w:rPr>
+        <w:lastRenderedPageBreak/>
+        <w:t>Student(</w:t>
+      </w:r>
+    </w:p>
+    <w:p>
+      <w:pPr>
+        <w:rPr>
+          <w:sz w:val="28"/>
+          <w:szCs w:val="28"/>
+        </w:rPr>
+      </w:pPr>
+      <w:r>
+        <w:rPr>
+          <w:sz w:val="28"/>
+          <w:szCs w:val="28"/>
+        </w:rPr>
+        <w:t xml:space="preserve">  name: "Rahul",</w:t>
+      </w:r>
+    </w:p>
+    <w:p>
+      <w:pPr>
+        <w:rPr>
+          <w:sz w:val="28"/>
+          <w:szCs w:val="28"/>
+        </w:rPr>
+      </w:pPr>
+      <w:r>
+        <w:rPr>
+          <w:sz w:val="28"/>
+          <w:szCs w:val="28"/>
+        </w:rPr>
+        <w:t>);</w:t>
+      </w:r>
+    </w:p>
+    <w:p>
+      <w:pPr>
+        <w:rPr>
+          <w:sz w:val="28"/>
+          <w:szCs w:val="28"/>
+        </w:rPr>
+      </w:pPr>
+      <w:r>
+        <w:rPr>
+          <w:rFonts w:ascii="Segoe UI Emoji" w:hAnsi="Segoe UI Emoji" w:cs="Segoe UI Emoji"/>
+          <w:sz w:val="28"/>
+          <w:szCs w:val="28"/>
+        </w:rPr>
+        <w:t>❌</w:t>
+      </w:r>
+      <w:r>
+        <w:rPr>
+          <w:sz w:val="28"/>
+          <w:szCs w:val="28"/>
+        </w:rPr>
+        <w:t xml:space="preserve"> Error</w:t>
+      </w:r>
+    </w:p>
+    <w:p>
+      <w:pPr>
+        <w:rPr>
+          <w:sz w:val="28"/>
+          <w:szCs w:val="28"/>
+        </w:rPr>
+      </w:pPr>
+      <w:r>
+        <w:rPr>
+          <w:sz w:val="28"/>
+          <w:szCs w:val="28"/>
+        </w:rPr>
+        <w:t>Reason:</w:t>
+      </w:r>
+    </w:p>
+    <w:p>
+      <w:pPr>
+        <w:rPr>
+          <w:sz w:val="28"/>
+          <w:szCs w:val="28"/>
+        </w:rPr>
+      </w:pPr>
+      <w:r>
+        <w:rPr>
+          <w:sz w:val="28"/>
+          <w:szCs w:val="28"/>
+        </w:rPr>
+        <w:t>age required hai.</w:t>
+      </w:r>
+    </w:p>
+    <w:p>
+      <w:pPr>
+        <w:rPr>
+          <w:sz w:val="28"/>
+          <w:szCs w:val="28"/>
+        </w:rPr>
+      </w:pPr>
+      <w:r>
+        <w:rPr>
+          <w:sz w:val="28"/>
+          <w:szCs w:val="28"/>
+        </w:rPr>
+        <w:pict w14:anchorId="643DFC75">
+          <v:rect id="_x0000_i1316" style="width:0;height:1.5pt" o:hralign="center" o:hrstd="t" o:hr="t" fillcolor="#a0a0a0" stroked="f"/>
+        </w:pict>
+      </w:r>
+    </w:p>
+    <w:p>
+      <w:pPr>
+        <w:rPr>
+          <w:b/>
+          <w:bCs/>
+          <w:sz w:val="28"/>
+          <w:szCs w:val="28"/>
+        </w:rPr>
+      </w:pPr>
+      <w:r>
+        <w:rPr>
+          <w:b/>
+          <w:bCs/>
+          <w:sz w:val="28"/>
+          <w:szCs w:val="28"/>
+        </w:rPr>
+        <w:t>Golden Rule</w:t>
+      </w:r>
+    </w:p>
+    <w:p>
+      <w:pPr>
+        <w:rPr>
+          <w:sz w:val="28"/>
+          <w:szCs w:val="28"/>
+        </w:rPr>
+      </w:pPr>
+      <w:r>
+        <w:rPr>
+          <w:b/>
+          <w:bCs/>
+          <w:sz w:val="28"/>
+          <w:szCs w:val="28"/>
+        </w:rPr>
+        <w:t>Without all required parameters, object cannot be created.</w:t>
+      </w:r>
+    </w:p>
+    <w:p>
+      <w:pPr>
+        <w:rPr>
+          <w:sz w:val="28"/>
+          <w:szCs w:val="28"/>
+        </w:rPr>
+      </w:pPr>
+      <w:r>
+        <w:rPr>
+          <w:sz w:val="28"/>
+          <w:szCs w:val="28"/>
+        </w:rPr>
+        <w:pict w14:anchorId="390B09FE">
+          <v:rect id="_x0000_i1317" style="width:0;height:1.5pt" o:hralign="center" o:hrstd="t" o:hr="t" fillcolor="#a0a0a0" stroked="f"/>
+        </w:pict>
+      </w:r>
+    </w:p>
+    <w:p>
+      <w:pPr>
+        <w:rPr>
+          <w:b/>
+          <w:bCs/>
+          <w:sz w:val="28"/>
+          <w:szCs w:val="28"/>
+        </w:rPr>
+      </w:pPr>
+      <w:r>
+        <w:rPr>
+          <w:b/>
+          <w:bCs/>
+          <w:sz w:val="28"/>
+          <w:szCs w:val="28"/>
+        </w:rPr>
+        <w:t>Interview Answer</w:t>
+      </w:r>
+    </w:p>
+    <w:p>
+      <w:pPr>
+        <w:rPr>
+          <w:sz w:val="28"/>
+          <w:szCs w:val="28"/>
+        </w:rPr>
+      </w:pPr>
+      <w:r>
+        <w:rPr>
+          <w:sz w:val="28"/>
+          <w:szCs w:val="28"/>
+        </w:rPr>
+        <w:t>The required keyword makes a parameter mandatory. If it is not provided, Dart gives a compile-time error.</w:t>
+      </w:r>
+    </w:p>
+    <w:p>
+      <w:pPr>
+        <w:rPr>
+          <w:sz w:val="28"/>
+          <w:szCs w:val="28"/>
+        </w:rPr>
+      </w:pPr>
+      <w:r>
+        <w:rPr>
+          <w:sz w:val="28"/>
+          <w:szCs w:val="28"/>
+        </w:rPr>
+        <w:pict w14:anchorId="778B27EB">
+          <v:rect id="_x0000_i1318" style="width:0;height:1.5pt" o:hralign="center" o:hrstd="t" o:hr="t" fillcolor="#a0a0a0" stroked="f"/>
+        </w:pict>
+      </w:r>
+    </w:p>
+    <w:p>
+      <w:pPr>
+        <w:rPr>
+          <w:b/>
+          <w:bCs/>
+          <w:sz w:val="28"/>
+          <w:szCs w:val="28"/>
+        </w:rPr>
+      </w:pPr>
+      <w:r>
+        <w:rPr>
+          <w:b/>
+          <w:bCs/>
+          <w:sz w:val="28"/>
+          <w:szCs w:val="28"/>
+        </w:rPr>
+        <w:t>Topic 6: List</w:t>
+      </w:r>
+    </w:p>
+    <w:p>
+      <w:pPr>
+        <w:rPr>
+          <w:b/>
+          <w:bCs/>
+          <w:sz w:val="28"/>
+          <w:szCs w:val="28"/>
+        </w:rPr>
+      </w:pPr>
+      <w:r>
+        <w:rPr>
+          <w:rFonts w:ascii="Segoe UI Emoji" w:hAnsi="Segoe UI Emoji" w:cs="Segoe UI Emoji"/>
+          <w:b/>
+          <w:bCs/>
+          <w:sz w:val="28"/>
+          <w:szCs w:val="28"/>
+        </w:rPr>
+        <w:t>❓</w:t>
+      </w:r>
+      <w:r>
+        <w:rPr>
+          <w:b/>
+          <w:bCs/>
+          <w:sz w:val="28"/>
+          <w:szCs w:val="28"/>
+        </w:rPr>
+        <w:t>What is List?</w:t>
+      </w:r>
+    </w:p>
+    <w:p>
+      <w:pPr>
+        <w:rPr>
+          <w:b/>
+          <w:bCs/>
+          <w:sz w:val="28"/>
+          <w:szCs w:val="28"/>
+        </w:rPr>
+      </w:pPr>
+      <w:r>
+        <w:rPr>
+          <w:rFonts w:ascii="Segoe UI Emoji" w:hAnsi="Segoe UI Emoji" w:cs="Segoe UI Emoji"/>
+          <w:b/>
+          <w:bCs/>
+          <w:sz w:val="28"/>
+          <w:szCs w:val="28"/>
+        </w:rPr>
+        <w:t>📖</w:t>
+      </w:r>
+      <w:r>
+        <w:rPr>
+          <w:b/>
+          <w:bCs/>
+          <w:sz w:val="28"/>
+          <w:szCs w:val="28"/>
+        </w:rPr>
+        <w:t xml:space="preserve"> Simple Explanation</w:t>
+      </w:r>
+    </w:p>
+    <w:p>
+      <w:pPr>
+        <w:rPr>
+          <w:sz w:val="28"/>
+          <w:szCs w:val="28"/>
+        </w:rPr>
+      </w:pPr>
+      <w:r>
+        <w:rPr>
+          <w:sz w:val="28"/>
+          <w:szCs w:val="28"/>
+        </w:rPr>
+        <w:t>List ek ordered collection hoti hai jisme multiple values store hoti hain.</w:t>
+      </w:r>
+    </w:p>
+    <w:p>
+      <w:pPr>
+        <w:rPr>
+          <w:sz w:val="28"/>
+          <w:szCs w:val="28"/>
+        </w:rPr>
+      </w:pPr>
+      <w:r>
+        <w:rPr>
+          <w:sz w:val="28"/>
+          <w:szCs w:val="28"/>
+        </w:rPr>
+        <w:t xml:space="preserve">List ko </w:t>
+      </w:r>
+      <w:r>
+        <w:rPr>
+          <w:b/>
+          <w:bCs/>
+          <w:sz w:val="28"/>
+          <w:szCs w:val="28"/>
+        </w:rPr>
+        <w:t>Index</w:t>
+      </w:r>
+      <w:r>
+        <w:rPr>
+          <w:sz w:val="28"/>
+          <w:szCs w:val="28"/>
+        </w:rPr>
+        <w:t xml:space="preserve"> se access karte hain.</w:t>
+      </w:r>
+    </w:p>
+    <w:p>
+      <w:pPr>
+        <w:rPr>
+          <w:sz w:val="28"/>
+          <w:szCs w:val="28"/>
+        </w:rPr>
+      </w:pPr>
+      <w:r>
+        <w:rPr>
+          <w:sz w:val="28"/>
+          <w:szCs w:val="28"/>
+        </w:rPr>
+        <w:pict w14:anchorId="308749A0">
+          <v:rect id="_x0000_i1319" style="width:0;height:1.5pt" o:hralign="center" o:hrstd="t" o:hr="t" fillcolor="#a0a0a0" stroked="f"/>
+        </w:pict>
+      </w:r>
+    </w:p>
+    <w:p>
+      <w:pPr>
+        <w:rPr>
+          <w:b/>
+          <w:bCs/>
+          <w:sz w:val="28"/>
+          <w:szCs w:val="28"/>
+        </w:rPr>
+      </w:pPr>
+      <w:r>
+        <w:rPr>
+          <w:b/>
+          <w:bCs/>
+          <w:sz w:val="28"/>
+          <w:szCs w:val="28"/>
+        </w:rPr>
+        <w:t>Example</w:t>
+      </w:r>
+    </w:p>
+    <w:p>
+      <w:pPr>
+        <w:rPr>
+          <w:sz w:val="28"/>
+          <w:szCs w:val="28"/>
+        </w:rPr>
+      </w:pPr>
+      <w:r>
+        <w:rPr>
+          <w:sz w:val="28"/>
+          <w:szCs w:val="28"/>
+        </w:rPr>
+        <w:t>List&lt;String&gt; names = [</w:t>
+      </w:r>
+    </w:p>
+    <w:p>
+      <w:pPr>
+        <w:rPr>
+          <w:sz w:val="28"/>
+          <w:szCs w:val="28"/>
+        </w:rPr>
+      </w:pPr>
+      <w:r>
+        <w:rPr>
+          <w:sz w:val="28"/>
+          <w:szCs w:val="28"/>
+        </w:rPr>
+        <w:t xml:space="preserve">  "Rahul",</w:t>
+      </w:r>
+    </w:p>
+    <w:p>
+      <w:pPr>
+        <w:rPr>
+          <w:sz w:val="28"/>
+          <w:szCs w:val="28"/>
+        </w:rPr>
+      </w:pPr>
+      <w:r>
+        <w:rPr>
+          <w:sz w:val="28"/>
+          <w:szCs w:val="28"/>
+        </w:rPr>
+        <w:lastRenderedPageBreak/>
+        <w:t xml:space="preserve">  "Kartik",</w:t>
+      </w:r>
+    </w:p>
+    <w:p>
+      <w:pPr>
+        <w:rPr>
+          <w:sz w:val="28"/>
+          <w:szCs w:val="28"/>
+        </w:rPr>
+      </w:pPr>
+      <w:r>
+        <w:rPr>
+          <w:sz w:val="28"/>
+          <w:szCs w:val="28"/>
+        </w:rPr>
+        <w:t xml:space="preserve">  "Aman",</w:t>
+      </w:r>
+    </w:p>
+    <w:p>
+      <w:pPr>
+        <w:rPr>
+          <w:sz w:val="28"/>
+          <w:szCs w:val="28"/>
+        </w:rPr>
+      </w:pPr>
+      <w:r>
+        <w:rPr>
+          <w:sz w:val="28"/>
+          <w:szCs w:val="28"/>
+        </w:rPr>
+        <w:t>];</w:t>
+      </w:r>
+    </w:p>
+    <w:p>
+      <w:pPr>
+        <w:rPr>
+          <w:sz w:val="28"/>
+          <w:szCs w:val="28"/>
+        </w:rPr>
+      </w:pPr>
+      <w:r>
+        <w:rPr>
+          <w:sz w:val="28"/>
+          <w:szCs w:val="28"/>
+        </w:rPr>
+        <w:t>Access</w:t>
+      </w:r>
+    </w:p>
+    <w:p>
+      <w:pPr>
+        <w:rPr>
+          <w:sz w:val="28"/>
+          <w:szCs w:val="28"/>
+        </w:rPr>
+      </w:pPr>
+      <w:r>
+        <w:rPr>
+          <w:sz w:val="28"/>
+          <w:szCs w:val="28"/>
+        </w:rPr>
+        <w:t>print(names[1]);</w:t>
+      </w:r>
+    </w:p>
+    <w:p>
+      <w:pPr>
+        <w:rPr>
+          <w:sz w:val="28"/>
+          <w:szCs w:val="28"/>
+        </w:rPr>
+      </w:pPr>
+      <w:r>
+        <w:rPr>
+          <w:sz w:val="28"/>
+          <w:szCs w:val="28"/>
+        </w:rPr>
+        <w:t>Output</w:t>
+      </w:r>
+    </w:p>
+    <w:p>
+      <w:pPr>
+        <w:rPr>
+          <w:sz w:val="28"/>
+          <w:szCs w:val="28"/>
+        </w:rPr>
+      </w:pPr>
+      <w:r>
+        <w:rPr>
+          <w:sz w:val="28"/>
+          <w:szCs w:val="28"/>
+        </w:rPr>
+        <w:t>Kartik</w:t>
+      </w:r>
+    </w:p>
+    <w:p>
+      <w:pPr>
+        <w:rPr>
+          <w:sz w:val="28"/>
+          <w:szCs w:val="28"/>
+        </w:rPr>
+      </w:pPr>
+      <w:r>
+        <w:rPr>
+          <w:sz w:val="28"/>
+          <w:szCs w:val="28"/>
+        </w:rPr>
+        <w:pict w14:anchorId="51203E4A">
+          <v:rect id="_x0000_i1320" style="width:0;height:1.5pt" o:hralign="center" o:hrstd="t" o:hr="t" fillcolor="#a0a0a0" stroked="f"/>
+        </w:pict>
+      </w:r>
+    </w:p>
+    <w:p>
+      <w:pPr>
+        <w:rPr>
+          <w:b/>
+          <w:bCs/>
+          <w:sz w:val="28"/>
+          <w:szCs w:val="28"/>
+        </w:rPr>
+      </w:pPr>
+      <w:r>
+        <w:rPr>
+          <w:b/>
+          <w:bCs/>
+          <w:sz w:val="28"/>
+          <w:szCs w:val="28"/>
+        </w:rPr>
+        <w:t>Memory Trick</w:t>
+      </w:r>
+    </w:p>
+    <w:p>
+      <w:pPr>
+        <w:rPr>
+          <w:sz w:val="28"/>
+          <w:szCs w:val="28"/>
+        </w:rPr>
+      </w:pPr>
+      <w:r>
+        <w:rPr>
+          <w:sz w:val="28"/>
+          <w:szCs w:val="28"/>
+        </w:rPr>
+        <w:t>[ ]</w:t>
+      </w:r>
+    </w:p>
+    <w:p>
+      <w:pPr>
+        <w:rPr>
+          <w:sz w:val="28"/>
+          <w:szCs w:val="28"/>
+        </w:rPr>
+      </w:pPr>
+    </w:p>
+    <w:p>
+      <w:pPr>
+        <w:rPr>
+          <w:sz w:val="28"/>
+          <w:szCs w:val="28"/>
+        </w:rPr>
+      </w:pPr>
+      <w:r>
+        <w:rPr>
+          <w:sz w:val="28"/>
+          <w:szCs w:val="28"/>
+        </w:rPr>
+        <w:t>↓</w:t>
+      </w:r>
+    </w:p>
+    <w:p>
+      <w:pPr>
+        <w:rPr>
+          <w:sz w:val="28"/>
+          <w:szCs w:val="28"/>
+        </w:rPr>
+      </w:pPr>
+    </w:p>
+    <w:p>
+      <w:pPr>
+        <w:rPr>
+          <w:sz w:val="28"/>
+          <w:szCs w:val="28"/>
+        </w:rPr>
+      </w:pPr>
+      <w:r>
+        <w:rPr>
+          <w:sz w:val="28"/>
+          <w:szCs w:val="28"/>
+        </w:rPr>
+        <w:t>List</w:t>
+      </w:r>
+    </w:p>
+    <w:p>
+      <w:pPr>
+        <w:rPr>
+          <w:sz w:val="28"/>
+          <w:szCs w:val="28"/>
+        </w:rPr>
+      </w:pPr>
+    </w:p>
+    <w:p>
+      <w:pPr>
+        <w:rPr>
+          <w:sz w:val="28"/>
+          <w:szCs w:val="28"/>
+        </w:rPr>
+      </w:pPr>
+      <w:r>
+        <w:rPr>
+          <w:sz w:val="28"/>
+          <w:szCs w:val="28"/>
+        </w:rPr>
+        <w:t>↓</w:t>
+      </w:r>
+    </w:p>
+    <w:p>
+      <w:pPr>
+        <w:rPr>
+          <w:sz w:val="28"/>
+          <w:szCs w:val="28"/>
+        </w:rPr>
+      </w:pPr>
+    </w:p>
+    <w:p>
+      <w:pPr>
+        <w:rPr>
+          <w:sz w:val="28"/>
+          <w:szCs w:val="28"/>
+        </w:rPr>
+      </w:pPr>
+      <w:r>
+        <w:rPr>
+          <w:sz w:val="28"/>
+          <w:szCs w:val="28"/>
+        </w:rPr>
+        <w:t>Index</w:t>
+      </w:r>
+    </w:p>
+    <w:p>
+      <w:pPr>
+        <w:rPr>
+          <w:sz w:val="28"/>
+          <w:szCs w:val="28"/>
+        </w:rPr>
+      </w:pPr>
+      <w:r>
+        <w:rPr>
+          <w:sz w:val="28"/>
+          <w:szCs w:val="28"/>
+        </w:rPr>
+        <w:pict w14:anchorId="5D027B71">
+          <v:rect id="_x0000_i1321" style="width:0;height:1.5pt" o:hralign="center" o:hrstd="t" o:hr="t" fillcolor="#a0a0a0" stroked="f"/>
+        </w:pict>
+      </w:r>
+    </w:p>
+    <w:p>
+      <w:pPr>
+        <w:rPr>
+          <w:b/>
+          <w:bCs/>
+          <w:sz w:val="28"/>
+          <w:szCs w:val="28"/>
+        </w:rPr>
+      </w:pPr>
+      <w:r>
+        <w:rPr>
+          <w:b/>
+          <w:bCs/>
+          <w:sz w:val="28"/>
+          <w:szCs w:val="28"/>
+        </w:rPr>
+        <w:t>Interview Answer</w:t>
+      </w:r>
+    </w:p>
+    <w:p>
+      <w:pPr>
+        <w:rPr>
+          <w:sz w:val="28"/>
+          <w:szCs w:val="28"/>
+        </w:rPr>
+      </w:pPr>
+      <w:r>
+        <w:rPr>
+          <w:sz w:val="28"/>
+          <w:szCs w:val="28"/>
+        </w:rPr>
+        <w:t>A List is an ordered collection of multiple values accessed using an index.</w:t>
+      </w:r>
+    </w:p>
+    <w:p>
+      <w:pPr>
+        <w:rPr>
+          <w:sz w:val="28"/>
+          <w:szCs w:val="28"/>
+        </w:rPr>
+      </w:pPr>
+      <w:r>
+        <w:rPr>
+          <w:sz w:val="28"/>
+          <w:szCs w:val="28"/>
+        </w:rPr>
+        <w:pict w14:anchorId="434680BB">
+          <v:rect id="_x0000_i1322" style="width:0;height:1.5pt" o:hralign="center" o:hrstd="t" o:hr="t" fillcolor="#a0a0a0" stroked="f"/>
+        </w:pict>
+      </w:r>
+    </w:p>
+    <w:p>
+      <w:pPr>
+        <w:rPr>
+          <w:b/>
+          <w:bCs/>
+          <w:sz w:val="28"/>
+          <w:szCs w:val="28"/>
+        </w:rPr>
+      </w:pPr>
+      <w:r>
+        <w:rPr>
+          <w:b/>
+          <w:bCs/>
+          <w:sz w:val="28"/>
+          <w:szCs w:val="28"/>
+        </w:rPr>
+        <w:t>Topic 7: Map</w:t>
+      </w:r>
+    </w:p>
+    <w:p>
+      <w:pPr>
+        <w:rPr>
+          <w:b/>
+          <w:bCs/>
+          <w:sz w:val="28"/>
+          <w:szCs w:val="28"/>
+        </w:rPr>
+      </w:pPr>
+      <w:r>
+        <w:rPr>
+          <w:rFonts w:ascii="Segoe UI Emoji" w:hAnsi="Segoe UI Emoji" w:cs="Segoe UI Emoji"/>
+          <w:b/>
+          <w:bCs/>
+          <w:sz w:val="28"/>
+          <w:szCs w:val="28"/>
+        </w:rPr>
+        <w:lastRenderedPageBreak/>
+        <w:t>❓</w:t>
+      </w:r>
+      <w:r>
+        <w:rPr>
+          <w:b/>
+          <w:bCs/>
+          <w:sz w:val="28"/>
+          <w:szCs w:val="28"/>
+        </w:rPr>
+        <w:t>What is Map?</w:t>
+      </w:r>
+    </w:p>
+    <w:p>
+      <w:pPr>
+        <w:rPr>
+          <w:b/>
+          <w:bCs/>
+          <w:sz w:val="28"/>
+          <w:szCs w:val="28"/>
+        </w:rPr>
+      </w:pPr>
+      <w:r>
+        <w:rPr>
+          <w:rFonts w:ascii="Segoe UI Emoji" w:hAnsi="Segoe UI Emoji" w:cs="Segoe UI Emoji"/>
+          <w:b/>
+          <w:bCs/>
+          <w:sz w:val="28"/>
+          <w:szCs w:val="28"/>
+        </w:rPr>
+        <w:t>📖</w:t>
+      </w:r>
+      <w:r>
+        <w:rPr>
+          <w:b/>
+          <w:bCs/>
+          <w:sz w:val="28"/>
+          <w:szCs w:val="28"/>
+        </w:rPr>
+        <w:t xml:space="preserve"> Simple Explanation</w:t>
+      </w:r>
+    </w:p>
+    <w:p>
+      <w:pPr>
+        <w:rPr>
+          <w:sz w:val="28"/>
+          <w:szCs w:val="28"/>
+        </w:rPr>
+      </w:pPr>
+      <w:r>
+        <w:rPr>
+          <w:sz w:val="28"/>
+          <w:szCs w:val="28"/>
+        </w:rPr>
+        <w:t>Map key-value pair me data store karta hai.</w:t>
+      </w:r>
+    </w:p>
+    <w:p>
+      <w:pPr>
+        <w:rPr>
+          <w:sz w:val="28"/>
+          <w:szCs w:val="28"/>
+        </w:rPr>
+      </w:pPr>
+      <w:r>
+        <w:rPr>
+          <w:sz w:val="28"/>
+          <w:szCs w:val="28"/>
+        </w:rPr>
+        <w:t xml:space="preserve">Map ko </w:t>
+      </w:r>
+      <w:r>
+        <w:rPr>
+          <w:b/>
+          <w:bCs/>
+          <w:sz w:val="28"/>
+          <w:szCs w:val="28"/>
+        </w:rPr>
+        <w:t>Key</w:t>
+      </w:r>
+      <w:r>
+        <w:rPr>
+          <w:sz w:val="28"/>
+          <w:szCs w:val="28"/>
+        </w:rPr>
+        <w:t xml:space="preserve"> se access karte hain.</w:t>
+      </w:r>
+    </w:p>
+    <w:p>
+      <w:pPr>
+        <w:rPr>
+          <w:sz w:val="28"/>
+          <w:szCs w:val="28"/>
+        </w:rPr>
+      </w:pPr>
+      <w:r>
+        <w:rPr>
+          <w:sz w:val="28"/>
+          <w:szCs w:val="28"/>
+        </w:rPr>
+        <w:pict w14:anchorId="02C5683E">
+          <v:rect id="_x0000_i1323" style="width:0;height:1.5pt" o:hralign="center" o:hrstd="t" o:hr="t" fillcolor="#a0a0a0" stroked="f"/>
+        </w:pict>
+      </w:r>
+    </w:p>
+    <w:p>
+      <w:pPr>
+        <w:rPr>
+          <w:b/>
+          <w:bCs/>
+          <w:sz w:val="28"/>
+          <w:szCs w:val="28"/>
+        </w:rPr>
+      </w:pPr>
+      <w:r>
+        <w:rPr>
+          <w:b/>
+          <w:bCs/>
+          <w:sz w:val="28"/>
+          <w:szCs w:val="28"/>
+        </w:rPr>
+        <w:t>Example</w:t>
+      </w:r>
+    </w:p>
+    <w:p>
+      <w:pPr>
+        <w:rPr>
+          <w:sz w:val="28"/>
+          <w:szCs w:val="28"/>
+        </w:rPr>
+      </w:pPr>
+      <w:r>
+        <w:rPr>
+          <w:sz w:val="28"/>
+          <w:szCs w:val="28"/>
+        </w:rPr>
+        <w:t>Map&lt;String, dynamic&gt; user = {</w:t>
+      </w:r>
+    </w:p>
+    <w:p>
+      <w:pPr>
+        <w:rPr>
+          <w:sz w:val="28"/>
+          <w:szCs w:val="28"/>
+        </w:rPr>
+      </w:pPr>
+      <w:r>
+        <w:rPr>
+          <w:sz w:val="28"/>
+          <w:szCs w:val="28"/>
+        </w:rPr>
+        <w:t xml:space="preserve">  "name": "Kartik",</w:t>
+      </w:r>
+    </w:p>
+    <w:p>
+      <w:pPr>
+        <w:rPr>
+          <w:sz w:val="28"/>
+          <w:szCs w:val="28"/>
+        </w:rPr>
+      </w:pPr>
+      <w:r>
+        <w:rPr>
+          <w:sz w:val="28"/>
+          <w:szCs w:val="28"/>
+        </w:rPr>
+        <w:t xml:space="preserve">  "age": 20,</w:t>
+      </w:r>
+    </w:p>
+    <w:p>
+      <w:pPr>
+        <w:rPr>
+          <w:sz w:val="28"/>
+          <w:szCs w:val="28"/>
+        </w:rPr>
+      </w:pPr>
+      <w:r>
+        <w:rPr>
+          <w:sz w:val="28"/>
+          <w:szCs w:val="28"/>
+        </w:rPr>
+        <w:t>};</w:t>
+      </w:r>
+    </w:p>
+    <w:p>
+      <w:pPr>
+        <w:rPr>
+          <w:sz w:val="28"/>
+          <w:szCs w:val="28"/>
+        </w:rPr>
+      </w:pPr>
+      <w:r>
+        <w:rPr>
+          <w:sz w:val="28"/>
+          <w:szCs w:val="28"/>
+        </w:rPr>
+        <w:t>Access</w:t>
+      </w:r>
+    </w:p>
+    <w:p>
+      <w:pPr>
+        <w:rPr>
+          <w:sz w:val="28"/>
+          <w:szCs w:val="28"/>
+        </w:rPr>
+      </w:pPr>
+      <w:r>
+        <w:rPr>
+          <w:sz w:val="28"/>
+          <w:szCs w:val="28"/>
+        </w:rPr>
+        <w:t>print(user["name"]);</w:t>
+      </w:r>
+    </w:p>
+    <w:p>
+      <w:pPr>
+        <w:rPr>
+          <w:sz w:val="28"/>
+          <w:szCs w:val="28"/>
+        </w:rPr>
+      </w:pPr>
+      <w:r>
+        <w:rPr>
+          <w:sz w:val="28"/>
+          <w:szCs w:val="28"/>
+        </w:rPr>
+        <w:t>Output</w:t>
+      </w:r>
+    </w:p>
+    <w:p>
+      <w:pPr>
+        <w:rPr>
+          <w:sz w:val="28"/>
+          <w:szCs w:val="28"/>
+        </w:rPr>
+      </w:pPr>
+      <w:r>
+        <w:rPr>
+          <w:sz w:val="28"/>
+          <w:szCs w:val="28"/>
+        </w:rPr>
+        <w:t>Kartik</w:t>
+      </w:r>
+    </w:p>
+    <w:p>
+      <w:pPr>
+        <w:rPr>
+          <w:sz w:val="28"/>
+          <w:szCs w:val="28"/>
+        </w:rPr>
+      </w:pPr>
+      <w:r>
+        <w:rPr>
+          <w:sz w:val="28"/>
+          <w:szCs w:val="28"/>
+        </w:rPr>
+        <w:pict w14:anchorId="6A3CD1FC">
+          <v:rect id="_x0000_i1324" style="width:0;height:1.5pt" o:hralign="center" o:hrstd="t" o:hr="t" fillcolor="#a0a0a0" stroked="f"/>
+        </w:pict>
+      </w:r>
+    </w:p>
+    <w:p>
+      <w:pPr>
+        <w:rPr>
+          <w:b/>
+          <w:bCs/>
+          <w:sz w:val="28"/>
+          <w:szCs w:val="28"/>
+        </w:rPr>
+      </w:pPr>
+      <w:r>
+        <w:rPr>
+          <w:b/>
+          <w:bCs/>
+          <w:sz w:val="28"/>
+          <w:szCs w:val="28"/>
+        </w:rPr>
+        <w:t>Memory Trick</w:t>
+      </w:r>
+    </w:p>
+    <w:p>
+      <w:pPr>
+        <w:rPr>
+          <w:sz w:val="28"/>
+          <w:szCs w:val="28"/>
+        </w:rPr>
+      </w:pPr>
+      <w:r>
+        <w:rPr>
+          <w:sz w:val="28"/>
+          <w:szCs w:val="28"/>
+        </w:rPr>
+        <w:t>{ }</w:t>
+      </w:r>
+    </w:p>
+    <w:p>
+      <w:pPr>
+        <w:rPr>
+          <w:sz w:val="28"/>
+          <w:szCs w:val="28"/>
+        </w:rPr>
+      </w:pPr>
+    </w:p>
+    <w:p>
+      <w:pPr>
+        <w:rPr>
+          <w:sz w:val="28"/>
+          <w:szCs w:val="28"/>
+        </w:rPr>
+      </w:pPr>
+      <w:r>
+        <w:rPr>
+          <w:sz w:val="28"/>
+          <w:szCs w:val="28"/>
+        </w:rPr>
+        <w:t>↓</w:t>
+      </w:r>
+    </w:p>
+    <w:p>
+      <w:pPr>
+        <w:rPr>
+          <w:sz w:val="28"/>
+          <w:szCs w:val="28"/>
+        </w:rPr>
+      </w:pPr>
+    </w:p>
+    <w:p>
+      <w:pPr>
+        <w:rPr>
+          <w:sz w:val="28"/>
+          <w:szCs w:val="28"/>
+        </w:rPr>
+      </w:pPr>
+      <w:r>
+        <w:rPr>
+          <w:sz w:val="28"/>
+          <w:szCs w:val="28"/>
+        </w:rPr>
+        <w:t>Map</w:t>
+      </w:r>
+    </w:p>
+    <w:p>
+      <w:pPr>
+        <w:rPr>
+          <w:sz w:val="28"/>
+          <w:szCs w:val="28"/>
+        </w:rPr>
+      </w:pPr>
+    </w:p>
+    <w:p>
+      <w:pPr>
+        <w:rPr>
+          <w:sz w:val="28"/>
+          <w:szCs w:val="28"/>
+        </w:rPr>
+      </w:pPr>
+      <w:r>
+        <w:rPr>
+          <w:sz w:val="28"/>
+          <w:szCs w:val="28"/>
+        </w:rPr>
+        <w:t>↓</w:t>
+      </w:r>
+    </w:p>
+    <w:p>
+      <w:pPr>
+        <w:rPr>
+          <w:sz w:val="28"/>
+          <w:szCs w:val="28"/>
+        </w:rPr>
+      </w:pPr>
+    </w:p>
+    <w:p>
+      <w:pPr>
+        <w:rPr>
+          <w:sz w:val="28"/>
+          <w:szCs w:val="28"/>
+        </w:rPr>
+      </w:pPr>
+      <w:r>
+        <w:rPr>
+          <w:sz w:val="28"/>
+          <w:szCs w:val="28"/>
+        </w:rPr>
+        <w:t>Key → Value</w:t>
+      </w:r>
+    </w:p>
+    <w:p>
+      <w:pPr>
+        <w:rPr>
+          <w:sz w:val="28"/>
+          <w:szCs w:val="28"/>
+        </w:rPr>
+      </w:pPr>
+      <w:r>
+        <w:rPr>
+          <w:sz w:val="28"/>
+          <w:szCs w:val="28"/>
+        </w:rPr>
+        <w:pict w14:anchorId="3A50AAFC">
+          <v:rect id="_x0000_i1325" style="width:0;height:1.5pt" o:hralign="center" o:hrstd="t" o:hr="t" fillcolor="#a0a0a0" stroked="f"/>
+        </w:pict>
+      </w:r>
+    </w:p>
+    <w:p>
+      <w:pPr>
+        <w:rPr>
+          <w:b/>
+          <w:bCs/>
+          <w:sz w:val="28"/>
+          <w:szCs w:val="28"/>
+        </w:rPr>
+      </w:pPr>
+      <w:r>
+        <w:rPr>
+          <w:b/>
+          <w:bCs/>
+          <w:sz w:val="28"/>
+          <w:szCs w:val="28"/>
+        </w:rPr>
+        <w:t>Interview Answer</w:t>
+      </w:r>
+    </w:p>
+    <w:p>
+      <w:pPr>
+        <w:rPr>
+          <w:sz w:val="28"/>
+          <w:szCs w:val="28"/>
+        </w:rPr>
+      </w:pPr>
+      <w:r>
+        <w:rPr>
+          <w:sz w:val="28"/>
+          <w:szCs w:val="28"/>
+        </w:rPr>
+        <w:t>A Map stores data in key-value pairs and values are accessed using their keys.</w:t>
+      </w:r>
+    </w:p>
+    <w:p>
+      <w:pPr>
+        <w:rPr>
+          <w:sz w:val="28"/>
+          <w:szCs w:val="28"/>
+        </w:rPr>
+      </w:pPr>
+      <w:r>
+        <w:rPr>
+          <w:sz w:val="28"/>
+          <w:szCs w:val="28"/>
+        </w:rPr>
+        <w:pict w14:anchorId="43BC4862">
+          <v:rect id="_x0000_i1326" style="width:0;height:1.5pt" o:hralign="center" o:hrstd="t" o:hr="t" fillcolor="#a0a0a0" stroked="f"/>
+        </w:pict>
+      </w:r>
+    </w:p>
+    <w:p>
+      <w:pPr>
+        <w:rPr>
+          <w:b/>
+          <w:bCs/>
+          <w:sz w:val="28"/>
+          <w:szCs w:val="28"/>
+        </w:rPr>
+      </w:pPr>
+      <w:r>
+        <w:rPr>
+          <w:b/>
+          <w:bCs/>
+          <w:sz w:val="28"/>
+          <w:szCs w:val="28"/>
+        </w:rPr>
+        <w:t>Topic 8: List vs Map</w:t>
+      </w:r>
+    </w:p>
+    <w:tbl>
+      <w:tblPr>
+        <w:tblW w:w="0" w:type="auto"/>
+        <w:tblCellSpacing w:w="15" w:type="dxa"/>
+        <w:tblCellMar>
+          <w:top w:w="15" w:type="dxa"/>
+          <w:left w:w="15" w:type="dxa"/>
+          <w:bottom w:w="15" w:type="dxa"/>
+          <w:right w:w="15" w:type="dxa"/>
+        </w:tblCellMar>
+        <w:tblLook w:val="04A0" w:firstRow="1" w:lastRow="0" w:firstColumn="1" w:lastColumn="0" w:noHBand="0" w:noVBand="1"/>
+      </w:tblPr>
+      <w:tblGrid>
+        <w:gridCol w:w="2751"/>
+        <w:gridCol w:w="2712"/>
+      </w:tblGrid>
+      <w:tr>
+        <w:trPr>
+          <w:tblHeader/>
+          <w:tblCellSpacing w:w="15" w:type="dxa"/>
+        </w:trPr>
+        <w:tc>
+          <w:tcPr>
+            <w:tcW w:w="0" w:type="auto"/>
+            <w:vAlign w:val="center"/>
+            <w:hideMark/>
+          </w:tcPr>
+          <w:p>
+            <w:pPr>
+              <w:rPr>
+                <w:b/>
+                <w:bCs/>
+                <w:sz w:val="28"/>
+                <w:szCs w:val="28"/>
+              </w:rPr>
+            </w:pPr>
+            <w:r>
+              <w:rPr>
+                <w:b/>
+                <w:bCs/>
+                <w:sz w:val="28"/>
+                <w:szCs w:val="28"/>
+              </w:rPr>
+              <w:t>List</w:t>
+            </w:r>
+          </w:p>
+        </w:tc>
+        <w:tc>
+          <w:tcPr>
+            <w:tcW w:w="0" w:type="auto"/>
+            <w:vAlign w:val="center"/>
+            <w:hideMark/>
+          </w:tcPr>
+          <w:p>
+            <w:pPr>
+              <w:rPr>
+                <w:b/>
+                <w:bCs/>
+                <w:sz w:val="28"/>
+                <w:szCs w:val="28"/>
+              </w:rPr>
+            </w:pPr>
+            <w:r>
+              <w:rPr>
+                <w:b/>
+                <w:bCs/>
+                <w:sz w:val="28"/>
+                <w:szCs w:val="28"/>
+              </w:rPr>
+              <w:t>Map</w:t>
+            </w:r>
+          </w:p>
+        </w:tc>
+      </w:tr>
+      <w:tr>
+        <w:trPr>
+          <w:tblCellSpacing w:w="15" w:type="dxa"/>
+        </w:trPr>
+        <w:tc>
+          <w:tcPr>
+            <w:tcW w:w="0" w:type="auto"/>
+            <w:vAlign w:val="center"/>
+            <w:hideMark/>
+          </w:tcPr>
+          <w:p>
+            <w:pPr>
+              <w:rPr>
+                <w:sz w:val="28"/>
+                <w:szCs w:val="28"/>
+              </w:rPr>
+            </w:pPr>
+            <w:r>
+              <w:rPr>
+                <w:sz w:val="28"/>
+                <w:szCs w:val="28"/>
+              </w:rPr>
+              <w:t>Stores multiple values</w:t>
+            </w:r>
+          </w:p>
+        </w:tc>
+        <w:tc>
+          <w:tcPr>
+            <w:tcW w:w="0" w:type="auto"/>
+            <w:vAlign w:val="center"/>
+            <w:hideMark/>
+          </w:tcPr>
+          <w:p>
+            <w:pPr>
+              <w:rPr>
+                <w:sz w:val="28"/>
+                <w:szCs w:val="28"/>
+              </w:rPr>
+            </w:pPr>
+            <w:r>
+              <w:rPr>
+                <w:sz w:val="28"/>
+                <w:szCs w:val="28"/>
+              </w:rPr>
+              <w:t>Stores key-value pairs</w:t>
+            </w:r>
+          </w:p>
+        </w:tc>
+      </w:tr>
+      <w:tr>
+        <w:trPr>
+          <w:tblCellSpacing w:w="15" w:type="dxa"/>
+        </w:trPr>
+        <w:tc>
+          <w:tcPr>
+            <w:tcW w:w="0" w:type="auto"/>
+            <w:vAlign w:val="center"/>
+            <w:hideMark/>
+          </w:tcPr>
+          <w:p>
+            <w:pPr>
+              <w:rPr>
+                <w:sz w:val="28"/>
+                <w:szCs w:val="28"/>
+              </w:rPr>
+            </w:pPr>
+            <w:r>
+              <w:rPr>
+                <w:sz w:val="28"/>
+                <w:szCs w:val="28"/>
+              </w:rPr>
+              <w:t>Access using Index</w:t>
+            </w:r>
+          </w:p>
+        </w:tc>
+        <w:tc>
+          <w:tcPr>
+            <w:tcW w:w="0" w:type="auto"/>
+            <w:vAlign w:val="center"/>
+            <w:hideMark/>
+          </w:tcPr>
+          <w:p>
+            <w:pPr>
+              <w:rPr>
+                <w:sz w:val="28"/>
+                <w:szCs w:val="28"/>
+              </w:rPr>
+            </w:pPr>
+            <w:r>
+              <w:rPr>
+                <w:sz w:val="28"/>
+                <w:szCs w:val="28"/>
+              </w:rPr>
+              <w:t>Access using Key</w:t>
+            </w:r>
+          </w:p>
+        </w:tc>
+      </w:tr>
+      <w:tr>
+        <w:trPr>
+          <w:tblCellSpacing w:w="15" w:type="dxa"/>
+        </w:trPr>
+        <w:tc>
+          <w:tcPr>
+            <w:tcW w:w="0" w:type="auto"/>
+            <w:vAlign w:val="center"/>
+            <w:hideMark/>
+          </w:tcPr>
+          <w:p>
+            <w:pPr>
+              <w:rPr>
+                <w:sz w:val="28"/>
+                <w:szCs w:val="28"/>
+              </w:rPr>
+            </w:pPr>
+            <w:r>
+              <w:rPr>
+                <w:sz w:val="28"/>
+                <w:szCs w:val="28"/>
+              </w:rPr>
+              <w:t>Example: Chat List</w:t>
+            </w:r>
+          </w:p>
+        </w:tc>
+        <w:tc>
+          <w:tcPr>
+            <w:tcW w:w="0" w:type="auto"/>
+            <w:vAlign w:val="center"/>
+            <w:hideMark/>
+          </w:tcPr>
+          <w:p>
+            <w:pPr>
+              <w:rPr>
+                <w:sz w:val="28"/>
+                <w:szCs w:val="28"/>
+              </w:rPr>
+            </w:pPr>
+            <w:r>
+              <w:rPr>
+                <w:sz w:val="28"/>
+                <w:szCs w:val="28"/>
+              </w:rPr>
+              <w:t>Example: User Profile</w:t>
+            </w:r>
+          </w:p>
+        </w:tc>
+      </w:tr>
+      <w:tr>
+        <w:trPr>
+          <w:tblCellSpacing w:w="15" w:type="dxa"/>
+        </w:trPr>
+        <w:tc>
+          <w:tcPr>
+            <w:tcW w:w="0" w:type="auto"/>
+            <w:vAlign w:val="center"/>
+            <w:hideMark/>
+          </w:tcPr>
+          <w:p>
+            <w:pPr>
+              <w:rPr>
+                <w:sz w:val="28"/>
+                <w:szCs w:val="28"/>
+              </w:rPr>
+            </w:pPr>
+            <w:r>
+              <w:rPr>
+                <w:sz w:val="28"/>
+                <w:szCs w:val="28"/>
+              </w:rPr>
+              <w:t>Syntax: list[0]</w:t>
+            </w:r>
+          </w:p>
+        </w:tc>
+        <w:tc>
+          <w:tcPr>
+            <w:tcW w:w="0" w:type="auto"/>
+            <w:vAlign w:val="center"/>
+            <w:hideMark/>
+          </w:tcPr>
+          <w:p>
+            <w:pPr>
+              <w:rPr>
+                <w:sz w:val="28"/>
+                <w:szCs w:val="28"/>
+              </w:rPr>
+            </w:pPr>
+            <w:r>
+              <w:rPr>
+                <w:sz w:val="28"/>
+                <w:szCs w:val="28"/>
+              </w:rPr>
+              <w:t>Syntax: map["name"]</w:t>
+            </w:r>
+          </w:p>
+        </w:tc>
+      </w:tr>
+    </w:tbl>
+    <w:p>
+      <w:pPr>
+        <w:rPr>
+          <w:sz w:val="28"/>
+          <w:szCs w:val="28"/>
+        </w:rPr>
+      </w:pPr>
+      <w:r>
+        <w:rPr>
+          <w:sz w:val="28"/>
+          <w:szCs w:val="28"/>
+        </w:rPr>
+        <w:pict w14:anchorId="2931B257">
+          <v:rect id="_x0000_i1327" style="width:0;height:1.5pt" o:hralign="center" o:hrstd="t" o:hr="t" fillcolor="#a0a0a0" stroked="f"/>
+        </w:pict>
+      </w:r>
+    </w:p>
+    <w:p>
+      <w:pPr>
+        <w:rPr>
+          <w:b/>
+          <w:bCs/>
+          <w:sz w:val="28"/>
+          <w:szCs w:val="28"/>
+        </w:rPr>
+      </w:pPr>
+      <w:r>
+        <w:rPr>
+          <w:b/>
+          <w:bCs/>
+          <w:sz w:val="28"/>
+          <w:szCs w:val="28"/>
+        </w:rPr>
+        <w:t>Topic 9: List + Map Together</w:t>
+      </w:r>
+    </w:p>
+    <w:p>
+      <w:pPr>
+        <w:rPr>
+          <w:b/>
+          <w:bCs/>
+          <w:sz w:val="28"/>
+          <w:szCs w:val="28"/>
+        </w:rPr>
+      </w:pPr>
+      <w:r>
+        <w:rPr>
+          <w:b/>
+          <w:bCs/>
+          <w:sz w:val="28"/>
+          <w:szCs w:val="28"/>
+        </w:rPr>
+        <w:t>Single User</w:t>
+      </w:r>
+    </w:p>
+    <w:p>
+      <w:pPr>
+        <w:rPr>
+          <w:sz w:val="28"/>
+          <w:szCs w:val="28"/>
+        </w:rPr>
+      </w:pPr>
+      <w:r>
+        <w:rPr>
+          <w:sz w:val="28"/>
+          <w:szCs w:val="28"/>
+        </w:rPr>
+        <w:t>Map&lt;String, dynamic&gt; user = {</w:t>
+      </w:r>
+    </w:p>
+    <w:p>
+      <w:pPr>
+        <w:rPr>
+          <w:sz w:val="28"/>
+          <w:szCs w:val="28"/>
+        </w:rPr>
+      </w:pPr>
+      <w:r>
+        <w:rPr>
+          <w:sz w:val="28"/>
+          <w:szCs w:val="28"/>
+        </w:rPr>
+        <w:t xml:space="preserve">  "name": "Kartik",</w:t>
+      </w:r>
+    </w:p>
+    <w:p>
+      <w:pPr>
+        <w:rPr>
+          <w:sz w:val="28"/>
+          <w:szCs w:val="28"/>
+        </w:rPr>
+      </w:pPr>
+      <w:r>
+        <w:rPr>
+          <w:sz w:val="28"/>
+          <w:szCs w:val="28"/>
+        </w:rPr>
+        <w:t xml:space="preserve">  "age": 20,</w:t>
+      </w:r>
+    </w:p>
+    <w:p>
+      <w:pPr>
+        <w:rPr>
+          <w:sz w:val="28"/>
+          <w:szCs w:val="28"/>
+        </w:rPr>
+      </w:pPr>
+      <w:r>
+        <w:rPr>
+          <w:sz w:val="28"/>
+          <w:szCs w:val="28"/>
+        </w:rPr>
+        <w:t>};</w:t>
+      </w:r>
+    </w:p>
+    <w:p>
+      <w:pPr>
+        <w:rPr>
+          <w:sz w:val="28"/>
+          <w:szCs w:val="28"/>
+        </w:rPr>
+      </w:pPr>
+      <w:r>
+        <w:rPr>
+          <w:sz w:val="28"/>
+          <w:szCs w:val="28"/>
+        </w:rPr>
+        <w:pict w14:anchorId="72938C2B">
+          <v:rect id="_x0000_i1328" style="width:0;height:1.5pt" o:hralign="center" o:hrstd="t" o:hr="t" fillcolor="#a0a0a0" stroked="f"/>
+        </w:pict>
+      </w:r>
+    </w:p>
+    <w:p>
+      <w:pPr>
+        <w:rPr>
+          <w:b/>
+          <w:bCs/>
+          <w:sz w:val="28"/>
+          <w:szCs w:val="28"/>
+        </w:rPr>
+      </w:pPr>
+      <w:r>
+        <w:rPr>
+          <w:b/>
+          <w:bCs/>
+          <w:sz w:val="28"/>
+          <w:szCs w:val="28"/>
+        </w:rPr>
+        <w:t>Multiple Users</w:t>
+      </w:r>
+    </w:p>
+    <w:p>
+      <w:pPr>
+        <w:rPr>
+          <w:sz w:val="28"/>
+          <w:szCs w:val="28"/>
+        </w:rPr>
+      </w:pPr>
+      <w:r>
+        <w:rPr>
+          <w:sz w:val="28"/>
+          <w:szCs w:val="28"/>
+        </w:rPr>
+        <w:t>List&lt;Map&lt;String, dynamic&gt;&gt; users = [</w:t>
+      </w:r>
+    </w:p>
+    <w:p>
+      <w:pPr>
+        <w:rPr>
+          <w:sz w:val="28"/>
+          <w:szCs w:val="28"/>
+        </w:rPr>
+      </w:pPr>
+      <w:r>
+        <w:rPr>
+          <w:sz w:val="28"/>
+          <w:szCs w:val="28"/>
+        </w:rPr>
+        <w:t xml:space="preserve">  {</w:t>
+      </w:r>
+    </w:p>
+    <w:p>
+      <w:pPr>
+        <w:rPr>
+          <w:sz w:val="28"/>
+          <w:szCs w:val="28"/>
+        </w:rPr>
+      </w:pPr>
+      <w:r>
+        <w:rPr>
+          <w:sz w:val="28"/>
+          <w:szCs w:val="28"/>
+        </w:rPr>
+        <w:lastRenderedPageBreak/>
+        <w:t xml:space="preserve">    "name": "Rahul",</w:t>
+      </w:r>
+    </w:p>
+    <w:p>
+      <w:pPr>
+        <w:rPr>
+          <w:sz w:val="28"/>
+          <w:szCs w:val="28"/>
+        </w:rPr>
+      </w:pPr>
+      <w:r>
+        <w:rPr>
+          <w:sz w:val="28"/>
+          <w:szCs w:val="28"/>
+        </w:rPr>
+        <w:t xml:space="preserve">    "age": 21,</w:t>
+      </w:r>
+    </w:p>
+    <w:p>
+      <w:pPr>
+        <w:rPr>
+          <w:sz w:val="28"/>
+          <w:szCs w:val="28"/>
+        </w:rPr>
+      </w:pPr>
+      <w:r>
+        <w:rPr>
+          <w:sz w:val="28"/>
+          <w:szCs w:val="28"/>
+        </w:rPr>
+        <w:t xml:space="preserve">  },</w:t>
+      </w:r>
+    </w:p>
+    <w:p>
+      <w:pPr>
+        <w:rPr>
+          <w:sz w:val="28"/>
+          <w:szCs w:val="28"/>
+        </w:rPr>
+      </w:pPr>
+      <w:r>
+        <w:rPr>
+          <w:sz w:val="28"/>
+          <w:szCs w:val="28"/>
+        </w:rPr>
+        <w:t xml:space="preserve">  {</w:t>
+      </w:r>
+    </w:p>
+    <w:p>
+      <w:pPr>
+        <w:rPr>
+          <w:sz w:val="28"/>
+          <w:szCs w:val="28"/>
+        </w:rPr>
+      </w:pPr>
+      <w:r>
+        <w:rPr>
+          <w:sz w:val="28"/>
+          <w:szCs w:val="28"/>
+        </w:rPr>
+        <w:t xml:space="preserve">    "name": "Kartik",</w:t>
+      </w:r>
+    </w:p>
+    <w:p>
+      <w:pPr>
+        <w:rPr>
+          <w:sz w:val="28"/>
+          <w:szCs w:val="28"/>
+        </w:rPr>
+      </w:pPr>
+      <w:r>
+        <w:rPr>
+          <w:sz w:val="28"/>
+          <w:szCs w:val="28"/>
+        </w:rPr>
+        <w:t xml:space="preserve">    "age": 20,</w:t>
+      </w:r>
+    </w:p>
+    <w:p>
+      <w:pPr>
+        <w:rPr>
+          <w:sz w:val="28"/>
+          <w:szCs w:val="28"/>
+        </w:rPr>
+      </w:pPr>
+      <w:r>
+        <w:rPr>
+          <w:sz w:val="28"/>
+          <w:szCs w:val="28"/>
+        </w:rPr>
+        <w:t xml:space="preserve">  },</w:t>
+      </w:r>
+    </w:p>
+    <w:p>
+      <w:pPr>
+        <w:rPr>
+          <w:sz w:val="28"/>
+          <w:szCs w:val="28"/>
+        </w:rPr>
+      </w:pPr>
+      <w:r>
+        <w:rPr>
+          <w:sz w:val="28"/>
+          <w:szCs w:val="28"/>
+        </w:rPr>
+        <w:t>];</w:t>
+      </w:r>
+    </w:p>
+    <w:p>
+      <w:pPr>
+        <w:rPr>
+          <w:sz w:val="28"/>
+          <w:szCs w:val="28"/>
+        </w:rPr>
+      </w:pPr>
+      <w:r>
+        <w:rPr>
+          <w:sz w:val="28"/>
+          <w:szCs w:val="28"/>
+        </w:rPr>
+        <w:t>Access</w:t>
+      </w:r>
+    </w:p>
+    <w:p>
+      <w:pPr>
+        <w:rPr>
+          <w:sz w:val="28"/>
+          <w:szCs w:val="28"/>
+        </w:rPr>
+      </w:pPr>
+      <w:r>
+        <w:rPr>
+          <w:sz w:val="28"/>
+          <w:szCs w:val="28"/>
+        </w:rPr>
+        <w:t>print(users[1]["name"]);</w:t>
+      </w:r>
+    </w:p>
+    <w:p>
+      <w:pPr>
+        <w:rPr>
+          <w:sz w:val="28"/>
+          <w:szCs w:val="28"/>
+        </w:rPr>
+      </w:pPr>
+      <w:r>
+        <w:rPr>
+          <w:sz w:val="28"/>
+          <w:szCs w:val="28"/>
+        </w:rPr>
+        <w:t>Output</w:t>
+      </w:r>
+    </w:p>
+    <w:p>
+      <w:pPr>
+        <w:rPr>
+          <w:sz w:val="28"/>
+          <w:szCs w:val="28"/>
+        </w:rPr>
+      </w:pPr>
+      <w:r>
+        <w:rPr>
+          <w:sz w:val="28"/>
+          <w:szCs w:val="28"/>
+        </w:rPr>
+        <w:t>Kartik</w:t>
+      </w:r>
+    </w:p>
+    <w:p>
+      <w:pPr>
+        <w:rPr>
+          <w:sz w:val="28"/>
+          <w:szCs w:val="28"/>
+        </w:rPr>
+      </w:pPr>
+      <w:r>
+        <w:rPr>
+          <w:sz w:val="28"/>
+          <w:szCs w:val="28"/>
+        </w:rPr>
+        <w:pict w14:anchorId="21754249">
+          <v:rect id="_x0000_i1329" style="width:0;height:1.5pt" o:hralign="center" o:hrstd="t" o:hr="t" fillcolor="#a0a0a0" stroked="f"/>
+        </w:pict>
+      </w:r>
+    </w:p>
+    <w:p>
+      <w:pPr>
+        <w:rPr>
+          <w:b/>
+          <w:bCs/>
+          <w:sz w:val="28"/>
+          <w:szCs w:val="28"/>
+        </w:rPr>
+      </w:pPr>
+      <w:r>
+        <w:rPr>
+          <w:b/>
+          <w:bCs/>
+          <w:sz w:val="28"/>
+          <w:szCs w:val="28"/>
+        </w:rPr>
+        <w:t>Real Flutter Flow</w:t>
+      </w:r>
+    </w:p>
+    <w:p>
+      <w:pPr>
+        <w:rPr>
+          <w:sz w:val="28"/>
+          <w:szCs w:val="28"/>
+        </w:rPr>
+      </w:pPr>
+      <w:r>
+        <w:rPr>
+          <w:sz w:val="28"/>
+          <w:szCs w:val="28"/>
+        </w:rPr>
+        <w:t>Backend</w:t>
+      </w:r>
+    </w:p>
+    <w:p>
+      <w:pPr>
+        <w:rPr>
+          <w:sz w:val="28"/>
+          <w:szCs w:val="28"/>
+        </w:rPr>
+      </w:pPr>
+    </w:p>
+    <w:p>
+      <w:pPr>
+        <w:rPr>
+          <w:sz w:val="28"/>
+          <w:szCs w:val="28"/>
+        </w:rPr>
+      </w:pPr>
+      <w:r>
+        <w:rPr>
+          <w:sz w:val="28"/>
+          <w:szCs w:val="28"/>
+        </w:rPr>
+        <w:t>↓</w:t>
+      </w:r>
+    </w:p>
+    <w:p>
+      <w:pPr>
+        <w:rPr>
+          <w:sz w:val="28"/>
+          <w:szCs w:val="28"/>
+        </w:rPr>
+      </w:pPr>
+    </w:p>
+    <w:p>
+      <w:pPr>
+        <w:rPr>
+          <w:sz w:val="28"/>
+          <w:szCs w:val="28"/>
+        </w:rPr>
+      </w:pPr>
+      <w:r>
+        <w:rPr>
+          <w:sz w:val="28"/>
+          <w:szCs w:val="28"/>
+        </w:rPr>
+        <w:t>JSON</w:t>
+      </w:r>
+    </w:p>
+    <w:p>
+      <w:pPr>
+        <w:rPr>
+          <w:sz w:val="28"/>
+          <w:szCs w:val="28"/>
+        </w:rPr>
+      </w:pPr>
+    </w:p>
+    <w:p>
+      <w:pPr>
+        <w:rPr>
+          <w:sz w:val="28"/>
+          <w:szCs w:val="28"/>
+        </w:rPr>
+      </w:pPr>
+      <w:r>
+        <w:rPr>
+          <w:sz w:val="28"/>
+          <w:szCs w:val="28"/>
+        </w:rPr>
+        <w:t>↓</w:t>
+      </w:r>
+    </w:p>
+    <w:p>
+      <w:pPr>
+        <w:rPr>
+          <w:sz w:val="28"/>
+          <w:szCs w:val="28"/>
+        </w:rPr>
+      </w:pPr>
+    </w:p>
+    <w:p>
+      <w:pPr>
+        <w:rPr>
+          <w:sz w:val="28"/>
+          <w:szCs w:val="28"/>
+        </w:rPr>
+      </w:pPr>
+      <w:r>
+        <w:rPr>
+          <w:sz w:val="28"/>
+          <w:szCs w:val="28"/>
+        </w:rPr>
+        <w:t>Map</w:t>
+      </w:r>
+    </w:p>
+    <w:p>
+      <w:pPr>
+        <w:rPr>
+          <w:sz w:val="28"/>
+          <w:szCs w:val="28"/>
+        </w:rPr>
+      </w:pPr>
+    </w:p>
+    <w:p>
+      <w:pPr>
+        <w:rPr>
+          <w:sz w:val="28"/>
+          <w:szCs w:val="28"/>
+        </w:rPr>
+      </w:pPr>
+      <w:r>
+        <w:rPr>
+          <w:sz w:val="28"/>
+          <w:szCs w:val="28"/>
+        </w:rPr>
+        <w:t>↓</w:t>
+      </w:r>
+    </w:p>
+    <w:p>
+      <w:pPr>
+        <w:rPr>
+          <w:sz w:val="28"/>
+          <w:szCs w:val="28"/>
+        </w:rPr>
+      </w:pPr>
+    </w:p>
+    <w:p>
+      <w:pPr>
+        <w:rPr>
+          <w:sz w:val="28"/>
+          <w:szCs w:val="28"/>
+        </w:rPr>
+      </w:pPr>
+      <w:r>
+        <w:rPr>
+          <w:sz w:val="28"/>
+          <w:szCs w:val="28"/>
+        </w:rPr>
+        <w:t>Model</w:t>
+      </w:r>
+    </w:p>
+    <w:p>
+      <w:pPr>
+        <w:rPr>
+          <w:sz w:val="28"/>
+          <w:szCs w:val="28"/>
+        </w:rPr>
+      </w:pPr>
+    </w:p>
+    <w:p>
+      <w:pPr>
+        <w:rPr>
+          <w:sz w:val="28"/>
+          <w:szCs w:val="28"/>
+        </w:rPr>
+      </w:pPr>
+      <w:r>
+        <w:rPr>
+          <w:sz w:val="28"/>
+          <w:szCs w:val="28"/>
+        </w:rPr>
+        <w:t>↓</w:t>
+      </w:r>
+    </w:p>
+    <w:p>
+      <w:pPr>
+        <w:rPr>
+          <w:sz w:val="28"/>
+          <w:szCs w:val="28"/>
+        </w:rPr>
+      </w:pPr>
+    </w:p>
+    <w:p>
+      <w:pPr>
+        <w:rPr>
+          <w:sz w:val="28"/>
+          <w:szCs w:val="28"/>
+        </w:rPr>
+      </w:pPr>
+      <w:r>
+        <w:rPr>
+          <w:sz w:val="28"/>
+          <w:szCs w:val="28"/>
+        </w:rPr>
+        <w:t>List&lt;Model&gt;</w:t>
+      </w:r>
+    </w:p>
+    <w:p>
+      <w:pPr>
+        <w:rPr>
+          <w:sz w:val="28"/>
+          <w:szCs w:val="28"/>
+        </w:rPr>
+      </w:pPr>
+    </w:p>
+    <w:p>
+      <w:pPr>
+        <w:rPr>
+          <w:sz w:val="28"/>
+          <w:szCs w:val="28"/>
+        </w:rPr>
+      </w:pPr>
+      <w:r>
+        <w:rPr>
+          <w:sz w:val="28"/>
+          <w:szCs w:val="28"/>
+        </w:rPr>
+        <w:t>↓</w:t>
+      </w:r>
+    </w:p>
+    <w:p>
+      <w:pPr>
+        <w:rPr>
+          <w:sz w:val="28"/>
+          <w:szCs w:val="28"/>
+        </w:rPr>
+      </w:pPr>
+    </w:p>
+    <w:p>
+      <w:pPr>
+        <w:rPr>
+          <w:sz w:val="28"/>
+          <w:szCs w:val="28"/>
+        </w:rPr>
+      </w:pPr>
+      <w:r>
+        <w:rPr>
+          <w:sz w:val="28"/>
+          <w:szCs w:val="28"/>
+        </w:rPr>
+        <w:t>ListView.builder()</w:t>
+      </w:r>
+    </w:p>
+    <w:p>
+      <w:pPr>
+        <w:rPr>
+          <w:sz w:val="28"/>
+          <w:szCs w:val="28"/>
+        </w:rPr>
+      </w:pPr>
+    </w:p>
+    <w:p>
+      <w:pPr>
+        <w:rPr>
+          <w:sz w:val="28"/>
+          <w:szCs w:val="28"/>
+        </w:rPr>
+      </w:pPr>
+      <w:r>
+        <w:rPr>
+          <w:sz w:val="28"/>
+          <w:szCs w:val="28"/>
+        </w:rPr>
+        <w:t>↓</w:t>
+      </w:r>
+    </w:p>
+    <w:p>
+      <w:pPr>
+        <w:rPr>
+          <w:sz w:val="28"/>
+          <w:szCs w:val="28"/>
+        </w:rPr>
+      </w:pPr>
+    </w:p>
+    <w:p>
+      <w:pPr>
+        <w:rPr>
+          <w:sz w:val="28"/>
+          <w:szCs w:val="28"/>
+        </w:rPr>
+      </w:pPr>
+      <w:r>
+        <w:rPr>
+          <w:sz w:val="28"/>
+          <w:szCs w:val="28"/>
+        </w:rPr>
+        <w:t>Flutter UI</w:t>
+      </w:r>
+    </w:p>
+    <w:p>
+      <w:pPr>
+        <w:rPr>
+          <w:sz w:val="28"/>
+          <w:szCs w:val="28"/>
+        </w:rPr>
+      </w:pPr>
+      <w:r>
+        <w:rPr>
+          <w:sz w:val="28"/>
+          <w:szCs w:val="28"/>
+        </w:rPr>
+        <w:pict w14:anchorId="2A7CBD51">
+          <v:rect id="_x0000_i1330" style="width:0;height:1.5pt" o:hralign="center" o:hrstd="t" o:hr="t" fillcolor="#a0a0a0" stroked="f"/>
+        </w:pict>
+      </w:r>
+    </w:p>
+    <w:p>
+      <w:pPr>
+        <w:rPr>
+          <w:b/>
+          <w:bCs/>
+          <w:sz w:val="28"/>
+          <w:szCs w:val="28"/>
+        </w:rPr>
+      </w:pPr>
+      <w:r>
+        <w:rPr>
+          <w:rFonts w:ascii="Segoe UI Emoji" w:hAnsi="Segoe UI Emoji" w:cs="Segoe UI Emoji"/>
+          <w:b/>
+          <w:bCs/>
+          <w:sz w:val="28"/>
+          <w:szCs w:val="28"/>
+        </w:rPr>
+        <w:t>⭐</w:t>
+      </w:r>
+      <w:r>
+        <w:rPr>
+          <w:b/>
+          <w:bCs/>
+          <w:sz w:val="28"/>
+          <w:szCs w:val="28"/>
+        </w:rPr>
+        <w:t xml:space="preserve"> Quick Revision</w:t>
+      </w:r>
+    </w:p>
+    <w:tbl>
+      <w:tblPr>
+        <w:tblW w:w="0" w:type="auto"/>
+        <w:tblCellSpacing w:w="15" w:type="dxa"/>
+        <w:tblCellMar>
+          <w:top w:w="15" w:type="dxa"/>
+          <w:left w:w="15" w:type="dxa"/>
+          <w:bottom w:w="15" w:type="dxa"/>
+          <w:right w:w="15" w:type="dxa"/>
+        </w:tblCellMar>
+        <w:tblLook w:val="04A0" w:firstRow="1" w:lastRow="0" w:firstColumn="1" w:lastColumn="0" w:noHBand="0" w:noVBand="1"/>
+      </w:tblPr>
+      <w:tblGrid>
+        <w:gridCol w:w="2407"/>
+        <w:gridCol w:w="5587"/>
+      </w:tblGrid>
+      <w:tr>
+        <w:trPr>
+          <w:tblHeader/>
+          <w:tblCellSpacing w:w="15" w:type="dxa"/>
+        </w:trPr>
+        <w:tc>
+          <w:tcPr>
+            <w:tcW w:w="0" w:type="auto"/>
+            <w:vAlign w:val="center"/>
+            <w:hideMark/>
+          </w:tcPr>
+          <w:p>
+            <w:pPr>
+              <w:rPr>
+                <w:b/>
+                <w:bCs/>
+                <w:sz w:val="28"/>
+                <w:szCs w:val="28"/>
+              </w:rPr>
+            </w:pPr>
+            <w:r>
+              <w:rPr>
+                <w:b/>
+                <w:bCs/>
+                <w:sz w:val="28"/>
+                <w:szCs w:val="28"/>
+              </w:rPr>
+              <w:t>Topic</w:t>
+            </w:r>
+          </w:p>
+        </w:tc>
+        <w:tc>
+          <w:tcPr>
+            <w:tcW w:w="0" w:type="auto"/>
+            <w:vAlign w:val="center"/>
+            <w:hideMark/>
+          </w:tcPr>
+          <w:p>
+            <w:pPr>
+              <w:rPr>
+                <w:b/>
+                <w:bCs/>
+                <w:sz w:val="28"/>
+                <w:szCs w:val="28"/>
+              </w:rPr>
+            </w:pPr>
+            <w:r>
+              <w:rPr>
+                <w:b/>
+                <w:bCs/>
+                <w:sz w:val="28"/>
+                <w:szCs w:val="28"/>
+              </w:rPr>
+              <w:t>One-Line Revision</w:t>
+            </w:r>
+          </w:p>
+        </w:tc>
+      </w:tr>
+      <w:tr>
+        <w:trPr>
+          <w:tblCellSpacing w:w="15" w:type="dxa"/>
+        </w:trPr>
+        <w:tc>
+          <w:tcPr>
+            <w:tcW w:w="0" w:type="auto"/>
+            <w:vAlign w:val="center"/>
+            <w:hideMark/>
+          </w:tcPr>
+          <w:p>
+            <w:pPr>
+              <w:rPr>
+                <w:sz w:val="28"/>
+                <w:szCs w:val="28"/>
+              </w:rPr>
+            </w:pPr>
+            <w:r>
+              <w:rPr>
+                <w:sz w:val="28"/>
+                <w:szCs w:val="28"/>
+              </w:rPr>
+              <w:t>Model</w:t>
+            </w:r>
+          </w:p>
+        </w:tc>
+        <w:tc>
+          <w:tcPr>
+            <w:tcW w:w="0" w:type="auto"/>
+            <w:vAlign w:val="center"/>
+            <w:hideMark/>
+          </w:tcPr>
+          <w:p>
+            <w:pPr>
+              <w:rPr>
+                <w:sz w:val="28"/>
+                <w:szCs w:val="28"/>
+              </w:rPr>
+            </w:pPr>
+            <w:r>
+              <w:rPr>
+                <w:sz w:val="28"/>
+                <w:szCs w:val="28"/>
+              </w:rPr>
+              <w:t>Organizes API/Database data into a Dart class</w:t>
+            </w:r>
+          </w:p>
+        </w:tc>
+      </w:tr>
+      <w:tr>
+        <w:trPr>
+          <w:tblCellSpacing w:w="15" w:type="dxa"/>
+        </w:trPr>
+        <w:tc>
+          <w:tcPr>
+            <w:tcW w:w="0" w:type="auto"/>
+            <w:vAlign w:val="center"/>
+            <w:hideMark/>
+          </w:tcPr>
+          <w:p>
+            <w:pPr>
+              <w:rPr>
+                <w:sz w:val="28"/>
+                <w:szCs w:val="28"/>
+              </w:rPr>
+            </w:pPr>
+            <w:r>
+              <w:rPr>
+                <w:sz w:val="28"/>
+                <w:szCs w:val="28"/>
+              </w:rPr>
+              <w:t>Constructor</w:t>
+            </w:r>
+          </w:p>
+        </w:tc>
+        <w:tc>
+          <w:tcPr>
+            <w:tcW w:w="0" w:type="auto"/>
+            <w:vAlign w:val="center"/>
+            <w:hideMark/>
+          </w:tcPr>
+          <w:p>
+            <w:pPr>
+              <w:rPr>
+                <w:sz w:val="28"/>
+                <w:szCs w:val="28"/>
+              </w:rPr>
+            </w:pPr>
+            <w:r>
+              <w:rPr>
+                <w:sz w:val="28"/>
+                <w:szCs w:val="28"/>
+              </w:rPr>
+              <w:t>Automatically initializes object data</w:t>
+            </w:r>
+          </w:p>
+        </w:tc>
+      </w:tr>
+      <w:tr>
+        <w:trPr>
+          <w:tblCellSpacing w:w="15" w:type="dxa"/>
+        </w:trPr>
+        <w:tc>
+          <w:tcPr>
+            <w:tcW w:w="0" w:type="auto"/>
+            <w:vAlign w:val="center"/>
+            <w:hideMark/>
+          </w:tcPr>
+          <w:p>
+            <w:pPr>
+              <w:rPr>
+                <w:sz w:val="28"/>
+                <w:szCs w:val="28"/>
+              </w:rPr>
+            </w:pPr>
+            <w:r>
+              <w:rPr>
+                <w:sz w:val="28"/>
+                <w:szCs w:val="28"/>
+              </w:rPr>
+              <w:t>this</w:t>
+            </w:r>
+          </w:p>
+        </w:tc>
+        <w:tc>
+          <w:tcPr>
+            <w:tcW w:w="0" w:type="auto"/>
+            <w:vAlign w:val="center"/>
+            <w:hideMark/>
+          </w:tcPr>
+          <w:p>
+            <w:pPr>
+              <w:rPr>
+                <w:sz w:val="28"/>
+                <w:szCs w:val="28"/>
+              </w:rPr>
+            </w:pPr>
+            <w:r>
+              <w:rPr>
+                <w:sz w:val="28"/>
+                <w:szCs w:val="28"/>
+              </w:rPr>
+              <w:t>Refers to the current object</w:t>
+            </w:r>
+          </w:p>
+        </w:tc>
+      </w:tr>
+      <w:tr>
+        <w:trPr>
+          <w:tblCellSpacing w:w="15" w:type="dxa"/>
+        </w:trPr>
+        <w:tc>
+          <w:tcPr>
+            <w:tcW w:w="0" w:type="auto"/>
+            <w:vAlign w:val="center"/>
+            <w:hideMark/>
+          </w:tcPr>
+          <w:p>
+            <w:pPr>
+              <w:rPr>
+                <w:sz w:val="28"/>
+                <w:szCs w:val="28"/>
+              </w:rPr>
+            </w:pPr>
+            <w:r>
+              <w:rPr>
+                <w:sz w:val="28"/>
+                <w:szCs w:val="28"/>
+              </w:rPr>
+              <w:lastRenderedPageBreak/>
+              <w:t>Named Parameters</w:t>
+            </w:r>
+          </w:p>
+        </w:tc>
+        <w:tc>
+          <w:tcPr>
+            <w:tcW w:w="0" w:type="auto"/>
+            <w:vAlign w:val="center"/>
+            <w:hideMark/>
+          </w:tcPr>
+          <w:p>
+            <w:pPr>
+              <w:rPr>
+                <w:sz w:val="28"/>
+                <w:szCs w:val="28"/>
+              </w:rPr>
+            </w:pPr>
+            <w:r>
+              <w:rPr>
+                <w:sz w:val="28"/>
+                <w:szCs w:val="28"/>
+              </w:rPr>
+              <w:t>Pass values using parameter names</w:t>
+            </w:r>
+          </w:p>
+        </w:tc>
+      </w:tr>
+      <w:tr>
+        <w:trPr>
+          <w:tblCellSpacing w:w="15" w:type="dxa"/>
+        </w:trPr>
+        <w:tc>
+          <w:tcPr>
+            <w:tcW w:w="0" w:type="auto"/>
+            <w:vAlign w:val="center"/>
+            <w:hideMark/>
+          </w:tcPr>
+          <w:p>
+            <w:pPr>
+              <w:rPr>
+                <w:sz w:val="28"/>
+                <w:szCs w:val="28"/>
+              </w:rPr>
+            </w:pPr>
+            <w:r>
+              <w:rPr>
+                <w:sz w:val="28"/>
+                <w:szCs w:val="28"/>
+              </w:rPr>
+              <w:t>required</w:t>
+            </w:r>
+          </w:p>
+        </w:tc>
+        <w:tc>
+          <w:tcPr>
+            <w:tcW w:w="0" w:type="auto"/>
+            <w:vAlign w:val="center"/>
+            <w:hideMark/>
+          </w:tcPr>
+          <w:p>
+            <w:pPr>
+              <w:rPr>
+                <w:sz w:val="28"/>
+                <w:szCs w:val="28"/>
+              </w:rPr>
+            </w:pPr>
+            <w:r>
+              <w:rPr>
+                <w:sz w:val="28"/>
+                <w:szCs w:val="28"/>
+              </w:rPr>
+              <w:t>Parameter is mandatory</w:t>
+            </w:r>
+          </w:p>
+        </w:tc>
+      </w:tr>
+      <w:tr>
+        <w:trPr>
+          <w:tblCellSpacing w:w="15" w:type="dxa"/>
+        </w:trPr>
+        <w:tc>
+          <w:tcPr>
+            <w:tcW w:w="0" w:type="auto"/>
+            <w:vAlign w:val="center"/>
+            <w:hideMark/>
+          </w:tcPr>
+          <w:p>
+            <w:pPr>
+              <w:rPr>
+                <w:sz w:val="28"/>
+                <w:szCs w:val="28"/>
+              </w:rPr>
+            </w:pPr>
+            <w:r>
+              <w:rPr>
+                <w:sz w:val="28"/>
+                <w:szCs w:val="28"/>
+              </w:rPr>
+              <w:t>List</w:t>
+            </w:r>
+          </w:p>
+        </w:tc>
+        <w:tc>
+          <w:tcPr>
+            <w:tcW w:w="0" w:type="auto"/>
+            <w:vAlign w:val="center"/>
+            <w:hideMark/>
+          </w:tcPr>
+          <w:p>
+            <w:pPr>
+              <w:rPr>
+                <w:sz w:val="28"/>
+                <w:szCs w:val="28"/>
+              </w:rPr>
+            </w:pPr>
+            <w:r>
+              <w:rPr>
+                <w:sz w:val="28"/>
+                <w:szCs w:val="28"/>
+              </w:rPr>
+              <w:t>Collection of values accessed by index</w:t>
+            </w:r>
+          </w:p>
+        </w:tc>
+      </w:tr>
+      <w:tr>
+        <w:trPr>
+          <w:tblCellSpacing w:w="15" w:type="dxa"/>
+        </w:trPr>
+        <w:tc>
+          <w:tcPr>
+            <w:tcW w:w="0" w:type="auto"/>
+            <w:vAlign w:val="center"/>
+            <w:hideMark/>
+          </w:tcPr>
+          <w:p>
+            <w:pPr>
+              <w:rPr>
+                <w:sz w:val="28"/>
+                <w:szCs w:val="28"/>
+              </w:rPr>
+            </w:pPr>
+            <w:r>
+              <w:rPr>
+                <w:sz w:val="28"/>
+                <w:szCs w:val="28"/>
+              </w:rPr>
+              <w:t>Map</w:t>
+            </w:r>
+          </w:p>
+        </w:tc>
+        <w:tc>
+          <w:tcPr>
+            <w:tcW w:w="0" w:type="auto"/>
+            <w:vAlign w:val="center"/>
+            <w:hideMark/>
+          </w:tcPr>
+          <w:p>
+            <w:pPr>
+              <w:rPr>
+                <w:sz w:val="28"/>
+                <w:szCs w:val="28"/>
+              </w:rPr>
+            </w:pPr>
+            <w:r>
+              <w:rPr>
+                <w:sz w:val="28"/>
+                <w:szCs w:val="28"/>
+              </w:rPr>
+              <w:t>Key-value collection accessed by key</w:t>
+            </w:r>
+          </w:p>
+        </w:tc>
+      </w:tr>
+      <w:tr>
+        <w:trPr>
+          <w:tblCellSpacing w:w="15" w:type="dxa"/>
+        </w:trPr>
+        <w:tc>
+          <w:tcPr>
+            <w:tcW w:w="0" w:type="auto"/>
+            <w:vAlign w:val="center"/>
+            <w:hideMark/>
+          </w:tcPr>
+          <w:p>
+            <w:pPr>
+              <w:rPr>
+                <w:sz w:val="28"/>
+                <w:szCs w:val="28"/>
+              </w:rPr>
+            </w:pPr>
+            <w:r>
+              <w:rPr>
+                <w:sz w:val="28"/>
+                <w:szCs w:val="28"/>
+              </w:rPr>
+              <w:t>List + Map</w:t>
+            </w:r>
+          </w:p>
+        </w:tc>
+        <w:tc>
+          <w:tcPr>
+            <w:tcW w:w="0" w:type="auto"/>
+            <w:vAlign w:val="center"/>
+            <w:hideMark/>
+          </w:tcPr>
+          <w:p>
+            <w:pPr>
+              <w:rPr>
+                <w:sz w:val="28"/>
+                <w:szCs w:val="28"/>
+              </w:rPr>
+            </w:pPr>
+            <w:r>
+              <w:rPr>
+                <w:sz w:val="28"/>
+                <w:szCs w:val="28"/>
+              </w:rPr>
+              <w:t>Multiple objects from APIs</w:t>
+            </w:r>
+          </w:p>
+        </w:tc>
+      </w:tr>
+    </w:tbl>
+    <w:p>
+      <w:pPr>
+        <w:rPr>
+          <w:sz w:val="28"/>
+          <w:szCs w:val="28"/>
+        </w:rPr>
+      </w:pPr>
+      <w:r>
+        <w:rPr>
+          <w:sz w:val="28"/>
+          <w:szCs w:val="28"/>
+        </w:rPr>
+        <w:pict w14:anchorId="0E779B41">
+          <v:rect id="_x0000_i1331" style="width:0;height:1.5pt" o:hralign="center" o:hrstd="t" o:hr="t" fillcolor="#a0a0a0" stroked="f"/>
+        </w:pict>
+      </w:r>
+    </w:p>
+    <w:p>
+      <w:pPr>
+        <w:rPr>
+          <w:b/>
+          <w:bCs/>
+          <w:sz w:val="28"/>
+          <w:szCs w:val="28"/>
+        </w:rPr>
+      </w:pPr>
+      <w:r>
+        <w:rPr>
+          <w:rFonts w:ascii="Segoe UI Emoji" w:hAnsi="Segoe UI Emoji" w:cs="Segoe UI Emoji"/>
+          <w:b/>
+          <w:bCs/>
+          <w:sz w:val="28"/>
+          <w:szCs w:val="28"/>
+        </w:rPr>
+        <w:t>🎯</w:t>
+      </w:r>
+      <w:r>
+        <w:rPr>
+          <w:b/>
+          <w:bCs/>
+          <w:sz w:val="28"/>
+          <w:szCs w:val="28"/>
+        </w:rPr>
+        <w:t xml:space="preserve"> Interview Rapid Fire</w:t>
+      </w:r>
+    </w:p>
+    <w:p>
+      <w:pPr>
+        <w:rPr>
+          <w:sz w:val="28"/>
+          <w:szCs w:val="28"/>
+        </w:rPr>
+      </w:pPr>
+      <w:r>
+        <w:rPr>
+          <w:b/>
+          <w:bCs/>
+          <w:sz w:val="28"/>
+          <w:szCs w:val="28"/>
+        </w:rPr>
+        <w:t>Q. What is a Model?</w:t>
+      </w:r>
+      <w:r>
+        <w:rPr>
+          <w:sz w:val="28"/>
+          <w:szCs w:val="28"/>
+        </w:rPr>
+        <w:br/>
+      </w:r>
+      <w:r>
+        <w:rPr>
+          <w:b/>
+          <w:bCs/>
+          <w:sz w:val="28"/>
+          <w:szCs w:val="28"/>
+        </w:rPr>
+        <w:t>Ans:</w:t>
+      </w:r>
+      <w:r>
+        <w:rPr>
+          <w:sz w:val="28"/>
+          <w:szCs w:val="28"/>
+        </w:rPr>
+        <w:t xml:space="preserve"> A Dart class that represents structured data from APIs or databases.</w:t>
+      </w:r>
+    </w:p>
+    <w:p>
+      <w:pPr>
+        <w:rPr>
+          <w:sz w:val="28"/>
+          <w:szCs w:val="28"/>
+        </w:rPr>
+      </w:pPr>
+      <w:r>
+        <w:rPr>
+          <w:b/>
+          <w:bCs/>
+          <w:sz w:val="28"/>
+          <w:szCs w:val="28"/>
+        </w:rPr>
+        <w:t>Q. What is a Constructor?</w:t>
+      </w:r>
+      <w:r>
+        <w:rPr>
+          <w:sz w:val="28"/>
+          <w:szCs w:val="28"/>
+        </w:rPr>
+        <w:br/>
+      </w:r>
+      <w:r>
+        <w:rPr>
+          <w:b/>
+          <w:bCs/>
+          <w:sz w:val="28"/>
+          <w:szCs w:val="28"/>
+        </w:rPr>
+        <w:t>Ans:</w:t>
+      </w:r>
+      <w:r>
+        <w:rPr>
+          <w:sz w:val="28"/>
+          <w:szCs w:val="28"/>
+        </w:rPr>
+        <w:t xml:space="preserve"> A special method automatically called when an object is created.</w:t>
+      </w:r>
+    </w:p>
+    <w:p>
+      <w:pPr>
+        <w:rPr>
+          <w:sz w:val="28"/>
+          <w:szCs w:val="28"/>
+        </w:rPr>
+      </w:pPr>
+      <w:r>
+        <w:rPr>
+          <w:b/>
+          <w:bCs/>
+          <w:sz w:val="28"/>
+          <w:szCs w:val="28"/>
+        </w:rPr>
+        <w:t>Q. What does this do?</w:t>
+      </w:r>
+      <w:r>
+        <w:rPr>
+          <w:sz w:val="28"/>
+          <w:szCs w:val="28"/>
+        </w:rPr>
+        <w:br/>
+      </w:r>
+      <w:r>
+        <w:rPr>
+          <w:b/>
+          <w:bCs/>
+          <w:sz w:val="28"/>
+          <w:szCs w:val="28"/>
+        </w:rPr>
+        <w:t>Ans:</w:t>
+      </w:r>
+      <w:r>
+        <w:rPr>
+          <w:sz w:val="28"/>
+          <w:szCs w:val="28"/>
+        </w:rPr>
+        <w:t xml:space="preserve"> It refers to the current object and accesses class variables.</w:t>
+      </w:r>
+    </w:p>
+    <w:p>
+      <w:pPr>
+        <w:rPr>
+          <w:sz w:val="28"/>
+          <w:szCs w:val="28"/>
+        </w:rPr>
+      </w:pPr>
+      <w:r>
+        <w:rPr>
+          <w:b/>
+          <w:bCs/>
+          <w:sz w:val="28"/>
+          <w:szCs w:val="28"/>
+        </w:rPr>
+        <w:t>Q. What are Named Parameters?</w:t>
+      </w:r>
+      <w:r>
+        <w:rPr>
+          <w:sz w:val="28"/>
+          <w:szCs w:val="28"/>
+        </w:rPr>
+        <w:br/>
+      </w:r>
+      <w:r>
+        <w:rPr>
+          <w:b/>
+          <w:bCs/>
+          <w:sz w:val="28"/>
+          <w:szCs w:val="28"/>
+        </w:rPr>
+        <w:t>Ans:</w:t>
+      </w:r>
+      <w:r>
+        <w:rPr>
+          <w:sz w:val="28"/>
+          <w:szCs w:val="28"/>
+        </w:rPr>
+        <w:t xml:space="preserve"> Parameters passed using their names for better readability.</w:t>
+      </w:r>
+    </w:p>
+    <w:p>
+      <w:pPr>
+        <w:rPr>
+          <w:sz w:val="28"/>
+          <w:szCs w:val="28"/>
+        </w:rPr>
+      </w:pPr>
+      <w:r>
+        <w:rPr>
+          <w:b/>
+          <w:bCs/>
+          <w:sz w:val="28"/>
+          <w:szCs w:val="28"/>
+        </w:rPr>
+        <w:t>Q. What does required do?</w:t>
+      </w:r>
+      <w:r>
+        <w:rPr>
+          <w:sz w:val="28"/>
+          <w:szCs w:val="28"/>
+        </w:rPr>
+        <w:br/>
+      </w:r>
+      <w:r>
+        <w:rPr>
+          <w:b/>
+          <w:bCs/>
+          <w:sz w:val="28"/>
+          <w:szCs w:val="28"/>
+        </w:rPr>
+        <w:t>Ans:</w:t>
+      </w:r>
+      <w:r>
+        <w:rPr>
+          <w:sz w:val="28"/>
+          <w:szCs w:val="28"/>
+        </w:rPr>
+        <w:t xml:space="preserve"> It makes a parameter mandatory.</w:t>
+      </w:r>
+    </w:p>
+    <w:p>
+      <w:pPr>
+        <w:rPr>
+          <w:sz w:val="28"/>
+          <w:szCs w:val="28"/>
+        </w:rPr>
+      </w:pPr>
+      <w:r>
+        <w:rPr>
+          <w:b/>
+          <w:bCs/>
+          <w:sz w:val="28"/>
+          <w:szCs w:val="28"/>
+        </w:rPr>
+        <w:t>Q. What is a List?</w:t>
+      </w:r>
+      <w:r>
+        <w:rPr>
+          <w:sz w:val="28"/>
+          <w:szCs w:val="28"/>
+        </w:rPr>
+        <w:br/>
+      </w:r>
+      <w:r>
+        <w:rPr>
+          <w:b/>
+          <w:bCs/>
+          <w:sz w:val="28"/>
+          <w:szCs w:val="28"/>
+        </w:rPr>
+        <w:t>Ans:</w:t>
+      </w:r>
+      <w:r>
+        <w:rPr>
+          <w:sz w:val="28"/>
+          <w:szCs w:val="28"/>
+        </w:rPr>
+        <w:t xml:space="preserve"> A collection of multiple values accessed using an index.</w:t>
+      </w:r>
+    </w:p>
+    <w:p>
+      <w:pPr>
+        <w:rPr>
+          <w:sz w:val="28"/>
+          <w:szCs w:val="28"/>
+        </w:rPr>
+      </w:pPr>
+      <w:r>
+        <w:rPr>
+          <w:b/>
+          <w:bCs/>
+          <w:sz w:val="28"/>
+          <w:szCs w:val="28"/>
+        </w:rPr>
+        <w:t>Q. What is a Map?</w:t>
+      </w:r>
+      <w:r>
+        <w:rPr>
+          <w:sz w:val="28"/>
+          <w:szCs w:val="28"/>
+        </w:rPr>
+        <w:br/>
+      </w:r>
+      <w:r>
+        <w:rPr>
+          <w:b/>
+          <w:bCs/>
+          <w:sz w:val="28"/>
+          <w:szCs w:val="28"/>
+        </w:rPr>
+        <w:t>Ans:</w:t>
+      </w:r>
+      <w:r>
+        <w:rPr>
+          <w:sz w:val="28"/>
+          <w:szCs w:val="28"/>
+        </w:rPr>
+        <w:t xml:space="preserve"> A collection of key-value pairs accessed using keys.</w:t>
+      </w:r>
+    </w:p>
+    <w:p>
+      <w:pPr>
+        <w:rPr>
+          <w:sz w:val="28"/>
+          <w:szCs w:val="28"/>
+        </w:rPr>
+      </w:pPr>
+      <w:r>
+        <w:rPr>
+          <w:b/>
+          <w:bCs/>
+          <w:sz w:val="28"/>
+          <w:szCs w:val="28"/>
+        </w:rPr>
+        <w:t>Q. What is List&lt;Map&lt;String, dynamic&gt;&gt;?</w:t>
+      </w:r>
+      <w:r>
+        <w:rPr>
+          <w:sz w:val="28"/>
+          <w:szCs w:val="28"/>
+        </w:rPr>
+        <w:br/>
+      </w:r>
+      <w:r>
+        <w:rPr>
+          <w:b/>
+          <w:bCs/>
+          <w:sz w:val="28"/>
+          <w:szCs w:val="28"/>
+        </w:rPr>
+        <w:t>Ans:</w:t>
+      </w:r>
+      <w:r>
+        <w:rPr>
+          <w:sz w:val="28"/>
+          <w:szCs w:val="28"/>
+        </w:rPr>
+        <w:t xml:space="preserve"> It stores multiple objects where each object is represented as a Map. This is the most common structure for API responses.</w:t>
+      </w:r>
+    </w:p>
+    <w:p>
+      <w:pPr>
+        <w:rPr>
+          <w:sz w:val="28"/>
+          <w:szCs w:val="28"/>
+        </w:rPr>
+      </w:pPr>
+      <w:r>
+        <w:rPr>
+          <w:sz w:val="28"/>
+          <w:szCs w:val="28"/>
+        </w:rPr>
+        <w:lastRenderedPageBreak/>
+        <w:pict w14:anchorId="1D8BC363">
+          <v:rect id="_x0000_i1332" style="width:0;height:1.5pt" o:hralign="center" o:hrstd="t" o:hr="t" fillcolor="#a0a0a0" stroked="f"/>
+        </w:pict>
+      </w:r>
+    </w:p>
+    <w:p>
+      <w:pPr>
+        <w:rPr>
+          <w:b/>
+          <w:bCs/>
+          <w:sz w:val="28"/>
+          <w:szCs w:val="28"/>
+        </w:rPr>
+      </w:pPr>
+      <w:r>
+        <w:rPr>
+          <w:rFonts w:ascii="Segoe UI Emoji" w:hAnsi="Segoe UI Emoji" w:cs="Segoe UI Emoji"/>
+          <w:b/>
+          <w:bCs/>
+          <w:sz w:val="28"/>
+          <w:szCs w:val="28"/>
+        </w:rPr>
+        <w:t>✅</w:t>
+      </w:r>
+      <w:r>
+        <w:rPr>
+          <w:b/>
+          <w:bCs/>
+          <w:sz w:val="28"/>
+          <w:szCs w:val="28"/>
+        </w:rPr>
+        <w:t xml:space="preserve"> Topics Completed So Far</w:t>
+      </w:r>
+    </w:p>
+    <w:p>
+      <w:pPr>
+        <w:numPr>
+          <w:ilvl w:val="0"/>
+          <w:numId w:val="12"/>
+        </w:numPr>
+        <w:rPr>
+          <w:sz w:val="28"/>
+          <w:szCs w:val="28"/>
+        </w:rPr>
+      </w:pPr>
+      <w:r>
+        <w:rPr>
+          <w:sz w:val="28"/>
+          <w:szCs w:val="28"/>
+        </w:rPr>
+        <w:t>Flutter &amp; Dart</w:t>
+      </w:r>
+    </w:p>
+    <w:p>
+      <w:pPr>
+        <w:numPr>
+          <w:ilvl w:val="0"/>
+          <w:numId w:val="12"/>
+        </w:numPr>
+        <w:rPr>
+          <w:sz w:val="28"/>
+          <w:szCs w:val="28"/>
+        </w:rPr>
+      </w:pPr>
+      <w:r>
+        <w:rPr>
+          <w:sz w:val="28"/>
+          <w:szCs w:val="28"/>
+        </w:rPr>
+        <w:t>Widgets</w:t>
+      </w:r>
+    </w:p>
+    <w:p>
+      <w:pPr>
+        <w:numPr>
+          <w:ilvl w:val="0"/>
+          <w:numId w:val="12"/>
+        </w:numPr>
+        <w:rPr>
+          <w:sz w:val="28"/>
+          <w:szCs w:val="28"/>
+        </w:rPr>
+      </w:pPr>
+      <w:r>
+        <w:rPr>
+          <w:sz w:val="28"/>
+          <w:szCs w:val="28"/>
+        </w:rPr>
+        <w:t>StatelessWidget</w:t>
+      </w:r>
+    </w:p>
+    <w:p>
+      <w:pPr>
+        <w:numPr>
+          <w:ilvl w:val="0"/>
+          <w:numId w:val="12"/>
+        </w:numPr>
+        <w:rPr>
+          <w:sz w:val="28"/>
+          <w:szCs w:val="28"/>
+        </w:rPr>
+      </w:pPr>
+      <w:r>
+        <w:rPr>
+          <w:sz w:val="28"/>
+          <w:szCs w:val="28"/>
+        </w:rPr>
+        <w:t>StatefulWidget</w:t>
+      </w:r>
+    </w:p>
+    <w:p>
+      <w:pPr>
+        <w:numPr>
+          <w:ilvl w:val="0"/>
+          <w:numId w:val="12"/>
+        </w:numPr>
+        <w:rPr>
+          <w:sz w:val="28"/>
+          <w:szCs w:val="28"/>
+        </w:rPr>
+      </w:pPr>
+      <w:r>
+        <w:rPr>
+          <w:sz w:val="28"/>
+          <w:szCs w:val="28"/>
+        </w:rPr>
+        <w:t>State</w:t>
+      </w:r>
+    </w:p>
+    <w:p>
+      <w:pPr>
+        <w:numPr>
+          <w:ilvl w:val="0"/>
+          <w:numId w:val="12"/>
+        </w:numPr>
+        <w:rPr>
+          <w:sz w:val="28"/>
+          <w:szCs w:val="28"/>
+        </w:rPr>
+      </w:pPr>
+      <w:r>
+        <w:rPr>
+          <w:sz w:val="28"/>
+          <w:szCs w:val="28"/>
+        </w:rPr>
+        <w:t>setState()</w:t>
+      </w:r>
+    </w:p>
+    <w:p>
+      <w:pPr>
+        <w:numPr>
+          <w:ilvl w:val="0"/>
+          <w:numId w:val="12"/>
+        </w:numPr>
+        <w:rPr>
+          <w:sz w:val="28"/>
+          <w:szCs w:val="28"/>
+        </w:rPr>
+      </w:pPr>
+      <w:r>
+        <w:rPr>
+          <w:sz w:val="28"/>
+          <w:szCs w:val="28"/>
+        </w:rPr>
+        <w:t>build() Method</w:t>
+      </w:r>
+    </w:p>
+    <w:p>
+      <w:pPr>
+        <w:numPr>
+          <w:ilvl w:val="0"/>
+          <w:numId w:val="12"/>
+        </w:numPr>
+        <w:rPr>
+          <w:sz w:val="28"/>
+          <w:szCs w:val="28"/>
+        </w:rPr>
+      </w:pPr>
+      <w:r>
+        <w:rPr>
+          <w:sz w:val="28"/>
+          <w:szCs w:val="28"/>
+        </w:rPr>
+        <w:t>API</w:t>
+      </w:r>
+    </w:p>
+    <w:p>
+      <w:pPr>
+        <w:numPr>
+          <w:ilvl w:val="0"/>
+          <w:numId w:val="12"/>
+        </w:numPr>
+        <w:rPr>
+          <w:sz w:val="28"/>
+          <w:szCs w:val="28"/>
+        </w:rPr>
+      </w:pPr>
+      <w:r>
+        <w:rPr>
+          <w:sz w:val="28"/>
+          <w:szCs w:val="28"/>
+        </w:rPr>
+        <w:t>REST API</w:t>
+      </w:r>
+    </w:p>
+    <w:p>
+      <w:pPr>
+        <w:numPr>
+          <w:ilvl w:val="0"/>
+          <w:numId w:val="12"/>
+        </w:numPr>
+        <w:rPr>
+          <w:sz w:val="28"/>
+          <w:szCs w:val="28"/>
+        </w:rPr>
+      </w:pPr>
+      <w:r>
+        <w:rPr>
+          <w:sz w:val="28"/>
+          <w:szCs w:val="28"/>
+        </w:rPr>
+        <w:t>HTTP</w:t>
+      </w:r>
+    </w:p>
+    <w:p>
+      <w:pPr>
+        <w:numPr>
+          <w:ilvl w:val="0"/>
+          <w:numId w:val="12"/>
+        </w:numPr>
+        <w:rPr>
+          <w:sz w:val="28"/>
+          <w:szCs w:val="28"/>
+        </w:rPr>
+      </w:pPr>
+      <w:r>
+        <w:rPr>
+          <w:sz w:val="28"/>
+          <w:szCs w:val="28"/>
+        </w:rPr>
+        <w:t>JSON</w:t>
+      </w:r>
+    </w:p>
+    <w:p>
+      <w:pPr>
+        <w:numPr>
+          <w:ilvl w:val="0"/>
+          <w:numId w:val="12"/>
+        </w:numPr>
+        <w:rPr>
+          <w:sz w:val="28"/>
+          <w:szCs w:val="28"/>
+        </w:rPr>
+      </w:pPr>
+      <w:r>
+        <w:rPr>
+          <w:sz w:val="28"/>
+          <w:szCs w:val="28"/>
+        </w:rPr>
+        <w:t>Model</w:t>
+      </w:r>
+    </w:p>
+    <w:p>
+      <w:pPr>
+        <w:numPr>
+          <w:ilvl w:val="0"/>
+          <w:numId w:val="12"/>
+        </w:numPr>
+        <w:rPr>
+          <w:sz w:val="28"/>
+          <w:szCs w:val="28"/>
+        </w:rPr>
+      </w:pPr>
+      <w:r>
+        <w:rPr>
+          <w:sz w:val="28"/>
+          <w:szCs w:val="28"/>
+        </w:rPr>
+        <w:t>Constructor</w:t>
+      </w:r>
+    </w:p>
+    <w:p>
+      <w:pPr>
+        <w:numPr>
+          <w:ilvl w:val="0"/>
+          <w:numId w:val="12"/>
+        </w:numPr>
+        <w:rPr>
+          <w:sz w:val="28"/>
+          <w:szCs w:val="28"/>
+        </w:rPr>
+      </w:pPr>
+      <w:r>
+        <w:rPr>
+          <w:sz w:val="28"/>
+          <w:szCs w:val="28"/>
+        </w:rPr>
+        <w:t>this</w:t>
+      </w:r>
+    </w:p>
+    <w:p>
+      <w:pPr>
+        <w:numPr>
+          <w:ilvl w:val="0"/>
+          <w:numId w:val="12"/>
+        </w:numPr>
+        <w:rPr>
+          <w:sz w:val="28"/>
+          <w:szCs w:val="28"/>
+        </w:rPr>
+      </w:pPr>
+      <w:r>
+        <w:rPr>
+          <w:sz w:val="28"/>
+          <w:szCs w:val="28"/>
+        </w:rPr>
+        <w:t>Named Parameters</w:t>
+      </w:r>
+    </w:p>
+    <w:p>
+      <w:pPr>
+        <w:numPr>
+          <w:ilvl w:val="0"/>
+          <w:numId w:val="12"/>
+        </w:numPr>
+        <w:rPr>
+          <w:sz w:val="28"/>
+          <w:szCs w:val="28"/>
+        </w:rPr>
+      </w:pPr>
+      <w:r>
+        <w:rPr>
+          <w:sz w:val="28"/>
+          <w:szCs w:val="28"/>
+        </w:rPr>
+        <w:t>required</w:t>
+      </w:r>
+    </w:p>
+    <w:p>
+      <w:pPr>
+        <w:numPr>
+          <w:ilvl w:val="0"/>
+          <w:numId w:val="12"/>
+        </w:numPr>
+        <w:rPr>
+          <w:sz w:val="28"/>
+          <w:szCs w:val="28"/>
+        </w:rPr>
+      </w:pPr>
+      <w:r>
+        <w:rPr>
+          <w:sz w:val="28"/>
+          <w:szCs w:val="28"/>
+        </w:rPr>
+        <w:t>List</w:t>
+      </w:r>
+    </w:p>
+    <w:p>
+      <w:pPr>
+        <w:numPr>
+          <w:ilvl w:val="0"/>
+          <w:numId w:val="12"/>
+        </w:numPr>
+        <w:rPr>
+          <w:sz w:val="28"/>
+          <w:szCs w:val="28"/>
+        </w:rPr>
+      </w:pPr>
+      <w:r>
+        <w:rPr>
+          <w:sz w:val="28"/>
+          <w:szCs w:val="28"/>
+        </w:rPr>
+        <w:t>Map</w:t>
+      </w:r>
+    </w:p>
+    <w:p>
+      <w:pPr>
+        <w:numPr>
+          <w:ilvl w:val="0"/>
+          <w:numId w:val="12"/>
+        </w:numPr>
+        <w:rPr>
+          <w:sz w:val="28"/>
+          <w:szCs w:val="28"/>
+        </w:rPr>
+      </w:pPr>
+      <w:r>
+        <w:rPr>
+          <w:sz w:val="28"/>
+          <w:szCs w:val="28"/>
+        </w:rPr>
+        <w:t>List + Map</w:t>
+      </w:r>
+    </w:p>
+    <w:p>
+      <w:pPr>
+        <w:rPr>
+          <w:sz w:val="28"/>
+          <w:szCs w:val="28"/>
+        </w:rPr>
+      </w:pPr>
+      <w:r>
+        <w:rPr>
+          <w:rFonts w:ascii="Segoe UI Emoji" w:hAnsi="Segoe UI Emoji" w:cs="Segoe UI Emoji"/>
+          <w:sz w:val="28"/>
+          <w:szCs w:val="28"/>
+        </w:rPr>
+        <w:t>🎯</w:t>
+      </w:r>
+      <w:r>
+        <w:rPr>
+          <w:sz w:val="28"/>
+          <w:szCs w:val="28"/>
+        </w:rPr>
+        <w:t xml:space="preserve"> </w:t>
+      </w:r>
+      <w:r>
+        <w:rPr>
+          <w:b/>
+          <w:bCs/>
+          <w:sz w:val="28"/>
+          <w:szCs w:val="28"/>
+        </w:rPr>
+        <w:t>Next Class (Recommended Order):</w:t>
+      </w:r>
+    </w:p>
+    <w:p>
+      <w:pPr>
+        <w:numPr>
+          <w:ilvl w:val="0"/>
+          <w:numId w:val="13"/>
+        </w:numPr>
+        <w:rPr>
+          <w:sz w:val="28"/>
+          <w:szCs w:val="28"/>
+        </w:rPr>
+      </w:pPr>
+      <w:r>
+        <w:rPr>
+          <w:b/>
+          <w:bCs/>
+          <w:sz w:val="28"/>
+          <w:szCs w:val="28"/>
+        </w:rPr>
+        <w:t>Factory Constructor</w:t>
+      </w:r>
+    </w:p>
+    <w:p>
+      <w:pPr>
+        <w:numPr>
+          <w:ilvl w:val="0"/>
+          <w:numId w:val="13"/>
+        </w:numPr>
+        <w:rPr>
+          <w:sz w:val="28"/>
+          <w:szCs w:val="28"/>
+        </w:rPr>
+      </w:pPr>
+      <w:r>
+        <w:rPr>
+          <w:b/>
+          <w:bCs/>
+          <w:sz w:val="28"/>
+          <w:szCs w:val="28"/>
+        </w:rPr>
+        <w:lastRenderedPageBreak/>
+        <w:t>fromJson()</w:t>
+      </w:r>
+    </w:p>
+    <w:p>
+      <w:pPr>
+        <w:numPr>
+          <w:ilvl w:val="0"/>
+          <w:numId w:val="13"/>
+        </w:numPr>
+        <w:rPr>
+          <w:sz w:val="28"/>
+          <w:szCs w:val="28"/>
+        </w:rPr>
+      </w:pPr>
+      <w:r>
+        <w:rPr>
+          <w:b/>
+          <w:bCs/>
+          <w:sz w:val="28"/>
+          <w:szCs w:val="28"/>
+        </w:rPr>
+        <w:t>toJson()</w:t>
+      </w:r>
+    </w:p>
+    <w:p>
+      <w:pPr>
+        <w:numPr>
+          <w:ilvl w:val="0"/>
+          <w:numId w:val="13"/>
+        </w:numPr>
+        <w:rPr>
+          <w:sz w:val="28"/>
+          <w:szCs w:val="28"/>
+        </w:rPr>
+      </w:pPr>
+      <w:r>
+        <w:rPr>
+          <w:b/>
+          <w:bCs/>
+          <w:sz w:val="28"/>
+          <w:szCs w:val="28"/>
+        </w:rPr>
+        <w:t>JSON Serialization</w:t>
+      </w:r>
+    </w:p>
+    <w:p>
+      <w:pPr>
+        <w:numPr>
+          <w:ilvl w:val="0"/>
+          <w:numId w:val="13"/>
+        </w:numPr>
+        <w:rPr>
+          <w:sz w:val="28"/>
+          <w:szCs w:val="28"/>
+        </w:rPr>
+      </w:pPr>
+      <w:r>
+        <w:rPr>
+          <w:b/>
+          <w:bCs/>
+          <w:sz w:val="28"/>
+          <w:szCs w:val="28"/>
+        </w:rPr>
+        <w:t>HTTP Package</w:t>
+      </w:r>
+    </w:p>
+    <w:p>
+      <w:pPr>
+        <w:numPr>
+          <w:ilvl w:val="0"/>
+          <w:numId w:val="13"/>
+        </w:numPr>
+        <w:rPr>
+          <w:sz w:val="28"/>
+          <w:szCs w:val="28"/>
+        </w:rPr>
+      </w:pPr>
+      <w:r>
+        <w:rPr>
+          <w:b/>
+          <w:bCs/>
+          <w:sz w:val="28"/>
+          <w:szCs w:val="28"/>
+        </w:rPr>
+        <w:t>API Integration</w:t>
+      </w:r>
+    </w:p>
+    <w:p>
+      <w:pPr>
+        <w:numPr>
+          <w:ilvl w:val="0"/>
+          <w:numId w:val="13"/>
+        </w:numPr>
+        <w:rPr>
+          <w:sz w:val="28"/>
+          <w:szCs w:val="28"/>
+        </w:rPr>
+      </w:pPr>
+      <w:r>
+        <w:rPr>
+          <w:b/>
+          <w:bCs/>
+          <w:sz w:val="28"/>
+          <w:szCs w:val="28"/>
+        </w:rPr>
+        <w:t>Future &amp; async/await</w:t>
+      </w:r>
+    </w:p>
+    <w:p>
+      <w:pPr>
+        <w:rPr>
+          <w:sz w:val="28"/>
+          <w:szCs w:val="28"/>
+        </w:rPr>
+      </w:pPr>
+      <w:r>
+        <w:rPr>
+          <w:sz w:val="28"/>
+          <w:szCs w:val="28"/>
+        </w:rPr>
+        <w:t xml:space="preserve">Ye order follow karoge to tumhare Velora, SneakX aur Cricket Scorer projects me use hone wale lagbhag </w:t>
+      </w:r>
+      <w:r>
+        <w:rPr>
+          <w:b/>
+          <w:bCs/>
+          <w:sz w:val="28"/>
+          <w:szCs w:val="28"/>
+        </w:rPr>
+        <w:t>80% Flutter interview concepts</w:t>
+      </w:r>
+      <w:r>
+        <w:rPr>
+          <w:sz w:val="28"/>
+          <w:szCs w:val="28"/>
+        </w:rPr>
+        <w:t xml:space="preserve"> cover ho jayenge.</w:t>
       </w:r>
     </w:p>
     <w:p>
@@ -14058,9 +20073,9 @@
     </w:lvl>
   </w:abstractNum>
   <w:abstractNum w:abstractNumId="8" w15:restartNumberingAfterBreak="0">
-    <w:nsid w:val="5C155FE2"/>
+    <w:nsid w:val="4BA70E6B"/>
     <w:multiLevelType w:val="multilevel"/>
-    <w:tmpl w:val="548E66A4"/>
+    <w:tmpl w:val="A86E378A"/>
     <w:lvl w:ilvl="0">
       <w:start w:val="1"/>
       <w:numFmt w:val="bullet"/>
@@ -14207,122 +20222,9 @@
     </w:lvl>
   </w:abstractNum>
   <w:abstractNum w:abstractNumId="9" w15:restartNumberingAfterBreak="0">
-    <w:nsid w:val="60B54ACE"/>
+    <w:nsid w:val="5C155FE2"/>
     <w:multiLevelType w:val="multilevel"/>
-    <w:tmpl w:val="09485858"/>
-    <w:lvl w:ilvl="0">
-      <w:start w:val="1"/>
-      <w:numFmt w:val="decimal"/>
-      <w:lvlText w:val="%1."/>
-      <w:lvlJc w:val="left"/>
-      <w:pPr>
-        <w:tabs>
-          <w:tab w:val="num" w:pos="720"/>
-        </w:tabs>
-        <w:ind w:left="720" w:hanging="360"/>
-      </w:pPr>
-    </w:lvl>
-    <w:lvl w:ilvl="1" w:tentative="1">
-      <w:start w:val="1"/>
-      <w:numFmt w:val="decimal"/>
-      <w:lvlText w:val="%2."/>
-      <w:lvlJc w:val="left"/>
-      <w:pPr>
-        <w:tabs>
-          <w:tab w:val="num" w:pos="1440"/>
-        </w:tabs>
-        <w:ind w:left="1440" w:hanging="360"/>
-      </w:pPr>
-    </w:lvl>
-    <w:lvl w:ilvl="2" w:tentative="1">
-      <w:start w:val="1"/>
-      <w:numFmt w:val="decimal"/>
-      <w:lvlText w:val="%3."/>
-      <w:lvlJc w:val="left"/>
-      <w:pPr>
-        <w:tabs>
-          <w:tab w:val="num" w:pos="2160"/>
-        </w:tabs>
-        <w:ind w:left="2160" w:hanging="360"/>
-      </w:pPr>
-    </w:lvl>
-    <w:lvl w:ilvl="3" w:tentative="1">
-      <w:start w:val="1"/>
-      <w:numFmt w:val="decimal"/>
-      <w:lvlText w:val="%4."/>
-      <w:lvlJc w:val="left"/>
-      <w:pPr>
-        <w:tabs>
-          <w:tab w:val="num" w:pos="2880"/>
-        </w:tabs>
-        <w:ind w:left="2880" w:hanging="360"/>
-      </w:pPr>
-    </w:lvl>
-    <w:lvl w:ilvl="4" w:tentative="1">
-      <w:start w:val="1"/>
-      <w:numFmt w:val="decimal"/>
-      <w:lvlText w:val="%5."/>
-      <w:lvlJc w:val="left"/>
-      <w:pPr>
-        <w:tabs>
-          <w:tab w:val="num" w:pos="3600"/>
-        </w:tabs>
-        <w:ind w:left="3600" w:hanging="360"/>
-      </w:pPr>
-    </w:lvl>
-    <w:lvl w:ilvl="5" w:tentative="1">
-      <w:start w:val="1"/>
-      <w:numFmt w:val="decimal"/>
-      <w:lvlText w:val="%6."/>
-      <w:lvlJc w:val="left"/>
-      <w:pPr>
-        <w:tabs>
-          <w:tab w:val="num" w:pos="4320"/>
-        </w:tabs>
-        <w:ind w:left="4320" w:hanging="360"/>
-      </w:pPr>
-    </w:lvl>
-    <w:lvl w:ilvl="6" w:tentative="1">
-      <w:start w:val="1"/>
-      <w:numFmt w:val="decimal"/>
-      <w:lvlText w:val="%7."/>
-      <w:lvlJc w:val="left"/>
-      <w:pPr>
-        <w:tabs>
-          <w:tab w:val="num" w:pos="5040"/>
-        </w:tabs>
-        <w:ind w:left="5040" w:hanging="360"/>
-      </w:pPr>
-    </w:lvl>
-    <w:lvl w:ilvl="7" w:tentative="1">
-      <w:start w:val="1"/>
-      <w:numFmt w:val="decimal"/>
-      <w:lvlText w:val="%8."/>
-      <w:lvlJc w:val="left"/>
-      <w:pPr>
-        <w:tabs>
-          <w:tab w:val="num" w:pos="5760"/>
-        </w:tabs>
-        <w:ind w:left="5760" w:hanging="360"/>
-      </w:pPr>
-    </w:lvl>
-    <w:lvl w:ilvl="8" w:tentative="1">
-      <w:start w:val="1"/>
-      <w:numFmt w:val="decimal"/>
-      <w:lvlText w:val="%9."/>
-      <w:lvlJc w:val="left"/>
-      <w:pPr>
-        <w:tabs>
-          <w:tab w:val="num" w:pos="6480"/>
-        </w:tabs>
-        <w:ind w:left="6480" w:hanging="360"/>
-      </w:pPr>
-    </w:lvl>
-  </w:abstractNum>
-  <w:abstractNum w:abstractNumId="10" w15:restartNumberingAfterBreak="0">
-    <w:nsid w:val="64293837"/>
-    <w:multiLevelType w:val="multilevel"/>
-    <w:tmpl w:val="AA2CEFE8"/>
+    <w:tmpl w:val="548E66A4"/>
     <w:lvl w:ilvl="0">
       <w:start w:val="1"/>
       <w:numFmt w:val="bullet"/>
@@ -14468,6 +20370,381 @@
       </w:rPr>
     </w:lvl>
   </w:abstractNum>
+  <w:abstractNum w:abstractNumId="10" w15:restartNumberingAfterBreak="0">
+    <w:nsid w:val="60B54ACE"/>
+    <w:multiLevelType w:val="multilevel"/>
+    <w:tmpl w:val="09485858"/>
+    <w:lvl w:ilvl="0">
+      <w:start w:val="1"/>
+      <w:numFmt w:val="decimal"/>
+      <w:lvlText w:val="%1."/>
+      <w:lvlJc w:val="left"/>
+      <w:pPr>
+        <w:tabs>
+          <w:tab w:val="num" w:pos="720"/>
+        </w:tabs>
+        <w:ind w:left="720" w:hanging="360"/>
+      </w:pPr>
+    </w:lvl>
+    <w:lvl w:ilvl="1" w:tentative="1">
+      <w:start w:val="1"/>
+      <w:numFmt w:val="decimal"/>
+      <w:lvlText w:val="%2."/>
+      <w:lvlJc w:val="left"/>
+      <w:pPr>
+        <w:tabs>
+          <w:tab w:val="num" w:pos="1440"/>
+        </w:tabs>
+        <w:ind w:left="1440" w:hanging="360"/>
+      </w:pPr>
+    </w:lvl>
+    <w:lvl w:ilvl="2" w:tentative="1">
+      <w:start w:val="1"/>
+      <w:numFmt w:val="decimal"/>
+      <w:lvlText w:val="%3."/>
+      <w:lvlJc w:val="left"/>
+      <w:pPr>
+        <w:tabs>
+          <w:tab w:val="num" w:pos="2160"/>
+        </w:tabs>
+        <w:ind w:left="2160" w:hanging="360"/>
+      </w:pPr>
+    </w:lvl>
+    <w:lvl w:ilvl="3" w:tentative="1">
+      <w:start w:val="1"/>
+      <w:numFmt w:val="decimal"/>
+      <w:lvlText w:val="%4."/>
+      <w:lvlJc w:val="left"/>
+      <w:pPr>
+        <w:tabs>
+          <w:tab w:val="num" w:pos="2880"/>
+        </w:tabs>
+        <w:ind w:left="2880" w:hanging="360"/>
+      </w:pPr>
+    </w:lvl>
+    <w:lvl w:ilvl="4" w:tentative="1">
+      <w:start w:val="1"/>
+      <w:numFmt w:val="decimal"/>
+      <w:lvlText w:val="%5."/>
+      <w:lvlJc w:val="left"/>
+      <w:pPr>
+        <w:tabs>
+          <w:tab w:val="num" w:pos="3600"/>
+        </w:tabs>
+        <w:ind w:left="3600" w:hanging="360"/>
+      </w:pPr>
+    </w:lvl>
+    <w:lvl w:ilvl="5" w:tentative="1">
+      <w:start w:val="1"/>
+      <w:numFmt w:val="decimal"/>
+      <w:lvlText w:val="%6."/>
+      <w:lvlJc w:val="left"/>
+      <w:pPr>
+        <w:tabs>
+          <w:tab w:val="num" w:pos="4320"/>
+        </w:tabs>
+        <w:ind w:left="4320" w:hanging="360"/>
+      </w:pPr>
+    </w:lvl>
+    <w:lvl w:ilvl="6" w:tentative="1">
+      <w:start w:val="1"/>
+      <w:numFmt w:val="decimal"/>
+      <w:lvlText w:val="%7."/>
+      <w:lvlJc w:val="left"/>
+      <w:pPr>
+        <w:tabs>
+          <w:tab w:val="num" w:pos="5040"/>
+        </w:tabs>
+        <w:ind w:left="5040" w:hanging="360"/>
+      </w:pPr>
+    </w:lvl>
+    <w:lvl w:ilvl="7" w:tentative="1">
+      <w:start w:val="1"/>
+      <w:numFmt w:val="decimal"/>
+      <w:lvlText w:val="%8."/>
+      <w:lvlJc w:val="left"/>
+      <w:pPr>
+        <w:tabs>
+          <w:tab w:val="num" w:pos="5760"/>
+        </w:tabs>
+        <w:ind w:left="5760" w:hanging="360"/>
+      </w:pPr>
+    </w:lvl>
+    <w:lvl w:ilvl="8" w:tentative="1">
+      <w:start w:val="1"/>
+      <w:numFmt w:val="decimal"/>
+      <w:lvlText w:val="%9."/>
+      <w:lvlJc w:val="left"/>
+      <w:pPr>
+        <w:tabs>
+          <w:tab w:val="num" w:pos="6480"/>
+        </w:tabs>
+        <w:ind w:left="6480" w:hanging="360"/>
+      </w:pPr>
+    </w:lvl>
+  </w:abstractNum>
+  <w:abstractNum w:abstractNumId="11" w15:restartNumberingAfterBreak="0">
+    <w:nsid w:val="64293837"/>
+    <w:multiLevelType w:val="multilevel"/>
+    <w:tmpl w:val="AA2CEFE8"/>
+    <w:lvl w:ilvl="0">
+      <w:start w:val="1"/>
+      <w:numFmt w:val="bullet"/>
+      <w:lvlText w:val=""/>
+      <w:lvlJc w:val="left"/>
+      <w:pPr>
+        <w:tabs>
+          <w:tab w:val="num" w:pos="720"/>
+        </w:tabs>
+        <w:ind w:left="720" w:hanging="360"/>
+      </w:pPr>
+      <w:rPr>
+        <w:rFonts w:ascii="Symbol" w:hAnsi="Symbol" w:hint="default"/>
+        <w:sz w:val="20"/>
+      </w:rPr>
+    </w:lvl>
+    <w:lvl w:ilvl="1" w:tentative="1">
+      <w:start w:val="1"/>
+      <w:numFmt w:val="bullet"/>
+      <w:lvlText w:val="o"/>
+      <w:lvlJc w:val="left"/>
+      <w:pPr>
+        <w:tabs>
+          <w:tab w:val="num" w:pos="1440"/>
+        </w:tabs>
+        <w:ind w:left="1440" w:hanging="360"/>
+      </w:pPr>
+      <w:rPr>
+        <w:rFonts w:ascii="Courier New" w:hAnsi="Courier New" w:hint="default"/>
+        <w:sz w:val="20"/>
+      </w:rPr>
+    </w:lvl>
+    <w:lvl w:ilvl="2" w:tentative="1">
+      <w:start w:val="1"/>
+      <w:numFmt w:val="bullet"/>
+      <w:lvlText w:val=""/>
+      <w:lvlJc w:val="left"/>
+      <w:pPr>
+        <w:tabs>
+          <w:tab w:val="num" w:pos="2160"/>
+        </w:tabs>
+        <w:ind w:left="2160" w:hanging="360"/>
+      </w:pPr>
+      <w:rPr>
+        <w:rFonts w:ascii="Wingdings" w:hAnsi="Wingdings" w:hint="default"/>
+        <w:sz w:val="20"/>
+      </w:rPr>
+    </w:lvl>
+    <w:lvl w:ilvl="3" w:tentative="1">
+      <w:start w:val="1"/>
+      <w:numFmt w:val="bullet"/>
+      <w:lvlText w:val=""/>
+      <w:lvlJc w:val="left"/>
+      <w:pPr>
+        <w:tabs>
+          <w:tab w:val="num" w:pos="2880"/>
+        </w:tabs>
+        <w:ind w:left="2880" w:hanging="360"/>
+      </w:pPr>
+      <w:rPr>
+        <w:rFonts w:ascii="Wingdings" w:hAnsi="Wingdings" w:hint="default"/>
+        <w:sz w:val="20"/>
+      </w:rPr>
+    </w:lvl>
+    <w:lvl w:ilvl="4" w:tentative="1">
+      <w:start w:val="1"/>
+      <w:numFmt w:val="bullet"/>
+      <w:lvlText w:val=""/>
+      <w:lvlJc w:val="left"/>
+      <w:pPr>
+        <w:tabs>
+          <w:tab w:val="num" w:pos="3600"/>
+        </w:tabs>
+        <w:ind w:left="3600" w:hanging="360"/>
+      </w:pPr>
+      <w:rPr>
+        <w:rFonts w:ascii="Wingdings" w:hAnsi="Wingdings" w:hint="default"/>
+        <w:sz w:val="20"/>
+      </w:rPr>
+    </w:lvl>
+    <w:lvl w:ilvl="5" w:tentative="1">
+      <w:start w:val="1"/>
+      <w:numFmt w:val="bullet"/>
+      <w:lvlText w:val=""/>
+      <w:lvlJc w:val="left"/>
+      <w:pPr>
+        <w:tabs>
+          <w:tab w:val="num" w:pos="4320"/>
+        </w:tabs>
+        <w:ind w:left="4320" w:hanging="360"/>
+      </w:pPr>
+      <w:rPr>
+        <w:rFonts w:ascii="Wingdings" w:hAnsi="Wingdings" w:hint="default"/>
+        <w:sz w:val="20"/>
+      </w:rPr>
+    </w:lvl>
+    <w:lvl w:ilvl="6" w:tentative="1">
+      <w:start w:val="1"/>
+      <w:numFmt w:val="bullet"/>
+      <w:lvlText w:val=""/>
+      <w:lvlJc w:val="left"/>
+      <w:pPr>
+        <w:tabs>
+          <w:tab w:val="num" w:pos="5040"/>
+        </w:tabs>
+        <w:ind w:left="5040" w:hanging="360"/>
+      </w:pPr>
+      <w:rPr>
+        <w:rFonts w:ascii="Wingdings" w:hAnsi="Wingdings" w:hint="default"/>
+        <w:sz w:val="20"/>
+      </w:rPr>
+    </w:lvl>
+    <w:lvl w:ilvl="7" w:tentative="1">
+      <w:start w:val="1"/>
+      <w:numFmt w:val="bullet"/>
+      <w:lvlText w:val=""/>
+      <w:lvlJc w:val="left"/>
+      <w:pPr>
+        <w:tabs>
+          <w:tab w:val="num" w:pos="5760"/>
+        </w:tabs>
+        <w:ind w:left="5760" w:hanging="360"/>
+      </w:pPr>
+      <w:rPr>
+        <w:rFonts w:ascii="Wingdings" w:hAnsi="Wingdings" w:hint="default"/>
+        <w:sz w:val="20"/>
+      </w:rPr>
+    </w:lvl>
+    <w:lvl w:ilvl="8" w:tentative="1">
+      <w:start w:val="1"/>
+      <w:numFmt w:val="bullet"/>
+      <w:lvlText w:val=""/>
+      <w:lvlJc w:val="left"/>
+      <w:pPr>
+        <w:tabs>
+          <w:tab w:val="num" w:pos="6480"/>
+        </w:tabs>
+        <w:ind w:left="6480" w:hanging="360"/>
+      </w:pPr>
+      <w:rPr>
+        <w:rFonts w:ascii="Wingdings" w:hAnsi="Wingdings" w:hint="default"/>
+        <w:sz w:val="20"/>
+      </w:rPr>
+    </w:lvl>
+  </w:abstractNum>
+  <w:abstractNum w:abstractNumId="12" w15:restartNumberingAfterBreak="0">
+    <w:nsid w:val="70FC4B1E"/>
+    <w:multiLevelType w:val="multilevel"/>
+    <w:tmpl w:val="136A2208"/>
+    <w:lvl w:ilvl="0">
+      <w:start w:val="1"/>
+      <w:numFmt w:val="decimal"/>
+      <w:lvlText w:val="%1."/>
+      <w:lvlJc w:val="left"/>
+      <w:pPr>
+        <w:tabs>
+          <w:tab w:val="num" w:pos="720"/>
+        </w:tabs>
+        <w:ind w:left="720" w:hanging="360"/>
+      </w:pPr>
+    </w:lvl>
+    <w:lvl w:ilvl="1" w:tentative="1">
+      <w:start w:val="1"/>
+      <w:numFmt w:val="decimal"/>
+      <w:lvlText w:val="%2."/>
+      <w:lvlJc w:val="left"/>
+      <w:pPr>
+        <w:tabs>
+          <w:tab w:val="num" w:pos="1440"/>
+        </w:tabs>
+        <w:ind w:left="1440" w:hanging="360"/>
+      </w:pPr>
+    </w:lvl>
+    <w:lvl w:ilvl="2" w:tentative="1">
+      <w:start w:val="1"/>
+      <w:numFmt w:val="decimal"/>
+      <w:lvlText w:val="%3."/>
+      <w:lvlJc w:val="left"/>
+      <w:pPr>
+        <w:tabs>
+          <w:tab w:val="num" w:pos="2160"/>
+        </w:tabs>
+        <w:ind w:left="2160" w:hanging="360"/>
+      </w:pPr>
+    </w:lvl>
+    <w:lvl w:ilvl="3" w:tentative="1">
+      <w:start w:val="1"/>
+      <w:numFmt w:val="decimal"/>
+      <w:lvlText w:val="%4."/>
+      <w:lvlJc w:val="left"/>
+      <w:pPr>
+        <w:tabs>
+          <w:tab w:val="num" w:pos="2880"/>
+        </w:tabs>
+        <w:ind w:left="2880" w:hanging="360"/>
+      </w:pPr>
+    </w:lvl>
+    <w:lvl w:ilvl="4" w:tentative="1">
+      <w:start w:val="1"/>
+      <w:numFmt w:val="decimal"/>
+      <w:lvlText w:val="%5."/>
+      <w:lvlJc w:val="left"/>
+      <w:pPr>
+        <w:tabs>
+          <w:tab w:val="num" w:pos="3600"/>
+        </w:tabs>
+        <w:ind w:left="3600" w:hanging="360"/>
+      </w:pPr>
+    </w:lvl>
+    <w:lvl w:ilvl="5" w:tentative="1">
+      <w:start w:val="1"/>
+      <w:numFmt w:val="decimal"/>
+      <w:lvlText w:val="%6."/>
+      <w:lvlJc w:val="left"/>
+      <w:pPr>
+        <w:tabs>
+          <w:tab w:val="num" w:pos="4320"/>
+        </w:tabs>
+        <w:ind w:left="4320" w:hanging="360"/>
+      </w:pPr>
+    </w:lvl>
+    <w:lvl w:ilvl="6" w:tentative="1">
+      <w:start w:val="1"/>
+      <w:numFmt w:val="decimal"/>
+      <w:lvlText w:val="%7."/>
+      <w:lvlJc w:val="left"/>
+      <w:pPr>
+        <w:tabs>
+          <w:tab w:val="num" w:pos="5040"/>
+        </w:tabs>
+        <w:ind w:left="5040" w:hanging="360"/>
+      </w:pPr>
+    </w:lvl>
+    <w:lvl w:ilvl="7" w:tentative="1">
+      <w:start w:val="1"/>
+      <w:numFmt w:val="decimal"/>
+      <w:lvlText w:val="%8."/>
+      <w:lvlJc w:val="left"/>
+      <w:pPr>
+        <w:tabs>
+          <w:tab w:val="num" w:pos="5760"/>
+        </w:tabs>
+        <w:ind w:left="5760" w:hanging="360"/>
+      </w:pPr>
+    </w:lvl>
+    <w:lvl w:ilvl="8" w:tentative="1">
+      <w:start w:val="1"/>
+      <w:numFmt w:val="decimal"/>
+      <w:lvlText w:val="%9."/>
+      <w:lvlJc w:val="left"/>
+      <w:pPr>
+        <w:tabs>
+          <w:tab w:val="num" w:pos="6480"/>
+        </w:tabs>
+        <w:ind w:left="6480" w:hanging="360"/>
+      </w:pPr>
+    </w:lvl>
+  </w:abstractNum>
   <w:num w:numId="1" w16cid:durableId="742798983">
     <w:abstractNumId w:val="6"/>
   </w:num>
@@ -14475,10 +20752,10 @@
     <w:abstractNumId w:val="2"/>
   </w:num>
   <w:num w:numId="3" w16cid:durableId="714742576">
-    <w:abstractNumId w:val="10"/>
+    <w:abstractNumId w:val="11"/>
   </w:num>
   <w:num w:numId="4" w16cid:durableId="1432168088">
-    <w:abstractNumId w:val="9"/>
+    <w:abstractNumId w:val="10"/>
   </w:num>
   <w:num w:numId="5" w16cid:durableId="1148740550">
     <w:abstractNumId w:val="7"/>
@@ -14493,13 +20770,19 @@
     <w:abstractNumId w:val="3"/>
   </w:num>
   <w:num w:numId="9" w16cid:durableId="330523589">
-    <w:abstractNumId w:val="8"/>
+    <w:abstractNumId w:val="9"/>
   </w:num>
   <w:num w:numId="10" w16cid:durableId="246967013">
     <w:abstractNumId w:val="5"/>
   </w:num>
   <w:num w:numId="11" w16cid:durableId="1391884139">
     <w:abstractNumId w:val="1"/>
+  </w:num>
+  <w:num w:numId="12" w16cid:durableId="282268815">
+    <w:abstractNumId w:val="8"/>
+  </w:num>
+  <w:num w:numId="13" w16cid:durableId="109326622">
+    <w:abstractNumId w:val="12"/>
   </w:num>
 </w:numbering>
 </file>

--- a/Interview NOtes.docx
+++ b/Interview NOtes.docx
@@ -12940,7 +12940,7 @@
           <w:szCs w:val="28"/>
         </w:rPr>
         <w:pict w14:anchorId="6E145EF2">
-          <v:rect id="_x0000_i1298" style="width:0;height:1.5pt" o:hralign="center" o:hrstd="t" o:hr="t" fillcolor="#a0a0a0" stroked="f"/>
+          <v:rect id="_x0000_i1088" style="width:0;height:1.5pt" o:hralign="center" o:hrstd="t" o:hr="t" fillcolor="#a0a0a0" stroked="f"/>
         </w:pict>
       </w:r>
     </w:p>
@@ -13109,7 +13109,7 @@
           <w:szCs w:val="28"/>
         </w:rPr>
         <w:pict w14:anchorId="1E8B560A">
-          <v:rect id="_x0000_i1299" style="width:0;height:1.5pt" o:hralign="center" o:hrstd="t" o:hr="t" fillcolor="#a0a0a0" stroked="f"/>
+          <v:rect id="_x0000_i1089" style="width:0;height:1.5pt" o:hralign="center" o:hrstd="t" o:hr="t" fillcolor="#a0a0a0" stroked="f"/>
         </w:pict>
       </w:r>
     </w:p>
@@ -13296,7 +13296,7 @@
           <w:szCs w:val="28"/>
         </w:rPr>
         <w:pict w14:anchorId="6270754E">
-          <v:rect id="_x0000_i1300" style="width:0;height:1.5pt" o:hralign="center" o:hrstd="t" o:hr="t" fillcolor="#a0a0a0" stroked="f"/>
+          <v:rect id="_x0000_i1090" style="width:0;height:1.5pt" o:hralign="center" o:hrstd="t" o:hr="t" fillcolor="#a0a0a0" stroked="f"/>
         </w:pict>
       </w:r>
     </w:p>
@@ -13477,7 +13477,7 @@
         </w:rPr>
         <w:lastRenderedPageBreak/>
         <w:pict w14:anchorId="0F51099B">
-          <v:rect id="_x0000_i1301" style="width:0;height:1.5pt" o:hralign="center" o:hrstd="t" o:hr="t" fillcolor="#a0a0a0" stroked="f"/>
+          <v:rect id="_x0000_i1091" style="width:0;height:1.5pt" o:hralign="center" o:hrstd="t" o:hr="t" fillcolor="#a0a0a0" stroked="f"/>
         </w:pict>
       </w:r>
     </w:p>
@@ -13528,7 +13528,7 @@
           <w:szCs w:val="28"/>
         </w:rPr>
         <w:pict w14:anchorId="32EA31BD">
-          <v:rect id="_x0000_i1302" style="width:0;height:1.5pt" o:hralign="center" o:hrstd="t" o:hr="t" fillcolor="#a0a0a0" stroked="f"/>
+          <v:rect id="_x0000_i1092" style="width:0;height:1.5pt" o:hralign="center" o:hrstd="t" o:hr="t" fillcolor="#a0a0a0" stroked="f"/>
         </w:pict>
       </w:r>
     </w:p>
@@ -13717,7 +13717,7 @@
           <w:szCs w:val="28"/>
         </w:rPr>
         <w:pict w14:anchorId="5D82DC80">
-          <v:rect id="_x0000_i1303" style="width:0;height:1.5pt" o:hralign="center" o:hrstd="t" o:hr="t" fillcolor="#a0a0a0" stroked="f"/>
+          <v:rect id="_x0000_i1093" style="width:0;height:1.5pt" o:hralign="center" o:hrstd="t" o:hr="t" fillcolor="#a0a0a0" stroked="f"/>
         </w:pict>
       </w:r>
     </w:p>
@@ -13842,7 +13842,7 @@
           <w:szCs w:val="28"/>
         </w:rPr>
         <w:pict w14:anchorId="0052073A">
-          <v:rect id="_x0000_i1304" style="width:0;height:1.5pt" o:hralign="center" o:hrstd="t" o:hr="t" fillcolor="#a0a0a0" stroked="f"/>
+          <v:rect id="_x0000_i1094" style="width:0;height:1.5pt" o:hralign="center" o:hrstd="t" o:hr="t" fillcolor="#a0a0a0" stroked="f"/>
         </w:pict>
       </w:r>
     </w:p>
@@ -13953,7 +13953,7 @@
           <w:szCs w:val="28"/>
         </w:rPr>
         <w:pict w14:anchorId="65EBDEAF">
-          <v:rect id="_x0000_i1305" style="width:0;height:1.5pt" o:hralign="center" o:hrstd="t" o:hr="t" fillcolor="#a0a0a0" stroked="f"/>
+          <v:rect id="_x0000_i1095" style="width:0;height:1.5pt" o:hralign="center" o:hrstd="t" o:hr="t" fillcolor="#a0a0a0" stroked="f"/>
         </w:pict>
       </w:r>
     </w:p>
@@ -14142,7 +14142,7 @@
           <w:szCs w:val="28"/>
         </w:rPr>
         <w:pict w14:anchorId="24CADCA2">
-          <v:rect id="_x0000_i1306" style="width:0;height:1.5pt" o:hralign="center" o:hrstd="t" o:hr="t" fillcolor="#a0a0a0" stroked="f"/>
+          <v:rect id="_x0000_i1096" style="width:0;height:1.5pt" o:hralign="center" o:hrstd="t" o:hr="t" fillcolor="#a0a0a0" stroked="f"/>
         </w:pict>
       </w:r>
     </w:p>
@@ -14193,7 +14193,7 @@
           <w:szCs w:val="28"/>
         </w:rPr>
         <w:pict w14:anchorId="157EFAC9">
-          <v:rect id="_x0000_i1307" style="width:0;height:1.5pt" o:hralign="center" o:hrstd="t" o:hr="t" fillcolor="#a0a0a0" stroked="f"/>
+          <v:rect id="_x0000_i1097" style="width:0;height:1.5pt" o:hralign="center" o:hrstd="t" o:hr="t" fillcolor="#a0a0a0" stroked="f"/>
         </w:pict>
       </w:r>
     </w:p>
@@ -14317,7 +14317,7 @@
           <w:szCs w:val="28"/>
         </w:rPr>
         <w:pict w14:anchorId="4367B2E2">
-          <v:rect id="_x0000_i1308" style="width:0;height:1.5pt" o:hralign="center" o:hrstd="t" o:hr="t" fillcolor="#a0a0a0" stroked="f"/>
+          <v:rect id="_x0000_i1098" style="width:0;height:1.5pt" o:hralign="center" o:hrstd="t" o:hr="t" fillcolor="#a0a0a0" stroked="f"/>
         </w:pict>
       </w:r>
     </w:p>
@@ -14498,7 +14498,7 @@
           <w:szCs w:val="28"/>
         </w:rPr>
         <w:pict w14:anchorId="7C4654FA">
-          <v:rect id="_x0000_i1309" style="width:0;height:1.5pt" o:hralign="center" o:hrstd="t" o:hr="t" fillcolor="#a0a0a0" stroked="f"/>
+          <v:rect id="_x0000_i1099" style="width:0;height:1.5pt" o:hralign="center" o:hrstd="t" o:hr="t" fillcolor="#a0a0a0" stroked="f"/>
         </w:pict>
       </w:r>
     </w:p>
@@ -14641,7 +14641,7 @@
           <w:szCs w:val="28"/>
         </w:rPr>
         <w:pict w14:anchorId="3136E299">
-          <v:rect id="_x0000_i1310" style="width:0;height:1.5pt" o:hralign="center" o:hrstd="t" o:hr="t" fillcolor="#a0a0a0" stroked="f"/>
+          <v:rect id="_x0000_i1100" style="width:0;height:1.5pt" o:hralign="center" o:hrstd="t" o:hr="t" fillcolor="#a0a0a0" stroked="f"/>
         </w:pict>
       </w:r>
     </w:p>
@@ -14692,7 +14692,7 @@
           <w:szCs w:val="28"/>
         </w:rPr>
         <w:pict w14:anchorId="219FD117">
-          <v:rect id="_x0000_i1311" style="width:0;height:1.5pt" o:hralign="center" o:hrstd="t" o:hr="t" fillcolor="#a0a0a0" stroked="f"/>
+          <v:rect id="_x0000_i1101" style="width:0;height:1.5pt" o:hralign="center" o:hrstd="t" o:hr="t" fillcolor="#a0a0a0" stroked="f"/>
         </w:pict>
       </w:r>
     </w:p>
@@ -14816,7 +14816,7 @@
           <w:szCs w:val="28"/>
         </w:rPr>
         <w:pict w14:anchorId="0B251A1A">
-          <v:rect id="_x0000_i1312" style="width:0;height:1.5pt" o:hralign="center" o:hrstd="t" o:hr="t" fillcolor="#a0a0a0" stroked="f"/>
+          <v:rect id="_x0000_i1102" style="width:0;height:1.5pt" o:hralign="center" o:hrstd="t" o:hr="t" fillcolor="#a0a0a0" stroked="f"/>
         </w:pict>
       </w:r>
     </w:p>
@@ -14913,7 +14913,7 @@
           <w:szCs w:val="28"/>
         </w:rPr>
         <w:pict w14:anchorId="29671A82">
-          <v:rect id="_x0000_i1313" style="width:0;height:1.5pt" o:hralign="center" o:hrstd="t" o:hr="t" fillcolor="#a0a0a0" stroked="f"/>
+          <v:rect id="_x0000_i1103" style="width:0;height:1.5pt" o:hralign="center" o:hrstd="t" o:hr="t" fillcolor="#a0a0a0" stroked="f"/>
         </w:pict>
       </w:r>
     </w:p>
@@ -14964,7 +14964,7 @@
           <w:szCs w:val="28"/>
         </w:rPr>
         <w:pict w14:anchorId="7370B681">
-          <v:rect id="_x0000_i1314" style="width:0;height:1.5pt" o:hralign="center" o:hrstd="t" o:hr="t" fillcolor="#a0a0a0" stroked="f"/>
+          <v:rect id="_x0000_i1104" style="width:0;height:1.5pt" o:hralign="center" o:hrstd="t" o:hr="t" fillcolor="#a0a0a0" stroked="f"/>
         </w:pict>
       </w:r>
     </w:p>
@@ -15088,7 +15088,7 @@
           <w:szCs w:val="28"/>
         </w:rPr>
         <w:pict w14:anchorId="4616656E">
-          <v:rect id="_x0000_i1315" style="width:0;height:1.5pt" o:hralign="center" o:hrstd="t" o:hr="t" fillcolor="#a0a0a0" stroked="f"/>
+          <v:rect id="_x0000_i1105" style="width:0;height:1.5pt" o:hralign="center" o:hrstd="t" o:hr="t" fillcolor="#a0a0a0" stroked="f"/>
         </w:pict>
       </w:r>
     </w:p>
@@ -15313,7 +15313,7 @@
           <w:szCs w:val="28"/>
         </w:rPr>
         <w:pict w14:anchorId="643DFC75">
-          <v:rect id="_x0000_i1316" style="width:0;height:1.5pt" o:hralign="center" o:hrstd="t" o:hr="t" fillcolor="#a0a0a0" stroked="f"/>
+          <v:rect id="_x0000_i1106" style="width:0;height:1.5pt" o:hralign="center" o:hrstd="t" o:hr="t" fillcolor="#a0a0a0" stroked="f"/>
         </w:pict>
       </w:r>
     </w:p>
@@ -15366,7 +15366,7 @@
           <w:szCs w:val="28"/>
         </w:rPr>
         <w:pict w14:anchorId="390B09FE">
-          <v:rect id="_x0000_i1317" style="width:0;height:1.5pt" o:hralign="center" o:hrstd="t" o:hr="t" fillcolor="#a0a0a0" stroked="f"/>
+          <v:rect id="_x0000_i1107" style="width:0;height:1.5pt" o:hralign="center" o:hrstd="t" o:hr="t" fillcolor="#a0a0a0" stroked="f"/>
         </w:pict>
       </w:r>
     </w:p>
@@ -15417,7 +15417,7 @@
           <w:szCs w:val="28"/>
         </w:rPr>
         <w:pict w14:anchorId="778B27EB">
-          <v:rect id="_x0000_i1318" style="width:0;height:1.5pt" o:hralign="center" o:hrstd="t" o:hr="t" fillcolor="#a0a0a0" stroked="f"/>
+          <v:rect id="_x0000_i1108" style="width:0;height:1.5pt" o:hralign="center" o:hrstd="t" o:hr="t" fillcolor="#a0a0a0" stroked="f"/>
         </w:pict>
       </w:r>
     </w:p>
@@ -15557,7 +15557,7 @@
           <w:szCs w:val="28"/>
         </w:rPr>
         <w:pict w14:anchorId="308749A0">
-          <v:rect id="_x0000_i1319" style="width:0;height:1.5pt" o:hralign="center" o:hrstd="t" o:hr="t" fillcolor="#a0a0a0" stroked="f"/>
+          <v:rect id="_x0000_i1109" style="width:0;height:1.5pt" o:hralign="center" o:hrstd="t" o:hr="t" fillcolor="#a0a0a0" stroked="f"/>
         </w:pict>
       </w:r>
     </w:p>
@@ -15729,7 +15729,7 @@
           <w:szCs w:val="28"/>
         </w:rPr>
         <w:pict w14:anchorId="51203E4A">
-          <v:rect id="_x0000_i1320" style="width:0;height:1.5pt" o:hralign="center" o:hrstd="t" o:hr="t" fillcolor="#a0a0a0" stroked="f"/>
+          <v:rect id="_x0000_i1110" style="width:0;height:1.5pt" o:hralign="center" o:hrstd="t" o:hr="t" fillcolor="#a0a0a0" stroked="f"/>
         </w:pict>
       </w:r>
     </w:p>
@@ -15872,7 +15872,7 @@
           <w:szCs w:val="28"/>
         </w:rPr>
         <w:pict w14:anchorId="5D027B71">
-          <v:rect id="_x0000_i1321" style="width:0;height:1.5pt" o:hralign="center" o:hrstd="t" o:hr="t" fillcolor="#a0a0a0" stroked="f"/>
+          <v:rect id="_x0000_i1111" style="width:0;height:1.5pt" o:hralign="center" o:hrstd="t" o:hr="t" fillcolor="#a0a0a0" stroked="f"/>
         </w:pict>
       </w:r>
     </w:p>
@@ -15923,7 +15923,7 @@
           <w:szCs w:val="28"/>
         </w:rPr>
         <w:pict w14:anchorId="434680BB">
-          <v:rect id="_x0000_i1322" style="width:0;height:1.5pt" o:hralign="center" o:hrstd="t" o:hr="t" fillcolor="#a0a0a0" stroked="f"/>
+          <v:rect id="_x0000_i1112" style="width:0;height:1.5pt" o:hralign="center" o:hrstd="t" o:hr="t" fillcolor="#a0a0a0" stroked="f"/>
         </w:pict>
       </w:r>
     </w:p>
@@ -16064,7 +16064,7 @@
           <w:szCs w:val="28"/>
         </w:rPr>
         <w:pict w14:anchorId="02C5683E">
-          <v:rect id="_x0000_i1323" style="width:0;height:1.5pt" o:hralign="center" o:hrstd="t" o:hr="t" fillcolor="#a0a0a0" stroked="f"/>
+          <v:rect id="_x0000_i1113" style="width:0;height:1.5pt" o:hralign="center" o:hrstd="t" o:hr="t" fillcolor="#a0a0a0" stroked="f"/>
         </w:pict>
       </w:r>
     </w:p>
@@ -16220,7 +16220,7 @@
           <w:szCs w:val="28"/>
         </w:rPr>
         <w:pict w14:anchorId="6A3CD1FC">
-          <v:rect id="_x0000_i1324" style="width:0;height:1.5pt" o:hralign="center" o:hrstd="t" o:hr="t" fillcolor="#a0a0a0" stroked="f"/>
+          <v:rect id="_x0000_i1114" style="width:0;height:1.5pt" o:hralign="center" o:hrstd="t" o:hr="t" fillcolor="#a0a0a0" stroked="f"/>
         </w:pict>
       </w:r>
     </w:p>
@@ -16363,7 +16363,7 @@
           <w:szCs w:val="28"/>
         </w:rPr>
         <w:pict w14:anchorId="3A50AAFC">
-          <v:rect id="_x0000_i1325" style="width:0;height:1.5pt" o:hralign="center" o:hrstd="t" o:hr="t" fillcolor="#a0a0a0" stroked="f"/>
+          <v:rect id="_x0000_i1115" style="width:0;height:1.5pt" o:hralign="center" o:hrstd="t" o:hr="t" fillcolor="#a0a0a0" stroked="f"/>
         </w:pict>
       </w:r>
     </w:p>
@@ -16414,7 +16414,7 @@
           <w:szCs w:val="28"/>
         </w:rPr>
         <w:pict w14:anchorId="43BC4862">
-          <v:rect id="_x0000_i1326" style="width:0;height:1.5pt" o:hralign="center" o:hrstd="t" o:hr="t" fillcolor="#a0a0a0" stroked="f"/>
+          <v:rect id="_x0000_i1116" style="width:0;height:1.5pt" o:hralign="center" o:hrstd="t" o:hr="t" fillcolor="#a0a0a0" stroked="f"/>
         </w:pict>
       </w:r>
     </w:p>
@@ -16721,7 +16721,7 @@
           <w:szCs w:val="28"/>
         </w:rPr>
         <w:pict w14:anchorId="2931B257">
-          <v:rect id="_x0000_i1327" style="width:0;height:1.5pt" o:hralign="center" o:hrstd="t" o:hr="t" fillcolor="#a0a0a0" stroked="f"/>
+          <v:rect id="_x0000_i1117" style="width:0;height:1.5pt" o:hralign="center" o:hrstd="t" o:hr="t" fillcolor="#a0a0a0" stroked="f"/>
         </w:pict>
       </w:r>
     </w:p>
@@ -16836,7 +16836,7 @@
           <w:szCs w:val="28"/>
         </w:rPr>
         <w:pict w14:anchorId="72938C2B">
-          <v:rect id="_x0000_i1328" style="width:0;height:1.5pt" o:hralign="center" o:hrstd="t" o:hr="t" fillcolor="#a0a0a0" stroked="f"/>
+          <v:rect id="_x0000_i1118" style="width:0;height:1.5pt" o:hralign="center" o:hrstd="t" o:hr="t" fillcolor="#a0a0a0" stroked="f"/>
         </w:pict>
       </w:r>
     </w:p>
@@ -17083,7 +17083,7 @@
           <w:szCs w:val="28"/>
         </w:rPr>
         <w:pict w14:anchorId="21754249">
-          <v:rect id="_x0000_i1329" style="width:0;height:1.5pt" o:hralign="center" o:hrstd="t" o:hr="t" fillcolor="#a0a0a0" stroked="f"/>
+          <v:rect id="_x0000_i1119" style="width:0;height:1.5pt" o:hralign="center" o:hrstd="t" o:hr="t" fillcolor="#a0a0a0" stroked="f"/>
         </w:pict>
       </w:r>
     </w:p>
@@ -17410,7 +17410,7 @@
           <w:szCs w:val="28"/>
         </w:rPr>
         <w:pict w14:anchorId="2A7CBD51">
-          <v:rect id="_x0000_i1330" style="width:0;height:1.5pt" o:hralign="center" o:hrstd="t" o:hr="t" fillcolor="#a0a0a0" stroked="f"/>
+          <v:rect id="_x0000_i1120" style="width:0;height:1.5pt" o:hralign="center" o:hrstd="t" o:hr="t" fillcolor="#a0a0a0" stroked="f"/>
         </w:pict>
       </w:r>
     </w:p>
@@ -17924,7 +17924,7 @@
           <w:szCs w:val="28"/>
         </w:rPr>
         <w:pict w14:anchorId="0E779B41">
-          <v:rect id="_x0000_i1331" style="width:0;height:1.5pt" o:hralign="center" o:hrstd="t" o:hr="t" fillcolor="#a0a0a0" stroked="f"/>
+          <v:rect id="_x0000_i1121" style="width:0;height:1.5pt" o:hralign="center" o:hrstd="t" o:hr="t" fillcolor="#a0a0a0" stroked="f"/>
         </w:pict>
       </w:r>
     </w:p>
@@ -18291,7 +18291,7 @@
         </w:rPr>
         <w:lastRenderedPageBreak/>
         <w:pict w14:anchorId="1D8BC363">
-          <v:rect id="_x0000_i1332" style="width:0;height:1.5pt" o:hralign="center" o:hrstd="t" o:hr="t" fillcolor="#a0a0a0" stroked="f"/>
+          <v:rect id="_x0000_i1122" style="width:0;height:1.5pt" o:hralign="center" o:hrstd="t" o:hr="t" fillcolor="#a0a0a0" stroked="f"/>
         </w:pict>
       </w:r>
     </w:p>
@@ -18894,6 +18894,7683 @@
           <w:szCs w:val="28"/>
         </w:rPr>
         <w:t xml:space="preserve"> cover ho jayenge.</w:t>
+      </w:r>
+    </w:p>
+    <w:p>
+      <w:pPr>
+        <w:rPr>
+          <w:sz w:val="28"/>
+          <w:szCs w:val="28"/>
+        </w:rPr>
+      </w:pPr>
+    </w:p>
+    <w:p>
+      <w:pPr>
+        <w:rPr>
+          <w:sz w:val="28"/>
+          <w:szCs w:val="28"/>
+        </w:rPr>
+      </w:pPr>
+    </w:p>
+    <w:p>
+      <w:pPr>
+        <w:rPr>
+          <w:sz w:val="28"/>
+          <w:szCs w:val="28"/>
+        </w:rPr>
+      </w:pPr>
+      <w:r>
+        <w:rPr>
+          <w:sz w:val="28"/>
+          <w:szCs w:val="28"/>
+        </w:rPr>
+        <w:t xml:space="preserve">Perfect Coder Bhai. </w:t>
+      </w:r>
+      <w:r>
+        <w:rPr>
+          <w:rFonts w:ascii="Segoe UI Emoji" w:hAnsi="Segoe UI Emoji" w:cs="Segoe UI Emoji"/>
+          <w:sz w:val="28"/>
+          <w:szCs w:val="28"/>
+        </w:rPr>
+        <w:t>💯</w:t>
+      </w:r>
+      <w:r>
+        <w:rPr>
+          <w:sz w:val="28"/>
+          <w:szCs w:val="28"/>
+        </w:rPr>
+        <w:t xml:space="preserve"> Ye notes </w:t>
+      </w:r>
+      <w:r>
+        <w:rPr>
+          <w:b/>
+          <w:bCs/>
+          <w:sz w:val="28"/>
+          <w:szCs w:val="28"/>
+        </w:rPr>
+        <w:t>MS Word me direct paste</w:t>
+      </w:r>
+      <w:r>
+        <w:rPr>
+          <w:sz w:val="28"/>
+          <w:szCs w:val="28"/>
+        </w:rPr>
+        <w:t xml:space="preserve"> kar sakte ho. Maine sirf wahi topics include kiye hain jo </w:t>
+      </w:r>
+      <w:r>
+        <w:rPr>
+          <w:b/>
+          <w:bCs/>
+          <w:sz w:val="28"/>
+          <w:szCs w:val="28"/>
+        </w:rPr>
+        <w:t>aaj humne padhe</w:t>
+      </w:r>
+      <w:r>
+        <w:rPr>
+          <w:sz w:val="28"/>
+          <w:szCs w:val="28"/>
+        </w:rPr>
+        <w:t>, koi extra topic nahi.</w:t>
+      </w:r>
+    </w:p>
+    <w:p>
+      <w:pPr>
+        <w:rPr>
+          <w:sz w:val="28"/>
+          <w:szCs w:val="28"/>
+        </w:rPr>
+      </w:pPr>
+      <w:r>
+        <w:rPr>
+          <w:sz w:val="28"/>
+          <w:szCs w:val="28"/>
+        </w:rPr>
+        <w:pict w14:anchorId="0496DE39">
+          <v:rect id="_x0000_i1255" style="width:0;height:1.5pt" o:hralign="center" o:hrstd="t" o:hr="t" fillcolor="#a0a0a0" stroked="f"/>
+        </w:pict>
+      </w:r>
+    </w:p>
+    <w:p>
+      <w:pPr>
+        <w:rPr>
+          <w:b/>
+          <w:bCs/>
+          <w:sz w:val="28"/>
+          <w:szCs w:val="28"/>
+        </w:rPr>
+      </w:pPr>
+      <w:r>
+        <w:rPr>
+          <w:rFonts w:ascii="Segoe UI Emoji" w:hAnsi="Segoe UI Emoji" w:cs="Segoe UI Emoji"/>
+          <w:b/>
+          <w:bCs/>
+          <w:sz w:val="28"/>
+          <w:szCs w:val="28"/>
+        </w:rPr>
+        <w:t>📘</w:t>
+      </w:r>
+      <w:r>
+        <w:rPr>
+          <w:b/>
+          <w:bCs/>
+          <w:sz w:val="28"/>
+          <w:szCs w:val="28"/>
+        </w:rPr>
+        <w:t xml:space="preserve"> Flutter Notes – Future, Async/Await, Error Handling &amp; Debugging</w:t>
+      </w:r>
+    </w:p>
+    <w:p>
+      <w:pPr>
+        <w:rPr>
+          <w:sz w:val="28"/>
+          <w:szCs w:val="28"/>
+        </w:rPr>
+      </w:pPr>
+      <w:r>
+        <w:rPr>
+          <w:sz w:val="28"/>
+          <w:szCs w:val="28"/>
+        </w:rPr>
+        <w:pict w14:anchorId="2AD7EB74">
+          <v:rect id="_x0000_i1256" style="width:0;height:1.5pt" o:hralign="center" o:hrstd="t" o:hr="t" fillcolor="#a0a0a0" stroked="f"/>
+        </w:pict>
+      </w:r>
+    </w:p>
+    <w:p>
+      <w:pPr>
+        <w:rPr>
+          <w:b/>
+          <w:bCs/>
+          <w:sz w:val="28"/>
+          <w:szCs w:val="28"/>
+        </w:rPr>
+      </w:pPr>
+      <w:r>
+        <w:rPr>
+          <w:b/>
+          <w:bCs/>
+          <w:sz w:val="28"/>
+          <w:szCs w:val="28"/>
+        </w:rPr>
+        <w:t>1. Future</w:t>
+      </w:r>
+    </w:p>
+    <w:p>
+      <w:pPr>
+        <w:rPr>
+          <w:b/>
+          <w:bCs/>
+          <w:sz w:val="28"/>
+          <w:szCs w:val="28"/>
+        </w:rPr>
+      </w:pPr>
+      <w:r>
+        <w:rPr>
+          <w:b/>
+          <w:bCs/>
+          <w:sz w:val="28"/>
+          <w:szCs w:val="28"/>
+        </w:rPr>
+        <w:t>Definition</w:t>
+      </w:r>
+    </w:p>
+    <w:p>
+      <w:pPr>
+        <w:rPr>
+          <w:sz w:val="28"/>
+          <w:szCs w:val="28"/>
+        </w:rPr>
+      </w:pPr>
+      <w:r>
+        <w:rPr>
+          <w:sz w:val="28"/>
+          <w:szCs w:val="28"/>
+        </w:rPr>
+        <w:t xml:space="preserve">A </w:t>
+      </w:r>
+      <w:r>
+        <w:rPr>
+          <w:b/>
+          <w:bCs/>
+          <w:sz w:val="28"/>
+          <w:szCs w:val="28"/>
+        </w:rPr>
+        <w:t>Future</w:t>
+      </w:r>
+      <w:r>
+        <w:rPr>
+          <w:sz w:val="28"/>
+          <w:szCs w:val="28"/>
+        </w:rPr>
+        <w:t xml:space="preserve"> represents a value or result that will be available in the future.</w:t>
+      </w:r>
+    </w:p>
+    <w:p>
+      <w:pPr>
+        <w:rPr>
+          <w:b/>
+          <w:bCs/>
+          <w:sz w:val="28"/>
+          <w:szCs w:val="28"/>
+        </w:rPr>
+      </w:pPr>
+      <w:r>
+        <w:rPr>
+          <w:b/>
+          <w:bCs/>
+          <w:sz w:val="28"/>
+          <w:szCs w:val="28"/>
+        </w:rPr>
+        <w:t>Simple Meaning</w:t>
+      </w:r>
+    </w:p>
+    <w:p>
+      <w:pPr>
+        <w:rPr>
+          <w:sz w:val="28"/>
+          <w:szCs w:val="28"/>
+        </w:rPr>
+      </w:pPr>
+      <w:r>
+        <w:rPr>
+          <w:sz w:val="28"/>
+          <w:szCs w:val="28"/>
+        </w:rPr>
+        <w:t>Result abhi nahi milega, future me milega.</w:t>
+      </w:r>
+    </w:p>
+    <w:p>
+      <w:pPr>
+        <w:rPr>
+          <w:b/>
+          <w:bCs/>
+          <w:sz w:val="28"/>
+          <w:szCs w:val="28"/>
+        </w:rPr>
+      </w:pPr>
+      <w:r>
+        <w:rPr>
+          <w:b/>
+          <w:bCs/>
+          <w:sz w:val="28"/>
+          <w:szCs w:val="28"/>
+        </w:rPr>
+        <w:t>Real Examples</w:t>
+      </w:r>
+    </w:p>
+    <w:p>
+      <w:pPr>
+        <w:numPr>
+          <w:ilvl w:val="0"/>
+          <w:numId w:val="14"/>
+        </w:numPr>
+        <w:rPr>
+          <w:sz w:val="28"/>
+          <w:szCs w:val="28"/>
+        </w:rPr>
+      </w:pPr>
+      <w:r>
+        <w:rPr>
+          <w:sz w:val="28"/>
+          <w:szCs w:val="28"/>
+        </w:rPr>
+        <w:t>API Call</w:t>
+      </w:r>
+    </w:p>
+    <w:p>
+      <w:pPr>
+        <w:numPr>
+          <w:ilvl w:val="0"/>
+          <w:numId w:val="14"/>
+        </w:numPr>
+        <w:rPr>
+          <w:sz w:val="28"/>
+          <w:szCs w:val="28"/>
+        </w:rPr>
+      </w:pPr>
+      <w:r>
+        <w:rPr>
+          <w:sz w:val="28"/>
+          <w:szCs w:val="28"/>
+        </w:rPr>
+        <w:t>Firebase Login</w:t>
+      </w:r>
+    </w:p>
+    <w:p>
+      <w:pPr>
+        <w:numPr>
+          <w:ilvl w:val="0"/>
+          <w:numId w:val="14"/>
+        </w:numPr>
+        <w:rPr>
+          <w:sz w:val="28"/>
+          <w:szCs w:val="28"/>
+        </w:rPr>
+      </w:pPr>
+      <w:r>
+        <w:rPr>
+          <w:sz w:val="28"/>
+          <w:szCs w:val="28"/>
+        </w:rPr>
+        <w:lastRenderedPageBreak/>
+        <w:t>Firestore Read</w:t>
+      </w:r>
+    </w:p>
+    <w:p>
+      <w:pPr>
+        <w:numPr>
+          <w:ilvl w:val="0"/>
+          <w:numId w:val="14"/>
+        </w:numPr>
+        <w:rPr>
+          <w:sz w:val="28"/>
+          <w:szCs w:val="28"/>
+        </w:rPr>
+      </w:pPr>
+      <w:r>
+        <w:rPr>
+          <w:sz w:val="28"/>
+          <w:szCs w:val="28"/>
+        </w:rPr>
+        <w:t>Image Upload</w:t>
+      </w:r>
+    </w:p>
+    <w:p>
+      <w:pPr>
+        <w:numPr>
+          <w:ilvl w:val="0"/>
+          <w:numId w:val="14"/>
+        </w:numPr>
+        <w:rPr>
+          <w:sz w:val="28"/>
+          <w:szCs w:val="28"/>
+        </w:rPr>
+      </w:pPr>
+      <w:r>
+        <w:rPr>
+          <w:sz w:val="28"/>
+          <w:szCs w:val="28"/>
+        </w:rPr>
+        <w:t>File Read</w:t>
+      </w:r>
+    </w:p>
+    <w:p>
+      <w:pPr>
+        <w:rPr>
+          <w:b/>
+          <w:bCs/>
+          <w:sz w:val="28"/>
+          <w:szCs w:val="28"/>
+        </w:rPr>
+      </w:pPr>
+      <w:r>
+        <w:rPr>
+          <w:b/>
+          <w:bCs/>
+          <w:sz w:val="28"/>
+          <w:szCs w:val="28"/>
+        </w:rPr>
+        <w:t>Example</w:t>
+      </w:r>
+    </w:p>
+    <w:p>
+      <w:pPr>
+        <w:rPr>
+          <w:sz w:val="28"/>
+          <w:szCs w:val="28"/>
+        </w:rPr>
+      </w:pPr>
+      <w:r>
+        <w:rPr>
+          <w:sz w:val="28"/>
+          <w:szCs w:val="28"/>
+        </w:rPr>
+        <w:t>Future&lt;String&gt; getUser() async {</w:t>
+      </w:r>
+    </w:p>
+    <w:p>
+      <w:pPr>
+        <w:rPr>
+          <w:sz w:val="28"/>
+          <w:szCs w:val="28"/>
+        </w:rPr>
+      </w:pPr>
+      <w:r>
+        <w:rPr>
+          <w:sz w:val="28"/>
+          <w:szCs w:val="28"/>
+        </w:rPr>
+        <w:t xml:space="preserve">  return "Kartik";</w:t>
+      </w:r>
+    </w:p>
+    <w:p>
+      <w:pPr>
+        <w:rPr>
+          <w:sz w:val="28"/>
+          <w:szCs w:val="28"/>
+        </w:rPr>
+      </w:pPr>
+      <w:r>
+        <w:rPr>
+          <w:sz w:val="28"/>
+          <w:szCs w:val="28"/>
+        </w:rPr>
+        <w:t>}</w:t>
+      </w:r>
+    </w:p>
+    <w:p>
+      <w:pPr>
+        <w:rPr>
+          <w:b/>
+          <w:bCs/>
+          <w:sz w:val="28"/>
+          <w:szCs w:val="28"/>
+        </w:rPr>
+      </w:pPr>
+      <w:r>
+        <w:rPr>
+          <w:b/>
+          <w:bCs/>
+          <w:sz w:val="28"/>
+          <w:szCs w:val="28"/>
+        </w:rPr>
+        <w:t>Memory Trick</w:t>
+      </w:r>
+    </w:p>
+    <w:p>
+      <w:pPr>
+        <w:rPr>
+          <w:sz w:val="28"/>
+          <w:szCs w:val="28"/>
+        </w:rPr>
+      </w:pPr>
+      <w:r>
+        <w:rPr>
+          <w:sz w:val="28"/>
+          <w:szCs w:val="28"/>
+        </w:rPr>
+        <w:t>Request</w:t>
+      </w:r>
+    </w:p>
+    <w:p>
+      <w:pPr>
+        <w:rPr>
+          <w:sz w:val="28"/>
+          <w:szCs w:val="28"/>
+        </w:rPr>
+      </w:pPr>
+    </w:p>
+    <w:p>
+      <w:pPr>
+        <w:rPr>
+          <w:sz w:val="28"/>
+          <w:szCs w:val="28"/>
+        </w:rPr>
+      </w:pPr>
+      <w:r>
+        <w:rPr>
+          <w:sz w:val="28"/>
+          <w:szCs w:val="28"/>
+        </w:rPr>
+        <w:t>↓</w:t>
+      </w:r>
+    </w:p>
+    <w:p>
+      <w:pPr>
+        <w:rPr>
+          <w:sz w:val="28"/>
+          <w:szCs w:val="28"/>
+        </w:rPr>
+      </w:pPr>
+    </w:p>
+    <w:p>
+      <w:pPr>
+        <w:rPr>
+          <w:sz w:val="28"/>
+          <w:szCs w:val="28"/>
+        </w:rPr>
+      </w:pPr>
+      <w:r>
+        <w:rPr>
+          <w:sz w:val="28"/>
+          <w:szCs w:val="28"/>
+        </w:rPr>
+        <w:t>Wait</w:t>
+      </w:r>
+    </w:p>
+    <w:p>
+      <w:pPr>
+        <w:rPr>
+          <w:sz w:val="28"/>
+          <w:szCs w:val="28"/>
+        </w:rPr>
+      </w:pPr>
+    </w:p>
+    <w:p>
+      <w:pPr>
+        <w:rPr>
+          <w:sz w:val="28"/>
+          <w:szCs w:val="28"/>
+        </w:rPr>
+      </w:pPr>
+      <w:r>
+        <w:rPr>
+          <w:sz w:val="28"/>
+          <w:szCs w:val="28"/>
+        </w:rPr>
+        <w:t>↓</w:t>
+      </w:r>
+    </w:p>
+    <w:p>
+      <w:pPr>
+        <w:rPr>
+          <w:sz w:val="28"/>
+          <w:szCs w:val="28"/>
+        </w:rPr>
+      </w:pPr>
+    </w:p>
+    <w:p>
+      <w:pPr>
+        <w:rPr>
+          <w:sz w:val="28"/>
+          <w:szCs w:val="28"/>
+        </w:rPr>
+      </w:pPr>
+      <w:r>
+        <w:rPr>
+          <w:sz w:val="28"/>
+          <w:szCs w:val="28"/>
+        </w:rPr>
+        <w:t>Result</w:t>
+      </w:r>
+    </w:p>
+    <w:p>
+      <w:pPr>
+        <w:rPr>
+          <w:sz w:val="28"/>
+          <w:szCs w:val="28"/>
+        </w:rPr>
+      </w:pPr>
+      <w:r>
+        <w:rPr>
+          <w:sz w:val="28"/>
+          <w:szCs w:val="28"/>
+        </w:rPr>
+        <w:pict w14:anchorId="38708434">
+          <v:rect id="_x0000_i1257" style="width:0;height:1.5pt" o:hralign="center" o:hrstd="t" o:hr="t" fillcolor="#a0a0a0" stroked="f"/>
+        </w:pict>
+      </w:r>
+    </w:p>
+    <w:p>
+      <w:pPr>
+        <w:rPr>
+          <w:b/>
+          <w:bCs/>
+          <w:sz w:val="28"/>
+          <w:szCs w:val="28"/>
+        </w:rPr>
+      </w:pPr>
+      <w:r>
+        <w:rPr>
+          <w:b/>
+          <w:bCs/>
+          <w:sz w:val="28"/>
+          <w:szCs w:val="28"/>
+        </w:rPr>
+        <w:t>2. Asynchronous Programming</w:t>
+      </w:r>
+    </w:p>
+    <w:p>
+      <w:pPr>
+        <w:rPr>
+          <w:b/>
+          <w:bCs/>
+          <w:sz w:val="28"/>
+          <w:szCs w:val="28"/>
+        </w:rPr>
+      </w:pPr>
+      <w:r>
+        <w:rPr>
+          <w:b/>
+          <w:bCs/>
+          <w:sz w:val="28"/>
+          <w:szCs w:val="28"/>
+        </w:rPr>
+        <w:t>Definition</w:t>
+      </w:r>
+    </w:p>
+    <w:p>
+      <w:pPr>
+        <w:rPr>
+          <w:sz w:val="28"/>
+          <w:szCs w:val="28"/>
+        </w:rPr>
+      </w:pPr>
+      <w:r>
+        <w:rPr>
+          <w:sz w:val="28"/>
+          <w:szCs w:val="28"/>
+        </w:rPr>
+        <w:t>Asynchronous programming allows tasks that take time to complete without blocking the application.</w:t>
+      </w:r>
+    </w:p>
+    <w:p>
+      <w:pPr>
+        <w:rPr>
+          <w:b/>
+          <w:bCs/>
+          <w:sz w:val="28"/>
+          <w:szCs w:val="28"/>
+        </w:rPr>
+      </w:pPr>
+      <w:r>
+        <w:rPr>
+          <w:b/>
+          <w:bCs/>
+          <w:sz w:val="28"/>
+          <w:szCs w:val="28"/>
+        </w:rPr>
+        <w:t>Simple Meaning</w:t>
+      </w:r>
+    </w:p>
+    <w:p>
+      <w:pPr>
+        <w:rPr>
+          <w:sz w:val="28"/>
+          <w:szCs w:val="28"/>
+        </w:rPr>
+      </w:pPr>
+      <w:r>
+        <w:rPr>
+          <w:sz w:val="28"/>
+          <w:szCs w:val="28"/>
+        </w:rPr>
+        <w:lastRenderedPageBreak/>
+        <w:t>Jis kaam me time lagta hai usse asynchronous kehte hain.</w:t>
+      </w:r>
+    </w:p>
+    <w:p>
+      <w:pPr>
+        <w:rPr>
+          <w:b/>
+          <w:bCs/>
+          <w:sz w:val="28"/>
+          <w:szCs w:val="28"/>
+        </w:rPr>
+      </w:pPr>
+      <w:r>
+        <w:rPr>
+          <w:b/>
+          <w:bCs/>
+          <w:sz w:val="28"/>
+          <w:szCs w:val="28"/>
+        </w:rPr>
+        <w:t>Examples</w:t>
+      </w:r>
+    </w:p>
+    <w:p>
+      <w:pPr>
+        <w:numPr>
+          <w:ilvl w:val="0"/>
+          <w:numId w:val="15"/>
+        </w:numPr>
+        <w:rPr>
+          <w:sz w:val="28"/>
+          <w:szCs w:val="28"/>
+        </w:rPr>
+      </w:pPr>
+      <w:r>
+        <w:rPr>
+          <w:sz w:val="28"/>
+          <w:szCs w:val="28"/>
+        </w:rPr>
+        <w:t>API</w:t>
+      </w:r>
+    </w:p>
+    <w:p>
+      <w:pPr>
+        <w:numPr>
+          <w:ilvl w:val="0"/>
+          <w:numId w:val="15"/>
+        </w:numPr>
+        <w:rPr>
+          <w:sz w:val="28"/>
+          <w:szCs w:val="28"/>
+        </w:rPr>
+      </w:pPr>
+      <w:r>
+        <w:rPr>
+          <w:sz w:val="28"/>
+          <w:szCs w:val="28"/>
+        </w:rPr>
+        <w:t>Firebase</w:t>
+      </w:r>
+    </w:p>
+    <w:p>
+      <w:pPr>
+        <w:numPr>
+          <w:ilvl w:val="0"/>
+          <w:numId w:val="15"/>
+        </w:numPr>
+        <w:rPr>
+          <w:sz w:val="28"/>
+          <w:szCs w:val="28"/>
+        </w:rPr>
+      </w:pPr>
+      <w:r>
+        <w:rPr>
+          <w:sz w:val="28"/>
+          <w:szCs w:val="28"/>
+        </w:rPr>
+        <w:t>Database</w:t>
+      </w:r>
+    </w:p>
+    <w:p>
+      <w:pPr>
+        <w:numPr>
+          <w:ilvl w:val="0"/>
+          <w:numId w:val="15"/>
+        </w:numPr>
+        <w:rPr>
+          <w:sz w:val="28"/>
+          <w:szCs w:val="28"/>
+        </w:rPr>
+      </w:pPr>
+      <w:r>
+        <w:rPr>
+          <w:sz w:val="28"/>
+          <w:szCs w:val="28"/>
+        </w:rPr>
+        <w:t>File</w:t>
+      </w:r>
+    </w:p>
+    <w:p>
+      <w:pPr>
+        <w:numPr>
+          <w:ilvl w:val="0"/>
+          <w:numId w:val="15"/>
+        </w:numPr>
+        <w:rPr>
+          <w:sz w:val="28"/>
+          <w:szCs w:val="28"/>
+        </w:rPr>
+      </w:pPr>
+      <w:r>
+        <w:rPr>
+          <w:sz w:val="28"/>
+          <w:szCs w:val="28"/>
+        </w:rPr>
+        <w:t>Network</w:t>
+      </w:r>
+    </w:p>
+    <w:p>
+      <w:pPr>
+        <w:rPr>
+          <w:b/>
+          <w:bCs/>
+          <w:sz w:val="28"/>
+          <w:szCs w:val="28"/>
+        </w:rPr>
+      </w:pPr>
+      <w:r>
+        <w:rPr>
+          <w:b/>
+          <w:bCs/>
+          <w:sz w:val="28"/>
+          <w:szCs w:val="28"/>
+        </w:rPr>
+        <w:t>Flow</w:t>
+      </w:r>
+    </w:p>
+    <w:p>
+      <w:pPr>
+        <w:rPr>
+          <w:sz w:val="28"/>
+          <w:szCs w:val="28"/>
+        </w:rPr>
+      </w:pPr>
+      <w:r>
+        <w:rPr>
+          <w:sz w:val="28"/>
+          <w:szCs w:val="28"/>
+        </w:rPr>
+        <w:t>Request</w:t>
+      </w:r>
+    </w:p>
+    <w:p>
+      <w:pPr>
+        <w:rPr>
+          <w:sz w:val="28"/>
+          <w:szCs w:val="28"/>
+        </w:rPr>
+      </w:pPr>
+    </w:p>
+    <w:p>
+      <w:pPr>
+        <w:rPr>
+          <w:sz w:val="28"/>
+          <w:szCs w:val="28"/>
+        </w:rPr>
+      </w:pPr>
+      <w:r>
+        <w:rPr>
+          <w:sz w:val="28"/>
+          <w:szCs w:val="28"/>
+        </w:rPr>
+        <w:t>↓</w:t>
+      </w:r>
+    </w:p>
+    <w:p>
+      <w:pPr>
+        <w:rPr>
+          <w:sz w:val="28"/>
+          <w:szCs w:val="28"/>
+        </w:rPr>
+      </w:pPr>
+    </w:p>
+    <w:p>
+      <w:pPr>
+        <w:rPr>
+          <w:sz w:val="28"/>
+          <w:szCs w:val="28"/>
+        </w:rPr>
+      </w:pPr>
+      <w:r>
+        <w:rPr>
+          <w:sz w:val="28"/>
+          <w:szCs w:val="28"/>
+        </w:rPr>
+        <w:t>Wait</w:t>
+      </w:r>
+    </w:p>
+    <w:p>
+      <w:pPr>
+        <w:rPr>
+          <w:sz w:val="28"/>
+          <w:szCs w:val="28"/>
+        </w:rPr>
+      </w:pPr>
+    </w:p>
+    <w:p>
+      <w:pPr>
+        <w:rPr>
+          <w:sz w:val="28"/>
+          <w:szCs w:val="28"/>
+        </w:rPr>
+      </w:pPr>
+      <w:r>
+        <w:rPr>
+          <w:sz w:val="28"/>
+          <w:szCs w:val="28"/>
+        </w:rPr>
+        <w:t>↓</w:t>
+      </w:r>
+    </w:p>
+    <w:p>
+      <w:pPr>
+        <w:rPr>
+          <w:sz w:val="28"/>
+          <w:szCs w:val="28"/>
+        </w:rPr>
+      </w:pPr>
+    </w:p>
+    <w:p>
+      <w:pPr>
+        <w:rPr>
+          <w:sz w:val="28"/>
+          <w:szCs w:val="28"/>
+        </w:rPr>
+      </w:pPr>
+      <w:r>
+        <w:rPr>
+          <w:sz w:val="28"/>
+          <w:szCs w:val="28"/>
+        </w:rPr>
+        <w:t>Result</w:t>
+      </w:r>
+    </w:p>
+    <w:p>
+      <w:pPr>
+        <w:rPr>
+          <w:sz w:val="28"/>
+          <w:szCs w:val="28"/>
+        </w:rPr>
+      </w:pPr>
+      <w:r>
+        <w:rPr>
+          <w:sz w:val="28"/>
+          <w:szCs w:val="28"/>
+        </w:rPr>
+        <w:pict w14:anchorId="4F8C882B">
+          <v:rect id="_x0000_i1258" style="width:0;height:1.5pt" o:hralign="center" o:hrstd="t" o:hr="t" fillcolor="#a0a0a0" stroked="f"/>
+        </w:pict>
+      </w:r>
+    </w:p>
+    <w:p>
+      <w:pPr>
+        <w:rPr>
+          <w:b/>
+          <w:bCs/>
+          <w:sz w:val="28"/>
+          <w:szCs w:val="28"/>
+        </w:rPr>
+      </w:pPr>
+      <w:r>
+        <w:rPr>
+          <w:b/>
+          <w:bCs/>
+          <w:sz w:val="28"/>
+          <w:szCs w:val="28"/>
+        </w:rPr>
+        <w:t>3. async</w:t>
+      </w:r>
+    </w:p>
+    <w:p>
+      <w:pPr>
+        <w:rPr>
+          <w:b/>
+          <w:bCs/>
+          <w:sz w:val="28"/>
+          <w:szCs w:val="28"/>
+        </w:rPr>
+      </w:pPr>
+      <w:r>
+        <w:rPr>
+          <w:b/>
+          <w:bCs/>
+          <w:sz w:val="28"/>
+          <w:szCs w:val="28"/>
+        </w:rPr>
+        <w:t>Definition</w:t>
+      </w:r>
+    </w:p>
+    <w:p>
+      <w:pPr>
+        <w:rPr>
+          <w:sz w:val="28"/>
+          <w:szCs w:val="28"/>
+        </w:rPr>
+      </w:pPr>
+      <w:r>
+        <w:rPr>
+          <w:sz w:val="28"/>
+          <w:szCs w:val="28"/>
+        </w:rPr>
+        <w:t xml:space="preserve">The </w:t>
+      </w:r>
+      <w:r>
+        <w:rPr>
+          <w:b/>
+          <w:bCs/>
+          <w:sz w:val="28"/>
+          <w:szCs w:val="28"/>
+        </w:rPr>
+        <w:t>async</w:t>
+      </w:r>
+      <w:r>
+        <w:rPr>
+          <w:sz w:val="28"/>
+          <w:szCs w:val="28"/>
+        </w:rPr>
+        <w:t xml:space="preserve"> keyword marks a function as asynchronous and allows the use of </w:t>
+      </w:r>
+      <w:r>
+        <w:rPr>
+          <w:b/>
+          <w:bCs/>
+          <w:sz w:val="28"/>
+          <w:szCs w:val="28"/>
+        </w:rPr>
+        <w:t>await</w:t>
+      </w:r>
+      <w:r>
+        <w:rPr>
+          <w:sz w:val="28"/>
+          <w:szCs w:val="28"/>
+        </w:rPr>
+        <w:t>.</w:t>
+      </w:r>
+    </w:p>
+    <w:p>
+      <w:pPr>
+        <w:rPr>
+          <w:b/>
+          <w:bCs/>
+          <w:sz w:val="28"/>
+          <w:szCs w:val="28"/>
+        </w:rPr>
+      </w:pPr>
+      <w:r>
+        <w:rPr>
+          <w:b/>
+          <w:bCs/>
+          <w:sz w:val="28"/>
+          <w:szCs w:val="28"/>
+        </w:rPr>
+        <w:t>Simple Meaning</w:t>
+      </w:r>
+    </w:p>
+    <w:p>
+      <w:pPr>
+        <w:rPr>
+          <w:sz w:val="28"/>
+          <w:szCs w:val="28"/>
+        </w:rPr>
+      </w:pPr>
+      <w:r>
+        <w:rPr>
+          <w:sz w:val="28"/>
+          <w:szCs w:val="28"/>
+        </w:rPr>
+        <w:lastRenderedPageBreak/>
+        <w:t>Function ko batata hai ki iske andar Future wala kaam hoga.</w:t>
+      </w:r>
+    </w:p>
+    <w:p>
+      <w:pPr>
+        <w:rPr>
+          <w:b/>
+          <w:bCs/>
+          <w:sz w:val="28"/>
+          <w:szCs w:val="28"/>
+        </w:rPr>
+      </w:pPr>
+      <w:r>
+        <w:rPr>
+          <w:b/>
+          <w:bCs/>
+          <w:sz w:val="28"/>
+          <w:szCs w:val="28"/>
+        </w:rPr>
+        <w:t>Example</w:t>
+      </w:r>
+    </w:p>
+    <w:p>
+      <w:pPr>
+        <w:rPr>
+          <w:sz w:val="28"/>
+          <w:szCs w:val="28"/>
+        </w:rPr>
+      </w:pPr>
+      <w:r>
+        <w:rPr>
+          <w:sz w:val="28"/>
+          <w:szCs w:val="28"/>
+        </w:rPr>
+        <w:t>Future&lt;void&gt; login() async {</w:t>
+      </w:r>
+    </w:p>
+    <w:p>
+      <w:pPr>
+        <w:rPr>
+          <w:sz w:val="28"/>
+          <w:szCs w:val="28"/>
+        </w:rPr>
+      </w:pPr>
+    </w:p>
+    <w:p>
+      <w:pPr>
+        <w:rPr>
+          <w:sz w:val="28"/>
+          <w:szCs w:val="28"/>
+        </w:rPr>
+      </w:pPr>
+      <w:r>
+        <w:rPr>
+          <w:sz w:val="28"/>
+          <w:szCs w:val="28"/>
+        </w:rPr>
+        <w:t>}</w:t>
+      </w:r>
+    </w:p>
+    <w:p>
+      <w:pPr>
+        <w:rPr>
+          <w:sz w:val="28"/>
+          <w:szCs w:val="28"/>
+        </w:rPr>
+      </w:pPr>
+      <w:r>
+        <w:rPr>
+          <w:sz w:val="28"/>
+          <w:szCs w:val="28"/>
+        </w:rPr>
+        <w:pict w14:anchorId="5D50CC2F">
+          <v:rect id="_x0000_i1259" style="width:0;height:1.5pt" o:hralign="center" o:hrstd="t" o:hr="t" fillcolor="#a0a0a0" stroked="f"/>
+        </w:pict>
+      </w:r>
+    </w:p>
+    <w:p>
+      <w:pPr>
+        <w:rPr>
+          <w:b/>
+          <w:bCs/>
+          <w:sz w:val="28"/>
+          <w:szCs w:val="28"/>
+        </w:rPr>
+      </w:pPr>
+      <w:r>
+        <w:rPr>
+          <w:b/>
+          <w:bCs/>
+          <w:sz w:val="28"/>
+          <w:szCs w:val="28"/>
+        </w:rPr>
+        <w:t>4. await</w:t>
+      </w:r>
+    </w:p>
+    <w:p>
+      <w:pPr>
+        <w:rPr>
+          <w:b/>
+          <w:bCs/>
+          <w:sz w:val="28"/>
+          <w:szCs w:val="28"/>
+        </w:rPr>
+      </w:pPr>
+      <w:r>
+        <w:rPr>
+          <w:b/>
+          <w:bCs/>
+          <w:sz w:val="28"/>
+          <w:szCs w:val="28"/>
+        </w:rPr>
+        <w:t>Definition</w:t>
+      </w:r>
+    </w:p>
+    <w:p>
+      <w:pPr>
+        <w:rPr>
+          <w:sz w:val="28"/>
+          <w:szCs w:val="28"/>
+        </w:rPr>
+      </w:pPr>
+      <w:r>
+        <w:rPr>
+          <w:sz w:val="28"/>
+          <w:szCs w:val="28"/>
+        </w:rPr>
+        <w:t xml:space="preserve">The </w:t>
+      </w:r>
+      <w:r>
+        <w:rPr>
+          <w:b/>
+          <w:bCs/>
+          <w:sz w:val="28"/>
+          <w:szCs w:val="28"/>
+        </w:rPr>
+        <w:t>await</w:t>
+      </w:r>
+      <w:r>
+        <w:rPr>
+          <w:sz w:val="28"/>
+          <w:szCs w:val="28"/>
+        </w:rPr>
+        <w:t xml:space="preserve"> keyword waits until a Future completes before executing the next line.</w:t>
+      </w:r>
+    </w:p>
+    <w:p>
+      <w:pPr>
+        <w:rPr>
+          <w:b/>
+          <w:bCs/>
+          <w:sz w:val="28"/>
+          <w:szCs w:val="28"/>
+        </w:rPr>
+      </w:pPr>
+      <w:r>
+        <w:rPr>
+          <w:b/>
+          <w:bCs/>
+          <w:sz w:val="28"/>
+          <w:szCs w:val="28"/>
+        </w:rPr>
+        <w:t>Simple Meaning</w:t>
+      </w:r>
+    </w:p>
+    <w:p>
+      <w:pPr>
+        <w:rPr>
+          <w:sz w:val="28"/>
+          <w:szCs w:val="28"/>
+        </w:rPr>
+      </w:pPr>
+      <w:r>
+        <w:rPr>
+          <w:sz w:val="28"/>
+          <w:szCs w:val="28"/>
+        </w:rPr>
+        <w:t>Result aane tak wait karo.</w:t>
+      </w:r>
+    </w:p>
+    <w:p>
+      <w:pPr>
+        <w:rPr>
+          <w:b/>
+          <w:bCs/>
+          <w:sz w:val="28"/>
+          <w:szCs w:val="28"/>
+        </w:rPr>
+      </w:pPr>
+      <w:r>
+        <w:rPr>
+          <w:b/>
+          <w:bCs/>
+          <w:sz w:val="28"/>
+          <w:szCs w:val="28"/>
+        </w:rPr>
+        <w:t>Example</w:t>
+      </w:r>
+    </w:p>
+    <w:p>
+      <w:pPr>
+        <w:rPr>
+          <w:sz w:val="28"/>
+          <w:szCs w:val="28"/>
+        </w:rPr>
+      </w:pPr>
+      <w:r>
+        <w:rPr>
+          <w:sz w:val="28"/>
+          <w:szCs w:val="28"/>
+        </w:rPr>
+        <w:t>await loginApi();</w:t>
+      </w:r>
+    </w:p>
+    <w:p>
+      <w:pPr>
+        <w:rPr>
+          <w:sz w:val="28"/>
+          <w:szCs w:val="28"/>
+        </w:rPr>
+      </w:pPr>
+    </w:p>
+    <w:p>
+      <w:pPr>
+        <w:rPr>
+          <w:sz w:val="28"/>
+          <w:szCs w:val="28"/>
+        </w:rPr>
+      </w:pPr>
+      <w:r>
+        <w:rPr>
+          <w:sz w:val="28"/>
+          <w:szCs w:val="28"/>
+        </w:rPr>
+        <w:t>print("Done");</w:t>
+      </w:r>
+    </w:p>
+    <w:p>
+      <w:pPr>
+        <w:rPr>
+          <w:b/>
+          <w:bCs/>
+          <w:sz w:val="28"/>
+          <w:szCs w:val="28"/>
+        </w:rPr>
+      </w:pPr>
+      <w:r>
+        <w:rPr>
+          <w:b/>
+          <w:bCs/>
+          <w:sz w:val="28"/>
+          <w:szCs w:val="28"/>
+        </w:rPr>
+        <w:t>Flow</w:t>
+      </w:r>
+    </w:p>
+    <w:p>
+      <w:pPr>
+        <w:rPr>
+          <w:sz w:val="28"/>
+          <w:szCs w:val="28"/>
+        </w:rPr>
+      </w:pPr>
+      <w:r>
+        <w:rPr>
+          <w:sz w:val="28"/>
+          <w:szCs w:val="28"/>
+        </w:rPr>
+        <w:t>loginApi()</w:t>
+      </w:r>
+    </w:p>
+    <w:p>
+      <w:pPr>
+        <w:rPr>
+          <w:sz w:val="28"/>
+          <w:szCs w:val="28"/>
+        </w:rPr>
+      </w:pPr>
+    </w:p>
+    <w:p>
+      <w:pPr>
+        <w:rPr>
+          <w:sz w:val="28"/>
+          <w:szCs w:val="28"/>
+        </w:rPr>
+      </w:pPr>
+      <w:r>
+        <w:rPr>
+          <w:sz w:val="28"/>
+          <w:szCs w:val="28"/>
+        </w:rPr>
+        <w:t>↓</w:t>
+      </w:r>
+    </w:p>
+    <w:p>
+      <w:pPr>
+        <w:rPr>
+          <w:sz w:val="28"/>
+          <w:szCs w:val="28"/>
+        </w:rPr>
+      </w:pPr>
+    </w:p>
+    <w:p>
+      <w:pPr>
+        <w:rPr>
+          <w:sz w:val="28"/>
+          <w:szCs w:val="28"/>
+        </w:rPr>
+      </w:pPr>
+      <w:r>
+        <w:rPr>
+          <w:sz w:val="28"/>
+          <w:szCs w:val="28"/>
+        </w:rPr>
+        <w:t>Wait</w:t>
+      </w:r>
+    </w:p>
+    <w:p>
+      <w:pPr>
+        <w:rPr>
+          <w:sz w:val="28"/>
+          <w:szCs w:val="28"/>
+        </w:rPr>
+      </w:pPr>
+    </w:p>
+    <w:p>
+      <w:pPr>
+        <w:rPr>
+          <w:sz w:val="28"/>
+          <w:szCs w:val="28"/>
+        </w:rPr>
+      </w:pPr>
+      <w:r>
+        <w:rPr>
+          <w:sz w:val="28"/>
+          <w:szCs w:val="28"/>
+        </w:rPr>
+        <w:lastRenderedPageBreak/>
+        <w:t>↓</w:t>
+      </w:r>
+    </w:p>
+    <w:p>
+      <w:pPr>
+        <w:rPr>
+          <w:sz w:val="28"/>
+          <w:szCs w:val="28"/>
+        </w:rPr>
+      </w:pPr>
+    </w:p>
+    <w:p>
+      <w:pPr>
+        <w:rPr>
+          <w:sz w:val="28"/>
+          <w:szCs w:val="28"/>
+        </w:rPr>
+      </w:pPr>
+      <w:r>
+        <w:rPr>
+          <w:sz w:val="28"/>
+          <w:szCs w:val="28"/>
+        </w:rPr>
+        <w:t>Completed</w:t>
+      </w:r>
+    </w:p>
+    <w:p>
+      <w:pPr>
+        <w:rPr>
+          <w:sz w:val="28"/>
+          <w:szCs w:val="28"/>
+        </w:rPr>
+      </w:pPr>
+    </w:p>
+    <w:p>
+      <w:pPr>
+        <w:rPr>
+          <w:sz w:val="28"/>
+          <w:szCs w:val="28"/>
+        </w:rPr>
+      </w:pPr>
+      <w:r>
+        <w:rPr>
+          <w:sz w:val="28"/>
+          <w:szCs w:val="28"/>
+        </w:rPr>
+        <w:t>↓</w:t>
+      </w:r>
+    </w:p>
+    <w:p>
+      <w:pPr>
+        <w:rPr>
+          <w:sz w:val="28"/>
+          <w:szCs w:val="28"/>
+        </w:rPr>
+      </w:pPr>
+    </w:p>
+    <w:p>
+      <w:pPr>
+        <w:rPr>
+          <w:sz w:val="28"/>
+          <w:szCs w:val="28"/>
+        </w:rPr>
+      </w:pPr>
+      <w:r>
+        <w:rPr>
+          <w:sz w:val="28"/>
+          <w:szCs w:val="28"/>
+        </w:rPr>
+        <w:t>print("Done")</w:t>
+      </w:r>
+    </w:p>
+    <w:p>
+      <w:pPr>
+        <w:rPr>
+          <w:sz w:val="28"/>
+          <w:szCs w:val="28"/>
+        </w:rPr>
+      </w:pPr>
+      <w:r>
+        <w:rPr>
+          <w:sz w:val="28"/>
+          <w:szCs w:val="28"/>
+        </w:rPr>
+        <w:pict w14:anchorId="7FB61CDC">
+          <v:rect id="_x0000_i1260" style="width:0;height:1.5pt" o:hralign="center" o:hrstd="t" o:hr="t" fillcolor="#a0a0a0" stroked="f"/>
+        </w:pict>
+      </w:r>
+    </w:p>
+    <w:p>
+      <w:pPr>
+        <w:rPr>
+          <w:b/>
+          <w:bCs/>
+          <w:sz w:val="28"/>
+          <w:szCs w:val="28"/>
+        </w:rPr>
+      </w:pPr>
+      <w:r>
+        <w:rPr>
+          <w:b/>
+          <w:bCs/>
+          <w:sz w:val="28"/>
+          <w:szCs w:val="28"/>
+        </w:rPr>
+        <w:t>5. Future + async + await Relationship</w:t>
+      </w:r>
+    </w:p>
+    <w:p>
+      <w:pPr>
+        <w:rPr>
+          <w:sz w:val="28"/>
+          <w:szCs w:val="28"/>
+        </w:rPr>
+      </w:pPr>
+      <w:r>
+        <w:rPr>
+          <w:sz w:val="28"/>
+          <w:szCs w:val="28"/>
+        </w:rPr>
+        <w:t>Future</w:t>
+      </w:r>
+    </w:p>
+    <w:p>
+      <w:pPr>
+        <w:rPr>
+          <w:sz w:val="28"/>
+          <w:szCs w:val="28"/>
+        </w:rPr>
+      </w:pPr>
+    </w:p>
+    <w:p>
+      <w:pPr>
+        <w:rPr>
+          <w:sz w:val="28"/>
+          <w:szCs w:val="28"/>
+        </w:rPr>
+      </w:pPr>
+      <w:r>
+        <w:rPr>
+          <w:sz w:val="28"/>
+          <w:szCs w:val="28"/>
+        </w:rPr>
+        <w:t>↓</w:t>
+      </w:r>
+    </w:p>
+    <w:p>
+      <w:pPr>
+        <w:rPr>
+          <w:sz w:val="28"/>
+          <w:szCs w:val="28"/>
+        </w:rPr>
+      </w:pPr>
+    </w:p>
+    <w:p>
+      <w:pPr>
+        <w:rPr>
+          <w:sz w:val="28"/>
+          <w:szCs w:val="28"/>
+        </w:rPr>
+      </w:pPr>
+      <w:r>
+        <w:rPr>
+          <w:sz w:val="28"/>
+          <w:szCs w:val="28"/>
+        </w:rPr>
+        <w:t>Result future me milega.</w:t>
+      </w:r>
+    </w:p>
+    <w:p>
+      <w:pPr>
+        <w:rPr>
+          <w:sz w:val="28"/>
+          <w:szCs w:val="28"/>
+        </w:rPr>
+      </w:pPr>
+    </w:p>
+    <w:p>
+      <w:pPr>
+        <w:rPr>
+          <w:sz w:val="28"/>
+          <w:szCs w:val="28"/>
+        </w:rPr>
+      </w:pPr>
+      <w:r>
+        <w:rPr>
+          <w:sz w:val="28"/>
+          <w:szCs w:val="28"/>
+        </w:rPr>
+        <w:t>-----------------------</w:t>
+      </w:r>
+    </w:p>
+    <w:p>
+      <w:pPr>
+        <w:rPr>
+          <w:sz w:val="28"/>
+          <w:szCs w:val="28"/>
+        </w:rPr>
+      </w:pPr>
+    </w:p>
+    <w:p>
+      <w:pPr>
+        <w:rPr>
+          <w:sz w:val="28"/>
+          <w:szCs w:val="28"/>
+        </w:rPr>
+      </w:pPr>
+      <w:r>
+        <w:rPr>
+          <w:sz w:val="28"/>
+          <w:szCs w:val="28"/>
+        </w:rPr>
+        <w:t>async</w:t>
+      </w:r>
+    </w:p>
+    <w:p>
+      <w:pPr>
+        <w:rPr>
+          <w:sz w:val="28"/>
+          <w:szCs w:val="28"/>
+        </w:rPr>
+      </w:pPr>
+    </w:p>
+    <w:p>
+      <w:pPr>
+        <w:rPr>
+          <w:sz w:val="28"/>
+          <w:szCs w:val="28"/>
+        </w:rPr>
+      </w:pPr>
+      <w:r>
+        <w:rPr>
+          <w:sz w:val="28"/>
+          <w:szCs w:val="28"/>
+        </w:rPr>
+        <w:t>↓</w:t>
+      </w:r>
+    </w:p>
+    <w:p>
+      <w:pPr>
+        <w:rPr>
+          <w:sz w:val="28"/>
+          <w:szCs w:val="28"/>
+        </w:rPr>
+      </w:pPr>
+    </w:p>
+    <w:p>
+      <w:pPr>
+        <w:rPr>
+          <w:sz w:val="28"/>
+          <w:szCs w:val="28"/>
+        </w:rPr>
+      </w:pPr>
+      <w:r>
+        <w:rPr>
+          <w:sz w:val="28"/>
+          <w:szCs w:val="28"/>
+        </w:rPr>
+        <w:t>Function asynchronous hai.</w:t>
+      </w:r>
+    </w:p>
+    <w:p>
+      <w:pPr>
+        <w:rPr>
+          <w:sz w:val="28"/>
+          <w:szCs w:val="28"/>
+        </w:rPr>
+      </w:pPr>
+    </w:p>
+    <w:p>
+      <w:pPr>
+        <w:rPr>
+          <w:sz w:val="28"/>
+          <w:szCs w:val="28"/>
+        </w:rPr>
+      </w:pPr>
+      <w:r>
+        <w:rPr>
+          <w:sz w:val="28"/>
+          <w:szCs w:val="28"/>
+        </w:rPr>
+        <w:lastRenderedPageBreak/>
+        <w:t>-----------------------</w:t>
+      </w:r>
+    </w:p>
+    <w:p>
+      <w:pPr>
+        <w:rPr>
+          <w:sz w:val="28"/>
+          <w:szCs w:val="28"/>
+        </w:rPr>
+      </w:pPr>
+    </w:p>
+    <w:p>
+      <w:pPr>
+        <w:rPr>
+          <w:sz w:val="28"/>
+          <w:szCs w:val="28"/>
+        </w:rPr>
+      </w:pPr>
+      <w:r>
+        <w:rPr>
+          <w:sz w:val="28"/>
+          <w:szCs w:val="28"/>
+        </w:rPr>
+        <w:t>await</w:t>
+      </w:r>
+    </w:p>
+    <w:p>
+      <w:pPr>
+        <w:rPr>
+          <w:sz w:val="28"/>
+          <w:szCs w:val="28"/>
+        </w:rPr>
+      </w:pPr>
+    </w:p>
+    <w:p>
+      <w:pPr>
+        <w:rPr>
+          <w:sz w:val="28"/>
+          <w:szCs w:val="28"/>
+        </w:rPr>
+      </w:pPr>
+      <w:r>
+        <w:rPr>
+          <w:sz w:val="28"/>
+          <w:szCs w:val="28"/>
+        </w:rPr>
+        <w:t>↓</w:t>
+      </w:r>
+    </w:p>
+    <w:p>
+      <w:pPr>
+        <w:rPr>
+          <w:sz w:val="28"/>
+          <w:szCs w:val="28"/>
+        </w:rPr>
+      </w:pPr>
+    </w:p>
+    <w:p>
+      <w:pPr>
+        <w:rPr>
+          <w:sz w:val="28"/>
+          <w:szCs w:val="28"/>
+        </w:rPr>
+      </w:pPr>
+      <w:r>
+        <w:rPr>
+          <w:sz w:val="28"/>
+          <w:szCs w:val="28"/>
+        </w:rPr>
+        <w:t>Future complete hone tak wait karo.</w:t>
+      </w:r>
+    </w:p>
+    <w:p>
+      <w:pPr>
+        <w:rPr>
+          <w:sz w:val="28"/>
+          <w:szCs w:val="28"/>
+        </w:rPr>
+      </w:pPr>
+    </w:p>
+    <w:p>
+      <w:pPr>
+        <w:rPr>
+          <w:sz w:val="28"/>
+          <w:szCs w:val="28"/>
+        </w:rPr>
+      </w:pPr>
+      <w:r>
+        <w:rPr>
+          <w:sz w:val="28"/>
+          <w:szCs w:val="28"/>
+        </w:rPr>
+        <w:t>↓</w:t>
+      </w:r>
+    </w:p>
+    <w:p>
+      <w:pPr>
+        <w:rPr>
+          <w:sz w:val="28"/>
+          <w:szCs w:val="28"/>
+        </w:rPr>
+      </w:pPr>
+    </w:p>
+    <w:p>
+      <w:pPr>
+        <w:rPr>
+          <w:sz w:val="28"/>
+          <w:szCs w:val="28"/>
+        </w:rPr>
+      </w:pPr>
+      <w:r>
+        <w:rPr>
+          <w:sz w:val="28"/>
+          <w:szCs w:val="28"/>
+        </w:rPr>
+        <w:t>Next line execute hogi.</w:t>
+      </w:r>
+    </w:p>
+    <w:p>
+      <w:pPr>
+        <w:rPr>
+          <w:sz w:val="28"/>
+          <w:szCs w:val="28"/>
+        </w:rPr>
+      </w:pPr>
+      <w:r>
+        <w:rPr>
+          <w:sz w:val="28"/>
+          <w:szCs w:val="28"/>
+        </w:rPr>
+        <w:pict w14:anchorId="087E1272">
+          <v:rect id="_x0000_i1261" style="width:0;height:1.5pt" o:hralign="center" o:hrstd="t" o:hr="t" fillcolor="#a0a0a0" stroked="f"/>
+        </w:pict>
+      </w:r>
+    </w:p>
+    <w:p>
+      <w:pPr>
+        <w:rPr>
+          <w:b/>
+          <w:bCs/>
+          <w:sz w:val="28"/>
+          <w:szCs w:val="28"/>
+        </w:rPr>
+      </w:pPr>
+      <w:r>
+        <w:rPr>
+          <w:b/>
+          <w:bCs/>
+          <w:sz w:val="28"/>
+          <w:szCs w:val="28"/>
+        </w:rPr>
+        <w:t>6. Exception</w:t>
+      </w:r>
+    </w:p>
+    <w:p>
+      <w:pPr>
+        <w:rPr>
+          <w:b/>
+          <w:bCs/>
+          <w:sz w:val="28"/>
+          <w:szCs w:val="28"/>
+        </w:rPr>
+      </w:pPr>
+      <w:r>
+        <w:rPr>
+          <w:b/>
+          <w:bCs/>
+          <w:sz w:val="28"/>
+          <w:szCs w:val="28"/>
+        </w:rPr>
+        <w:t>Definition</w:t>
+      </w:r>
+    </w:p>
+    <w:p>
+      <w:pPr>
+        <w:rPr>
+          <w:sz w:val="28"/>
+          <w:szCs w:val="28"/>
+        </w:rPr>
+      </w:pPr>
+      <w:r>
+        <w:rPr>
+          <w:sz w:val="28"/>
+          <w:szCs w:val="28"/>
+        </w:rPr>
+        <w:t>An Exception is an unexpected error that occurs during program execution.</w:t>
+      </w:r>
+    </w:p>
+    <w:p>
+      <w:pPr>
+        <w:rPr>
+          <w:b/>
+          <w:bCs/>
+          <w:sz w:val="28"/>
+          <w:szCs w:val="28"/>
+        </w:rPr>
+      </w:pPr>
+      <w:r>
+        <w:rPr>
+          <w:b/>
+          <w:bCs/>
+          <w:sz w:val="28"/>
+          <w:szCs w:val="28"/>
+        </w:rPr>
+        <w:t>Simple Meaning</w:t>
+      </w:r>
+    </w:p>
+    <w:p>
+      <w:pPr>
+        <w:rPr>
+          <w:sz w:val="28"/>
+          <w:szCs w:val="28"/>
+        </w:rPr>
+      </w:pPr>
+      <w:r>
+        <w:rPr>
+          <w:sz w:val="28"/>
+          <w:szCs w:val="28"/>
+        </w:rPr>
+        <w:t>Unexpected error.</w:t>
+      </w:r>
+    </w:p>
+    <w:p>
+      <w:pPr>
+        <w:rPr>
+          <w:b/>
+          <w:bCs/>
+          <w:sz w:val="28"/>
+          <w:szCs w:val="28"/>
+        </w:rPr>
+      </w:pPr>
+      <w:r>
+        <w:rPr>
+          <w:b/>
+          <w:bCs/>
+          <w:sz w:val="28"/>
+          <w:szCs w:val="28"/>
+        </w:rPr>
+        <w:t>Examples</w:t>
+      </w:r>
+    </w:p>
+    <w:p>
+      <w:pPr>
+        <w:numPr>
+          <w:ilvl w:val="0"/>
+          <w:numId w:val="16"/>
+        </w:numPr>
+        <w:rPr>
+          <w:sz w:val="28"/>
+          <w:szCs w:val="28"/>
+        </w:rPr>
+      </w:pPr>
+      <w:r>
+        <w:rPr>
+          <w:sz w:val="28"/>
+          <w:szCs w:val="28"/>
+        </w:rPr>
+        <w:t>Wrong Password</w:t>
+      </w:r>
+    </w:p>
+    <w:p>
+      <w:pPr>
+        <w:numPr>
+          <w:ilvl w:val="0"/>
+          <w:numId w:val="16"/>
+        </w:numPr>
+        <w:rPr>
+          <w:sz w:val="28"/>
+          <w:szCs w:val="28"/>
+        </w:rPr>
+      </w:pPr>
+      <w:r>
+        <w:rPr>
+          <w:sz w:val="28"/>
+          <w:szCs w:val="28"/>
+        </w:rPr>
+        <w:t>User Not Found</w:t>
+      </w:r>
+    </w:p>
+    <w:p>
+      <w:pPr>
+        <w:numPr>
+          <w:ilvl w:val="0"/>
+          <w:numId w:val="16"/>
+        </w:numPr>
+        <w:rPr>
+          <w:sz w:val="28"/>
+          <w:szCs w:val="28"/>
+        </w:rPr>
+      </w:pPr>
+      <w:r>
+        <w:rPr>
+          <w:sz w:val="28"/>
+          <w:szCs w:val="28"/>
+        </w:rPr>
+        <w:t>No Internet</w:t>
+      </w:r>
+    </w:p>
+    <w:p>
+      <w:pPr>
+        <w:numPr>
+          <w:ilvl w:val="0"/>
+          <w:numId w:val="16"/>
+        </w:numPr>
+        <w:rPr>
+          <w:sz w:val="28"/>
+          <w:szCs w:val="28"/>
+        </w:rPr>
+      </w:pPr>
+      <w:r>
+        <w:rPr>
+          <w:sz w:val="28"/>
+          <w:szCs w:val="28"/>
+        </w:rPr>
+        <w:t>Timeout</w:t>
+      </w:r>
+    </w:p>
+    <w:p>
+      <w:pPr>
+        <w:numPr>
+          <w:ilvl w:val="0"/>
+          <w:numId w:val="16"/>
+        </w:numPr>
+        <w:rPr>
+          <w:sz w:val="28"/>
+          <w:szCs w:val="28"/>
+        </w:rPr>
+      </w:pPr>
+      <w:r>
+        <w:rPr>
+          <w:sz w:val="28"/>
+          <w:szCs w:val="28"/>
+        </w:rPr>
+        <w:t>Server Error</w:t>
+      </w:r>
+    </w:p>
+    <w:p>
+      <w:pPr>
+        <w:numPr>
+          <w:ilvl w:val="0"/>
+          <w:numId w:val="16"/>
+        </w:numPr>
+        <w:rPr>
+          <w:sz w:val="28"/>
+          <w:szCs w:val="28"/>
+        </w:rPr>
+      </w:pPr>
+      <w:r>
+        <w:rPr>
+          <w:sz w:val="28"/>
+          <w:szCs w:val="28"/>
+        </w:rPr>
+        <w:lastRenderedPageBreak/>
+        <w:t>Permission Denied</w:t>
+      </w:r>
+    </w:p>
+    <w:p>
+      <w:pPr>
+        <w:rPr>
+          <w:sz w:val="28"/>
+          <w:szCs w:val="28"/>
+        </w:rPr>
+      </w:pPr>
+      <w:r>
+        <w:rPr>
+          <w:sz w:val="28"/>
+          <w:szCs w:val="28"/>
+        </w:rPr>
+        <w:pict w14:anchorId="67964FE4">
+          <v:rect id="_x0000_i1262" style="width:0;height:1.5pt" o:hralign="center" o:hrstd="t" o:hr="t" fillcolor="#a0a0a0" stroked="f"/>
+        </w:pict>
+      </w:r>
+    </w:p>
+    <w:p>
+      <w:pPr>
+        <w:rPr>
+          <w:b/>
+          <w:bCs/>
+          <w:sz w:val="28"/>
+          <w:szCs w:val="28"/>
+        </w:rPr>
+      </w:pPr>
+      <w:r>
+        <w:rPr>
+          <w:b/>
+          <w:bCs/>
+          <w:sz w:val="28"/>
+          <w:szCs w:val="28"/>
+        </w:rPr>
+        <w:t>7. try</w:t>
+      </w:r>
+    </w:p>
+    <w:p>
+      <w:pPr>
+        <w:rPr>
+          <w:b/>
+          <w:bCs/>
+          <w:sz w:val="28"/>
+          <w:szCs w:val="28"/>
+        </w:rPr>
+      </w:pPr>
+      <w:r>
+        <w:rPr>
+          <w:b/>
+          <w:bCs/>
+          <w:sz w:val="28"/>
+          <w:szCs w:val="28"/>
+        </w:rPr>
+        <w:t>Definition</w:t>
+      </w:r>
+    </w:p>
+    <w:p>
+      <w:pPr>
+        <w:rPr>
+          <w:sz w:val="28"/>
+          <w:szCs w:val="28"/>
+        </w:rPr>
+      </w:pPr>
+      <w:r>
+        <w:rPr>
+          <w:sz w:val="28"/>
+          <w:szCs w:val="28"/>
+        </w:rPr>
+        <w:t>Contains code that may throw an exception.</w:t>
+      </w:r>
+    </w:p>
+    <w:p>
+      <w:pPr>
+        <w:rPr>
+          <w:b/>
+          <w:bCs/>
+          <w:sz w:val="28"/>
+          <w:szCs w:val="28"/>
+        </w:rPr>
+      </w:pPr>
+      <w:r>
+        <w:rPr>
+          <w:b/>
+          <w:bCs/>
+          <w:sz w:val="28"/>
+          <w:szCs w:val="28"/>
+        </w:rPr>
+        <w:t>Simple Meaning</w:t>
+      </w:r>
+    </w:p>
+    <w:p>
+      <w:pPr>
+        <w:rPr>
+          <w:sz w:val="28"/>
+          <w:szCs w:val="28"/>
+        </w:rPr>
+      </w:pPr>
+      <w:r>
+        <w:rPr>
+          <w:sz w:val="28"/>
+          <w:szCs w:val="28"/>
+        </w:rPr>
+        <w:t>Risky code ko execute karo.</w:t>
+      </w:r>
+    </w:p>
+    <w:p>
+      <w:pPr>
+        <w:rPr>
+          <w:b/>
+          <w:bCs/>
+          <w:sz w:val="28"/>
+          <w:szCs w:val="28"/>
+        </w:rPr>
+      </w:pPr>
+      <w:r>
+        <w:rPr>
+          <w:b/>
+          <w:bCs/>
+          <w:sz w:val="28"/>
+          <w:szCs w:val="28"/>
+        </w:rPr>
+        <w:t>Example</w:t>
+      </w:r>
+    </w:p>
+    <w:p>
+      <w:pPr>
+        <w:rPr>
+          <w:sz w:val="28"/>
+          <w:szCs w:val="28"/>
+        </w:rPr>
+      </w:pPr>
+      <w:r>
+        <w:rPr>
+          <w:sz w:val="28"/>
+          <w:szCs w:val="28"/>
+        </w:rPr>
+        <w:t>try {</w:t>
+      </w:r>
+    </w:p>
+    <w:p>
+      <w:pPr>
+        <w:rPr>
+          <w:sz w:val="28"/>
+          <w:szCs w:val="28"/>
+        </w:rPr>
+      </w:pPr>
+    </w:p>
+    <w:p>
+      <w:pPr>
+        <w:rPr>
+          <w:sz w:val="28"/>
+          <w:szCs w:val="28"/>
+        </w:rPr>
+      </w:pPr>
+      <w:r>
+        <w:rPr>
+          <w:sz w:val="28"/>
+          <w:szCs w:val="28"/>
+        </w:rPr>
+        <w:t xml:space="preserve">  await login();</w:t>
+      </w:r>
+    </w:p>
+    <w:p>
+      <w:pPr>
+        <w:rPr>
+          <w:sz w:val="28"/>
+          <w:szCs w:val="28"/>
+        </w:rPr>
+      </w:pPr>
+    </w:p>
+    <w:p>
+      <w:pPr>
+        <w:rPr>
+          <w:sz w:val="28"/>
+          <w:szCs w:val="28"/>
+        </w:rPr>
+      </w:pPr>
+      <w:r>
+        <w:rPr>
+          <w:sz w:val="28"/>
+          <w:szCs w:val="28"/>
+        </w:rPr>
+        <w:t>}</w:t>
+      </w:r>
+    </w:p>
+    <w:p>
+      <w:pPr>
+        <w:rPr>
+          <w:sz w:val="28"/>
+          <w:szCs w:val="28"/>
+        </w:rPr>
+      </w:pPr>
+      <w:r>
+        <w:rPr>
+          <w:sz w:val="28"/>
+          <w:szCs w:val="28"/>
+        </w:rPr>
+        <w:pict w14:anchorId="0C83CBAD">
+          <v:rect id="_x0000_i1263" style="width:0;height:1.5pt" o:hralign="center" o:hrstd="t" o:hr="t" fillcolor="#a0a0a0" stroked="f"/>
+        </w:pict>
+      </w:r>
+    </w:p>
+    <w:p>
+      <w:pPr>
+        <w:rPr>
+          <w:b/>
+          <w:bCs/>
+          <w:sz w:val="28"/>
+          <w:szCs w:val="28"/>
+        </w:rPr>
+      </w:pPr>
+      <w:r>
+        <w:rPr>
+          <w:b/>
+          <w:bCs/>
+          <w:sz w:val="28"/>
+          <w:szCs w:val="28"/>
+        </w:rPr>
+        <w:t>8. catch</w:t>
+      </w:r>
+    </w:p>
+    <w:p>
+      <w:pPr>
+        <w:rPr>
+          <w:b/>
+          <w:bCs/>
+          <w:sz w:val="28"/>
+          <w:szCs w:val="28"/>
+        </w:rPr>
+      </w:pPr>
+      <w:r>
+        <w:rPr>
+          <w:b/>
+          <w:bCs/>
+          <w:sz w:val="28"/>
+          <w:szCs w:val="28"/>
+        </w:rPr>
+        <w:t>Definition</w:t>
+      </w:r>
+    </w:p>
+    <w:p>
+      <w:pPr>
+        <w:rPr>
+          <w:sz w:val="28"/>
+          <w:szCs w:val="28"/>
+        </w:rPr>
+      </w:pPr>
+      <w:r>
+        <w:rPr>
+          <w:sz w:val="28"/>
+          <w:szCs w:val="28"/>
+        </w:rPr>
+        <w:t>Catches and handles exceptions.</w:t>
+      </w:r>
+    </w:p>
+    <w:p>
+      <w:pPr>
+        <w:rPr>
+          <w:b/>
+          <w:bCs/>
+          <w:sz w:val="28"/>
+          <w:szCs w:val="28"/>
+        </w:rPr>
+      </w:pPr>
+      <w:r>
+        <w:rPr>
+          <w:b/>
+          <w:bCs/>
+          <w:sz w:val="28"/>
+          <w:szCs w:val="28"/>
+        </w:rPr>
+        <w:t>Simple Meaning</w:t>
+      </w:r>
+    </w:p>
+    <w:p>
+      <w:pPr>
+        <w:rPr>
+          <w:sz w:val="28"/>
+          <w:szCs w:val="28"/>
+        </w:rPr>
+      </w:pPr>
+      <w:r>
+        <w:rPr>
+          <w:sz w:val="28"/>
+          <w:szCs w:val="28"/>
+        </w:rPr>
+        <w:t>Agar error aaye to usse handle karo.</w:t>
+      </w:r>
+    </w:p>
+    <w:p>
+      <w:pPr>
+        <w:rPr>
+          <w:b/>
+          <w:bCs/>
+          <w:sz w:val="28"/>
+          <w:szCs w:val="28"/>
+        </w:rPr>
+      </w:pPr>
+      <w:r>
+        <w:rPr>
+          <w:b/>
+          <w:bCs/>
+          <w:sz w:val="28"/>
+          <w:szCs w:val="28"/>
+        </w:rPr>
+        <w:t>Example</w:t>
+      </w:r>
+    </w:p>
+    <w:p>
+      <w:pPr>
+        <w:rPr>
+          <w:sz w:val="28"/>
+          <w:szCs w:val="28"/>
+        </w:rPr>
+      </w:pPr>
+      <w:r>
+        <w:rPr>
+          <w:sz w:val="28"/>
+          <w:szCs w:val="28"/>
+        </w:rPr>
+        <w:t>catch (e) {</w:t>
+      </w:r>
+    </w:p>
+    <w:p>
+      <w:pPr>
+        <w:rPr>
+          <w:sz w:val="28"/>
+          <w:szCs w:val="28"/>
+        </w:rPr>
+      </w:pPr>
+    </w:p>
+    <w:p>
+      <w:pPr>
+        <w:rPr>
+          <w:sz w:val="28"/>
+          <w:szCs w:val="28"/>
+        </w:rPr>
+      </w:pPr>
+      <w:r>
+        <w:rPr>
+          <w:sz w:val="28"/>
+          <w:szCs w:val="28"/>
+        </w:rPr>
+        <w:t xml:space="preserve">  print(e);</w:t>
+      </w:r>
+    </w:p>
+    <w:p>
+      <w:pPr>
+        <w:rPr>
+          <w:sz w:val="28"/>
+          <w:szCs w:val="28"/>
+        </w:rPr>
+      </w:pPr>
+    </w:p>
+    <w:p>
+      <w:pPr>
+        <w:rPr>
+          <w:sz w:val="28"/>
+          <w:szCs w:val="28"/>
+        </w:rPr>
+      </w:pPr>
+      <w:r>
+        <w:rPr>
+          <w:sz w:val="28"/>
+          <w:szCs w:val="28"/>
+        </w:rPr>
+        <w:t>}</w:t>
+      </w:r>
+    </w:p>
+    <w:p>
+      <w:pPr>
+        <w:rPr>
+          <w:sz w:val="28"/>
+          <w:szCs w:val="28"/>
+        </w:rPr>
+      </w:pPr>
+      <w:r>
+        <w:rPr>
+          <w:sz w:val="28"/>
+          <w:szCs w:val="28"/>
+        </w:rPr>
+        <w:pict w14:anchorId="37296A44">
+          <v:rect id="_x0000_i1264" style="width:0;height:1.5pt" o:hralign="center" o:hrstd="t" o:hr="t" fillcolor="#a0a0a0" stroked="f"/>
+        </w:pict>
+      </w:r>
+    </w:p>
+    <w:p>
+      <w:pPr>
+        <w:rPr>
+          <w:b/>
+          <w:bCs/>
+          <w:sz w:val="28"/>
+          <w:szCs w:val="28"/>
+        </w:rPr>
+      </w:pPr>
+      <w:r>
+        <w:rPr>
+          <w:b/>
+          <w:bCs/>
+          <w:sz w:val="28"/>
+          <w:szCs w:val="28"/>
+        </w:rPr>
+        <w:t>9. catch(e)</w:t>
+      </w:r>
+    </w:p>
+    <w:p>
+      <w:pPr>
+        <w:rPr>
+          <w:b/>
+          <w:bCs/>
+          <w:sz w:val="28"/>
+          <w:szCs w:val="28"/>
+        </w:rPr>
+      </w:pPr>
+      <w:r>
+        <w:rPr>
+          <w:b/>
+          <w:bCs/>
+          <w:sz w:val="28"/>
+          <w:szCs w:val="28"/>
+        </w:rPr>
+        <w:t>e kya hai?</w:t>
+      </w:r>
+    </w:p>
+    <w:p>
+      <w:pPr>
+        <w:rPr>
+          <w:sz w:val="28"/>
+          <w:szCs w:val="28"/>
+        </w:rPr>
+      </w:pPr>
+      <w:r>
+        <w:rPr>
+          <w:b/>
+          <w:bCs/>
+          <w:sz w:val="28"/>
+          <w:szCs w:val="28"/>
+        </w:rPr>
+        <w:t>e</w:t>
+      </w:r>
+      <w:r>
+        <w:rPr>
+          <w:sz w:val="28"/>
+          <w:szCs w:val="28"/>
+        </w:rPr>
+        <w:t xml:space="preserve"> ek variable hai jo error/exception ko store karta hai.</w:t>
+      </w:r>
+    </w:p>
+    <w:p>
+      <w:pPr>
+        <w:rPr>
+          <w:sz w:val="28"/>
+          <w:szCs w:val="28"/>
+        </w:rPr>
+      </w:pPr>
+      <w:r>
+        <w:rPr>
+          <w:sz w:val="28"/>
+          <w:szCs w:val="28"/>
+        </w:rPr>
+        <w:t>Example</w:t>
+      </w:r>
+    </w:p>
+    <w:p>
+      <w:pPr>
+        <w:rPr>
+          <w:sz w:val="28"/>
+          <w:szCs w:val="28"/>
+        </w:rPr>
+      </w:pPr>
+      <w:r>
+        <w:rPr>
+          <w:sz w:val="28"/>
+          <w:szCs w:val="28"/>
+        </w:rPr>
+        <w:t>catch (error) {</w:t>
+      </w:r>
+    </w:p>
+    <w:p>
+      <w:pPr>
+        <w:rPr>
+          <w:sz w:val="28"/>
+          <w:szCs w:val="28"/>
+        </w:rPr>
+      </w:pPr>
+    </w:p>
+    <w:p>
+      <w:pPr>
+        <w:rPr>
+          <w:sz w:val="28"/>
+          <w:szCs w:val="28"/>
+        </w:rPr>
+      </w:pPr>
+      <w:r>
+        <w:rPr>
+          <w:sz w:val="28"/>
+          <w:szCs w:val="28"/>
+        </w:rPr>
+        <w:t>}</w:t>
+      </w:r>
+    </w:p>
+    <w:p>
+      <w:pPr>
+        <w:rPr>
+          <w:sz w:val="28"/>
+          <w:szCs w:val="28"/>
+        </w:rPr>
+      </w:pPr>
+      <w:r>
+        <w:rPr>
+          <w:sz w:val="28"/>
+          <w:szCs w:val="28"/>
+        </w:rPr>
+        <w:t>Ye bhi same hai.</w:t>
+      </w:r>
+    </w:p>
+    <w:p>
+      <w:pPr>
+        <w:rPr>
+          <w:sz w:val="28"/>
+          <w:szCs w:val="28"/>
+        </w:rPr>
+      </w:pPr>
+      <w:r>
+        <w:rPr>
+          <w:sz w:val="28"/>
+          <w:szCs w:val="28"/>
+        </w:rPr>
+        <w:t>Example</w:t>
+      </w:r>
+    </w:p>
+    <w:p>
+      <w:pPr>
+        <w:rPr>
+          <w:sz w:val="28"/>
+          <w:szCs w:val="28"/>
+        </w:rPr>
+      </w:pPr>
+      <w:r>
+        <w:rPr>
+          <w:sz w:val="28"/>
+          <w:szCs w:val="28"/>
+        </w:rPr>
+        <w:t>try {</w:t>
+      </w:r>
+    </w:p>
+    <w:p>
+      <w:pPr>
+        <w:rPr>
+          <w:sz w:val="28"/>
+          <w:szCs w:val="28"/>
+        </w:rPr>
+      </w:pPr>
+    </w:p>
+    <w:p>
+      <w:pPr>
+        <w:rPr>
+          <w:sz w:val="28"/>
+          <w:szCs w:val="28"/>
+        </w:rPr>
+      </w:pPr>
+      <w:r>
+        <w:rPr>
+          <w:sz w:val="28"/>
+          <w:szCs w:val="28"/>
+        </w:rPr>
+        <w:t xml:space="preserve">  throw Exception("Wrong Password");</w:t>
+      </w:r>
+    </w:p>
+    <w:p>
+      <w:pPr>
+        <w:rPr>
+          <w:sz w:val="28"/>
+          <w:szCs w:val="28"/>
+        </w:rPr>
+      </w:pPr>
+    </w:p>
+    <w:p>
+      <w:pPr>
+        <w:rPr>
+          <w:sz w:val="28"/>
+          <w:szCs w:val="28"/>
+        </w:rPr>
+      </w:pPr>
+      <w:r>
+        <w:rPr>
+          <w:sz w:val="28"/>
+          <w:szCs w:val="28"/>
+        </w:rPr>
+        <w:t>}</w:t>
+      </w:r>
+    </w:p>
+    <w:p>
+      <w:pPr>
+        <w:rPr>
+          <w:sz w:val="28"/>
+          <w:szCs w:val="28"/>
+        </w:rPr>
+      </w:pPr>
+      <w:r>
+        <w:rPr>
+          <w:sz w:val="28"/>
+          <w:szCs w:val="28"/>
+        </w:rPr>
+        <w:t>catch (e) {</w:t>
+      </w:r>
+    </w:p>
+    <w:p>
+      <w:pPr>
+        <w:rPr>
+          <w:sz w:val="28"/>
+          <w:szCs w:val="28"/>
+        </w:rPr>
+      </w:pPr>
+    </w:p>
+    <w:p>
+      <w:pPr>
+        <w:rPr>
+          <w:sz w:val="28"/>
+          <w:szCs w:val="28"/>
+        </w:rPr>
+      </w:pPr>
+      <w:r>
+        <w:rPr>
+          <w:sz w:val="28"/>
+          <w:szCs w:val="28"/>
+        </w:rPr>
+        <w:t xml:space="preserve">  print(e);</w:t>
+      </w:r>
+    </w:p>
+    <w:p>
+      <w:pPr>
+        <w:rPr>
+          <w:sz w:val="28"/>
+          <w:szCs w:val="28"/>
+        </w:rPr>
+      </w:pPr>
+    </w:p>
+    <w:p>
+      <w:pPr>
+        <w:rPr>
+          <w:sz w:val="28"/>
+          <w:szCs w:val="28"/>
+        </w:rPr>
+      </w:pPr>
+      <w:r>
+        <w:rPr>
+          <w:sz w:val="28"/>
+          <w:szCs w:val="28"/>
+        </w:rPr>
+        <w:t>}</w:t>
+      </w:r>
+    </w:p>
+    <w:p>
+      <w:pPr>
+        <w:rPr>
+          <w:sz w:val="28"/>
+          <w:szCs w:val="28"/>
+        </w:rPr>
+      </w:pPr>
+      <w:r>
+        <w:rPr>
+          <w:sz w:val="28"/>
+          <w:szCs w:val="28"/>
+        </w:rPr>
+        <w:t>Output</w:t>
+      </w:r>
+    </w:p>
+    <w:p>
+      <w:pPr>
+        <w:rPr>
+          <w:sz w:val="28"/>
+          <w:szCs w:val="28"/>
+        </w:rPr>
+      </w:pPr>
+      <w:r>
+        <w:rPr>
+          <w:sz w:val="28"/>
+          <w:szCs w:val="28"/>
+        </w:rPr>
+        <w:lastRenderedPageBreak/>
+        <w:t>Exception: Wrong Password</w:t>
+      </w:r>
+    </w:p>
+    <w:p>
+      <w:pPr>
+        <w:rPr>
+          <w:sz w:val="28"/>
+          <w:szCs w:val="28"/>
+        </w:rPr>
+      </w:pPr>
+      <w:r>
+        <w:rPr>
+          <w:sz w:val="28"/>
+          <w:szCs w:val="28"/>
+        </w:rPr>
+        <w:pict w14:anchorId="4ADE71F1">
+          <v:rect id="_x0000_i1265" style="width:0;height:1.5pt" o:hralign="center" o:hrstd="t" o:hr="t" fillcolor="#a0a0a0" stroked="f"/>
+        </w:pict>
+      </w:r>
+    </w:p>
+    <w:p>
+      <w:pPr>
+        <w:rPr>
+          <w:b/>
+          <w:bCs/>
+          <w:sz w:val="28"/>
+          <w:szCs w:val="28"/>
+        </w:rPr>
+      </w:pPr>
+      <w:r>
+        <w:rPr>
+          <w:b/>
+          <w:bCs/>
+          <w:sz w:val="28"/>
+          <w:szCs w:val="28"/>
+        </w:rPr>
+        <w:t>10. finally</w:t>
+      </w:r>
+    </w:p>
+    <w:p>
+      <w:pPr>
+        <w:rPr>
+          <w:b/>
+          <w:bCs/>
+          <w:sz w:val="28"/>
+          <w:szCs w:val="28"/>
+        </w:rPr>
+      </w:pPr>
+      <w:r>
+        <w:rPr>
+          <w:b/>
+          <w:bCs/>
+          <w:sz w:val="28"/>
+          <w:szCs w:val="28"/>
+        </w:rPr>
+        <w:t>Definition</w:t>
+      </w:r>
+    </w:p>
+    <w:p>
+      <w:pPr>
+        <w:rPr>
+          <w:sz w:val="28"/>
+          <w:szCs w:val="28"/>
+        </w:rPr>
+      </w:pPr>
+      <w:r>
+        <w:rPr>
+          <w:sz w:val="28"/>
+          <w:szCs w:val="28"/>
+        </w:rPr>
+        <w:t xml:space="preserve">The </w:t>
+      </w:r>
+      <w:r>
+        <w:rPr>
+          <w:b/>
+          <w:bCs/>
+          <w:sz w:val="28"/>
+          <w:szCs w:val="28"/>
+        </w:rPr>
+        <w:t>finally</w:t>
+      </w:r>
+      <w:r>
+        <w:rPr>
+          <w:sz w:val="28"/>
+          <w:szCs w:val="28"/>
+        </w:rPr>
+        <w:t xml:space="preserve"> block always executes whether an exception occurs or not.</w:t>
+      </w:r>
+    </w:p>
+    <w:p>
+      <w:pPr>
+        <w:rPr>
+          <w:b/>
+          <w:bCs/>
+          <w:sz w:val="28"/>
+          <w:szCs w:val="28"/>
+        </w:rPr>
+      </w:pPr>
+      <w:r>
+        <w:rPr>
+          <w:b/>
+          <w:bCs/>
+          <w:sz w:val="28"/>
+          <w:szCs w:val="28"/>
+        </w:rPr>
+        <w:t>Simple Meaning</w:t>
+      </w:r>
+    </w:p>
+    <w:p>
+      <w:pPr>
+        <w:rPr>
+          <w:sz w:val="28"/>
+          <w:szCs w:val="28"/>
+        </w:rPr>
+      </w:pPr>
+      <w:r>
+        <w:rPr>
+          <w:sz w:val="28"/>
+          <w:szCs w:val="28"/>
+        </w:rPr>
+        <w:t>Success ho ya Error, ye block hamesha execute hoga.</w:t>
+      </w:r>
+    </w:p>
+    <w:p>
+      <w:pPr>
+        <w:rPr>
+          <w:b/>
+          <w:bCs/>
+          <w:sz w:val="28"/>
+          <w:szCs w:val="28"/>
+        </w:rPr>
+      </w:pPr>
+      <w:r>
+        <w:rPr>
+          <w:b/>
+          <w:bCs/>
+          <w:sz w:val="28"/>
+          <w:szCs w:val="28"/>
+        </w:rPr>
+        <w:t>Real Use</w:t>
+      </w:r>
+    </w:p>
+    <w:p>
+      <w:pPr>
+        <w:numPr>
+          <w:ilvl w:val="0"/>
+          <w:numId w:val="17"/>
+        </w:numPr>
+        <w:rPr>
+          <w:sz w:val="28"/>
+          <w:szCs w:val="28"/>
+        </w:rPr>
+      </w:pPr>
+      <w:r>
+        <w:rPr>
+          <w:sz w:val="28"/>
+          <w:szCs w:val="28"/>
+        </w:rPr>
+        <w:t>Hide Loading</w:t>
+      </w:r>
+    </w:p>
+    <w:p>
+      <w:pPr>
+        <w:numPr>
+          <w:ilvl w:val="0"/>
+          <w:numId w:val="17"/>
+        </w:numPr>
+        <w:rPr>
+          <w:sz w:val="28"/>
+          <w:szCs w:val="28"/>
+        </w:rPr>
+      </w:pPr>
+      <w:r>
+        <w:rPr>
+          <w:sz w:val="28"/>
+          <w:szCs w:val="28"/>
+        </w:rPr>
+        <w:t>Close Connection</w:t>
+      </w:r>
+    </w:p>
+    <w:p>
+      <w:pPr>
+        <w:numPr>
+          <w:ilvl w:val="0"/>
+          <w:numId w:val="17"/>
+        </w:numPr>
+        <w:rPr>
+          <w:sz w:val="28"/>
+          <w:szCs w:val="28"/>
+        </w:rPr>
+      </w:pPr>
+      <w:r>
+        <w:rPr>
+          <w:sz w:val="28"/>
+          <w:szCs w:val="28"/>
+        </w:rPr>
+        <w:t>Close File</w:t>
+      </w:r>
+    </w:p>
+    <w:p>
+      <w:pPr>
+        <w:numPr>
+          <w:ilvl w:val="0"/>
+          <w:numId w:val="17"/>
+        </w:numPr>
+        <w:rPr>
+          <w:sz w:val="28"/>
+          <w:szCs w:val="28"/>
+        </w:rPr>
+      </w:pPr>
+      <w:r>
+        <w:rPr>
+          <w:sz w:val="28"/>
+          <w:szCs w:val="28"/>
+        </w:rPr>
+        <w:t>Cleanup</w:t>
+      </w:r>
+    </w:p>
+    <w:p>
+      <w:pPr>
+        <w:rPr>
+          <w:b/>
+          <w:bCs/>
+          <w:sz w:val="28"/>
+          <w:szCs w:val="28"/>
+        </w:rPr>
+      </w:pPr>
+      <w:r>
+        <w:rPr>
+          <w:b/>
+          <w:bCs/>
+          <w:sz w:val="28"/>
+          <w:szCs w:val="28"/>
+        </w:rPr>
+        <w:t>Example</w:t>
+      </w:r>
+    </w:p>
+    <w:p>
+      <w:pPr>
+        <w:rPr>
+          <w:sz w:val="28"/>
+          <w:szCs w:val="28"/>
+        </w:rPr>
+      </w:pPr>
+      <w:r>
+        <w:rPr>
+          <w:sz w:val="28"/>
+          <w:szCs w:val="28"/>
+        </w:rPr>
+        <w:t>finally {</w:t>
+      </w:r>
+    </w:p>
+    <w:p>
+      <w:pPr>
+        <w:rPr>
+          <w:sz w:val="28"/>
+          <w:szCs w:val="28"/>
+        </w:rPr>
+      </w:pPr>
+    </w:p>
+    <w:p>
+      <w:pPr>
+        <w:rPr>
+          <w:sz w:val="28"/>
+          <w:szCs w:val="28"/>
+        </w:rPr>
+      </w:pPr>
+      <w:r>
+        <w:rPr>
+          <w:sz w:val="28"/>
+          <w:szCs w:val="28"/>
+        </w:rPr>
+        <w:t xml:space="preserve">   isLoading = false;</w:t>
+      </w:r>
+    </w:p>
+    <w:p>
+      <w:pPr>
+        <w:rPr>
+          <w:sz w:val="28"/>
+          <w:szCs w:val="28"/>
+        </w:rPr>
+      </w:pPr>
+    </w:p>
+    <w:p>
+      <w:pPr>
+        <w:rPr>
+          <w:sz w:val="28"/>
+          <w:szCs w:val="28"/>
+        </w:rPr>
+      </w:pPr>
+      <w:r>
+        <w:rPr>
+          <w:sz w:val="28"/>
+          <w:szCs w:val="28"/>
+        </w:rPr>
+        <w:t>}</w:t>
+      </w:r>
+    </w:p>
+    <w:p>
+      <w:pPr>
+        <w:rPr>
+          <w:sz w:val="28"/>
+          <w:szCs w:val="28"/>
+        </w:rPr>
+      </w:pPr>
+      <w:r>
+        <w:rPr>
+          <w:sz w:val="28"/>
+          <w:szCs w:val="28"/>
+        </w:rPr>
+        <w:pict w14:anchorId="52C61014">
+          <v:rect id="_x0000_i1266" style="width:0;height:1.5pt" o:hralign="center" o:hrstd="t" o:hr="t" fillcolor="#a0a0a0" stroked="f"/>
+        </w:pict>
+      </w:r>
+    </w:p>
+    <w:p>
+      <w:pPr>
+        <w:rPr>
+          <w:b/>
+          <w:bCs/>
+          <w:sz w:val="28"/>
+          <w:szCs w:val="28"/>
+        </w:rPr>
+      </w:pPr>
+      <w:r>
+        <w:rPr>
+          <w:b/>
+          <w:bCs/>
+          <w:sz w:val="28"/>
+          <w:szCs w:val="28"/>
+        </w:rPr>
+        <w:t>try-catch-finally Flow</w:t>
+      </w:r>
+    </w:p>
+    <w:p>
+      <w:pPr>
+        <w:rPr>
+          <w:b/>
+          <w:bCs/>
+          <w:sz w:val="28"/>
+          <w:szCs w:val="28"/>
+        </w:rPr>
+      </w:pPr>
+      <w:r>
+        <w:rPr>
+          <w:b/>
+          <w:bCs/>
+          <w:sz w:val="28"/>
+          <w:szCs w:val="28"/>
+        </w:rPr>
+        <w:t>Success</w:t>
+      </w:r>
+    </w:p>
+    <w:p>
+      <w:pPr>
+        <w:rPr>
+          <w:sz w:val="28"/>
+          <w:szCs w:val="28"/>
+        </w:rPr>
+      </w:pPr>
+      <w:r>
+        <w:rPr>
+          <w:sz w:val="28"/>
+          <w:szCs w:val="28"/>
+        </w:rPr>
+        <w:t>try</w:t>
+      </w:r>
+    </w:p>
+    <w:p>
+      <w:pPr>
+        <w:rPr>
+          <w:sz w:val="28"/>
+          <w:szCs w:val="28"/>
+        </w:rPr>
+      </w:pPr>
+    </w:p>
+    <w:p>
+      <w:pPr>
+        <w:rPr>
+          <w:sz w:val="28"/>
+          <w:szCs w:val="28"/>
+        </w:rPr>
+      </w:pPr>
+      <w:r>
+        <w:rPr>
+          <w:sz w:val="28"/>
+          <w:szCs w:val="28"/>
+        </w:rPr>
+        <w:lastRenderedPageBreak/>
+        <w:t>↓</w:t>
+      </w:r>
+    </w:p>
+    <w:p>
+      <w:pPr>
+        <w:rPr>
+          <w:sz w:val="28"/>
+          <w:szCs w:val="28"/>
+        </w:rPr>
+      </w:pPr>
+    </w:p>
+    <w:p>
+      <w:pPr>
+        <w:rPr>
+          <w:sz w:val="28"/>
+          <w:szCs w:val="28"/>
+        </w:rPr>
+      </w:pPr>
+      <w:r>
+        <w:rPr>
+          <w:sz w:val="28"/>
+          <w:szCs w:val="28"/>
+        </w:rPr>
+        <w:t>Success</w:t>
+      </w:r>
+    </w:p>
+    <w:p>
+      <w:pPr>
+        <w:rPr>
+          <w:sz w:val="28"/>
+          <w:szCs w:val="28"/>
+        </w:rPr>
+      </w:pPr>
+    </w:p>
+    <w:p>
+      <w:pPr>
+        <w:rPr>
+          <w:sz w:val="28"/>
+          <w:szCs w:val="28"/>
+        </w:rPr>
+      </w:pPr>
+      <w:r>
+        <w:rPr>
+          <w:sz w:val="28"/>
+          <w:szCs w:val="28"/>
+        </w:rPr>
+        <w:t>↓</w:t>
+      </w:r>
+    </w:p>
+    <w:p>
+      <w:pPr>
+        <w:rPr>
+          <w:sz w:val="28"/>
+          <w:szCs w:val="28"/>
+        </w:rPr>
+      </w:pPr>
+    </w:p>
+    <w:p>
+      <w:pPr>
+        <w:rPr>
+          <w:sz w:val="28"/>
+          <w:szCs w:val="28"/>
+        </w:rPr>
+      </w:pPr>
+      <w:r>
+        <w:rPr>
+          <w:sz w:val="28"/>
+          <w:szCs w:val="28"/>
+        </w:rPr>
+        <w:t>finally</w:t>
+      </w:r>
+    </w:p>
+    <w:p>
+      <w:pPr>
+        <w:rPr>
+          <w:b/>
+          <w:bCs/>
+          <w:sz w:val="28"/>
+          <w:szCs w:val="28"/>
+        </w:rPr>
+      </w:pPr>
+      <w:r>
+        <w:rPr>
+          <w:b/>
+          <w:bCs/>
+          <w:sz w:val="28"/>
+          <w:szCs w:val="28"/>
+        </w:rPr>
+        <w:t>Error</w:t>
+      </w:r>
+    </w:p>
+    <w:p>
+      <w:pPr>
+        <w:rPr>
+          <w:sz w:val="28"/>
+          <w:szCs w:val="28"/>
+        </w:rPr>
+      </w:pPr>
+      <w:r>
+        <w:rPr>
+          <w:sz w:val="28"/>
+          <w:szCs w:val="28"/>
+        </w:rPr>
+        <w:t>try</w:t>
+      </w:r>
+    </w:p>
+    <w:p>
+      <w:pPr>
+        <w:rPr>
+          <w:sz w:val="28"/>
+          <w:szCs w:val="28"/>
+        </w:rPr>
+      </w:pPr>
+    </w:p>
+    <w:p>
+      <w:pPr>
+        <w:rPr>
+          <w:sz w:val="28"/>
+          <w:szCs w:val="28"/>
+        </w:rPr>
+      </w:pPr>
+      <w:r>
+        <w:rPr>
+          <w:sz w:val="28"/>
+          <w:szCs w:val="28"/>
+        </w:rPr>
+        <w:t>↓</w:t>
+      </w:r>
+    </w:p>
+    <w:p>
+      <w:pPr>
+        <w:rPr>
+          <w:sz w:val="28"/>
+          <w:szCs w:val="28"/>
+        </w:rPr>
+      </w:pPr>
+    </w:p>
+    <w:p>
+      <w:pPr>
+        <w:rPr>
+          <w:sz w:val="28"/>
+          <w:szCs w:val="28"/>
+        </w:rPr>
+      </w:pPr>
+      <w:r>
+        <w:rPr>
+          <w:sz w:val="28"/>
+          <w:szCs w:val="28"/>
+        </w:rPr>
+        <w:t>Error</w:t>
+      </w:r>
+    </w:p>
+    <w:p>
+      <w:pPr>
+        <w:rPr>
+          <w:sz w:val="28"/>
+          <w:szCs w:val="28"/>
+        </w:rPr>
+      </w:pPr>
+    </w:p>
+    <w:p>
+      <w:pPr>
+        <w:rPr>
+          <w:sz w:val="28"/>
+          <w:szCs w:val="28"/>
+        </w:rPr>
+      </w:pPr>
+      <w:r>
+        <w:rPr>
+          <w:sz w:val="28"/>
+          <w:szCs w:val="28"/>
+        </w:rPr>
+        <w:t>↓</w:t>
+      </w:r>
+    </w:p>
+    <w:p>
+      <w:pPr>
+        <w:rPr>
+          <w:sz w:val="28"/>
+          <w:szCs w:val="28"/>
+        </w:rPr>
+      </w:pPr>
+    </w:p>
+    <w:p>
+      <w:pPr>
+        <w:rPr>
+          <w:sz w:val="28"/>
+          <w:szCs w:val="28"/>
+        </w:rPr>
+      </w:pPr>
+      <w:r>
+        <w:rPr>
+          <w:sz w:val="28"/>
+          <w:szCs w:val="28"/>
+        </w:rPr>
+        <w:t>catch</w:t>
+      </w:r>
+    </w:p>
+    <w:p>
+      <w:pPr>
+        <w:rPr>
+          <w:sz w:val="28"/>
+          <w:szCs w:val="28"/>
+        </w:rPr>
+      </w:pPr>
+    </w:p>
+    <w:p>
+      <w:pPr>
+        <w:rPr>
+          <w:sz w:val="28"/>
+          <w:szCs w:val="28"/>
+        </w:rPr>
+      </w:pPr>
+      <w:r>
+        <w:rPr>
+          <w:sz w:val="28"/>
+          <w:szCs w:val="28"/>
+        </w:rPr>
+        <w:t>↓</w:t>
+      </w:r>
+    </w:p>
+    <w:p>
+      <w:pPr>
+        <w:rPr>
+          <w:sz w:val="28"/>
+          <w:szCs w:val="28"/>
+        </w:rPr>
+      </w:pPr>
+    </w:p>
+    <w:p>
+      <w:pPr>
+        <w:rPr>
+          <w:sz w:val="28"/>
+          <w:szCs w:val="28"/>
+        </w:rPr>
+      </w:pPr>
+      <w:r>
+        <w:rPr>
+          <w:sz w:val="28"/>
+          <w:szCs w:val="28"/>
+        </w:rPr>
+        <w:t>finally</w:t>
+      </w:r>
+    </w:p>
+    <w:p>
+      <w:pPr>
+        <w:rPr>
+          <w:sz w:val="28"/>
+          <w:szCs w:val="28"/>
+        </w:rPr>
+      </w:pPr>
+      <w:r>
+        <w:rPr>
+          <w:sz w:val="28"/>
+          <w:szCs w:val="28"/>
+        </w:rPr>
+        <w:pict w14:anchorId="1363ADD4">
+          <v:rect id="_x0000_i1267" style="width:0;height:1.5pt" o:hralign="center" o:hrstd="t" o:hr="t" fillcolor="#a0a0a0" stroked="f"/>
+        </w:pict>
+      </w:r>
+    </w:p>
+    <w:p>
+      <w:pPr>
+        <w:rPr>
+          <w:b/>
+          <w:bCs/>
+          <w:sz w:val="28"/>
+          <w:szCs w:val="28"/>
+        </w:rPr>
+      </w:pPr>
+      <w:r>
+        <w:rPr>
+          <w:b/>
+          <w:bCs/>
+          <w:sz w:val="28"/>
+          <w:szCs w:val="28"/>
+        </w:rPr>
+        <w:t>11. Breakpoint</w:t>
+      </w:r>
+    </w:p>
+    <w:p>
+      <w:pPr>
+        <w:rPr>
+          <w:b/>
+          <w:bCs/>
+          <w:sz w:val="28"/>
+          <w:szCs w:val="28"/>
+        </w:rPr>
+      </w:pPr>
+      <w:r>
+        <w:rPr>
+          <w:b/>
+          <w:bCs/>
+          <w:sz w:val="28"/>
+          <w:szCs w:val="28"/>
+        </w:rPr>
+        <w:lastRenderedPageBreak/>
+        <w:t>Definition</w:t>
+      </w:r>
+    </w:p>
+    <w:p>
+      <w:pPr>
+        <w:rPr>
+          <w:sz w:val="28"/>
+          <w:szCs w:val="28"/>
+        </w:rPr>
+      </w:pPr>
+      <w:r>
+        <w:rPr>
+          <w:sz w:val="28"/>
+          <w:szCs w:val="28"/>
+        </w:rPr>
+        <w:t>A Breakpoint is a debugging tool that pauses code execution at a specific line so you can inspect variables and execution flow.</w:t>
+      </w:r>
+    </w:p>
+    <w:p>
+      <w:pPr>
+        <w:rPr>
+          <w:b/>
+          <w:bCs/>
+          <w:sz w:val="28"/>
+          <w:szCs w:val="28"/>
+        </w:rPr>
+      </w:pPr>
+      <w:r>
+        <w:rPr>
+          <w:b/>
+          <w:bCs/>
+          <w:sz w:val="28"/>
+          <w:szCs w:val="28"/>
+        </w:rPr>
+        <w:t>Simple Meaning</w:t>
+      </w:r>
+    </w:p>
+    <w:p>
+      <w:pPr>
+        <w:rPr>
+          <w:sz w:val="28"/>
+          <w:szCs w:val="28"/>
+        </w:rPr>
+      </w:pPr>
+      <w:r>
+        <w:rPr>
+          <w:sz w:val="28"/>
+          <w:szCs w:val="28"/>
+        </w:rPr>
+        <w:t>Code ko pause karke dekhna ki andar kya ho raha hai.</w:t>
+      </w:r>
+    </w:p>
+    <w:p>
+      <w:pPr>
+        <w:rPr>
+          <w:b/>
+          <w:bCs/>
+          <w:sz w:val="28"/>
+          <w:szCs w:val="28"/>
+        </w:rPr>
+      </w:pPr>
+      <w:r>
+        <w:rPr>
+          <w:b/>
+          <w:bCs/>
+          <w:sz w:val="28"/>
+          <w:szCs w:val="28"/>
+        </w:rPr>
+        <w:t>Uses</w:t>
+      </w:r>
+    </w:p>
+    <w:p>
+      <w:pPr>
+        <w:numPr>
+          <w:ilvl w:val="0"/>
+          <w:numId w:val="18"/>
+        </w:numPr>
+        <w:rPr>
+          <w:sz w:val="28"/>
+          <w:szCs w:val="28"/>
+        </w:rPr>
+      </w:pPr>
+      <w:r>
+        <w:rPr>
+          <w:sz w:val="28"/>
+          <w:szCs w:val="28"/>
+        </w:rPr>
+        <w:t>Find Bugs</w:t>
+      </w:r>
+    </w:p>
+    <w:p>
+      <w:pPr>
+        <w:numPr>
+          <w:ilvl w:val="0"/>
+          <w:numId w:val="18"/>
+        </w:numPr>
+        <w:rPr>
+          <w:sz w:val="28"/>
+          <w:szCs w:val="28"/>
+        </w:rPr>
+      </w:pPr>
+      <w:r>
+        <w:rPr>
+          <w:sz w:val="28"/>
+          <w:szCs w:val="28"/>
+        </w:rPr>
+        <w:t>Check Variable Values</w:t>
+      </w:r>
+    </w:p>
+    <w:p>
+      <w:pPr>
+        <w:numPr>
+          <w:ilvl w:val="0"/>
+          <w:numId w:val="18"/>
+        </w:numPr>
+        <w:rPr>
+          <w:sz w:val="28"/>
+          <w:szCs w:val="28"/>
+        </w:rPr>
+      </w:pPr>
+      <w:r>
+        <w:rPr>
+          <w:sz w:val="28"/>
+          <w:szCs w:val="28"/>
+        </w:rPr>
+        <w:t>Check Execution Flow</w:t>
+      </w:r>
+    </w:p>
+    <w:p>
+      <w:pPr>
+        <w:numPr>
+          <w:ilvl w:val="0"/>
+          <w:numId w:val="18"/>
+        </w:numPr>
+        <w:rPr>
+          <w:sz w:val="28"/>
+          <w:szCs w:val="28"/>
+        </w:rPr>
+      </w:pPr>
+      <w:r>
+        <w:rPr>
+          <w:sz w:val="28"/>
+          <w:szCs w:val="28"/>
+        </w:rPr>
+        <w:t>Check Function Call</w:t>
+      </w:r>
+    </w:p>
+    <w:p>
+      <w:pPr>
+        <w:numPr>
+          <w:ilvl w:val="0"/>
+          <w:numId w:val="18"/>
+        </w:numPr>
+        <w:rPr>
+          <w:sz w:val="28"/>
+          <w:szCs w:val="28"/>
+        </w:rPr>
+      </w:pPr>
+      <w:r>
+        <w:rPr>
+          <w:sz w:val="28"/>
+          <w:szCs w:val="28"/>
+        </w:rPr>
+        <w:t>Inspect API Response</w:t>
+      </w:r>
+    </w:p>
+    <w:p>
+      <w:pPr>
+        <w:rPr>
+          <w:b/>
+          <w:bCs/>
+          <w:sz w:val="28"/>
+          <w:szCs w:val="28"/>
+        </w:rPr>
+      </w:pPr>
+      <w:r>
+        <w:rPr>
+          <w:b/>
+          <w:bCs/>
+          <w:sz w:val="28"/>
+          <w:szCs w:val="28"/>
+        </w:rPr>
+        <w:t>Add Breakpoint</w:t>
+      </w:r>
+    </w:p>
+    <w:p>
+      <w:pPr>
+        <w:rPr>
+          <w:sz w:val="28"/>
+          <w:szCs w:val="28"/>
+        </w:rPr>
+      </w:pPr>
+      <w:r>
+        <w:rPr>
+          <w:sz w:val="28"/>
+          <w:szCs w:val="28"/>
+        </w:rPr>
+        <w:t>VS Code</w:t>
+      </w:r>
+    </w:p>
+    <w:p>
+      <w:pPr>
+        <w:rPr>
+          <w:sz w:val="28"/>
+          <w:szCs w:val="28"/>
+        </w:rPr>
+      </w:pPr>
+    </w:p>
+    <w:p>
+      <w:pPr>
+        <w:rPr>
+          <w:sz w:val="28"/>
+          <w:szCs w:val="28"/>
+        </w:rPr>
+      </w:pPr>
+      <w:r>
+        <w:rPr>
+          <w:sz w:val="28"/>
+          <w:szCs w:val="28"/>
+        </w:rPr>
+        <w:t>↓</w:t>
+      </w:r>
+    </w:p>
+    <w:p>
+      <w:pPr>
+        <w:rPr>
+          <w:sz w:val="28"/>
+          <w:szCs w:val="28"/>
+        </w:rPr>
+      </w:pPr>
+    </w:p>
+    <w:p>
+      <w:pPr>
+        <w:rPr>
+          <w:sz w:val="28"/>
+          <w:szCs w:val="28"/>
+        </w:rPr>
+      </w:pPr>
+      <w:r>
+        <w:rPr>
+          <w:sz w:val="28"/>
+          <w:szCs w:val="28"/>
+        </w:rPr>
+        <w:t>Left Side of Line Number</w:t>
+      </w:r>
+    </w:p>
+    <w:p>
+      <w:pPr>
+        <w:rPr>
+          <w:sz w:val="28"/>
+          <w:szCs w:val="28"/>
+        </w:rPr>
+      </w:pPr>
+    </w:p>
+    <w:p>
+      <w:pPr>
+        <w:rPr>
+          <w:sz w:val="28"/>
+          <w:szCs w:val="28"/>
+        </w:rPr>
+      </w:pPr>
+      <w:r>
+        <w:rPr>
+          <w:sz w:val="28"/>
+          <w:szCs w:val="28"/>
+        </w:rPr>
+        <w:t>↓</w:t>
+      </w:r>
+    </w:p>
+    <w:p>
+      <w:pPr>
+        <w:rPr>
+          <w:sz w:val="28"/>
+          <w:szCs w:val="28"/>
+        </w:rPr>
+      </w:pPr>
+    </w:p>
+    <w:p>
+      <w:pPr>
+        <w:rPr>
+          <w:sz w:val="28"/>
+          <w:szCs w:val="28"/>
+        </w:rPr>
+      </w:pPr>
+      <w:r>
+        <w:rPr>
+          <w:sz w:val="28"/>
+          <w:szCs w:val="28"/>
+        </w:rPr>
+        <w:t>Click</w:t>
+      </w:r>
+    </w:p>
+    <w:p>
+      <w:pPr>
+        <w:rPr>
+          <w:sz w:val="28"/>
+          <w:szCs w:val="28"/>
+        </w:rPr>
+      </w:pPr>
+    </w:p>
+    <w:p>
+      <w:pPr>
+        <w:rPr>
+          <w:sz w:val="28"/>
+          <w:szCs w:val="28"/>
+        </w:rPr>
+      </w:pPr>
+      <w:r>
+        <w:rPr>
+          <w:sz w:val="28"/>
+          <w:szCs w:val="28"/>
+        </w:rPr>
+        <w:t>↓</w:t>
+      </w:r>
+    </w:p>
+    <w:p>
+      <w:pPr>
+        <w:rPr>
+          <w:sz w:val="28"/>
+          <w:szCs w:val="28"/>
+        </w:rPr>
+      </w:pPr>
+    </w:p>
+    <w:p>
+      <w:pPr>
+        <w:rPr>
+          <w:sz w:val="28"/>
+          <w:szCs w:val="28"/>
+        </w:rPr>
+      </w:pPr>
+      <w:r>
+        <w:rPr>
+          <w:rFonts w:ascii="Segoe UI Emoji" w:hAnsi="Segoe UI Emoji" w:cs="Segoe UI Emoji"/>
+          <w:sz w:val="28"/>
+          <w:szCs w:val="28"/>
+        </w:rPr>
+        <w:t>🔴</w:t>
+      </w:r>
+      <w:r>
+        <w:rPr>
+          <w:sz w:val="28"/>
+          <w:szCs w:val="28"/>
+        </w:rPr>
+        <w:t xml:space="preserve"> Red Dot</w:t>
+      </w:r>
+    </w:p>
+    <w:p>
+      <w:pPr>
+        <w:rPr>
+          <w:b/>
+          <w:bCs/>
+          <w:sz w:val="28"/>
+          <w:szCs w:val="28"/>
+        </w:rPr>
+      </w:pPr>
+      <w:r>
+        <w:rPr>
+          <w:b/>
+          <w:bCs/>
+          <w:sz w:val="28"/>
+          <w:szCs w:val="28"/>
+        </w:rPr>
+        <w:t>Run Debug Mode</w:t>
+      </w:r>
+    </w:p>
+    <w:p>
+      <w:pPr>
+        <w:rPr>
+          <w:sz w:val="28"/>
+          <w:szCs w:val="28"/>
+        </w:rPr>
+      </w:pPr>
+      <w:r>
+        <w:rPr>
+          <w:sz w:val="28"/>
+          <w:szCs w:val="28"/>
+        </w:rPr>
+        <w:t>F5</w:t>
+      </w:r>
+    </w:p>
+    <w:p>
+      <w:pPr>
+        <w:rPr>
+          <w:sz w:val="28"/>
+          <w:szCs w:val="28"/>
+        </w:rPr>
+      </w:pPr>
+    </w:p>
+    <w:p>
+      <w:pPr>
+        <w:rPr>
+          <w:sz w:val="28"/>
+          <w:szCs w:val="28"/>
+        </w:rPr>
+      </w:pPr>
+      <w:r>
+        <w:rPr>
+          <w:sz w:val="28"/>
+          <w:szCs w:val="28"/>
+        </w:rPr>
+        <w:t>OR</w:t>
+      </w:r>
+    </w:p>
+    <w:p>
+      <w:pPr>
+        <w:rPr>
+          <w:sz w:val="28"/>
+          <w:szCs w:val="28"/>
+        </w:rPr>
+      </w:pPr>
+    </w:p>
+    <w:p>
+      <w:pPr>
+        <w:rPr>
+          <w:sz w:val="28"/>
+          <w:szCs w:val="28"/>
+        </w:rPr>
+      </w:pPr>
+      <w:r>
+        <w:rPr>
+          <w:sz w:val="28"/>
+          <w:szCs w:val="28"/>
+        </w:rPr>
+        <w:t>Run</w:t>
+      </w:r>
+    </w:p>
+    <w:p>
+      <w:pPr>
+        <w:rPr>
+          <w:sz w:val="28"/>
+          <w:szCs w:val="28"/>
+        </w:rPr>
+      </w:pPr>
+    </w:p>
+    <w:p>
+      <w:pPr>
+        <w:rPr>
+          <w:sz w:val="28"/>
+          <w:szCs w:val="28"/>
+        </w:rPr>
+      </w:pPr>
+      <w:r>
+        <w:rPr>
+          <w:sz w:val="28"/>
+          <w:szCs w:val="28"/>
+        </w:rPr>
+        <w:t>↓</w:t>
+      </w:r>
+    </w:p>
+    <w:p>
+      <w:pPr>
+        <w:rPr>
+          <w:sz w:val="28"/>
+          <w:szCs w:val="28"/>
+        </w:rPr>
+      </w:pPr>
+    </w:p>
+    <w:p>
+      <w:pPr>
+        <w:rPr>
+          <w:sz w:val="28"/>
+          <w:szCs w:val="28"/>
+        </w:rPr>
+      </w:pPr>
+      <w:r>
+        <w:rPr>
+          <w:sz w:val="28"/>
+          <w:szCs w:val="28"/>
+        </w:rPr>
+        <w:t>Start Debugging</w:t>
+      </w:r>
+    </w:p>
+    <w:p>
+      <w:pPr>
+        <w:rPr>
+          <w:sz w:val="28"/>
+          <w:szCs w:val="28"/>
+        </w:rPr>
+      </w:pPr>
+      <w:r>
+        <w:rPr>
+          <w:sz w:val="28"/>
+          <w:szCs w:val="28"/>
+        </w:rPr>
+        <w:pict w14:anchorId="72105A55">
+          <v:rect id="_x0000_i1268" style="width:0;height:1.5pt" o:hralign="center" o:hrstd="t" o:hr="t" fillcolor="#a0a0a0" stroked="f"/>
+        </w:pict>
+      </w:r>
+    </w:p>
+    <w:p>
+      <w:pPr>
+        <w:rPr>
+          <w:b/>
+          <w:bCs/>
+          <w:sz w:val="28"/>
+          <w:szCs w:val="28"/>
+        </w:rPr>
+      </w:pPr>
+      <w:r>
+        <w:rPr>
+          <w:b/>
+          <w:bCs/>
+          <w:sz w:val="28"/>
+          <w:szCs w:val="28"/>
+        </w:rPr>
+        <w:t>12. Debug Console</w:t>
+      </w:r>
+    </w:p>
+    <w:p>
+      <w:pPr>
+        <w:rPr>
+          <w:b/>
+          <w:bCs/>
+          <w:sz w:val="28"/>
+          <w:szCs w:val="28"/>
+        </w:rPr>
+      </w:pPr>
+      <w:r>
+        <w:rPr>
+          <w:b/>
+          <w:bCs/>
+          <w:sz w:val="28"/>
+          <w:szCs w:val="28"/>
+        </w:rPr>
+        <w:t>Purpose</w:t>
+      </w:r>
+    </w:p>
+    <w:p>
+      <w:pPr>
+        <w:rPr>
+          <w:sz w:val="28"/>
+          <w:szCs w:val="28"/>
+        </w:rPr>
+      </w:pPr>
+      <w:r>
+        <w:rPr>
+          <w:sz w:val="28"/>
+          <w:szCs w:val="28"/>
+        </w:rPr>
+        <w:t>Variable ki value dekhne ke liye.</w:t>
+      </w:r>
+    </w:p>
+    <w:p>
+      <w:pPr>
+        <w:rPr>
+          <w:sz w:val="28"/>
+          <w:szCs w:val="28"/>
+        </w:rPr>
+      </w:pPr>
+      <w:r>
+        <w:rPr>
+          <w:sz w:val="28"/>
+          <w:szCs w:val="28"/>
+        </w:rPr>
+        <w:t>Example</w:t>
+      </w:r>
+    </w:p>
+    <w:p>
+      <w:pPr>
+        <w:rPr>
+          <w:sz w:val="28"/>
+          <w:szCs w:val="28"/>
+        </w:rPr>
+      </w:pPr>
+      <w:r>
+        <w:rPr>
+          <w:sz w:val="28"/>
+          <w:szCs w:val="28"/>
+        </w:rPr>
+        <w:t>print(user.name);</w:t>
+      </w:r>
+    </w:p>
+    <w:p>
+      <w:pPr>
+        <w:rPr>
+          <w:sz w:val="28"/>
+          <w:szCs w:val="28"/>
+        </w:rPr>
+      </w:pPr>
+      <w:r>
+        <w:rPr>
+          <w:sz w:val="28"/>
+          <w:szCs w:val="28"/>
+        </w:rPr>
+        <w:t>ya</w:t>
+      </w:r>
+    </w:p>
+    <w:p>
+      <w:pPr>
+        <w:rPr>
+          <w:sz w:val="28"/>
+          <w:szCs w:val="28"/>
+        </w:rPr>
+      </w:pPr>
+      <w:r>
+        <w:rPr>
+          <w:sz w:val="28"/>
+          <w:szCs w:val="28"/>
+        </w:rPr>
+        <w:t>debugPrint(user.name);</w:t>
+      </w:r>
+    </w:p>
+    <w:p>
+      <w:pPr>
+        <w:rPr>
+          <w:sz w:val="28"/>
+          <w:szCs w:val="28"/>
+        </w:rPr>
+      </w:pPr>
+      <w:r>
+        <w:rPr>
+          <w:sz w:val="28"/>
+          <w:szCs w:val="28"/>
+        </w:rPr>
+        <w:pict w14:anchorId="7866512F">
+          <v:rect id="_x0000_i1269" style="width:0;height:1.5pt" o:hralign="center" o:hrstd="t" o:hr="t" fillcolor="#a0a0a0" stroked="f"/>
+        </w:pict>
+      </w:r>
+    </w:p>
+    <w:p>
+      <w:pPr>
+        <w:rPr>
+          <w:b/>
+          <w:bCs/>
+          <w:sz w:val="28"/>
+          <w:szCs w:val="28"/>
+        </w:rPr>
+      </w:pPr>
+      <w:r>
+        <w:rPr>
+          <w:b/>
+          <w:bCs/>
+          <w:sz w:val="28"/>
+          <w:szCs w:val="28"/>
+        </w:rPr>
+        <w:t>13. Stack Trace</w:t>
+      </w:r>
+    </w:p>
+    <w:p>
+      <w:pPr>
+        <w:rPr>
+          <w:b/>
+          <w:bCs/>
+          <w:sz w:val="28"/>
+          <w:szCs w:val="28"/>
+        </w:rPr>
+      </w:pPr>
+      <w:r>
+        <w:rPr>
+          <w:b/>
+          <w:bCs/>
+          <w:sz w:val="28"/>
+          <w:szCs w:val="28"/>
+        </w:rPr>
+        <w:t>Definition</w:t>
+      </w:r>
+    </w:p>
+    <w:p>
+      <w:pPr>
+        <w:rPr>
+          <w:sz w:val="28"/>
+          <w:szCs w:val="28"/>
+        </w:rPr>
+      </w:pPr>
+      <w:r>
+        <w:rPr>
+          <w:sz w:val="28"/>
+          <w:szCs w:val="28"/>
+        </w:rPr>
+        <w:lastRenderedPageBreak/>
+        <w:t>Stack Trace batata hai error kis file aur kis line par hua.</w:t>
+      </w:r>
+    </w:p>
+    <w:p>
+      <w:pPr>
+        <w:rPr>
+          <w:sz w:val="28"/>
+          <w:szCs w:val="28"/>
+        </w:rPr>
+      </w:pPr>
+      <w:r>
+        <w:rPr>
+          <w:sz w:val="28"/>
+          <w:szCs w:val="28"/>
+        </w:rPr>
+        <w:t>Example</w:t>
+      </w:r>
+    </w:p>
+    <w:p>
+      <w:pPr>
+        <w:rPr>
+          <w:sz w:val="28"/>
+          <w:szCs w:val="28"/>
+        </w:rPr>
+      </w:pPr>
+      <w:r>
+        <w:rPr>
+          <w:sz w:val="28"/>
+          <w:szCs w:val="28"/>
+        </w:rPr>
+        <w:t>Null check operator used on a null value</w:t>
+      </w:r>
+    </w:p>
+    <w:p>
+      <w:pPr>
+        <w:rPr>
+          <w:sz w:val="28"/>
+          <w:szCs w:val="28"/>
+        </w:rPr>
+      </w:pPr>
+    </w:p>
+    <w:p>
+      <w:pPr>
+        <w:rPr>
+          <w:sz w:val="28"/>
+          <w:szCs w:val="28"/>
+        </w:rPr>
+      </w:pPr>
+      <w:r>
+        <w:rPr>
+          <w:sz w:val="28"/>
+          <w:szCs w:val="28"/>
+        </w:rPr>
+        <w:t>login_repository.dart</w:t>
+      </w:r>
+    </w:p>
+    <w:p>
+      <w:pPr>
+        <w:rPr>
+          <w:sz w:val="28"/>
+          <w:szCs w:val="28"/>
+        </w:rPr>
+      </w:pPr>
+    </w:p>
+    <w:p>
+      <w:pPr>
+        <w:rPr>
+          <w:sz w:val="28"/>
+          <w:szCs w:val="28"/>
+        </w:rPr>
+      </w:pPr>
+      <w:r>
+        <w:rPr>
+          <w:sz w:val="28"/>
+          <w:szCs w:val="28"/>
+        </w:rPr>
+        <w:t>Line 45</w:t>
+      </w:r>
+    </w:p>
+    <w:p>
+      <w:pPr>
+        <w:rPr>
+          <w:sz w:val="28"/>
+          <w:szCs w:val="28"/>
+        </w:rPr>
+      </w:pPr>
+      <w:r>
+        <w:rPr>
+          <w:sz w:val="28"/>
+          <w:szCs w:val="28"/>
+        </w:rPr>
+        <w:pict w14:anchorId="08455DE8">
+          <v:rect id="_x0000_i1270" style="width:0;height:1.5pt" o:hralign="center" o:hrstd="t" o:hr="t" fillcolor="#a0a0a0" stroked="f"/>
+        </w:pict>
+      </w:r>
+    </w:p>
+    <w:p>
+      <w:pPr>
+        <w:rPr>
+          <w:b/>
+          <w:bCs/>
+          <w:sz w:val="28"/>
+          <w:szCs w:val="28"/>
+        </w:rPr>
+      </w:pPr>
+      <w:r>
+        <w:rPr>
+          <w:b/>
+          <w:bCs/>
+          <w:sz w:val="28"/>
+          <w:szCs w:val="28"/>
+        </w:rPr>
+        <w:t>14. Breakpoint vs print()</w:t>
+      </w:r>
+    </w:p>
+    <w:tbl>
+      <w:tblPr>
+        <w:tblW w:w="0" w:type="auto"/>
+        <w:tblCellSpacing w:w="15" w:type="dxa"/>
+        <w:tblCellMar>
+          <w:top w:w="15" w:type="dxa"/>
+          <w:left w:w="15" w:type="dxa"/>
+          <w:bottom w:w="15" w:type="dxa"/>
+          <w:right w:w="15" w:type="dxa"/>
+        </w:tblCellMar>
+        <w:tblLook w:val="04A0" w:firstRow="1" w:lastRow="0" w:firstColumn="1" w:lastColumn="0" w:noHBand="0" w:noVBand="1"/>
+      </w:tblPr>
+      <w:tblGrid>
+        <w:gridCol w:w="3658"/>
+        <w:gridCol w:w="3065"/>
+      </w:tblGrid>
+      <w:tr>
+        <w:trPr>
+          <w:tblHeader/>
+          <w:tblCellSpacing w:w="15" w:type="dxa"/>
+        </w:trPr>
+        <w:tc>
+          <w:tcPr>
+            <w:tcW w:w="0" w:type="auto"/>
+            <w:vAlign w:val="center"/>
+            <w:hideMark/>
+          </w:tcPr>
+          <w:p>
+            <w:pPr>
+              <w:rPr>
+                <w:b/>
+                <w:bCs/>
+                <w:sz w:val="28"/>
+                <w:szCs w:val="28"/>
+              </w:rPr>
+            </w:pPr>
+            <w:r>
+              <w:rPr>
+                <w:b/>
+                <w:bCs/>
+                <w:sz w:val="28"/>
+                <w:szCs w:val="28"/>
+              </w:rPr>
+              <w:t>Breakpoint</w:t>
+            </w:r>
+          </w:p>
+        </w:tc>
+        <w:tc>
+          <w:tcPr>
+            <w:tcW w:w="0" w:type="auto"/>
+            <w:vAlign w:val="center"/>
+            <w:hideMark/>
+          </w:tcPr>
+          <w:p>
+            <w:pPr>
+              <w:rPr>
+                <w:b/>
+                <w:bCs/>
+                <w:sz w:val="28"/>
+                <w:szCs w:val="28"/>
+              </w:rPr>
+            </w:pPr>
+            <w:r>
+              <w:rPr>
+                <w:b/>
+                <w:bCs/>
+                <w:sz w:val="28"/>
+                <w:szCs w:val="28"/>
+              </w:rPr>
+              <w:t>print()</w:t>
+            </w:r>
+          </w:p>
+        </w:tc>
+      </w:tr>
+      <w:tr>
+        <w:trPr>
+          <w:tblCellSpacing w:w="15" w:type="dxa"/>
+        </w:trPr>
+        <w:tc>
+          <w:tcPr>
+            <w:tcW w:w="0" w:type="auto"/>
+            <w:vAlign w:val="center"/>
+            <w:hideMark/>
+          </w:tcPr>
+          <w:p>
+            <w:pPr>
+              <w:rPr>
+                <w:sz w:val="28"/>
+                <w:szCs w:val="28"/>
+              </w:rPr>
+            </w:pPr>
+            <w:r>
+              <w:rPr>
+                <w:sz w:val="28"/>
+                <w:szCs w:val="28"/>
+              </w:rPr>
+              <w:t>Code Pause karta hai</w:t>
+            </w:r>
+          </w:p>
+        </w:tc>
+        <w:tc>
+          <w:tcPr>
+            <w:tcW w:w="0" w:type="auto"/>
+            <w:vAlign w:val="center"/>
+            <w:hideMark/>
+          </w:tcPr>
+          <w:p>
+            <w:pPr>
+              <w:rPr>
+                <w:sz w:val="28"/>
+                <w:szCs w:val="28"/>
+              </w:rPr>
+            </w:pPr>
+            <w:r>
+              <w:rPr>
+                <w:sz w:val="28"/>
+                <w:szCs w:val="28"/>
+              </w:rPr>
+              <w:t>Sirf value print karta hai</w:t>
+            </w:r>
+          </w:p>
+        </w:tc>
+      </w:tr>
+      <w:tr>
+        <w:trPr>
+          <w:tblCellSpacing w:w="15" w:type="dxa"/>
+        </w:trPr>
+        <w:tc>
+          <w:tcPr>
+            <w:tcW w:w="0" w:type="auto"/>
+            <w:vAlign w:val="center"/>
+            <w:hideMark/>
+          </w:tcPr>
+          <w:p>
+            <w:pPr>
+              <w:rPr>
+                <w:sz w:val="28"/>
+                <w:szCs w:val="28"/>
+              </w:rPr>
+            </w:pPr>
+            <w:r>
+              <w:rPr>
+                <w:sz w:val="28"/>
+                <w:szCs w:val="28"/>
+              </w:rPr>
+              <w:t>Variables inspect kar sakte ho</w:t>
+            </w:r>
+          </w:p>
+        </w:tc>
+        <w:tc>
+          <w:tcPr>
+            <w:tcW w:w="0" w:type="auto"/>
+            <w:vAlign w:val="center"/>
+            <w:hideMark/>
+          </w:tcPr>
+          <w:p>
+            <w:pPr>
+              <w:rPr>
+                <w:sz w:val="28"/>
+                <w:szCs w:val="28"/>
+              </w:rPr>
+            </w:pPr>
+            <w:r>
+              <w:rPr>
+                <w:sz w:val="28"/>
+                <w:szCs w:val="28"/>
+              </w:rPr>
+              <w:t>Sirf output dekh sakte ho</w:t>
+            </w:r>
+          </w:p>
+        </w:tc>
+      </w:tr>
+      <w:tr>
+        <w:trPr>
+          <w:tblCellSpacing w:w="15" w:type="dxa"/>
+        </w:trPr>
+        <w:tc>
+          <w:tcPr>
+            <w:tcW w:w="0" w:type="auto"/>
+            <w:vAlign w:val="center"/>
+            <w:hideMark/>
+          </w:tcPr>
+          <w:p>
+            <w:pPr>
+              <w:rPr>
+                <w:sz w:val="28"/>
+                <w:szCs w:val="28"/>
+              </w:rPr>
+            </w:pPr>
+            <w:r>
+              <w:rPr>
+                <w:sz w:val="28"/>
+                <w:szCs w:val="28"/>
+              </w:rPr>
+              <w:t>Debugging ke liye best</w:t>
+            </w:r>
+          </w:p>
+        </w:tc>
+        <w:tc>
+          <w:tcPr>
+            <w:tcW w:w="0" w:type="auto"/>
+            <w:vAlign w:val="center"/>
+            <w:hideMark/>
+          </w:tcPr>
+          <w:p>
+            <w:pPr>
+              <w:rPr>
+                <w:sz w:val="28"/>
+                <w:szCs w:val="28"/>
+              </w:rPr>
+            </w:pPr>
+            <w:r>
+              <w:rPr>
+                <w:sz w:val="28"/>
+                <w:szCs w:val="28"/>
+              </w:rPr>
+              <w:t>Quick checking ke liye</w:t>
+            </w:r>
+          </w:p>
+        </w:tc>
+      </w:tr>
+    </w:tbl>
+    <w:p>
+      <w:pPr>
+        <w:rPr>
+          <w:sz w:val="28"/>
+          <w:szCs w:val="28"/>
+        </w:rPr>
+      </w:pPr>
+      <w:r>
+        <w:rPr>
+          <w:sz w:val="28"/>
+          <w:szCs w:val="28"/>
+        </w:rPr>
+        <w:pict w14:anchorId="68303B0F">
+          <v:rect id="_x0000_i1271" style="width:0;height:1.5pt" o:hralign="center" o:hrstd="t" o:hr="t" fillcolor="#a0a0a0" stroked="f"/>
+        </w:pict>
+      </w:r>
+    </w:p>
+    <w:p>
+      <w:pPr>
+        <w:rPr>
+          <w:b/>
+          <w:bCs/>
+          <w:sz w:val="28"/>
+          <w:szCs w:val="28"/>
+        </w:rPr>
+      </w:pPr>
+      <w:r>
+        <w:rPr>
+          <w:rFonts w:ascii="Segoe UI Emoji" w:hAnsi="Segoe UI Emoji" w:cs="Segoe UI Emoji"/>
+          <w:b/>
+          <w:bCs/>
+          <w:sz w:val="28"/>
+          <w:szCs w:val="28"/>
+        </w:rPr>
+        <w:t>⭐</w:t>
+      </w:r>
+      <w:r>
+        <w:rPr>
+          <w:b/>
+          <w:bCs/>
+          <w:sz w:val="28"/>
+          <w:szCs w:val="28"/>
+        </w:rPr>
+        <w:t xml:space="preserve"> Complete Execution Flow</w:t>
+      </w:r>
+    </w:p>
+    <w:p>
+      <w:pPr>
+        <w:rPr>
+          <w:sz w:val="28"/>
+          <w:szCs w:val="28"/>
+        </w:rPr>
+      </w:pPr>
+      <w:r>
+        <w:rPr>
+          <w:sz w:val="28"/>
+          <w:szCs w:val="28"/>
+        </w:rPr>
+        <w:t>User Click</w:t>
+      </w:r>
+    </w:p>
+    <w:p>
+      <w:pPr>
+        <w:rPr>
+          <w:sz w:val="28"/>
+          <w:szCs w:val="28"/>
+        </w:rPr>
+      </w:pPr>
+    </w:p>
+    <w:p>
+      <w:pPr>
+        <w:rPr>
+          <w:sz w:val="28"/>
+          <w:szCs w:val="28"/>
+        </w:rPr>
+      </w:pPr>
+      <w:r>
+        <w:rPr>
+          <w:sz w:val="28"/>
+          <w:szCs w:val="28"/>
+        </w:rPr>
+        <w:t>↓</w:t>
+      </w:r>
+    </w:p>
+    <w:p>
+      <w:pPr>
+        <w:rPr>
+          <w:sz w:val="28"/>
+          <w:szCs w:val="28"/>
+        </w:rPr>
+      </w:pPr>
+    </w:p>
+    <w:p>
+      <w:pPr>
+        <w:rPr>
+          <w:sz w:val="28"/>
+          <w:szCs w:val="28"/>
+        </w:rPr>
+      </w:pPr>
+      <w:r>
+        <w:rPr>
+          <w:sz w:val="28"/>
+          <w:szCs w:val="28"/>
+        </w:rPr>
+        <w:t>API/Firebase</w:t>
+      </w:r>
+    </w:p>
+    <w:p>
+      <w:pPr>
+        <w:rPr>
+          <w:sz w:val="28"/>
+          <w:szCs w:val="28"/>
+        </w:rPr>
+      </w:pPr>
+    </w:p>
+    <w:p>
+      <w:pPr>
+        <w:rPr>
+          <w:sz w:val="28"/>
+          <w:szCs w:val="28"/>
+        </w:rPr>
+      </w:pPr>
+      <w:r>
+        <w:rPr>
+          <w:sz w:val="28"/>
+          <w:szCs w:val="28"/>
+        </w:rPr>
+        <w:t>↓</w:t>
+      </w:r>
+    </w:p>
+    <w:p>
+      <w:pPr>
+        <w:rPr>
+          <w:sz w:val="28"/>
+          <w:szCs w:val="28"/>
+        </w:rPr>
+      </w:pPr>
+    </w:p>
+    <w:p>
+      <w:pPr>
+        <w:rPr>
+          <w:sz w:val="28"/>
+          <w:szCs w:val="28"/>
+        </w:rPr>
+      </w:pPr>
+      <w:r>
+        <w:rPr>
+          <w:sz w:val="28"/>
+          <w:szCs w:val="28"/>
+        </w:rPr>
+        <w:lastRenderedPageBreak/>
+        <w:t>Future</w:t>
+      </w:r>
+    </w:p>
+    <w:p>
+      <w:pPr>
+        <w:rPr>
+          <w:sz w:val="28"/>
+          <w:szCs w:val="28"/>
+        </w:rPr>
+      </w:pPr>
+    </w:p>
+    <w:p>
+      <w:pPr>
+        <w:rPr>
+          <w:sz w:val="28"/>
+          <w:szCs w:val="28"/>
+        </w:rPr>
+      </w:pPr>
+      <w:r>
+        <w:rPr>
+          <w:sz w:val="28"/>
+          <w:szCs w:val="28"/>
+        </w:rPr>
+        <w:t>↓</w:t>
+      </w:r>
+    </w:p>
+    <w:p>
+      <w:pPr>
+        <w:rPr>
+          <w:sz w:val="28"/>
+          <w:szCs w:val="28"/>
+        </w:rPr>
+      </w:pPr>
+    </w:p>
+    <w:p>
+      <w:pPr>
+        <w:rPr>
+          <w:sz w:val="28"/>
+          <w:szCs w:val="28"/>
+        </w:rPr>
+      </w:pPr>
+      <w:r>
+        <w:rPr>
+          <w:sz w:val="28"/>
+          <w:szCs w:val="28"/>
+        </w:rPr>
+        <w:t>async</w:t>
+      </w:r>
+    </w:p>
+    <w:p>
+      <w:pPr>
+        <w:rPr>
+          <w:sz w:val="28"/>
+          <w:szCs w:val="28"/>
+        </w:rPr>
+      </w:pPr>
+    </w:p>
+    <w:p>
+      <w:pPr>
+        <w:rPr>
+          <w:sz w:val="28"/>
+          <w:szCs w:val="28"/>
+        </w:rPr>
+      </w:pPr>
+      <w:r>
+        <w:rPr>
+          <w:sz w:val="28"/>
+          <w:szCs w:val="28"/>
+        </w:rPr>
+        <w:t>↓</w:t>
+      </w:r>
+    </w:p>
+    <w:p>
+      <w:pPr>
+        <w:rPr>
+          <w:sz w:val="28"/>
+          <w:szCs w:val="28"/>
+        </w:rPr>
+      </w:pPr>
+    </w:p>
+    <w:p>
+      <w:pPr>
+        <w:rPr>
+          <w:sz w:val="28"/>
+          <w:szCs w:val="28"/>
+        </w:rPr>
+      </w:pPr>
+      <w:r>
+        <w:rPr>
+          <w:sz w:val="28"/>
+          <w:szCs w:val="28"/>
+        </w:rPr>
+        <w:t>await</w:t>
+      </w:r>
+    </w:p>
+    <w:p>
+      <w:pPr>
+        <w:rPr>
+          <w:sz w:val="28"/>
+          <w:szCs w:val="28"/>
+        </w:rPr>
+      </w:pPr>
+    </w:p>
+    <w:p>
+      <w:pPr>
+        <w:rPr>
+          <w:sz w:val="28"/>
+          <w:szCs w:val="28"/>
+        </w:rPr>
+      </w:pPr>
+      <w:r>
+        <w:rPr>
+          <w:sz w:val="28"/>
+          <w:szCs w:val="28"/>
+        </w:rPr>
+        <w:t>↓</w:t>
+      </w:r>
+    </w:p>
+    <w:p>
+      <w:pPr>
+        <w:rPr>
+          <w:sz w:val="28"/>
+          <w:szCs w:val="28"/>
+        </w:rPr>
+      </w:pPr>
+    </w:p>
+    <w:p>
+      <w:pPr>
+        <w:rPr>
+          <w:sz w:val="28"/>
+          <w:szCs w:val="28"/>
+        </w:rPr>
+      </w:pPr>
+      <w:r>
+        <w:rPr>
+          <w:sz w:val="28"/>
+          <w:szCs w:val="28"/>
+        </w:rPr>
+        <w:t>Success / Error</w:t>
+      </w:r>
+    </w:p>
+    <w:p>
+      <w:pPr>
+        <w:rPr>
+          <w:sz w:val="28"/>
+          <w:szCs w:val="28"/>
+        </w:rPr>
+      </w:pPr>
+    </w:p>
+    <w:p>
+      <w:pPr>
+        <w:rPr>
+          <w:sz w:val="28"/>
+          <w:szCs w:val="28"/>
+        </w:rPr>
+      </w:pPr>
+      <w:r>
+        <w:rPr>
+          <w:sz w:val="28"/>
+          <w:szCs w:val="28"/>
+        </w:rPr>
+        <w:t>↓</w:t>
+      </w:r>
+    </w:p>
+    <w:p>
+      <w:pPr>
+        <w:rPr>
+          <w:sz w:val="28"/>
+          <w:szCs w:val="28"/>
+        </w:rPr>
+      </w:pPr>
+    </w:p>
+    <w:p>
+      <w:pPr>
+        <w:rPr>
+          <w:sz w:val="28"/>
+          <w:szCs w:val="28"/>
+        </w:rPr>
+      </w:pPr>
+      <w:r>
+        <w:rPr>
+          <w:sz w:val="28"/>
+          <w:szCs w:val="28"/>
+        </w:rPr>
+        <w:t>try</w:t>
+      </w:r>
+    </w:p>
+    <w:p>
+      <w:pPr>
+        <w:rPr>
+          <w:sz w:val="28"/>
+          <w:szCs w:val="28"/>
+        </w:rPr>
+      </w:pPr>
+    </w:p>
+    <w:p>
+      <w:pPr>
+        <w:rPr>
+          <w:sz w:val="28"/>
+          <w:szCs w:val="28"/>
+        </w:rPr>
+      </w:pPr>
+      <w:r>
+        <w:rPr>
+          <w:sz w:val="28"/>
+          <w:szCs w:val="28"/>
+        </w:rPr>
+        <w:t>↓</w:t>
+      </w:r>
+    </w:p>
+    <w:p>
+      <w:pPr>
+        <w:rPr>
+          <w:sz w:val="28"/>
+          <w:szCs w:val="28"/>
+        </w:rPr>
+      </w:pPr>
+    </w:p>
+    <w:p>
+      <w:pPr>
+        <w:rPr>
+          <w:sz w:val="28"/>
+          <w:szCs w:val="28"/>
+        </w:rPr>
+      </w:pPr>
+      <w:r>
+        <w:rPr>
+          <w:sz w:val="28"/>
+          <w:szCs w:val="28"/>
+        </w:rPr>
+        <w:t>catch (if error)</w:t>
+      </w:r>
+    </w:p>
+    <w:p>
+      <w:pPr>
+        <w:rPr>
+          <w:sz w:val="28"/>
+          <w:szCs w:val="28"/>
+        </w:rPr>
+      </w:pPr>
+    </w:p>
+    <w:p>
+      <w:pPr>
+        <w:rPr>
+          <w:sz w:val="28"/>
+          <w:szCs w:val="28"/>
+        </w:rPr>
+      </w:pPr>
+      <w:r>
+        <w:rPr>
+          <w:sz w:val="28"/>
+          <w:szCs w:val="28"/>
+        </w:rPr>
+        <w:t>↓</w:t>
+      </w:r>
+    </w:p>
+    <w:p>
+      <w:pPr>
+        <w:rPr>
+          <w:sz w:val="28"/>
+          <w:szCs w:val="28"/>
+        </w:rPr>
+      </w:pPr>
+    </w:p>
+    <w:p>
+      <w:pPr>
+        <w:rPr>
+          <w:sz w:val="28"/>
+          <w:szCs w:val="28"/>
+        </w:rPr>
+      </w:pPr>
+      <w:r>
+        <w:rPr>
+          <w:sz w:val="28"/>
+          <w:szCs w:val="28"/>
+        </w:rPr>
+        <w:t>finally</w:t>
+      </w:r>
+    </w:p>
+    <w:p>
+      <w:pPr>
+        <w:rPr>
+          <w:sz w:val="28"/>
+          <w:szCs w:val="28"/>
+        </w:rPr>
+      </w:pPr>
+    </w:p>
+    <w:p>
+      <w:pPr>
+        <w:rPr>
+          <w:sz w:val="28"/>
+          <w:szCs w:val="28"/>
+        </w:rPr>
+      </w:pPr>
+      <w:r>
+        <w:rPr>
+          <w:sz w:val="28"/>
+          <w:szCs w:val="28"/>
+        </w:rPr>
+        <w:t>↓</w:t>
+      </w:r>
+    </w:p>
+    <w:p>
+      <w:pPr>
+        <w:rPr>
+          <w:sz w:val="28"/>
+          <w:szCs w:val="28"/>
+        </w:rPr>
+      </w:pPr>
+    </w:p>
+    <w:p>
+      <w:pPr>
+        <w:rPr>
+          <w:sz w:val="28"/>
+          <w:szCs w:val="28"/>
+        </w:rPr>
+      </w:pPr>
+      <w:r>
+        <w:rPr>
+          <w:sz w:val="28"/>
+          <w:szCs w:val="28"/>
+        </w:rPr>
+        <w:t>UI Update</w:t>
+      </w:r>
+    </w:p>
+    <w:p>
+      <w:pPr>
+        <w:rPr>
+          <w:sz w:val="28"/>
+          <w:szCs w:val="28"/>
+        </w:rPr>
+      </w:pPr>
+      <w:r>
+        <w:rPr>
+          <w:sz w:val="28"/>
+          <w:szCs w:val="28"/>
+        </w:rPr>
+        <w:pict w14:anchorId="1D56ADFB">
+          <v:rect id="_x0000_i1272" style="width:0;height:1.5pt" o:hralign="center" o:hrstd="t" o:hr="t" fillcolor="#a0a0a0" stroked="f"/>
+        </w:pict>
+      </w:r>
+    </w:p>
+    <w:p>
+      <w:pPr>
+        <w:rPr>
+          <w:b/>
+          <w:bCs/>
+          <w:sz w:val="28"/>
+          <w:szCs w:val="28"/>
+        </w:rPr>
+      </w:pPr>
+      <w:r>
+        <w:rPr>
+          <w:rFonts w:ascii="Segoe UI Emoji" w:hAnsi="Segoe UI Emoji" w:cs="Segoe UI Emoji"/>
+          <w:b/>
+          <w:bCs/>
+          <w:sz w:val="28"/>
+          <w:szCs w:val="28"/>
+        </w:rPr>
+        <w:t>⭐</w:t>
+      </w:r>
+      <w:r>
+        <w:rPr>
+          <w:b/>
+          <w:bCs/>
+          <w:sz w:val="28"/>
+          <w:szCs w:val="28"/>
+        </w:rPr>
+        <w:t xml:space="preserve"> Memory Chart</w:t>
+      </w:r>
+    </w:p>
+    <w:p>
+      <w:pPr>
+        <w:rPr>
+          <w:sz w:val="28"/>
+          <w:szCs w:val="28"/>
+        </w:rPr>
+      </w:pPr>
+      <w:r>
+        <w:rPr>
+          <w:sz w:val="28"/>
+          <w:szCs w:val="28"/>
+        </w:rPr>
+        <w:t>Future</w:t>
+      </w:r>
+    </w:p>
+    <w:p>
+      <w:pPr>
+        <w:rPr>
+          <w:sz w:val="28"/>
+          <w:szCs w:val="28"/>
+        </w:rPr>
+      </w:pPr>
+    </w:p>
+    <w:p>
+      <w:pPr>
+        <w:rPr>
+          <w:sz w:val="28"/>
+          <w:szCs w:val="28"/>
+        </w:rPr>
+      </w:pPr>
+      <w:r>
+        <w:rPr>
+          <w:sz w:val="28"/>
+          <w:szCs w:val="28"/>
+        </w:rPr>
+        <w:t>↓</w:t>
+      </w:r>
+    </w:p>
+    <w:p>
+      <w:pPr>
+        <w:rPr>
+          <w:sz w:val="28"/>
+          <w:szCs w:val="28"/>
+        </w:rPr>
+      </w:pPr>
+    </w:p>
+    <w:p>
+      <w:pPr>
+        <w:rPr>
+          <w:sz w:val="28"/>
+          <w:szCs w:val="28"/>
+        </w:rPr>
+      </w:pPr>
+      <w:r>
+        <w:rPr>
+          <w:sz w:val="28"/>
+          <w:szCs w:val="28"/>
+        </w:rPr>
+        <w:t>Result Future me milega</w:t>
+      </w:r>
+    </w:p>
+    <w:p>
+      <w:pPr>
+        <w:rPr>
+          <w:sz w:val="28"/>
+          <w:szCs w:val="28"/>
+        </w:rPr>
+      </w:pPr>
+    </w:p>
+    <w:p>
+      <w:pPr>
+        <w:rPr>
+          <w:sz w:val="28"/>
+          <w:szCs w:val="28"/>
+        </w:rPr>
+      </w:pPr>
+      <w:r>
+        <w:rPr>
+          <w:sz w:val="28"/>
+          <w:szCs w:val="28"/>
+        </w:rPr>
+        <w:t>↓</w:t>
+      </w:r>
+    </w:p>
+    <w:p>
+      <w:pPr>
+        <w:rPr>
+          <w:sz w:val="28"/>
+          <w:szCs w:val="28"/>
+        </w:rPr>
+      </w:pPr>
+    </w:p>
+    <w:p>
+      <w:pPr>
+        <w:rPr>
+          <w:sz w:val="28"/>
+          <w:szCs w:val="28"/>
+        </w:rPr>
+      </w:pPr>
+      <w:r>
+        <w:rPr>
+          <w:sz w:val="28"/>
+          <w:szCs w:val="28"/>
+        </w:rPr>
+        <w:t>Asynchronous</w:t>
+      </w:r>
+    </w:p>
+    <w:p>
+      <w:pPr>
+        <w:rPr>
+          <w:sz w:val="28"/>
+          <w:szCs w:val="28"/>
+        </w:rPr>
+      </w:pPr>
+    </w:p>
+    <w:p>
+      <w:pPr>
+        <w:rPr>
+          <w:sz w:val="28"/>
+          <w:szCs w:val="28"/>
+        </w:rPr>
+      </w:pPr>
+      <w:r>
+        <w:rPr>
+          <w:sz w:val="28"/>
+          <w:szCs w:val="28"/>
+        </w:rPr>
+        <w:t>↓</w:t>
+      </w:r>
+    </w:p>
+    <w:p>
+      <w:pPr>
+        <w:rPr>
+          <w:sz w:val="28"/>
+          <w:szCs w:val="28"/>
+        </w:rPr>
+      </w:pPr>
+    </w:p>
+    <w:p>
+      <w:pPr>
+        <w:rPr>
+          <w:sz w:val="28"/>
+          <w:szCs w:val="28"/>
+        </w:rPr>
+      </w:pPr>
+      <w:r>
+        <w:rPr>
+          <w:sz w:val="28"/>
+          <w:szCs w:val="28"/>
+        </w:rPr>
+        <w:t>Time lagne wala kaam</w:t>
+      </w:r>
+    </w:p>
+    <w:p>
+      <w:pPr>
+        <w:rPr>
+          <w:sz w:val="28"/>
+          <w:szCs w:val="28"/>
+        </w:rPr>
+      </w:pPr>
+    </w:p>
+    <w:p>
+      <w:pPr>
+        <w:rPr>
+          <w:sz w:val="28"/>
+          <w:szCs w:val="28"/>
+        </w:rPr>
+      </w:pPr>
+      <w:r>
+        <w:rPr>
+          <w:sz w:val="28"/>
+          <w:szCs w:val="28"/>
+        </w:rPr>
+        <w:t>↓</w:t>
+      </w:r>
+    </w:p>
+    <w:p>
+      <w:pPr>
+        <w:rPr>
+          <w:sz w:val="28"/>
+          <w:szCs w:val="28"/>
+        </w:rPr>
+      </w:pPr>
+    </w:p>
+    <w:p>
+      <w:pPr>
+        <w:rPr>
+          <w:sz w:val="28"/>
+          <w:szCs w:val="28"/>
+        </w:rPr>
+      </w:pPr>
+      <w:r>
+        <w:rPr>
+          <w:sz w:val="28"/>
+          <w:szCs w:val="28"/>
+        </w:rPr>
+        <w:t>async</w:t>
+      </w:r>
+    </w:p>
+    <w:p>
+      <w:pPr>
+        <w:rPr>
+          <w:sz w:val="28"/>
+          <w:szCs w:val="28"/>
+        </w:rPr>
+      </w:pPr>
+    </w:p>
+    <w:p>
+      <w:pPr>
+        <w:rPr>
+          <w:sz w:val="28"/>
+          <w:szCs w:val="28"/>
+        </w:rPr>
+      </w:pPr>
+      <w:r>
+        <w:rPr>
+          <w:sz w:val="28"/>
+          <w:szCs w:val="28"/>
+        </w:rPr>
+        <w:t>↓</w:t>
+      </w:r>
+    </w:p>
+    <w:p>
+      <w:pPr>
+        <w:rPr>
+          <w:sz w:val="28"/>
+          <w:szCs w:val="28"/>
+        </w:rPr>
+      </w:pPr>
+    </w:p>
+    <w:p>
+      <w:pPr>
+        <w:rPr>
+          <w:sz w:val="28"/>
+          <w:szCs w:val="28"/>
+        </w:rPr>
+      </w:pPr>
+      <w:r>
+        <w:rPr>
+          <w:sz w:val="28"/>
+          <w:szCs w:val="28"/>
+        </w:rPr>
+        <w:t>Function asynchronous hai</w:t>
+      </w:r>
+    </w:p>
+    <w:p>
+      <w:pPr>
+        <w:rPr>
+          <w:sz w:val="28"/>
+          <w:szCs w:val="28"/>
+        </w:rPr>
+      </w:pPr>
+    </w:p>
+    <w:p>
+      <w:pPr>
+        <w:rPr>
+          <w:sz w:val="28"/>
+          <w:szCs w:val="28"/>
+        </w:rPr>
+      </w:pPr>
+      <w:r>
+        <w:rPr>
+          <w:sz w:val="28"/>
+          <w:szCs w:val="28"/>
+        </w:rPr>
+        <w:t>↓</w:t>
+      </w:r>
+    </w:p>
+    <w:p>
+      <w:pPr>
+        <w:rPr>
+          <w:sz w:val="28"/>
+          <w:szCs w:val="28"/>
+        </w:rPr>
+      </w:pPr>
+    </w:p>
+    <w:p>
+      <w:pPr>
+        <w:rPr>
+          <w:sz w:val="28"/>
+          <w:szCs w:val="28"/>
+        </w:rPr>
+      </w:pPr>
+      <w:r>
+        <w:rPr>
+          <w:sz w:val="28"/>
+          <w:szCs w:val="28"/>
+        </w:rPr>
+        <w:t>await</w:t>
+      </w:r>
+    </w:p>
+    <w:p>
+      <w:pPr>
+        <w:rPr>
+          <w:sz w:val="28"/>
+          <w:szCs w:val="28"/>
+        </w:rPr>
+      </w:pPr>
+    </w:p>
+    <w:p>
+      <w:pPr>
+        <w:rPr>
+          <w:sz w:val="28"/>
+          <w:szCs w:val="28"/>
+        </w:rPr>
+      </w:pPr>
+      <w:r>
+        <w:rPr>
+          <w:sz w:val="28"/>
+          <w:szCs w:val="28"/>
+        </w:rPr>
+        <w:t>↓</w:t>
+      </w:r>
+    </w:p>
+    <w:p>
+      <w:pPr>
+        <w:rPr>
+          <w:sz w:val="28"/>
+          <w:szCs w:val="28"/>
+        </w:rPr>
+      </w:pPr>
+    </w:p>
+    <w:p>
+      <w:pPr>
+        <w:rPr>
+          <w:sz w:val="28"/>
+          <w:szCs w:val="28"/>
+        </w:rPr>
+      </w:pPr>
+      <w:r>
+        <w:rPr>
+          <w:sz w:val="28"/>
+          <w:szCs w:val="28"/>
+        </w:rPr>
+        <w:t>Result aane tak wait</w:t>
+      </w:r>
+    </w:p>
+    <w:p>
+      <w:pPr>
+        <w:rPr>
+          <w:sz w:val="28"/>
+          <w:szCs w:val="28"/>
+        </w:rPr>
+      </w:pPr>
+    </w:p>
+    <w:p>
+      <w:pPr>
+        <w:rPr>
+          <w:sz w:val="28"/>
+          <w:szCs w:val="28"/>
+        </w:rPr>
+      </w:pPr>
+      <w:r>
+        <w:rPr>
+          <w:sz w:val="28"/>
+          <w:szCs w:val="28"/>
+        </w:rPr>
+        <w:t>↓</w:t>
+      </w:r>
+    </w:p>
+    <w:p>
+      <w:pPr>
+        <w:rPr>
+          <w:sz w:val="28"/>
+          <w:szCs w:val="28"/>
+        </w:rPr>
+      </w:pPr>
+    </w:p>
+    <w:p>
+      <w:pPr>
+        <w:rPr>
+          <w:sz w:val="28"/>
+          <w:szCs w:val="28"/>
+        </w:rPr>
+      </w:pPr>
+      <w:r>
+        <w:rPr>
+          <w:sz w:val="28"/>
+          <w:szCs w:val="28"/>
+        </w:rPr>
+        <w:t>Exception</w:t>
+      </w:r>
+    </w:p>
+    <w:p>
+      <w:pPr>
+        <w:rPr>
+          <w:sz w:val="28"/>
+          <w:szCs w:val="28"/>
+        </w:rPr>
+      </w:pPr>
+    </w:p>
+    <w:p>
+      <w:pPr>
+        <w:rPr>
+          <w:sz w:val="28"/>
+          <w:szCs w:val="28"/>
+        </w:rPr>
+      </w:pPr>
+      <w:r>
+        <w:rPr>
+          <w:sz w:val="28"/>
+          <w:szCs w:val="28"/>
+        </w:rPr>
+        <w:t>↓</w:t>
+      </w:r>
+    </w:p>
+    <w:p>
+      <w:pPr>
+        <w:rPr>
+          <w:sz w:val="28"/>
+          <w:szCs w:val="28"/>
+        </w:rPr>
+      </w:pPr>
+    </w:p>
+    <w:p>
+      <w:pPr>
+        <w:rPr>
+          <w:sz w:val="28"/>
+          <w:szCs w:val="28"/>
+        </w:rPr>
+      </w:pPr>
+      <w:r>
+        <w:rPr>
+          <w:sz w:val="28"/>
+          <w:szCs w:val="28"/>
+        </w:rPr>
+        <w:t>Unexpected Error</w:t>
+      </w:r>
+    </w:p>
+    <w:p>
+      <w:pPr>
+        <w:rPr>
+          <w:sz w:val="28"/>
+          <w:szCs w:val="28"/>
+        </w:rPr>
+      </w:pPr>
+    </w:p>
+    <w:p>
+      <w:pPr>
+        <w:rPr>
+          <w:sz w:val="28"/>
+          <w:szCs w:val="28"/>
+        </w:rPr>
+      </w:pPr>
+      <w:r>
+        <w:rPr>
+          <w:sz w:val="28"/>
+          <w:szCs w:val="28"/>
+        </w:rPr>
+        <w:lastRenderedPageBreak/>
+        <w:t>↓</w:t>
+      </w:r>
+    </w:p>
+    <w:p>
+      <w:pPr>
+        <w:rPr>
+          <w:sz w:val="28"/>
+          <w:szCs w:val="28"/>
+        </w:rPr>
+      </w:pPr>
+    </w:p>
+    <w:p>
+      <w:pPr>
+        <w:rPr>
+          <w:sz w:val="28"/>
+          <w:szCs w:val="28"/>
+        </w:rPr>
+      </w:pPr>
+      <w:r>
+        <w:rPr>
+          <w:sz w:val="28"/>
+          <w:szCs w:val="28"/>
+        </w:rPr>
+        <w:t>try</w:t>
+      </w:r>
+    </w:p>
+    <w:p>
+      <w:pPr>
+        <w:rPr>
+          <w:sz w:val="28"/>
+          <w:szCs w:val="28"/>
+        </w:rPr>
+      </w:pPr>
+    </w:p>
+    <w:p>
+      <w:pPr>
+        <w:rPr>
+          <w:sz w:val="28"/>
+          <w:szCs w:val="28"/>
+        </w:rPr>
+      </w:pPr>
+      <w:r>
+        <w:rPr>
+          <w:sz w:val="28"/>
+          <w:szCs w:val="28"/>
+        </w:rPr>
+        <w:t>↓</w:t>
+      </w:r>
+    </w:p>
+    <w:p>
+      <w:pPr>
+        <w:rPr>
+          <w:sz w:val="28"/>
+          <w:szCs w:val="28"/>
+        </w:rPr>
+      </w:pPr>
+    </w:p>
+    <w:p>
+      <w:pPr>
+        <w:rPr>
+          <w:sz w:val="28"/>
+          <w:szCs w:val="28"/>
+        </w:rPr>
+      </w:pPr>
+      <w:r>
+        <w:rPr>
+          <w:sz w:val="28"/>
+          <w:szCs w:val="28"/>
+        </w:rPr>
+        <w:t>Risky Code</w:t>
+      </w:r>
+    </w:p>
+    <w:p>
+      <w:pPr>
+        <w:rPr>
+          <w:sz w:val="28"/>
+          <w:szCs w:val="28"/>
+        </w:rPr>
+      </w:pPr>
+    </w:p>
+    <w:p>
+      <w:pPr>
+        <w:rPr>
+          <w:sz w:val="28"/>
+          <w:szCs w:val="28"/>
+        </w:rPr>
+      </w:pPr>
+      <w:r>
+        <w:rPr>
+          <w:sz w:val="28"/>
+          <w:szCs w:val="28"/>
+        </w:rPr>
+        <w:t>↓</w:t>
+      </w:r>
+    </w:p>
+    <w:p>
+      <w:pPr>
+        <w:rPr>
+          <w:sz w:val="28"/>
+          <w:szCs w:val="28"/>
+        </w:rPr>
+      </w:pPr>
+    </w:p>
+    <w:p>
+      <w:pPr>
+        <w:rPr>
+          <w:sz w:val="28"/>
+          <w:szCs w:val="28"/>
+        </w:rPr>
+      </w:pPr>
+      <w:r>
+        <w:rPr>
+          <w:sz w:val="28"/>
+          <w:szCs w:val="28"/>
+        </w:rPr>
+        <w:t>catch</w:t>
+      </w:r>
+    </w:p>
+    <w:p>
+      <w:pPr>
+        <w:rPr>
+          <w:sz w:val="28"/>
+          <w:szCs w:val="28"/>
+        </w:rPr>
+      </w:pPr>
+    </w:p>
+    <w:p>
+      <w:pPr>
+        <w:rPr>
+          <w:sz w:val="28"/>
+          <w:szCs w:val="28"/>
+        </w:rPr>
+      </w:pPr>
+      <w:r>
+        <w:rPr>
+          <w:sz w:val="28"/>
+          <w:szCs w:val="28"/>
+        </w:rPr>
+        <w:t>↓</w:t>
+      </w:r>
+    </w:p>
+    <w:p>
+      <w:pPr>
+        <w:rPr>
+          <w:sz w:val="28"/>
+          <w:szCs w:val="28"/>
+        </w:rPr>
+      </w:pPr>
+    </w:p>
+    <w:p>
+      <w:pPr>
+        <w:rPr>
+          <w:sz w:val="28"/>
+          <w:szCs w:val="28"/>
+        </w:rPr>
+      </w:pPr>
+      <w:r>
+        <w:rPr>
+          <w:sz w:val="28"/>
+          <w:szCs w:val="28"/>
+        </w:rPr>
+        <w:t>Error Handle</w:t>
+      </w:r>
+    </w:p>
+    <w:p>
+      <w:pPr>
+        <w:rPr>
+          <w:sz w:val="28"/>
+          <w:szCs w:val="28"/>
+        </w:rPr>
+      </w:pPr>
+    </w:p>
+    <w:p>
+      <w:pPr>
+        <w:rPr>
+          <w:sz w:val="28"/>
+          <w:szCs w:val="28"/>
+        </w:rPr>
+      </w:pPr>
+      <w:r>
+        <w:rPr>
+          <w:sz w:val="28"/>
+          <w:szCs w:val="28"/>
+        </w:rPr>
+        <w:t>↓</w:t>
+      </w:r>
+    </w:p>
+    <w:p>
+      <w:pPr>
+        <w:rPr>
+          <w:sz w:val="28"/>
+          <w:szCs w:val="28"/>
+        </w:rPr>
+      </w:pPr>
+    </w:p>
+    <w:p>
+      <w:pPr>
+        <w:rPr>
+          <w:sz w:val="28"/>
+          <w:szCs w:val="28"/>
+        </w:rPr>
+      </w:pPr>
+      <w:r>
+        <w:rPr>
+          <w:sz w:val="28"/>
+          <w:szCs w:val="28"/>
+        </w:rPr>
+        <w:t>finally</w:t>
+      </w:r>
+    </w:p>
+    <w:p>
+      <w:pPr>
+        <w:rPr>
+          <w:sz w:val="28"/>
+          <w:szCs w:val="28"/>
+        </w:rPr>
+      </w:pPr>
+    </w:p>
+    <w:p>
+      <w:pPr>
+        <w:rPr>
+          <w:sz w:val="28"/>
+          <w:szCs w:val="28"/>
+        </w:rPr>
+      </w:pPr>
+      <w:r>
+        <w:rPr>
+          <w:sz w:val="28"/>
+          <w:szCs w:val="28"/>
+        </w:rPr>
+        <w:t>↓</w:t>
+      </w:r>
+    </w:p>
+    <w:p>
+      <w:pPr>
+        <w:rPr>
+          <w:sz w:val="28"/>
+          <w:szCs w:val="28"/>
+        </w:rPr>
+      </w:pPr>
+    </w:p>
+    <w:p>
+      <w:pPr>
+        <w:rPr>
+          <w:sz w:val="28"/>
+          <w:szCs w:val="28"/>
+        </w:rPr>
+      </w:pPr>
+      <w:r>
+        <w:rPr>
+          <w:sz w:val="28"/>
+          <w:szCs w:val="28"/>
+        </w:rPr>
+        <w:t>Always Execute</w:t>
+      </w:r>
+    </w:p>
+    <w:p>
+      <w:pPr>
+        <w:rPr>
+          <w:sz w:val="28"/>
+          <w:szCs w:val="28"/>
+        </w:rPr>
+      </w:pPr>
+    </w:p>
+    <w:p>
+      <w:pPr>
+        <w:rPr>
+          <w:sz w:val="28"/>
+          <w:szCs w:val="28"/>
+        </w:rPr>
+      </w:pPr>
+      <w:r>
+        <w:rPr>
+          <w:sz w:val="28"/>
+          <w:szCs w:val="28"/>
+        </w:rPr>
+        <w:t>↓</w:t>
+      </w:r>
+    </w:p>
+    <w:p>
+      <w:pPr>
+        <w:rPr>
+          <w:sz w:val="28"/>
+          <w:szCs w:val="28"/>
+        </w:rPr>
+      </w:pPr>
+    </w:p>
+    <w:p>
+      <w:pPr>
+        <w:rPr>
+          <w:sz w:val="28"/>
+          <w:szCs w:val="28"/>
+        </w:rPr>
+      </w:pPr>
+      <w:r>
+        <w:rPr>
+          <w:sz w:val="28"/>
+          <w:szCs w:val="28"/>
+        </w:rPr>
+        <w:t>Breakpoint</w:t>
+      </w:r>
+    </w:p>
+    <w:p>
+      <w:pPr>
+        <w:rPr>
+          <w:sz w:val="28"/>
+          <w:szCs w:val="28"/>
+        </w:rPr>
+      </w:pPr>
+    </w:p>
+    <w:p>
+      <w:pPr>
+        <w:rPr>
+          <w:sz w:val="28"/>
+          <w:szCs w:val="28"/>
+        </w:rPr>
+      </w:pPr>
+      <w:r>
+        <w:rPr>
+          <w:sz w:val="28"/>
+          <w:szCs w:val="28"/>
+        </w:rPr>
+        <w:t>↓</w:t>
+      </w:r>
+    </w:p>
+    <w:p>
+      <w:pPr>
+        <w:rPr>
+          <w:sz w:val="28"/>
+          <w:szCs w:val="28"/>
+        </w:rPr>
+      </w:pPr>
+    </w:p>
+    <w:p>
+      <w:pPr>
+        <w:rPr>
+          <w:sz w:val="28"/>
+          <w:szCs w:val="28"/>
+        </w:rPr>
+      </w:pPr>
+      <w:r>
+        <w:rPr>
+          <w:sz w:val="28"/>
+          <w:szCs w:val="28"/>
+        </w:rPr>
+        <w:t>Pause Code</w:t>
+      </w:r>
+    </w:p>
+    <w:p>
+      <w:pPr>
+        <w:rPr>
+          <w:sz w:val="28"/>
+          <w:szCs w:val="28"/>
+        </w:rPr>
+      </w:pPr>
+    </w:p>
+    <w:p>
+      <w:pPr>
+        <w:rPr>
+          <w:sz w:val="28"/>
+          <w:szCs w:val="28"/>
+        </w:rPr>
+      </w:pPr>
+      <w:r>
+        <w:rPr>
+          <w:sz w:val="28"/>
+          <w:szCs w:val="28"/>
+        </w:rPr>
+        <w:t>↓</w:t>
+      </w:r>
+    </w:p>
+    <w:p>
+      <w:pPr>
+        <w:rPr>
+          <w:sz w:val="28"/>
+          <w:szCs w:val="28"/>
+        </w:rPr>
+      </w:pPr>
+    </w:p>
+    <w:p>
+      <w:pPr>
+        <w:rPr>
+          <w:sz w:val="28"/>
+          <w:szCs w:val="28"/>
+        </w:rPr>
+      </w:pPr>
+      <w:r>
+        <w:rPr>
+          <w:sz w:val="28"/>
+          <w:szCs w:val="28"/>
+        </w:rPr>
+        <w:t>Inspect Variables</w:t>
+      </w:r>
+    </w:p>
+    <w:p>
+      <w:pPr>
+        <w:rPr>
+          <w:sz w:val="28"/>
+          <w:szCs w:val="28"/>
+        </w:rPr>
+      </w:pPr>
+    </w:p>
+    <w:p>
+      <w:pPr>
+        <w:rPr>
+          <w:sz w:val="28"/>
+          <w:szCs w:val="28"/>
+        </w:rPr>
+      </w:pPr>
+      <w:r>
+        <w:rPr>
+          <w:sz w:val="28"/>
+          <w:szCs w:val="28"/>
+        </w:rPr>
+        <w:t>↓</w:t>
+      </w:r>
+    </w:p>
+    <w:p>
+      <w:pPr>
+        <w:rPr>
+          <w:sz w:val="28"/>
+          <w:szCs w:val="28"/>
+        </w:rPr>
+      </w:pPr>
+    </w:p>
+    <w:p>
+      <w:pPr>
+        <w:rPr>
+          <w:sz w:val="28"/>
+          <w:szCs w:val="28"/>
+        </w:rPr>
+      </w:pPr>
+      <w:r>
+        <w:rPr>
+          <w:sz w:val="28"/>
+          <w:szCs w:val="28"/>
+        </w:rPr>
+        <w:t>Continue</w:t>
+      </w:r>
+    </w:p>
+    <w:p>
+      <w:pPr>
+        <w:rPr>
+          <w:sz w:val="28"/>
+          <w:szCs w:val="28"/>
+        </w:rPr>
+      </w:pPr>
+      <w:r>
+        <w:rPr>
+          <w:sz w:val="28"/>
+          <w:szCs w:val="28"/>
+        </w:rPr>
+        <w:pict w14:anchorId="215D2F82">
+          <v:rect id="_x0000_i1273" style="width:0;height:1.5pt" o:hralign="center" o:hrstd="t" o:hr="t" fillcolor="#a0a0a0" stroked="f"/>
+        </w:pict>
+      </w:r>
+    </w:p>
+    <w:p>
+      <w:pPr>
+        <w:rPr>
+          <w:b/>
+          <w:bCs/>
+          <w:sz w:val="28"/>
+          <w:szCs w:val="28"/>
+        </w:rPr>
+      </w:pPr>
+      <w:r>
+        <w:rPr>
+          <w:rFonts w:ascii="Segoe UI Emoji" w:hAnsi="Segoe UI Emoji" w:cs="Segoe UI Emoji"/>
+          <w:b/>
+          <w:bCs/>
+          <w:sz w:val="28"/>
+          <w:szCs w:val="28"/>
+        </w:rPr>
+        <w:t>🎯</w:t>
+      </w:r>
+      <w:r>
+        <w:rPr>
+          <w:b/>
+          <w:bCs/>
+          <w:sz w:val="28"/>
+          <w:szCs w:val="28"/>
+        </w:rPr>
+        <w:t xml:space="preserve"> Interview One-Liners</w:t>
+      </w:r>
+    </w:p>
+    <w:p>
+      <w:pPr>
+        <w:rPr>
+          <w:b/>
+          <w:bCs/>
+          <w:sz w:val="28"/>
+          <w:szCs w:val="28"/>
+        </w:rPr>
+      </w:pPr>
+      <w:r>
+        <w:rPr>
+          <w:b/>
+          <w:bCs/>
+          <w:sz w:val="28"/>
+          <w:szCs w:val="28"/>
+        </w:rPr>
+        <w:t>Future</w:t>
+      </w:r>
+    </w:p>
+    <w:p>
+      <w:pPr>
+        <w:rPr>
+          <w:sz w:val="28"/>
+          <w:szCs w:val="28"/>
+        </w:rPr>
+      </w:pPr>
+      <w:r>
+        <w:rPr>
+          <w:sz w:val="28"/>
+          <w:szCs w:val="28"/>
+        </w:rPr>
+        <w:t>Represents a value that will be available in the future.</w:t>
+      </w:r>
+    </w:p>
+    <w:p>
+      <w:pPr>
+        <w:rPr>
+          <w:b/>
+          <w:bCs/>
+          <w:sz w:val="28"/>
+          <w:szCs w:val="28"/>
+        </w:rPr>
+      </w:pPr>
+      <w:r>
+        <w:rPr>
+          <w:b/>
+          <w:bCs/>
+          <w:sz w:val="28"/>
+          <w:szCs w:val="28"/>
+        </w:rPr>
+        <w:t>Asynchronous</w:t>
+      </w:r>
+    </w:p>
+    <w:p>
+      <w:pPr>
+        <w:rPr>
+          <w:sz w:val="28"/>
+          <w:szCs w:val="28"/>
+        </w:rPr>
+      </w:pPr>
+      <w:r>
+        <w:rPr>
+          <w:sz w:val="28"/>
+          <w:szCs w:val="28"/>
+        </w:rPr>
+        <w:t>A task that completes later without blocking the application.</w:t>
+      </w:r>
+    </w:p>
+    <w:p>
+      <w:pPr>
+        <w:rPr>
+          <w:b/>
+          <w:bCs/>
+          <w:sz w:val="28"/>
+          <w:szCs w:val="28"/>
+        </w:rPr>
+      </w:pPr>
+      <w:r>
+        <w:rPr>
+          <w:b/>
+          <w:bCs/>
+          <w:sz w:val="28"/>
+          <w:szCs w:val="28"/>
+        </w:rPr>
+        <w:t>async</w:t>
+      </w:r>
+    </w:p>
+    <w:p>
+      <w:pPr>
+        <w:rPr>
+          <w:sz w:val="28"/>
+          <w:szCs w:val="28"/>
+        </w:rPr>
+      </w:pPr>
+      <w:r>
+        <w:rPr>
+          <w:sz w:val="28"/>
+          <w:szCs w:val="28"/>
+        </w:rPr>
+        <w:lastRenderedPageBreak/>
+        <w:t xml:space="preserve">Marks a function as asynchronous and allows the use of </w:t>
+      </w:r>
+      <w:r>
+        <w:rPr>
+          <w:b/>
+          <w:bCs/>
+          <w:sz w:val="28"/>
+          <w:szCs w:val="28"/>
+        </w:rPr>
+        <w:t>await</w:t>
+      </w:r>
+      <w:r>
+        <w:rPr>
+          <w:sz w:val="28"/>
+          <w:szCs w:val="28"/>
+        </w:rPr>
+        <w:t>.</w:t>
+      </w:r>
+    </w:p>
+    <w:p>
+      <w:pPr>
+        <w:rPr>
+          <w:b/>
+          <w:bCs/>
+          <w:sz w:val="28"/>
+          <w:szCs w:val="28"/>
+        </w:rPr>
+      </w:pPr>
+      <w:r>
+        <w:rPr>
+          <w:b/>
+          <w:bCs/>
+          <w:sz w:val="28"/>
+          <w:szCs w:val="28"/>
+        </w:rPr>
+        <w:t>await</w:t>
+      </w:r>
+    </w:p>
+    <w:p>
+      <w:pPr>
+        <w:rPr>
+          <w:sz w:val="28"/>
+          <w:szCs w:val="28"/>
+        </w:rPr>
+      </w:pPr>
+      <w:r>
+        <w:rPr>
+          <w:sz w:val="28"/>
+          <w:szCs w:val="28"/>
+        </w:rPr>
+        <w:t>Waits until a Future completes before executing the next line.</w:t>
+      </w:r>
+    </w:p>
+    <w:p>
+      <w:pPr>
+        <w:rPr>
+          <w:b/>
+          <w:bCs/>
+          <w:sz w:val="28"/>
+          <w:szCs w:val="28"/>
+        </w:rPr>
+      </w:pPr>
+      <w:r>
+        <w:rPr>
+          <w:b/>
+          <w:bCs/>
+          <w:sz w:val="28"/>
+          <w:szCs w:val="28"/>
+        </w:rPr>
+        <w:t>Exception</w:t>
+      </w:r>
+    </w:p>
+    <w:p>
+      <w:pPr>
+        <w:rPr>
+          <w:sz w:val="28"/>
+          <w:szCs w:val="28"/>
+        </w:rPr>
+      </w:pPr>
+      <w:r>
+        <w:rPr>
+          <w:sz w:val="28"/>
+          <w:szCs w:val="28"/>
+        </w:rPr>
+        <w:t>An unexpected error during program execution.</w:t>
+      </w:r>
+    </w:p>
+    <w:p>
+      <w:pPr>
+        <w:rPr>
+          <w:b/>
+          <w:bCs/>
+          <w:sz w:val="28"/>
+          <w:szCs w:val="28"/>
+        </w:rPr>
+      </w:pPr>
+      <w:r>
+        <w:rPr>
+          <w:b/>
+          <w:bCs/>
+          <w:sz w:val="28"/>
+          <w:szCs w:val="28"/>
+        </w:rPr>
+        <w:t>try</w:t>
+      </w:r>
+    </w:p>
+    <w:p>
+      <w:pPr>
+        <w:rPr>
+          <w:sz w:val="28"/>
+          <w:szCs w:val="28"/>
+        </w:rPr>
+      </w:pPr>
+      <w:r>
+        <w:rPr>
+          <w:sz w:val="28"/>
+          <w:szCs w:val="28"/>
+        </w:rPr>
+        <w:t>Contains code that may throw an exception.</w:t>
+      </w:r>
+    </w:p>
+    <w:p>
+      <w:pPr>
+        <w:rPr>
+          <w:b/>
+          <w:bCs/>
+          <w:sz w:val="28"/>
+          <w:szCs w:val="28"/>
+        </w:rPr>
+      </w:pPr>
+      <w:r>
+        <w:rPr>
+          <w:b/>
+          <w:bCs/>
+          <w:sz w:val="28"/>
+          <w:szCs w:val="28"/>
+        </w:rPr>
+        <w:t>catch</w:t>
+      </w:r>
+    </w:p>
+    <w:p>
+      <w:pPr>
+        <w:rPr>
+          <w:sz w:val="28"/>
+          <w:szCs w:val="28"/>
+        </w:rPr>
+      </w:pPr>
+      <w:r>
+        <w:rPr>
+          <w:sz w:val="28"/>
+          <w:szCs w:val="28"/>
+        </w:rPr>
+        <w:t>Catches and handles exceptions.</w:t>
+      </w:r>
+    </w:p>
+    <w:p>
+      <w:pPr>
+        <w:rPr>
+          <w:b/>
+          <w:bCs/>
+          <w:sz w:val="28"/>
+          <w:szCs w:val="28"/>
+        </w:rPr>
+      </w:pPr>
+      <w:r>
+        <w:rPr>
+          <w:b/>
+          <w:bCs/>
+          <w:sz w:val="28"/>
+          <w:szCs w:val="28"/>
+        </w:rPr>
+        <w:t>finally</w:t>
+      </w:r>
+    </w:p>
+    <w:p>
+      <w:pPr>
+        <w:rPr>
+          <w:sz w:val="28"/>
+          <w:szCs w:val="28"/>
+        </w:rPr>
+      </w:pPr>
+      <w:r>
+        <w:rPr>
+          <w:sz w:val="28"/>
+          <w:szCs w:val="28"/>
+        </w:rPr>
+        <w:t>Always executes whether an error occurs or not.</w:t>
+      </w:r>
+    </w:p>
+    <w:p>
+      <w:pPr>
+        <w:rPr>
+          <w:b/>
+          <w:bCs/>
+          <w:sz w:val="28"/>
+          <w:szCs w:val="28"/>
+        </w:rPr>
+      </w:pPr>
+      <w:r>
+        <w:rPr>
+          <w:b/>
+          <w:bCs/>
+          <w:sz w:val="28"/>
+          <w:szCs w:val="28"/>
+        </w:rPr>
+        <w:t>Breakpoint</w:t>
+      </w:r>
+    </w:p>
+    <w:p>
+      <w:pPr>
+        <w:rPr>
+          <w:sz w:val="28"/>
+          <w:szCs w:val="28"/>
+        </w:rPr>
+      </w:pPr>
+      <w:r>
+        <w:rPr>
+          <w:sz w:val="28"/>
+          <w:szCs w:val="28"/>
+        </w:rPr>
+        <w:t>A debugging tool that pauses code execution so developers can inspect variables and execution flow.</w:t>
+      </w:r>
+    </w:p>
+    <w:p>
+      <w:pPr>
+        <w:rPr>
+          <w:b/>
+          <w:bCs/>
+          <w:sz w:val="28"/>
+          <w:szCs w:val="28"/>
+        </w:rPr>
+      </w:pPr>
+      <w:r>
+        <w:rPr>
+          <w:b/>
+          <w:bCs/>
+          <w:sz w:val="28"/>
+          <w:szCs w:val="28"/>
+        </w:rPr>
+        <w:t>Stack Trace</w:t>
+      </w:r>
+    </w:p>
+    <w:p>
+      <w:pPr>
+        <w:rPr>
+          <w:sz w:val="28"/>
+          <w:szCs w:val="28"/>
+        </w:rPr>
+      </w:pPr>
+      <w:r>
+        <w:rPr>
+          <w:sz w:val="28"/>
+          <w:szCs w:val="28"/>
+        </w:rPr>
+        <w:t>Shows where an error occurred, including the file and line number.</w:t>
+      </w:r>
+    </w:p>
+    <w:p>
+      <w:pPr>
+        <w:rPr>
+          <w:sz w:val="28"/>
+          <w:szCs w:val="28"/>
+        </w:rPr>
+      </w:pPr>
+      <w:r>
+        <w:rPr>
+          <w:sz w:val="28"/>
+          <w:szCs w:val="28"/>
+        </w:rPr>
+        <w:pict w14:anchorId="0EF43FFB">
+          <v:rect id="_x0000_i1274" style="width:0;height:1.5pt" o:hralign="center" o:hrstd="t" o:hr="t" fillcolor="#a0a0a0" stroked="f"/>
+        </w:pict>
+      </w:r>
+    </w:p>
+    <w:p>
+      <w:pPr>
+        <w:rPr>
+          <w:b/>
+          <w:bCs/>
+          <w:sz w:val="28"/>
+          <w:szCs w:val="28"/>
+        </w:rPr>
+      </w:pPr>
+      <w:r>
+        <w:rPr>
+          <w:rFonts w:ascii="Segoe UI Emoji" w:hAnsi="Segoe UI Emoji" w:cs="Segoe UI Emoji"/>
+          <w:b/>
+          <w:bCs/>
+          <w:sz w:val="28"/>
+          <w:szCs w:val="28"/>
+        </w:rPr>
+        <w:t>📌</w:t>
+      </w:r>
+      <w:r>
+        <w:rPr>
+          <w:b/>
+          <w:bCs/>
+          <w:sz w:val="28"/>
+          <w:szCs w:val="28"/>
+        </w:rPr>
+        <w:t xml:space="preserve"> Golden Formulas</w:t>
+      </w:r>
+    </w:p>
+    <w:p>
+      <w:pPr>
+        <w:rPr>
+          <w:b/>
+          <w:bCs/>
+          <w:sz w:val="28"/>
+          <w:szCs w:val="28"/>
+        </w:rPr>
+      </w:pPr>
+      <w:r>
+        <w:rPr>
+          <w:b/>
+          <w:bCs/>
+          <w:sz w:val="28"/>
+          <w:szCs w:val="28"/>
+        </w:rPr>
+        <w:t>Data Flow</w:t>
+      </w:r>
+    </w:p>
+    <w:p>
+      <w:pPr>
+        <w:rPr>
+          <w:sz w:val="28"/>
+          <w:szCs w:val="28"/>
+        </w:rPr>
+      </w:pPr>
+      <w:r>
+        <w:rPr>
+          <w:sz w:val="28"/>
+          <w:szCs w:val="28"/>
+        </w:rPr>
+        <w:t>Future</w:t>
+      </w:r>
+    </w:p>
+    <w:p>
+      <w:pPr>
+        <w:rPr>
+          <w:sz w:val="28"/>
+          <w:szCs w:val="28"/>
+        </w:rPr>
+      </w:pPr>
+    </w:p>
+    <w:p>
+      <w:pPr>
+        <w:rPr>
+          <w:sz w:val="28"/>
+          <w:szCs w:val="28"/>
+        </w:rPr>
+      </w:pPr>
+      <w:r>
+        <w:rPr>
+          <w:sz w:val="28"/>
+          <w:szCs w:val="28"/>
+        </w:rPr>
+        <w:t>↓</w:t>
+      </w:r>
+    </w:p>
+    <w:p>
+      <w:pPr>
+        <w:rPr>
+          <w:sz w:val="28"/>
+          <w:szCs w:val="28"/>
+        </w:rPr>
+      </w:pPr>
+    </w:p>
+    <w:p>
+      <w:pPr>
+        <w:rPr>
+          <w:sz w:val="28"/>
+          <w:szCs w:val="28"/>
+        </w:rPr>
+      </w:pPr>
+      <w:r>
+        <w:rPr>
+          <w:sz w:val="28"/>
+          <w:szCs w:val="28"/>
+        </w:rPr>
+        <w:lastRenderedPageBreak/>
+        <w:t>async</w:t>
+      </w:r>
+    </w:p>
+    <w:p>
+      <w:pPr>
+        <w:rPr>
+          <w:sz w:val="28"/>
+          <w:szCs w:val="28"/>
+        </w:rPr>
+      </w:pPr>
+    </w:p>
+    <w:p>
+      <w:pPr>
+        <w:rPr>
+          <w:sz w:val="28"/>
+          <w:szCs w:val="28"/>
+        </w:rPr>
+      </w:pPr>
+      <w:r>
+        <w:rPr>
+          <w:sz w:val="28"/>
+          <w:szCs w:val="28"/>
+        </w:rPr>
+        <w:t>↓</w:t>
+      </w:r>
+    </w:p>
+    <w:p>
+      <w:pPr>
+        <w:rPr>
+          <w:sz w:val="28"/>
+          <w:szCs w:val="28"/>
+        </w:rPr>
+      </w:pPr>
+    </w:p>
+    <w:p>
+      <w:pPr>
+        <w:rPr>
+          <w:sz w:val="28"/>
+          <w:szCs w:val="28"/>
+        </w:rPr>
+      </w:pPr>
+      <w:r>
+        <w:rPr>
+          <w:sz w:val="28"/>
+          <w:szCs w:val="28"/>
+        </w:rPr>
+        <w:t>await</w:t>
+      </w:r>
+    </w:p>
+    <w:p>
+      <w:pPr>
+        <w:rPr>
+          <w:sz w:val="28"/>
+          <w:szCs w:val="28"/>
+        </w:rPr>
+      </w:pPr>
+    </w:p>
+    <w:p>
+      <w:pPr>
+        <w:rPr>
+          <w:sz w:val="28"/>
+          <w:szCs w:val="28"/>
+        </w:rPr>
+      </w:pPr>
+      <w:r>
+        <w:rPr>
+          <w:sz w:val="28"/>
+          <w:szCs w:val="28"/>
+        </w:rPr>
+        <w:t>↓</w:t>
+      </w:r>
+    </w:p>
+    <w:p>
+      <w:pPr>
+        <w:rPr>
+          <w:sz w:val="28"/>
+          <w:szCs w:val="28"/>
+        </w:rPr>
+      </w:pPr>
+    </w:p>
+    <w:p>
+      <w:pPr>
+        <w:rPr>
+          <w:sz w:val="28"/>
+          <w:szCs w:val="28"/>
+        </w:rPr>
+      </w:pPr>
+      <w:r>
+        <w:rPr>
+          <w:sz w:val="28"/>
+          <w:szCs w:val="28"/>
+        </w:rPr>
+        <w:t>Result</w:t>
+      </w:r>
+    </w:p>
+    <w:p>
+      <w:pPr>
+        <w:rPr>
+          <w:b/>
+          <w:bCs/>
+          <w:sz w:val="28"/>
+          <w:szCs w:val="28"/>
+        </w:rPr>
+      </w:pPr>
+      <w:r>
+        <w:rPr>
+          <w:b/>
+          <w:bCs/>
+          <w:sz w:val="28"/>
+          <w:szCs w:val="28"/>
+        </w:rPr>
+        <w:t>Error Handling</w:t>
+      </w:r>
+    </w:p>
+    <w:p>
+      <w:pPr>
+        <w:rPr>
+          <w:sz w:val="28"/>
+          <w:szCs w:val="28"/>
+        </w:rPr>
+      </w:pPr>
+      <w:r>
+        <w:rPr>
+          <w:sz w:val="28"/>
+          <w:szCs w:val="28"/>
+        </w:rPr>
+        <w:t>try</w:t>
+      </w:r>
+    </w:p>
+    <w:p>
+      <w:pPr>
+        <w:rPr>
+          <w:sz w:val="28"/>
+          <w:szCs w:val="28"/>
+        </w:rPr>
+      </w:pPr>
+    </w:p>
+    <w:p>
+      <w:pPr>
+        <w:rPr>
+          <w:sz w:val="28"/>
+          <w:szCs w:val="28"/>
+        </w:rPr>
+      </w:pPr>
+      <w:r>
+        <w:rPr>
+          <w:sz w:val="28"/>
+          <w:szCs w:val="28"/>
+        </w:rPr>
+        <w:t>↓</w:t>
+      </w:r>
+    </w:p>
+    <w:p>
+      <w:pPr>
+        <w:rPr>
+          <w:sz w:val="28"/>
+          <w:szCs w:val="28"/>
+        </w:rPr>
+      </w:pPr>
+    </w:p>
+    <w:p>
+      <w:pPr>
+        <w:rPr>
+          <w:sz w:val="28"/>
+          <w:szCs w:val="28"/>
+        </w:rPr>
+      </w:pPr>
+      <w:r>
+        <w:rPr>
+          <w:sz w:val="28"/>
+          <w:szCs w:val="28"/>
+        </w:rPr>
+        <w:t>Success?</w:t>
+      </w:r>
+    </w:p>
+    <w:p>
+      <w:pPr>
+        <w:rPr>
+          <w:sz w:val="28"/>
+          <w:szCs w:val="28"/>
+        </w:rPr>
+      </w:pPr>
+    </w:p>
+    <w:p>
+      <w:pPr>
+        <w:rPr>
+          <w:sz w:val="28"/>
+          <w:szCs w:val="28"/>
+        </w:rPr>
+      </w:pPr>
+      <w:r>
+        <w:rPr>
+          <w:sz w:val="28"/>
+          <w:szCs w:val="28"/>
+        </w:rPr>
+        <w:t>↓</w:t>
+      </w:r>
+    </w:p>
+    <w:p>
+      <w:pPr>
+        <w:rPr>
+          <w:sz w:val="28"/>
+          <w:szCs w:val="28"/>
+        </w:rPr>
+      </w:pPr>
+    </w:p>
+    <w:p>
+      <w:pPr>
+        <w:rPr>
+          <w:sz w:val="28"/>
+          <w:szCs w:val="28"/>
+        </w:rPr>
+      </w:pPr>
+      <w:r>
+        <w:rPr>
+          <w:sz w:val="28"/>
+          <w:szCs w:val="28"/>
+        </w:rPr>
+        <w:t>Yes → finally</w:t>
+      </w:r>
+    </w:p>
+    <w:p>
+      <w:pPr>
+        <w:rPr>
+          <w:sz w:val="28"/>
+          <w:szCs w:val="28"/>
+        </w:rPr>
+      </w:pPr>
+    </w:p>
+    <w:p>
+      <w:pPr>
+        <w:rPr>
+          <w:sz w:val="28"/>
+          <w:szCs w:val="28"/>
+        </w:rPr>
+      </w:pPr>
+      <w:r>
+        <w:rPr>
+          <w:sz w:val="28"/>
+          <w:szCs w:val="28"/>
+        </w:rPr>
+        <w:t>No</w:t>
+      </w:r>
+    </w:p>
+    <w:p>
+      <w:pPr>
+        <w:rPr>
+          <w:sz w:val="28"/>
+          <w:szCs w:val="28"/>
+        </w:rPr>
+      </w:pPr>
+    </w:p>
+    <w:p>
+      <w:pPr>
+        <w:rPr>
+          <w:sz w:val="28"/>
+          <w:szCs w:val="28"/>
+        </w:rPr>
+      </w:pPr>
+      <w:r>
+        <w:rPr>
+          <w:sz w:val="28"/>
+          <w:szCs w:val="28"/>
+        </w:rPr>
+        <w:t>↓</w:t>
+      </w:r>
+    </w:p>
+    <w:p>
+      <w:pPr>
+        <w:rPr>
+          <w:sz w:val="28"/>
+          <w:szCs w:val="28"/>
+        </w:rPr>
+      </w:pPr>
+    </w:p>
+    <w:p>
+      <w:pPr>
+        <w:rPr>
+          <w:sz w:val="28"/>
+          <w:szCs w:val="28"/>
+        </w:rPr>
+      </w:pPr>
+      <w:r>
+        <w:rPr>
+          <w:sz w:val="28"/>
+          <w:szCs w:val="28"/>
+        </w:rPr>
+        <w:t>catch</w:t>
+      </w:r>
+    </w:p>
+    <w:p>
+      <w:pPr>
+        <w:rPr>
+          <w:sz w:val="28"/>
+          <w:szCs w:val="28"/>
+        </w:rPr>
+      </w:pPr>
+    </w:p>
+    <w:p>
+      <w:pPr>
+        <w:rPr>
+          <w:sz w:val="28"/>
+          <w:szCs w:val="28"/>
+        </w:rPr>
+      </w:pPr>
+      <w:r>
+        <w:rPr>
+          <w:sz w:val="28"/>
+          <w:szCs w:val="28"/>
+        </w:rPr>
+        <w:t>↓</w:t>
+      </w:r>
+    </w:p>
+    <w:p>
+      <w:pPr>
+        <w:rPr>
+          <w:sz w:val="28"/>
+          <w:szCs w:val="28"/>
+        </w:rPr>
+      </w:pPr>
+    </w:p>
+    <w:p>
+      <w:pPr>
+        <w:rPr>
+          <w:sz w:val="28"/>
+          <w:szCs w:val="28"/>
+        </w:rPr>
+      </w:pPr>
+      <w:r>
+        <w:rPr>
+          <w:sz w:val="28"/>
+          <w:szCs w:val="28"/>
+        </w:rPr>
+        <w:t>finally</w:t>
+      </w:r>
+    </w:p>
+    <w:p>
+      <w:pPr>
+        <w:rPr>
+          <w:b/>
+          <w:bCs/>
+          <w:sz w:val="28"/>
+          <w:szCs w:val="28"/>
+        </w:rPr>
+      </w:pPr>
+      <w:r>
+        <w:rPr>
+          <w:b/>
+          <w:bCs/>
+          <w:sz w:val="28"/>
+          <w:szCs w:val="28"/>
+        </w:rPr>
+        <w:t>Debugging</w:t>
+      </w:r>
+    </w:p>
+    <w:p>
+      <w:pPr>
+        <w:rPr>
+          <w:sz w:val="28"/>
+          <w:szCs w:val="28"/>
+        </w:rPr>
+      </w:pPr>
+      <w:r>
+        <w:rPr>
+          <w:sz w:val="28"/>
+          <w:szCs w:val="28"/>
+        </w:rPr>
+        <w:t>Breakpoint</w:t>
+      </w:r>
+    </w:p>
+    <w:p>
+      <w:pPr>
+        <w:rPr>
+          <w:sz w:val="28"/>
+          <w:szCs w:val="28"/>
+        </w:rPr>
+      </w:pPr>
+    </w:p>
+    <w:p>
+      <w:pPr>
+        <w:rPr>
+          <w:sz w:val="28"/>
+          <w:szCs w:val="28"/>
+        </w:rPr>
+      </w:pPr>
+      <w:r>
+        <w:rPr>
+          <w:sz w:val="28"/>
+          <w:szCs w:val="28"/>
+        </w:rPr>
+        <w:t>↓</w:t>
+      </w:r>
+    </w:p>
+    <w:p>
+      <w:pPr>
+        <w:rPr>
+          <w:sz w:val="28"/>
+          <w:szCs w:val="28"/>
+        </w:rPr>
+      </w:pPr>
+    </w:p>
+    <w:p>
+      <w:pPr>
+        <w:rPr>
+          <w:sz w:val="28"/>
+          <w:szCs w:val="28"/>
+        </w:rPr>
+      </w:pPr>
+      <w:r>
+        <w:rPr>
+          <w:sz w:val="28"/>
+          <w:szCs w:val="28"/>
+        </w:rPr>
+        <w:t>Pause Code</w:t>
+      </w:r>
+    </w:p>
+    <w:p>
+      <w:pPr>
+        <w:rPr>
+          <w:sz w:val="28"/>
+          <w:szCs w:val="28"/>
+        </w:rPr>
+      </w:pPr>
+    </w:p>
+    <w:p>
+      <w:pPr>
+        <w:rPr>
+          <w:sz w:val="28"/>
+          <w:szCs w:val="28"/>
+        </w:rPr>
+      </w:pPr>
+      <w:r>
+        <w:rPr>
+          <w:sz w:val="28"/>
+          <w:szCs w:val="28"/>
+        </w:rPr>
+        <w:t>↓</w:t>
+      </w:r>
+    </w:p>
+    <w:p>
+      <w:pPr>
+        <w:rPr>
+          <w:sz w:val="28"/>
+          <w:szCs w:val="28"/>
+        </w:rPr>
+      </w:pPr>
+    </w:p>
+    <w:p>
+      <w:pPr>
+        <w:rPr>
+          <w:sz w:val="28"/>
+          <w:szCs w:val="28"/>
+        </w:rPr>
+      </w:pPr>
+      <w:r>
+        <w:rPr>
+          <w:sz w:val="28"/>
+          <w:szCs w:val="28"/>
+        </w:rPr>
+        <w:t>Check Variables</w:t>
+      </w:r>
+    </w:p>
+    <w:p>
+      <w:pPr>
+        <w:rPr>
+          <w:sz w:val="28"/>
+          <w:szCs w:val="28"/>
+        </w:rPr>
+      </w:pPr>
+    </w:p>
+    <w:p>
+      <w:pPr>
+        <w:rPr>
+          <w:sz w:val="28"/>
+          <w:szCs w:val="28"/>
+        </w:rPr>
+      </w:pPr>
+      <w:r>
+        <w:rPr>
+          <w:sz w:val="28"/>
+          <w:szCs w:val="28"/>
+        </w:rPr>
+        <w:t>↓</w:t>
+      </w:r>
+    </w:p>
+    <w:p>
+      <w:pPr>
+        <w:rPr>
+          <w:sz w:val="28"/>
+          <w:szCs w:val="28"/>
+        </w:rPr>
+      </w:pPr>
+    </w:p>
+    <w:p>
+      <w:pPr>
+        <w:rPr>
+          <w:sz w:val="28"/>
+          <w:szCs w:val="28"/>
+        </w:rPr>
+      </w:pPr>
+      <w:r>
+        <w:rPr>
+          <w:sz w:val="28"/>
+          <w:szCs w:val="28"/>
+        </w:rPr>
+        <w:t>Continue</w:t>
+      </w:r>
+    </w:p>
+    <w:p>
+      <w:pPr>
+        <w:rPr>
+          <w:sz w:val="28"/>
+          <w:szCs w:val="28"/>
+        </w:rPr>
+      </w:pPr>
+      <w:r>
+        <w:rPr>
+          <w:sz w:val="28"/>
+          <w:szCs w:val="28"/>
+        </w:rPr>
+        <w:pict w14:anchorId="4B474B09">
+          <v:rect id="_x0000_i1275" style="width:0;height:1.5pt" o:hralign="center" o:hrstd="t" o:hr="t" fillcolor="#a0a0a0" stroked="f"/>
+        </w:pict>
+      </w:r>
+    </w:p>
+    <w:p>
+      <w:pPr>
+        <w:rPr>
+          <w:b/>
+          <w:bCs/>
+          <w:sz w:val="28"/>
+          <w:szCs w:val="28"/>
+        </w:rPr>
+      </w:pPr>
+      <w:r>
+        <w:rPr>
+          <w:rFonts w:ascii="Segoe UI Emoji" w:hAnsi="Segoe UI Emoji" w:cs="Segoe UI Emoji"/>
+          <w:b/>
+          <w:bCs/>
+          <w:sz w:val="28"/>
+          <w:szCs w:val="28"/>
+        </w:rPr>
+        <w:t>✅</w:t>
+      </w:r>
+      <w:r>
+        <w:rPr>
+          <w:b/>
+          <w:bCs/>
+          <w:sz w:val="28"/>
+          <w:szCs w:val="28"/>
+        </w:rPr>
+        <w:t xml:space="preserve"> Aaj Tak Covered Flutter Foundation</w:t>
+      </w:r>
+    </w:p>
+    <w:p>
+      <w:pPr>
+        <w:rPr>
+          <w:sz w:val="28"/>
+          <w:szCs w:val="28"/>
+        </w:rPr>
+      </w:pPr>
+      <w:r>
+        <w:rPr>
+          <w:rFonts w:ascii="Segoe UI Symbol" w:hAnsi="Segoe UI Symbol" w:cs="Segoe UI Symbol"/>
+          <w:sz w:val="28"/>
+          <w:szCs w:val="28"/>
+        </w:rPr>
+        <w:t>✔</w:t>
+      </w:r>
+      <w:r>
+        <w:rPr>
+          <w:sz w:val="28"/>
+          <w:szCs w:val="28"/>
+        </w:rPr>
+        <w:t xml:space="preserve"> Variables</w:t>
+      </w:r>
+    </w:p>
+    <w:p>
+      <w:pPr>
+        <w:rPr>
+          <w:sz w:val="28"/>
+          <w:szCs w:val="28"/>
+        </w:rPr>
+      </w:pPr>
+      <w:r>
+        <w:rPr>
+          <w:rFonts w:ascii="Segoe UI Symbol" w:hAnsi="Segoe UI Symbol" w:cs="Segoe UI Symbol"/>
+          <w:sz w:val="28"/>
+          <w:szCs w:val="28"/>
+        </w:rPr>
+        <w:lastRenderedPageBreak/>
+        <w:t>✔</w:t>
+      </w:r>
+      <w:r>
+        <w:rPr>
+          <w:sz w:val="28"/>
+          <w:szCs w:val="28"/>
+        </w:rPr>
+        <w:t xml:space="preserve"> Data Types</w:t>
+      </w:r>
+    </w:p>
+    <w:p>
+      <w:pPr>
+        <w:rPr>
+          <w:sz w:val="28"/>
+          <w:szCs w:val="28"/>
+        </w:rPr>
+      </w:pPr>
+      <w:r>
+        <w:rPr>
+          <w:rFonts w:ascii="Segoe UI Symbol" w:hAnsi="Segoe UI Symbol" w:cs="Segoe UI Symbol"/>
+          <w:sz w:val="28"/>
+          <w:szCs w:val="28"/>
+        </w:rPr>
+        <w:t>✔</w:t>
+      </w:r>
+      <w:r>
+        <w:rPr>
+          <w:sz w:val="28"/>
+          <w:szCs w:val="28"/>
+        </w:rPr>
+        <w:t xml:space="preserve"> Functions</w:t>
+      </w:r>
+    </w:p>
+    <w:p>
+      <w:pPr>
+        <w:rPr>
+          <w:sz w:val="28"/>
+          <w:szCs w:val="28"/>
+        </w:rPr>
+      </w:pPr>
+      <w:r>
+        <w:rPr>
+          <w:rFonts w:ascii="Segoe UI Symbol" w:hAnsi="Segoe UI Symbol" w:cs="Segoe UI Symbol"/>
+          <w:sz w:val="28"/>
+          <w:szCs w:val="28"/>
+        </w:rPr>
+        <w:t>✔</w:t>
+      </w:r>
+      <w:r>
+        <w:rPr>
+          <w:sz w:val="28"/>
+          <w:szCs w:val="28"/>
+        </w:rPr>
+        <w:t xml:space="preserve"> Parameters</w:t>
+      </w:r>
+    </w:p>
+    <w:p>
+      <w:pPr>
+        <w:rPr>
+          <w:sz w:val="28"/>
+          <w:szCs w:val="28"/>
+        </w:rPr>
+      </w:pPr>
+      <w:r>
+        <w:rPr>
+          <w:rFonts w:ascii="Segoe UI Symbol" w:hAnsi="Segoe UI Symbol" w:cs="Segoe UI Symbol"/>
+          <w:sz w:val="28"/>
+          <w:szCs w:val="28"/>
+        </w:rPr>
+        <w:t>✔</w:t>
+      </w:r>
+      <w:r>
+        <w:rPr>
+          <w:sz w:val="28"/>
+          <w:szCs w:val="28"/>
+        </w:rPr>
+        <w:t xml:space="preserve"> Class</w:t>
+      </w:r>
+    </w:p>
+    <w:p>
+      <w:pPr>
+        <w:rPr>
+          <w:sz w:val="28"/>
+          <w:szCs w:val="28"/>
+        </w:rPr>
+      </w:pPr>
+      <w:r>
+        <w:rPr>
+          <w:rFonts w:ascii="Segoe UI Symbol" w:hAnsi="Segoe UI Symbol" w:cs="Segoe UI Symbol"/>
+          <w:sz w:val="28"/>
+          <w:szCs w:val="28"/>
+        </w:rPr>
+        <w:t>✔</w:t>
+      </w:r>
+      <w:r>
+        <w:rPr>
+          <w:sz w:val="28"/>
+          <w:szCs w:val="28"/>
+        </w:rPr>
+        <w:t xml:space="preserve"> Object</w:t>
+      </w:r>
+    </w:p>
+    <w:p>
+      <w:pPr>
+        <w:rPr>
+          <w:sz w:val="28"/>
+          <w:szCs w:val="28"/>
+        </w:rPr>
+      </w:pPr>
+      <w:r>
+        <w:rPr>
+          <w:rFonts w:ascii="Segoe UI Symbol" w:hAnsi="Segoe UI Symbol" w:cs="Segoe UI Symbol"/>
+          <w:sz w:val="28"/>
+          <w:szCs w:val="28"/>
+        </w:rPr>
+        <w:t>✔</w:t>
+      </w:r>
+      <w:r>
+        <w:rPr>
+          <w:sz w:val="28"/>
+          <w:szCs w:val="28"/>
+        </w:rPr>
+        <w:t xml:space="preserve"> Constructor</w:t>
+      </w:r>
+    </w:p>
+    <w:p>
+      <w:pPr>
+        <w:rPr>
+          <w:sz w:val="28"/>
+          <w:szCs w:val="28"/>
+        </w:rPr>
+      </w:pPr>
+      <w:r>
+        <w:rPr>
+          <w:rFonts w:ascii="Segoe UI Symbol" w:hAnsi="Segoe UI Symbol" w:cs="Segoe UI Symbol"/>
+          <w:sz w:val="28"/>
+          <w:szCs w:val="28"/>
+        </w:rPr>
+        <w:t>✔</w:t>
+      </w:r>
+      <w:r>
+        <w:rPr>
+          <w:sz w:val="28"/>
+          <w:szCs w:val="28"/>
+        </w:rPr>
+        <w:t xml:space="preserve"> this</w:t>
+      </w:r>
+    </w:p>
+    <w:p>
+      <w:pPr>
+        <w:rPr>
+          <w:sz w:val="28"/>
+          <w:szCs w:val="28"/>
+        </w:rPr>
+      </w:pPr>
+      <w:r>
+        <w:rPr>
+          <w:rFonts w:ascii="Segoe UI Symbol" w:hAnsi="Segoe UI Symbol" w:cs="Segoe UI Symbol"/>
+          <w:sz w:val="28"/>
+          <w:szCs w:val="28"/>
+        </w:rPr>
+        <w:t>✔</w:t>
+      </w:r>
+      <w:r>
+        <w:rPr>
+          <w:sz w:val="28"/>
+          <w:szCs w:val="28"/>
+        </w:rPr>
+        <w:t xml:space="preserve"> required</w:t>
+      </w:r>
+    </w:p>
+    <w:p>
+      <w:pPr>
+        <w:rPr>
+          <w:sz w:val="28"/>
+          <w:szCs w:val="28"/>
+        </w:rPr>
+      </w:pPr>
+      <w:r>
+        <w:rPr>
+          <w:rFonts w:ascii="Segoe UI Symbol" w:hAnsi="Segoe UI Symbol" w:cs="Segoe UI Symbol"/>
+          <w:sz w:val="28"/>
+          <w:szCs w:val="28"/>
+        </w:rPr>
+        <w:t>✔</w:t>
+      </w:r>
+      <w:r>
+        <w:rPr>
+          <w:sz w:val="28"/>
+          <w:szCs w:val="28"/>
+        </w:rPr>
+        <w:t xml:space="preserve"> List</w:t>
+      </w:r>
+    </w:p>
+    <w:p>
+      <w:pPr>
+        <w:rPr>
+          <w:sz w:val="28"/>
+          <w:szCs w:val="28"/>
+        </w:rPr>
+      </w:pPr>
+      <w:r>
+        <w:rPr>
+          <w:rFonts w:ascii="Segoe UI Symbol" w:hAnsi="Segoe UI Symbol" w:cs="Segoe UI Symbol"/>
+          <w:sz w:val="28"/>
+          <w:szCs w:val="28"/>
+        </w:rPr>
+        <w:t>✔</w:t>
+      </w:r>
+      <w:r>
+        <w:rPr>
+          <w:sz w:val="28"/>
+          <w:szCs w:val="28"/>
+        </w:rPr>
+        <w:t xml:space="preserve"> Map</w:t>
+      </w:r>
+    </w:p>
+    <w:p>
+      <w:pPr>
+        <w:rPr>
+          <w:sz w:val="28"/>
+          <w:szCs w:val="28"/>
+        </w:rPr>
+      </w:pPr>
+      <w:r>
+        <w:rPr>
+          <w:rFonts w:ascii="Segoe UI Symbol" w:hAnsi="Segoe UI Symbol" w:cs="Segoe UI Symbol"/>
+          <w:sz w:val="28"/>
+          <w:szCs w:val="28"/>
+        </w:rPr>
+        <w:t>✔</w:t>
+      </w:r>
+      <w:r>
+        <w:rPr>
+          <w:sz w:val="28"/>
+          <w:szCs w:val="28"/>
+        </w:rPr>
+        <w:t xml:space="preserve"> JSON</w:t>
+      </w:r>
+    </w:p>
+    <w:p>
+      <w:pPr>
+        <w:rPr>
+          <w:sz w:val="28"/>
+          <w:szCs w:val="28"/>
+        </w:rPr>
+      </w:pPr>
+      <w:r>
+        <w:rPr>
+          <w:rFonts w:ascii="Segoe UI Symbol" w:hAnsi="Segoe UI Symbol" w:cs="Segoe UI Symbol"/>
+          <w:sz w:val="28"/>
+          <w:szCs w:val="28"/>
+        </w:rPr>
+        <w:t>✔</w:t>
+      </w:r>
+      <w:r>
+        <w:rPr>
+          <w:sz w:val="28"/>
+          <w:szCs w:val="28"/>
+        </w:rPr>
+        <w:t xml:space="preserve"> Model</w:t>
+      </w:r>
+    </w:p>
+    <w:p>
+      <w:pPr>
+        <w:rPr>
+          <w:sz w:val="28"/>
+          <w:szCs w:val="28"/>
+        </w:rPr>
+      </w:pPr>
+      <w:r>
+        <w:rPr>
+          <w:rFonts w:ascii="Segoe UI Symbol" w:hAnsi="Segoe UI Symbol" w:cs="Segoe UI Symbol"/>
+          <w:sz w:val="28"/>
+          <w:szCs w:val="28"/>
+        </w:rPr>
+        <w:t>✔</w:t>
+      </w:r>
+      <w:r>
+        <w:rPr>
+          <w:sz w:val="28"/>
+          <w:szCs w:val="28"/>
+        </w:rPr>
+        <w:t xml:space="preserve"> Factory Constructor</w:t>
+      </w:r>
+    </w:p>
+    <w:p>
+      <w:pPr>
+        <w:rPr>
+          <w:sz w:val="28"/>
+          <w:szCs w:val="28"/>
+        </w:rPr>
+      </w:pPr>
+      <w:r>
+        <w:rPr>
+          <w:rFonts w:ascii="Segoe UI Symbol" w:hAnsi="Segoe UI Symbol" w:cs="Segoe UI Symbol"/>
+          <w:sz w:val="28"/>
+          <w:szCs w:val="28"/>
+        </w:rPr>
+        <w:t>✔</w:t>
+      </w:r>
+      <w:r>
+        <w:rPr>
+          <w:sz w:val="28"/>
+          <w:szCs w:val="28"/>
+        </w:rPr>
+        <w:t xml:space="preserve"> fromJson()</w:t>
+      </w:r>
+    </w:p>
+    <w:p>
+      <w:pPr>
+        <w:rPr>
+          <w:sz w:val="28"/>
+          <w:szCs w:val="28"/>
+        </w:rPr>
+      </w:pPr>
+      <w:r>
+        <w:rPr>
+          <w:rFonts w:ascii="Segoe UI Symbol" w:hAnsi="Segoe UI Symbol" w:cs="Segoe UI Symbol"/>
+          <w:sz w:val="28"/>
+          <w:szCs w:val="28"/>
+        </w:rPr>
+        <w:t>✔</w:t>
+      </w:r>
+      <w:r>
+        <w:rPr>
+          <w:sz w:val="28"/>
+          <w:szCs w:val="28"/>
+        </w:rPr>
+        <w:t xml:space="preserve"> toJson()</w:t>
+      </w:r>
+    </w:p>
+    <w:p>
+      <w:pPr>
+        <w:rPr>
+          <w:sz w:val="28"/>
+          <w:szCs w:val="28"/>
+        </w:rPr>
+      </w:pPr>
+      <w:r>
+        <w:rPr>
+          <w:rFonts w:ascii="Segoe UI Symbol" w:hAnsi="Segoe UI Symbol" w:cs="Segoe UI Symbol"/>
+          <w:sz w:val="28"/>
+          <w:szCs w:val="28"/>
+        </w:rPr>
+        <w:t>✔</w:t>
+      </w:r>
+      <w:r>
+        <w:rPr>
+          <w:sz w:val="28"/>
+          <w:szCs w:val="28"/>
+        </w:rPr>
+        <w:t xml:space="preserve"> Future</w:t>
+      </w:r>
+    </w:p>
+    <w:p>
+      <w:pPr>
+        <w:rPr>
+          <w:sz w:val="28"/>
+          <w:szCs w:val="28"/>
+        </w:rPr>
+      </w:pPr>
+      <w:r>
+        <w:rPr>
+          <w:rFonts w:ascii="Segoe UI Symbol" w:hAnsi="Segoe UI Symbol" w:cs="Segoe UI Symbol"/>
+          <w:sz w:val="28"/>
+          <w:szCs w:val="28"/>
+        </w:rPr>
+        <w:t>✔</w:t>
+      </w:r>
+      <w:r>
+        <w:rPr>
+          <w:sz w:val="28"/>
+          <w:szCs w:val="28"/>
+        </w:rPr>
+        <w:t xml:space="preserve"> Asynchronous Programming</w:t>
+      </w:r>
+    </w:p>
+    <w:p>
+      <w:pPr>
+        <w:rPr>
+          <w:sz w:val="28"/>
+          <w:szCs w:val="28"/>
+        </w:rPr>
+      </w:pPr>
+      <w:r>
+        <w:rPr>
+          <w:rFonts w:ascii="Segoe UI Symbol" w:hAnsi="Segoe UI Symbol" w:cs="Segoe UI Symbol"/>
+          <w:sz w:val="28"/>
+          <w:szCs w:val="28"/>
+        </w:rPr>
+        <w:t>✔</w:t>
+      </w:r>
+      <w:r>
+        <w:rPr>
+          <w:sz w:val="28"/>
+          <w:szCs w:val="28"/>
+        </w:rPr>
+        <w:t xml:space="preserve"> async</w:t>
+      </w:r>
+    </w:p>
+    <w:p>
+      <w:pPr>
+        <w:rPr>
+          <w:sz w:val="28"/>
+          <w:szCs w:val="28"/>
+        </w:rPr>
+      </w:pPr>
+      <w:r>
+        <w:rPr>
+          <w:rFonts w:ascii="Segoe UI Symbol" w:hAnsi="Segoe UI Symbol" w:cs="Segoe UI Symbol"/>
+          <w:sz w:val="28"/>
+          <w:szCs w:val="28"/>
+        </w:rPr>
+        <w:t>✔</w:t>
+      </w:r>
+      <w:r>
+        <w:rPr>
+          <w:sz w:val="28"/>
+          <w:szCs w:val="28"/>
+        </w:rPr>
+        <w:t xml:space="preserve"> await</w:t>
+      </w:r>
+    </w:p>
+    <w:p>
+      <w:pPr>
+        <w:rPr>
+          <w:sz w:val="28"/>
+          <w:szCs w:val="28"/>
+        </w:rPr>
+      </w:pPr>
+      <w:r>
+        <w:rPr>
+          <w:rFonts w:ascii="Segoe UI Symbol" w:hAnsi="Segoe UI Symbol" w:cs="Segoe UI Symbol"/>
+          <w:sz w:val="28"/>
+          <w:szCs w:val="28"/>
+        </w:rPr>
+        <w:t>✔</w:t>
+      </w:r>
+      <w:r>
+        <w:rPr>
+          <w:sz w:val="28"/>
+          <w:szCs w:val="28"/>
+        </w:rPr>
+        <w:t xml:space="preserve"> Exception</w:t>
+      </w:r>
+    </w:p>
+    <w:p>
+      <w:pPr>
+        <w:rPr>
+          <w:sz w:val="28"/>
+          <w:szCs w:val="28"/>
+        </w:rPr>
+      </w:pPr>
+      <w:r>
+        <w:rPr>
+          <w:rFonts w:ascii="Segoe UI Symbol" w:hAnsi="Segoe UI Symbol" w:cs="Segoe UI Symbol"/>
+          <w:sz w:val="28"/>
+          <w:szCs w:val="28"/>
+        </w:rPr>
+        <w:t>✔</w:t>
+      </w:r>
+      <w:r>
+        <w:rPr>
+          <w:sz w:val="28"/>
+          <w:szCs w:val="28"/>
+        </w:rPr>
+        <w:t xml:space="preserve"> try</w:t>
+      </w:r>
+    </w:p>
+    <w:p>
+      <w:pPr>
+        <w:rPr>
+          <w:sz w:val="28"/>
+          <w:szCs w:val="28"/>
+        </w:rPr>
+      </w:pPr>
+      <w:r>
+        <w:rPr>
+          <w:rFonts w:ascii="Segoe UI Symbol" w:hAnsi="Segoe UI Symbol" w:cs="Segoe UI Symbol"/>
+          <w:sz w:val="28"/>
+          <w:szCs w:val="28"/>
+        </w:rPr>
+        <w:lastRenderedPageBreak/>
+        <w:t>✔</w:t>
+      </w:r>
+      <w:r>
+        <w:rPr>
+          <w:sz w:val="28"/>
+          <w:szCs w:val="28"/>
+        </w:rPr>
+        <w:t xml:space="preserve"> catch</w:t>
+      </w:r>
+    </w:p>
+    <w:p>
+      <w:pPr>
+        <w:rPr>
+          <w:sz w:val="28"/>
+          <w:szCs w:val="28"/>
+        </w:rPr>
+      </w:pPr>
+      <w:r>
+        <w:rPr>
+          <w:rFonts w:ascii="Segoe UI Symbol" w:hAnsi="Segoe UI Symbol" w:cs="Segoe UI Symbol"/>
+          <w:sz w:val="28"/>
+          <w:szCs w:val="28"/>
+        </w:rPr>
+        <w:t>✔</w:t>
+      </w:r>
+      <w:r>
+        <w:rPr>
+          <w:sz w:val="28"/>
+          <w:szCs w:val="28"/>
+        </w:rPr>
+        <w:t xml:space="preserve"> finally</w:t>
+      </w:r>
+    </w:p>
+    <w:p>
+      <w:pPr>
+        <w:rPr>
+          <w:sz w:val="28"/>
+          <w:szCs w:val="28"/>
+        </w:rPr>
+      </w:pPr>
+      <w:r>
+        <w:rPr>
+          <w:rFonts w:ascii="Segoe UI Symbol" w:hAnsi="Segoe UI Symbol" w:cs="Segoe UI Symbol"/>
+          <w:sz w:val="28"/>
+          <w:szCs w:val="28"/>
+        </w:rPr>
+        <w:t>✔</w:t>
+      </w:r>
+      <w:r>
+        <w:rPr>
+          <w:sz w:val="28"/>
+          <w:szCs w:val="28"/>
+        </w:rPr>
+        <w:t xml:space="preserve"> Breakpoint</w:t>
+      </w:r>
+    </w:p>
+    <w:p>
+      <w:pPr>
+        <w:rPr>
+          <w:sz w:val="28"/>
+          <w:szCs w:val="28"/>
+        </w:rPr>
+      </w:pPr>
+      <w:r>
+        <w:rPr>
+          <w:rFonts w:ascii="Segoe UI Symbol" w:hAnsi="Segoe UI Symbol" w:cs="Segoe UI Symbol"/>
+          <w:sz w:val="28"/>
+          <w:szCs w:val="28"/>
+        </w:rPr>
+        <w:t>✔</w:t>
+      </w:r>
+      <w:r>
+        <w:rPr>
+          <w:sz w:val="28"/>
+          <w:szCs w:val="28"/>
+        </w:rPr>
+        <w:t xml:space="preserve"> Debug Console</w:t>
+      </w:r>
+    </w:p>
+    <w:p>
+      <w:pPr>
+        <w:rPr>
+          <w:sz w:val="28"/>
+          <w:szCs w:val="28"/>
+        </w:rPr>
+      </w:pPr>
+      <w:r>
+        <w:rPr>
+          <w:rFonts w:ascii="Segoe UI Symbol" w:hAnsi="Segoe UI Symbol" w:cs="Segoe UI Symbol"/>
+          <w:sz w:val="28"/>
+          <w:szCs w:val="28"/>
+        </w:rPr>
+        <w:t>✔</w:t>
+      </w:r>
+      <w:r>
+        <w:rPr>
+          <w:sz w:val="28"/>
+          <w:szCs w:val="28"/>
+        </w:rPr>
+        <w:t xml:space="preserve"> Stack Trace</w:t>
+      </w:r>
+    </w:p>
+    <w:p>
+      <w:pPr>
+        <w:rPr>
+          <w:sz w:val="28"/>
+          <w:szCs w:val="28"/>
+        </w:rPr>
+      </w:pPr>
+      <w:r>
+        <w:rPr>
+          <w:sz w:val="28"/>
+          <w:szCs w:val="28"/>
+        </w:rPr>
+        <w:pict w14:anchorId="091683B8">
+          <v:rect id="_x0000_i1276" style="width:0;height:1.5pt" o:hralign="center" o:hrstd="t" o:hr="t" fillcolor="#a0a0a0" stroked="f"/>
+        </w:pict>
+      </w:r>
+    </w:p>
+    <w:p>
+      <w:pPr>
+        <w:rPr>
+          <w:b/>
+          <w:bCs/>
+          <w:sz w:val="28"/>
+          <w:szCs w:val="28"/>
+        </w:rPr>
+      </w:pPr>
+      <w:r>
+        <w:rPr>
+          <w:rFonts w:ascii="Segoe UI Emoji" w:hAnsi="Segoe UI Emoji" w:cs="Segoe UI Emoji"/>
+          <w:b/>
+          <w:bCs/>
+          <w:sz w:val="28"/>
+          <w:szCs w:val="28"/>
+        </w:rPr>
+        <w:t>🎯</w:t>
+      </w:r>
+      <w:r>
+        <w:rPr>
+          <w:b/>
+          <w:bCs/>
+          <w:sz w:val="28"/>
+          <w:szCs w:val="28"/>
+        </w:rPr>
+        <w:t xml:space="preserve"> Revision Formula (30 Seconds)</w:t>
+      </w:r>
+    </w:p>
+    <w:p>
+      <w:pPr>
+        <w:rPr>
+          <w:sz w:val="28"/>
+          <w:szCs w:val="28"/>
+        </w:rPr>
+      </w:pPr>
+      <w:r>
+        <w:rPr>
+          <w:sz w:val="28"/>
+          <w:szCs w:val="28"/>
+        </w:rPr>
+        <w:t>JSON → fromJson() → Model → UI</w:t>
+      </w:r>
+    </w:p>
+    <w:p>
+      <w:pPr>
+        <w:rPr>
+          <w:sz w:val="28"/>
+          <w:szCs w:val="28"/>
+        </w:rPr>
+      </w:pPr>
+    </w:p>
+    <w:p>
+      <w:pPr>
+        <w:rPr>
+          <w:sz w:val="28"/>
+          <w:szCs w:val="28"/>
+        </w:rPr>
+      </w:pPr>
+      <w:r>
+        <w:rPr>
+          <w:sz w:val="28"/>
+          <w:szCs w:val="28"/>
+        </w:rPr>
+        <w:t>UI → Model → toJson() → JSON</w:t>
+      </w:r>
+    </w:p>
+    <w:p>
+      <w:pPr>
+        <w:rPr>
+          <w:sz w:val="28"/>
+          <w:szCs w:val="28"/>
+        </w:rPr>
+      </w:pPr>
+    </w:p>
+    <w:p>
+      <w:pPr>
+        <w:rPr>
+          <w:sz w:val="28"/>
+          <w:szCs w:val="28"/>
+        </w:rPr>
+      </w:pPr>
+      <w:r>
+        <w:rPr>
+          <w:sz w:val="28"/>
+          <w:szCs w:val="28"/>
+        </w:rPr>
+        <w:t>Future → async → await</w:t>
+      </w:r>
+    </w:p>
+    <w:p>
+      <w:pPr>
+        <w:rPr>
+          <w:sz w:val="28"/>
+          <w:szCs w:val="28"/>
+        </w:rPr>
+      </w:pPr>
+    </w:p>
+    <w:p>
+      <w:pPr>
+        <w:rPr>
+          <w:sz w:val="28"/>
+          <w:szCs w:val="28"/>
+        </w:rPr>
+      </w:pPr>
+      <w:r>
+        <w:rPr>
+          <w:sz w:val="28"/>
+          <w:szCs w:val="28"/>
+        </w:rPr>
+        <w:t>Exception → try → catch → finally</w:t>
+      </w:r>
+    </w:p>
+    <w:p>
+      <w:pPr>
+        <w:rPr>
+          <w:sz w:val="28"/>
+          <w:szCs w:val="28"/>
+        </w:rPr>
+      </w:pPr>
+    </w:p>
+    <w:p>
+      <w:pPr>
+        <w:rPr>
+          <w:sz w:val="28"/>
+          <w:szCs w:val="28"/>
+        </w:rPr>
+      </w:pPr>
+      <w:r>
+        <w:rPr>
+          <w:sz w:val="28"/>
+          <w:szCs w:val="28"/>
+        </w:rPr>
+        <w:t>Breakpoint → Pause → Inspect → Continue</w:t>
+      </w:r>
+    </w:p>
+    <w:p>
+      <w:pPr>
+        <w:rPr>
+          <w:sz w:val="28"/>
+          <w:szCs w:val="28"/>
+        </w:rPr>
+      </w:pPr>
+      <w:r>
+        <w:rPr>
+          <w:sz w:val="28"/>
+          <w:szCs w:val="28"/>
+        </w:rPr>
+        <w:t xml:space="preserve">Ye notes tumhare Flutter interview, Velora project aur revision ke liye sufficient hain. Agla logical module </w:t>
+      </w:r>
+      <w:r>
+        <w:rPr>
+          <w:b/>
+          <w:bCs/>
+          <w:sz w:val="28"/>
+          <w:szCs w:val="28"/>
+        </w:rPr>
+        <w:t>HTTP → REST API → Real API Calling → Riverpod</w:t>
+      </w:r>
+      <w:r>
+        <w:rPr>
+          <w:sz w:val="28"/>
+          <w:szCs w:val="28"/>
+        </w:rPr>
+        <w:t xml:space="preserve"> hoga.</w:t>
       </w:r>
     </w:p>
     <w:p>
@@ -18917,9 +26594,9 @@
 <file path=word/numbering.xml><?xml version="1.0" encoding="utf-8"?>
 <w:numbering xmlns:wpc="http://schemas.microsoft.com/office/word/2010/wordprocessingCanvas" xmlns:cx="http://schemas.microsoft.com/office/drawing/2014/chartex" xmlns:cx1="http://schemas.microsoft.com/office/drawing/2015/9/8/chartex" xmlns:cx2="http://schemas.microsoft.com/office/drawing/2015/10/21/chartex" xmlns:cx3="http://schemas.microsoft.com/office/drawing/2016/5/9/chartex" xmlns:cx4="http://schemas.microsoft.com/office/drawing/2016/5/10/chartex" xmlns:cx5="http://schemas.microsoft.com/office/drawing/2016/5/11/chartex" xmlns:cx6="http://schemas.microsoft.com/office/drawing/2016/5/12/chartex" xmlns:cx7="http://schemas.microsoft.com/office/drawing/2016/5/13/chartex" xmlns:cx8="http://schemas.microsoft.com/office/drawing/2016/5/14/chartex" xmlns:mc="http://schemas.openxmlformats.org/markup-compatibility/2006" xmlns:aink="http://schemas.microsoft.com/office/drawing/2016/ink" xmlns:am3d="http://schemas.microsoft.com/office/drawing/2017/model3d" xmlns:o="urn:schemas-microsoft-com:office:office" xmlns:oel="http://schemas.microsoft.com/office/2019/extlst" xmlns:r="http://schemas.openxmlformats.org/officeDocument/2006/relationships" xmlns:m="http://schemas.openxmlformats.org/officeDocument/2006/math" xmlns:v="urn:schemas-microsoft-com:vml" xmlns:wp14="http://schemas.microsoft.com/office/word/2010/wordprocessingDrawing" xmlns:wp="http://schemas.openxmlformats.org/drawingml/2006/wordprocessingDrawing" xmlns:w10="urn:schemas-microsoft-com:office:word" xmlns:w="http://schemas.openxmlformats.org/wordprocessingml/2006/main" xmlns:w14="http://schemas.microsoft.com/office/word/2010/wordml" xmlns:w15="http://schemas.microsoft.com/office/word/2012/wordml" xmlns:w16cex="http://schemas.microsoft.com/office/word/2018/wordml/cex" xmlns:w16cid="http://schemas.microsoft.com/office/word/2016/wordml/cid" xmlns:w16="http://schemas.microsoft.com/office/word/2018/wordml" xmlns:w16du="http://schemas.microsoft.com/office/word/2023/wordml/word16du" xmlns:w16sdtdh="http://schemas.microsoft.com/office/word/2020/wordml/sdtdatahash" xmlns:w16sdtfl="http://schemas.microsoft.com/office/word/2024/wordml/sdtformatlock" xmlns:w16se="http://schemas.microsoft.com/office/word/2015/wordml/symex" xmlns:wpg="http://schemas.microsoft.com/office/word/2010/wordprocessingGroup" xmlns:wpi="http://schemas.microsoft.com/office/word/2010/wordprocessingInk" xmlns:wne="http://schemas.microsoft.com/office/word/2006/wordml" xmlns:wps="http://schemas.microsoft.com/office/word/2010/wordprocessingShape" mc:Ignorable="w14 w15 w16se w16cid w16 w16cex w16sdtdh w16sdtfl w16du wp14">
   <w:abstractNum w:abstractNumId="0" w15:restartNumberingAfterBreak="0">
-    <w:nsid w:val="10194E12"/>
+    <w:nsid w:val="03F756D1"/>
     <w:multiLevelType w:val="multilevel"/>
-    <w:tmpl w:val="87CAE690"/>
+    <w:tmpl w:val="9D0EB018"/>
     <w:lvl w:ilvl="0">
       <w:start w:val="1"/>
       <w:numFmt w:val="bullet"/>
@@ -19066,9 +26743,9 @@
     </w:lvl>
   </w:abstractNum>
   <w:abstractNum w:abstractNumId="1" w15:restartNumberingAfterBreak="0">
-    <w:nsid w:val="18AA70DC"/>
+    <w:nsid w:val="10194E12"/>
     <w:multiLevelType w:val="multilevel"/>
-    <w:tmpl w:val="0E4249D4"/>
+    <w:tmpl w:val="87CAE690"/>
     <w:lvl w:ilvl="0">
       <w:start w:val="1"/>
       <w:numFmt w:val="bullet"/>
@@ -19215,9 +26892,9 @@
     </w:lvl>
   </w:abstractNum>
   <w:abstractNum w:abstractNumId="2" w15:restartNumberingAfterBreak="0">
-    <w:nsid w:val="1A5F52C9"/>
+    <w:nsid w:val="18AA70DC"/>
     <w:multiLevelType w:val="multilevel"/>
-    <w:tmpl w:val="750E1A0C"/>
+    <w:tmpl w:val="0E4249D4"/>
     <w:lvl w:ilvl="0">
       <w:start w:val="1"/>
       <w:numFmt w:val="bullet"/>
@@ -19364,9 +27041,9 @@
     </w:lvl>
   </w:abstractNum>
   <w:abstractNum w:abstractNumId="3" w15:restartNumberingAfterBreak="0">
-    <w:nsid w:val="214C1D84"/>
+    <w:nsid w:val="19C02393"/>
     <w:multiLevelType w:val="multilevel"/>
-    <w:tmpl w:val="0B761DCE"/>
+    <w:tmpl w:val="E714A4C6"/>
     <w:lvl w:ilvl="0">
       <w:start w:val="1"/>
       <w:numFmt w:val="bullet"/>
@@ -19513,9 +27190,9 @@
     </w:lvl>
   </w:abstractNum>
   <w:abstractNum w:abstractNumId="4" w15:restartNumberingAfterBreak="0">
-    <w:nsid w:val="3B7F2EAD"/>
+    <w:nsid w:val="1A5F52C9"/>
     <w:multiLevelType w:val="multilevel"/>
-    <w:tmpl w:val="A500A3EC"/>
+    <w:tmpl w:val="750E1A0C"/>
     <w:lvl w:ilvl="0">
       <w:start w:val="1"/>
       <w:numFmt w:val="bullet"/>
@@ -19662,9 +27339,9 @@
     </w:lvl>
   </w:abstractNum>
   <w:abstractNum w:abstractNumId="5" w15:restartNumberingAfterBreak="0">
-    <w:nsid w:val="3CF71397"/>
+    <w:nsid w:val="214C1D84"/>
     <w:multiLevelType w:val="multilevel"/>
-    <w:tmpl w:val="51E2CD64"/>
+    <w:tmpl w:val="0B761DCE"/>
     <w:lvl w:ilvl="0">
       <w:start w:val="1"/>
       <w:numFmt w:val="bullet"/>
@@ -19811,122 +27488,9 @@
     </w:lvl>
   </w:abstractNum>
   <w:abstractNum w:abstractNumId="6" w15:restartNumberingAfterBreak="0">
-    <w:nsid w:val="3D604D4B"/>
+    <w:nsid w:val="2CE75477"/>
     <w:multiLevelType w:val="multilevel"/>
-    <w:tmpl w:val="F620C036"/>
-    <w:lvl w:ilvl="0">
-      <w:start w:val="1"/>
-      <w:numFmt w:val="decimal"/>
-      <w:lvlText w:val="%1."/>
-      <w:lvlJc w:val="left"/>
-      <w:pPr>
-        <w:tabs>
-          <w:tab w:val="num" w:pos="720"/>
-        </w:tabs>
-        <w:ind w:left="720" w:hanging="360"/>
-      </w:pPr>
-    </w:lvl>
-    <w:lvl w:ilvl="1" w:tentative="1">
-      <w:start w:val="1"/>
-      <w:numFmt w:val="decimal"/>
-      <w:lvlText w:val="%2."/>
-      <w:lvlJc w:val="left"/>
-      <w:pPr>
-        <w:tabs>
-          <w:tab w:val="num" w:pos="1440"/>
-        </w:tabs>
-        <w:ind w:left="1440" w:hanging="360"/>
-      </w:pPr>
-    </w:lvl>
-    <w:lvl w:ilvl="2" w:tentative="1">
-      <w:start w:val="1"/>
-      <w:numFmt w:val="decimal"/>
-      <w:lvlText w:val="%3."/>
-      <w:lvlJc w:val="left"/>
-      <w:pPr>
-        <w:tabs>
-          <w:tab w:val="num" w:pos="2160"/>
-        </w:tabs>
-        <w:ind w:left="2160" w:hanging="360"/>
-      </w:pPr>
-    </w:lvl>
-    <w:lvl w:ilvl="3" w:tentative="1">
-      <w:start w:val="1"/>
-      <w:numFmt w:val="decimal"/>
-      <w:lvlText w:val="%4."/>
-      <w:lvlJc w:val="left"/>
-      <w:pPr>
-        <w:tabs>
-          <w:tab w:val="num" w:pos="2880"/>
-        </w:tabs>
-        <w:ind w:left="2880" w:hanging="360"/>
-      </w:pPr>
-    </w:lvl>
-    <w:lvl w:ilvl="4" w:tentative="1">
-      <w:start w:val="1"/>
-      <w:numFmt w:val="decimal"/>
-      <w:lvlText w:val="%5."/>
-      <w:lvlJc w:val="left"/>
-      <w:pPr>
-        <w:tabs>
-          <w:tab w:val="num" w:pos="3600"/>
-        </w:tabs>
-        <w:ind w:left="3600" w:hanging="360"/>
-      </w:pPr>
-    </w:lvl>
-    <w:lvl w:ilvl="5" w:tentative="1">
-      <w:start w:val="1"/>
-      <w:numFmt w:val="decimal"/>
-      <w:lvlText w:val="%6."/>
-      <w:lvlJc w:val="left"/>
-      <w:pPr>
-        <w:tabs>
-          <w:tab w:val="num" w:pos="4320"/>
-        </w:tabs>
-        <w:ind w:left="4320" w:hanging="360"/>
-      </w:pPr>
-    </w:lvl>
-    <w:lvl w:ilvl="6" w:tentative="1">
-      <w:start w:val="1"/>
-      <w:numFmt w:val="decimal"/>
-      <w:lvlText w:val="%7."/>
-      <w:lvlJc w:val="left"/>
-      <w:pPr>
-        <w:tabs>
-          <w:tab w:val="num" w:pos="5040"/>
-        </w:tabs>
-        <w:ind w:left="5040" w:hanging="360"/>
-      </w:pPr>
-    </w:lvl>
-    <w:lvl w:ilvl="7" w:tentative="1">
-      <w:start w:val="1"/>
-      <w:numFmt w:val="decimal"/>
-      <w:lvlText w:val="%8."/>
-      <w:lvlJc w:val="left"/>
-      <w:pPr>
-        <w:tabs>
-          <w:tab w:val="num" w:pos="5760"/>
-        </w:tabs>
-        <w:ind w:left="5760" w:hanging="360"/>
-      </w:pPr>
-    </w:lvl>
-    <w:lvl w:ilvl="8" w:tentative="1">
-      <w:start w:val="1"/>
-      <w:numFmt w:val="decimal"/>
-      <w:lvlText w:val="%9."/>
-      <w:lvlJc w:val="left"/>
-      <w:pPr>
-        <w:tabs>
-          <w:tab w:val="num" w:pos="6480"/>
-        </w:tabs>
-        <w:ind w:left="6480" w:hanging="360"/>
-      </w:pPr>
-    </w:lvl>
-  </w:abstractNum>
-  <w:abstractNum w:abstractNumId="7" w15:restartNumberingAfterBreak="0">
-    <w:nsid w:val="3EC70800"/>
-    <w:multiLevelType w:val="multilevel"/>
-    <w:tmpl w:val="4FE44500"/>
+    <w:tmpl w:val="3A202CE0"/>
     <w:lvl w:ilvl="0">
       <w:start w:val="1"/>
       <w:numFmt w:val="bullet"/>
@@ -20072,10 +27636,10 @@
       </w:rPr>
     </w:lvl>
   </w:abstractNum>
-  <w:abstractNum w:abstractNumId="8" w15:restartNumberingAfterBreak="0">
-    <w:nsid w:val="4BA70E6B"/>
+  <w:abstractNum w:abstractNumId="7" w15:restartNumberingAfterBreak="0">
+    <w:nsid w:val="3B7F2EAD"/>
     <w:multiLevelType w:val="multilevel"/>
-    <w:tmpl w:val="A86E378A"/>
+    <w:tmpl w:val="A500A3EC"/>
     <w:lvl w:ilvl="0">
       <w:start w:val="1"/>
       <w:numFmt w:val="bullet"/>
@@ -20221,10 +27785,10 @@
       </w:rPr>
     </w:lvl>
   </w:abstractNum>
-  <w:abstractNum w:abstractNumId="9" w15:restartNumberingAfterBreak="0">
-    <w:nsid w:val="5C155FE2"/>
+  <w:abstractNum w:abstractNumId="8" w15:restartNumberingAfterBreak="0">
+    <w:nsid w:val="3CF71397"/>
     <w:multiLevelType w:val="multilevel"/>
-    <w:tmpl w:val="548E66A4"/>
+    <w:tmpl w:val="51E2CD64"/>
     <w:lvl w:ilvl="0">
       <w:start w:val="1"/>
       <w:numFmt w:val="bullet"/>
@@ -20370,10 +27934,10 @@
       </w:rPr>
     </w:lvl>
   </w:abstractNum>
-  <w:abstractNum w:abstractNumId="10" w15:restartNumberingAfterBreak="0">
-    <w:nsid w:val="60B54ACE"/>
+  <w:abstractNum w:abstractNumId="9" w15:restartNumberingAfterBreak="0">
+    <w:nsid w:val="3D604D4B"/>
     <w:multiLevelType w:val="multilevel"/>
-    <w:tmpl w:val="09485858"/>
+    <w:tmpl w:val="F620C036"/>
     <w:lvl w:ilvl="0">
       <w:start w:val="1"/>
       <w:numFmt w:val="decimal"/>
@@ -20483,10 +28047,10 @@
       </w:pPr>
     </w:lvl>
   </w:abstractNum>
-  <w:abstractNum w:abstractNumId="11" w15:restartNumberingAfterBreak="0">
-    <w:nsid w:val="64293837"/>
+  <w:abstractNum w:abstractNumId="10" w15:restartNumberingAfterBreak="0">
+    <w:nsid w:val="3EC70800"/>
     <w:multiLevelType w:val="multilevel"/>
-    <w:tmpl w:val="AA2CEFE8"/>
+    <w:tmpl w:val="4FE44500"/>
     <w:lvl w:ilvl="0">
       <w:start w:val="1"/>
       <w:numFmt w:val="bullet"/>
@@ -20632,7 +28196,865 @@
       </w:rPr>
     </w:lvl>
   </w:abstractNum>
+  <w:abstractNum w:abstractNumId="11" w15:restartNumberingAfterBreak="0">
+    <w:nsid w:val="4BA70E6B"/>
+    <w:multiLevelType w:val="multilevel"/>
+    <w:tmpl w:val="A86E378A"/>
+    <w:lvl w:ilvl="0">
+      <w:start w:val="1"/>
+      <w:numFmt w:val="bullet"/>
+      <w:lvlText w:val=""/>
+      <w:lvlJc w:val="left"/>
+      <w:pPr>
+        <w:tabs>
+          <w:tab w:val="num" w:pos="720"/>
+        </w:tabs>
+        <w:ind w:left="720" w:hanging="360"/>
+      </w:pPr>
+      <w:rPr>
+        <w:rFonts w:ascii="Symbol" w:hAnsi="Symbol" w:hint="default"/>
+        <w:sz w:val="20"/>
+      </w:rPr>
+    </w:lvl>
+    <w:lvl w:ilvl="1" w:tentative="1">
+      <w:start w:val="1"/>
+      <w:numFmt w:val="bullet"/>
+      <w:lvlText w:val="o"/>
+      <w:lvlJc w:val="left"/>
+      <w:pPr>
+        <w:tabs>
+          <w:tab w:val="num" w:pos="1440"/>
+        </w:tabs>
+        <w:ind w:left="1440" w:hanging="360"/>
+      </w:pPr>
+      <w:rPr>
+        <w:rFonts w:ascii="Courier New" w:hAnsi="Courier New" w:hint="default"/>
+        <w:sz w:val="20"/>
+      </w:rPr>
+    </w:lvl>
+    <w:lvl w:ilvl="2" w:tentative="1">
+      <w:start w:val="1"/>
+      <w:numFmt w:val="bullet"/>
+      <w:lvlText w:val=""/>
+      <w:lvlJc w:val="left"/>
+      <w:pPr>
+        <w:tabs>
+          <w:tab w:val="num" w:pos="2160"/>
+        </w:tabs>
+        <w:ind w:left="2160" w:hanging="360"/>
+      </w:pPr>
+      <w:rPr>
+        <w:rFonts w:ascii="Wingdings" w:hAnsi="Wingdings" w:hint="default"/>
+        <w:sz w:val="20"/>
+      </w:rPr>
+    </w:lvl>
+    <w:lvl w:ilvl="3" w:tentative="1">
+      <w:start w:val="1"/>
+      <w:numFmt w:val="bullet"/>
+      <w:lvlText w:val=""/>
+      <w:lvlJc w:val="left"/>
+      <w:pPr>
+        <w:tabs>
+          <w:tab w:val="num" w:pos="2880"/>
+        </w:tabs>
+        <w:ind w:left="2880" w:hanging="360"/>
+      </w:pPr>
+      <w:rPr>
+        <w:rFonts w:ascii="Wingdings" w:hAnsi="Wingdings" w:hint="default"/>
+        <w:sz w:val="20"/>
+      </w:rPr>
+    </w:lvl>
+    <w:lvl w:ilvl="4" w:tentative="1">
+      <w:start w:val="1"/>
+      <w:numFmt w:val="bullet"/>
+      <w:lvlText w:val=""/>
+      <w:lvlJc w:val="left"/>
+      <w:pPr>
+        <w:tabs>
+          <w:tab w:val="num" w:pos="3600"/>
+        </w:tabs>
+        <w:ind w:left="3600" w:hanging="360"/>
+      </w:pPr>
+      <w:rPr>
+        <w:rFonts w:ascii="Wingdings" w:hAnsi="Wingdings" w:hint="default"/>
+        <w:sz w:val="20"/>
+      </w:rPr>
+    </w:lvl>
+    <w:lvl w:ilvl="5" w:tentative="1">
+      <w:start w:val="1"/>
+      <w:numFmt w:val="bullet"/>
+      <w:lvlText w:val=""/>
+      <w:lvlJc w:val="left"/>
+      <w:pPr>
+        <w:tabs>
+          <w:tab w:val="num" w:pos="4320"/>
+        </w:tabs>
+        <w:ind w:left="4320" w:hanging="360"/>
+      </w:pPr>
+      <w:rPr>
+        <w:rFonts w:ascii="Wingdings" w:hAnsi="Wingdings" w:hint="default"/>
+        <w:sz w:val="20"/>
+      </w:rPr>
+    </w:lvl>
+    <w:lvl w:ilvl="6" w:tentative="1">
+      <w:start w:val="1"/>
+      <w:numFmt w:val="bullet"/>
+      <w:lvlText w:val=""/>
+      <w:lvlJc w:val="left"/>
+      <w:pPr>
+        <w:tabs>
+          <w:tab w:val="num" w:pos="5040"/>
+        </w:tabs>
+        <w:ind w:left="5040" w:hanging="360"/>
+      </w:pPr>
+      <w:rPr>
+        <w:rFonts w:ascii="Wingdings" w:hAnsi="Wingdings" w:hint="default"/>
+        <w:sz w:val="20"/>
+      </w:rPr>
+    </w:lvl>
+    <w:lvl w:ilvl="7" w:tentative="1">
+      <w:start w:val="1"/>
+      <w:numFmt w:val="bullet"/>
+      <w:lvlText w:val=""/>
+      <w:lvlJc w:val="left"/>
+      <w:pPr>
+        <w:tabs>
+          <w:tab w:val="num" w:pos="5760"/>
+        </w:tabs>
+        <w:ind w:left="5760" w:hanging="360"/>
+      </w:pPr>
+      <w:rPr>
+        <w:rFonts w:ascii="Wingdings" w:hAnsi="Wingdings" w:hint="default"/>
+        <w:sz w:val="20"/>
+      </w:rPr>
+    </w:lvl>
+    <w:lvl w:ilvl="8" w:tentative="1">
+      <w:start w:val="1"/>
+      <w:numFmt w:val="bullet"/>
+      <w:lvlText w:val=""/>
+      <w:lvlJc w:val="left"/>
+      <w:pPr>
+        <w:tabs>
+          <w:tab w:val="num" w:pos="6480"/>
+        </w:tabs>
+        <w:ind w:left="6480" w:hanging="360"/>
+      </w:pPr>
+      <w:rPr>
+        <w:rFonts w:ascii="Wingdings" w:hAnsi="Wingdings" w:hint="default"/>
+        <w:sz w:val="20"/>
+      </w:rPr>
+    </w:lvl>
+  </w:abstractNum>
   <w:abstractNum w:abstractNumId="12" w15:restartNumberingAfterBreak="0">
+    <w:nsid w:val="5C155FE2"/>
+    <w:multiLevelType w:val="multilevel"/>
+    <w:tmpl w:val="548E66A4"/>
+    <w:lvl w:ilvl="0">
+      <w:start w:val="1"/>
+      <w:numFmt w:val="bullet"/>
+      <w:lvlText w:val=""/>
+      <w:lvlJc w:val="left"/>
+      <w:pPr>
+        <w:tabs>
+          <w:tab w:val="num" w:pos="720"/>
+        </w:tabs>
+        <w:ind w:left="720" w:hanging="360"/>
+      </w:pPr>
+      <w:rPr>
+        <w:rFonts w:ascii="Symbol" w:hAnsi="Symbol" w:hint="default"/>
+        <w:sz w:val="20"/>
+      </w:rPr>
+    </w:lvl>
+    <w:lvl w:ilvl="1" w:tentative="1">
+      <w:start w:val="1"/>
+      <w:numFmt w:val="bullet"/>
+      <w:lvlText w:val="o"/>
+      <w:lvlJc w:val="left"/>
+      <w:pPr>
+        <w:tabs>
+          <w:tab w:val="num" w:pos="1440"/>
+        </w:tabs>
+        <w:ind w:left="1440" w:hanging="360"/>
+      </w:pPr>
+      <w:rPr>
+        <w:rFonts w:ascii="Courier New" w:hAnsi="Courier New" w:hint="default"/>
+        <w:sz w:val="20"/>
+      </w:rPr>
+    </w:lvl>
+    <w:lvl w:ilvl="2" w:tentative="1">
+      <w:start w:val="1"/>
+      <w:numFmt w:val="bullet"/>
+      <w:lvlText w:val=""/>
+      <w:lvlJc w:val="left"/>
+      <w:pPr>
+        <w:tabs>
+          <w:tab w:val="num" w:pos="2160"/>
+        </w:tabs>
+        <w:ind w:left="2160" w:hanging="360"/>
+      </w:pPr>
+      <w:rPr>
+        <w:rFonts w:ascii="Wingdings" w:hAnsi="Wingdings" w:hint="default"/>
+        <w:sz w:val="20"/>
+      </w:rPr>
+    </w:lvl>
+    <w:lvl w:ilvl="3" w:tentative="1">
+      <w:start w:val="1"/>
+      <w:numFmt w:val="bullet"/>
+      <w:lvlText w:val=""/>
+      <w:lvlJc w:val="left"/>
+      <w:pPr>
+        <w:tabs>
+          <w:tab w:val="num" w:pos="2880"/>
+        </w:tabs>
+        <w:ind w:left="2880" w:hanging="360"/>
+      </w:pPr>
+      <w:rPr>
+        <w:rFonts w:ascii="Wingdings" w:hAnsi="Wingdings" w:hint="default"/>
+        <w:sz w:val="20"/>
+      </w:rPr>
+    </w:lvl>
+    <w:lvl w:ilvl="4" w:tentative="1">
+      <w:start w:val="1"/>
+      <w:numFmt w:val="bullet"/>
+      <w:lvlText w:val=""/>
+      <w:lvlJc w:val="left"/>
+      <w:pPr>
+        <w:tabs>
+          <w:tab w:val="num" w:pos="3600"/>
+        </w:tabs>
+        <w:ind w:left="3600" w:hanging="360"/>
+      </w:pPr>
+      <w:rPr>
+        <w:rFonts w:ascii="Wingdings" w:hAnsi="Wingdings" w:hint="default"/>
+        <w:sz w:val="20"/>
+      </w:rPr>
+    </w:lvl>
+    <w:lvl w:ilvl="5" w:tentative="1">
+      <w:start w:val="1"/>
+      <w:numFmt w:val="bullet"/>
+      <w:lvlText w:val=""/>
+      <w:lvlJc w:val="left"/>
+      <w:pPr>
+        <w:tabs>
+          <w:tab w:val="num" w:pos="4320"/>
+        </w:tabs>
+        <w:ind w:left="4320" w:hanging="360"/>
+      </w:pPr>
+      <w:rPr>
+        <w:rFonts w:ascii="Wingdings" w:hAnsi="Wingdings" w:hint="default"/>
+        <w:sz w:val="20"/>
+      </w:rPr>
+    </w:lvl>
+    <w:lvl w:ilvl="6" w:tentative="1">
+      <w:start w:val="1"/>
+      <w:numFmt w:val="bullet"/>
+      <w:lvlText w:val=""/>
+      <w:lvlJc w:val="left"/>
+      <w:pPr>
+        <w:tabs>
+          <w:tab w:val="num" w:pos="5040"/>
+        </w:tabs>
+        <w:ind w:left="5040" w:hanging="360"/>
+      </w:pPr>
+      <w:rPr>
+        <w:rFonts w:ascii="Wingdings" w:hAnsi="Wingdings" w:hint="default"/>
+        <w:sz w:val="20"/>
+      </w:rPr>
+    </w:lvl>
+    <w:lvl w:ilvl="7" w:tentative="1">
+      <w:start w:val="1"/>
+      <w:numFmt w:val="bullet"/>
+      <w:lvlText w:val=""/>
+      <w:lvlJc w:val="left"/>
+      <w:pPr>
+        <w:tabs>
+          <w:tab w:val="num" w:pos="5760"/>
+        </w:tabs>
+        <w:ind w:left="5760" w:hanging="360"/>
+      </w:pPr>
+      <w:rPr>
+        <w:rFonts w:ascii="Wingdings" w:hAnsi="Wingdings" w:hint="default"/>
+        <w:sz w:val="20"/>
+      </w:rPr>
+    </w:lvl>
+    <w:lvl w:ilvl="8" w:tentative="1">
+      <w:start w:val="1"/>
+      <w:numFmt w:val="bullet"/>
+      <w:lvlText w:val=""/>
+      <w:lvlJc w:val="left"/>
+      <w:pPr>
+        <w:tabs>
+          <w:tab w:val="num" w:pos="6480"/>
+        </w:tabs>
+        <w:ind w:left="6480" w:hanging="360"/>
+      </w:pPr>
+      <w:rPr>
+        <w:rFonts w:ascii="Wingdings" w:hAnsi="Wingdings" w:hint="default"/>
+        <w:sz w:val="20"/>
+      </w:rPr>
+    </w:lvl>
+  </w:abstractNum>
+  <w:abstractNum w:abstractNumId="13" w15:restartNumberingAfterBreak="0">
+    <w:nsid w:val="60B54ACE"/>
+    <w:multiLevelType w:val="multilevel"/>
+    <w:tmpl w:val="09485858"/>
+    <w:lvl w:ilvl="0">
+      <w:start w:val="1"/>
+      <w:numFmt w:val="decimal"/>
+      <w:lvlText w:val="%1."/>
+      <w:lvlJc w:val="left"/>
+      <w:pPr>
+        <w:tabs>
+          <w:tab w:val="num" w:pos="720"/>
+        </w:tabs>
+        <w:ind w:left="720" w:hanging="360"/>
+      </w:pPr>
+    </w:lvl>
+    <w:lvl w:ilvl="1" w:tentative="1">
+      <w:start w:val="1"/>
+      <w:numFmt w:val="decimal"/>
+      <w:lvlText w:val="%2."/>
+      <w:lvlJc w:val="left"/>
+      <w:pPr>
+        <w:tabs>
+          <w:tab w:val="num" w:pos="1440"/>
+        </w:tabs>
+        <w:ind w:left="1440" w:hanging="360"/>
+      </w:pPr>
+    </w:lvl>
+    <w:lvl w:ilvl="2" w:tentative="1">
+      <w:start w:val="1"/>
+      <w:numFmt w:val="decimal"/>
+      <w:lvlText w:val="%3."/>
+      <w:lvlJc w:val="left"/>
+      <w:pPr>
+        <w:tabs>
+          <w:tab w:val="num" w:pos="2160"/>
+        </w:tabs>
+        <w:ind w:left="2160" w:hanging="360"/>
+      </w:pPr>
+    </w:lvl>
+    <w:lvl w:ilvl="3" w:tentative="1">
+      <w:start w:val="1"/>
+      <w:numFmt w:val="decimal"/>
+      <w:lvlText w:val="%4."/>
+      <w:lvlJc w:val="left"/>
+      <w:pPr>
+        <w:tabs>
+          <w:tab w:val="num" w:pos="2880"/>
+        </w:tabs>
+        <w:ind w:left="2880" w:hanging="360"/>
+      </w:pPr>
+    </w:lvl>
+    <w:lvl w:ilvl="4" w:tentative="1">
+      <w:start w:val="1"/>
+      <w:numFmt w:val="decimal"/>
+      <w:lvlText w:val="%5."/>
+      <w:lvlJc w:val="left"/>
+      <w:pPr>
+        <w:tabs>
+          <w:tab w:val="num" w:pos="3600"/>
+        </w:tabs>
+        <w:ind w:left="3600" w:hanging="360"/>
+      </w:pPr>
+    </w:lvl>
+    <w:lvl w:ilvl="5" w:tentative="1">
+      <w:start w:val="1"/>
+      <w:numFmt w:val="decimal"/>
+      <w:lvlText w:val="%6."/>
+      <w:lvlJc w:val="left"/>
+      <w:pPr>
+        <w:tabs>
+          <w:tab w:val="num" w:pos="4320"/>
+        </w:tabs>
+        <w:ind w:left="4320" w:hanging="360"/>
+      </w:pPr>
+    </w:lvl>
+    <w:lvl w:ilvl="6" w:tentative="1">
+      <w:start w:val="1"/>
+      <w:numFmt w:val="decimal"/>
+      <w:lvlText w:val="%7."/>
+      <w:lvlJc w:val="left"/>
+      <w:pPr>
+        <w:tabs>
+          <w:tab w:val="num" w:pos="5040"/>
+        </w:tabs>
+        <w:ind w:left="5040" w:hanging="360"/>
+      </w:pPr>
+    </w:lvl>
+    <w:lvl w:ilvl="7" w:tentative="1">
+      <w:start w:val="1"/>
+      <w:numFmt w:val="decimal"/>
+      <w:lvlText w:val="%8."/>
+      <w:lvlJc w:val="left"/>
+      <w:pPr>
+        <w:tabs>
+          <w:tab w:val="num" w:pos="5760"/>
+        </w:tabs>
+        <w:ind w:left="5760" w:hanging="360"/>
+      </w:pPr>
+    </w:lvl>
+    <w:lvl w:ilvl="8" w:tentative="1">
+      <w:start w:val="1"/>
+      <w:numFmt w:val="decimal"/>
+      <w:lvlText w:val="%9."/>
+      <w:lvlJc w:val="left"/>
+      <w:pPr>
+        <w:tabs>
+          <w:tab w:val="num" w:pos="6480"/>
+        </w:tabs>
+        <w:ind w:left="6480" w:hanging="360"/>
+      </w:pPr>
+    </w:lvl>
+  </w:abstractNum>
+  <w:abstractNum w:abstractNumId="14" w15:restartNumberingAfterBreak="0">
+    <w:nsid w:val="61B9488E"/>
+    <w:multiLevelType w:val="multilevel"/>
+    <w:tmpl w:val="7250C014"/>
+    <w:lvl w:ilvl="0">
+      <w:start w:val="1"/>
+      <w:numFmt w:val="bullet"/>
+      <w:lvlText w:val=""/>
+      <w:lvlJc w:val="left"/>
+      <w:pPr>
+        <w:tabs>
+          <w:tab w:val="num" w:pos="720"/>
+        </w:tabs>
+        <w:ind w:left="720" w:hanging="360"/>
+      </w:pPr>
+      <w:rPr>
+        <w:rFonts w:ascii="Symbol" w:hAnsi="Symbol" w:hint="default"/>
+        <w:sz w:val="20"/>
+      </w:rPr>
+    </w:lvl>
+    <w:lvl w:ilvl="1" w:tentative="1">
+      <w:start w:val="1"/>
+      <w:numFmt w:val="bullet"/>
+      <w:lvlText w:val="o"/>
+      <w:lvlJc w:val="left"/>
+      <w:pPr>
+        <w:tabs>
+          <w:tab w:val="num" w:pos="1440"/>
+        </w:tabs>
+        <w:ind w:left="1440" w:hanging="360"/>
+      </w:pPr>
+      <w:rPr>
+        <w:rFonts w:ascii="Courier New" w:hAnsi="Courier New" w:hint="default"/>
+        <w:sz w:val="20"/>
+      </w:rPr>
+    </w:lvl>
+    <w:lvl w:ilvl="2" w:tentative="1">
+      <w:start w:val="1"/>
+      <w:numFmt w:val="bullet"/>
+      <w:lvlText w:val=""/>
+      <w:lvlJc w:val="left"/>
+      <w:pPr>
+        <w:tabs>
+          <w:tab w:val="num" w:pos="2160"/>
+        </w:tabs>
+        <w:ind w:left="2160" w:hanging="360"/>
+      </w:pPr>
+      <w:rPr>
+        <w:rFonts w:ascii="Wingdings" w:hAnsi="Wingdings" w:hint="default"/>
+        <w:sz w:val="20"/>
+      </w:rPr>
+    </w:lvl>
+    <w:lvl w:ilvl="3" w:tentative="1">
+      <w:start w:val="1"/>
+      <w:numFmt w:val="bullet"/>
+      <w:lvlText w:val=""/>
+      <w:lvlJc w:val="left"/>
+      <w:pPr>
+        <w:tabs>
+          <w:tab w:val="num" w:pos="2880"/>
+        </w:tabs>
+        <w:ind w:left="2880" w:hanging="360"/>
+      </w:pPr>
+      <w:rPr>
+        <w:rFonts w:ascii="Wingdings" w:hAnsi="Wingdings" w:hint="default"/>
+        <w:sz w:val="20"/>
+      </w:rPr>
+    </w:lvl>
+    <w:lvl w:ilvl="4" w:tentative="1">
+      <w:start w:val="1"/>
+      <w:numFmt w:val="bullet"/>
+      <w:lvlText w:val=""/>
+      <w:lvlJc w:val="left"/>
+      <w:pPr>
+        <w:tabs>
+          <w:tab w:val="num" w:pos="3600"/>
+        </w:tabs>
+        <w:ind w:left="3600" w:hanging="360"/>
+      </w:pPr>
+      <w:rPr>
+        <w:rFonts w:ascii="Wingdings" w:hAnsi="Wingdings" w:hint="default"/>
+        <w:sz w:val="20"/>
+      </w:rPr>
+    </w:lvl>
+    <w:lvl w:ilvl="5" w:tentative="1">
+      <w:start w:val="1"/>
+      <w:numFmt w:val="bullet"/>
+      <w:lvlText w:val=""/>
+      <w:lvlJc w:val="left"/>
+      <w:pPr>
+        <w:tabs>
+          <w:tab w:val="num" w:pos="4320"/>
+        </w:tabs>
+        <w:ind w:left="4320" w:hanging="360"/>
+      </w:pPr>
+      <w:rPr>
+        <w:rFonts w:ascii="Wingdings" w:hAnsi="Wingdings" w:hint="default"/>
+        <w:sz w:val="20"/>
+      </w:rPr>
+    </w:lvl>
+    <w:lvl w:ilvl="6" w:tentative="1">
+      <w:start w:val="1"/>
+      <w:numFmt w:val="bullet"/>
+      <w:lvlText w:val=""/>
+      <w:lvlJc w:val="left"/>
+      <w:pPr>
+        <w:tabs>
+          <w:tab w:val="num" w:pos="5040"/>
+        </w:tabs>
+        <w:ind w:left="5040" w:hanging="360"/>
+      </w:pPr>
+      <w:rPr>
+        <w:rFonts w:ascii="Wingdings" w:hAnsi="Wingdings" w:hint="default"/>
+        <w:sz w:val="20"/>
+      </w:rPr>
+    </w:lvl>
+    <w:lvl w:ilvl="7" w:tentative="1">
+      <w:start w:val="1"/>
+      <w:numFmt w:val="bullet"/>
+      <w:lvlText w:val=""/>
+      <w:lvlJc w:val="left"/>
+      <w:pPr>
+        <w:tabs>
+          <w:tab w:val="num" w:pos="5760"/>
+        </w:tabs>
+        <w:ind w:left="5760" w:hanging="360"/>
+      </w:pPr>
+      <w:rPr>
+        <w:rFonts w:ascii="Wingdings" w:hAnsi="Wingdings" w:hint="default"/>
+        <w:sz w:val="20"/>
+      </w:rPr>
+    </w:lvl>
+    <w:lvl w:ilvl="8" w:tentative="1">
+      <w:start w:val="1"/>
+      <w:numFmt w:val="bullet"/>
+      <w:lvlText w:val=""/>
+      <w:lvlJc w:val="left"/>
+      <w:pPr>
+        <w:tabs>
+          <w:tab w:val="num" w:pos="6480"/>
+        </w:tabs>
+        <w:ind w:left="6480" w:hanging="360"/>
+      </w:pPr>
+      <w:rPr>
+        <w:rFonts w:ascii="Wingdings" w:hAnsi="Wingdings" w:hint="default"/>
+        <w:sz w:val="20"/>
+      </w:rPr>
+    </w:lvl>
+  </w:abstractNum>
+  <w:abstractNum w:abstractNumId="15" w15:restartNumberingAfterBreak="0">
+    <w:nsid w:val="64293837"/>
+    <w:multiLevelType w:val="multilevel"/>
+    <w:tmpl w:val="AA2CEFE8"/>
+    <w:lvl w:ilvl="0">
+      <w:start w:val="1"/>
+      <w:numFmt w:val="bullet"/>
+      <w:lvlText w:val=""/>
+      <w:lvlJc w:val="left"/>
+      <w:pPr>
+        <w:tabs>
+          <w:tab w:val="num" w:pos="720"/>
+        </w:tabs>
+        <w:ind w:left="720" w:hanging="360"/>
+      </w:pPr>
+      <w:rPr>
+        <w:rFonts w:ascii="Symbol" w:hAnsi="Symbol" w:hint="default"/>
+        <w:sz w:val="20"/>
+      </w:rPr>
+    </w:lvl>
+    <w:lvl w:ilvl="1" w:tentative="1">
+      <w:start w:val="1"/>
+      <w:numFmt w:val="bullet"/>
+      <w:lvlText w:val="o"/>
+      <w:lvlJc w:val="left"/>
+      <w:pPr>
+        <w:tabs>
+          <w:tab w:val="num" w:pos="1440"/>
+        </w:tabs>
+        <w:ind w:left="1440" w:hanging="360"/>
+      </w:pPr>
+      <w:rPr>
+        <w:rFonts w:ascii="Courier New" w:hAnsi="Courier New" w:hint="default"/>
+        <w:sz w:val="20"/>
+      </w:rPr>
+    </w:lvl>
+    <w:lvl w:ilvl="2" w:tentative="1">
+      <w:start w:val="1"/>
+      <w:numFmt w:val="bullet"/>
+      <w:lvlText w:val=""/>
+      <w:lvlJc w:val="left"/>
+      <w:pPr>
+        <w:tabs>
+          <w:tab w:val="num" w:pos="2160"/>
+        </w:tabs>
+        <w:ind w:left="2160" w:hanging="360"/>
+      </w:pPr>
+      <w:rPr>
+        <w:rFonts w:ascii="Wingdings" w:hAnsi="Wingdings" w:hint="default"/>
+        <w:sz w:val="20"/>
+      </w:rPr>
+    </w:lvl>
+    <w:lvl w:ilvl="3" w:tentative="1">
+      <w:start w:val="1"/>
+      <w:numFmt w:val="bullet"/>
+      <w:lvlText w:val=""/>
+      <w:lvlJc w:val="left"/>
+      <w:pPr>
+        <w:tabs>
+          <w:tab w:val="num" w:pos="2880"/>
+        </w:tabs>
+        <w:ind w:left="2880" w:hanging="360"/>
+      </w:pPr>
+      <w:rPr>
+        <w:rFonts w:ascii="Wingdings" w:hAnsi="Wingdings" w:hint="default"/>
+        <w:sz w:val="20"/>
+      </w:rPr>
+    </w:lvl>
+    <w:lvl w:ilvl="4" w:tentative="1">
+      <w:start w:val="1"/>
+      <w:numFmt w:val="bullet"/>
+      <w:lvlText w:val=""/>
+      <w:lvlJc w:val="left"/>
+      <w:pPr>
+        <w:tabs>
+          <w:tab w:val="num" w:pos="3600"/>
+        </w:tabs>
+        <w:ind w:left="3600" w:hanging="360"/>
+      </w:pPr>
+      <w:rPr>
+        <w:rFonts w:ascii="Wingdings" w:hAnsi="Wingdings" w:hint="default"/>
+        <w:sz w:val="20"/>
+      </w:rPr>
+    </w:lvl>
+    <w:lvl w:ilvl="5" w:tentative="1">
+      <w:start w:val="1"/>
+      <w:numFmt w:val="bullet"/>
+      <w:lvlText w:val=""/>
+      <w:lvlJc w:val="left"/>
+      <w:pPr>
+        <w:tabs>
+          <w:tab w:val="num" w:pos="4320"/>
+        </w:tabs>
+        <w:ind w:left="4320" w:hanging="360"/>
+      </w:pPr>
+      <w:rPr>
+        <w:rFonts w:ascii="Wingdings" w:hAnsi="Wingdings" w:hint="default"/>
+        <w:sz w:val="20"/>
+      </w:rPr>
+    </w:lvl>
+    <w:lvl w:ilvl="6" w:tentative="1">
+      <w:start w:val="1"/>
+      <w:numFmt w:val="bullet"/>
+      <w:lvlText w:val=""/>
+      <w:lvlJc w:val="left"/>
+      <w:pPr>
+        <w:tabs>
+          <w:tab w:val="num" w:pos="5040"/>
+        </w:tabs>
+        <w:ind w:left="5040" w:hanging="360"/>
+      </w:pPr>
+      <w:rPr>
+        <w:rFonts w:ascii="Wingdings" w:hAnsi="Wingdings" w:hint="default"/>
+        <w:sz w:val="20"/>
+      </w:rPr>
+    </w:lvl>
+    <w:lvl w:ilvl="7" w:tentative="1">
+      <w:start w:val="1"/>
+      <w:numFmt w:val="bullet"/>
+      <w:lvlText w:val=""/>
+      <w:lvlJc w:val="left"/>
+      <w:pPr>
+        <w:tabs>
+          <w:tab w:val="num" w:pos="5760"/>
+        </w:tabs>
+        <w:ind w:left="5760" w:hanging="360"/>
+      </w:pPr>
+      <w:rPr>
+        <w:rFonts w:ascii="Wingdings" w:hAnsi="Wingdings" w:hint="default"/>
+        <w:sz w:val="20"/>
+      </w:rPr>
+    </w:lvl>
+    <w:lvl w:ilvl="8" w:tentative="1">
+      <w:start w:val="1"/>
+      <w:numFmt w:val="bullet"/>
+      <w:lvlText w:val=""/>
+      <w:lvlJc w:val="left"/>
+      <w:pPr>
+        <w:tabs>
+          <w:tab w:val="num" w:pos="6480"/>
+        </w:tabs>
+        <w:ind w:left="6480" w:hanging="360"/>
+      </w:pPr>
+      <w:rPr>
+        <w:rFonts w:ascii="Wingdings" w:hAnsi="Wingdings" w:hint="default"/>
+        <w:sz w:val="20"/>
+      </w:rPr>
+    </w:lvl>
+  </w:abstractNum>
+  <w:abstractNum w:abstractNumId="16" w15:restartNumberingAfterBreak="0">
+    <w:nsid w:val="708E3EFD"/>
+    <w:multiLevelType w:val="multilevel"/>
+    <w:tmpl w:val="7324AA4A"/>
+    <w:lvl w:ilvl="0">
+      <w:start w:val="1"/>
+      <w:numFmt w:val="bullet"/>
+      <w:lvlText w:val=""/>
+      <w:lvlJc w:val="left"/>
+      <w:pPr>
+        <w:tabs>
+          <w:tab w:val="num" w:pos="720"/>
+        </w:tabs>
+        <w:ind w:left="720" w:hanging="360"/>
+      </w:pPr>
+      <w:rPr>
+        <w:rFonts w:ascii="Symbol" w:hAnsi="Symbol" w:hint="default"/>
+        <w:sz w:val="20"/>
+      </w:rPr>
+    </w:lvl>
+    <w:lvl w:ilvl="1" w:tentative="1">
+      <w:start w:val="1"/>
+      <w:numFmt w:val="bullet"/>
+      <w:lvlText w:val="o"/>
+      <w:lvlJc w:val="left"/>
+      <w:pPr>
+        <w:tabs>
+          <w:tab w:val="num" w:pos="1440"/>
+        </w:tabs>
+        <w:ind w:left="1440" w:hanging="360"/>
+      </w:pPr>
+      <w:rPr>
+        <w:rFonts w:ascii="Courier New" w:hAnsi="Courier New" w:hint="default"/>
+        <w:sz w:val="20"/>
+      </w:rPr>
+    </w:lvl>
+    <w:lvl w:ilvl="2" w:tentative="1">
+      <w:start w:val="1"/>
+      <w:numFmt w:val="bullet"/>
+      <w:lvlText w:val=""/>
+      <w:lvlJc w:val="left"/>
+      <w:pPr>
+        <w:tabs>
+          <w:tab w:val="num" w:pos="2160"/>
+        </w:tabs>
+        <w:ind w:left="2160" w:hanging="360"/>
+      </w:pPr>
+      <w:rPr>
+        <w:rFonts w:ascii="Wingdings" w:hAnsi="Wingdings" w:hint="default"/>
+        <w:sz w:val="20"/>
+      </w:rPr>
+    </w:lvl>
+    <w:lvl w:ilvl="3" w:tentative="1">
+      <w:start w:val="1"/>
+      <w:numFmt w:val="bullet"/>
+      <w:lvlText w:val=""/>
+      <w:lvlJc w:val="left"/>
+      <w:pPr>
+        <w:tabs>
+          <w:tab w:val="num" w:pos="2880"/>
+        </w:tabs>
+        <w:ind w:left="2880" w:hanging="360"/>
+      </w:pPr>
+      <w:rPr>
+        <w:rFonts w:ascii="Wingdings" w:hAnsi="Wingdings" w:hint="default"/>
+        <w:sz w:val="20"/>
+      </w:rPr>
+    </w:lvl>
+    <w:lvl w:ilvl="4" w:tentative="1">
+      <w:start w:val="1"/>
+      <w:numFmt w:val="bullet"/>
+      <w:lvlText w:val=""/>
+      <w:lvlJc w:val="left"/>
+      <w:pPr>
+        <w:tabs>
+          <w:tab w:val="num" w:pos="3600"/>
+        </w:tabs>
+        <w:ind w:left="3600" w:hanging="360"/>
+      </w:pPr>
+      <w:rPr>
+        <w:rFonts w:ascii="Wingdings" w:hAnsi="Wingdings" w:hint="default"/>
+        <w:sz w:val="20"/>
+      </w:rPr>
+    </w:lvl>
+    <w:lvl w:ilvl="5" w:tentative="1">
+      <w:start w:val="1"/>
+      <w:numFmt w:val="bullet"/>
+      <w:lvlText w:val=""/>
+      <w:lvlJc w:val="left"/>
+      <w:pPr>
+        <w:tabs>
+          <w:tab w:val="num" w:pos="4320"/>
+        </w:tabs>
+        <w:ind w:left="4320" w:hanging="360"/>
+      </w:pPr>
+      <w:rPr>
+        <w:rFonts w:ascii="Wingdings" w:hAnsi="Wingdings" w:hint="default"/>
+        <w:sz w:val="20"/>
+      </w:rPr>
+    </w:lvl>
+    <w:lvl w:ilvl="6" w:tentative="1">
+      <w:start w:val="1"/>
+      <w:numFmt w:val="bullet"/>
+      <w:lvlText w:val=""/>
+      <w:lvlJc w:val="left"/>
+      <w:pPr>
+        <w:tabs>
+          <w:tab w:val="num" w:pos="5040"/>
+        </w:tabs>
+        <w:ind w:left="5040" w:hanging="360"/>
+      </w:pPr>
+      <w:rPr>
+        <w:rFonts w:ascii="Wingdings" w:hAnsi="Wingdings" w:hint="default"/>
+        <w:sz w:val="20"/>
+      </w:rPr>
+    </w:lvl>
+    <w:lvl w:ilvl="7" w:tentative="1">
+      <w:start w:val="1"/>
+      <w:numFmt w:val="bullet"/>
+      <w:lvlText w:val=""/>
+      <w:lvlJc w:val="left"/>
+      <w:pPr>
+        <w:tabs>
+          <w:tab w:val="num" w:pos="5760"/>
+        </w:tabs>
+        <w:ind w:left="5760" w:hanging="360"/>
+      </w:pPr>
+      <w:rPr>
+        <w:rFonts w:ascii="Wingdings" w:hAnsi="Wingdings" w:hint="default"/>
+        <w:sz w:val="20"/>
+      </w:rPr>
+    </w:lvl>
+    <w:lvl w:ilvl="8" w:tentative="1">
+      <w:start w:val="1"/>
+      <w:numFmt w:val="bullet"/>
+      <w:lvlText w:val=""/>
+      <w:lvlJc w:val="left"/>
+      <w:pPr>
+        <w:tabs>
+          <w:tab w:val="num" w:pos="6480"/>
+        </w:tabs>
+        <w:ind w:left="6480" w:hanging="360"/>
+      </w:pPr>
+      <w:rPr>
+        <w:rFonts w:ascii="Wingdings" w:hAnsi="Wingdings" w:hint="default"/>
+        <w:sz w:val="20"/>
+      </w:rPr>
+    </w:lvl>
+  </w:abstractNum>
+  <w:abstractNum w:abstractNumId="17" w15:restartNumberingAfterBreak="0">
     <w:nsid w:val="70FC4B1E"/>
     <w:multiLevelType w:val="multilevel"/>
     <w:tmpl w:val="136A2208"/>
@@ -20746,43 +29168,58 @@
     </w:lvl>
   </w:abstractNum>
   <w:num w:numId="1" w16cid:durableId="742798983">
+    <w:abstractNumId w:val="9"/>
+  </w:num>
+  <w:num w:numId="2" w16cid:durableId="1524321544">
+    <w:abstractNumId w:val="4"/>
+  </w:num>
+  <w:num w:numId="3" w16cid:durableId="714742576">
+    <w:abstractNumId w:val="15"/>
+  </w:num>
+  <w:num w:numId="4" w16cid:durableId="1432168088">
+    <w:abstractNumId w:val="13"/>
+  </w:num>
+  <w:num w:numId="5" w16cid:durableId="1148740550">
+    <w:abstractNumId w:val="10"/>
+  </w:num>
+  <w:num w:numId="6" w16cid:durableId="1607344968">
+    <w:abstractNumId w:val="1"/>
+  </w:num>
+  <w:num w:numId="7" w16cid:durableId="2123379676">
+    <w:abstractNumId w:val="7"/>
+  </w:num>
+  <w:num w:numId="8" w16cid:durableId="1988705245">
+    <w:abstractNumId w:val="5"/>
+  </w:num>
+  <w:num w:numId="9" w16cid:durableId="330523589">
+    <w:abstractNumId w:val="12"/>
+  </w:num>
+  <w:num w:numId="10" w16cid:durableId="246967013">
+    <w:abstractNumId w:val="8"/>
+  </w:num>
+  <w:num w:numId="11" w16cid:durableId="1391884139">
+    <w:abstractNumId w:val="2"/>
+  </w:num>
+  <w:num w:numId="12" w16cid:durableId="282268815">
+    <w:abstractNumId w:val="11"/>
+  </w:num>
+  <w:num w:numId="13" w16cid:durableId="109326622">
+    <w:abstractNumId w:val="17"/>
+  </w:num>
+  <w:num w:numId="14" w16cid:durableId="1981423714">
     <w:abstractNumId w:val="6"/>
   </w:num>
-  <w:num w:numId="2" w16cid:durableId="1524321544">
-    <w:abstractNumId w:val="2"/>
-  </w:num>
-  <w:num w:numId="3" w16cid:durableId="714742576">
-    <w:abstractNumId w:val="11"/>
-  </w:num>
-  <w:num w:numId="4" w16cid:durableId="1432168088">
-    <w:abstractNumId w:val="10"/>
-  </w:num>
-  <w:num w:numId="5" w16cid:durableId="1148740550">
-    <w:abstractNumId w:val="7"/>
-  </w:num>
-  <w:num w:numId="6" w16cid:durableId="1607344968">
+  <w:num w:numId="15" w16cid:durableId="323246418">
     <w:abstractNumId w:val="0"/>
   </w:num>
-  <w:num w:numId="7" w16cid:durableId="2123379676">
-    <w:abstractNumId w:val="4"/>
+  <w:num w:numId="16" w16cid:durableId="682515077">
+    <w:abstractNumId w:val="14"/>
   </w:num>
-  <w:num w:numId="8" w16cid:durableId="1988705245">
+  <w:num w:numId="17" w16cid:durableId="714239230">
+    <w:abstractNumId w:val="16"/>
+  </w:num>
+  <w:num w:numId="18" w16cid:durableId="1995639196">
     <w:abstractNumId w:val="3"/>
-  </w:num>
-  <w:num w:numId="9" w16cid:durableId="330523589">
-    <w:abstractNumId w:val="9"/>
-  </w:num>
-  <w:num w:numId="10" w16cid:durableId="246967013">
-    <w:abstractNumId w:val="5"/>
-  </w:num>
-  <w:num w:numId="11" w16cid:durableId="1391884139">
-    <w:abstractNumId w:val="1"/>
-  </w:num>
-  <w:num w:numId="12" w16cid:durableId="282268815">
-    <w:abstractNumId w:val="8"/>
-  </w:num>
-  <w:num w:numId="13" w16cid:durableId="109326622">
-    <w:abstractNumId w:val="12"/>
   </w:num>
 </w:numbering>
 </file>
